--- a/survey_template_owner.docx
+++ b/survey_template_owner.docx
@@ -28684,6 +28684,9 @@
     <w:name w:val="Body A"/>
     <w:next w:val="Body A"/>
     <w:pPr>
+      <w:tabs>
+        <w:tab w:val="right" w:pos="6120"/>
+      </w:tabs>
       <w:keepNext w:val="0"/>
       <w:keepLines w:val="0"/>
       <w:pageBreakBefore w:val="0"/>
@@ -28923,6 +28926,9 @@
     <w:name w:val="Body B"/>
     <w:next w:val="Body B"/>
     <w:pPr>
+      <w:tabs>
+        <w:tab w:val="right" w:pos="6120"/>
+      </w:tabs>
       <w:keepNext w:val="0"/>
       <w:keepLines w:val="0"/>
       <w:pageBreakBefore w:val="0"/>
@@ -28971,6 +28977,9 @@
     <w:name w:val="Body C"/>
     <w:next w:val="Body C"/>
     <w:pPr>
+      <w:tabs>
+        <w:tab w:val="right" w:pos="6120"/>
+      </w:tabs>
       <w:keepNext w:val="0"/>
       <w:keepLines w:val="0"/>
       <w:pageBreakBefore w:val="0"/>

--- a/survey_template_owner.docx
+++ b/survey_template_owner.docx
@@ -808,6 +808,9 @@
           </w:tcPr>
           <w:p>
             <w:pPr>
+              <w:tabs>
+                <w:tab w:val="right" w:pos="5955"/>
+              </w:tabs>
               <w:pStyle w:val="Body A"/>
             </w:pPr>
             <w:r>
@@ -880,6 +883,9 @@
           </w:tcPr>
           <w:p>
             <w:pPr>
+              <w:tabs>
+                <w:tab w:val="right" w:pos="5955"/>
+              </w:tabs>
               <w:pStyle w:val="Body A"/>
             </w:pPr>
             <w:r>
@@ -952,6 +958,9 @@
           </w:tcPr>
           <w:p>
             <w:pPr>
+              <w:tabs>
+                <w:tab w:val="right" w:pos="5955"/>
+              </w:tabs>
               <w:pStyle w:val="Body A"/>
             </w:pPr>
             <w:r>
@@ -1024,6 +1033,9 @@
           </w:tcPr>
           <w:p>
             <w:pPr>
+              <w:tabs>
+                <w:tab w:val="right" w:pos="5955"/>
+              </w:tabs>
               <w:pStyle w:val="Body A"/>
             </w:pPr>
             <w:r>
@@ -1096,6 +1108,9 @@
           </w:tcPr>
           <w:p>
             <w:pPr>
+              <w:tabs>
+                <w:tab w:val="right" w:pos="5955"/>
+              </w:tabs>
               <w:pStyle w:val="Body A"/>
             </w:pPr>
             <w:r>
@@ -1168,6 +1183,9 @@
           </w:tcPr>
           <w:p>
             <w:pPr>
+              <w:tabs>
+                <w:tab w:val="right" w:pos="5955"/>
+              </w:tabs>
               <w:pStyle w:val="Body A"/>
             </w:pPr>
             <w:r>
@@ -1240,6 +1258,9 @@
           </w:tcPr>
           <w:p>
             <w:pPr>
+              <w:tabs>
+                <w:tab w:val="right" w:pos="5955"/>
+              </w:tabs>
               <w:pStyle w:val="Body A"/>
             </w:pPr>
             <w:r>
@@ -1312,6 +1333,9 @@
           </w:tcPr>
           <w:p>
             <w:pPr>
+              <w:tabs>
+                <w:tab w:val="right" w:pos="5955"/>
+              </w:tabs>
               <w:pStyle w:val="Body A"/>
             </w:pPr>
             <w:r>
@@ -2359,6 +2383,9 @@
           </w:tcPr>
           <w:p>
             <w:pPr>
+              <w:tabs>
+                <w:tab w:val="right" w:pos="5601"/>
+              </w:tabs>
               <w:pStyle w:val="Body A"/>
             </w:pPr>
             <w:r>
@@ -2433,6 +2460,9 @@
           </w:tcPr>
           <w:p>
             <w:pPr>
+              <w:tabs>
+                <w:tab w:val="right" w:pos="5601"/>
+              </w:tabs>
               <w:pStyle w:val="Body A"/>
             </w:pPr>
             <w:r>
@@ -2505,6 +2535,9 @@
           </w:tcPr>
           <w:p>
             <w:pPr>
+              <w:tabs>
+                <w:tab w:val="right" w:pos="5601"/>
+              </w:tabs>
               <w:pStyle w:val="Body A"/>
             </w:pPr>
             <w:r>
@@ -2577,6 +2610,9 @@
           </w:tcPr>
           <w:p>
             <w:pPr>
+              <w:tabs>
+                <w:tab w:val="right" w:pos="5601"/>
+              </w:tabs>
               <w:pStyle w:val="Body A"/>
             </w:pPr>
             <w:r>
@@ -2649,6 +2685,9 @@
           </w:tcPr>
           <w:p>
             <w:pPr>
+              <w:tabs>
+                <w:tab w:val="right" w:pos="5601"/>
+              </w:tabs>
               <w:pStyle w:val="Body A"/>
             </w:pPr>
             <w:r>
@@ -2722,6 +2761,9 @@
           </w:tcPr>
           <w:p>
             <w:pPr>
+              <w:tabs>
+                <w:tab w:val="right" w:pos="5601"/>
+              </w:tabs>
               <w:pStyle w:val="Body A"/>
             </w:pPr>
             <w:r>
@@ -2794,6 +2836,9 @@
           </w:tcPr>
           <w:p>
             <w:pPr>
+              <w:tabs>
+                <w:tab w:val="right" w:pos="5601"/>
+              </w:tabs>
               <w:pStyle w:val="Body A"/>
             </w:pPr>
             <w:r>
@@ -2866,6 +2911,9 @@
           </w:tcPr>
           <w:p>
             <w:pPr>
+              <w:tabs>
+                <w:tab w:val="right" w:pos="5601"/>
+              </w:tabs>
               <w:pStyle w:val="Body A"/>
             </w:pPr>
             <w:r>
@@ -2938,6 +2986,9 @@
           </w:tcPr>
           <w:p>
             <w:pPr>
+              <w:tabs>
+                <w:tab w:val="right" w:pos="5601"/>
+              </w:tabs>
               <w:pStyle w:val="Body A"/>
             </w:pPr>
             <w:r>
@@ -3010,6 +3061,9 @@
           </w:tcPr>
           <w:p>
             <w:pPr>
+              <w:tabs>
+                <w:tab w:val="right" w:pos="5601"/>
+              </w:tabs>
               <w:pStyle w:val="Body A"/>
             </w:pPr>
             <w:r>
@@ -3082,6 +3136,9 @@
           </w:tcPr>
           <w:p>
             <w:pPr>
+              <w:tabs>
+                <w:tab w:val="right" w:pos="5601"/>
+              </w:tabs>
               <w:pStyle w:val="Body A"/>
             </w:pPr>
             <w:r>
@@ -3154,6 +3211,9 @@
           </w:tcPr>
           <w:p>
             <w:pPr>
+              <w:tabs>
+                <w:tab w:val="right" w:pos="5601"/>
+              </w:tabs>
               <w:pStyle w:val="Body A"/>
             </w:pPr>
             <w:r>
@@ -3226,6 +3286,9 @@
           </w:tcPr>
           <w:p>
             <w:pPr>
+              <w:tabs>
+                <w:tab w:val="right" w:pos="5601"/>
+              </w:tabs>
               <w:pStyle w:val="Body A"/>
             </w:pPr>
             <w:r>
@@ -3298,6 +3361,9 @@
           </w:tcPr>
           <w:p>
             <w:pPr>
+              <w:tabs>
+                <w:tab w:val="right" w:pos="5601"/>
+              </w:tabs>
               <w:pStyle w:val="Body A"/>
             </w:pPr>
             <w:r>
@@ -3370,6 +3436,9 @@
           </w:tcPr>
           <w:p>
             <w:pPr>
+              <w:tabs>
+                <w:tab w:val="right" w:pos="5601"/>
+              </w:tabs>
               <w:pStyle w:val="Body A"/>
             </w:pPr>
             <w:r>
@@ -3442,6 +3511,9 @@
           </w:tcPr>
           <w:p>
             <w:pPr>
+              <w:tabs>
+                <w:tab w:val="right" w:pos="5601"/>
+              </w:tabs>
               <w:pStyle w:val="Body A"/>
             </w:pPr>
             <w:r>
@@ -3514,6 +3586,9 @@
           </w:tcPr>
           <w:p>
             <w:pPr>
+              <w:tabs>
+                <w:tab w:val="right" w:pos="5601"/>
+              </w:tabs>
               <w:pStyle w:val="Body A"/>
             </w:pPr>
             <w:r>
@@ -3898,6 +3973,9 @@
           </w:tcPr>
           <w:p>
             <w:pPr>
+              <w:tabs>
+                <w:tab w:val="right" w:pos="5823"/>
+              </w:tabs>
               <w:pStyle w:val="Body A"/>
             </w:pPr>
             <w:r>
@@ -3973,6 +4051,9 @@
           </w:tcPr>
           <w:p>
             <w:pPr>
+              <w:tabs>
+                <w:tab w:val="right" w:pos="5823"/>
+              </w:tabs>
               <w:pStyle w:val="Body A"/>
             </w:pPr>
             <w:r>
@@ -4048,6 +4129,9 @@
           </w:tcPr>
           <w:p>
             <w:pPr>
+              <w:tabs>
+                <w:tab w:val="right" w:pos="5823"/>
+              </w:tabs>
               <w:pStyle w:val="Body A"/>
             </w:pPr>
             <w:r>
@@ -4123,6 +4207,9 @@
           </w:tcPr>
           <w:p>
             <w:pPr>
+              <w:tabs>
+                <w:tab w:val="right" w:pos="5823"/>
+              </w:tabs>
               <w:pStyle w:val="Body A"/>
             </w:pPr>
             <w:r>
@@ -4198,6 +4285,9 @@
           </w:tcPr>
           <w:p>
             <w:pPr>
+              <w:tabs>
+                <w:tab w:val="right" w:pos="5823"/>
+              </w:tabs>
               <w:pStyle w:val="Body A"/>
             </w:pPr>
             <w:r>
@@ -4273,6 +4363,9 @@
           </w:tcPr>
           <w:p>
             <w:pPr>
+              <w:tabs>
+                <w:tab w:val="right" w:pos="5823"/>
+              </w:tabs>
               <w:pStyle w:val="Body A"/>
             </w:pPr>
             <w:r>
@@ -4348,6 +4441,9 @@
           </w:tcPr>
           <w:p>
             <w:pPr>
+              <w:tabs>
+                <w:tab w:val="right" w:pos="5823"/>
+              </w:tabs>
               <w:pStyle w:val="Body A"/>
             </w:pPr>
             <w:r>
@@ -4423,6 +4519,9 @@
           </w:tcPr>
           <w:p>
             <w:pPr>
+              <w:tabs>
+                <w:tab w:val="right" w:pos="5823"/>
+              </w:tabs>
               <w:pStyle w:val="Body A"/>
             </w:pPr>
             <w:r>
@@ -4498,6 +4597,9 @@
           </w:tcPr>
           <w:p>
             <w:pPr>
+              <w:tabs>
+                <w:tab w:val="right" w:pos="5823"/>
+              </w:tabs>
               <w:pStyle w:val="Body A"/>
             </w:pPr>
             <w:r>
@@ -4573,6 +4675,9 @@
           </w:tcPr>
           <w:p>
             <w:pPr>
+              <w:tabs>
+                <w:tab w:val="right" w:pos="5823"/>
+              </w:tabs>
               <w:pStyle w:val="Body A"/>
             </w:pPr>
             <w:r>
@@ -4648,6 +4753,9 @@
           </w:tcPr>
           <w:p>
             <w:pPr>
+              <w:tabs>
+                <w:tab w:val="right" w:pos="5823"/>
+              </w:tabs>
               <w:pStyle w:val="Body A"/>
             </w:pPr>
             <w:r>
@@ -4723,6 +4831,9 @@
           </w:tcPr>
           <w:p>
             <w:pPr>
+              <w:tabs>
+                <w:tab w:val="right" w:pos="5823"/>
+              </w:tabs>
               <w:pStyle w:val="Body A"/>
             </w:pPr>
             <w:r>
@@ -4798,6 +4909,9 @@
           </w:tcPr>
           <w:p>
             <w:pPr>
+              <w:tabs>
+                <w:tab w:val="right" w:pos="5823"/>
+              </w:tabs>
               <w:pStyle w:val="Body A"/>
             </w:pPr>
             <w:r>
@@ -4870,6 +4984,9 @@
           </w:tcPr>
           <w:p>
             <w:pPr>
+              <w:tabs>
+                <w:tab w:val="right" w:pos="5823"/>
+              </w:tabs>
               <w:pStyle w:val="Body A"/>
             </w:pPr>
             <w:r>
@@ -4945,6 +5062,9 @@
           </w:tcPr>
           <w:p>
             <w:pPr>
+              <w:tabs>
+                <w:tab w:val="right" w:pos="5823"/>
+              </w:tabs>
               <w:pStyle w:val="Body A"/>
             </w:pPr>
             <w:r>
@@ -5020,6 +5140,9 @@
           </w:tcPr>
           <w:p>
             <w:pPr>
+              <w:tabs>
+                <w:tab w:val="right" w:pos="5823"/>
+              </w:tabs>
               <w:pStyle w:val="Body A"/>
             </w:pPr>
             <w:r>
@@ -5095,6 +5218,9 @@
           </w:tcPr>
           <w:p>
             <w:pPr>
+              <w:tabs>
+                <w:tab w:val="right" w:pos="5823"/>
+              </w:tabs>
               <w:pStyle w:val="Body A"/>
             </w:pPr>
             <w:r>
@@ -5170,6 +5296,9 @@
           </w:tcPr>
           <w:p>
             <w:pPr>
+              <w:tabs>
+                <w:tab w:val="right" w:pos="5823"/>
+              </w:tabs>
               <w:pStyle w:val="Body A"/>
             </w:pPr>
             <w:r>
@@ -5242,6 +5371,9 @@
           </w:tcPr>
           <w:p>
             <w:pPr>
+              <w:tabs>
+                <w:tab w:val="right" w:pos="5823"/>
+              </w:tabs>
               <w:pStyle w:val="Body A"/>
             </w:pPr>
             <w:r>
@@ -5503,6 +5635,9 @@
           </w:tcPr>
           <w:p>
             <w:pPr>
+              <w:tabs>
+                <w:tab w:val="right" w:pos="5873"/>
+              </w:tabs>
               <w:pStyle w:val="Body A"/>
             </w:pPr>
             <w:r>
@@ -5579,6 +5714,9 @@
           </w:tcPr>
           <w:p>
             <w:pPr>
+              <w:tabs>
+                <w:tab w:val="right" w:pos="5873"/>
+              </w:tabs>
               <w:pStyle w:val="Body A"/>
             </w:pPr>
             <w:r>
@@ -5655,6 +5793,9 @@
           </w:tcPr>
           <w:p>
             <w:pPr>
+              <w:tabs>
+                <w:tab w:val="right" w:pos="5873"/>
+              </w:tabs>
               <w:pStyle w:val="Body B"/>
               <w:spacing w:before="36" w:after="36"/>
             </w:pPr>
@@ -5757,6 +5898,9 @@
           </w:tcPr>
           <w:p>
             <w:pPr>
+              <w:tabs>
+                <w:tab w:val="right" w:pos="5873"/>
+              </w:tabs>
               <w:pStyle w:val="Body B"/>
               <w:spacing w:before="36" w:after="36"/>
             </w:pPr>
@@ -5859,6 +6003,9 @@
           </w:tcPr>
           <w:p>
             <w:pPr>
+              <w:tabs>
+                <w:tab w:val="right" w:pos="5873"/>
+              </w:tabs>
               <w:pStyle w:val="Body B"/>
               <w:spacing w:before="36" w:after="36"/>
             </w:pPr>
@@ -5939,6 +6086,9 @@
           </w:tcPr>
           <w:p>
             <w:pPr>
+              <w:tabs>
+                <w:tab w:val="right" w:pos="5873"/>
+              </w:tabs>
               <w:pStyle w:val="Body B"/>
               <w:spacing w:before="36" w:after="36"/>
             </w:pPr>
@@ -6041,6 +6191,9 @@
           </w:tcPr>
           <w:p>
             <w:pPr>
+              <w:tabs>
+                <w:tab w:val="right" w:pos="5873"/>
+              </w:tabs>
               <w:pStyle w:val="Body B"/>
               <w:spacing w:before="36" w:after="36"/>
             </w:pPr>
@@ -6121,6 +6274,9 @@
           </w:tcPr>
           <w:p>
             <w:pPr>
+              <w:tabs>
+                <w:tab w:val="right" w:pos="5873"/>
+              </w:tabs>
               <w:pStyle w:val="Body B"/>
               <w:spacing w:before="36" w:after="36"/>
             </w:pPr>
@@ -6223,6 +6379,9 @@
           </w:tcPr>
           <w:p>
             <w:pPr>
+              <w:tabs>
+                <w:tab w:val="right" w:pos="5873"/>
+              </w:tabs>
               <w:pStyle w:val="Body B"/>
               <w:spacing w:before="36" w:after="36"/>
             </w:pPr>
@@ -6303,6 +6462,9 @@
           </w:tcPr>
           <w:p>
             <w:pPr>
+              <w:tabs>
+                <w:tab w:val="right" w:pos="5873"/>
+              </w:tabs>
               <w:pStyle w:val="Body B"/>
               <w:spacing w:before="36" w:after="36"/>
             </w:pPr>
@@ -6383,6 +6545,9 @@
           </w:tcPr>
           <w:p>
             <w:pPr>
+              <w:tabs>
+                <w:tab w:val="right" w:pos="5873"/>
+              </w:tabs>
               <w:pStyle w:val="Body B"/>
               <w:spacing w:before="36" w:after="36"/>
             </w:pPr>
@@ -6463,6 +6628,9 @@
           </w:tcPr>
           <w:p>
             <w:pPr>
+              <w:tabs>
+                <w:tab w:val="right" w:pos="5873"/>
+              </w:tabs>
               <w:pStyle w:val="Body B"/>
               <w:spacing w:before="36" w:after="36"/>
             </w:pPr>
@@ -6543,6 +6711,9 @@
           </w:tcPr>
           <w:p>
             <w:pPr>
+              <w:tabs>
+                <w:tab w:val="right" w:pos="5873"/>
+              </w:tabs>
               <w:pStyle w:val="Body B"/>
               <w:spacing w:before="36" w:after="36"/>
             </w:pPr>
@@ -6623,6 +6794,9 @@
           </w:tcPr>
           <w:p>
             <w:pPr>
+              <w:tabs>
+                <w:tab w:val="right" w:pos="5873"/>
+              </w:tabs>
               <w:pStyle w:val="Body B"/>
               <w:spacing w:before="36" w:after="36"/>
             </w:pPr>
@@ -6703,6 +6877,9 @@
           </w:tcPr>
           <w:p>
             <w:pPr>
+              <w:tabs>
+                <w:tab w:val="right" w:pos="5873"/>
+              </w:tabs>
               <w:pStyle w:val="Body B"/>
               <w:spacing w:before="36" w:after="36"/>
             </w:pPr>
@@ -6805,6 +6982,9 @@
           </w:tcPr>
           <w:p>
             <w:pPr>
+              <w:tabs>
+                <w:tab w:val="right" w:pos="5873"/>
+              </w:tabs>
               <w:pStyle w:val="Body B"/>
               <w:spacing w:before="36" w:after="36"/>
             </w:pPr>
@@ -6885,6 +7065,9 @@
           </w:tcPr>
           <w:p>
             <w:pPr>
+              <w:tabs>
+                <w:tab w:val="right" w:pos="5873"/>
+              </w:tabs>
               <w:pStyle w:val="Body B"/>
               <w:spacing w:before="36" w:after="36"/>
             </w:pPr>
@@ -6965,6 +7148,9 @@
           </w:tcPr>
           <w:p>
             <w:pPr>
+              <w:tabs>
+                <w:tab w:val="right" w:pos="5873"/>
+              </w:tabs>
               <w:pStyle w:val="Body B"/>
               <w:spacing w:before="36" w:after="36"/>
             </w:pPr>
@@ -7067,6 +7253,9 @@
           </w:tcPr>
           <w:p>
             <w:pPr>
+              <w:tabs>
+                <w:tab w:val="right" w:pos="5873"/>
+              </w:tabs>
               <w:pStyle w:val="Body B"/>
               <w:spacing w:before="36" w:after="36"/>
             </w:pPr>
@@ -7368,6 +7557,9 @@
           </w:tcPr>
           <w:p>
             <w:pPr>
+              <w:tabs>
+                <w:tab w:val="right" w:pos="5967"/>
+              </w:tabs>
               <w:pStyle w:val="Body B"/>
               <w:spacing w:before="36" w:after="36"/>
             </w:pPr>
@@ -7448,6 +7640,9 @@
           </w:tcPr>
           <w:p>
             <w:pPr>
+              <w:tabs>
+                <w:tab w:val="right" w:pos="5967"/>
+              </w:tabs>
               <w:pStyle w:val="Body B"/>
               <w:spacing w:before="36" w:after="36"/>
             </w:pPr>
@@ -7528,6 +7723,9 @@
           </w:tcPr>
           <w:p>
             <w:pPr>
+              <w:tabs>
+                <w:tab w:val="right" w:pos="5967"/>
+              </w:tabs>
               <w:pStyle w:val="Body B"/>
               <w:spacing w:before="36" w:after="36"/>
             </w:pPr>
@@ -7608,6 +7806,9 @@
           </w:tcPr>
           <w:p>
             <w:pPr>
+              <w:tabs>
+                <w:tab w:val="right" w:pos="5967"/>
+              </w:tabs>
               <w:pStyle w:val="Body B"/>
               <w:spacing w:before="36" w:after="36"/>
             </w:pPr>
@@ -7688,6 +7889,9 @@
           </w:tcPr>
           <w:p>
             <w:pPr>
+              <w:tabs>
+                <w:tab w:val="right" w:pos="5967"/>
+              </w:tabs>
               <w:pStyle w:val="Body B"/>
               <w:spacing w:before="36" w:after="36"/>
             </w:pPr>
@@ -7768,6 +7972,9 @@
           </w:tcPr>
           <w:p>
             <w:pPr>
+              <w:tabs>
+                <w:tab w:val="right" w:pos="5967"/>
+              </w:tabs>
               <w:pStyle w:val="Body B"/>
               <w:spacing w:before="36" w:after="36"/>
             </w:pPr>
@@ -7848,6 +8055,9 @@
           </w:tcPr>
           <w:p>
             <w:pPr>
+              <w:tabs>
+                <w:tab w:val="right" w:pos="5967"/>
+              </w:tabs>
               <w:pStyle w:val="Body B"/>
               <w:spacing w:before="36" w:after="36"/>
             </w:pPr>
@@ -7928,6 +8138,9 @@
           </w:tcPr>
           <w:p>
             <w:pPr>
+              <w:tabs>
+                <w:tab w:val="right" w:pos="5967"/>
+              </w:tabs>
               <w:pStyle w:val="Body B"/>
               <w:spacing w:before="36" w:after="36"/>
             </w:pPr>
@@ -8008,6 +8221,9 @@
           </w:tcPr>
           <w:p>
             <w:pPr>
+              <w:tabs>
+                <w:tab w:val="right" w:pos="5967"/>
+              </w:tabs>
               <w:pStyle w:val="Body B"/>
               <w:spacing w:before="36" w:after="36"/>
             </w:pPr>
@@ -8088,6 +8304,9 @@
           </w:tcPr>
           <w:p>
             <w:pPr>
+              <w:tabs>
+                <w:tab w:val="right" w:pos="5967"/>
+              </w:tabs>
               <w:pStyle w:val="Body B"/>
               <w:spacing w:before="36" w:after="36"/>
             </w:pPr>
@@ -8168,6 +8387,9 @@
           </w:tcPr>
           <w:p>
             <w:pPr>
+              <w:tabs>
+                <w:tab w:val="right" w:pos="5967"/>
+              </w:tabs>
               <w:pStyle w:val="Body B"/>
               <w:spacing w:before="36" w:after="36"/>
             </w:pPr>
@@ -8248,6 +8470,9 @@
           </w:tcPr>
           <w:p>
             <w:pPr>
+              <w:tabs>
+                <w:tab w:val="right" w:pos="5967"/>
+              </w:tabs>
               <w:pStyle w:val="Body B"/>
               <w:spacing w:before="36" w:after="36"/>
             </w:pPr>
@@ -8328,6 +8553,9 @@
           </w:tcPr>
           <w:p>
             <w:pPr>
+              <w:tabs>
+                <w:tab w:val="right" w:pos="5967"/>
+              </w:tabs>
               <w:pStyle w:val="Body B"/>
               <w:spacing w:before="36" w:after="36"/>
             </w:pPr>
@@ -8634,6 +8862,9 @@
           </w:tcPr>
           <w:p>
             <w:pPr>
+              <w:tabs>
+                <w:tab w:val="right" w:pos="6051"/>
+              </w:tabs>
               <w:pStyle w:val="Body C"/>
               <w:spacing w:before="36" w:after="36"/>
             </w:pPr>
@@ -8714,6 +8945,9 @@
           </w:tcPr>
           <w:p>
             <w:pPr>
+              <w:tabs>
+                <w:tab w:val="right" w:pos="6051"/>
+              </w:tabs>
               <w:pStyle w:val="Body C"/>
               <w:spacing w:before="36" w:after="36"/>
             </w:pPr>
@@ -8794,6 +9028,9 @@
           </w:tcPr>
           <w:p>
             <w:pPr>
+              <w:tabs>
+                <w:tab w:val="right" w:pos="6051"/>
+              </w:tabs>
               <w:pStyle w:val="Body C"/>
               <w:spacing w:before="36" w:after="36"/>
             </w:pPr>
@@ -8870,6 +9107,9 @@
           </w:tcPr>
           <w:p>
             <w:pPr>
+              <w:tabs>
+                <w:tab w:val="right" w:pos="6051"/>
+              </w:tabs>
               <w:pStyle w:val="Body C"/>
               <w:spacing w:before="36" w:after="36"/>
             </w:pPr>
@@ -8950,6 +9190,9 @@
           </w:tcPr>
           <w:p>
             <w:pPr>
+              <w:tabs>
+                <w:tab w:val="right" w:pos="6051"/>
+              </w:tabs>
               <w:pStyle w:val="Body C"/>
               <w:spacing w:before="36" w:after="36"/>
             </w:pPr>
@@ -9030,6 +9273,9 @@
           </w:tcPr>
           <w:p>
             <w:pPr>
+              <w:tabs>
+                <w:tab w:val="right" w:pos="6051"/>
+              </w:tabs>
               <w:pStyle w:val="Body C"/>
               <w:spacing w:before="36" w:after="36"/>
             </w:pPr>
@@ -9110,6 +9356,9 @@
           </w:tcPr>
           <w:p>
             <w:pPr>
+              <w:tabs>
+                <w:tab w:val="right" w:pos="6051"/>
+              </w:tabs>
               <w:pStyle w:val="Body C"/>
               <w:spacing w:before="36" w:after="36"/>
             </w:pPr>
@@ -9190,6 +9439,9 @@
           </w:tcPr>
           <w:p>
             <w:pPr>
+              <w:tabs>
+                <w:tab w:val="right" w:pos="6051"/>
+              </w:tabs>
               <w:pStyle w:val="Body C"/>
               <w:spacing w:before="36" w:after="36"/>
             </w:pPr>
@@ -9270,6 +9522,9 @@
           </w:tcPr>
           <w:p>
             <w:pPr>
+              <w:tabs>
+                <w:tab w:val="right" w:pos="6051"/>
+              </w:tabs>
               <w:pStyle w:val="Body C"/>
               <w:spacing w:before="36" w:after="36"/>
             </w:pPr>
@@ -9350,6 +9605,9 @@
           </w:tcPr>
           <w:p>
             <w:pPr>
+              <w:tabs>
+                <w:tab w:val="right" w:pos="6051"/>
+              </w:tabs>
               <w:pStyle w:val="Body C"/>
               <w:spacing w:before="36" w:after="36"/>
             </w:pPr>
@@ -9430,6 +9688,9 @@
           </w:tcPr>
           <w:p>
             <w:pPr>
+              <w:tabs>
+                <w:tab w:val="right" w:pos="6051"/>
+              </w:tabs>
               <w:pStyle w:val="Body C"/>
               <w:spacing w:before="36" w:after="36"/>
             </w:pPr>
@@ -9510,6 +9771,9 @@
           </w:tcPr>
           <w:p>
             <w:pPr>
+              <w:tabs>
+                <w:tab w:val="right" w:pos="6051"/>
+              </w:tabs>
               <w:pStyle w:val="Body C"/>
               <w:spacing w:before="36" w:after="36"/>
             </w:pPr>
@@ -9821,6 +10085,9 @@
           </w:tcPr>
           <w:p>
             <w:pPr>
+              <w:tabs>
+                <w:tab w:val="right" w:pos="5815"/>
+              </w:tabs>
               <w:pStyle w:val="Body C"/>
               <w:spacing w:before="36" w:after="36"/>
             </w:pPr>
@@ -9901,6 +10168,9 @@
           </w:tcPr>
           <w:p>
             <w:pPr>
+              <w:tabs>
+                <w:tab w:val="right" w:pos="5815"/>
+              </w:tabs>
               <w:pStyle w:val="Body C"/>
               <w:spacing w:before="36" w:after="36"/>
             </w:pPr>
@@ -9981,6 +10251,9 @@
           </w:tcPr>
           <w:p>
             <w:pPr>
+              <w:tabs>
+                <w:tab w:val="right" w:pos="5815"/>
+              </w:tabs>
               <w:pStyle w:val="Body C"/>
               <w:spacing w:before="36" w:after="36"/>
             </w:pPr>
@@ -10057,6 +10330,9 @@
           </w:tcPr>
           <w:p>
             <w:pPr>
+              <w:tabs>
+                <w:tab w:val="right" w:pos="5815"/>
+              </w:tabs>
               <w:pStyle w:val="Body C"/>
               <w:spacing w:before="36" w:after="36"/>
             </w:pPr>
@@ -10137,6 +10413,9 @@
           </w:tcPr>
           <w:p>
             <w:pPr>
+              <w:tabs>
+                <w:tab w:val="right" w:pos="5815"/>
+              </w:tabs>
               <w:pStyle w:val="Body C"/>
               <w:spacing w:before="36" w:after="36"/>
             </w:pPr>
@@ -10217,6 +10496,9 @@
           </w:tcPr>
           <w:p>
             <w:pPr>
+              <w:tabs>
+                <w:tab w:val="right" w:pos="5815"/>
+              </w:tabs>
               <w:pStyle w:val="Body C"/>
               <w:spacing w:before="36" w:after="36"/>
             </w:pPr>
@@ -10297,6 +10579,9 @@
           </w:tcPr>
           <w:p>
             <w:pPr>
+              <w:tabs>
+                <w:tab w:val="right" w:pos="5815"/>
+              </w:tabs>
               <w:pStyle w:val="Body C"/>
               <w:spacing w:before="36" w:after="36"/>
             </w:pPr>
@@ -10373,6 +10658,9 @@
           </w:tcPr>
           <w:p>
             <w:pPr>
+              <w:tabs>
+                <w:tab w:val="right" w:pos="5815"/>
+              </w:tabs>
               <w:pStyle w:val="Body A"/>
             </w:pPr>
             <w:r>
@@ -10449,6 +10737,9 @@
           </w:tcPr>
           <w:p>
             <w:pPr>
+              <w:tabs>
+                <w:tab w:val="right" w:pos="5815"/>
+              </w:tabs>
               <w:pStyle w:val="Body C"/>
               <w:spacing w:before="36" w:after="36"/>
             </w:pPr>
@@ -10529,6 +10820,9 @@
           </w:tcPr>
           <w:p>
             <w:pPr>
+              <w:tabs>
+                <w:tab w:val="right" w:pos="5815"/>
+              </w:tabs>
               <w:pStyle w:val="Body C"/>
               <w:spacing w:before="36" w:after="36"/>
             </w:pPr>
@@ -10609,6 +10903,9 @@
           </w:tcPr>
           <w:p>
             <w:pPr>
+              <w:tabs>
+                <w:tab w:val="right" w:pos="5815"/>
+              </w:tabs>
               <w:pStyle w:val="Default"/>
               <w:spacing w:before="36" w:after="36" w:line="240" w:lineRule="auto"/>
             </w:pPr>
@@ -10685,6 +10982,9 @@
           </w:tcPr>
           <w:p>
             <w:pPr>
+              <w:tabs>
+                <w:tab w:val="right" w:pos="5815"/>
+              </w:tabs>
               <w:pStyle w:val="Body C"/>
               <w:spacing w:before="36" w:after="36"/>
             </w:pPr>
@@ -10765,6 +11065,9 @@
           </w:tcPr>
           <w:p>
             <w:pPr>
+              <w:tabs>
+                <w:tab w:val="right" w:pos="5815"/>
+              </w:tabs>
               <w:pStyle w:val="Body C"/>
               <w:spacing w:before="36" w:after="36"/>
             </w:pPr>
@@ -10845,6 +11148,9 @@
           </w:tcPr>
           <w:p>
             <w:pPr>
+              <w:tabs>
+                <w:tab w:val="right" w:pos="5815"/>
+              </w:tabs>
               <w:pStyle w:val="Body C"/>
               <w:spacing w:before="36" w:after="36"/>
             </w:pPr>
@@ -10925,6 +11231,9 @@
           </w:tcPr>
           <w:p>
             <w:pPr>
+              <w:tabs>
+                <w:tab w:val="right" w:pos="5815"/>
+              </w:tabs>
               <w:pStyle w:val="Body C"/>
               <w:spacing w:before="36" w:after="36"/>
             </w:pPr>
@@ -11005,6 +11314,9 @@
           </w:tcPr>
           <w:p>
             <w:pPr>
+              <w:tabs>
+                <w:tab w:val="right" w:pos="5815"/>
+              </w:tabs>
               <w:pStyle w:val="Body C"/>
               <w:spacing w:before="36" w:after="36"/>
             </w:pPr>
@@ -11085,6 +11397,9 @@
           </w:tcPr>
           <w:p>
             <w:pPr>
+              <w:tabs>
+                <w:tab w:val="right" w:pos="5815"/>
+              </w:tabs>
               <w:pStyle w:val="Body C"/>
               <w:spacing w:before="36" w:after="36"/>
             </w:pPr>
@@ -11165,6 +11480,9 @@
           </w:tcPr>
           <w:p>
             <w:pPr>
+              <w:tabs>
+                <w:tab w:val="right" w:pos="5815"/>
+              </w:tabs>
               <w:pStyle w:val="Body C"/>
               <w:spacing w:before="36" w:after="36"/>
             </w:pPr>
@@ -11245,6 +11563,9 @@
           </w:tcPr>
           <w:p>
             <w:pPr>
+              <w:tabs>
+                <w:tab w:val="right" w:pos="5815"/>
+              </w:tabs>
               <w:pStyle w:val="Body C"/>
               <w:spacing w:before="36" w:after="36"/>
             </w:pPr>
@@ -11325,6 +11646,9 @@
           </w:tcPr>
           <w:p>
             <w:pPr>
+              <w:tabs>
+                <w:tab w:val="right" w:pos="5815"/>
+              </w:tabs>
               <w:pStyle w:val="Body C"/>
               <w:spacing w:before="36" w:after="36"/>
             </w:pPr>
@@ -11405,6 +11729,9 @@
           </w:tcPr>
           <w:p>
             <w:pPr>
+              <w:tabs>
+                <w:tab w:val="right" w:pos="5815"/>
+              </w:tabs>
               <w:pStyle w:val="Body C"/>
               <w:spacing w:before="36" w:after="36"/>
             </w:pPr>
@@ -11698,6 +12025,9 @@
           </w:tcPr>
           <w:p>
             <w:pPr>
+              <w:tabs>
+                <w:tab w:val="right" w:pos="5962"/>
+              </w:tabs>
               <w:pStyle w:val="Body C"/>
               <w:spacing w:before="36" w:after="36"/>
             </w:pPr>
@@ -11778,6 +12108,9 @@
           </w:tcPr>
           <w:p>
             <w:pPr>
+              <w:tabs>
+                <w:tab w:val="right" w:pos="5962"/>
+              </w:tabs>
               <w:pStyle w:val="Body C"/>
               <w:spacing w:before="36" w:after="36"/>
             </w:pPr>
@@ -11858,6 +12191,9 @@
           </w:tcPr>
           <w:p>
             <w:pPr>
+              <w:tabs>
+                <w:tab w:val="right" w:pos="5962"/>
+              </w:tabs>
               <w:pStyle w:val="Body C"/>
               <w:spacing w:before="36" w:after="36"/>
             </w:pPr>
@@ -11938,6 +12274,9 @@
           </w:tcPr>
           <w:p>
             <w:pPr>
+              <w:tabs>
+                <w:tab w:val="right" w:pos="5962"/>
+              </w:tabs>
               <w:pStyle w:val="Body C"/>
               <w:spacing w:before="36" w:after="36"/>
             </w:pPr>
@@ -12018,6 +12357,9 @@
           </w:tcPr>
           <w:p>
             <w:pPr>
+              <w:tabs>
+                <w:tab w:val="right" w:pos="5962"/>
+              </w:tabs>
               <w:pStyle w:val="Body C"/>
               <w:spacing w:before="36" w:after="36"/>
             </w:pPr>
@@ -12098,6 +12440,9 @@
           </w:tcPr>
           <w:p>
             <w:pPr>
+              <w:tabs>
+                <w:tab w:val="right" w:pos="5962"/>
+              </w:tabs>
               <w:pStyle w:val="Body C"/>
               <w:spacing w:before="36" w:after="36"/>
             </w:pPr>
@@ -12178,6 +12523,9 @@
           </w:tcPr>
           <w:p>
             <w:pPr>
+              <w:tabs>
+                <w:tab w:val="right" w:pos="5962"/>
+              </w:tabs>
               <w:pStyle w:val="Body C"/>
               <w:spacing w:before="36" w:after="36"/>
             </w:pPr>
@@ -12258,6 +12606,9 @@
           </w:tcPr>
           <w:p>
             <w:pPr>
+              <w:tabs>
+                <w:tab w:val="right" w:pos="5962"/>
+              </w:tabs>
               <w:pStyle w:val="Body C"/>
               <w:spacing w:before="36" w:after="36"/>
             </w:pPr>
@@ -12338,6 +12689,9 @@
           </w:tcPr>
           <w:p>
             <w:pPr>
+              <w:tabs>
+                <w:tab w:val="right" w:pos="5962"/>
+              </w:tabs>
               <w:pStyle w:val="Body C"/>
               <w:spacing w:before="36" w:after="36"/>
             </w:pPr>
@@ -12418,6 +12772,9 @@
           </w:tcPr>
           <w:p>
             <w:pPr>
+              <w:tabs>
+                <w:tab w:val="right" w:pos="5962"/>
+              </w:tabs>
               <w:pStyle w:val="Default"/>
               <w:spacing w:before="36" w:after="36" w:line="240" w:lineRule="auto"/>
             </w:pPr>
@@ -12498,6 +12855,9 @@
           </w:tcPr>
           <w:p>
             <w:pPr>
+              <w:tabs>
+                <w:tab w:val="right" w:pos="5962"/>
+              </w:tabs>
               <w:pStyle w:val="Default"/>
               <w:spacing w:before="36" w:after="36" w:line="240" w:lineRule="auto"/>
             </w:pPr>
@@ -12589,6 +12949,9 @@
           </w:tcPr>
           <w:p>
             <w:pPr>
+              <w:tabs>
+                <w:tab w:val="right" w:pos="5962"/>
+              </w:tabs>
               <w:pStyle w:val="Body C"/>
               <w:spacing w:before="36" w:after="36"/>
             </w:pPr>
@@ -12669,6 +13032,9 @@
           </w:tcPr>
           <w:p>
             <w:pPr>
+              <w:tabs>
+                <w:tab w:val="right" w:pos="5962"/>
+              </w:tabs>
               <w:pStyle w:val="Body C"/>
               <w:spacing w:before="36" w:after="36"/>
             </w:pPr>
@@ -12999,6 +13365,9 @@
           </w:tcPr>
           <w:p>
             <w:pPr>
+              <w:tabs>
+                <w:tab w:val="right" w:pos="5746"/>
+              </w:tabs>
               <w:pStyle w:val="Body A"/>
               <w:ind w:right="89"/>
             </w:pPr>
@@ -13073,6 +13442,9 @@
           </w:tcPr>
           <w:p>
             <w:pPr>
+              <w:tabs>
+                <w:tab w:val="right" w:pos="5746"/>
+              </w:tabs>
               <w:pStyle w:val="Body A"/>
               <w:ind w:right="89"/>
             </w:pPr>
@@ -13147,6 +13519,9 @@
           </w:tcPr>
           <w:p>
             <w:pPr>
+              <w:tabs>
+                <w:tab w:val="right" w:pos="5746"/>
+              </w:tabs>
               <w:pStyle w:val="Body A"/>
               <w:ind w:right="89"/>
             </w:pPr>
@@ -13221,6 +13596,9 @@
           </w:tcPr>
           <w:p>
             <w:pPr>
+              <w:tabs>
+                <w:tab w:val="right" w:pos="5746"/>
+              </w:tabs>
               <w:pStyle w:val="Body A"/>
               <w:ind w:right="89"/>
             </w:pPr>
@@ -13295,6 +13673,9 @@
           </w:tcPr>
           <w:p>
             <w:pPr>
+              <w:tabs>
+                <w:tab w:val="right" w:pos="5746"/>
+              </w:tabs>
               <w:pStyle w:val="Body A"/>
               <w:ind w:right="89"/>
             </w:pPr>
@@ -13434,6 +13815,9 @@
           </w:tcPr>
           <w:p>
             <w:pPr>
+              <w:tabs>
+                <w:tab w:val="right" w:pos="5746"/>
+              </w:tabs>
               <w:pStyle w:val="Body A"/>
               <w:ind w:right="89"/>
             </w:pPr>
@@ -13508,6 +13892,9 @@
           </w:tcPr>
           <w:p>
             <w:pPr>
+              <w:tabs>
+                <w:tab w:val="right" w:pos="5746"/>
+              </w:tabs>
               <w:pStyle w:val="Body A"/>
               <w:ind w:right="89"/>
             </w:pPr>
@@ -13582,6 +13969,9 @@
           </w:tcPr>
           <w:p>
             <w:pPr>
+              <w:tabs>
+                <w:tab w:val="right" w:pos="5746"/>
+              </w:tabs>
               <w:pStyle w:val="Body A"/>
               <w:ind w:right="89"/>
             </w:pPr>
@@ -13656,6 +14046,9 @@
           </w:tcPr>
           <w:p>
             <w:pPr>
+              <w:tabs>
+                <w:tab w:val="right" w:pos="5746"/>
+              </w:tabs>
               <w:pStyle w:val="Body A"/>
               <w:ind w:right="89"/>
             </w:pPr>
@@ -13730,6 +14123,9 @@
           </w:tcPr>
           <w:p>
             <w:pPr>
+              <w:tabs>
+                <w:tab w:val="right" w:pos="5746"/>
+              </w:tabs>
               <w:pStyle w:val="Body A"/>
               <w:ind w:right="89"/>
             </w:pPr>
@@ -13869,6 +14265,9 @@
           </w:tcPr>
           <w:p>
             <w:pPr>
+              <w:tabs>
+                <w:tab w:val="right" w:pos="5746"/>
+              </w:tabs>
               <w:pStyle w:val="Body A"/>
               <w:ind w:right="89"/>
             </w:pPr>
@@ -13943,6 +14342,9 @@
           </w:tcPr>
           <w:p>
             <w:pPr>
+              <w:tabs>
+                <w:tab w:val="right" w:pos="5746"/>
+              </w:tabs>
               <w:pStyle w:val="Body A"/>
               <w:ind w:right="89"/>
             </w:pPr>
@@ -14017,6 +14419,9 @@
           </w:tcPr>
           <w:p>
             <w:pPr>
+              <w:tabs>
+                <w:tab w:val="right" w:pos="5746"/>
+              </w:tabs>
               <w:pStyle w:val="Body A"/>
               <w:ind w:right="89"/>
             </w:pPr>
@@ -14091,6 +14496,9 @@
           </w:tcPr>
           <w:p>
             <w:pPr>
+              <w:tabs>
+                <w:tab w:val="right" w:pos="5746"/>
+              </w:tabs>
               <w:pStyle w:val="Body A"/>
               <w:ind w:right="89"/>
             </w:pPr>
@@ -14165,6 +14573,9 @@
           </w:tcPr>
           <w:p>
             <w:pPr>
+              <w:tabs>
+                <w:tab w:val="right" w:pos="5746"/>
+              </w:tabs>
               <w:pStyle w:val="Body A"/>
               <w:ind w:right="89"/>
             </w:pPr>
@@ -14243,6 +14654,9 @@
           </w:tcPr>
           <w:p>
             <w:pPr>
+              <w:tabs>
+                <w:tab w:val="right" w:pos="5746"/>
+              </w:tabs>
               <w:pStyle w:val="Default"/>
               <w:spacing w:before="36" w:after="36" w:line="240" w:lineRule="auto"/>
               <w:ind w:right="89"/>
@@ -14560,6 +14974,9 @@
           </w:tcPr>
           <w:p>
             <w:pPr>
+              <w:tabs>
+                <w:tab w:val="right" w:pos="5820"/>
+              </w:tabs>
               <w:pStyle w:val="Body C"/>
               <w:spacing w:before="36" w:after="36"/>
             </w:pPr>
@@ -14640,6 +15057,9 @@
           </w:tcPr>
           <w:p>
             <w:pPr>
+              <w:tabs>
+                <w:tab w:val="right" w:pos="5820"/>
+              </w:tabs>
               <w:pStyle w:val="Body C"/>
               <w:spacing w:before="36" w:after="36"/>
             </w:pPr>
@@ -14720,6 +15140,9 @@
           </w:tcPr>
           <w:p>
             <w:pPr>
+              <w:tabs>
+                <w:tab w:val="right" w:pos="5820"/>
+              </w:tabs>
               <w:pStyle w:val="Body C"/>
               <w:spacing w:before="36" w:after="36"/>
             </w:pPr>
@@ -14800,6 +15223,9 @@
           </w:tcPr>
           <w:p>
             <w:pPr>
+              <w:tabs>
+                <w:tab w:val="right" w:pos="5820"/>
+              </w:tabs>
               <w:pStyle w:val="Body C"/>
               <w:spacing w:before="36" w:after="36"/>
             </w:pPr>
@@ -14880,6 +15306,9 @@
           </w:tcPr>
           <w:p>
             <w:pPr>
+              <w:tabs>
+                <w:tab w:val="right" w:pos="5820"/>
+              </w:tabs>
               <w:pStyle w:val="Body C"/>
               <w:spacing w:before="36" w:after="36"/>
             </w:pPr>
@@ -14960,6 +15389,9 @@
           </w:tcPr>
           <w:p>
             <w:pPr>
+              <w:tabs>
+                <w:tab w:val="right" w:pos="5820"/>
+              </w:tabs>
               <w:pStyle w:val="Body C"/>
               <w:spacing w:before="36" w:after="36"/>
             </w:pPr>
@@ -15040,6 +15472,9 @@
           </w:tcPr>
           <w:p>
             <w:pPr>
+              <w:tabs>
+                <w:tab w:val="right" w:pos="5820"/>
+              </w:tabs>
               <w:pStyle w:val="Default"/>
               <w:spacing w:before="36" w:after="36" w:line="240" w:lineRule="auto"/>
             </w:pPr>
@@ -15354,6 +15789,9 @@
           </w:tcPr>
           <w:p>
             <w:pPr>
+              <w:tabs>
+                <w:tab w:val="right" w:pos="6035"/>
+              </w:tabs>
               <w:pStyle w:val="Body A"/>
             </w:pPr>
             <w:r>
@@ -15426,6 +15864,9 @@
           </w:tcPr>
           <w:p>
             <w:pPr>
+              <w:tabs>
+                <w:tab w:val="right" w:pos="6035"/>
+              </w:tabs>
               <w:pStyle w:val="Body A"/>
             </w:pPr>
             <w:r>
@@ -15498,6 +15939,9 @@
           </w:tcPr>
           <w:p>
             <w:pPr>
+              <w:tabs>
+                <w:tab w:val="right" w:pos="6035"/>
+              </w:tabs>
               <w:pStyle w:val="Body A"/>
             </w:pPr>
             <w:r>
@@ -15570,6 +16014,9 @@
           </w:tcPr>
           <w:p>
             <w:pPr>
+              <w:tabs>
+                <w:tab w:val="right" w:pos="6035"/>
+              </w:tabs>
               <w:pStyle w:val="Body A"/>
             </w:pPr>
             <w:r>
@@ -15642,6 +16089,9 @@
           </w:tcPr>
           <w:p>
             <w:pPr>
+              <w:tabs>
+                <w:tab w:val="right" w:pos="6035"/>
+              </w:tabs>
               <w:pStyle w:val="Body A"/>
             </w:pPr>
             <w:r>
@@ -15714,6 +16164,9 @@
           </w:tcPr>
           <w:p>
             <w:pPr>
+              <w:tabs>
+                <w:tab w:val="right" w:pos="6035"/>
+              </w:tabs>
               <w:pStyle w:val="Body A"/>
             </w:pPr>
             <w:r>
@@ -15786,6 +16239,9 @@
           </w:tcPr>
           <w:p>
             <w:pPr>
+              <w:tabs>
+                <w:tab w:val="right" w:pos="6035"/>
+              </w:tabs>
               <w:pStyle w:val="Body A"/>
             </w:pPr>
             <w:r>
@@ -15858,6 +16314,9 @@
           </w:tcPr>
           <w:p>
             <w:pPr>
+              <w:tabs>
+                <w:tab w:val="right" w:pos="6035"/>
+              </w:tabs>
               <w:pStyle w:val="Body A"/>
             </w:pPr>
             <w:r>
@@ -15930,6 +16389,9 @@
           </w:tcPr>
           <w:p>
             <w:pPr>
+              <w:tabs>
+                <w:tab w:val="right" w:pos="6035"/>
+              </w:tabs>
               <w:pStyle w:val="Body A"/>
             </w:pPr>
             <w:r>
@@ -16002,6 +16464,9 @@
           </w:tcPr>
           <w:p>
             <w:pPr>
+              <w:tabs>
+                <w:tab w:val="right" w:pos="6035"/>
+              </w:tabs>
               <w:pStyle w:val="Body A"/>
             </w:pPr>
             <w:r>
@@ -16074,6 +16539,9 @@
           </w:tcPr>
           <w:p>
             <w:pPr>
+              <w:tabs>
+                <w:tab w:val="right" w:pos="6035"/>
+              </w:tabs>
               <w:pStyle w:val="Body A"/>
             </w:pPr>
             <w:r>
@@ -16146,6 +16614,9 @@
           </w:tcPr>
           <w:p>
             <w:pPr>
+              <w:tabs>
+                <w:tab w:val="right" w:pos="6035"/>
+              </w:tabs>
               <w:pStyle w:val="Body A"/>
             </w:pPr>
             <w:r>
@@ -16218,6 +16689,9 @@
           </w:tcPr>
           <w:p>
             <w:pPr>
+              <w:tabs>
+                <w:tab w:val="right" w:pos="6035"/>
+              </w:tabs>
               <w:pStyle w:val="Body A"/>
             </w:pPr>
             <w:r>
@@ -16290,6 +16764,9 @@
           </w:tcPr>
           <w:p>
             <w:pPr>
+              <w:tabs>
+                <w:tab w:val="right" w:pos="6035"/>
+              </w:tabs>
               <w:pStyle w:val="Body A"/>
             </w:pPr>
             <w:r>
@@ -16362,6 +16839,9 @@
           </w:tcPr>
           <w:p>
             <w:pPr>
+              <w:tabs>
+                <w:tab w:val="right" w:pos="6035"/>
+              </w:tabs>
               <w:pStyle w:val="Body A"/>
             </w:pPr>
             <w:r>
@@ -16434,6 +16914,9 @@
           </w:tcPr>
           <w:p>
             <w:pPr>
+              <w:tabs>
+                <w:tab w:val="right" w:pos="6035"/>
+              </w:tabs>
               <w:pStyle w:val="Body A"/>
             </w:pPr>
             <w:r>
@@ -16506,6 +16989,9 @@
           </w:tcPr>
           <w:p>
             <w:pPr>
+              <w:tabs>
+                <w:tab w:val="right" w:pos="6035"/>
+              </w:tabs>
               <w:pStyle w:val="Body A"/>
             </w:pPr>
             <w:r>
@@ -16578,6 +17064,9 @@
           </w:tcPr>
           <w:p>
             <w:pPr>
+              <w:tabs>
+                <w:tab w:val="right" w:pos="6035"/>
+              </w:tabs>
               <w:pStyle w:val="Body A"/>
             </w:pPr>
             <w:r>
@@ -16650,6 +17139,9 @@
           </w:tcPr>
           <w:p>
             <w:pPr>
+              <w:tabs>
+                <w:tab w:val="right" w:pos="6035"/>
+              </w:tabs>
               <w:pStyle w:val="Body A"/>
             </w:pPr>
             <w:r>
@@ -16722,6 +17214,9 @@
           </w:tcPr>
           <w:p>
             <w:pPr>
+              <w:tabs>
+                <w:tab w:val="right" w:pos="6035"/>
+              </w:tabs>
               <w:pStyle w:val="Body A"/>
             </w:pPr>
             <w:r>
@@ -16794,6 +17289,9 @@
           </w:tcPr>
           <w:p>
             <w:pPr>
+              <w:tabs>
+                <w:tab w:val="right" w:pos="6035"/>
+              </w:tabs>
               <w:pStyle w:val="Body A"/>
             </w:pPr>
             <w:r>
@@ -17080,6 +17578,9 @@
           </w:tcPr>
           <w:p>
             <w:pPr>
+              <w:tabs>
+                <w:tab w:val="right" w:pos="5967"/>
+              </w:tabs>
               <w:pStyle w:val="Body A"/>
             </w:pPr>
             <w:r>
@@ -17152,6 +17653,9 @@
           </w:tcPr>
           <w:p>
             <w:pPr>
+              <w:tabs>
+                <w:tab w:val="right" w:pos="5967"/>
+              </w:tabs>
               <w:pStyle w:val="Body A"/>
             </w:pPr>
             <w:r>
@@ -17224,6 +17728,9 @@
           </w:tcPr>
           <w:p>
             <w:pPr>
+              <w:tabs>
+                <w:tab w:val="right" w:pos="5967"/>
+              </w:tabs>
               <w:pStyle w:val="Body A"/>
             </w:pPr>
             <w:r>
@@ -17296,6 +17803,9 @@
           </w:tcPr>
           <w:p>
             <w:pPr>
+              <w:tabs>
+                <w:tab w:val="right" w:pos="5967"/>
+              </w:tabs>
               <w:pStyle w:val="Body A"/>
             </w:pPr>
             <w:r>
@@ -17368,6 +17878,9 @@
           </w:tcPr>
           <w:p>
             <w:pPr>
+              <w:tabs>
+                <w:tab w:val="right" w:pos="5967"/>
+              </w:tabs>
               <w:pStyle w:val="Body A"/>
             </w:pPr>
             <w:r>
@@ -17566,6 +18079,9 @@
           </w:tcPr>
           <w:p>
             <w:pPr>
+              <w:tabs>
+                <w:tab w:val="right" w:pos="6045"/>
+              </w:tabs>
               <w:pStyle w:val="Body A"/>
             </w:pPr>
             <w:r>
@@ -17638,6 +18154,9 @@
           </w:tcPr>
           <w:p>
             <w:pPr>
+              <w:tabs>
+                <w:tab w:val="right" w:pos="6045"/>
+              </w:tabs>
               <w:pStyle w:val="Body A"/>
             </w:pPr>
             <w:r>
@@ -17710,6 +18229,9 @@
           </w:tcPr>
           <w:p>
             <w:pPr>
+              <w:tabs>
+                <w:tab w:val="right" w:pos="6045"/>
+              </w:tabs>
               <w:pStyle w:val="Body A"/>
             </w:pPr>
             <w:r>
@@ -17782,6 +18304,9 @@
           </w:tcPr>
           <w:p>
             <w:pPr>
+              <w:tabs>
+                <w:tab w:val="right" w:pos="6045"/>
+              </w:tabs>
               <w:pStyle w:val="Body A"/>
             </w:pPr>
             <w:r>
@@ -17854,6 +18379,9 @@
           </w:tcPr>
           <w:p>
             <w:pPr>
+              <w:tabs>
+                <w:tab w:val="right" w:pos="6045"/>
+              </w:tabs>
               <w:pStyle w:val="Body A"/>
             </w:pPr>
             <w:r>
@@ -17926,6 +18454,9 @@
           </w:tcPr>
           <w:p>
             <w:pPr>
+              <w:tabs>
+                <w:tab w:val="right" w:pos="6045"/>
+              </w:tabs>
               <w:pStyle w:val="Body A"/>
             </w:pPr>
             <w:r>
@@ -18006,6 +18537,9 @@
           </w:tcPr>
           <w:p>
             <w:pPr>
+              <w:tabs>
+                <w:tab w:val="right" w:pos="6045"/>
+              </w:tabs>
               <w:pStyle w:val="Body A"/>
             </w:pPr>
             <w:r>
@@ -18086,6 +18620,9 @@
           </w:tcPr>
           <w:p>
             <w:pPr>
+              <w:tabs>
+                <w:tab w:val="right" w:pos="6045"/>
+              </w:tabs>
               <w:pStyle w:val="Body A"/>
             </w:pPr>
             <w:r>
@@ -18166,6 +18703,9 @@
           </w:tcPr>
           <w:p>
             <w:pPr>
+              <w:tabs>
+                <w:tab w:val="right" w:pos="6045"/>
+              </w:tabs>
               <w:pStyle w:val="Body A"/>
             </w:pPr>
             <w:r>
@@ -18238,6 +18778,9 @@
           </w:tcPr>
           <w:p>
             <w:pPr>
+              <w:tabs>
+                <w:tab w:val="right" w:pos="6045"/>
+              </w:tabs>
               <w:pStyle w:val="Body A"/>
             </w:pPr>
             <w:r>
@@ -18518,6 +19061,9 @@
           </w:tcPr>
           <w:p>
             <w:pPr>
+              <w:tabs>
+                <w:tab w:val="right" w:pos="5655"/>
+              </w:tabs>
               <w:pStyle w:val="Body A"/>
             </w:pPr>
             <w:r>
@@ -18590,6 +19136,9 @@
           </w:tcPr>
           <w:p>
             <w:pPr>
+              <w:tabs>
+                <w:tab w:val="right" w:pos="5655"/>
+              </w:tabs>
               <w:pStyle w:val="Body A"/>
             </w:pPr>
             <w:r>
@@ -18662,6 +19211,9 @@
           </w:tcPr>
           <w:p>
             <w:pPr>
+              <w:tabs>
+                <w:tab w:val="right" w:pos="5655"/>
+              </w:tabs>
               <w:pStyle w:val="Body A"/>
             </w:pPr>
             <w:r>
@@ -18735,6 +19287,9 @@
           </w:tcPr>
           <w:p>
             <w:pPr>
+              <w:tabs>
+                <w:tab w:val="right" w:pos="5655"/>
+              </w:tabs>
               <w:pStyle w:val="Body A"/>
             </w:pPr>
             <w:r>
@@ -18807,6 +19362,9 @@
           </w:tcPr>
           <w:p>
             <w:pPr>
+              <w:tabs>
+                <w:tab w:val="right" w:pos="5655"/>
+              </w:tabs>
               <w:pStyle w:val="Body A"/>
             </w:pPr>
             <w:r>
@@ -18879,6 +19437,9 @@
           </w:tcPr>
           <w:p>
             <w:pPr>
+              <w:tabs>
+                <w:tab w:val="right" w:pos="5655"/>
+              </w:tabs>
               <w:pStyle w:val="Body A"/>
             </w:pPr>
             <w:r>
@@ -18951,6 +19512,9 @@
           </w:tcPr>
           <w:p>
             <w:pPr>
+              <w:tabs>
+                <w:tab w:val="right" w:pos="5655"/>
+              </w:tabs>
               <w:pStyle w:val="Body A"/>
             </w:pPr>
             <w:r>
@@ -19023,6 +19587,9 @@
           </w:tcPr>
           <w:p>
             <w:pPr>
+              <w:tabs>
+                <w:tab w:val="right" w:pos="5655"/>
+              </w:tabs>
               <w:pStyle w:val="Body A"/>
             </w:pPr>
             <w:r>
@@ -19095,6 +19662,9 @@
           </w:tcPr>
           <w:p>
             <w:pPr>
+              <w:tabs>
+                <w:tab w:val="right" w:pos="5655"/>
+              </w:tabs>
               <w:pStyle w:val="Body A"/>
             </w:pPr>
             <w:r>
@@ -19167,6 +19737,9 @@
           </w:tcPr>
           <w:p>
             <w:pPr>
+              <w:tabs>
+                <w:tab w:val="right" w:pos="5655"/>
+              </w:tabs>
               <w:pStyle w:val="Body A"/>
             </w:pPr>
             <w:r>
@@ -19300,6 +19873,9 @@
           </w:tcPr>
           <w:p>
             <w:pPr>
+              <w:tabs>
+                <w:tab w:val="right" w:pos="5655"/>
+              </w:tabs>
               <w:pStyle w:val="Body A"/>
             </w:pPr>
             <w:r>
@@ -19372,6 +19948,9 @@
           </w:tcPr>
           <w:p>
             <w:pPr>
+              <w:tabs>
+                <w:tab w:val="right" w:pos="5655"/>
+              </w:tabs>
               <w:pStyle w:val="Body A"/>
             </w:pPr>
             <w:r>
@@ -19444,6 +20023,9 @@
           </w:tcPr>
           <w:p>
             <w:pPr>
+              <w:tabs>
+                <w:tab w:val="right" w:pos="5655"/>
+              </w:tabs>
               <w:pStyle w:val="Body A"/>
             </w:pPr>
             <w:r>
@@ -19516,6 +20098,9 @@
           </w:tcPr>
           <w:p>
             <w:pPr>
+              <w:tabs>
+                <w:tab w:val="right" w:pos="5655"/>
+              </w:tabs>
               <w:pStyle w:val="Body A"/>
             </w:pPr>
             <w:r>
@@ -19588,6 +20173,9 @@
           </w:tcPr>
           <w:p>
             <w:pPr>
+              <w:tabs>
+                <w:tab w:val="right" w:pos="5655"/>
+              </w:tabs>
               <w:pStyle w:val="Body A"/>
             </w:pPr>
             <w:r>
@@ -19660,6 +20248,9 @@
           </w:tcPr>
           <w:p>
             <w:pPr>
+              <w:tabs>
+                <w:tab w:val="right" w:pos="5655"/>
+              </w:tabs>
               <w:pStyle w:val="Body A"/>
             </w:pPr>
             <w:r>
@@ -19793,6 +20384,9 @@
           </w:tcPr>
           <w:p>
             <w:pPr>
+              <w:tabs>
+                <w:tab w:val="right" w:pos="5655"/>
+              </w:tabs>
               <w:pStyle w:val="Body A"/>
             </w:pPr>
             <w:r>
@@ -19865,6 +20459,9 @@
           </w:tcPr>
           <w:p>
             <w:pPr>
+              <w:tabs>
+                <w:tab w:val="right" w:pos="5655"/>
+              </w:tabs>
               <w:pStyle w:val="Body A"/>
             </w:pPr>
             <w:r>
@@ -19937,6 +20534,9 @@
           </w:tcPr>
           <w:p>
             <w:pPr>
+              <w:tabs>
+                <w:tab w:val="right" w:pos="5655"/>
+              </w:tabs>
               <w:pStyle w:val="Body A"/>
             </w:pPr>
             <w:r>
@@ -20009,6 +20609,9 @@
           </w:tcPr>
           <w:p>
             <w:pPr>
+              <w:tabs>
+                <w:tab w:val="right" w:pos="5655"/>
+              </w:tabs>
               <w:pStyle w:val="Body A"/>
             </w:pPr>
             <w:r>
@@ -20081,6 +20684,9 @@
           </w:tcPr>
           <w:p>
             <w:pPr>
+              <w:tabs>
+                <w:tab w:val="right" w:pos="5655"/>
+              </w:tabs>
               <w:pStyle w:val="Body A"/>
             </w:pPr>
             <w:r>
@@ -20344,6 +20950,9 @@
           </w:tcPr>
           <w:p>
             <w:pPr>
+              <w:tabs>
+                <w:tab w:val="right" w:pos="5955"/>
+              </w:tabs>
               <w:pStyle w:val="Body A"/>
             </w:pPr>
             <w:r>
@@ -20416,6 +21025,9 @@
           </w:tcPr>
           <w:p>
             <w:pPr>
+              <w:tabs>
+                <w:tab w:val="right" w:pos="5955"/>
+              </w:tabs>
               <w:pStyle w:val="Body A"/>
             </w:pPr>
             <w:r>
@@ -20488,6 +21100,9 @@
           </w:tcPr>
           <w:p>
             <w:pPr>
+              <w:tabs>
+                <w:tab w:val="right" w:pos="5955"/>
+              </w:tabs>
               <w:pStyle w:val="Body A"/>
             </w:pPr>
             <w:r>
@@ -20560,6 +21175,9 @@
           </w:tcPr>
           <w:p>
             <w:pPr>
+              <w:tabs>
+                <w:tab w:val="right" w:pos="5955"/>
+              </w:tabs>
               <w:pStyle w:val="Body A"/>
             </w:pPr>
             <w:r>
@@ -20632,6 +21250,9 @@
           </w:tcPr>
           <w:p>
             <w:pPr>
+              <w:tabs>
+                <w:tab w:val="right" w:pos="5955"/>
+              </w:tabs>
               <w:pStyle w:val="Body A"/>
             </w:pPr>
             <w:r>
@@ -20704,6 +21325,9 @@
           </w:tcPr>
           <w:p>
             <w:pPr>
+              <w:tabs>
+                <w:tab w:val="right" w:pos="5955"/>
+              </w:tabs>
               <w:pStyle w:val="Body A"/>
             </w:pPr>
             <w:r>
@@ -20776,6 +21400,9 @@
           </w:tcPr>
           <w:p>
             <w:pPr>
+              <w:tabs>
+                <w:tab w:val="right" w:pos="5955"/>
+              </w:tabs>
               <w:pStyle w:val="Body A"/>
             </w:pPr>
             <w:r>
@@ -20852,6 +21479,9 @@
           </w:tcPr>
           <w:p>
             <w:pPr>
+              <w:tabs>
+                <w:tab w:val="right" w:pos="5955"/>
+              </w:tabs>
               <w:pStyle w:val="Default"/>
               <w:spacing w:before="36" w:after="36" w:line="240" w:lineRule="auto"/>
             </w:pPr>
@@ -21169,6 +21799,9 @@
           </w:tcPr>
           <w:p>
             <w:pPr>
+              <w:tabs>
+                <w:tab w:val="right" w:pos="5796"/>
+              </w:tabs>
               <w:pStyle w:val="Body C"/>
               <w:spacing w:before="36" w:after="36"/>
             </w:pPr>
@@ -21245,6 +21878,9 @@
           </w:tcPr>
           <w:p>
             <w:pPr>
+              <w:tabs>
+                <w:tab w:val="right" w:pos="5796"/>
+              </w:tabs>
               <w:pStyle w:val="Body C"/>
               <w:spacing w:before="36" w:after="36"/>
             </w:pPr>
@@ -21321,6 +21957,9 @@
           </w:tcPr>
           <w:p>
             <w:pPr>
+              <w:tabs>
+                <w:tab w:val="right" w:pos="5796"/>
+              </w:tabs>
               <w:pStyle w:val="Body C"/>
               <w:spacing w:before="36" w:after="36"/>
             </w:pPr>
@@ -21397,6 +22036,9 @@
           </w:tcPr>
           <w:p>
             <w:pPr>
+              <w:tabs>
+                <w:tab w:val="right" w:pos="5796"/>
+              </w:tabs>
               <w:pStyle w:val="Body C"/>
               <w:spacing w:before="36" w:after="36"/>
             </w:pPr>
@@ -21473,6 +22115,9 @@
           </w:tcPr>
           <w:p>
             <w:pPr>
+              <w:tabs>
+                <w:tab w:val="right" w:pos="5796"/>
+              </w:tabs>
               <w:pStyle w:val="Body C"/>
               <w:spacing w:before="36" w:after="36"/>
             </w:pPr>
@@ -21549,6 +22194,9 @@
           </w:tcPr>
           <w:p>
             <w:pPr>
+              <w:tabs>
+                <w:tab w:val="right" w:pos="5796"/>
+              </w:tabs>
               <w:pStyle w:val="Body C"/>
               <w:spacing w:before="36" w:after="36"/>
             </w:pPr>
@@ -21625,6 +22273,9 @@
           </w:tcPr>
           <w:p>
             <w:pPr>
+              <w:tabs>
+                <w:tab w:val="right" w:pos="5796"/>
+              </w:tabs>
               <w:pStyle w:val="Body C"/>
               <w:spacing w:before="36" w:after="36"/>
             </w:pPr>
@@ -21701,6 +22352,9 @@
           </w:tcPr>
           <w:p>
             <w:pPr>
+              <w:tabs>
+                <w:tab w:val="right" w:pos="5796"/>
+              </w:tabs>
               <w:pStyle w:val="Body C"/>
               <w:spacing w:before="36" w:after="36"/>
             </w:pPr>
@@ -21781,6 +22435,9 @@
           </w:tcPr>
           <w:p>
             <w:pPr>
+              <w:tabs>
+                <w:tab w:val="right" w:pos="5796"/>
+              </w:tabs>
               <w:pStyle w:val="Default"/>
               <w:spacing w:before="36" w:after="36" w:line="240" w:lineRule="auto"/>
             </w:pPr>
@@ -22116,6 +22773,9 @@
           </w:tcPr>
           <w:p>
             <w:pPr>
+              <w:tabs>
+                <w:tab w:val="right" w:pos="5600"/>
+              </w:tabs>
               <w:pStyle w:val="Body C"/>
               <w:spacing w:before="36" w:after="36"/>
             </w:pPr>
@@ -22192,6 +22852,9 @@
           </w:tcPr>
           <w:p>
             <w:pPr>
+              <w:tabs>
+                <w:tab w:val="right" w:pos="5600"/>
+              </w:tabs>
               <w:pStyle w:val="Body C"/>
               <w:spacing w:before="36" w:after="36"/>
             </w:pPr>
@@ -22268,6 +22931,9 @@
           </w:tcPr>
           <w:p>
             <w:pPr>
+              <w:tabs>
+                <w:tab w:val="right" w:pos="5600"/>
+              </w:tabs>
               <w:pStyle w:val="Body C"/>
               <w:spacing w:before="36" w:after="36"/>
             </w:pPr>
@@ -22344,6 +23010,9 @@
           </w:tcPr>
           <w:p>
             <w:pPr>
+              <w:tabs>
+                <w:tab w:val="right" w:pos="5600"/>
+              </w:tabs>
               <w:pStyle w:val="Body C"/>
               <w:spacing w:before="36" w:after="36"/>
             </w:pPr>
@@ -22420,6 +23089,9 @@
           </w:tcPr>
           <w:p>
             <w:pPr>
+              <w:tabs>
+                <w:tab w:val="right" w:pos="5600"/>
+              </w:tabs>
               <w:pStyle w:val="Body C"/>
               <w:spacing w:before="36" w:after="36"/>
             </w:pPr>
@@ -22496,6 +23168,9 @@
           </w:tcPr>
           <w:p>
             <w:pPr>
+              <w:tabs>
+                <w:tab w:val="right" w:pos="5600"/>
+              </w:tabs>
               <w:pStyle w:val="Body C"/>
               <w:spacing w:before="36" w:after="36"/>
             </w:pPr>
@@ -22572,6 +23247,9 @@
           </w:tcPr>
           <w:p>
             <w:pPr>
+              <w:tabs>
+                <w:tab w:val="right" w:pos="5600"/>
+              </w:tabs>
               <w:pStyle w:val="Body C"/>
               <w:spacing w:before="36" w:after="36"/>
             </w:pPr>
@@ -22648,6 +23326,9 @@
           </w:tcPr>
           <w:p>
             <w:pPr>
+              <w:tabs>
+                <w:tab w:val="right" w:pos="5600"/>
+              </w:tabs>
               <w:pStyle w:val="Default"/>
               <w:spacing w:before="36" w:after="36" w:line="240" w:lineRule="auto"/>
             </w:pPr>
@@ -22724,6 +23405,9 @@
           </w:tcPr>
           <w:p>
             <w:pPr>
+              <w:tabs>
+                <w:tab w:val="right" w:pos="5600"/>
+              </w:tabs>
               <w:pStyle w:val="Body C"/>
               <w:spacing w:before="36" w:after="36"/>
             </w:pPr>
@@ -22800,6 +23484,9 @@
           </w:tcPr>
           <w:p>
             <w:pPr>
+              <w:tabs>
+                <w:tab w:val="right" w:pos="5600"/>
+              </w:tabs>
               <w:pStyle w:val="Body C"/>
               <w:spacing w:before="36" w:after="36"/>
             </w:pPr>
@@ -22876,6 +23563,9 @@
           </w:tcPr>
           <w:p>
             <w:pPr>
+              <w:tabs>
+                <w:tab w:val="right" w:pos="5600"/>
+              </w:tabs>
               <w:pStyle w:val="Body C"/>
               <w:spacing w:before="36" w:after="36"/>
             </w:pPr>
@@ -22952,6 +23642,9 @@
           </w:tcPr>
           <w:p>
             <w:pPr>
+              <w:tabs>
+                <w:tab w:val="right" w:pos="5600"/>
+              </w:tabs>
               <w:pStyle w:val="Body C"/>
               <w:spacing w:before="36" w:after="36"/>
             </w:pPr>
@@ -23028,6 +23721,9 @@
           </w:tcPr>
           <w:p>
             <w:pPr>
+              <w:tabs>
+                <w:tab w:val="right" w:pos="5600"/>
+              </w:tabs>
               <w:pStyle w:val="Body C"/>
               <w:spacing w:before="36" w:after="36"/>
             </w:pPr>
@@ -23275,6 +23971,9 @@
           </w:tcPr>
           <w:p>
             <w:pPr>
+              <w:tabs>
+                <w:tab w:val="right" w:pos="5678"/>
+              </w:tabs>
               <w:pStyle w:val="Body C"/>
               <w:spacing w:before="36" w:after="36"/>
             </w:pPr>
@@ -23351,6 +24050,9 @@
           </w:tcPr>
           <w:p>
             <w:pPr>
+              <w:tabs>
+                <w:tab w:val="right" w:pos="5678"/>
+              </w:tabs>
               <w:pStyle w:val="Body A"/>
             </w:pPr>
             <w:r>
@@ -23423,6 +24125,9 @@
           </w:tcPr>
           <w:p>
             <w:pPr>
+              <w:tabs>
+                <w:tab w:val="right" w:pos="5678"/>
+              </w:tabs>
               <w:pStyle w:val="Body A"/>
             </w:pPr>
             <w:r>
@@ -23495,6 +24200,9 @@
           </w:tcPr>
           <w:p>
             <w:pPr>
+              <w:tabs>
+                <w:tab w:val="right" w:pos="5678"/>
+              </w:tabs>
               <w:pStyle w:val="Body A"/>
             </w:pPr>
             <w:r>
@@ -23567,6 +24275,9 @@
           </w:tcPr>
           <w:p>
             <w:pPr>
+              <w:tabs>
+                <w:tab w:val="right" w:pos="5678"/>
+              </w:tabs>
               <w:pStyle w:val="Body A"/>
             </w:pPr>
             <w:r>
@@ -23913,6 +24624,9 @@
           </w:tcPr>
           <w:p>
             <w:pPr>
+              <w:tabs>
+                <w:tab w:val="right" w:pos="5795"/>
+              </w:tabs>
               <w:pStyle w:val="Body A"/>
             </w:pPr>
             <w:r>
@@ -23985,6 +24699,9 @@
           </w:tcPr>
           <w:p>
             <w:pPr>
+              <w:tabs>
+                <w:tab w:val="right" w:pos="5795"/>
+              </w:tabs>
               <w:pStyle w:val="Body A"/>
             </w:pPr>
             <w:r>
@@ -24057,6 +24774,9 @@
           </w:tcPr>
           <w:p>
             <w:pPr>
+              <w:tabs>
+                <w:tab w:val="right" w:pos="5795"/>
+              </w:tabs>
               <w:pStyle w:val="Body A"/>
             </w:pPr>
             <w:r>
@@ -24129,6 +24849,9 @@
           </w:tcPr>
           <w:p>
             <w:pPr>
+              <w:tabs>
+                <w:tab w:val="right" w:pos="5795"/>
+              </w:tabs>
               <w:pStyle w:val="Body A"/>
             </w:pPr>
             <w:r>
@@ -24201,6 +24924,9 @@
           </w:tcPr>
           <w:p>
             <w:pPr>
+              <w:tabs>
+                <w:tab w:val="right" w:pos="5795"/>
+              </w:tabs>
               <w:pStyle w:val="Body A"/>
             </w:pPr>
             <w:r>
@@ -24273,6 +24999,9 @@
           </w:tcPr>
           <w:p>
             <w:pPr>
+              <w:tabs>
+                <w:tab w:val="right" w:pos="5795"/>
+              </w:tabs>
               <w:pStyle w:val="Body A"/>
             </w:pPr>
             <w:r>
@@ -24345,6 +25074,9 @@
           </w:tcPr>
           <w:p>
             <w:pPr>
+              <w:tabs>
+                <w:tab w:val="right" w:pos="5795"/>
+              </w:tabs>
               <w:pStyle w:val="Body A"/>
             </w:pPr>
             <w:r>
@@ -24417,6 +25149,9 @@
           </w:tcPr>
           <w:p>
             <w:pPr>
+              <w:tabs>
+                <w:tab w:val="right" w:pos="5795"/>
+              </w:tabs>
               <w:pStyle w:val="Body A"/>
             </w:pPr>
             <w:r>
@@ -24489,6 +25224,9 @@
           </w:tcPr>
           <w:p>
             <w:pPr>
+              <w:tabs>
+                <w:tab w:val="right" w:pos="5795"/>
+              </w:tabs>
               <w:pStyle w:val="Body A"/>
             </w:pPr>
             <w:r>
@@ -24561,6 +25299,9 @@
           </w:tcPr>
           <w:p>
             <w:pPr>
+              <w:tabs>
+                <w:tab w:val="right" w:pos="5795"/>
+              </w:tabs>
               <w:pStyle w:val="Body A"/>
             </w:pPr>
             <w:r>
@@ -24633,6 +25374,9 @@
           </w:tcPr>
           <w:p>
             <w:pPr>
+              <w:tabs>
+                <w:tab w:val="right" w:pos="5795"/>
+              </w:tabs>
               <w:pStyle w:val="Body A"/>
             </w:pPr>
             <w:r>
@@ -24705,6 +25449,9 @@
           </w:tcPr>
           <w:p>
             <w:pPr>
+              <w:tabs>
+                <w:tab w:val="right" w:pos="5795"/>
+              </w:tabs>
               <w:pStyle w:val="Body A"/>
             </w:pPr>
             <w:r>
@@ -24968,6 +25715,9 @@
           </w:tcPr>
           <w:p>
             <w:pPr>
+              <w:tabs>
+                <w:tab w:val="right" w:pos="5583"/>
+              </w:tabs>
               <w:pStyle w:val="Body A"/>
             </w:pPr>
             <w:r>
@@ -25040,6 +25790,9 @@
           </w:tcPr>
           <w:p>
             <w:pPr>
+              <w:tabs>
+                <w:tab w:val="right" w:pos="5583"/>
+              </w:tabs>
               <w:pStyle w:val="Body A"/>
             </w:pPr>
             <w:r>
@@ -25112,6 +25865,9 @@
           </w:tcPr>
           <w:p>
             <w:pPr>
+              <w:tabs>
+                <w:tab w:val="right" w:pos="5583"/>
+              </w:tabs>
               <w:pStyle w:val="Body A"/>
             </w:pPr>
             <w:r>
@@ -25184,6 +25940,9 @@
           </w:tcPr>
           <w:p>
             <w:pPr>
+              <w:tabs>
+                <w:tab w:val="right" w:pos="5583"/>
+              </w:tabs>
               <w:pStyle w:val="Body A"/>
             </w:pPr>
             <w:r>
@@ -25256,6 +26015,9 @@
           </w:tcPr>
           <w:p>
             <w:pPr>
+              <w:tabs>
+                <w:tab w:val="right" w:pos="5583"/>
+              </w:tabs>
               <w:pStyle w:val="Body A"/>
             </w:pPr>
             <w:r>
@@ -25328,6 +26090,9 @@
           </w:tcPr>
           <w:p>
             <w:pPr>
+              <w:tabs>
+                <w:tab w:val="right" w:pos="5583"/>
+              </w:tabs>
               <w:pStyle w:val="Body A"/>
             </w:pPr>
             <w:r>
@@ -25400,6 +26165,9 @@
           </w:tcPr>
           <w:p>
             <w:pPr>
+              <w:tabs>
+                <w:tab w:val="right" w:pos="5583"/>
+              </w:tabs>
               <w:pStyle w:val="Body A"/>
             </w:pPr>
             <w:r>
@@ -25472,6 +26240,9 @@
           </w:tcPr>
           <w:p>
             <w:pPr>
+              <w:tabs>
+                <w:tab w:val="right" w:pos="5583"/>
+              </w:tabs>
               <w:pStyle w:val="Body A"/>
             </w:pPr>
             <w:r>
@@ -25544,6 +26315,9 @@
           </w:tcPr>
           <w:p>
             <w:pPr>
+              <w:tabs>
+                <w:tab w:val="right" w:pos="5583"/>
+              </w:tabs>
               <w:pStyle w:val="Body A"/>
             </w:pPr>
             <w:r>
@@ -25616,6 +26390,9 @@
           </w:tcPr>
           <w:p>
             <w:pPr>
+              <w:tabs>
+                <w:tab w:val="right" w:pos="5583"/>
+              </w:tabs>
               <w:pStyle w:val="Body A"/>
             </w:pPr>
             <w:r>
@@ -25688,6 +26465,9 @@
           </w:tcPr>
           <w:p>
             <w:pPr>
+              <w:tabs>
+                <w:tab w:val="right" w:pos="5583"/>
+              </w:tabs>
               <w:pStyle w:val="Body A"/>
             </w:pPr>
             <w:r>
@@ -25760,6 +26540,9 @@
           </w:tcPr>
           <w:p>
             <w:pPr>
+              <w:tabs>
+                <w:tab w:val="right" w:pos="5583"/>
+              </w:tabs>
               <w:pStyle w:val="Body A"/>
             </w:pPr>
             <w:r>
@@ -25832,6 +26615,9 @@
           </w:tcPr>
           <w:p>
             <w:pPr>
+              <w:tabs>
+                <w:tab w:val="right" w:pos="5583"/>
+              </w:tabs>
               <w:pStyle w:val="Body A"/>
             </w:pPr>
             <w:r>
@@ -25904,6 +26690,9 @@
           </w:tcPr>
           <w:p>
             <w:pPr>
+              <w:tabs>
+                <w:tab w:val="right" w:pos="5583"/>
+              </w:tabs>
               <w:pStyle w:val="Body A"/>
             </w:pPr>
             <w:r>
@@ -25976,6 +26765,9 @@
           </w:tcPr>
           <w:p>
             <w:pPr>
+              <w:tabs>
+                <w:tab w:val="right" w:pos="5583"/>
+              </w:tabs>
               <w:pStyle w:val="Body A"/>
             </w:pPr>
             <w:r>
@@ -26048,6 +26840,9 @@
           </w:tcPr>
           <w:p>
             <w:pPr>
+              <w:tabs>
+                <w:tab w:val="right" w:pos="5583"/>
+              </w:tabs>
               <w:pStyle w:val="Body A"/>
             </w:pPr>
             <w:r>
@@ -26120,6 +26915,9 @@
           </w:tcPr>
           <w:p>
             <w:pPr>
+              <w:tabs>
+                <w:tab w:val="right" w:pos="5583"/>
+              </w:tabs>
               <w:pStyle w:val="Body A"/>
             </w:pPr>
             <w:r>
@@ -26192,6 +26990,9 @@
           </w:tcPr>
           <w:p>
             <w:pPr>
+              <w:tabs>
+                <w:tab w:val="right" w:pos="5583"/>
+              </w:tabs>
               <w:pStyle w:val="Body A"/>
             </w:pPr>
             <w:r>
@@ -26264,6 +27065,9 @@
           </w:tcPr>
           <w:p>
             <w:pPr>
+              <w:tabs>
+                <w:tab w:val="right" w:pos="5583"/>
+              </w:tabs>
               <w:pStyle w:val="Body A"/>
             </w:pPr>
             <w:r>
@@ -28684,9 +29488,6 @@
     <w:name w:val="Body A"/>
     <w:next w:val="Body A"/>
     <w:pPr>
-      <w:tabs>
-        <w:tab w:val="right" w:pos="6120"/>
-      </w:tabs>
       <w:keepNext w:val="0"/>
       <w:keepLines w:val="0"/>
       <w:pageBreakBefore w:val="0"/>
@@ -28926,9 +29727,6 @@
     <w:name w:val="Body B"/>
     <w:next w:val="Body B"/>
     <w:pPr>
-      <w:tabs>
-        <w:tab w:val="right" w:pos="6120"/>
-      </w:tabs>
       <w:keepNext w:val="0"/>
       <w:keepLines w:val="0"/>
       <w:pageBreakBefore w:val="0"/>
@@ -28977,9 +29775,6 @@
     <w:name w:val="Body C"/>
     <w:next w:val="Body C"/>
     <w:pPr>
-      <w:tabs>
-        <w:tab w:val="right" w:pos="6120"/>
-      </w:tabs>
       <w:keepNext w:val="0"/>
       <w:keepLines w:val="0"/>
       <w:pageBreakBefore w:val="0"/>

--- a/survey_template_owner.docx
+++ b/survey_template_owner.docx
@@ -718,8 +718,7 @@
       </w:tblPr>
       <w:tblGrid>
         <w:gridCol w:w="3060"/>
-        <w:gridCol w:w="5450"/>
-        <w:gridCol w:w="850"/>
+        <w:gridCol w:w="6300"/>
       </w:tblGrid>
       <w:tr>
         <w:tblPrEx>
@@ -731,7 +730,7 @@
         <w:tc>
           <w:tcPr>
             <w:tcW w:type="dxa" w:w="9360"/>
-            <w:gridSpan w:val="3"/>
+            <w:gridSpan w:val="2"/>
             <w:tcBorders>
               <w:top w:val="single" w:color="666666" w:sz="6" w:space="0" w:shadow="0" w:frame="0"/>
               <w:left w:val="single" w:color="666666" w:sz="6" w:space="0" w:shadow="0" w:frame="0"/>
@@ -791,7 +790,7 @@
         </w:tc>
         <w:tc>
           <w:tcPr>
-            <w:tcW w:type="dxa" w:w="5450"/>
+            <w:tcW w:type="dxa" w:w="6300"/>
             <w:tcBorders>
               <w:top w:val="single" w:color="666666" w:sz="6" w:space="0" w:shadow="0" w:frame="0"/>
               <w:left w:val="single" w:color="666666" w:sz="6" w:space="0" w:shadow="0" w:frame="0"/>
@@ -818,39 +817,6 @@
                 <w:lang w:val="en-US"/>
               </w:rPr>
               <w:t xml:space="preserve"> {{survey_date}}</w:t>
-            </w:r>
-          </w:p>
-        </w:tc>
-        <w:tc>
-          <w:tcPr>
-            <w:tcW w:type="dxa" w:w="850"/>
-            <w:tcBorders>
-              <w:top w:val="single" w:color="666666" w:sz="6" w:space="0" w:shadow="0" w:frame="0"/>
-              <w:left w:val="single" w:color="666666" w:sz="6" w:space="0" w:shadow="0" w:frame="0"/>
-              <w:bottom w:val="single" w:color="666666" w:sz="6" w:space="0" w:shadow="0" w:frame="0"/>
-              <w:right w:val="single" w:color="666666" w:sz="6" w:space="0" w:shadow="0" w:frame="0"/>
-            </w:tcBorders>
-            <w:shd w:val="clear" w:color="auto" w:fill="auto"/>
-            <w:tcMar>
-              <w:top w:type="dxa" w:w="80"/>
-              <w:left w:type="dxa" w:w="80"/>
-              <w:bottom w:type="dxa" w:w="80"/>
-              <w:right w:type="dxa" w:w="80"/>
-            </w:tcMar>
-            <w:vAlign w:val="top"/>
-          </w:tcPr>
-          <w:p>
-            <w:pPr>
-              <w:jc w:val="right"/>
-              <w:pStyle w:val="Body A"/>
-            </w:pPr>
-            <w:r>
-              <w:rPr>
-                <w:shd w:val="nil" w:color="auto" w:fill="auto"/>
-                <w:rtl w:val="0"/>
-                <w:lang w:val="en-US"/>
-              </w:rPr>
-              <w:t>{{survey_date_date}}</w:t>
             </w:r>
           </w:p>
         </w:tc>
@@ -896,7 +862,7 @@
         </w:tc>
         <w:tc>
           <w:tcPr>
-            <w:tcW w:type="dxa" w:w="5450"/>
+            <w:tcW w:type="dxa" w:w="6300"/>
             <w:tcBorders>
               <w:top w:val="single" w:color="666666" w:sz="6" w:space="0" w:shadow="0" w:frame="0"/>
               <w:left w:val="single" w:color="666666" w:sz="6" w:space="0" w:shadow="0" w:frame="0"/>
@@ -923,39 +889,6 @@
                 <w:lang w:val="en-US"/>
               </w:rPr>
               <w:t xml:space="preserve"> {{client_name}}</w:t>
-            </w:r>
-          </w:p>
-        </w:tc>
-        <w:tc>
-          <w:tcPr>
-            <w:tcW w:type="dxa" w:w="850"/>
-            <w:tcBorders>
-              <w:top w:val="single" w:color="666666" w:sz="6" w:space="0" w:shadow="0" w:frame="0"/>
-              <w:left w:val="single" w:color="666666" w:sz="6" w:space="0" w:shadow="0" w:frame="0"/>
-              <w:bottom w:val="single" w:color="666666" w:sz="6" w:space="0" w:shadow="0" w:frame="0"/>
-              <w:right w:val="single" w:color="666666" w:sz="6" w:space="0" w:shadow="0" w:frame="0"/>
-            </w:tcBorders>
-            <w:shd w:val="clear" w:color="auto" w:fill="eeeeee"/>
-            <w:tcMar>
-              <w:top w:type="dxa" w:w="80"/>
-              <w:left w:type="dxa" w:w="80"/>
-              <w:bottom w:type="dxa" w:w="80"/>
-              <w:right w:type="dxa" w:w="80"/>
-            </w:tcMar>
-            <w:vAlign w:val="top"/>
-          </w:tcPr>
-          <w:p>
-            <w:pPr>
-              <w:jc w:val="right"/>
-              <w:pStyle w:val="Body A"/>
-            </w:pPr>
-            <w:r>
-              <w:rPr>
-                <w:shd w:val="nil" w:color="auto" w:fill="auto"/>
-                <w:rtl w:val="0"/>
-                <w:lang w:val="en-US"/>
-              </w:rPr>
-              <w:t>{{client_name_date}}</w:t>
             </w:r>
           </w:p>
         </w:tc>
@@ -1001,7 +934,7 @@
         </w:tc>
         <w:tc>
           <w:tcPr>
-            <w:tcW w:type="dxa" w:w="5450"/>
+            <w:tcW w:type="dxa" w:w="6300"/>
             <w:tcBorders>
               <w:top w:val="single" w:color="666666" w:sz="6" w:space="0" w:shadow="0" w:frame="0"/>
               <w:left w:val="single" w:color="666666" w:sz="6" w:space="0" w:shadow="0" w:frame="0"/>
@@ -1028,39 +961,6 @@
                 <w:lang w:val="en-US"/>
               </w:rPr>
               <w:t xml:space="preserve"> {{client_address}}</w:t>
-            </w:r>
-          </w:p>
-        </w:tc>
-        <w:tc>
-          <w:tcPr>
-            <w:tcW w:type="dxa" w:w="850"/>
-            <w:tcBorders>
-              <w:top w:val="single" w:color="666666" w:sz="6" w:space="0" w:shadow="0" w:frame="0"/>
-              <w:left w:val="single" w:color="666666" w:sz="6" w:space="0" w:shadow="0" w:frame="0"/>
-              <w:bottom w:val="single" w:color="666666" w:sz="6" w:space="0" w:shadow="0" w:frame="0"/>
-              <w:right w:val="single" w:color="666666" w:sz="6" w:space="0" w:shadow="0" w:frame="0"/>
-            </w:tcBorders>
-            <w:shd w:val="clear" w:color="auto" w:fill="auto"/>
-            <w:tcMar>
-              <w:top w:type="dxa" w:w="80"/>
-              <w:left w:type="dxa" w:w="80"/>
-              <w:bottom w:type="dxa" w:w="80"/>
-              <w:right w:type="dxa" w:w="80"/>
-            </w:tcMar>
-            <w:vAlign w:val="top"/>
-          </w:tcPr>
-          <w:p>
-            <w:pPr>
-              <w:jc w:val="right"/>
-              <w:pStyle w:val="Body A"/>
-            </w:pPr>
-            <w:r>
-              <w:rPr>
-                <w:shd w:val="nil" w:color="auto" w:fill="auto"/>
-                <w:rtl w:val="0"/>
-                <w:lang w:val="en-US"/>
-              </w:rPr>
-              <w:t>{{client_address_date}}</w:t>
             </w:r>
           </w:p>
         </w:tc>
@@ -1106,7 +1006,7 @@
         </w:tc>
         <w:tc>
           <w:tcPr>
-            <w:tcW w:type="dxa" w:w="5450"/>
+            <w:tcW w:type="dxa" w:w="6300"/>
             <w:tcBorders>
               <w:top w:val="single" w:color="666666" w:sz="6" w:space="0" w:shadow="0" w:frame="0"/>
               <w:left w:val="single" w:color="666666" w:sz="6" w:space="0" w:shadow="0" w:frame="0"/>
@@ -1133,39 +1033,6 @@
                 <w:lang w:val="en-US"/>
               </w:rPr>
               <w:t xml:space="preserve"> {{client_email}}</w:t>
-            </w:r>
-          </w:p>
-        </w:tc>
-        <w:tc>
-          <w:tcPr>
-            <w:tcW w:type="dxa" w:w="850"/>
-            <w:tcBorders>
-              <w:top w:val="single" w:color="666666" w:sz="6" w:space="0" w:shadow="0" w:frame="0"/>
-              <w:left w:val="single" w:color="666666" w:sz="6" w:space="0" w:shadow="0" w:frame="0"/>
-              <w:bottom w:val="single" w:color="666666" w:sz="6" w:space="0" w:shadow="0" w:frame="0"/>
-              <w:right w:val="single" w:color="666666" w:sz="6" w:space="0" w:shadow="0" w:frame="0"/>
-            </w:tcBorders>
-            <w:shd w:val="clear" w:color="auto" w:fill="eeeeee"/>
-            <w:tcMar>
-              <w:top w:type="dxa" w:w="80"/>
-              <w:left w:type="dxa" w:w="80"/>
-              <w:bottom w:type="dxa" w:w="80"/>
-              <w:right w:type="dxa" w:w="80"/>
-            </w:tcMar>
-            <w:vAlign w:val="top"/>
-          </w:tcPr>
-          <w:p>
-            <w:pPr>
-              <w:jc w:val="right"/>
-              <w:pStyle w:val="Body A"/>
-            </w:pPr>
-            <w:r>
-              <w:rPr>
-                <w:shd w:val="nil" w:color="auto" w:fill="auto"/>
-                <w:rtl w:val="0"/>
-                <w:lang w:val="en-US"/>
-              </w:rPr>
-              <w:t>{{client_email_date}}</w:t>
             </w:r>
           </w:p>
         </w:tc>
@@ -1211,7 +1078,7 @@
         </w:tc>
         <w:tc>
           <w:tcPr>
-            <w:tcW w:type="dxa" w:w="5450"/>
+            <w:tcW w:type="dxa" w:w="6300"/>
             <w:tcBorders>
               <w:top w:val="single" w:color="666666" w:sz="6" w:space="0" w:shadow="0" w:frame="0"/>
               <w:left w:val="single" w:color="666666" w:sz="6" w:space="0" w:shadow="0" w:frame="0"/>
@@ -1238,39 +1105,6 @@
                 <w:lang w:val="en-US"/>
               </w:rPr>
               <w:t xml:space="preserve"> {{present_at_survey}}</w:t>
-            </w:r>
-          </w:p>
-        </w:tc>
-        <w:tc>
-          <w:tcPr>
-            <w:tcW w:type="dxa" w:w="850"/>
-            <w:tcBorders>
-              <w:top w:val="single" w:color="666666" w:sz="6" w:space="0" w:shadow="0" w:frame="0"/>
-              <w:left w:val="single" w:color="666666" w:sz="6" w:space="0" w:shadow="0" w:frame="0"/>
-              <w:bottom w:val="single" w:color="666666" w:sz="6" w:space="0" w:shadow="0" w:frame="0"/>
-              <w:right w:val="single" w:color="666666" w:sz="6" w:space="0" w:shadow="0" w:frame="0"/>
-            </w:tcBorders>
-            <w:shd w:val="clear" w:color="auto" w:fill="auto"/>
-            <w:tcMar>
-              <w:top w:type="dxa" w:w="80"/>
-              <w:left w:type="dxa" w:w="80"/>
-              <w:bottom w:type="dxa" w:w="80"/>
-              <w:right w:type="dxa" w:w="80"/>
-            </w:tcMar>
-            <w:vAlign w:val="top"/>
-          </w:tcPr>
-          <w:p>
-            <w:pPr>
-              <w:jc w:val="right"/>
-              <w:pStyle w:val="Body A"/>
-            </w:pPr>
-            <w:r>
-              <w:rPr>
-                <w:shd w:val="nil" w:color="auto" w:fill="auto"/>
-                <w:rtl w:val="0"/>
-                <w:lang w:val="en-US"/>
-              </w:rPr>
-              <w:t>{{present_at_survey_date}}</w:t>
             </w:r>
           </w:p>
         </w:tc>
@@ -1316,7 +1150,7 @@
         </w:tc>
         <w:tc>
           <w:tcPr>
-            <w:tcW w:type="dxa" w:w="5450"/>
+            <w:tcW w:type="dxa" w:w="6300"/>
             <w:tcBorders>
               <w:top w:val="single" w:color="666666" w:sz="6" w:space="0" w:shadow="0" w:frame="0"/>
               <w:left w:val="single" w:color="666666" w:sz="6" w:space="0" w:shadow="0" w:frame="0"/>
@@ -1343,39 +1177,6 @@
                 <w:lang w:val="en-US"/>
               </w:rPr>
               <w:t xml:space="preserve"> {{location_of_survey}}</w:t>
-            </w:r>
-          </w:p>
-        </w:tc>
-        <w:tc>
-          <w:tcPr>
-            <w:tcW w:type="dxa" w:w="850"/>
-            <w:tcBorders>
-              <w:top w:val="single" w:color="666666" w:sz="6" w:space="0" w:shadow="0" w:frame="0"/>
-              <w:left w:val="single" w:color="666666" w:sz="6" w:space="0" w:shadow="0" w:frame="0"/>
-              <w:bottom w:val="single" w:color="666666" w:sz="6" w:space="0" w:shadow="0" w:frame="0"/>
-              <w:right w:val="single" w:color="666666" w:sz="6" w:space="0" w:shadow="0" w:frame="0"/>
-            </w:tcBorders>
-            <w:shd w:val="clear" w:color="auto" w:fill="eeeeee"/>
-            <w:tcMar>
-              <w:top w:type="dxa" w:w="80"/>
-              <w:left w:type="dxa" w:w="80"/>
-              <w:bottom w:type="dxa" w:w="80"/>
-              <w:right w:type="dxa" w:w="80"/>
-            </w:tcMar>
-            <w:vAlign w:val="top"/>
-          </w:tcPr>
-          <w:p>
-            <w:pPr>
-              <w:jc w:val="right"/>
-              <w:pStyle w:val="Body A"/>
-            </w:pPr>
-            <w:r>
-              <w:rPr>
-                <w:shd w:val="nil" w:color="auto" w:fill="auto"/>
-                <w:rtl w:val="0"/>
-                <w:lang w:val="en-US"/>
-              </w:rPr>
-              <w:t>{{location_of_survey_date}}</w:t>
             </w:r>
           </w:p>
         </w:tc>
@@ -1421,7 +1222,7 @@
         </w:tc>
         <w:tc>
           <w:tcPr>
-            <w:tcW w:type="dxa" w:w="5450"/>
+            <w:tcW w:type="dxa" w:w="6300"/>
             <w:tcBorders>
               <w:top w:val="single" w:color="666666" w:sz="6" w:space="0" w:shadow="0" w:frame="0"/>
               <w:left w:val="single" w:color="666666" w:sz="6" w:space="0" w:shadow="0" w:frame="0"/>
@@ -1448,39 +1249,6 @@
                 <w:lang w:val="en-US"/>
               </w:rPr>
               <w:t xml:space="preserve"> {{survey_conditions}}</w:t>
-            </w:r>
-          </w:p>
-        </w:tc>
-        <w:tc>
-          <w:tcPr>
-            <w:tcW w:type="dxa" w:w="850"/>
-            <w:tcBorders>
-              <w:top w:val="single" w:color="666666" w:sz="6" w:space="0" w:shadow="0" w:frame="0"/>
-              <w:left w:val="single" w:color="666666" w:sz="6" w:space="0" w:shadow="0" w:frame="0"/>
-              <w:bottom w:val="single" w:color="666666" w:sz="6" w:space="0" w:shadow="0" w:frame="0"/>
-              <w:right w:val="single" w:color="666666" w:sz="6" w:space="0" w:shadow="0" w:frame="0"/>
-            </w:tcBorders>
-            <w:shd w:val="clear" w:color="auto" w:fill="auto"/>
-            <w:tcMar>
-              <w:top w:type="dxa" w:w="80"/>
-              <w:left w:type="dxa" w:w="80"/>
-              <w:bottom w:type="dxa" w:w="80"/>
-              <w:right w:type="dxa" w:w="80"/>
-            </w:tcMar>
-            <w:vAlign w:val="top"/>
-          </w:tcPr>
-          <w:p>
-            <w:pPr>
-              <w:jc w:val="right"/>
-              <w:pStyle w:val="Body A"/>
-            </w:pPr>
-            <w:r>
-              <w:rPr>
-                <w:shd w:val="nil" w:color="auto" w:fill="auto"/>
-                <w:rtl w:val="0"/>
-                <w:lang w:val="en-US"/>
-              </w:rPr>
-              <w:t>{{survey_conditions_date}}</w:t>
             </w:r>
           </w:p>
         </w:tc>
@@ -1526,7 +1294,7 @@
         </w:tc>
         <w:tc>
           <w:tcPr>
-            <w:tcW w:type="dxa" w:w="5450"/>
+            <w:tcW w:type="dxa" w:w="6300"/>
             <w:tcBorders>
               <w:top w:val="single" w:color="666666" w:sz="6" w:space="0" w:shadow="0" w:frame="0"/>
               <w:left w:val="single" w:color="666666" w:sz="6" w:space="0" w:shadow="0" w:frame="0"/>
@@ -1553,39 +1321,6 @@
                 <w:lang w:val="en-US"/>
               </w:rPr>
               <w:t xml:space="preserve"> {{weather}}</w:t>
-            </w:r>
-          </w:p>
-        </w:tc>
-        <w:tc>
-          <w:tcPr>
-            <w:tcW w:type="dxa" w:w="850"/>
-            <w:tcBorders>
-              <w:top w:val="single" w:color="666666" w:sz="6" w:space="0" w:shadow="0" w:frame="0"/>
-              <w:left w:val="single" w:color="666666" w:sz="6" w:space="0" w:shadow="0" w:frame="0"/>
-              <w:bottom w:val="single" w:color="666666" w:sz="6" w:space="0" w:shadow="0" w:frame="0"/>
-              <w:right w:val="single" w:color="666666" w:sz="6" w:space="0" w:shadow="0" w:frame="0"/>
-            </w:tcBorders>
-            <w:shd w:val="clear" w:color="auto" w:fill="eeeeee"/>
-            <w:tcMar>
-              <w:top w:type="dxa" w:w="80"/>
-              <w:left w:type="dxa" w:w="80"/>
-              <w:bottom w:type="dxa" w:w="80"/>
-              <w:right w:type="dxa" w:w="80"/>
-            </w:tcMar>
-            <w:vAlign w:val="top"/>
-          </w:tcPr>
-          <w:p>
-            <w:pPr>
-              <w:jc w:val="right"/>
-              <w:pStyle w:val="Body A"/>
-            </w:pPr>
-            <w:r>
-              <w:rPr>
-                <w:shd w:val="nil" w:color="auto" w:fill="auto"/>
-                <w:rtl w:val="0"/>
-                <w:lang w:val="en-US"/>
-              </w:rPr>
-              <w:t>{{weather_date}}</w:t>
             </w:r>
           </w:p>
         </w:tc>
@@ -2545,9 +2280,9 @@
     </w:p>
     <w:tbl>
       <w:tblPr>
-        <w:tblW w:w="8589" w:type="dxa"/>
+        <w:tblW w:w="9360" w:type="dxa"/>
         <w:jc w:val="left"/>
-        <w:tblInd w:w="972" w:type="dxa"/>
+        <w:tblInd w:w="0" w:type="dxa"/>
         <w:tblBorders>
           <w:top w:val="single" w:color="ffffff" w:sz="8" w:space="0" w:shadow="0" w:frame="0"/>
           <w:left w:val="single" w:color="ffffff" w:sz="8" w:space="0" w:shadow="0" w:frame="0"/>
@@ -2560,9 +2295,9 @@
         <w:tblLayout w:type="fixed"/>
       </w:tblPr>
       <w:tblGrid>
-        <w:gridCol w:w="2643"/>
-        <w:gridCol w:w="5096"/>
-        <w:gridCol w:w="850"/>
+        <w:gridCol w:w="2573"/>
+        <w:gridCol w:w="5787"/>
+        <w:gridCol w:w="1000"/>
       </w:tblGrid>
       <w:tr>
         <w:tblPrEx>
@@ -2573,7 +2308,7 @@
         </w:trPr>
         <w:tc>
           <w:tcPr>
-            <w:tcW w:type="dxa" w:w="2643"/>
+            <w:tcW w:type="dxa" w:w="2573"/>
             <w:tcBorders>
               <w:top w:val="single" w:color="666666" w:sz="6" w:space="0" w:shadow="0" w:frame="0"/>
               <w:left w:val="single" w:color="666666" w:sz="6" w:space="0" w:shadow="0" w:frame="0"/>
@@ -2607,7 +2342,7 @@
         </w:tc>
         <w:tc>
           <w:tcPr>
-            <w:tcW w:type="dxa" w:w="5096"/>
+            <w:tcW w:type="dxa" w:w="5787"/>
             <w:tcBorders>
               <w:top w:val="single" w:color="666666" w:sz="6" w:space="0" w:shadow="0" w:frame="0"/>
               <w:left w:val="single" w:color="666666" w:sz="6" w:space="0" w:shadow="0" w:frame="0"/>
@@ -2641,7 +2376,7 @@
         </w:tc>
         <w:tc>
           <w:tcPr>
-            <w:tcW w:type="dxa" w:w="850"/>
+            <w:tcW w:type="dxa" w:w="1000"/>
             <w:tcBorders>
               <w:top w:val="single" w:color="666666" w:sz="6" w:space="0" w:shadow="0" w:frame="0"/>
               <w:left w:val="single" w:color="666666" w:sz="6" w:space="0" w:shadow="0" w:frame="0"/>
@@ -2684,7 +2419,7 @@
         </w:trPr>
         <w:tc>
           <w:tcPr>
-            <w:tcW w:type="dxa" w:w="2643"/>
+            <w:tcW w:type="dxa" w:w="2573"/>
             <w:tcBorders>
               <w:top w:val="single" w:color="666666" w:sz="6" w:space="0" w:shadow="0" w:frame="0"/>
               <w:left w:val="single" w:color="666666" w:sz="6" w:space="0" w:shadow="0" w:frame="0"/>
@@ -2716,7 +2451,7 @@
         </w:tc>
         <w:tc>
           <w:tcPr>
-            <w:tcW w:type="dxa" w:w="5096"/>
+            <w:tcW w:type="dxa" w:w="5787"/>
             <w:tcBorders>
               <w:top w:val="single" w:color="666666" w:sz="6" w:space="0" w:shadow="0" w:frame="0"/>
               <w:left w:val="single" w:color="666666" w:sz="6" w:space="0" w:shadow="0" w:frame="0"/>
@@ -2748,7 +2483,7 @@
         </w:tc>
         <w:tc>
           <w:tcPr>
-            <w:tcW w:type="dxa" w:w="850"/>
+            <w:tcW w:type="dxa" w:w="1000"/>
             <w:tcBorders>
               <w:top w:val="single" w:color="666666" w:sz="6" w:space="0" w:shadow="0" w:frame="0"/>
               <w:left w:val="single" w:color="666666" w:sz="6" w:space="0" w:shadow="0" w:frame="0"/>
@@ -2789,7 +2524,7 @@
         </w:trPr>
         <w:tc>
           <w:tcPr>
-            <w:tcW w:type="dxa" w:w="2643"/>
+            <w:tcW w:type="dxa" w:w="2573"/>
             <w:tcBorders>
               <w:top w:val="single" w:color="666666" w:sz="6" w:space="0" w:shadow="0" w:frame="0"/>
               <w:left w:val="single" w:color="666666" w:sz="6" w:space="0" w:shadow="0" w:frame="0"/>
@@ -2821,7 +2556,7 @@
         </w:tc>
         <w:tc>
           <w:tcPr>
-            <w:tcW w:type="dxa" w:w="5096"/>
+            <w:tcW w:type="dxa" w:w="5787"/>
             <w:tcBorders>
               <w:top w:val="single" w:color="666666" w:sz="6" w:space="0" w:shadow="0" w:frame="0"/>
               <w:left w:val="single" w:color="666666" w:sz="6" w:space="0" w:shadow="0" w:frame="0"/>
@@ -2853,7 +2588,7 @@
         </w:tc>
         <w:tc>
           <w:tcPr>
-            <w:tcW w:type="dxa" w:w="850"/>
+            <w:tcW w:type="dxa" w:w="1000"/>
             <w:tcBorders>
               <w:top w:val="single" w:color="666666" w:sz="6" w:space="0" w:shadow="0" w:frame="0"/>
               <w:left w:val="single" w:color="666666" w:sz="6" w:space="0" w:shadow="0" w:frame="0"/>
@@ -2894,7 +2629,7 @@
         </w:trPr>
         <w:tc>
           <w:tcPr>
-            <w:tcW w:type="dxa" w:w="2643"/>
+            <w:tcW w:type="dxa" w:w="2573"/>
             <w:tcBorders>
               <w:top w:val="single" w:color="666666" w:sz="6" w:space="0" w:shadow="0" w:frame="0"/>
               <w:left w:val="single" w:color="666666" w:sz="6" w:space="0" w:shadow="0" w:frame="0"/>
@@ -2926,7 +2661,7 @@
         </w:tc>
         <w:tc>
           <w:tcPr>
-            <w:tcW w:type="dxa" w:w="5096"/>
+            <w:tcW w:type="dxa" w:w="5787"/>
             <w:tcBorders>
               <w:top w:val="single" w:color="666666" w:sz="6" w:space="0" w:shadow="0" w:frame="0"/>
               <w:left w:val="single" w:color="666666" w:sz="6" w:space="0" w:shadow="0" w:frame="0"/>
@@ -2958,7 +2693,7 @@
         </w:tc>
         <w:tc>
           <w:tcPr>
-            <w:tcW w:type="dxa" w:w="850"/>
+            <w:tcW w:type="dxa" w:w="1000"/>
             <w:tcBorders>
               <w:top w:val="single" w:color="666666" w:sz="6" w:space="0" w:shadow="0" w:frame="0"/>
               <w:left w:val="single" w:color="666666" w:sz="6" w:space="0" w:shadow="0" w:frame="0"/>
@@ -2999,7 +2734,7 @@
         </w:trPr>
         <w:tc>
           <w:tcPr>
-            <w:tcW w:type="dxa" w:w="2643"/>
+            <w:tcW w:type="dxa" w:w="2573"/>
             <w:tcBorders>
               <w:top w:val="single" w:color="666666" w:sz="6" w:space="0" w:shadow="0" w:frame="0"/>
               <w:left w:val="single" w:color="666666" w:sz="6" w:space="0" w:shadow="0" w:frame="0"/>
@@ -3031,7 +2766,7 @@
         </w:tc>
         <w:tc>
           <w:tcPr>
-            <w:tcW w:type="dxa" w:w="5096"/>
+            <w:tcW w:type="dxa" w:w="5787"/>
             <w:tcBorders>
               <w:top w:val="single" w:color="666666" w:sz="6" w:space="0" w:shadow="0" w:frame="0"/>
               <w:left w:val="single" w:color="666666" w:sz="6" w:space="0" w:shadow="0" w:frame="0"/>
@@ -3063,7 +2798,7 @@
         </w:tc>
         <w:tc>
           <w:tcPr>
-            <w:tcW w:type="dxa" w:w="850"/>
+            <w:tcW w:type="dxa" w:w="1000"/>
             <w:tcBorders>
               <w:top w:val="single" w:color="666666" w:sz="6" w:space="0" w:shadow="0" w:frame="0"/>
               <w:left w:val="single" w:color="666666" w:sz="6" w:space="0" w:shadow="0" w:frame="0"/>
@@ -3104,7 +2839,7 @@
         </w:trPr>
         <w:tc>
           <w:tcPr>
-            <w:tcW w:type="dxa" w:w="2643"/>
+            <w:tcW w:type="dxa" w:w="2573"/>
             <w:tcBorders>
               <w:top w:val="single" w:color="666666" w:sz="6" w:space="0" w:shadow="0" w:frame="0"/>
               <w:left w:val="single" w:color="666666" w:sz="6" w:space="0" w:shadow="0" w:frame="0"/>
@@ -3137,7 +2872,7 @@
         </w:tc>
         <w:tc>
           <w:tcPr>
-            <w:tcW w:type="dxa" w:w="5096"/>
+            <w:tcW w:type="dxa" w:w="5787"/>
             <w:tcBorders>
               <w:top w:val="single" w:color="666666" w:sz="6" w:space="0" w:shadow="0" w:frame="0"/>
               <w:left w:val="single" w:color="666666" w:sz="6" w:space="0" w:shadow="0" w:frame="0"/>
@@ -3169,7 +2904,7 @@
         </w:tc>
         <w:tc>
           <w:tcPr>
-            <w:tcW w:type="dxa" w:w="850"/>
+            <w:tcW w:type="dxa" w:w="1000"/>
             <w:tcBorders>
               <w:top w:val="single" w:color="666666" w:sz="6" w:space="0" w:shadow="0" w:frame="0"/>
               <w:left w:val="single" w:color="666666" w:sz="6" w:space="0" w:shadow="0" w:frame="0"/>
@@ -3210,7 +2945,7 @@
         </w:trPr>
         <w:tc>
           <w:tcPr>
-            <w:tcW w:type="dxa" w:w="2643"/>
+            <w:tcW w:type="dxa" w:w="2573"/>
             <w:tcBorders>
               <w:top w:val="single" w:color="666666" w:sz="6" w:space="0" w:shadow="0" w:frame="0"/>
               <w:left w:val="single" w:color="666666" w:sz="6" w:space="0" w:shadow="0" w:frame="0"/>
@@ -3242,7 +2977,7 @@
         </w:tc>
         <w:tc>
           <w:tcPr>
-            <w:tcW w:type="dxa" w:w="5096"/>
+            <w:tcW w:type="dxa" w:w="5787"/>
             <w:tcBorders>
               <w:top w:val="single" w:color="666666" w:sz="6" w:space="0" w:shadow="0" w:frame="0"/>
               <w:left w:val="single" w:color="666666" w:sz="6" w:space="0" w:shadow="0" w:frame="0"/>
@@ -3274,7 +3009,7 @@
         </w:tc>
         <w:tc>
           <w:tcPr>
-            <w:tcW w:type="dxa" w:w="850"/>
+            <w:tcW w:type="dxa" w:w="1000"/>
             <w:tcBorders>
               <w:top w:val="single" w:color="666666" w:sz="6" w:space="0" w:shadow="0" w:frame="0"/>
               <w:left w:val="single" w:color="666666" w:sz="6" w:space="0" w:shadow="0" w:frame="0"/>
@@ -3315,7 +3050,7 @@
         </w:trPr>
         <w:tc>
           <w:tcPr>
-            <w:tcW w:type="dxa" w:w="2643"/>
+            <w:tcW w:type="dxa" w:w="2573"/>
             <w:tcBorders>
               <w:top w:val="single" w:color="666666" w:sz="6" w:space="0" w:shadow="0" w:frame="0"/>
               <w:left w:val="single" w:color="666666" w:sz="6" w:space="0" w:shadow="0" w:frame="0"/>
@@ -3347,7 +3082,7 @@
         </w:tc>
         <w:tc>
           <w:tcPr>
-            <w:tcW w:type="dxa" w:w="5096"/>
+            <w:tcW w:type="dxa" w:w="5787"/>
             <w:tcBorders>
               <w:top w:val="single" w:color="666666" w:sz="6" w:space="0" w:shadow="0" w:frame="0"/>
               <w:left w:val="single" w:color="666666" w:sz="6" w:space="0" w:shadow="0" w:frame="0"/>
@@ -3379,7 +3114,7 @@
         </w:tc>
         <w:tc>
           <w:tcPr>
-            <w:tcW w:type="dxa" w:w="850"/>
+            <w:tcW w:type="dxa" w:w="1000"/>
             <w:tcBorders>
               <w:top w:val="single" w:color="666666" w:sz="6" w:space="0" w:shadow="0" w:frame="0"/>
               <w:left w:val="single" w:color="666666" w:sz="6" w:space="0" w:shadow="0" w:frame="0"/>
@@ -3420,7 +3155,7 @@
         </w:trPr>
         <w:tc>
           <w:tcPr>
-            <w:tcW w:type="dxa" w:w="2643"/>
+            <w:tcW w:type="dxa" w:w="2573"/>
             <w:tcBorders>
               <w:top w:val="single" w:color="666666" w:sz="6" w:space="0" w:shadow="0" w:frame="0"/>
               <w:left w:val="single" w:color="666666" w:sz="6" w:space="0" w:shadow="0" w:frame="0"/>
@@ -3452,7 +3187,7 @@
         </w:tc>
         <w:tc>
           <w:tcPr>
-            <w:tcW w:type="dxa" w:w="5096"/>
+            <w:tcW w:type="dxa" w:w="5787"/>
             <w:tcBorders>
               <w:top w:val="single" w:color="666666" w:sz="6" w:space="0" w:shadow="0" w:frame="0"/>
               <w:left w:val="single" w:color="666666" w:sz="6" w:space="0" w:shadow="0" w:frame="0"/>
@@ -3484,7 +3219,7 @@
         </w:tc>
         <w:tc>
           <w:tcPr>
-            <w:tcW w:type="dxa" w:w="850"/>
+            <w:tcW w:type="dxa" w:w="1000"/>
             <w:tcBorders>
               <w:top w:val="single" w:color="666666" w:sz="6" w:space="0" w:shadow="0" w:frame="0"/>
               <w:left w:val="single" w:color="666666" w:sz="6" w:space="0" w:shadow="0" w:frame="0"/>
@@ -3525,7 +3260,7 @@
         </w:trPr>
         <w:tc>
           <w:tcPr>
-            <w:tcW w:type="dxa" w:w="2643"/>
+            <w:tcW w:type="dxa" w:w="2573"/>
             <w:tcBorders>
               <w:top w:val="single" w:color="666666" w:sz="6" w:space="0" w:shadow="0" w:frame="0"/>
               <w:left w:val="single" w:color="666666" w:sz="6" w:space="0" w:shadow="0" w:frame="0"/>
@@ -3557,7 +3292,7 @@
         </w:tc>
         <w:tc>
           <w:tcPr>
-            <w:tcW w:type="dxa" w:w="5096"/>
+            <w:tcW w:type="dxa" w:w="5787"/>
             <w:tcBorders>
               <w:top w:val="single" w:color="666666" w:sz="6" w:space="0" w:shadow="0" w:frame="0"/>
               <w:left w:val="single" w:color="666666" w:sz="6" w:space="0" w:shadow="0" w:frame="0"/>
@@ -3589,7 +3324,7 @@
         </w:tc>
         <w:tc>
           <w:tcPr>
-            <w:tcW w:type="dxa" w:w="850"/>
+            <w:tcW w:type="dxa" w:w="1000"/>
             <w:tcBorders>
               <w:top w:val="single" w:color="666666" w:sz="6" w:space="0" w:shadow="0" w:frame="0"/>
               <w:left w:val="single" w:color="666666" w:sz="6" w:space="0" w:shadow="0" w:frame="0"/>
@@ -3630,7 +3365,7 @@
         </w:trPr>
         <w:tc>
           <w:tcPr>
-            <w:tcW w:type="dxa" w:w="2643"/>
+            <w:tcW w:type="dxa" w:w="2573"/>
             <w:tcBorders>
               <w:top w:val="single" w:color="666666" w:sz="6" w:space="0" w:shadow="0" w:frame="0"/>
               <w:left w:val="single" w:color="666666" w:sz="6" w:space="0" w:shadow="0" w:frame="0"/>
@@ -3662,7 +3397,7 @@
         </w:tc>
         <w:tc>
           <w:tcPr>
-            <w:tcW w:type="dxa" w:w="5096"/>
+            <w:tcW w:type="dxa" w:w="5787"/>
             <w:tcBorders>
               <w:top w:val="single" w:color="666666" w:sz="6" w:space="0" w:shadow="0" w:frame="0"/>
               <w:left w:val="single" w:color="666666" w:sz="6" w:space="0" w:shadow="0" w:frame="0"/>
@@ -3694,7 +3429,7 @@
         </w:tc>
         <w:tc>
           <w:tcPr>
-            <w:tcW w:type="dxa" w:w="850"/>
+            <w:tcW w:type="dxa" w:w="1000"/>
             <w:tcBorders>
               <w:top w:val="single" w:color="666666" w:sz="6" w:space="0" w:shadow="0" w:frame="0"/>
               <w:left w:val="single" w:color="666666" w:sz="6" w:space="0" w:shadow="0" w:frame="0"/>
@@ -3735,7 +3470,7 @@
         </w:trPr>
         <w:tc>
           <w:tcPr>
-            <w:tcW w:type="dxa" w:w="2643"/>
+            <w:tcW w:type="dxa" w:w="2573"/>
             <w:tcBorders>
               <w:top w:val="single" w:color="666666" w:sz="6" w:space="0" w:shadow="0" w:frame="0"/>
               <w:left w:val="single" w:color="666666" w:sz="6" w:space="0" w:shadow="0" w:frame="0"/>
@@ -3767,7 +3502,7 @@
         </w:tc>
         <w:tc>
           <w:tcPr>
-            <w:tcW w:type="dxa" w:w="5096"/>
+            <w:tcW w:type="dxa" w:w="5787"/>
             <w:tcBorders>
               <w:top w:val="single" w:color="666666" w:sz="6" w:space="0" w:shadow="0" w:frame="0"/>
               <w:left w:val="single" w:color="666666" w:sz="6" w:space="0" w:shadow="0" w:frame="0"/>
@@ -3799,7 +3534,7 @@
         </w:tc>
         <w:tc>
           <w:tcPr>
-            <w:tcW w:type="dxa" w:w="850"/>
+            <w:tcW w:type="dxa" w:w="1000"/>
             <w:tcBorders>
               <w:top w:val="single" w:color="666666" w:sz="6" w:space="0" w:shadow="0" w:frame="0"/>
               <w:left w:val="single" w:color="666666" w:sz="6" w:space="0" w:shadow="0" w:frame="0"/>
@@ -3840,7 +3575,7 @@
         </w:trPr>
         <w:tc>
           <w:tcPr>
-            <w:tcW w:type="dxa" w:w="2643"/>
+            <w:tcW w:type="dxa" w:w="2573"/>
             <w:tcBorders>
               <w:top w:val="single" w:color="666666" w:sz="6" w:space="0" w:shadow="0" w:frame="0"/>
               <w:left w:val="single" w:color="666666" w:sz="6" w:space="0" w:shadow="0" w:frame="0"/>
@@ -3872,7 +3607,7 @@
         </w:tc>
         <w:tc>
           <w:tcPr>
-            <w:tcW w:type="dxa" w:w="5096"/>
+            <w:tcW w:type="dxa" w:w="5787"/>
             <w:tcBorders>
               <w:top w:val="single" w:color="666666" w:sz="6" w:space="0" w:shadow="0" w:frame="0"/>
               <w:left w:val="single" w:color="666666" w:sz="6" w:space="0" w:shadow="0" w:frame="0"/>
@@ -3904,7 +3639,7 @@
         </w:tc>
         <w:tc>
           <w:tcPr>
-            <w:tcW w:type="dxa" w:w="850"/>
+            <w:tcW w:type="dxa" w:w="1000"/>
             <w:tcBorders>
               <w:top w:val="single" w:color="666666" w:sz="6" w:space="0" w:shadow="0" w:frame="0"/>
               <w:left w:val="single" w:color="666666" w:sz="6" w:space="0" w:shadow="0" w:frame="0"/>
@@ -3945,7 +3680,7 @@
         </w:trPr>
         <w:tc>
           <w:tcPr>
-            <w:tcW w:type="dxa" w:w="2643"/>
+            <w:tcW w:type="dxa" w:w="2573"/>
             <w:tcBorders>
               <w:top w:val="single" w:color="666666" w:sz="6" w:space="0" w:shadow="0" w:frame="0"/>
               <w:left w:val="single" w:color="666666" w:sz="6" w:space="0" w:shadow="0" w:frame="0"/>
@@ -3977,7 +3712,7 @@
         </w:tc>
         <w:tc>
           <w:tcPr>
-            <w:tcW w:type="dxa" w:w="5096"/>
+            <w:tcW w:type="dxa" w:w="5787"/>
             <w:tcBorders>
               <w:top w:val="single" w:color="666666" w:sz="6" w:space="0" w:shadow="0" w:frame="0"/>
               <w:left w:val="single" w:color="666666" w:sz="6" w:space="0" w:shadow="0" w:frame="0"/>
@@ -4009,7 +3744,7 @@
         </w:tc>
         <w:tc>
           <w:tcPr>
-            <w:tcW w:type="dxa" w:w="850"/>
+            <w:tcW w:type="dxa" w:w="1000"/>
             <w:tcBorders>
               <w:top w:val="single" w:color="666666" w:sz="6" w:space="0" w:shadow="0" w:frame="0"/>
               <w:left w:val="single" w:color="666666" w:sz="6" w:space="0" w:shadow="0" w:frame="0"/>
@@ -4050,7 +3785,7 @@
         </w:trPr>
         <w:tc>
           <w:tcPr>
-            <w:tcW w:type="dxa" w:w="2643"/>
+            <w:tcW w:type="dxa" w:w="2573"/>
             <w:tcBorders>
               <w:top w:val="single" w:color="666666" w:sz="6" w:space="0" w:shadow="0" w:frame="0"/>
               <w:left w:val="single" w:color="666666" w:sz="6" w:space="0" w:shadow="0" w:frame="0"/>
@@ -4082,7 +3817,7 @@
         </w:tc>
         <w:tc>
           <w:tcPr>
-            <w:tcW w:type="dxa" w:w="5096"/>
+            <w:tcW w:type="dxa" w:w="5787"/>
             <w:tcBorders>
               <w:top w:val="single" w:color="666666" w:sz="6" w:space="0" w:shadow="0" w:frame="0"/>
               <w:left w:val="single" w:color="666666" w:sz="6" w:space="0" w:shadow="0" w:frame="0"/>
@@ -4114,7 +3849,7 @@
         </w:tc>
         <w:tc>
           <w:tcPr>
-            <w:tcW w:type="dxa" w:w="850"/>
+            <w:tcW w:type="dxa" w:w="1000"/>
             <w:tcBorders>
               <w:top w:val="single" w:color="666666" w:sz="6" w:space="0" w:shadow="0" w:frame="0"/>
               <w:left w:val="single" w:color="666666" w:sz="6" w:space="0" w:shadow="0" w:frame="0"/>
@@ -4155,7 +3890,7 @@
         </w:trPr>
         <w:tc>
           <w:tcPr>
-            <w:tcW w:type="dxa" w:w="2643"/>
+            <w:tcW w:type="dxa" w:w="2573"/>
             <w:tcBorders>
               <w:top w:val="single" w:color="666666" w:sz="6" w:space="0" w:shadow="0" w:frame="0"/>
               <w:left w:val="single" w:color="666666" w:sz="6" w:space="0" w:shadow="0" w:frame="0"/>
@@ -4187,7 +3922,7 @@
         </w:tc>
         <w:tc>
           <w:tcPr>
-            <w:tcW w:type="dxa" w:w="5096"/>
+            <w:tcW w:type="dxa" w:w="5787"/>
             <w:tcBorders>
               <w:top w:val="single" w:color="666666" w:sz="6" w:space="0" w:shadow="0" w:frame="0"/>
               <w:left w:val="single" w:color="666666" w:sz="6" w:space="0" w:shadow="0" w:frame="0"/>
@@ -4219,7 +3954,7 @@
         </w:tc>
         <w:tc>
           <w:tcPr>
-            <w:tcW w:type="dxa" w:w="850"/>
+            <w:tcW w:type="dxa" w:w="1000"/>
             <w:tcBorders>
               <w:top w:val="single" w:color="666666" w:sz="6" w:space="0" w:shadow="0" w:frame="0"/>
               <w:left w:val="single" w:color="666666" w:sz="6" w:space="0" w:shadow="0" w:frame="0"/>
@@ -4260,7 +3995,7 @@
         </w:trPr>
         <w:tc>
           <w:tcPr>
-            <w:tcW w:type="dxa" w:w="2643"/>
+            <w:tcW w:type="dxa" w:w="2573"/>
             <w:tcBorders>
               <w:top w:val="single" w:color="666666" w:sz="6" w:space="0" w:shadow="0" w:frame="0"/>
               <w:left w:val="single" w:color="666666" w:sz="6" w:space="0" w:shadow="0" w:frame="0"/>
@@ -4292,7 +4027,7 @@
         </w:tc>
         <w:tc>
           <w:tcPr>
-            <w:tcW w:type="dxa" w:w="5096"/>
+            <w:tcW w:type="dxa" w:w="5787"/>
             <w:tcBorders>
               <w:top w:val="single" w:color="666666" w:sz="6" w:space="0" w:shadow="0" w:frame="0"/>
               <w:left w:val="single" w:color="666666" w:sz="6" w:space="0" w:shadow="0" w:frame="0"/>
@@ -4324,7 +4059,7 @@
         </w:tc>
         <w:tc>
           <w:tcPr>
-            <w:tcW w:type="dxa" w:w="850"/>
+            <w:tcW w:type="dxa" w:w="1000"/>
             <w:tcBorders>
               <w:top w:val="single" w:color="666666" w:sz="6" w:space="0" w:shadow="0" w:frame="0"/>
               <w:left w:val="single" w:color="666666" w:sz="6" w:space="0" w:shadow="0" w:frame="0"/>
@@ -4599,9 +4334,9 @@
     </w:p>
     <w:tbl>
       <w:tblPr>
-        <w:tblW w:w="9021" w:type="dxa"/>
+        <w:tblW w:w="9360" w:type="dxa"/>
         <w:jc w:val="left"/>
-        <w:tblInd w:w="864" w:type="dxa"/>
+        <w:tblInd w:w="0" w:type="dxa"/>
         <w:tblBorders>
           <w:top w:val="single" w:color="ffffff" w:sz="8" w:space="0" w:shadow="0" w:frame="0"/>
           <w:left w:val="single" w:color="ffffff" w:sz="8" w:space="0" w:shadow="0" w:frame="0"/>
@@ -4614,9 +4349,9 @@
         <w:tblLayout w:type="fixed"/>
       </w:tblPr>
       <w:tblGrid>
-        <w:gridCol w:w="2853"/>
-        <w:gridCol w:w="5318"/>
-        <w:gridCol w:w="850"/>
+        <w:gridCol w:w="2644"/>
+        <w:gridCol w:w="5716"/>
+        <w:gridCol w:w="1000"/>
       </w:tblGrid>
       <w:tr>
         <w:tblPrEx>
@@ -4627,7 +4362,7 @@
         </w:trPr>
         <w:tc>
           <w:tcPr>
-            <w:tcW w:type="dxa" w:w="2853"/>
+            <w:tcW w:type="dxa" w:w="2644"/>
             <w:tcBorders>
               <w:top w:val="single" w:color="666666" w:sz="6" w:space="0" w:shadow="0" w:frame="0"/>
               <w:left w:val="single" w:color="666666" w:sz="6" w:space="0" w:shadow="0" w:frame="0"/>
@@ -4647,7 +4382,7 @@
         </w:tc>
         <w:tc>
           <w:tcPr>
-            <w:tcW w:type="dxa" w:w="5318"/>
+            <w:tcW w:type="dxa" w:w="5716"/>
             <w:tcBorders>
               <w:top w:val="single" w:color="666666" w:sz="6" w:space="0" w:shadow="0" w:frame="0"/>
               <w:left w:val="single" w:color="666666" w:sz="6" w:space="0" w:shadow="0" w:frame="0"/>
@@ -4667,7 +4402,7 @@
         </w:tc>
         <w:tc>
           <w:tcPr>
-            <w:tcW w:type="dxa" w:w="850"/>
+            <w:tcW w:type="dxa" w:w="1000"/>
             <w:tcBorders>
               <w:top w:val="single" w:color="666666" w:sz="6" w:space="0" w:shadow="0" w:frame="0"/>
               <w:left w:val="single" w:color="666666" w:sz="6" w:space="0" w:shadow="0" w:frame="0"/>
@@ -4695,7 +4430,7 @@
         </w:trPr>
         <w:tc>
           <w:tcPr>
-            <w:tcW w:type="dxa" w:w="2853"/>
+            <w:tcW w:type="dxa" w:w="2644"/>
             <w:tcBorders>
               <w:top w:val="single" w:color="666666" w:sz="6" w:space="0" w:shadow="0" w:frame="0"/>
               <w:left w:val="single" w:color="666666" w:sz="6" w:space="0" w:shadow="0" w:frame="0"/>
@@ -4730,7 +4465,7 @@
         </w:tc>
         <w:tc>
           <w:tcPr>
-            <w:tcW w:type="dxa" w:w="5318"/>
+            <w:tcW w:type="dxa" w:w="5716"/>
             <w:tcBorders>
               <w:top w:val="single" w:color="666666" w:sz="6" w:space="0" w:shadow="0" w:frame="0"/>
               <w:left w:val="single" w:color="666666" w:sz="6" w:space="0" w:shadow="0" w:frame="0"/>
@@ -4762,7 +4497,7 @@
         </w:tc>
         <w:tc>
           <w:tcPr>
-            <w:tcW w:type="dxa" w:w="850"/>
+            <w:tcW w:type="dxa" w:w="1000"/>
             <w:tcBorders>
               <w:top w:val="single" w:color="666666" w:sz="6" w:space="0" w:shadow="0" w:frame="0"/>
               <w:left w:val="single" w:color="666666" w:sz="6" w:space="0" w:shadow="0" w:frame="0"/>
@@ -4803,7 +4538,7 @@
         </w:trPr>
         <w:tc>
           <w:tcPr>
-            <w:tcW w:type="dxa" w:w="2853"/>
+            <w:tcW w:type="dxa" w:w="2644"/>
             <w:tcBorders>
               <w:top w:val="single" w:color="666666" w:sz="6" w:space="0" w:shadow="0" w:frame="0"/>
               <w:left w:val="single" w:color="666666" w:sz="6" w:space="0" w:shadow="0" w:frame="0"/>
@@ -4838,7 +4573,7 @@
         </w:tc>
         <w:tc>
           <w:tcPr>
-            <w:tcW w:type="dxa" w:w="5318"/>
+            <w:tcW w:type="dxa" w:w="5716"/>
             <w:tcBorders>
               <w:top w:val="single" w:color="666666" w:sz="6" w:space="0" w:shadow="0" w:frame="0"/>
               <w:left w:val="single" w:color="666666" w:sz="6" w:space="0" w:shadow="0" w:frame="0"/>
@@ -4870,7 +4605,7 @@
         </w:tc>
         <w:tc>
           <w:tcPr>
-            <w:tcW w:type="dxa" w:w="850"/>
+            <w:tcW w:type="dxa" w:w="1000"/>
             <w:tcBorders>
               <w:top w:val="single" w:color="666666" w:sz="6" w:space="0" w:shadow="0" w:frame="0"/>
               <w:left w:val="single" w:color="666666" w:sz="6" w:space="0" w:shadow="0" w:frame="0"/>
@@ -4911,7 +4646,7 @@
         </w:trPr>
         <w:tc>
           <w:tcPr>
-            <w:tcW w:type="dxa" w:w="2853"/>
+            <w:tcW w:type="dxa" w:w="2644"/>
             <w:tcBorders>
               <w:top w:val="single" w:color="666666" w:sz="6" w:space="0" w:shadow="0" w:frame="0"/>
               <w:left w:val="single" w:color="666666" w:sz="6" w:space="0" w:shadow="0" w:frame="0"/>
@@ -4946,7 +4681,7 @@
         </w:tc>
         <w:tc>
           <w:tcPr>
-            <w:tcW w:type="dxa" w:w="5318"/>
+            <w:tcW w:type="dxa" w:w="5716"/>
             <w:tcBorders>
               <w:top w:val="single" w:color="666666" w:sz="6" w:space="0" w:shadow="0" w:frame="0"/>
               <w:left w:val="single" w:color="666666" w:sz="6" w:space="0" w:shadow="0" w:frame="0"/>
@@ -4978,7 +4713,7 @@
         </w:tc>
         <w:tc>
           <w:tcPr>
-            <w:tcW w:type="dxa" w:w="850"/>
+            <w:tcW w:type="dxa" w:w="1000"/>
             <w:tcBorders>
               <w:top w:val="single" w:color="666666" w:sz="6" w:space="0" w:shadow="0" w:frame="0"/>
               <w:left w:val="single" w:color="666666" w:sz="6" w:space="0" w:shadow="0" w:frame="0"/>
@@ -5019,7 +4754,7 @@
         </w:trPr>
         <w:tc>
           <w:tcPr>
-            <w:tcW w:type="dxa" w:w="2853"/>
+            <w:tcW w:type="dxa" w:w="2644"/>
             <w:tcBorders>
               <w:top w:val="single" w:color="666666" w:sz="6" w:space="0" w:shadow="0" w:frame="0"/>
               <w:left w:val="single" w:color="666666" w:sz="6" w:space="0" w:shadow="0" w:frame="0"/>
@@ -5054,7 +4789,7 @@
         </w:tc>
         <w:tc>
           <w:tcPr>
-            <w:tcW w:type="dxa" w:w="5318"/>
+            <w:tcW w:type="dxa" w:w="5716"/>
             <w:tcBorders>
               <w:top w:val="single" w:color="666666" w:sz="6" w:space="0" w:shadow="0" w:frame="0"/>
               <w:left w:val="single" w:color="666666" w:sz="6" w:space="0" w:shadow="0" w:frame="0"/>
@@ -5086,7 +4821,7 @@
         </w:tc>
         <w:tc>
           <w:tcPr>
-            <w:tcW w:type="dxa" w:w="850"/>
+            <w:tcW w:type="dxa" w:w="1000"/>
             <w:tcBorders>
               <w:top w:val="single" w:color="666666" w:sz="6" w:space="0" w:shadow="0" w:frame="0"/>
               <w:left w:val="single" w:color="666666" w:sz="6" w:space="0" w:shadow="0" w:frame="0"/>
@@ -5127,7 +4862,7 @@
         </w:trPr>
         <w:tc>
           <w:tcPr>
-            <w:tcW w:type="dxa" w:w="2853"/>
+            <w:tcW w:type="dxa" w:w="2644"/>
             <w:tcBorders>
               <w:top w:val="single" w:color="666666" w:sz="6" w:space="0" w:shadow="0" w:frame="0"/>
               <w:left w:val="single" w:color="666666" w:sz="6" w:space="0" w:shadow="0" w:frame="0"/>
@@ -5162,7 +4897,7 @@
         </w:tc>
         <w:tc>
           <w:tcPr>
-            <w:tcW w:type="dxa" w:w="5318"/>
+            <w:tcW w:type="dxa" w:w="5716"/>
             <w:tcBorders>
               <w:top w:val="single" w:color="666666" w:sz="6" w:space="0" w:shadow="0" w:frame="0"/>
               <w:left w:val="single" w:color="666666" w:sz="6" w:space="0" w:shadow="0" w:frame="0"/>
@@ -5194,7 +4929,7 @@
         </w:tc>
         <w:tc>
           <w:tcPr>
-            <w:tcW w:type="dxa" w:w="850"/>
+            <w:tcW w:type="dxa" w:w="1000"/>
             <w:tcBorders>
               <w:top w:val="single" w:color="666666" w:sz="6" w:space="0" w:shadow="0" w:frame="0"/>
               <w:left w:val="single" w:color="666666" w:sz="6" w:space="0" w:shadow="0" w:frame="0"/>
@@ -5235,7 +4970,7 @@
         </w:trPr>
         <w:tc>
           <w:tcPr>
-            <w:tcW w:type="dxa" w:w="2853"/>
+            <w:tcW w:type="dxa" w:w="2644"/>
             <w:tcBorders>
               <w:top w:val="single" w:color="666666" w:sz="6" w:space="0" w:shadow="0" w:frame="0"/>
               <w:left w:val="single" w:color="666666" w:sz="6" w:space="0" w:shadow="0" w:frame="0"/>
@@ -5270,7 +5005,7 @@
         </w:tc>
         <w:tc>
           <w:tcPr>
-            <w:tcW w:type="dxa" w:w="5318"/>
+            <w:tcW w:type="dxa" w:w="5716"/>
             <w:tcBorders>
               <w:top w:val="single" w:color="666666" w:sz="6" w:space="0" w:shadow="0" w:frame="0"/>
               <w:left w:val="single" w:color="666666" w:sz="6" w:space="0" w:shadow="0" w:frame="0"/>
@@ -5302,7 +5037,7 @@
         </w:tc>
         <w:tc>
           <w:tcPr>
-            <w:tcW w:type="dxa" w:w="850"/>
+            <w:tcW w:type="dxa" w:w="1000"/>
             <w:tcBorders>
               <w:top w:val="single" w:color="666666" w:sz="6" w:space="0" w:shadow="0" w:frame="0"/>
               <w:left w:val="single" w:color="666666" w:sz="6" w:space="0" w:shadow="0" w:frame="0"/>
@@ -5343,7 +5078,7 @@
         </w:trPr>
         <w:tc>
           <w:tcPr>
-            <w:tcW w:type="dxa" w:w="2853"/>
+            <w:tcW w:type="dxa" w:w="2644"/>
             <w:tcBorders>
               <w:top w:val="single" w:color="666666" w:sz="6" w:space="0" w:shadow="0" w:frame="0"/>
               <w:left w:val="single" w:color="666666" w:sz="6" w:space="0" w:shadow="0" w:frame="0"/>
@@ -5378,7 +5113,7 @@
         </w:tc>
         <w:tc>
           <w:tcPr>
-            <w:tcW w:type="dxa" w:w="5318"/>
+            <w:tcW w:type="dxa" w:w="5716"/>
             <w:tcBorders>
               <w:top w:val="single" w:color="666666" w:sz="6" w:space="0" w:shadow="0" w:frame="0"/>
               <w:left w:val="single" w:color="666666" w:sz="6" w:space="0" w:shadow="0" w:frame="0"/>
@@ -5410,7 +5145,7 @@
         </w:tc>
         <w:tc>
           <w:tcPr>
-            <w:tcW w:type="dxa" w:w="850"/>
+            <w:tcW w:type="dxa" w:w="1000"/>
             <w:tcBorders>
               <w:top w:val="single" w:color="666666" w:sz="6" w:space="0" w:shadow="0" w:frame="0"/>
               <w:left w:val="single" w:color="666666" w:sz="6" w:space="0" w:shadow="0" w:frame="0"/>
@@ -5451,7 +5186,7 @@
         </w:trPr>
         <w:tc>
           <w:tcPr>
-            <w:tcW w:type="dxa" w:w="2853"/>
+            <w:tcW w:type="dxa" w:w="2644"/>
             <w:tcBorders>
               <w:top w:val="single" w:color="666666" w:sz="6" w:space="0" w:shadow="0" w:frame="0"/>
               <w:left w:val="single" w:color="666666" w:sz="6" w:space="0" w:shadow="0" w:frame="0"/>
@@ -5486,7 +5221,7 @@
         </w:tc>
         <w:tc>
           <w:tcPr>
-            <w:tcW w:type="dxa" w:w="5318"/>
+            <w:tcW w:type="dxa" w:w="5716"/>
             <w:tcBorders>
               <w:top w:val="single" w:color="666666" w:sz="6" w:space="0" w:shadow="0" w:frame="0"/>
               <w:left w:val="single" w:color="666666" w:sz="6" w:space="0" w:shadow="0" w:frame="0"/>
@@ -5518,7 +5253,7 @@
         </w:tc>
         <w:tc>
           <w:tcPr>
-            <w:tcW w:type="dxa" w:w="850"/>
+            <w:tcW w:type="dxa" w:w="1000"/>
             <w:tcBorders>
               <w:top w:val="single" w:color="666666" w:sz="6" w:space="0" w:shadow="0" w:frame="0"/>
               <w:left w:val="single" w:color="666666" w:sz="6" w:space="0" w:shadow="0" w:frame="0"/>
@@ -5559,7 +5294,7 @@
         </w:trPr>
         <w:tc>
           <w:tcPr>
-            <w:tcW w:type="dxa" w:w="2853"/>
+            <w:tcW w:type="dxa" w:w="2644"/>
             <w:tcBorders>
               <w:top w:val="single" w:color="666666" w:sz="6" w:space="0" w:shadow="0" w:frame="0"/>
               <w:left w:val="single" w:color="666666" w:sz="6" w:space="0" w:shadow="0" w:frame="0"/>
@@ -5594,7 +5329,7 @@
         </w:tc>
         <w:tc>
           <w:tcPr>
-            <w:tcW w:type="dxa" w:w="5318"/>
+            <w:tcW w:type="dxa" w:w="5716"/>
             <w:tcBorders>
               <w:top w:val="single" w:color="666666" w:sz="6" w:space="0" w:shadow="0" w:frame="0"/>
               <w:left w:val="single" w:color="666666" w:sz="6" w:space="0" w:shadow="0" w:frame="0"/>
@@ -5626,7 +5361,7 @@
         </w:tc>
         <w:tc>
           <w:tcPr>
-            <w:tcW w:type="dxa" w:w="850"/>
+            <w:tcW w:type="dxa" w:w="1000"/>
             <w:tcBorders>
               <w:top w:val="single" w:color="666666" w:sz="6" w:space="0" w:shadow="0" w:frame="0"/>
               <w:left w:val="single" w:color="666666" w:sz="6" w:space="0" w:shadow="0" w:frame="0"/>
@@ -5667,7 +5402,7 @@
         </w:trPr>
         <w:tc>
           <w:tcPr>
-            <w:tcW w:type="dxa" w:w="2853"/>
+            <w:tcW w:type="dxa" w:w="2644"/>
             <w:tcBorders>
               <w:top w:val="single" w:color="666666" w:sz="6" w:space="0" w:shadow="0" w:frame="0"/>
               <w:left w:val="single" w:color="666666" w:sz="6" w:space="0" w:shadow="0" w:frame="0"/>
@@ -5702,7 +5437,7 @@
         </w:tc>
         <w:tc>
           <w:tcPr>
-            <w:tcW w:type="dxa" w:w="5318"/>
+            <w:tcW w:type="dxa" w:w="5716"/>
             <w:tcBorders>
               <w:top w:val="single" w:color="666666" w:sz="6" w:space="0" w:shadow="0" w:frame="0"/>
               <w:left w:val="single" w:color="666666" w:sz="6" w:space="0" w:shadow="0" w:frame="0"/>
@@ -5734,7 +5469,7 @@
         </w:tc>
         <w:tc>
           <w:tcPr>
-            <w:tcW w:type="dxa" w:w="850"/>
+            <w:tcW w:type="dxa" w:w="1000"/>
             <w:tcBorders>
               <w:top w:val="single" w:color="666666" w:sz="6" w:space="0" w:shadow="0" w:frame="0"/>
               <w:left w:val="single" w:color="666666" w:sz="6" w:space="0" w:shadow="0" w:frame="0"/>
@@ -5775,7 +5510,7 @@
         </w:trPr>
         <w:tc>
           <w:tcPr>
-            <w:tcW w:type="dxa" w:w="2853"/>
+            <w:tcW w:type="dxa" w:w="2644"/>
             <w:tcBorders>
               <w:top w:val="single" w:color="666666" w:sz="6" w:space="0" w:shadow="0" w:frame="0"/>
               <w:left w:val="single" w:color="666666" w:sz="6" w:space="0" w:shadow="0" w:frame="0"/>
@@ -5810,7 +5545,7 @@
         </w:tc>
         <w:tc>
           <w:tcPr>
-            <w:tcW w:type="dxa" w:w="5318"/>
+            <w:tcW w:type="dxa" w:w="5716"/>
             <w:tcBorders>
               <w:top w:val="single" w:color="666666" w:sz="6" w:space="0" w:shadow="0" w:frame="0"/>
               <w:left w:val="single" w:color="666666" w:sz="6" w:space="0" w:shadow="0" w:frame="0"/>
@@ -5842,7 +5577,7 @@
         </w:tc>
         <w:tc>
           <w:tcPr>
-            <w:tcW w:type="dxa" w:w="850"/>
+            <w:tcW w:type="dxa" w:w="1000"/>
             <w:tcBorders>
               <w:top w:val="single" w:color="666666" w:sz="6" w:space="0" w:shadow="0" w:frame="0"/>
               <w:left w:val="single" w:color="666666" w:sz="6" w:space="0" w:shadow="0" w:frame="0"/>
@@ -5883,7 +5618,7 @@
         </w:trPr>
         <w:tc>
           <w:tcPr>
-            <w:tcW w:type="dxa" w:w="2853"/>
+            <w:tcW w:type="dxa" w:w="2644"/>
             <w:tcBorders>
               <w:top w:val="single" w:color="666666" w:sz="6" w:space="0" w:shadow="0" w:frame="0"/>
               <w:left w:val="single" w:color="666666" w:sz="6" w:space="0" w:shadow="0" w:frame="0"/>
@@ -5918,7 +5653,7 @@
         </w:tc>
         <w:tc>
           <w:tcPr>
-            <w:tcW w:type="dxa" w:w="5318"/>
+            <w:tcW w:type="dxa" w:w="5716"/>
             <w:tcBorders>
               <w:top w:val="single" w:color="666666" w:sz="6" w:space="0" w:shadow="0" w:frame="0"/>
               <w:left w:val="single" w:color="666666" w:sz="6" w:space="0" w:shadow="0" w:frame="0"/>
@@ -5950,7 +5685,7 @@
         </w:tc>
         <w:tc>
           <w:tcPr>
-            <w:tcW w:type="dxa" w:w="850"/>
+            <w:tcW w:type="dxa" w:w="1000"/>
             <w:tcBorders>
               <w:top w:val="single" w:color="666666" w:sz="6" w:space="0" w:shadow="0" w:frame="0"/>
               <w:left w:val="single" w:color="666666" w:sz="6" w:space="0" w:shadow="0" w:frame="0"/>
@@ -5991,7 +5726,7 @@
         </w:trPr>
         <w:tc>
           <w:tcPr>
-            <w:tcW w:type="dxa" w:w="2853"/>
+            <w:tcW w:type="dxa" w:w="2644"/>
             <w:tcBorders>
               <w:top w:val="single" w:color="666666" w:sz="6" w:space="0" w:shadow="0" w:frame="0"/>
               <w:left w:val="single" w:color="666666" w:sz="6" w:space="0" w:shadow="0" w:frame="0"/>
@@ -6026,7 +5761,7 @@
         </w:tc>
         <w:tc>
           <w:tcPr>
-            <w:tcW w:type="dxa" w:w="5318"/>
+            <w:tcW w:type="dxa" w:w="5716"/>
             <w:tcBorders>
               <w:top w:val="single" w:color="666666" w:sz="6" w:space="0" w:shadow="0" w:frame="0"/>
               <w:left w:val="single" w:color="666666" w:sz="6" w:space="0" w:shadow="0" w:frame="0"/>
@@ -6058,7 +5793,7 @@
         </w:tc>
         <w:tc>
           <w:tcPr>
-            <w:tcW w:type="dxa" w:w="850"/>
+            <w:tcW w:type="dxa" w:w="1000"/>
             <w:tcBorders>
               <w:top w:val="single" w:color="666666" w:sz="6" w:space="0" w:shadow="0" w:frame="0"/>
               <w:left w:val="single" w:color="666666" w:sz="6" w:space="0" w:shadow="0" w:frame="0"/>
@@ -6099,7 +5834,7 @@
         </w:trPr>
         <w:tc>
           <w:tcPr>
-            <w:tcW w:type="dxa" w:w="2853"/>
+            <w:tcW w:type="dxa" w:w="2644"/>
             <w:tcBorders>
               <w:top w:val="single" w:color="666666" w:sz="6" w:space="0" w:shadow="0" w:frame="0"/>
               <w:left w:val="single" w:color="666666" w:sz="6" w:space="0" w:shadow="0" w:frame="0"/>
@@ -6131,7 +5866,7 @@
         </w:tc>
         <w:tc>
           <w:tcPr>
-            <w:tcW w:type="dxa" w:w="5318"/>
+            <w:tcW w:type="dxa" w:w="5716"/>
             <w:tcBorders>
               <w:top w:val="single" w:color="666666" w:sz="6" w:space="0" w:shadow="0" w:frame="0"/>
               <w:left w:val="single" w:color="666666" w:sz="6" w:space="0" w:shadow="0" w:frame="0"/>
@@ -6163,7 +5898,7 @@
         </w:tc>
         <w:tc>
           <w:tcPr>
-            <w:tcW w:type="dxa" w:w="850"/>
+            <w:tcW w:type="dxa" w:w="1000"/>
             <w:tcBorders>
               <w:top w:val="single" w:color="666666" w:sz="6" w:space="0" w:shadow="0" w:frame="0"/>
               <w:left w:val="single" w:color="666666" w:sz="6" w:space="0" w:shadow="0" w:frame="0"/>
@@ -6204,7 +5939,7 @@
         </w:trPr>
         <w:tc>
           <w:tcPr>
-            <w:tcW w:type="dxa" w:w="2853"/>
+            <w:tcW w:type="dxa" w:w="2644"/>
             <w:tcBorders>
               <w:top w:val="single" w:color="666666" w:sz="6" w:space="0" w:shadow="0" w:frame="0"/>
               <w:left w:val="single" w:color="666666" w:sz="6" w:space="0" w:shadow="0" w:frame="0"/>
@@ -6239,7 +5974,7 @@
         </w:tc>
         <w:tc>
           <w:tcPr>
-            <w:tcW w:type="dxa" w:w="5318"/>
+            <w:tcW w:type="dxa" w:w="5716"/>
             <w:tcBorders>
               <w:top w:val="single" w:color="666666" w:sz="6" w:space="0" w:shadow="0" w:frame="0"/>
               <w:left w:val="single" w:color="666666" w:sz="6" w:space="0" w:shadow="0" w:frame="0"/>
@@ -6271,7 +6006,7 @@
         </w:tc>
         <w:tc>
           <w:tcPr>
-            <w:tcW w:type="dxa" w:w="850"/>
+            <w:tcW w:type="dxa" w:w="1000"/>
             <w:tcBorders>
               <w:top w:val="single" w:color="666666" w:sz="6" w:space="0" w:shadow="0" w:frame="0"/>
               <w:left w:val="single" w:color="666666" w:sz="6" w:space="0" w:shadow="0" w:frame="0"/>
@@ -6312,7 +6047,7 @@
         </w:trPr>
         <w:tc>
           <w:tcPr>
-            <w:tcW w:type="dxa" w:w="2853"/>
+            <w:tcW w:type="dxa" w:w="2644"/>
             <w:tcBorders>
               <w:top w:val="single" w:color="666666" w:sz="6" w:space="0" w:shadow="0" w:frame="0"/>
               <w:left w:val="single" w:color="666666" w:sz="6" w:space="0" w:shadow="0" w:frame="0"/>
@@ -6347,7 +6082,7 @@
         </w:tc>
         <w:tc>
           <w:tcPr>
-            <w:tcW w:type="dxa" w:w="5318"/>
+            <w:tcW w:type="dxa" w:w="5716"/>
             <w:tcBorders>
               <w:top w:val="single" w:color="666666" w:sz="6" w:space="0" w:shadow="0" w:frame="0"/>
               <w:left w:val="single" w:color="666666" w:sz="6" w:space="0" w:shadow="0" w:frame="0"/>
@@ -6379,7 +6114,7 @@
         </w:tc>
         <w:tc>
           <w:tcPr>
-            <w:tcW w:type="dxa" w:w="850"/>
+            <w:tcW w:type="dxa" w:w="1000"/>
             <w:tcBorders>
               <w:top w:val="single" w:color="666666" w:sz="6" w:space="0" w:shadow="0" w:frame="0"/>
               <w:left w:val="single" w:color="666666" w:sz="6" w:space="0" w:shadow="0" w:frame="0"/>
@@ -6420,7 +6155,7 @@
         </w:trPr>
         <w:tc>
           <w:tcPr>
-            <w:tcW w:type="dxa" w:w="2853"/>
+            <w:tcW w:type="dxa" w:w="2644"/>
             <w:tcBorders>
               <w:top w:val="single" w:color="666666" w:sz="6" w:space="0" w:shadow="0" w:frame="0"/>
               <w:left w:val="single" w:color="666666" w:sz="6" w:space="0" w:shadow="0" w:frame="0"/>
@@ -6455,7 +6190,7 @@
         </w:tc>
         <w:tc>
           <w:tcPr>
-            <w:tcW w:type="dxa" w:w="5318"/>
+            <w:tcW w:type="dxa" w:w="5716"/>
             <w:tcBorders>
               <w:top w:val="single" w:color="666666" w:sz="6" w:space="0" w:shadow="0" w:frame="0"/>
               <w:left w:val="single" w:color="666666" w:sz="6" w:space="0" w:shadow="0" w:frame="0"/>
@@ -6487,7 +6222,7 @@
         </w:tc>
         <w:tc>
           <w:tcPr>
-            <w:tcW w:type="dxa" w:w="850"/>
+            <w:tcW w:type="dxa" w:w="1000"/>
             <w:tcBorders>
               <w:top w:val="single" w:color="666666" w:sz="6" w:space="0" w:shadow="0" w:frame="0"/>
               <w:left w:val="single" w:color="666666" w:sz="6" w:space="0" w:shadow="0" w:frame="0"/>
@@ -6528,7 +6263,7 @@
         </w:trPr>
         <w:tc>
           <w:tcPr>
-            <w:tcW w:type="dxa" w:w="2853"/>
+            <w:tcW w:type="dxa" w:w="2644"/>
             <w:tcBorders>
               <w:top w:val="single" w:color="666666" w:sz="6" w:space="0" w:shadow="0" w:frame="0"/>
               <w:left w:val="single" w:color="666666" w:sz="6" w:space="0" w:shadow="0" w:frame="0"/>
@@ -6563,7 +6298,7 @@
         </w:tc>
         <w:tc>
           <w:tcPr>
-            <w:tcW w:type="dxa" w:w="5318"/>
+            <w:tcW w:type="dxa" w:w="5716"/>
             <w:tcBorders>
               <w:top w:val="single" w:color="666666" w:sz="6" w:space="0" w:shadow="0" w:frame="0"/>
               <w:left w:val="single" w:color="666666" w:sz="6" w:space="0" w:shadow="0" w:frame="0"/>
@@ -6595,7 +6330,7 @@
         </w:tc>
         <w:tc>
           <w:tcPr>
-            <w:tcW w:type="dxa" w:w="850"/>
+            <w:tcW w:type="dxa" w:w="1000"/>
             <w:tcBorders>
               <w:top w:val="single" w:color="666666" w:sz="6" w:space="0" w:shadow="0" w:frame="0"/>
               <w:left w:val="single" w:color="666666" w:sz="6" w:space="0" w:shadow="0" w:frame="0"/>
@@ -6636,7 +6371,7 @@
         </w:trPr>
         <w:tc>
           <w:tcPr>
-            <w:tcW w:type="dxa" w:w="2853"/>
+            <w:tcW w:type="dxa" w:w="2644"/>
             <w:tcBorders>
               <w:top w:val="single" w:color="666666" w:sz="6" w:space="0" w:shadow="0" w:frame="0"/>
               <w:left w:val="single" w:color="666666" w:sz="6" w:space="0" w:shadow="0" w:frame="0"/>
@@ -6668,7 +6403,7 @@
         </w:tc>
         <w:tc>
           <w:tcPr>
-            <w:tcW w:type="dxa" w:w="5318"/>
+            <w:tcW w:type="dxa" w:w="5716"/>
             <w:tcBorders>
               <w:top w:val="single" w:color="666666" w:sz="6" w:space="0" w:shadow="0" w:frame="0"/>
               <w:left w:val="single" w:color="666666" w:sz="6" w:space="0" w:shadow="0" w:frame="0"/>
@@ -6700,7 +6435,7 @@
         </w:tc>
         <w:tc>
           <w:tcPr>
-            <w:tcW w:type="dxa" w:w="850"/>
+            <w:tcW w:type="dxa" w:w="1000"/>
             <w:tcBorders>
               <w:top w:val="single" w:color="666666" w:sz="6" w:space="0" w:shadow="0" w:frame="0"/>
               <w:left w:val="single" w:color="666666" w:sz="6" w:space="0" w:shadow="0" w:frame="0"/>
@@ -6855,9 +6590,9 @@
     </w:p>
     <w:tbl>
       <w:tblPr>
-        <w:tblW w:w="9237" w:type="dxa"/>
+        <w:tblW w:w="9360" w:type="dxa"/>
         <w:jc w:val="left"/>
-        <w:tblInd w:w="864" w:type="dxa"/>
+        <w:tblInd w:w="0" w:type="dxa"/>
         <w:tblBorders>
           <w:top w:val="single" w:color="ffffff" w:sz="8" w:space="0" w:shadow="0" w:frame="0"/>
           <w:left w:val="single" w:color="ffffff" w:sz="8" w:space="0" w:shadow="0" w:frame="0"/>
@@ -6870,9 +6605,9 @@
         <w:tblLayout w:type="fixed"/>
       </w:tblPr>
       <w:tblGrid>
-        <w:gridCol w:w="3019"/>
-        <w:gridCol w:w="5368"/>
-        <w:gridCol w:w="850"/>
+        <w:gridCol w:w="2732"/>
+        <w:gridCol w:w="5628"/>
+        <w:gridCol w:w="1000"/>
       </w:tblGrid>
       <w:tr>
         <w:tblPrEx>
@@ -6883,7 +6618,7 @@
         </w:trPr>
         <w:tc>
           <w:tcPr>
-            <w:tcW w:type="dxa" w:w="3019"/>
+            <w:tcW w:type="dxa" w:w="2732"/>
             <w:tcBorders>
               <w:top w:val="single" w:color="666666" w:sz="6" w:space="0" w:shadow="0" w:frame="0"/>
               <w:left w:val="single" w:color="666666" w:sz="6" w:space="0" w:shadow="0" w:frame="0"/>
@@ -6903,7 +6638,7 @@
         </w:tc>
         <w:tc>
           <w:tcPr>
-            <w:tcW w:type="dxa" w:w="5368"/>
+            <w:tcW w:type="dxa" w:w="5628"/>
             <w:tcBorders>
               <w:top w:val="single" w:color="666666" w:sz="6" w:space="0" w:shadow="0" w:frame="0"/>
               <w:left w:val="single" w:color="666666" w:sz="6" w:space="0" w:shadow="0" w:frame="0"/>
@@ -6923,7 +6658,7 @@
         </w:tc>
         <w:tc>
           <w:tcPr>
-            <w:tcW w:type="dxa" w:w="850"/>
+            <w:tcW w:type="dxa" w:w="1000"/>
             <w:tcBorders>
               <w:top w:val="single" w:color="666666" w:sz="6" w:space="0" w:shadow="0" w:frame="0"/>
               <w:left w:val="single" w:color="666666" w:sz="6" w:space="0" w:shadow="0" w:frame="0"/>
@@ -6951,7 +6686,7 @@
         </w:trPr>
         <w:tc>
           <w:tcPr>
-            <w:tcW w:type="dxa" w:w="3019"/>
+            <w:tcW w:type="dxa" w:w="2732"/>
             <w:tcBorders>
               <w:top w:val="single" w:color="666666" w:sz="6" w:space="0" w:shadow="0" w:frame="0"/>
               <w:left w:val="single" w:color="666666" w:sz="6" w:space="0" w:shadow="0" w:frame="0"/>
@@ -6983,7 +6718,7 @@
         </w:tc>
         <w:tc>
           <w:tcPr>
-            <w:tcW w:type="dxa" w:w="5368"/>
+            <w:tcW w:type="dxa" w:w="5628"/>
             <w:tcBorders>
               <w:top w:val="single" w:color="666666" w:sz="6" w:space="0" w:shadow="0" w:frame="0"/>
               <w:left w:val="single" w:color="666666" w:sz="6" w:space="0" w:shadow="0" w:frame="0"/>
@@ -7015,7 +6750,7 @@
         </w:tc>
         <w:tc>
           <w:tcPr>
-            <w:tcW w:type="dxa" w:w="850"/>
+            <w:tcW w:type="dxa" w:w="1000"/>
             <w:tcBorders>
               <w:top w:val="single" w:color="666666" w:sz="6" w:space="0" w:shadow="0" w:frame="0"/>
               <w:left w:val="single" w:color="666666" w:sz="6" w:space="0" w:shadow="0" w:frame="0"/>
@@ -7056,7 +6791,7 @@
         </w:trPr>
         <w:tc>
           <w:tcPr>
-            <w:tcW w:type="dxa" w:w="3019"/>
+            <w:tcW w:type="dxa" w:w="2732"/>
             <w:tcBorders>
               <w:top w:val="single" w:color="666666" w:sz="6" w:space="0" w:shadow="0" w:frame="0"/>
               <w:left w:val="single" w:color="666666" w:sz="6" w:space="0" w:shadow="0" w:frame="0"/>
@@ -7092,7 +6827,7 @@
         </w:tc>
         <w:tc>
           <w:tcPr>
-            <w:tcW w:type="dxa" w:w="5368"/>
+            <w:tcW w:type="dxa" w:w="5628"/>
             <w:tcBorders>
               <w:top w:val="single" w:color="666666" w:sz="6" w:space="0" w:shadow="0" w:frame="0"/>
               <w:left w:val="single" w:color="666666" w:sz="6" w:space="0" w:shadow="0" w:frame="0"/>
@@ -7124,7 +6859,7 @@
         </w:tc>
         <w:tc>
           <w:tcPr>
-            <w:tcW w:type="dxa" w:w="850"/>
+            <w:tcW w:type="dxa" w:w="1000"/>
             <w:tcBorders>
               <w:top w:val="single" w:color="666666" w:sz="6" w:space="0" w:shadow="0" w:frame="0"/>
               <w:left w:val="single" w:color="666666" w:sz="6" w:space="0" w:shadow="0" w:frame="0"/>
@@ -7165,7 +6900,7 @@
         </w:trPr>
         <w:tc>
           <w:tcPr>
-            <w:tcW w:type="dxa" w:w="3019"/>
+            <w:tcW w:type="dxa" w:w="2732"/>
             <w:tcBorders>
               <w:top w:val="single" w:color="666666" w:sz="6" w:space="0" w:shadow="0" w:frame="0"/>
               <w:left w:val="single" w:color="666666" w:sz="6" w:space="0" w:shadow="0" w:frame="0"/>
@@ -7201,7 +6936,7 @@
         </w:tc>
         <w:tc>
           <w:tcPr>
-            <w:tcW w:type="dxa" w:w="5368"/>
+            <w:tcW w:type="dxa" w:w="5628"/>
             <w:tcBorders>
               <w:top w:val="single" w:color="666666" w:sz="6" w:space="0" w:shadow="0" w:frame="0"/>
               <w:left w:val="single" w:color="666666" w:sz="6" w:space="0" w:shadow="0" w:frame="0"/>
@@ -7259,7 +6994,7 @@
         </w:tc>
         <w:tc>
           <w:tcPr>
-            <w:tcW w:type="dxa" w:w="850"/>
+            <w:tcW w:type="dxa" w:w="1000"/>
             <w:tcBorders>
               <w:top w:val="single" w:color="666666" w:sz="6" w:space="0" w:shadow="0" w:frame="0"/>
               <w:left w:val="single" w:color="666666" w:sz="6" w:space="0" w:shadow="0" w:frame="0"/>
@@ -7304,7 +7039,7 @@
         </w:trPr>
         <w:tc>
           <w:tcPr>
-            <w:tcW w:type="dxa" w:w="3019"/>
+            <w:tcW w:type="dxa" w:w="2732"/>
             <w:tcBorders>
               <w:top w:val="single" w:color="666666" w:sz="6" w:space="0" w:shadow="0" w:frame="0"/>
               <w:left w:val="single" w:color="666666" w:sz="6" w:space="0" w:shadow="0" w:frame="0"/>
@@ -7340,7 +7075,7 @@
         </w:tc>
         <w:tc>
           <w:tcPr>
-            <w:tcW w:type="dxa" w:w="5368"/>
+            <w:tcW w:type="dxa" w:w="5628"/>
             <w:tcBorders>
               <w:top w:val="single" w:color="666666" w:sz="6" w:space="0" w:shadow="0" w:frame="0"/>
               <w:left w:val="single" w:color="666666" w:sz="6" w:space="0" w:shadow="0" w:frame="0"/>
@@ -7398,7 +7133,7 @@
         </w:tc>
         <w:tc>
           <w:tcPr>
-            <w:tcW w:type="dxa" w:w="850"/>
+            <w:tcW w:type="dxa" w:w="1000"/>
             <w:tcBorders>
               <w:top w:val="single" w:color="666666" w:sz="6" w:space="0" w:shadow="0" w:frame="0"/>
               <w:left w:val="single" w:color="666666" w:sz="6" w:space="0" w:shadow="0" w:frame="0"/>
@@ -7443,7 +7178,7 @@
         </w:trPr>
         <w:tc>
           <w:tcPr>
-            <w:tcW w:type="dxa" w:w="3019"/>
+            <w:tcW w:type="dxa" w:w="2732"/>
             <w:tcBorders>
               <w:top w:val="single" w:color="666666" w:sz="6" w:space="0" w:shadow="0" w:frame="0"/>
               <w:left w:val="single" w:color="666666" w:sz="6" w:space="0" w:shadow="0" w:frame="0"/>
@@ -7479,7 +7214,7 @@
         </w:tc>
         <w:tc>
           <w:tcPr>
-            <w:tcW w:type="dxa" w:w="5368"/>
+            <w:tcW w:type="dxa" w:w="5628"/>
             <w:tcBorders>
               <w:top w:val="single" w:color="666666" w:sz="6" w:space="0" w:shadow="0" w:frame="0"/>
               <w:left w:val="single" w:color="666666" w:sz="6" w:space="0" w:shadow="0" w:frame="0"/>
@@ -7515,7 +7250,7 @@
         </w:tc>
         <w:tc>
           <w:tcPr>
-            <w:tcW w:type="dxa" w:w="850"/>
+            <w:tcW w:type="dxa" w:w="1000"/>
             <w:tcBorders>
               <w:top w:val="single" w:color="666666" w:sz="6" w:space="0" w:shadow="0" w:frame="0"/>
               <w:left w:val="single" w:color="666666" w:sz="6" w:space="0" w:shadow="0" w:frame="0"/>
@@ -7560,7 +7295,7 @@
         </w:trPr>
         <w:tc>
           <w:tcPr>
-            <w:tcW w:type="dxa" w:w="3019"/>
+            <w:tcW w:type="dxa" w:w="2732"/>
             <w:tcBorders>
               <w:top w:val="single" w:color="666666" w:sz="6" w:space="0" w:shadow="0" w:frame="0"/>
               <w:left w:val="single" w:color="666666" w:sz="6" w:space="0" w:shadow="0" w:frame="0"/>
@@ -7596,7 +7331,7 @@
         </w:tc>
         <w:tc>
           <w:tcPr>
-            <w:tcW w:type="dxa" w:w="5368"/>
+            <w:tcW w:type="dxa" w:w="5628"/>
             <w:tcBorders>
               <w:top w:val="single" w:color="666666" w:sz="6" w:space="0" w:shadow="0" w:frame="0"/>
               <w:left w:val="single" w:color="666666" w:sz="6" w:space="0" w:shadow="0" w:frame="0"/>
@@ -7654,7 +7389,7 @@
         </w:tc>
         <w:tc>
           <w:tcPr>
-            <w:tcW w:type="dxa" w:w="850"/>
+            <w:tcW w:type="dxa" w:w="1000"/>
             <w:tcBorders>
               <w:top w:val="single" w:color="666666" w:sz="6" w:space="0" w:shadow="0" w:frame="0"/>
               <w:left w:val="single" w:color="666666" w:sz="6" w:space="0" w:shadow="0" w:frame="0"/>
@@ -7699,7 +7434,7 @@
         </w:trPr>
         <w:tc>
           <w:tcPr>
-            <w:tcW w:type="dxa" w:w="3019"/>
+            <w:tcW w:type="dxa" w:w="2732"/>
             <w:tcBorders>
               <w:top w:val="single" w:color="666666" w:sz="6" w:space="0" w:shadow="0" w:frame="0"/>
               <w:left w:val="single" w:color="666666" w:sz="6" w:space="0" w:shadow="0" w:frame="0"/>
@@ -7735,7 +7470,7 @@
         </w:tc>
         <w:tc>
           <w:tcPr>
-            <w:tcW w:type="dxa" w:w="5368"/>
+            <w:tcW w:type="dxa" w:w="5628"/>
             <w:tcBorders>
               <w:top w:val="single" w:color="666666" w:sz="6" w:space="0" w:shadow="0" w:frame="0"/>
               <w:left w:val="single" w:color="666666" w:sz="6" w:space="0" w:shadow="0" w:frame="0"/>
@@ -7771,7 +7506,7 @@
         </w:tc>
         <w:tc>
           <w:tcPr>
-            <w:tcW w:type="dxa" w:w="850"/>
+            <w:tcW w:type="dxa" w:w="1000"/>
             <w:tcBorders>
               <w:top w:val="single" w:color="666666" w:sz="6" w:space="0" w:shadow="0" w:frame="0"/>
               <w:left w:val="single" w:color="666666" w:sz="6" w:space="0" w:shadow="0" w:frame="0"/>
@@ -7816,7 +7551,7 @@
         </w:trPr>
         <w:tc>
           <w:tcPr>
-            <w:tcW w:type="dxa" w:w="3019"/>
+            <w:tcW w:type="dxa" w:w="2732"/>
             <w:tcBorders>
               <w:top w:val="single" w:color="666666" w:sz="6" w:space="0" w:shadow="0" w:frame="0"/>
               <w:left w:val="single" w:color="666666" w:sz="6" w:space="0" w:shadow="0" w:frame="0"/>
@@ -7852,7 +7587,7 @@
         </w:tc>
         <w:tc>
           <w:tcPr>
-            <w:tcW w:type="dxa" w:w="5368"/>
+            <w:tcW w:type="dxa" w:w="5628"/>
             <w:tcBorders>
               <w:top w:val="single" w:color="666666" w:sz="6" w:space="0" w:shadow="0" w:frame="0"/>
               <w:left w:val="single" w:color="666666" w:sz="6" w:space="0" w:shadow="0" w:frame="0"/>
@@ -7910,7 +7645,7 @@
         </w:tc>
         <w:tc>
           <w:tcPr>
-            <w:tcW w:type="dxa" w:w="850"/>
+            <w:tcW w:type="dxa" w:w="1000"/>
             <w:tcBorders>
               <w:top w:val="single" w:color="666666" w:sz="6" w:space="0" w:shadow="0" w:frame="0"/>
               <w:left w:val="single" w:color="666666" w:sz="6" w:space="0" w:shadow="0" w:frame="0"/>
@@ -7955,7 +7690,7 @@
         </w:trPr>
         <w:tc>
           <w:tcPr>
-            <w:tcW w:type="dxa" w:w="3019"/>
+            <w:tcW w:type="dxa" w:w="2732"/>
             <w:tcBorders>
               <w:top w:val="single" w:color="666666" w:sz="6" w:space="0" w:shadow="0" w:frame="0"/>
               <w:left w:val="single" w:color="666666" w:sz="6" w:space="0" w:shadow="0" w:frame="0"/>
@@ -7991,7 +7726,7 @@
         </w:tc>
         <w:tc>
           <w:tcPr>
-            <w:tcW w:type="dxa" w:w="5368"/>
+            <w:tcW w:type="dxa" w:w="5628"/>
             <w:tcBorders>
               <w:top w:val="single" w:color="666666" w:sz="6" w:space="0" w:shadow="0" w:frame="0"/>
               <w:left w:val="single" w:color="666666" w:sz="6" w:space="0" w:shadow="0" w:frame="0"/>
@@ -8027,7 +7762,7 @@
         </w:tc>
         <w:tc>
           <w:tcPr>
-            <w:tcW w:type="dxa" w:w="850"/>
+            <w:tcW w:type="dxa" w:w="1000"/>
             <w:tcBorders>
               <w:top w:val="single" w:color="666666" w:sz="6" w:space="0" w:shadow="0" w:frame="0"/>
               <w:left w:val="single" w:color="666666" w:sz="6" w:space="0" w:shadow="0" w:frame="0"/>
@@ -8072,7 +7807,7 @@
         </w:trPr>
         <w:tc>
           <w:tcPr>
-            <w:tcW w:type="dxa" w:w="3019"/>
+            <w:tcW w:type="dxa" w:w="2732"/>
             <w:tcBorders>
               <w:top w:val="single" w:color="666666" w:sz="6" w:space="0" w:shadow="0" w:frame="0"/>
               <w:left w:val="single" w:color="666666" w:sz="6" w:space="0" w:shadow="0" w:frame="0"/>
@@ -8108,7 +7843,7 @@
         </w:tc>
         <w:tc>
           <w:tcPr>
-            <w:tcW w:type="dxa" w:w="5368"/>
+            <w:tcW w:type="dxa" w:w="5628"/>
             <w:tcBorders>
               <w:top w:val="single" w:color="666666" w:sz="6" w:space="0" w:shadow="0" w:frame="0"/>
               <w:left w:val="single" w:color="666666" w:sz="6" w:space="0" w:shadow="0" w:frame="0"/>
@@ -8144,7 +7879,7 @@
         </w:tc>
         <w:tc>
           <w:tcPr>
-            <w:tcW w:type="dxa" w:w="850"/>
+            <w:tcW w:type="dxa" w:w="1000"/>
             <w:tcBorders>
               <w:top w:val="single" w:color="666666" w:sz="6" w:space="0" w:shadow="0" w:frame="0"/>
               <w:left w:val="single" w:color="666666" w:sz="6" w:space="0" w:shadow="0" w:frame="0"/>
@@ -8189,7 +7924,7 @@
         </w:trPr>
         <w:tc>
           <w:tcPr>
-            <w:tcW w:type="dxa" w:w="3019"/>
+            <w:tcW w:type="dxa" w:w="2732"/>
             <w:tcBorders>
               <w:top w:val="single" w:color="666666" w:sz="6" w:space="0" w:shadow="0" w:frame="0"/>
               <w:left w:val="single" w:color="666666" w:sz="6" w:space="0" w:shadow="0" w:frame="0"/>
@@ -8225,7 +7960,7 @@
         </w:tc>
         <w:tc>
           <w:tcPr>
-            <w:tcW w:type="dxa" w:w="5368"/>
+            <w:tcW w:type="dxa" w:w="5628"/>
             <w:tcBorders>
               <w:top w:val="single" w:color="666666" w:sz="6" w:space="0" w:shadow="0" w:frame="0"/>
               <w:left w:val="single" w:color="666666" w:sz="6" w:space="0" w:shadow="0" w:frame="0"/>
@@ -8261,7 +7996,7 @@
         </w:tc>
         <w:tc>
           <w:tcPr>
-            <w:tcW w:type="dxa" w:w="850"/>
+            <w:tcW w:type="dxa" w:w="1000"/>
             <w:tcBorders>
               <w:top w:val="single" w:color="666666" w:sz="6" w:space="0" w:shadow="0" w:frame="0"/>
               <w:left w:val="single" w:color="666666" w:sz="6" w:space="0" w:shadow="0" w:frame="0"/>
@@ -8306,7 +8041,7 @@
         </w:trPr>
         <w:tc>
           <w:tcPr>
-            <w:tcW w:type="dxa" w:w="3019"/>
+            <w:tcW w:type="dxa" w:w="2732"/>
             <w:tcBorders>
               <w:top w:val="single" w:color="666666" w:sz="6" w:space="0" w:shadow="0" w:frame="0"/>
               <w:left w:val="single" w:color="666666" w:sz="6" w:space="0" w:shadow="0" w:frame="0"/>
@@ -8342,7 +8077,7 @@
         </w:tc>
         <w:tc>
           <w:tcPr>
-            <w:tcW w:type="dxa" w:w="5368"/>
+            <w:tcW w:type="dxa" w:w="5628"/>
             <w:tcBorders>
               <w:top w:val="single" w:color="666666" w:sz="6" w:space="0" w:shadow="0" w:frame="0"/>
               <w:left w:val="single" w:color="666666" w:sz="6" w:space="0" w:shadow="0" w:frame="0"/>
@@ -8378,7 +8113,7 @@
         </w:tc>
         <w:tc>
           <w:tcPr>
-            <w:tcW w:type="dxa" w:w="850"/>
+            <w:tcW w:type="dxa" w:w="1000"/>
             <w:tcBorders>
               <w:top w:val="single" w:color="666666" w:sz="6" w:space="0" w:shadow="0" w:frame="0"/>
               <w:left w:val="single" w:color="666666" w:sz="6" w:space="0" w:shadow="0" w:frame="0"/>
@@ -8423,7 +8158,7 @@
         </w:trPr>
         <w:tc>
           <w:tcPr>
-            <w:tcW w:type="dxa" w:w="3019"/>
+            <w:tcW w:type="dxa" w:w="2732"/>
             <w:tcBorders>
               <w:top w:val="single" w:color="666666" w:sz="6" w:space="0" w:shadow="0" w:frame="0"/>
               <w:left w:val="single" w:color="666666" w:sz="6" w:space="0" w:shadow="0" w:frame="0"/>
@@ -8459,7 +8194,7 @@
         </w:tc>
         <w:tc>
           <w:tcPr>
-            <w:tcW w:type="dxa" w:w="5368"/>
+            <w:tcW w:type="dxa" w:w="5628"/>
             <w:tcBorders>
               <w:top w:val="single" w:color="666666" w:sz="6" w:space="0" w:shadow="0" w:frame="0"/>
               <w:left w:val="single" w:color="666666" w:sz="6" w:space="0" w:shadow="0" w:frame="0"/>
@@ -8495,7 +8230,7 @@
         </w:tc>
         <w:tc>
           <w:tcPr>
-            <w:tcW w:type="dxa" w:w="850"/>
+            <w:tcW w:type="dxa" w:w="1000"/>
             <w:tcBorders>
               <w:top w:val="single" w:color="666666" w:sz="6" w:space="0" w:shadow="0" w:frame="0"/>
               <w:left w:val="single" w:color="666666" w:sz="6" w:space="0" w:shadow="0" w:frame="0"/>
@@ -8540,7 +8275,7 @@
         </w:trPr>
         <w:tc>
           <w:tcPr>
-            <w:tcW w:type="dxa" w:w="3019"/>
+            <w:tcW w:type="dxa" w:w="2732"/>
             <w:tcBorders>
               <w:top w:val="single" w:color="666666" w:sz="6" w:space="0" w:shadow="0" w:frame="0"/>
               <w:left w:val="single" w:color="666666" w:sz="6" w:space="0" w:shadow="0" w:frame="0"/>
@@ -8576,7 +8311,7 @@
         </w:tc>
         <w:tc>
           <w:tcPr>
-            <w:tcW w:type="dxa" w:w="5368"/>
+            <w:tcW w:type="dxa" w:w="5628"/>
             <w:tcBorders>
               <w:top w:val="single" w:color="666666" w:sz="6" w:space="0" w:shadow="0" w:frame="0"/>
               <w:left w:val="single" w:color="666666" w:sz="6" w:space="0" w:shadow="0" w:frame="0"/>
@@ -8612,7 +8347,7 @@
         </w:tc>
         <w:tc>
           <w:tcPr>
-            <w:tcW w:type="dxa" w:w="850"/>
+            <w:tcW w:type="dxa" w:w="1000"/>
             <w:tcBorders>
               <w:top w:val="single" w:color="666666" w:sz="6" w:space="0" w:shadow="0" w:frame="0"/>
               <w:left w:val="single" w:color="666666" w:sz="6" w:space="0" w:shadow="0" w:frame="0"/>
@@ -8657,7 +8392,7 @@
         </w:trPr>
         <w:tc>
           <w:tcPr>
-            <w:tcW w:type="dxa" w:w="3019"/>
+            <w:tcW w:type="dxa" w:w="2732"/>
             <w:tcBorders>
               <w:top w:val="single" w:color="666666" w:sz="6" w:space="0" w:shadow="0" w:frame="0"/>
               <w:left w:val="single" w:color="666666" w:sz="6" w:space="0" w:shadow="0" w:frame="0"/>
@@ -8693,7 +8428,7 @@
         </w:tc>
         <w:tc>
           <w:tcPr>
-            <w:tcW w:type="dxa" w:w="5368"/>
+            <w:tcW w:type="dxa" w:w="5628"/>
             <w:tcBorders>
               <w:top w:val="single" w:color="666666" w:sz="6" w:space="0" w:shadow="0" w:frame="0"/>
               <w:left w:val="single" w:color="666666" w:sz="6" w:space="0" w:shadow="0" w:frame="0"/>
@@ -8751,7 +8486,7 @@
         </w:tc>
         <w:tc>
           <w:tcPr>
-            <w:tcW w:type="dxa" w:w="850"/>
+            <w:tcW w:type="dxa" w:w="1000"/>
             <w:tcBorders>
               <w:top w:val="single" w:color="666666" w:sz="6" w:space="0" w:shadow="0" w:frame="0"/>
               <w:left w:val="single" w:color="666666" w:sz="6" w:space="0" w:shadow="0" w:frame="0"/>
@@ -8796,7 +8531,7 @@
         </w:trPr>
         <w:tc>
           <w:tcPr>
-            <w:tcW w:type="dxa" w:w="3019"/>
+            <w:tcW w:type="dxa" w:w="2732"/>
             <w:tcBorders>
               <w:top w:val="single" w:color="666666" w:sz="6" w:space="0" w:shadow="0" w:frame="0"/>
               <w:left w:val="single" w:color="666666" w:sz="6" w:space="0" w:shadow="0" w:frame="0"/>
@@ -8832,7 +8567,7 @@
         </w:tc>
         <w:tc>
           <w:tcPr>
-            <w:tcW w:type="dxa" w:w="5368"/>
+            <w:tcW w:type="dxa" w:w="5628"/>
             <w:tcBorders>
               <w:top w:val="single" w:color="666666" w:sz="6" w:space="0" w:shadow="0" w:frame="0"/>
               <w:left w:val="single" w:color="666666" w:sz="6" w:space="0" w:shadow="0" w:frame="0"/>
@@ -8868,7 +8603,7 @@
         </w:tc>
         <w:tc>
           <w:tcPr>
-            <w:tcW w:type="dxa" w:w="850"/>
+            <w:tcW w:type="dxa" w:w="1000"/>
             <w:tcBorders>
               <w:top w:val="single" w:color="666666" w:sz="6" w:space="0" w:shadow="0" w:frame="0"/>
               <w:left w:val="single" w:color="666666" w:sz="6" w:space="0" w:shadow="0" w:frame="0"/>
@@ -8913,7 +8648,7 @@
         </w:trPr>
         <w:tc>
           <w:tcPr>
-            <w:tcW w:type="dxa" w:w="3019"/>
+            <w:tcW w:type="dxa" w:w="2732"/>
             <w:tcBorders>
               <w:top w:val="single" w:color="666666" w:sz="6" w:space="0" w:shadow="0" w:frame="0"/>
               <w:left w:val="single" w:color="666666" w:sz="6" w:space="0" w:shadow="0" w:frame="0"/>
@@ -8949,7 +8684,7 @@
         </w:tc>
         <w:tc>
           <w:tcPr>
-            <w:tcW w:type="dxa" w:w="5368"/>
+            <w:tcW w:type="dxa" w:w="5628"/>
             <w:tcBorders>
               <w:top w:val="single" w:color="666666" w:sz="6" w:space="0" w:shadow="0" w:frame="0"/>
               <w:left w:val="single" w:color="666666" w:sz="6" w:space="0" w:shadow="0" w:frame="0"/>
@@ -8985,7 +8720,7 @@
         </w:tc>
         <w:tc>
           <w:tcPr>
-            <w:tcW w:type="dxa" w:w="850"/>
+            <w:tcW w:type="dxa" w:w="1000"/>
             <w:tcBorders>
               <w:top w:val="single" w:color="666666" w:sz="6" w:space="0" w:shadow="0" w:frame="0"/>
               <w:left w:val="single" w:color="666666" w:sz="6" w:space="0" w:shadow="0" w:frame="0"/>
@@ -9030,7 +8765,7 @@
         </w:trPr>
         <w:tc>
           <w:tcPr>
-            <w:tcW w:type="dxa" w:w="3019"/>
+            <w:tcW w:type="dxa" w:w="2732"/>
             <w:tcBorders>
               <w:top w:val="single" w:color="666666" w:sz="6" w:space="0" w:shadow="0" w:frame="0"/>
               <w:left w:val="single" w:color="666666" w:sz="6" w:space="0" w:shadow="0" w:frame="0"/>
@@ -9066,7 +8801,7 @@
         </w:tc>
         <w:tc>
           <w:tcPr>
-            <w:tcW w:type="dxa" w:w="5368"/>
+            <w:tcW w:type="dxa" w:w="5628"/>
             <w:tcBorders>
               <w:top w:val="single" w:color="666666" w:sz="6" w:space="0" w:shadow="0" w:frame="0"/>
               <w:left w:val="single" w:color="666666" w:sz="6" w:space="0" w:shadow="0" w:frame="0"/>
@@ -9124,7 +8859,7 @@
         </w:tc>
         <w:tc>
           <w:tcPr>
-            <w:tcW w:type="dxa" w:w="850"/>
+            <w:tcW w:type="dxa" w:w="1000"/>
             <w:tcBorders>
               <w:top w:val="single" w:color="666666" w:sz="6" w:space="0" w:shadow="0" w:frame="0"/>
               <w:left w:val="single" w:color="666666" w:sz="6" w:space="0" w:shadow="0" w:frame="0"/>
@@ -9169,7 +8904,7 @@
         </w:trPr>
         <w:tc>
           <w:tcPr>
-            <w:tcW w:type="dxa" w:w="3019"/>
+            <w:tcW w:type="dxa" w:w="2732"/>
             <w:tcBorders>
               <w:top w:val="single" w:color="666666" w:sz="6" w:space="0" w:shadow="0" w:frame="0"/>
               <w:left w:val="single" w:color="666666" w:sz="6" w:space="0" w:shadow="0" w:frame="0"/>
@@ -9205,7 +8940,7 @@
         </w:tc>
         <w:tc>
           <w:tcPr>
-            <w:tcW w:type="dxa" w:w="5368"/>
+            <w:tcW w:type="dxa" w:w="5628"/>
             <w:tcBorders>
               <w:top w:val="single" w:color="666666" w:sz="6" w:space="0" w:shadow="0" w:frame="0"/>
               <w:left w:val="single" w:color="666666" w:sz="6" w:space="0" w:shadow="0" w:frame="0"/>
@@ -9241,7 +8976,7 @@
         </w:tc>
         <w:tc>
           <w:tcPr>
-            <w:tcW w:type="dxa" w:w="850"/>
+            <w:tcW w:type="dxa" w:w="1000"/>
             <w:tcBorders>
               <w:top w:val="single" w:color="666666" w:sz="6" w:space="0" w:shadow="0" w:frame="0"/>
               <w:left w:val="single" w:color="666666" w:sz="6" w:space="0" w:shadow="0" w:frame="0"/>
@@ -9432,9 +9167,9 @@
     </w:p>
     <w:tbl>
       <w:tblPr>
-        <w:tblW w:w="9237" w:type="dxa"/>
+        <w:tblW w:w="9360" w:type="dxa"/>
         <w:jc w:val="left"/>
-        <w:tblInd w:w="756" w:type="dxa"/>
+        <w:tblInd w:w="0" w:type="dxa"/>
         <w:tblBorders>
           <w:top w:val="single" w:color="ffffff" w:sz="8" w:space="0" w:shadow="0" w:frame="0"/>
           <w:left w:val="single" w:color="ffffff" w:sz="8" w:space="0" w:shadow="0" w:frame="0"/>
@@ -9447,9 +9182,9 @@
         <w:tblLayout w:type="fixed"/>
       </w:tblPr>
       <w:tblGrid>
-        <w:gridCol w:w="2925"/>
-        <w:gridCol w:w="5462"/>
-        <w:gridCol w:w="850"/>
+        <w:gridCol w:w="2647"/>
+        <w:gridCol w:w="5713"/>
+        <w:gridCol w:w="1000"/>
       </w:tblGrid>
       <w:tr>
         <w:tblPrEx>
@@ -9460,7 +9195,7 @@
         </w:trPr>
         <w:tc>
           <w:tcPr>
-            <w:tcW w:type="dxa" w:w="2925"/>
+            <w:tcW w:type="dxa" w:w="2647"/>
             <w:tcBorders>
               <w:top w:val="single" w:color="666666" w:sz="6" w:space="0" w:shadow="0" w:frame="0"/>
               <w:left w:val="single" w:color="666666" w:sz="6" w:space="0" w:shadow="0" w:frame="0"/>
@@ -9480,7 +9215,7 @@
         </w:tc>
         <w:tc>
           <w:tcPr>
-            <w:tcW w:type="dxa" w:w="5462"/>
+            <w:tcW w:type="dxa" w:w="5713"/>
             <w:tcBorders>
               <w:top w:val="single" w:color="666666" w:sz="6" w:space="0" w:shadow="0" w:frame="0"/>
               <w:left w:val="single" w:color="666666" w:sz="6" w:space="0" w:shadow="0" w:frame="0"/>
@@ -9500,7 +9235,7 @@
         </w:tc>
         <w:tc>
           <w:tcPr>
-            <w:tcW w:type="dxa" w:w="850"/>
+            <w:tcW w:type="dxa" w:w="1000"/>
             <w:tcBorders>
               <w:top w:val="single" w:color="666666" w:sz="6" w:space="0" w:shadow="0" w:frame="0"/>
               <w:left w:val="single" w:color="666666" w:sz="6" w:space="0" w:shadow="0" w:frame="0"/>
@@ -9528,7 +9263,7 @@
         </w:trPr>
         <w:tc>
           <w:tcPr>
-            <w:tcW w:type="dxa" w:w="2925"/>
+            <w:tcW w:type="dxa" w:w="2647"/>
             <w:tcBorders>
               <w:top w:val="single" w:color="666666" w:sz="6" w:space="0" w:shadow="0" w:frame="0"/>
               <w:left w:val="single" w:color="666666" w:sz="6" w:space="0" w:shadow="0" w:frame="0"/>
@@ -9564,7 +9299,7 @@
         </w:tc>
         <w:tc>
           <w:tcPr>
-            <w:tcW w:type="dxa" w:w="5462"/>
+            <w:tcW w:type="dxa" w:w="5713"/>
             <w:tcBorders>
               <w:top w:val="single" w:color="666666" w:sz="6" w:space="0" w:shadow="0" w:frame="0"/>
               <w:left w:val="single" w:color="666666" w:sz="6" w:space="0" w:shadow="0" w:frame="0"/>
@@ -9600,7 +9335,7 @@
         </w:tc>
         <w:tc>
           <w:tcPr>
-            <w:tcW w:type="dxa" w:w="850"/>
+            <w:tcW w:type="dxa" w:w="1000"/>
             <w:tcBorders>
               <w:top w:val="single" w:color="666666" w:sz="6" w:space="0" w:shadow="0" w:frame="0"/>
               <w:left w:val="single" w:color="666666" w:sz="6" w:space="0" w:shadow="0" w:frame="0"/>
@@ -9645,7 +9380,7 @@
         </w:trPr>
         <w:tc>
           <w:tcPr>
-            <w:tcW w:type="dxa" w:w="2925"/>
+            <w:tcW w:type="dxa" w:w="2647"/>
             <w:tcBorders>
               <w:top w:val="single" w:color="666666" w:sz="6" w:space="0" w:shadow="0" w:frame="0"/>
               <w:left w:val="single" w:color="666666" w:sz="6" w:space="0" w:shadow="0" w:frame="0"/>
@@ -9681,7 +9416,7 @@
         </w:tc>
         <w:tc>
           <w:tcPr>
-            <w:tcW w:type="dxa" w:w="5462"/>
+            <w:tcW w:type="dxa" w:w="5713"/>
             <w:tcBorders>
               <w:top w:val="single" w:color="666666" w:sz="6" w:space="0" w:shadow="0" w:frame="0"/>
               <w:left w:val="single" w:color="666666" w:sz="6" w:space="0" w:shadow="0" w:frame="0"/>
@@ -9717,7 +9452,7 @@
         </w:tc>
         <w:tc>
           <w:tcPr>
-            <w:tcW w:type="dxa" w:w="850"/>
+            <w:tcW w:type="dxa" w:w="1000"/>
             <w:tcBorders>
               <w:top w:val="single" w:color="666666" w:sz="6" w:space="0" w:shadow="0" w:frame="0"/>
               <w:left w:val="single" w:color="666666" w:sz="6" w:space="0" w:shadow="0" w:frame="0"/>
@@ -9762,7 +9497,7 @@
         </w:trPr>
         <w:tc>
           <w:tcPr>
-            <w:tcW w:type="dxa" w:w="2925"/>
+            <w:tcW w:type="dxa" w:w="2647"/>
             <w:tcBorders>
               <w:top w:val="single" w:color="666666" w:sz="6" w:space="0" w:shadow="0" w:frame="0"/>
               <w:left w:val="single" w:color="666666" w:sz="6" w:space="0" w:shadow="0" w:frame="0"/>
@@ -9798,7 +9533,7 @@
         </w:tc>
         <w:tc>
           <w:tcPr>
-            <w:tcW w:type="dxa" w:w="5462"/>
+            <w:tcW w:type="dxa" w:w="5713"/>
             <w:tcBorders>
               <w:top w:val="single" w:color="666666" w:sz="6" w:space="0" w:shadow="0" w:frame="0"/>
               <w:left w:val="single" w:color="666666" w:sz="6" w:space="0" w:shadow="0" w:frame="0"/>
@@ -9834,7 +9569,7 @@
         </w:tc>
         <w:tc>
           <w:tcPr>
-            <w:tcW w:type="dxa" w:w="850"/>
+            <w:tcW w:type="dxa" w:w="1000"/>
             <w:tcBorders>
               <w:top w:val="single" w:color="666666" w:sz="6" w:space="0" w:shadow="0" w:frame="0"/>
               <w:left w:val="single" w:color="666666" w:sz="6" w:space="0" w:shadow="0" w:frame="0"/>
@@ -9879,7 +9614,7 @@
         </w:trPr>
         <w:tc>
           <w:tcPr>
-            <w:tcW w:type="dxa" w:w="2925"/>
+            <w:tcW w:type="dxa" w:w="2647"/>
             <w:tcBorders>
               <w:top w:val="single" w:color="666666" w:sz="6" w:space="0" w:shadow="0" w:frame="0"/>
               <w:left w:val="single" w:color="666666" w:sz="6" w:space="0" w:shadow="0" w:frame="0"/>
@@ -9915,7 +9650,7 @@
         </w:tc>
         <w:tc>
           <w:tcPr>
-            <w:tcW w:type="dxa" w:w="5462"/>
+            <w:tcW w:type="dxa" w:w="5713"/>
             <w:tcBorders>
               <w:top w:val="single" w:color="666666" w:sz="6" w:space="0" w:shadow="0" w:frame="0"/>
               <w:left w:val="single" w:color="666666" w:sz="6" w:space="0" w:shadow="0" w:frame="0"/>
@@ -9951,7 +9686,7 @@
         </w:tc>
         <w:tc>
           <w:tcPr>
-            <w:tcW w:type="dxa" w:w="850"/>
+            <w:tcW w:type="dxa" w:w="1000"/>
             <w:tcBorders>
               <w:top w:val="single" w:color="666666" w:sz="6" w:space="0" w:shadow="0" w:frame="0"/>
               <w:left w:val="single" w:color="666666" w:sz="6" w:space="0" w:shadow="0" w:frame="0"/>
@@ -9996,7 +9731,7 @@
         </w:trPr>
         <w:tc>
           <w:tcPr>
-            <w:tcW w:type="dxa" w:w="2925"/>
+            <w:tcW w:type="dxa" w:w="2647"/>
             <w:tcBorders>
               <w:top w:val="single" w:color="666666" w:sz="6" w:space="0" w:shadow="0" w:frame="0"/>
               <w:left w:val="single" w:color="666666" w:sz="6" w:space="0" w:shadow="0" w:frame="0"/>
@@ -10032,7 +9767,7 @@
         </w:tc>
         <w:tc>
           <w:tcPr>
-            <w:tcW w:type="dxa" w:w="5462"/>
+            <w:tcW w:type="dxa" w:w="5713"/>
             <w:tcBorders>
               <w:top w:val="single" w:color="666666" w:sz="6" w:space="0" w:shadow="0" w:frame="0"/>
               <w:left w:val="single" w:color="666666" w:sz="6" w:space="0" w:shadow="0" w:frame="0"/>
@@ -10068,7 +9803,7 @@
         </w:tc>
         <w:tc>
           <w:tcPr>
-            <w:tcW w:type="dxa" w:w="850"/>
+            <w:tcW w:type="dxa" w:w="1000"/>
             <w:tcBorders>
               <w:top w:val="single" w:color="666666" w:sz="6" w:space="0" w:shadow="0" w:frame="0"/>
               <w:left w:val="single" w:color="666666" w:sz="6" w:space="0" w:shadow="0" w:frame="0"/>
@@ -10113,7 +9848,7 @@
         </w:trPr>
         <w:tc>
           <w:tcPr>
-            <w:tcW w:type="dxa" w:w="2925"/>
+            <w:tcW w:type="dxa" w:w="2647"/>
             <w:tcBorders>
               <w:top w:val="single" w:color="666666" w:sz="6" w:space="0" w:shadow="0" w:frame="0"/>
               <w:left w:val="single" w:color="666666" w:sz="6" w:space="0" w:shadow="0" w:frame="0"/>
@@ -10149,7 +9884,7 @@
         </w:tc>
         <w:tc>
           <w:tcPr>
-            <w:tcW w:type="dxa" w:w="5462"/>
+            <w:tcW w:type="dxa" w:w="5713"/>
             <w:tcBorders>
               <w:top w:val="single" w:color="666666" w:sz="6" w:space="0" w:shadow="0" w:frame="0"/>
               <w:left w:val="single" w:color="666666" w:sz="6" w:space="0" w:shadow="0" w:frame="0"/>
@@ -10185,7 +9920,7 @@
         </w:tc>
         <w:tc>
           <w:tcPr>
-            <w:tcW w:type="dxa" w:w="850"/>
+            <w:tcW w:type="dxa" w:w="1000"/>
             <w:tcBorders>
               <w:top w:val="single" w:color="666666" w:sz="6" w:space="0" w:shadow="0" w:frame="0"/>
               <w:left w:val="single" w:color="666666" w:sz="6" w:space="0" w:shadow="0" w:frame="0"/>
@@ -10230,7 +9965,7 @@
         </w:trPr>
         <w:tc>
           <w:tcPr>
-            <w:tcW w:type="dxa" w:w="2925"/>
+            <w:tcW w:type="dxa" w:w="2647"/>
             <w:tcBorders>
               <w:top w:val="single" w:color="666666" w:sz="6" w:space="0" w:shadow="0" w:frame="0"/>
               <w:left w:val="single" w:color="666666" w:sz="6" w:space="0" w:shadow="0" w:frame="0"/>
@@ -10266,7 +10001,7 @@
         </w:tc>
         <w:tc>
           <w:tcPr>
-            <w:tcW w:type="dxa" w:w="5462"/>
+            <w:tcW w:type="dxa" w:w="5713"/>
             <w:tcBorders>
               <w:top w:val="single" w:color="666666" w:sz="6" w:space="0" w:shadow="0" w:frame="0"/>
               <w:left w:val="single" w:color="666666" w:sz="6" w:space="0" w:shadow="0" w:frame="0"/>
@@ -10302,7 +10037,7 @@
         </w:tc>
         <w:tc>
           <w:tcPr>
-            <w:tcW w:type="dxa" w:w="850"/>
+            <w:tcW w:type="dxa" w:w="1000"/>
             <w:tcBorders>
               <w:top w:val="single" w:color="666666" w:sz="6" w:space="0" w:shadow="0" w:frame="0"/>
               <w:left w:val="single" w:color="666666" w:sz="6" w:space="0" w:shadow="0" w:frame="0"/>
@@ -10347,7 +10082,7 @@
         </w:trPr>
         <w:tc>
           <w:tcPr>
-            <w:tcW w:type="dxa" w:w="2925"/>
+            <w:tcW w:type="dxa" w:w="2647"/>
             <w:tcBorders>
               <w:top w:val="single" w:color="666666" w:sz="6" w:space="0" w:shadow="0" w:frame="0"/>
               <w:left w:val="single" w:color="666666" w:sz="6" w:space="0" w:shadow="0" w:frame="0"/>
@@ -10383,7 +10118,7 @@
         </w:tc>
         <w:tc>
           <w:tcPr>
-            <w:tcW w:type="dxa" w:w="5462"/>
+            <w:tcW w:type="dxa" w:w="5713"/>
             <w:tcBorders>
               <w:top w:val="single" w:color="666666" w:sz="6" w:space="0" w:shadow="0" w:frame="0"/>
               <w:left w:val="single" w:color="666666" w:sz="6" w:space="0" w:shadow="0" w:frame="0"/>
@@ -10419,7 +10154,7 @@
         </w:tc>
         <w:tc>
           <w:tcPr>
-            <w:tcW w:type="dxa" w:w="850"/>
+            <w:tcW w:type="dxa" w:w="1000"/>
             <w:tcBorders>
               <w:top w:val="single" w:color="666666" w:sz="6" w:space="0" w:shadow="0" w:frame="0"/>
               <w:left w:val="single" w:color="666666" w:sz="6" w:space="0" w:shadow="0" w:frame="0"/>
@@ -10464,7 +10199,7 @@
         </w:trPr>
         <w:tc>
           <w:tcPr>
-            <w:tcW w:type="dxa" w:w="2925"/>
+            <w:tcW w:type="dxa" w:w="2647"/>
             <w:tcBorders>
               <w:top w:val="single" w:color="666666" w:sz="6" w:space="0" w:shadow="0" w:frame="0"/>
               <w:left w:val="single" w:color="666666" w:sz="6" w:space="0" w:shadow="0" w:frame="0"/>
@@ -10500,7 +10235,7 @@
         </w:tc>
         <w:tc>
           <w:tcPr>
-            <w:tcW w:type="dxa" w:w="5462"/>
+            <w:tcW w:type="dxa" w:w="5713"/>
             <w:tcBorders>
               <w:top w:val="single" w:color="666666" w:sz="6" w:space="0" w:shadow="0" w:frame="0"/>
               <w:left w:val="single" w:color="666666" w:sz="6" w:space="0" w:shadow="0" w:frame="0"/>
@@ -10536,7 +10271,7 @@
         </w:tc>
         <w:tc>
           <w:tcPr>
-            <w:tcW w:type="dxa" w:w="850"/>
+            <w:tcW w:type="dxa" w:w="1000"/>
             <w:tcBorders>
               <w:top w:val="single" w:color="666666" w:sz="6" w:space="0" w:shadow="0" w:frame="0"/>
               <w:left w:val="single" w:color="666666" w:sz="6" w:space="0" w:shadow="0" w:frame="0"/>
@@ -10581,7 +10316,7 @@
         </w:trPr>
         <w:tc>
           <w:tcPr>
-            <w:tcW w:type="dxa" w:w="2925"/>
+            <w:tcW w:type="dxa" w:w="2647"/>
             <w:tcBorders>
               <w:top w:val="single" w:color="666666" w:sz="6" w:space="0" w:shadow="0" w:frame="0"/>
               <w:left w:val="single" w:color="666666" w:sz="6" w:space="0" w:shadow="0" w:frame="0"/>
@@ -10617,7 +10352,7 @@
         </w:tc>
         <w:tc>
           <w:tcPr>
-            <w:tcW w:type="dxa" w:w="5462"/>
+            <w:tcW w:type="dxa" w:w="5713"/>
             <w:tcBorders>
               <w:top w:val="single" w:color="666666" w:sz="6" w:space="0" w:shadow="0" w:frame="0"/>
               <w:left w:val="single" w:color="666666" w:sz="6" w:space="0" w:shadow="0" w:frame="0"/>
@@ -10653,7 +10388,7 @@
         </w:tc>
         <w:tc>
           <w:tcPr>
-            <w:tcW w:type="dxa" w:w="850"/>
+            <w:tcW w:type="dxa" w:w="1000"/>
             <w:tcBorders>
               <w:top w:val="single" w:color="666666" w:sz="6" w:space="0" w:shadow="0" w:frame="0"/>
               <w:left w:val="single" w:color="666666" w:sz="6" w:space="0" w:shadow="0" w:frame="0"/>
@@ -10698,7 +10433,7 @@
         </w:trPr>
         <w:tc>
           <w:tcPr>
-            <w:tcW w:type="dxa" w:w="2925"/>
+            <w:tcW w:type="dxa" w:w="2647"/>
             <w:tcBorders>
               <w:top w:val="single" w:color="666666" w:sz="6" w:space="0" w:shadow="0" w:frame="0"/>
               <w:left w:val="single" w:color="666666" w:sz="6" w:space="0" w:shadow="0" w:frame="0"/>
@@ -10734,7 +10469,7 @@
         </w:tc>
         <w:tc>
           <w:tcPr>
-            <w:tcW w:type="dxa" w:w="5462"/>
+            <w:tcW w:type="dxa" w:w="5713"/>
             <w:tcBorders>
               <w:top w:val="single" w:color="666666" w:sz="6" w:space="0" w:shadow="0" w:frame="0"/>
               <w:left w:val="single" w:color="666666" w:sz="6" w:space="0" w:shadow="0" w:frame="0"/>
@@ -10770,7 +10505,7 @@
         </w:tc>
         <w:tc>
           <w:tcPr>
-            <w:tcW w:type="dxa" w:w="850"/>
+            <w:tcW w:type="dxa" w:w="1000"/>
             <w:tcBorders>
               <w:top w:val="single" w:color="666666" w:sz="6" w:space="0" w:shadow="0" w:frame="0"/>
               <w:left w:val="single" w:color="666666" w:sz="6" w:space="0" w:shadow="0" w:frame="0"/>
@@ -10815,7 +10550,7 @@
         </w:trPr>
         <w:tc>
           <w:tcPr>
-            <w:tcW w:type="dxa" w:w="2925"/>
+            <w:tcW w:type="dxa" w:w="2647"/>
             <w:tcBorders>
               <w:top w:val="single" w:color="666666" w:sz="6" w:space="0" w:shadow="0" w:frame="0"/>
               <w:left w:val="single" w:color="666666" w:sz="6" w:space="0" w:shadow="0" w:frame="0"/>
@@ -10851,7 +10586,7 @@
         </w:tc>
         <w:tc>
           <w:tcPr>
-            <w:tcW w:type="dxa" w:w="5462"/>
+            <w:tcW w:type="dxa" w:w="5713"/>
             <w:tcBorders>
               <w:top w:val="single" w:color="666666" w:sz="6" w:space="0" w:shadow="0" w:frame="0"/>
               <w:left w:val="single" w:color="666666" w:sz="6" w:space="0" w:shadow="0" w:frame="0"/>
@@ -10887,7 +10622,7 @@
         </w:tc>
         <w:tc>
           <w:tcPr>
-            <w:tcW w:type="dxa" w:w="850"/>
+            <w:tcW w:type="dxa" w:w="1000"/>
             <w:tcBorders>
               <w:top w:val="single" w:color="666666" w:sz="6" w:space="0" w:shadow="0" w:frame="0"/>
               <w:left w:val="single" w:color="666666" w:sz="6" w:space="0" w:shadow="0" w:frame="0"/>
@@ -10932,7 +10667,7 @@
         </w:trPr>
         <w:tc>
           <w:tcPr>
-            <w:tcW w:type="dxa" w:w="2925"/>
+            <w:tcW w:type="dxa" w:w="2647"/>
             <w:tcBorders>
               <w:top w:val="single" w:color="666666" w:sz="6" w:space="0" w:shadow="0" w:frame="0"/>
               <w:left w:val="single" w:color="666666" w:sz="6" w:space="0" w:shadow="0" w:frame="0"/>
@@ -10968,7 +10703,7 @@
         </w:tc>
         <w:tc>
           <w:tcPr>
-            <w:tcW w:type="dxa" w:w="5462"/>
+            <w:tcW w:type="dxa" w:w="5713"/>
             <w:tcBorders>
               <w:top w:val="single" w:color="666666" w:sz="6" w:space="0" w:shadow="0" w:frame="0"/>
               <w:left w:val="single" w:color="666666" w:sz="6" w:space="0" w:shadow="0" w:frame="0"/>
@@ -11004,7 +10739,7 @@
         </w:tc>
         <w:tc>
           <w:tcPr>
-            <w:tcW w:type="dxa" w:w="850"/>
+            <w:tcW w:type="dxa" w:w="1000"/>
             <w:tcBorders>
               <w:top w:val="single" w:color="666666" w:sz="6" w:space="0" w:shadow="0" w:frame="0"/>
               <w:left w:val="single" w:color="666666" w:sz="6" w:space="0" w:shadow="0" w:frame="0"/>
@@ -11202,7 +10937,7 @@
       <w:tblPr>
         <w:tblW w:w="9360" w:type="dxa"/>
         <w:jc w:val="left"/>
-        <w:tblInd w:w="540" w:type="dxa"/>
+        <w:tblInd w:w="0" w:type="dxa"/>
         <w:tblBorders>
           <w:top w:val="single" w:color="ffffff" w:sz="8" w:space="0" w:shadow="0" w:frame="0"/>
           <w:left w:val="single" w:color="ffffff" w:sz="8" w:space="0" w:shadow="0" w:frame="0"/>
@@ -11215,9 +10950,9 @@
         <w:tblLayout w:type="fixed"/>
       </w:tblPr>
       <w:tblGrid>
-        <w:gridCol w:w="2964"/>
-        <w:gridCol w:w="5546"/>
-        <w:gridCol w:w="850"/>
+        <w:gridCol w:w="2647"/>
+        <w:gridCol w:w="5713"/>
+        <w:gridCol w:w="1000"/>
       </w:tblGrid>
       <w:tr>
         <w:tblPrEx>
@@ -11228,7 +10963,7 @@
         </w:trPr>
         <w:tc>
           <w:tcPr>
-            <w:tcW w:type="dxa" w:w="2964"/>
+            <w:tcW w:type="dxa" w:w="2647"/>
             <w:tcBorders>
               <w:top w:val="single" w:color="666666" w:sz="6" w:space="0" w:shadow="0" w:frame="0"/>
               <w:left w:val="single" w:color="666666" w:sz="6" w:space="0" w:shadow="0" w:frame="0"/>
@@ -11248,7 +10983,7 @@
         </w:tc>
         <w:tc>
           <w:tcPr>
-            <w:tcW w:type="dxa" w:w="5546"/>
+            <w:tcW w:type="dxa" w:w="5713"/>
             <w:tcBorders>
               <w:top w:val="single" w:color="666666" w:sz="6" w:space="0" w:shadow="0" w:frame="0"/>
               <w:left w:val="single" w:color="666666" w:sz="6" w:space="0" w:shadow="0" w:frame="0"/>
@@ -11268,7 +11003,7 @@
         </w:tc>
         <w:tc>
           <w:tcPr>
-            <w:tcW w:type="dxa" w:w="850"/>
+            <w:tcW w:type="dxa" w:w="1000"/>
             <w:tcBorders>
               <w:top w:val="single" w:color="666666" w:sz="6" w:space="0" w:shadow="0" w:frame="0"/>
               <w:left w:val="single" w:color="666666" w:sz="6" w:space="0" w:shadow="0" w:frame="0"/>
@@ -11296,7 +11031,7 @@
         </w:trPr>
         <w:tc>
           <w:tcPr>
-            <w:tcW w:type="dxa" w:w="2964"/>
+            <w:tcW w:type="dxa" w:w="2647"/>
             <w:tcBorders>
               <w:top w:val="single" w:color="666666" w:sz="6" w:space="0" w:shadow="0" w:frame="0"/>
               <w:left w:val="single" w:color="666666" w:sz="6" w:space="0" w:shadow="0" w:frame="0"/>
@@ -11332,7 +11067,7 @@
         </w:tc>
         <w:tc>
           <w:tcPr>
-            <w:tcW w:type="dxa" w:w="5546"/>
+            <w:tcW w:type="dxa" w:w="5713"/>
             <w:tcBorders>
               <w:top w:val="single" w:color="666666" w:sz="6" w:space="0" w:shadow="0" w:frame="0"/>
               <w:left w:val="single" w:color="666666" w:sz="6" w:space="0" w:shadow="0" w:frame="0"/>
@@ -11368,7 +11103,7 @@
         </w:tc>
         <w:tc>
           <w:tcPr>
-            <w:tcW w:type="dxa" w:w="850"/>
+            <w:tcW w:type="dxa" w:w="1000"/>
             <w:tcBorders>
               <w:top w:val="single" w:color="666666" w:sz="6" w:space="0" w:shadow="0" w:frame="0"/>
               <w:left w:val="single" w:color="666666" w:sz="6" w:space="0" w:shadow="0" w:frame="0"/>
@@ -11413,7 +11148,7 @@
         </w:trPr>
         <w:tc>
           <w:tcPr>
-            <w:tcW w:type="dxa" w:w="2964"/>
+            <w:tcW w:type="dxa" w:w="2647"/>
             <w:tcBorders>
               <w:top w:val="single" w:color="666666" w:sz="6" w:space="0" w:shadow="0" w:frame="0"/>
               <w:left w:val="single" w:color="666666" w:sz="6" w:space="0" w:shadow="0" w:frame="0"/>
@@ -11449,7 +11184,7 @@
         </w:tc>
         <w:tc>
           <w:tcPr>
-            <w:tcW w:type="dxa" w:w="5546"/>
+            <w:tcW w:type="dxa" w:w="5713"/>
             <w:tcBorders>
               <w:top w:val="single" w:color="666666" w:sz="6" w:space="0" w:shadow="0" w:frame="0"/>
               <w:left w:val="single" w:color="666666" w:sz="6" w:space="0" w:shadow="0" w:frame="0"/>
@@ -11485,7 +11220,7 @@
         </w:tc>
         <w:tc>
           <w:tcPr>
-            <w:tcW w:type="dxa" w:w="850"/>
+            <w:tcW w:type="dxa" w:w="1000"/>
             <w:tcBorders>
               <w:top w:val="single" w:color="666666" w:sz="6" w:space="0" w:shadow="0" w:frame="0"/>
               <w:left w:val="single" w:color="666666" w:sz="6" w:space="0" w:shadow="0" w:frame="0"/>
@@ -11530,7 +11265,7 @@
         </w:trPr>
         <w:tc>
           <w:tcPr>
-            <w:tcW w:type="dxa" w:w="2964"/>
+            <w:tcW w:type="dxa" w:w="2647"/>
             <w:tcBorders>
               <w:top w:val="single" w:color="666666" w:sz="6" w:space="0" w:shadow="0" w:frame="0"/>
               <w:left w:val="single" w:color="666666" w:sz="6" w:space="0" w:shadow="0" w:frame="0"/>
@@ -11566,7 +11301,7 @@
         </w:tc>
         <w:tc>
           <w:tcPr>
-            <w:tcW w:type="dxa" w:w="5546"/>
+            <w:tcW w:type="dxa" w:w="5713"/>
             <w:tcBorders>
               <w:top w:val="single" w:color="666666" w:sz="6" w:space="0" w:shadow="0" w:frame="0"/>
               <w:left w:val="single" w:color="666666" w:sz="6" w:space="0" w:shadow="0" w:frame="0"/>
@@ -11602,7 +11337,7 @@
         </w:tc>
         <w:tc>
           <w:tcPr>
-            <w:tcW w:type="dxa" w:w="850"/>
+            <w:tcW w:type="dxa" w:w="1000"/>
             <w:tcBorders>
               <w:top w:val="single" w:color="666666" w:sz="6" w:space="0" w:shadow="0" w:frame="0"/>
               <w:left w:val="single" w:color="666666" w:sz="6" w:space="0" w:shadow="0" w:frame="0"/>
@@ -11647,7 +11382,7 @@
         </w:trPr>
         <w:tc>
           <w:tcPr>
-            <w:tcW w:type="dxa" w:w="2964"/>
+            <w:tcW w:type="dxa" w:w="2647"/>
             <w:tcBorders>
               <w:top w:val="single" w:color="666666" w:sz="6" w:space="0" w:shadow="0" w:frame="0"/>
               <w:left w:val="single" w:color="666666" w:sz="6" w:space="0" w:shadow="0" w:frame="0"/>
@@ -11679,7 +11414,7 @@
         </w:tc>
         <w:tc>
           <w:tcPr>
-            <w:tcW w:type="dxa" w:w="5546"/>
+            <w:tcW w:type="dxa" w:w="5713"/>
             <w:tcBorders>
               <w:top w:val="single" w:color="666666" w:sz="6" w:space="0" w:shadow="0" w:frame="0"/>
               <w:left w:val="single" w:color="666666" w:sz="6" w:space="0" w:shadow="0" w:frame="0"/>
@@ -11715,7 +11450,7 @@
         </w:tc>
         <w:tc>
           <w:tcPr>
-            <w:tcW w:type="dxa" w:w="850"/>
+            <w:tcW w:type="dxa" w:w="1000"/>
             <w:tcBorders>
               <w:top w:val="single" w:color="666666" w:sz="6" w:space="0" w:shadow="0" w:frame="0"/>
               <w:left w:val="single" w:color="666666" w:sz="6" w:space="0" w:shadow="0" w:frame="0"/>
@@ -11760,7 +11495,7 @@
         </w:trPr>
         <w:tc>
           <w:tcPr>
-            <w:tcW w:type="dxa" w:w="2964"/>
+            <w:tcW w:type="dxa" w:w="2647"/>
             <w:tcBorders>
               <w:top w:val="single" w:color="666666" w:sz="6" w:space="0" w:shadow="0" w:frame="0"/>
               <w:left w:val="single" w:color="666666" w:sz="6" w:space="0" w:shadow="0" w:frame="0"/>
@@ -11796,7 +11531,7 @@
         </w:tc>
         <w:tc>
           <w:tcPr>
-            <w:tcW w:type="dxa" w:w="5546"/>
+            <w:tcW w:type="dxa" w:w="5713"/>
             <w:tcBorders>
               <w:top w:val="single" w:color="666666" w:sz="6" w:space="0" w:shadow="0" w:frame="0"/>
               <w:left w:val="single" w:color="666666" w:sz="6" w:space="0" w:shadow="0" w:frame="0"/>
@@ -11832,7 +11567,7 @@
         </w:tc>
         <w:tc>
           <w:tcPr>
-            <w:tcW w:type="dxa" w:w="850"/>
+            <w:tcW w:type="dxa" w:w="1000"/>
             <w:tcBorders>
               <w:top w:val="single" w:color="666666" w:sz="6" w:space="0" w:shadow="0" w:frame="0"/>
               <w:left w:val="single" w:color="666666" w:sz="6" w:space="0" w:shadow="0" w:frame="0"/>
@@ -11877,7 +11612,7 @@
         </w:trPr>
         <w:tc>
           <w:tcPr>
-            <w:tcW w:type="dxa" w:w="2964"/>
+            <w:tcW w:type="dxa" w:w="2647"/>
             <w:tcBorders>
               <w:top w:val="single" w:color="666666" w:sz="6" w:space="0" w:shadow="0" w:frame="0"/>
               <w:left w:val="single" w:color="666666" w:sz="6" w:space="0" w:shadow="0" w:frame="0"/>
@@ -11913,7 +11648,7 @@
         </w:tc>
         <w:tc>
           <w:tcPr>
-            <w:tcW w:type="dxa" w:w="5546"/>
+            <w:tcW w:type="dxa" w:w="5713"/>
             <w:tcBorders>
               <w:top w:val="single" w:color="666666" w:sz="6" w:space="0" w:shadow="0" w:frame="0"/>
               <w:left w:val="single" w:color="666666" w:sz="6" w:space="0" w:shadow="0" w:frame="0"/>
@@ -11949,7 +11684,7 @@
         </w:tc>
         <w:tc>
           <w:tcPr>
-            <w:tcW w:type="dxa" w:w="850"/>
+            <w:tcW w:type="dxa" w:w="1000"/>
             <w:tcBorders>
               <w:top w:val="single" w:color="666666" w:sz="6" w:space="0" w:shadow="0" w:frame="0"/>
               <w:left w:val="single" w:color="666666" w:sz="6" w:space="0" w:shadow="0" w:frame="0"/>
@@ -11994,7 +11729,7 @@
         </w:trPr>
         <w:tc>
           <w:tcPr>
-            <w:tcW w:type="dxa" w:w="2964"/>
+            <w:tcW w:type="dxa" w:w="2647"/>
             <w:tcBorders>
               <w:top w:val="single" w:color="666666" w:sz="6" w:space="0" w:shadow="0" w:frame="0"/>
               <w:left w:val="single" w:color="666666" w:sz="6" w:space="0" w:shadow="0" w:frame="0"/>
@@ -12030,7 +11765,7 @@
         </w:tc>
         <w:tc>
           <w:tcPr>
-            <w:tcW w:type="dxa" w:w="5546"/>
+            <w:tcW w:type="dxa" w:w="5713"/>
             <w:tcBorders>
               <w:top w:val="single" w:color="666666" w:sz="6" w:space="0" w:shadow="0" w:frame="0"/>
               <w:left w:val="single" w:color="666666" w:sz="6" w:space="0" w:shadow="0" w:frame="0"/>
@@ -12066,7 +11801,7 @@
         </w:tc>
         <w:tc>
           <w:tcPr>
-            <w:tcW w:type="dxa" w:w="850"/>
+            <w:tcW w:type="dxa" w:w="1000"/>
             <w:tcBorders>
               <w:top w:val="single" w:color="666666" w:sz="6" w:space="0" w:shadow="0" w:frame="0"/>
               <w:left w:val="single" w:color="666666" w:sz="6" w:space="0" w:shadow="0" w:frame="0"/>
@@ -12111,7 +11846,7 @@
         </w:trPr>
         <w:tc>
           <w:tcPr>
-            <w:tcW w:type="dxa" w:w="2964"/>
+            <w:tcW w:type="dxa" w:w="2647"/>
             <w:tcBorders>
               <w:top w:val="single" w:color="666666" w:sz="6" w:space="0" w:shadow="0" w:frame="0"/>
               <w:left w:val="single" w:color="666666" w:sz="6" w:space="0" w:shadow="0" w:frame="0"/>
@@ -12147,7 +11882,7 @@
         </w:tc>
         <w:tc>
           <w:tcPr>
-            <w:tcW w:type="dxa" w:w="5546"/>
+            <w:tcW w:type="dxa" w:w="5713"/>
             <w:tcBorders>
               <w:top w:val="single" w:color="666666" w:sz="6" w:space="0" w:shadow="0" w:frame="0"/>
               <w:left w:val="single" w:color="666666" w:sz="6" w:space="0" w:shadow="0" w:frame="0"/>
@@ -12183,7 +11918,7 @@
         </w:tc>
         <w:tc>
           <w:tcPr>
-            <w:tcW w:type="dxa" w:w="850"/>
+            <w:tcW w:type="dxa" w:w="1000"/>
             <w:tcBorders>
               <w:top w:val="single" w:color="666666" w:sz="6" w:space="0" w:shadow="0" w:frame="0"/>
               <w:left w:val="single" w:color="666666" w:sz="6" w:space="0" w:shadow="0" w:frame="0"/>
@@ -12228,7 +11963,7 @@
         </w:trPr>
         <w:tc>
           <w:tcPr>
-            <w:tcW w:type="dxa" w:w="2964"/>
+            <w:tcW w:type="dxa" w:w="2647"/>
             <w:tcBorders>
               <w:top w:val="single" w:color="666666" w:sz="6" w:space="0" w:shadow="0" w:frame="0"/>
               <w:left w:val="single" w:color="666666" w:sz="6" w:space="0" w:shadow="0" w:frame="0"/>
@@ -12264,7 +11999,7 @@
         </w:tc>
         <w:tc>
           <w:tcPr>
-            <w:tcW w:type="dxa" w:w="5546"/>
+            <w:tcW w:type="dxa" w:w="5713"/>
             <w:tcBorders>
               <w:top w:val="single" w:color="666666" w:sz="6" w:space="0" w:shadow="0" w:frame="0"/>
               <w:left w:val="single" w:color="666666" w:sz="6" w:space="0" w:shadow="0" w:frame="0"/>
@@ -12300,7 +12035,7 @@
         </w:tc>
         <w:tc>
           <w:tcPr>
-            <w:tcW w:type="dxa" w:w="850"/>
+            <w:tcW w:type="dxa" w:w="1000"/>
             <w:tcBorders>
               <w:top w:val="single" w:color="666666" w:sz="6" w:space="0" w:shadow="0" w:frame="0"/>
               <w:left w:val="single" w:color="666666" w:sz="6" w:space="0" w:shadow="0" w:frame="0"/>
@@ -12345,7 +12080,7 @@
         </w:trPr>
         <w:tc>
           <w:tcPr>
-            <w:tcW w:type="dxa" w:w="2964"/>
+            <w:tcW w:type="dxa" w:w="2647"/>
             <w:tcBorders>
               <w:top w:val="single" w:color="666666" w:sz="6" w:space="0" w:shadow="0" w:frame="0"/>
               <w:left w:val="single" w:color="666666" w:sz="6" w:space="0" w:shadow="0" w:frame="0"/>
@@ -12381,7 +12116,7 @@
         </w:tc>
         <w:tc>
           <w:tcPr>
-            <w:tcW w:type="dxa" w:w="5546"/>
+            <w:tcW w:type="dxa" w:w="5713"/>
             <w:tcBorders>
               <w:top w:val="single" w:color="666666" w:sz="6" w:space="0" w:shadow="0" w:frame="0"/>
               <w:left w:val="single" w:color="666666" w:sz="6" w:space="0" w:shadow="0" w:frame="0"/>
@@ -12417,7 +12152,7 @@
         </w:tc>
         <w:tc>
           <w:tcPr>
-            <w:tcW w:type="dxa" w:w="850"/>
+            <w:tcW w:type="dxa" w:w="1000"/>
             <w:tcBorders>
               <w:top w:val="single" w:color="666666" w:sz="6" w:space="0" w:shadow="0" w:frame="0"/>
               <w:left w:val="single" w:color="666666" w:sz="6" w:space="0" w:shadow="0" w:frame="0"/>
@@ -12462,7 +12197,7 @@
         </w:trPr>
         <w:tc>
           <w:tcPr>
-            <w:tcW w:type="dxa" w:w="2964"/>
+            <w:tcW w:type="dxa" w:w="2647"/>
             <w:tcBorders>
               <w:top w:val="single" w:color="666666" w:sz="6" w:space="0" w:shadow="0" w:frame="0"/>
               <w:left w:val="single" w:color="666666" w:sz="6" w:space="0" w:shadow="0" w:frame="0"/>
@@ -12498,7 +12233,7 @@
         </w:tc>
         <w:tc>
           <w:tcPr>
-            <w:tcW w:type="dxa" w:w="5546"/>
+            <w:tcW w:type="dxa" w:w="5713"/>
             <w:tcBorders>
               <w:top w:val="single" w:color="666666" w:sz="6" w:space="0" w:shadow="0" w:frame="0"/>
               <w:left w:val="single" w:color="666666" w:sz="6" w:space="0" w:shadow="0" w:frame="0"/>
@@ -12534,7 +12269,7 @@
         </w:tc>
         <w:tc>
           <w:tcPr>
-            <w:tcW w:type="dxa" w:w="850"/>
+            <w:tcW w:type="dxa" w:w="1000"/>
             <w:tcBorders>
               <w:top w:val="single" w:color="666666" w:sz="6" w:space="0" w:shadow="0" w:frame="0"/>
               <w:left w:val="single" w:color="666666" w:sz="6" w:space="0" w:shadow="0" w:frame="0"/>
@@ -12579,7 +12314,7 @@
         </w:trPr>
         <w:tc>
           <w:tcPr>
-            <w:tcW w:type="dxa" w:w="2964"/>
+            <w:tcW w:type="dxa" w:w="2647"/>
             <w:tcBorders>
               <w:top w:val="single" w:color="666666" w:sz="6" w:space="0" w:shadow="0" w:frame="0"/>
               <w:left w:val="single" w:color="666666" w:sz="6" w:space="0" w:shadow="0" w:frame="0"/>
@@ -12615,7 +12350,7 @@
         </w:tc>
         <w:tc>
           <w:tcPr>
-            <w:tcW w:type="dxa" w:w="5546"/>
+            <w:tcW w:type="dxa" w:w="5713"/>
             <w:tcBorders>
               <w:top w:val="single" w:color="666666" w:sz="6" w:space="0" w:shadow="0" w:frame="0"/>
               <w:left w:val="single" w:color="666666" w:sz="6" w:space="0" w:shadow="0" w:frame="0"/>
@@ -12651,7 +12386,7 @@
         </w:tc>
         <w:tc>
           <w:tcPr>
-            <w:tcW w:type="dxa" w:w="850"/>
+            <w:tcW w:type="dxa" w:w="1000"/>
             <w:tcBorders>
               <w:top w:val="single" w:color="666666" w:sz="6" w:space="0" w:shadow="0" w:frame="0"/>
               <w:left w:val="single" w:color="666666" w:sz="6" w:space="0" w:shadow="0" w:frame="0"/>
@@ -12852,9 +12587,9 @@
     </w:p>
     <w:tbl>
       <w:tblPr>
-        <w:tblW w:w="9021" w:type="dxa"/>
+        <w:tblW w:w="9360" w:type="dxa"/>
         <w:jc w:val="left"/>
-        <w:tblInd w:w="756" w:type="dxa"/>
+        <w:tblInd w:w="0" w:type="dxa"/>
         <w:tblBorders>
           <w:top w:val="single" w:color="ffffff" w:sz="8" w:space="0" w:shadow="0" w:frame="0"/>
           <w:left w:val="single" w:color="ffffff" w:sz="8" w:space="0" w:shadow="0" w:frame="0"/>
@@ -12867,9 +12602,9 @@
         <w:tblLayout w:type="fixed"/>
       </w:tblPr>
       <w:tblGrid>
-        <w:gridCol w:w="2861"/>
-        <w:gridCol w:w="5310"/>
-        <w:gridCol w:w="850"/>
+        <w:gridCol w:w="2651"/>
+        <w:gridCol w:w="5709"/>
+        <w:gridCol w:w="1000"/>
       </w:tblGrid>
       <w:tr>
         <w:tblPrEx>
@@ -12880,7 +12615,7 @@
         </w:trPr>
         <w:tc>
           <w:tcPr>
-            <w:tcW w:type="dxa" w:w="2861"/>
+            <w:tcW w:type="dxa" w:w="2651"/>
             <w:tcBorders>
               <w:top w:val="single" w:color="666666" w:sz="6" w:space="0" w:shadow="0" w:frame="0"/>
               <w:left w:val="single" w:color="666666" w:sz="6" w:space="0" w:shadow="0" w:frame="0"/>
@@ -12900,7 +12635,7 @@
         </w:tc>
         <w:tc>
           <w:tcPr>
-            <w:tcW w:type="dxa" w:w="5310"/>
+            <w:tcW w:type="dxa" w:w="5709"/>
             <w:tcBorders>
               <w:top w:val="single" w:color="666666" w:sz="6" w:space="0" w:shadow="0" w:frame="0"/>
               <w:left w:val="single" w:color="666666" w:sz="6" w:space="0" w:shadow="0" w:frame="0"/>
@@ -12920,7 +12655,7 @@
         </w:tc>
         <w:tc>
           <w:tcPr>
-            <w:tcW w:type="dxa" w:w="850"/>
+            <w:tcW w:type="dxa" w:w="1000"/>
             <w:tcBorders>
               <w:top w:val="single" w:color="666666" w:sz="6" w:space="0" w:shadow="0" w:frame="0"/>
               <w:left w:val="single" w:color="666666" w:sz="6" w:space="0" w:shadow="0" w:frame="0"/>
@@ -12948,7 +12683,7 @@
         </w:trPr>
         <w:tc>
           <w:tcPr>
-            <w:tcW w:type="dxa" w:w="2861"/>
+            <w:tcW w:type="dxa" w:w="2651"/>
             <w:tcBorders>
               <w:top w:val="single" w:color="666666" w:sz="6" w:space="0" w:shadow="0" w:frame="0"/>
               <w:left w:val="single" w:color="666666" w:sz="6" w:space="0" w:shadow="0" w:frame="0"/>
@@ -12984,7 +12719,7 @@
         </w:tc>
         <w:tc>
           <w:tcPr>
-            <w:tcW w:type="dxa" w:w="5310"/>
+            <w:tcW w:type="dxa" w:w="5709"/>
             <w:tcBorders>
               <w:top w:val="single" w:color="666666" w:sz="6" w:space="0" w:shadow="0" w:frame="0"/>
               <w:left w:val="single" w:color="666666" w:sz="6" w:space="0" w:shadow="0" w:frame="0"/>
@@ -13020,7 +12755,7 @@
         </w:tc>
         <w:tc>
           <w:tcPr>
-            <w:tcW w:type="dxa" w:w="850"/>
+            <w:tcW w:type="dxa" w:w="1000"/>
             <w:tcBorders>
               <w:top w:val="single" w:color="666666" w:sz="6" w:space="0" w:shadow="0" w:frame="0"/>
               <w:left w:val="single" w:color="666666" w:sz="6" w:space="0" w:shadow="0" w:frame="0"/>
@@ -13065,7 +12800,7 @@
         </w:trPr>
         <w:tc>
           <w:tcPr>
-            <w:tcW w:type="dxa" w:w="2861"/>
+            <w:tcW w:type="dxa" w:w="2651"/>
             <w:tcBorders>
               <w:top w:val="single" w:color="666666" w:sz="6" w:space="0" w:shadow="0" w:frame="0"/>
               <w:left w:val="single" w:color="666666" w:sz="6" w:space="0" w:shadow="0" w:frame="0"/>
@@ -13101,7 +12836,7 @@
         </w:tc>
         <w:tc>
           <w:tcPr>
-            <w:tcW w:type="dxa" w:w="5310"/>
+            <w:tcW w:type="dxa" w:w="5709"/>
             <w:tcBorders>
               <w:top w:val="single" w:color="666666" w:sz="6" w:space="0" w:shadow="0" w:frame="0"/>
               <w:left w:val="single" w:color="666666" w:sz="6" w:space="0" w:shadow="0" w:frame="0"/>
@@ -13137,7 +12872,7 @@
         </w:tc>
         <w:tc>
           <w:tcPr>
-            <w:tcW w:type="dxa" w:w="850"/>
+            <w:tcW w:type="dxa" w:w="1000"/>
             <w:tcBorders>
               <w:top w:val="single" w:color="666666" w:sz="6" w:space="0" w:shadow="0" w:frame="0"/>
               <w:left w:val="single" w:color="666666" w:sz="6" w:space="0" w:shadow="0" w:frame="0"/>
@@ -13182,7 +12917,7 @@
         </w:trPr>
         <w:tc>
           <w:tcPr>
-            <w:tcW w:type="dxa" w:w="2861"/>
+            <w:tcW w:type="dxa" w:w="2651"/>
             <w:tcBorders>
               <w:top w:val="single" w:color="666666" w:sz="6" w:space="0" w:shadow="0" w:frame="0"/>
               <w:left w:val="single" w:color="666666" w:sz="6" w:space="0" w:shadow="0" w:frame="0"/>
@@ -13218,7 +12953,7 @@
         </w:tc>
         <w:tc>
           <w:tcPr>
-            <w:tcW w:type="dxa" w:w="5310"/>
+            <w:tcW w:type="dxa" w:w="5709"/>
             <w:tcBorders>
               <w:top w:val="single" w:color="666666" w:sz="6" w:space="0" w:shadow="0" w:frame="0"/>
               <w:left w:val="single" w:color="666666" w:sz="6" w:space="0" w:shadow="0" w:frame="0"/>
@@ -13254,7 +12989,7 @@
         </w:tc>
         <w:tc>
           <w:tcPr>
-            <w:tcW w:type="dxa" w:w="850"/>
+            <w:tcW w:type="dxa" w:w="1000"/>
             <w:tcBorders>
               <w:top w:val="single" w:color="666666" w:sz="6" w:space="0" w:shadow="0" w:frame="0"/>
               <w:left w:val="single" w:color="666666" w:sz="6" w:space="0" w:shadow="0" w:frame="0"/>
@@ -13299,7 +13034,7 @@
         </w:trPr>
         <w:tc>
           <w:tcPr>
-            <w:tcW w:type="dxa" w:w="2861"/>
+            <w:tcW w:type="dxa" w:w="2651"/>
             <w:tcBorders>
               <w:top w:val="single" w:color="666666" w:sz="6" w:space="0" w:shadow="0" w:frame="0"/>
               <w:left w:val="single" w:color="666666" w:sz="6" w:space="0" w:shadow="0" w:frame="0"/>
@@ -13331,7 +13066,7 @@
         </w:tc>
         <w:tc>
           <w:tcPr>
-            <w:tcW w:type="dxa" w:w="5310"/>
+            <w:tcW w:type="dxa" w:w="5709"/>
             <w:tcBorders>
               <w:top w:val="single" w:color="666666" w:sz="6" w:space="0" w:shadow="0" w:frame="0"/>
               <w:left w:val="single" w:color="666666" w:sz="6" w:space="0" w:shadow="0" w:frame="0"/>
@@ -13367,7 +13102,7 @@
         </w:tc>
         <w:tc>
           <w:tcPr>
-            <w:tcW w:type="dxa" w:w="850"/>
+            <w:tcW w:type="dxa" w:w="1000"/>
             <w:tcBorders>
               <w:top w:val="single" w:color="666666" w:sz="6" w:space="0" w:shadow="0" w:frame="0"/>
               <w:left w:val="single" w:color="666666" w:sz="6" w:space="0" w:shadow="0" w:frame="0"/>
@@ -13412,7 +13147,7 @@
         </w:trPr>
         <w:tc>
           <w:tcPr>
-            <w:tcW w:type="dxa" w:w="2861"/>
+            <w:tcW w:type="dxa" w:w="2651"/>
             <w:tcBorders>
               <w:top w:val="single" w:color="666666" w:sz="6" w:space="0" w:shadow="0" w:frame="0"/>
               <w:left w:val="single" w:color="666666" w:sz="6" w:space="0" w:shadow="0" w:frame="0"/>
@@ -13448,7 +13183,7 @@
         </w:tc>
         <w:tc>
           <w:tcPr>
-            <w:tcW w:type="dxa" w:w="5310"/>
+            <w:tcW w:type="dxa" w:w="5709"/>
             <w:tcBorders>
               <w:top w:val="single" w:color="666666" w:sz="6" w:space="0" w:shadow="0" w:frame="0"/>
               <w:left w:val="single" w:color="666666" w:sz="6" w:space="0" w:shadow="0" w:frame="0"/>
@@ -13484,7 +13219,7 @@
         </w:tc>
         <w:tc>
           <w:tcPr>
-            <w:tcW w:type="dxa" w:w="850"/>
+            <w:tcW w:type="dxa" w:w="1000"/>
             <w:tcBorders>
               <w:top w:val="single" w:color="666666" w:sz="6" w:space="0" w:shadow="0" w:frame="0"/>
               <w:left w:val="single" w:color="666666" w:sz="6" w:space="0" w:shadow="0" w:frame="0"/>
@@ -13529,7 +13264,7 @@
         </w:trPr>
         <w:tc>
           <w:tcPr>
-            <w:tcW w:type="dxa" w:w="2861"/>
+            <w:tcW w:type="dxa" w:w="2651"/>
             <w:tcBorders>
               <w:top w:val="single" w:color="666666" w:sz="6" w:space="0" w:shadow="0" w:frame="0"/>
               <w:left w:val="single" w:color="666666" w:sz="6" w:space="0" w:shadow="0" w:frame="0"/>
@@ -13565,7 +13300,7 @@
         </w:tc>
         <w:tc>
           <w:tcPr>
-            <w:tcW w:type="dxa" w:w="5310"/>
+            <w:tcW w:type="dxa" w:w="5709"/>
             <w:tcBorders>
               <w:top w:val="single" w:color="666666" w:sz="6" w:space="0" w:shadow="0" w:frame="0"/>
               <w:left w:val="single" w:color="666666" w:sz="6" w:space="0" w:shadow="0" w:frame="0"/>
@@ -13601,7 +13336,7 @@
         </w:tc>
         <w:tc>
           <w:tcPr>
-            <w:tcW w:type="dxa" w:w="850"/>
+            <w:tcW w:type="dxa" w:w="1000"/>
             <w:tcBorders>
               <w:top w:val="single" w:color="666666" w:sz="6" w:space="0" w:shadow="0" w:frame="0"/>
               <w:left w:val="single" w:color="666666" w:sz="6" w:space="0" w:shadow="0" w:frame="0"/>
@@ -13646,7 +13381,7 @@
         </w:trPr>
         <w:tc>
           <w:tcPr>
-            <w:tcW w:type="dxa" w:w="2861"/>
+            <w:tcW w:type="dxa" w:w="2651"/>
             <w:tcBorders>
               <w:top w:val="single" w:color="666666" w:sz="6" w:space="0" w:shadow="0" w:frame="0"/>
               <w:left w:val="single" w:color="666666" w:sz="6" w:space="0" w:shadow="0" w:frame="0"/>
@@ -13682,7 +13417,7 @@
         </w:tc>
         <w:tc>
           <w:tcPr>
-            <w:tcW w:type="dxa" w:w="5310"/>
+            <w:tcW w:type="dxa" w:w="5709"/>
             <w:tcBorders>
               <w:top w:val="single" w:color="666666" w:sz="6" w:space="0" w:shadow="0" w:frame="0"/>
               <w:left w:val="single" w:color="666666" w:sz="6" w:space="0" w:shadow="0" w:frame="0"/>
@@ -13718,7 +13453,7 @@
         </w:tc>
         <w:tc>
           <w:tcPr>
-            <w:tcW w:type="dxa" w:w="850"/>
+            <w:tcW w:type="dxa" w:w="1000"/>
             <w:tcBorders>
               <w:top w:val="single" w:color="666666" w:sz="6" w:space="0" w:shadow="0" w:frame="0"/>
               <w:left w:val="single" w:color="666666" w:sz="6" w:space="0" w:shadow="0" w:frame="0"/>
@@ -13763,7 +13498,7 @@
         </w:trPr>
         <w:tc>
           <w:tcPr>
-            <w:tcW w:type="dxa" w:w="2861"/>
+            <w:tcW w:type="dxa" w:w="2651"/>
             <w:tcBorders>
               <w:top w:val="single" w:color="666666" w:sz="6" w:space="0" w:shadow="0" w:frame="0"/>
               <w:left w:val="single" w:color="666666" w:sz="6" w:space="0" w:shadow="0" w:frame="0"/>
@@ -13795,7 +13530,7 @@
         </w:tc>
         <w:tc>
           <w:tcPr>
-            <w:tcW w:type="dxa" w:w="5310"/>
+            <w:tcW w:type="dxa" w:w="5709"/>
             <w:tcBorders>
               <w:top w:val="single" w:color="666666" w:sz="6" w:space="0" w:shadow="0" w:frame="0"/>
               <w:left w:val="single" w:color="666666" w:sz="6" w:space="0" w:shadow="0" w:frame="0"/>
@@ -13827,7 +13562,7 @@
         </w:tc>
         <w:tc>
           <w:tcPr>
-            <w:tcW w:type="dxa" w:w="850"/>
+            <w:tcW w:type="dxa" w:w="1000"/>
             <w:tcBorders>
               <w:top w:val="single" w:color="666666" w:sz="6" w:space="0" w:shadow="0" w:frame="0"/>
               <w:left w:val="single" w:color="666666" w:sz="6" w:space="0" w:shadow="0" w:frame="0"/>
@@ -13868,7 +13603,7 @@
         </w:trPr>
         <w:tc>
           <w:tcPr>
-            <w:tcW w:type="dxa" w:w="2861"/>
+            <w:tcW w:type="dxa" w:w="2651"/>
             <w:tcBorders>
               <w:top w:val="single" w:color="666666" w:sz="6" w:space="0" w:shadow="0" w:frame="0"/>
               <w:left w:val="single" w:color="666666" w:sz="6" w:space="0" w:shadow="0" w:frame="0"/>
@@ -13904,7 +13639,7 @@
         </w:tc>
         <w:tc>
           <w:tcPr>
-            <w:tcW w:type="dxa" w:w="5310"/>
+            <w:tcW w:type="dxa" w:w="5709"/>
             <w:tcBorders>
               <w:top w:val="single" w:color="666666" w:sz="6" w:space="0" w:shadow="0" w:frame="0"/>
               <w:left w:val="single" w:color="666666" w:sz="6" w:space="0" w:shadow="0" w:frame="0"/>
@@ -13940,7 +13675,7 @@
         </w:tc>
         <w:tc>
           <w:tcPr>
-            <w:tcW w:type="dxa" w:w="850"/>
+            <w:tcW w:type="dxa" w:w="1000"/>
             <w:tcBorders>
               <w:top w:val="single" w:color="666666" w:sz="6" w:space="0" w:shadow="0" w:frame="0"/>
               <w:left w:val="single" w:color="666666" w:sz="6" w:space="0" w:shadow="0" w:frame="0"/>
@@ -13985,7 +13720,7 @@
         </w:trPr>
         <w:tc>
           <w:tcPr>
-            <w:tcW w:type="dxa" w:w="2861"/>
+            <w:tcW w:type="dxa" w:w="2651"/>
             <w:tcBorders>
               <w:top w:val="single" w:color="666666" w:sz="6" w:space="0" w:shadow="0" w:frame="0"/>
               <w:left w:val="single" w:color="666666" w:sz="6" w:space="0" w:shadow="0" w:frame="0"/>
@@ -14021,7 +13756,7 @@
         </w:tc>
         <w:tc>
           <w:tcPr>
-            <w:tcW w:type="dxa" w:w="5310"/>
+            <w:tcW w:type="dxa" w:w="5709"/>
             <w:tcBorders>
               <w:top w:val="single" w:color="666666" w:sz="6" w:space="0" w:shadow="0" w:frame="0"/>
               <w:left w:val="single" w:color="666666" w:sz="6" w:space="0" w:shadow="0" w:frame="0"/>
@@ -14057,7 +13792,7 @@
         </w:tc>
         <w:tc>
           <w:tcPr>
-            <w:tcW w:type="dxa" w:w="850"/>
+            <w:tcW w:type="dxa" w:w="1000"/>
             <w:tcBorders>
               <w:top w:val="single" w:color="666666" w:sz="6" w:space="0" w:shadow="0" w:frame="0"/>
               <w:left w:val="single" w:color="666666" w:sz="6" w:space="0" w:shadow="0" w:frame="0"/>
@@ -14102,7 +13837,7 @@
         </w:trPr>
         <w:tc>
           <w:tcPr>
-            <w:tcW w:type="dxa" w:w="2861"/>
+            <w:tcW w:type="dxa" w:w="2651"/>
             <w:tcBorders>
               <w:top w:val="single" w:color="666666" w:sz="6" w:space="0" w:shadow="0" w:frame="0"/>
               <w:left w:val="single" w:color="666666" w:sz="6" w:space="0" w:shadow="0" w:frame="0"/>
@@ -14138,7 +13873,7 @@
         </w:tc>
         <w:tc>
           <w:tcPr>
-            <w:tcW w:type="dxa" w:w="5310"/>
+            <w:tcW w:type="dxa" w:w="5709"/>
             <w:tcBorders>
               <w:top w:val="single" w:color="666666" w:sz="6" w:space="0" w:shadow="0" w:frame="0"/>
               <w:left w:val="single" w:color="666666" w:sz="6" w:space="0" w:shadow="0" w:frame="0"/>
@@ -14174,7 +13909,7 @@
         </w:tc>
         <w:tc>
           <w:tcPr>
-            <w:tcW w:type="dxa" w:w="850"/>
+            <w:tcW w:type="dxa" w:w="1000"/>
             <w:tcBorders>
               <w:top w:val="single" w:color="666666" w:sz="6" w:space="0" w:shadow="0" w:frame="0"/>
               <w:left w:val="single" w:color="666666" w:sz="6" w:space="0" w:shadow="0" w:frame="0"/>
@@ -14219,7 +13954,7 @@
         </w:trPr>
         <w:tc>
           <w:tcPr>
-            <w:tcW w:type="dxa" w:w="2861"/>
+            <w:tcW w:type="dxa" w:w="2651"/>
             <w:tcBorders>
               <w:top w:val="single" w:color="666666" w:sz="6" w:space="0" w:shadow="0" w:frame="0"/>
               <w:left w:val="single" w:color="666666" w:sz="6" w:space="0" w:shadow="0" w:frame="0"/>
@@ -14251,7 +13986,7 @@
         </w:tc>
         <w:tc>
           <w:tcPr>
-            <w:tcW w:type="dxa" w:w="5310"/>
+            <w:tcW w:type="dxa" w:w="5709"/>
             <w:tcBorders>
               <w:top w:val="single" w:color="666666" w:sz="6" w:space="0" w:shadow="0" w:frame="0"/>
               <w:left w:val="single" w:color="666666" w:sz="6" w:space="0" w:shadow="0" w:frame="0"/>
@@ -14287,7 +14022,7 @@
         </w:tc>
         <w:tc>
           <w:tcPr>
-            <w:tcW w:type="dxa" w:w="850"/>
+            <w:tcW w:type="dxa" w:w="1000"/>
             <w:tcBorders>
               <w:top w:val="single" w:color="666666" w:sz="6" w:space="0" w:shadow="0" w:frame="0"/>
               <w:left w:val="single" w:color="666666" w:sz="6" w:space="0" w:shadow="0" w:frame="0"/>
@@ -14332,7 +14067,7 @@
         </w:trPr>
         <w:tc>
           <w:tcPr>
-            <w:tcW w:type="dxa" w:w="2861"/>
+            <w:tcW w:type="dxa" w:w="2651"/>
             <w:tcBorders>
               <w:top w:val="single" w:color="666666" w:sz="6" w:space="0" w:shadow="0" w:frame="0"/>
               <w:left w:val="single" w:color="666666" w:sz="6" w:space="0" w:shadow="0" w:frame="0"/>
@@ -14368,7 +14103,7 @@
         </w:tc>
         <w:tc>
           <w:tcPr>
-            <w:tcW w:type="dxa" w:w="5310"/>
+            <w:tcW w:type="dxa" w:w="5709"/>
             <w:tcBorders>
               <w:top w:val="single" w:color="666666" w:sz="6" w:space="0" w:shadow="0" w:frame="0"/>
               <w:left w:val="single" w:color="666666" w:sz="6" w:space="0" w:shadow="0" w:frame="0"/>
@@ -14404,7 +14139,7 @@
         </w:tc>
         <w:tc>
           <w:tcPr>
-            <w:tcW w:type="dxa" w:w="850"/>
+            <w:tcW w:type="dxa" w:w="1000"/>
             <w:tcBorders>
               <w:top w:val="single" w:color="666666" w:sz="6" w:space="0" w:shadow="0" w:frame="0"/>
               <w:left w:val="single" w:color="666666" w:sz="6" w:space="0" w:shadow="0" w:frame="0"/>
@@ -14449,7 +14184,7 @@
         </w:trPr>
         <w:tc>
           <w:tcPr>
-            <w:tcW w:type="dxa" w:w="2861"/>
+            <w:tcW w:type="dxa" w:w="2651"/>
             <w:tcBorders>
               <w:top w:val="single" w:color="666666" w:sz="6" w:space="0" w:shadow="0" w:frame="0"/>
               <w:left w:val="single" w:color="666666" w:sz="6" w:space="0" w:shadow="0" w:frame="0"/>
@@ -14485,7 +14220,7 @@
         </w:tc>
         <w:tc>
           <w:tcPr>
-            <w:tcW w:type="dxa" w:w="5310"/>
+            <w:tcW w:type="dxa" w:w="5709"/>
             <w:tcBorders>
               <w:top w:val="single" w:color="666666" w:sz="6" w:space="0" w:shadow="0" w:frame="0"/>
               <w:left w:val="single" w:color="666666" w:sz="6" w:space="0" w:shadow="0" w:frame="0"/>
@@ -14521,7 +14256,7 @@
         </w:tc>
         <w:tc>
           <w:tcPr>
-            <w:tcW w:type="dxa" w:w="850"/>
+            <w:tcW w:type="dxa" w:w="1000"/>
             <w:tcBorders>
               <w:top w:val="single" w:color="666666" w:sz="6" w:space="0" w:shadow="0" w:frame="0"/>
               <w:left w:val="single" w:color="666666" w:sz="6" w:space="0" w:shadow="0" w:frame="0"/>
@@ -14566,7 +14301,7 @@
         </w:trPr>
         <w:tc>
           <w:tcPr>
-            <w:tcW w:type="dxa" w:w="2861"/>
+            <w:tcW w:type="dxa" w:w="2651"/>
             <w:tcBorders>
               <w:top w:val="single" w:color="666666" w:sz="6" w:space="0" w:shadow="0" w:frame="0"/>
               <w:left w:val="single" w:color="666666" w:sz="6" w:space="0" w:shadow="0" w:frame="0"/>
@@ -14602,7 +14337,7 @@
         </w:tc>
         <w:tc>
           <w:tcPr>
-            <w:tcW w:type="dxa" w:w="5310"/>
+            <w:tcW w:type="dxa" w:w="5709"/>
             <w:tcBorders>
               <w:top w:val="single" w:color="666666" w:sz="6" w:space="0" w:shadow="0" w:frame="0"/>
               <w:left w:val="single" w:color="666666" w:sz="6" w:space="0" w:shadow="0" w:frame="0"/>
@@ -14638,7 +14373,7 @@
         </w:tc>
         <w:tc>
           <w:tcPr>
-            <w:tcW w:type="dxa" w:w="850"/>
+            <w:tcW w:type="dxa" w:w="1000"/>
             <w:tcBorders>
               <w:top w:val="single" w:color="666666" w:sz="6" w:space="0" w:shadow="0" w:frame="0"/>
               <w:left w:val="single" w:color="666666" w:sz="6" w:space="0" w:shadow="0" w:frame="0"/>
@@ -14683,7 +14418,7 @@
         </w:trPr>
         <w:tc>
           <w:tcPr>
-            <w:tcW w:type="dxa" w:w="2861"/>
+            <w:tcW w:type="dxa" w:w="2651"/>
             <w:tcBorders>
               <w:top w:val="single" w:color="666666" w:sz="6" w:space="0" w:shadow="0" w:frame="0"/>
               <w:left w:val="single" w:color="666666" w:sz="6" w:space="0" w:shadow="0" w:frame="0"/>
@@ -14719,7 +14454,7 @@
         </w:tc>
         <w:tc>
           <w:tcPr>
-            <w:tcW w:type="dxa" w:w="5310"/>
+            <w:tcW w:type="dxa" w:w="5709"/>
             <w:tcBorders>
               <w:top w:val="single" w:color="666666" w:sz="6" w:space="0" w:shadow="0" w:frame="0"/>
               <w:left w:val="single" w:color="666666" w:sz="6" w:space="0" w:shadow="0" w:frame="0"/>
@@ -14755,7 +14490,7 @@
         </w:tc>
         <w:tc>
           <w:tcPr>
-            <w:tcW w:type="dxa" w:w="850"/>
+            <w:tcW w:type="dxa" w:w="1000"/>
             <w:tcBorders>
               <w:top w:val="single" w:color="666666" w:sz="6" w:space="0" w:shadow="0" w:frame="0"/>
               <w:left w:val="single" w:color="666666" w:sz="6" w:space="0" w:shadow="0" w:frame="0"/>
@@ -14800,7 +14535,7 @@
         </w:trPr>
         <w:tc>
           <w:tcPr>
-            <w:tcW w:type="dxa" w:w="2861"/>
+            <w:tcW w:type="dxa" w:w="2651"/>
             <w:tcBorders>
               <w:top w:val="single" w:color="666666" w:sz="6" w:space="0" w:shadow="0" w:frame="0"/>
               <w:left w:val="single" w:color="666666" w:sz="6" w:space="0" w:shadow="0" w:frame="0"/>
@@ -14836,7 +14571,7 @@
         </w:tc>
         <w:tc>
           <w:tcPr>
-            <w:tcW w:type="dxa" w:w="5310"/>
+            <w:tcW w:type="dxa" w:w="5709"/>
             <w:tcBorders>
               <w:top w:val="single" w:color="666666" w:sz="6" w:space="0" w:shadow="0" w:frame="0"/>
               <w:left w:val="single" w:color="666666" w:sz="6" w:space="0" w:shadow="0" w:frame="0"/>
@@ -14872,7 +14607,7 @@
         </w:tc>
         <w:tc>
           <w:tcPr>
-            <w:tcW w:type="dxa" w:w="850"/>
+            <w:tcW w:type="dxa" w:w="1000"/>
             <w:tcBorders>
               <w:top w:val="single" w:color="666666" w:sz="6" w:space="0" w:shadow="0" w:frame="0"/>
               <w:left w:val="single" w:color="666666" w:sz="6" w:space="0" w:shadow="0" w:frame="0"/>
@@ -14917,7 +14652,7 @@
         </w:trPr>
         <w:tc>
           <w:tcPr>
-            <w:tcW w:type="dxa" w:w="2861"/>
+            <w:tcW w:type="dxa" w:w="2651"/>
             <w:tcBorders>
               <w:top w:val="single" w:color="666666" w:sz="6" w:space="0" w:shadow="0" w:frame="0"/>
               <w:left w:val="single" w:color="666666" w:sz="6" w:space="0" w:shadow="0" w:frame="0"/>
@@ -14953,7 +14688,7 @@
         </w:tc>
         <w:tc>
           <w:tcPr>
-            <w:tcW w:type="dxa" w:w="5310"/>
+            <w:tcW w:type="dxa" w:w="5709"/>
             <w:tcBorders>
               <w:top w:val="single" w:color="666666" w:sz="6" w:space="0" w:shadow="0" w:frame="0"/>
               <w:left w:val="single" w:color="666666" w:sz="6" w:space="0" w:shadow="0" w:frame="0"/>
@@ -14989,7 +14724,7 @@
         </w:tc>
         <w:tc>
           <w:tcPr>
-            <w:tcW w:type="dxa" w:w="850"/>
+            <w:tcW w:type="dxa" w:w="1000"/>
             <w:tcBorders>
               <w:top w:val="single" w:color="666666" w:sz="6" w:space="0" w:shadow="0" w:frame="0"/>
               <w:left w:val="single" w:color="666666" w:sz="6" w:space="0" w:shadow="0" w:frame="0"/>
@@ -15034,7 +14769,7 @@
         </w:trPr>
         <w:tc>
           <w:tcPr>
-            <w:tcW w:type="dxa" w:w="2861"/>
+            <w:tcW w:type="dxa" w:w="2651"/>
             <w:tcBorders>
               <w:top w:val="single" w:color="666666" w:sz="6" w:space="0" w:shadow="0" w:frame="0"/>
               <w:left w:val="single" w:color="666666" w:sz="6" w:space="0" w:shadow="0" w:frame="0"/>
@@ -15070,7 +14805,7 @@
         </w:tc>
         <w:tc>
           <w:tcPr>
-            <w:tcW w:type="dxa" w:w="5310"/>
+            <w:tcW w:type="dxa" w:w="5709"/>
             <w:tcBorders>
               <w:top w:val="single" w:color="666666" w:sz="6" w:space="0" w:shadow="0" w:frame="0"/>
               <w:left w:val="single" w:color="666666" w:sz="6" w:space="0" w:shadow="0" w:frame="0"/>
@@ -15106,7 +14841,7 @@
         </w:tc>
         <w:tc>
           <w:tcPr>
-            <w:tcW w:type="dxa" w:w="850"/>
+            <w:tcW w:type="dxa" w:w="1000"/>
             <w:tcBorders>
               <w:top w:val="single" w:color="666666" w:sz="6" w:space="0" w:shadow="0" w:frame="0"/>
               <w:left w:val="single" w:color="666666" w:sz="6" w:space="0" w:shadow="0" w:frame="0"/>
@@ -15151,7 +14886,7 @@
         </w:trPr>
         <w:tc>
           <w:tcPr>
-            <w:tcW w:type="dxa" w:w="2861"/>
+            <w:tcW w:type="dxa" w:w="2651"/>
             <w:tcBorders>
               <w:top w:val="single" w:color="666666" w:sz="6" w:space="0" w:shadow="0" w:frame="0"/>
               <w:left w:val="single" w:color="666666" w:sz="6" w:space="0" w:shadow="0" w:frame="0"/>
@@ -15187,7 +14922,7 @@
         </w:tc>
         <w:tc>
           <w:tcPr>
-            <w:tcW w:type="dxa" w:w="5310"/>
+            <w:tcW w:type="dxa" w:w="5709"/>
             <w:tcBorders>
               <w:top w:val="single" w:color="666666" w:sz="6" w:space="0" w:shadow="0" w:frame="0"/>
               <w:left w:val="single" w:color="666666" w:sz="6" w:space="0" w:shadow="0" w:frame="0"/>
@@ -15223,7 +14958,7 @@
         </w:tc>
         <w:tc>
           <w:tcPr>
-            <w:tcW w:type="dxa" w:w="850"/>
+            <w:tcW w:type="dxa" w:w="1000"/>
             <w:tcBorders>
               <w:top w:val="single" w:color="666666" w:sz="6" w:space="0" w:shadow="0" w:frame="0"/>
               <w:left w:val="single" w:color="666666" w:sz="6" w:space="0" w:shadow="0" w:frame="0"/>
@@ -15268,7 +15003,7 @@
         </w:trPr>
         <w:tc>
           <w:tcPr>
-            <w:tcW w:type="dxa" w:w="2861"/>
+            <w:tcW w:type="dxa" w:w="2651"/>
             <w:tcBorders>
               <w:top w:val="single" w:color="666666" w:sz="6" w:space="0" w:shadow="0" w:frame="0"/>
               <w:left w:val="single" w:color="666666" w:sz="6" w:space="0" w:shadow="0" w:frame="0"/>
@@ -15304,7 +15039,7 @@
         </w:tc>
         <w:tc>
           <w:tcPr>
-            <w:tcW w:type="dxa" w:w="5310"/>
+            <w:tcW w:type="dxa" w:w="5709"/>
             <w:tcBorders>
               <w:top w:val="single" w:color="666666" w:sz="6" w:space="0" w:shadow="0" w:frame="0"/>
               <w:left w:val="single" w:color="666666" w:sz="6" w:space="0" w:shadow="0" w:frame="0"/>
@@ -15340,7 +15075,7 @@
         </w:tc>
         <w:tc>
           <w:tcPr>
-            <w:tcW w:type="dxa" w:w="850"/>
+            <w:tcW w:type="dxa" w:w="1000"/>
             <w:tcBorders>
               <w:top w:val="single" w:color="666666" w:sz="6" w:space="0" w:shadow="0" w:frame="0"/>
               <w:left w:val="single" w:color="666666" w:sz="6" w:space="0" w:shadow="0" w:frame="0"/>
@@ -15523,9 +15258,9 @@
     </w:p>
     <w:tbl>
       <w:tblPr>
-        <w:tblW w:w="9237" w:type="dxa"/>
+        <w:tblW w:w="9360" w:type="dxa"/>
         <w:jc w:val="left"/>
-        <w:tblInd w:w="756" w:type="dxa"/>
+        <w:tblInd w:w="0" w:type="dxa"/>
         <w:tblBorders>
           <w:top w:val="single" w:color="ffffff" w:sz="8" w:space="0" w:shadow="0" w:frame="0"/>
           <w:left w:val="single" w:color="ffffff" w:sz="8" w:space="0" w:shadow="0" w:frame="0"/>
@@ -15538,9 +15273,9 @@
         <w:tblLayout w:type="fixed"/>
       </w:tblPr>
       <w:tblGrid>
-        <w:gridCol w:w="2930"/>
-        <w:gridCol w:w="5457"/>
-        <w:gridCol w:w="850"/>
+        <w:gridCol w:w="2652"/>
+        <w:gridCol w:w="5708"/>
+        <w:gridCol w:w="1000"/>
       </w:tblGrid>
       <w:tr>
         <w:tblPrEx>
@@ -15551,7 +15286,7 @@
         </w:trPr>
         <w:tc>
           <w:tcPr>
-            <w:tcW w:type="dxa" w:w="2930"/>
+            <w:tcW w:type="dxa" w:w="2652"/>
             <w:tcBorders>
               <w:top w:val="single" w:color="666666" w:sz="6" w:space="0" w:shadow="0" w:frame="0"/>
               <w:left w:val="single" w:color="666666" w:sz="6" w:space="0" w:shadow="0" w:frame="0"/>
@@ -15571,7 +15306,7 @@
         </w:tc>
         <w:tc>
           <w:tcPr>
-            <w:tcW w:type="dxa" w:w="5457"/>
+            <w:tcW w:type="dxa" w:w="5708"/>
             <w:tcBorders>
               <w:top w:val="single" w:color="666666" w:sz="6" w:space="0" w:shadow="0" w:frame="0"/>
               <w:left w:val="single" w:color="666666" w:sz="6" w:space="0" w:shadow="0" w:frame="0"/>
@@ -15591,7 +15326,7 @@
         </w:tc>
         <w:tc>
           <w:tcPr>
-            <w:tcW w:type="dxa" w:w="850"/>
+            <w:tcW w:type="dxa" w:w="1000"/>
             <w:tcBorders>
               <w:top w:val="single" w:color="666666" w:sz="6" w:space="0" w:shadow="0" w:frame="0"/>
               <w:left w:val="single" w:color="666666" w:sz="6" w:space="0" w:shadow="0" w:frame="0"/>
@@ -15619,7 +15354,7 @@
         </w:trPr>
         <w:tc>
           <w:tcPr>
-            <w:tcW w:type="dxa" w:w="2930"/>
+            <w:tcW w:type="dxa" w:w="2652"/>
             <w:tcBorders>
               <w:top w:val="single" w:color="666666" w:sz="6" w:space="0" w:shadow="0" w:frame="0"/>
               <w:left w:val="single" w:color="666666" w:sz="6" w:space="0" w:shadow="0" w:frame="0"/>
@@ -15655,7 +15390,7 @@
         </w:tc>
         <w:tc>
           <w:tcPr>
-            <w:tcW w:type="dxa" w:w="5457"/>
+            <w:tcW w:type="dxa" w:w="5708"/>
             <w:tcBorders>
               <w:top w:val="single" w:color="666666" w:sz="6" w:space="0" w:shadow="0" w:frame="0"/>
               <w:left w:val="single" w:color="666666" w:sz="6" w:space="0" w:shadow="0" w:frame="0"/>
@@ -15691,7 +15426,7 @@
         </w:tc>
         <w:tc>
           <w:tcPr>
-            <w:tcW w:type="dxa" w:w="850"/>
+            <w:tcW w:type="dxa" w:w="1000"/>
             <w:tcBorders>
               <w:top w:val="single" w:color="666666" w:sz="6" w:space="0" w:shadow="0" w:frame="0"/>
               <w:left w:val="single" w:color="666666" w:sz="6" w:space="0" w:shadow="0" w:frame="0"/>
@@ -15736,7 +15471,7 @@
         </w:trPr>
         <w:tc>
           <w:tcPr>
-            <w:tcW w:type="dxa" w:w="2930"/>
+            <w:tcW w:type="dxa" w:w="2652"/>
             <w:tcBorders>
               <w:top w:val="single" w:color="666666" w:sz="6" w:space="0" w:shadow="0" w:frame="0"/>
               <w:left w:val="single" w:color="666666" w:sz="6" w:space="0" w:shadow="0" w:frame="0"/>
@@ -15772,7 +15507,7 @@
         </w:tc>
         <w:tc>
           <w:tcPr>
-            <w:tcW w:type="dxa" w:w="5457"/>
+            <w:tcW w:type="dxa" w:w="5708"/>
             <w:tcBorders>
               <w:top w:val="single" w:color="666666" w:sz="6" w:space="0" w:shadow="0" w:frame="0"/>
               <w:left w:val="single" w:color="666666" w:sz="6" w:space="0" w:shadow="0" w:frame="0"/>
@@ -15808,7 +15543,7 @@
         </w:tc>
         <w:tc>
           <w:tcPr>
-            <w:tcW w:type="dxa" w:w="850"/>
+            <w:tcW w:type="dxa" w:w="1000"/>
             <w:tcBorders>
               <w:top w:val="single" w:color="666666" w:sz="6" w:space="0" w:shadow="0" w:frame="0"/>
               <w:left w:val="single" w:color="666666" w:sz="6" w:space="0" w:shadow="0" w:frame="0"/>
@@ -15853,7 +15588,7 @@
         </w:trPr>
         <w:tc>
           <w:tcPr>
-            <w:tcW w:type="dxa" w:w="2930"/>
+            <w:tcW w:type="dxa" w:w="2652"/>
             <w:tcBorders>
               <w:top w:val="single" w:color="666666" w:sz="6" w:space="0" w:shadow="0" w:frame="0"/>
               <w:left w:val="single" w:color="666666" w:sz="6" w:space="0" w:shadow="0" w:frame="0"/>
@@ -15889,7 +15624,7 @@
         </w:tc>
         <w:tc>
           <w:tcPr>
-            <w:tcW w:type="dxa" w:w="5457"/>
+            <w:tcW w:type="dxa" w:w="5708"/>
             <w:tcBorders>
               <w:top w:val="single" w:color="666666" w:sz="6" w:space="0" w:shadow="0" w:frame="0"/>
               <w:left w:val="single" w:color="666666" w:sz="6" w:space="0" w:shadow="0" w:frame="0"/>
@@ -15925,7 +15660,7 @@
         </w:tc>
         <w:tc>
           <w:tcPr>
-            <w:tcW w:type="dxa" w:w="850"/>
+            <w:tcW w:type="dxa" w:w="1000"/>
             <w:tcBorders>
               <w:top w:val="single" w:color="666666" w:sz="6" w:space="0" w:shadow="0" w:frame="0"/>
               <w:left w:val="single" w:color="666666" w:sz="6" w:space="0" w:shadow="0" w:frame="0"/>
@@ -15970,7 +15705,7 @@
         </w:trPr>
         <w:tc>
           <w:tcPr>
-            <w:tcW w:type="dxa" w:w="2930"/>
+            <w:tcW w:type="dxa" w:w="2652"/>
             <w:tcBorders>
               <w:top w:val="single" w:color="666666" w:sz="6" w:space="0" w:shadow="0" w:frame="0"/>
               <w:left w:val="single" w:color="666666" w:sz="6" w:space="0" w:shadow="0" w:frame="0"/>
@@ -16006,7 +15741,7 @@
         </w:tc>
         <w:tc>
           <w:tcPr>
-            <w:tcW w:type="dxa" w:w="5457"/>
+            <w:tcW w:type="dxa" w:w="5708"/>
             <w:tcBorders>
               <w:top w:val="single" w:color="666666" w:sz="6" w:space="0" w:shadow="0" w:frame="0"/>
               <w:left w:val="single" w:color="666666" w:sz="6" w:space="0" w:shadow="0" w:frame="0"/>
@@ -16042,7 +15777,7 @@
         </w:tc>
         <w:tc>
           <w:tcPr>
-            <w:tcW w:type="dxa" w:w="850"/>
+            <w:tcW w:type="dxa" w:w="1000"/>
             <w:tcBorders>
               <w:top w:val="single" w:color="666666" w:sz="6" w:space="0" w:shadow="0" w:frame="0"/>
               <w:left w:val="single" w:color="666666" w:sz="6" w:space="0" w:shadow="0" w:frame="0"/>
@@ -16087,7 +15822,7 @@
         </w:trPr>
         <w:tc>
           <w:tcPr>
-            <w:tcW w:type="dxa" w:w="2930"/>
+            <w:tcW w:type="dxa" w:w="2652"/>
             <w:tcBorders>
               <w:top w:val="single" w:color="666666" w:sz="6" w:space="0" w:shadow="0" w:frame="0"/>
               <w:left w:val="single" w:color="666666" w:sz="6" w:space="0" w:shadow="0" w:frame="0"/>
@@ -16123,7 +15858,7 @@
         </w:tc>
         <w:tc>
           <w:tcPr>
-            <w:tcW w:type="dxa" w:w="5457"/>
+            <w:tcW w:type="dxa" w:w="5708"/>
             <w:tcBorders>
               <w:top w:val="single" w:color="666666" w:sz="6" w:space="0" w:shadow="0" w:frame="0"/>
               <w:left w:val="single" w:color="666666" w:sz="6" w:space="0" w:shadow="0" w:frame="0"/>
@@ -16159,7 +15894,7 @@
         </w:tc>
         <w:tc>
           <w:tcPr>
-            <w:tcW w:type="dxa" w:w="850"/>
+            <w:tcW w:type="dxa" w:w="1000"/>
             <w:tcBorders>
               <w:top w:val="single" w:color="666666" w:sz="6" w:space="0" w:shadow="0" w:frame="0"/>
               <w:left w:val="single" w:color="666666" w:sz="6" w:space="0" w:shadow="0" w:frame="0"/>
@@ -16204,7 +15939,7 @@
         </w:trPr>
         <w:tc>
           <w:tcPr>
-            <w:tcW w:type="dxa" w:w="2930"/>
+            <w:tcW w:type="dxa" w:w="2652"/>
             <w:tcBorders>
               <w:top w:val="single" w:color="666666" w:sz="6" w:space="0" w:shadow="0" w:frame="0"/>
               <w:left w:val="single" w:color="666666" w:sz="6" w:space="0" w:shadow="0" w:frame="0"/>
@@ -16240,7 +15975,7 @@
         </w:tc>
         <w:tc>
           <w:tcPr>
-            <w:tcW w:type="dxa" w:w="5457"/>
+            <w:tcW w:type="dxa" w:w="5708"/>
             <w:tcBorders>
               <w:top w:val="single" w:color="666666" w:sz="6" w:space="0" w:shadow="0" w:frame="0"/>
               <w:left w:val="single" w:color="666666" w:sz="6" w:space="0" w:shadow="0" w:frame="0"/>
@@ -16276,7 +16011,7 @@
         </w:tc>
         <w:tc>
           <w:tcPr>
-            <w:tcW w:type="dxa" w:w="850"/>
+            <w:tcW w:type="dxa" w:w="1000"/>
             <w:tcBorders>
               <w:top w:val="single" w:color="666666" w:sz="6" w:space="0" w:shadow="0" w:frame="0"/>
               <w:left w:val="single" w:color="666666" w:sz="6" w:space="0" w:shadow="0" w:frame="0"/>
@@ -16321,7 +16056,7 @@
         </w:trPr>
         <w:tc>
           <w:tcPr>
-            <w:tcW w:type="dxa" w:w="2930"/>
+            <w:tcW w:type="dxa" w:w="2652"/>
             <w:tcBorders>
               <w:top w:val="single" w:color="666666" w:sz="6" w:space="0" w:shadow="0" w:frame="0"/>
               <w:left w:val="single" w:color="666666" w:sz="6" w:space="0" w:shadow="0" w:frame="0"/>
@@ -16357,7 +16092,7 @@
         </w:tc>
         <w:tc>
           <w:tcPr>
-            <w:tcW w:type="dxa" w:w="5457"/>
+            <w:tcW w:type="dxa" w:w="5708"/>
             <w:tcBorders>
               <w:top w:val="single" w:color="666666" w:sz="6" w:space="0" w:shadow="0" w:frame="0"/>
               <w:left w:val="single" w:color="666666" w:sz="6" w:space="0" w:shadow="0" w:frame="0"/>
@@ -16393,7 +16128,7 @@
         </w:tc>
         <w:tc>
           <w:tcPr>
-            <w:tcW w:type="dxa" w:w="850"/>
+            <w:tcW w:type="dxa" w:w="1000"/>
             <w:tcBorders>
               <w:top w:val="single" w:color="666666" w:sz="6" w:space="0" w:shadow="0" w:frame="0"/>
               <w:left w:val="single" w:color="666666" w:sz="6" w:space="0" w:shadow="0" w:frame="0"/>
@@ -16438,7 +16173,7 @@
         </w:trPr>
         <w:tc>
           <w:tcPr>
-            <w:tcW w:type="dxa" w:w="2930"/>
+            <w:tcW w:type="dxa" w:w="2652"/>
             <w:tcBorders>
               <w:top w:val="single" w:color="666666" w:sz="6" w:space="0" w:shadow="0" w:frame="0"/>
               <w:left w:val="single" w:color="666666" w:sz="6" w:space="0" w:shadow="0" w:frame="0"/>
@@ -16474,7 +16209,7 @@
         </w:tc>
         <w:tc>
           <w:tcPr>
-            <w:tcW w:type="dxa" w:w="5457"/>
+            <w:tcW w:type="dxa" w:w="5708"/>
             <w:tcBorders>
               <w:top w:val="single" w:color="666666" w:sz="6" w:space="0" w:shadow="0" w:frame="0"/>
               <w:left w:val="single" w:color="666666" w:sz="6" w:space="0" w:shadow="0" w:frame="0"/>
@@ -16510,7 +16245,7 @@
         </w:tc>
         <w:tc>
           <w:tcPr>
-            <w:tcW w:type="dxa" w:w="850"/>
+            <w:tcW w:type="dxa" w:w="1000"/>
             <w:tcBorders>
               <w:top w:val="single" w:color="666666" w:sz="6" w:space="0" w:shadow="0" w:frame="0"/>
               <w:left w:val="single" w:color="666666" w:sz="6" w:space="0" w:shadow="0" w:frame="0"/>
@@ -16555,7 +16290,7 @@
         </w:trPr>
         <w:tc>
           <w:tcPr>
-            <w:tcW w:type="dxa" w:w="2930"/>
+            <w:tcW w:type="dxa" w:w="2652"/>
             <w:tcBorders>
               <w:top w:val="single" w:color="666666" w:sz="6" w:space="0" w:shadow="0" w:frame="0"/>
               <w:left w:val="single" w:color="666666" w:sz="6" w:space="0" w:shadow="0" w:frame="0"/>
@@ -16591,7 +16326,7 @@
         </w:tc>
         <w:tc>
           <w:tcPr>
-            <w:tcW w:type="dxa" w:w="5457"/>
+            <w:tcW w:type="dxa" w:w="5708"/>
             <w:tcBorders>
               <w:top w:val="single" w:color="666666" w:sz="6" w:space="0" w:shadow="0" w:frame="0"/>
               <w:left w:val="single" w:color="666666" w:sz="6" w:space="0" w:shadow="0" w:frame="0"/>
@@ -16627,7 +16362,7 @@
         </w:tc>
         <w:tc>
           <w:tcPr>
-            <w:tcW w:type="dxa" w:w="850"/>
+            <w:tcW w:type="dxa" w:w="1000"/>
             <w:tcBorders>
               <w:top w:val="single" w:color="666666" w:sz="6" w:space="0" w:shadow="0" w:frame="0"/>
               <w:left w:val="single" w:color="666666" w:sz="6" w:space="0" w:shadow="0" w:frame="0"/>
@@ -16672,7 +16407,7 @@
         </w:trPr>
         <w:tc>
           <w:tcPr>
-            <w:tcW w:type="dxa" w:w="2930"/>
+            <w:tcW w:type="dxa" w:w="2652"/>
             <w:tcBorders>
               <w:top w:val="single" w:color="666666" w:sz="6" w:space="0" w:shadow="0" w:frame="0"/>
               <w:left w:val="single" w:color="666666" w:sz="6" w:space="0" w:shadow="0" w:frame="0"/>
@@ -16708,7 +16443,7 @@
         </w:tc>
         <w:tc>
           <w:tcPr>
-            <w:tcW w:type="dxa" w:w="5457"/>
+            <w:tcW w:type="dxa" w:w="5708"/>
             <w:tcBorders>
               <w:top w:val="single" w:color="666666" w:sz="6" w:space="0" w:shadow="0" w:frame="0"/>
               <w:left w:val="single" w:color="666666" w:sz="6" w:space="0" w:shadow="0" w:frame="0"/>
@@ -16744,7 +16479,7 @@
         </w:tc>
         <w:tc>
           <w:tcPr>
-            <w:tcW w:type="dxa" w:w="850"/>
+            <w:tcW w:type="dxa" w:w="1000"/>
             <w:tcBorders>
               <w:top w:val="single" w:color="666666" w:sz="6" w:space="0" w:shadow="0" w:frame="0"/>
               <w:left w:val="single" w:color="666666" w:sz="6" w:space="0" w:shadow="0" w:frame="0"/>
@@ -16789,7 +16524,7 @@
         </w:trPr>
         <w:tc>
           <w:tcPr>
-            <w:tcW w:type="dxa" w:w="2930"/>
+            <w:tcW w:type="dxa" w:w="2652"/>
             <w:tcBorders>
               <w:top w:val="single" w:color="666666" w:sz="6" w:space="0" w:shadow="0" w:frame="0"/>
               <w:left w:val="single" w:color="666666" w:sz="6" w:space="0" w:shadow="0" w:frame="0"/>
@@ -16825,7 +16560,7 @@
         </w:tc>
         <w:tc>
           <w:tcPr>
-            <w:tcW w:type="dxa" w:w="5457"/>
+            <w:tcW w:type="dxa" w:w="5708"/>
             <w:tcBorders>
               <w:top w:val="single" w:color="666666" w:sz="6" w:space="0" w:shadow="0" w:frame="0"/>
               <w:left w:val="single" w:color="666666" w:sz="6" w:space="0" w:shadow="0" w:frame="0"/>
@@ -16872,7 +16607,7 @@
         </w:tc>
         <w:tc>
           <w:tcPr>
-            <w:tcW w:type="dxa" w:w="850"/>
+            <w:tcW w:type="dxa" w:w="1000"/>
             <w:tcBorders>
               <w:top w:val="single" w:color="666666" w:sz="6" w:space="0" w:shadow="0" w:frame="0"/>
               <w:left w:val="single" w:color="666666" w:sz="6" w:space="0" w:shadow="0" w:frame="0"/>
@@ -16917,7 +16652,7 @@
         </w:trPr>
         <w:tc>
           <w:tcPr>
-            <w:tcW w:type="dxa" w:w="2930"/>
+            <w:tcW w:type="dxa" w:w="2652"/>
             <w:tcBorders>
               <w:top w:val="single" w:color="666666" w:sz="6" w:space="0" w:shadow="0" w:frame="0"/>
               <w:left w:val="single" w:color="666666" w:sz="6" w:space="0" w:shadow="0" w:frame="0"/>
@@ -16953,7 +16688,7 @@
         </w:tc>
         <w:tc>
           <w:tcPr>
-            <w:tcW w:type="dxa" w:w="5457"/>
+            <w:tcW w:type="dxa" w:w="5708"/>
             <w:tcBorders>
               <w:top w:val="single" w:color="666666" w:sz="6" w:space="0" w:shadow="0" w:frame="0"/>
               <w:left w:val="single" w:color="666666" w:sz="6" w:space="0" w:shadow="0" w:frame="0"/>
@@ -16989,7 +16724,7 @@
         </w:tc>
         <w:tc>
           <w:tcPr>
-            <w:tcW w:type="dxa" w:w="850"/>
+            <w:tcW w:type="dxa" w:w="1000"/>
             <w:tcBorders>
               <w:top w:val="single" w:color="666666" w:sz="6" w:space="0" w:shadow="0" w:frame="0"/>
               <w:left w:val="single" w:color="666666" w:sz="6" w:space="0" w:shadow="0" w:frame="0"/>
@@ -17034,7 +16769,7 @@
         </w:trPr>
         <w:tc>
           <w:tcPr>
-            <w:tcW w:type="dxa" w:w="2930"/>
+            <w:tcW w:type="dxa" w:w="2652"/>
             <w:tcBorders>
               <w:top w:val="single" w:color="666666" w:sz="6" w:space="0" w:shadow="0" w:frame="0"/>
               <w:left w:val="single" w:color="666666" w:sz="6" w:space="0" w:shadow="0" w:frame="0"/>
@@ -17070,7 +16805,7 @@
         </w:tc>
         <w:tc>
           <w:tcPr>
-            <w:tcW w:type="dxa" w:w="5457"/>
+            <w:tcW w:type="dxa" w:w="5708"/>
             <w:tcBorders>
               <w:top w:val="single" w:color="666666" w:sz="6" w:space="0" w:shadow="0" w:frame="0"/>
               <w:left w:val="single" w:color="666666" w:sz="6" w:space="0" w:shadow="0" w:frame="0"/>
@@ -17106,7 +16841,7 @@
         </w:tc>
         <w:tc>
           <w:tcPr>
-            <w:tcW w:type="dxa" w:w="850"/>
+            <w:tcW w:type="dxa" w:w="1000"/>
             <w:tcBorders>
               <w:top w:val="single" w:color="666666" w:sz="6" w:space="0" w:shadow="0" w:frame="0"/>
               <w:left w:val="single" w:color="666666" w:sz="6" w:space="0" w:shadow="0" w:frame="0"/>
@@ -17312,9 +17047,9 @@
     </w:p>
     <w:tbl>
       <w:tblPr>
-        <w:tblW w:w="8913" w:type="dxa"/>
+        <w:tblW w:w="9360" w:type="dxa"/>
         <w:jc w:val="left"/>
-        <w:tblInd w:w="864" w:type="dxa"/>
+        <w:tblInd w:w="0" w:type="dxa"/>
         <w:tblBorders>
           <w:top w:val="single" w:color="ffffff" w:sz="8" w:space="0" w:shadow="0" w:frame="0"/>
           <w:left w:val="single" w:color="ffffff" w:sz="8" w:space="0" w:shadow="0" w:frame="0"/>
@@ -17327,9 +17062,9 @@
         <w:tblLayout w:type="fixed"/>
       </w:tblPr>
       <w:tblGrid>
-        <w:gridCol w:w="2822"/>
-        <w:gridCol w:w="5241"/>
-        <w:gridCol w:w="850"/>
+        <w:gridCol w:w="2647"/>
+        <w:gridCol w:w="5713"/>
+        <w:gridCol w:w="1000"/>
       </w:tblGrid>
       <w:tr>
         <w:tblPrEx>
@@ -17340,7 +17075,7 @@
         </w:trPr>
         <w:tc>
           <w:tcPr>
-            <w:tcW w:type="dxa" w:w="2822"/>
+            <w:tcW w:type="dxa" w:w="2647"/>
             <w:tcBorders>
               <w:top w:val="single" w:color="666666" w:sz="6" w:space="0" w:shadow="0" w:frame="0"/>
               <w:left w:val="single" w:color="666666" w:sz="6" w:space="0" w:shadow="0" w:frame="0"/>
@@ -17377,7 +17112,7 @@
         </w:tc>
         <w:tc>
           <w:tcPr>
-            <w:tcW w:type="dxa" w:w="5241"/>
+            <w:tcW w:type="dxa" w:w="5713"/>
             <w:tcBorders>
               <w:top w:val="single" w:color="666666" w:sz="6" w:space="0" w:shadow="0" w:frame="0"/>
               <w:left w:val="single" w:color="666666" w:sz="6" w:space="0" w:shadow="0" w:frame="0"/>
@@ -17397,7 +17132,7 @@
         </w:tc>
         <w:tc>
           <w:tcPr>
-            <w:tcW w:type="dxa" w:w="850"/>
+            <w:tcW w:type="dxa" w:w="1000"/>
             <w:tcBorders>
               <w:top w:val="single" w:color="666666" w:sz="6" w:space="0" w:shadow="0" w:frame="0"/>
               <w:left w:val="single" w:color="666666" w:sz="6" w:space="0" w:shadow="0" w:frame="0"/>
@@ -17425,7 +17160,7 @@
         </w:trPr>
         <w:tc>
           <w:tcPr>
-            <w:tcW w:type="dxa" w:w="2822"/>
+            <w:tcW w:type="dxa" w:w="2647"/>
             <w:tcBorders>
               <w:top w:val="single" w:color="666666" w:sz="6" w:space="0" w:shadow="0" w:frame="0"/>
               <w:left w:val="single" w:color="666666" w:sz="6" w:space="0" w:shadow="0" w:frame="0"/>
@@ -17458,7 +17193,7 @@
         </w:tc>
         <w:tc>
           <w:tcPr>
-            <w:tcW w:type="dxa" w:w="5241"/>
+            <w:tcW w:type="dxa" w:w="5713"/>
             <w:tcBorders>
               <w:top w:val="single" w:color="666666" w:sz="6" w:space="0" w:shadow="0" w:frame="0"/>
               <w:left w:val="single" w:color="666666" w:sz="6" w:space="0" w:shadow="0" w:frame="0"/>
@@ -17491,7 +17226,7 @@
         </w:tc>
         <w:tc>
           <w:tcPr>
-            <w:tcW w:type="dxa" w:w="850"/>
+            <w:tcW w:type="dxa" w:w="1000"/>
             <w:tcBorders>
               <w:top w:val="single" w:color="666666" w:sz="6" w:space="0" w:shadow="0" w:frame="0"/>
               <w:left w:val="single" w:color="666666" w:sz="6" w:space="0" w:shadow="0" w:frame="0"/>
@@ -17533,7 +17268,7 @@
         </w:trPr>
         <w:tc>
           <w:tcPr>
-            <w:tcW w:type="dxa" w:w="2822"/>
+            <w:tcW w:type="dxa" w:w="2647"/>
             <w:tcBorders>
               <w:top w:val="single" w:color="666666" w:sz="6" w:space="0" w:shadow="0" w:frame="0"/>
               <w:left w:val="single" w:color="666666" w:sz="6" w:space="0" w:shadow="0" w:frame="0"/>
@@ -17566,7 +17301,7 @@
         </w:tc>
         <w:tc>
           <w:tcPr>
-            <w:tcW w:type="dxa" w:w="5241"/>
+            <w:tcW w:type="dxa" w:w="5713"/>
             <w:tcBorders>
               <w:top w:val="single" w:color="666666" w:sz="6" w:space="0" w:shadow="0" w:frame="0"/>
               <w:left w:val="single" w:color="666666" w:sz="6" w:space="0" w:shadow="0" w:frame="0"/>
@@ -17599,7 +17334,7 @@
         </w:tc>
         <w:tc>
           <w:tcPr>
-            <w:tcW w:type="dxa" w:w="850"/>
+            <w:tcW w:type="dxa" w:w="1000"/>
             <w:tcBorders>
               <w:top w:val="single" w:color="666666" w:sz="6" w:space="0" w:shadow="0" w:frame="0"/>
               <w:left w:val="single" w:color="666666" w:sz="6" w:space="0" w:shadow="0" w:frame="0"/>
@@ -17641,7 +17376,7 @@
         </w:trPr>
         <w:tc>
           <w:tcPr>
-            <w:tcW w:type="dxa" w:w="2822"/>
+            <w:tcW w:type="dxa" w:w="2647"/>
             <w:tcBorders>
               <w:top w:val="single" w:color="666666" w:sz="6" w:space="0" w:shadow="0" w:frame="0"/>
               <w:left w:val="single" w:color="666666" w:sz="6" w:space="0" w:shadow="0" w:frame="0"/>
@@ -17674,7 +17409,7 @@
         </w:tc>
         <w:tc>
           <w:tcPr>
-            <w:tcW w:type="dxa" w:w="5241"/>
+            <w:tcW w:type="dxa" w:w="5713"/>
             <w:tcBorders>
               <w:top w:val="single" w:color="666666" w:sz="6" w:space="0" w:shadow="0" w:frame="0"/>
               <w:left w:val="single" w:color="666666" w:sz="6" w:space="0" w:shadow="0" w:frame="0"/>
@@ -17707,7 +17442,7 @@
         </w:tc>
         <w:tc>
           <w:tcPr>
-            <w:tcW w:type="dxa" w:w="850"/>
+            <w:tcW w:type="dxa" w:w="1000"/>
             <w:tcBorders>
               <w:top w:val="single" w:color="666666" w:sz="6" w:space="0" w:shadow="0" w:frame="0"/>
               <w:left w:val="single" w:color="666666" w:sz="6" w:space="0" w:shadow="0" w:frame="0"/>
@@ -17749,7 +17484,7 @@
         </w:trPr>
         <w:tc>
           <w:tcPr>
-            <w:tcW w:type="dxa" w:w="2822"/>
+            <w:tcW w:type="dxa" w:w="2647"/>
             <w:tcBorders>
               <w:top w:val="single" w:color="666666" w:sz="6" w:space="0" w:shadow="0" w:frame="0"/>
               <w:left w:val="single" w:color="666666" w:sz="6" w:space="0" w:shadow="0" w:frame="0"/>
@@ -17782,7 +17517,7 @@
         </w:tc>
         <w:tc>
           <w:tcPr>
-            <w:tcW w:type="dxa" w:w="5241"/>
+            <w:tcW w:type="dxa" w:w="5713"/>
             <w:tcBorders>
               <w:top w:val="single" w:color="666666" w:sz="6" w:space="0" w:shadow="0" w:frame="0"/>
               <w:left w:val="single" w:color="666666" w:sz="6" w:space="0" w:shadow="0" w:frame="0"/>
@@ -17815,7 +17550,7 @@
         </w:tc>
         <w:tc>
           <w:tcPr>
-            <w:tcW w:type="dxa" w:w="850"/>
+            <w:tcW w:type="dxa" w:w="1000"/>
             <w:tcBorders>
               <w:top w:val="single" w:color="666666" w:sz="6" w:space="0" w:shadow="0" w:frame="0"/>
               <w:left w:val="single" w:color="666666" w:sz="6" w:space="0" w:shadow="0" w:frame="0"/>
@@ -17857,7 +17592,7 @@
         </w:trPr>
         <w:tc>
           <w:tcPr>
-            <w:tcW w:type="dxa" w:w="2822"/>
+            <w:tcW w:type="dxa" w:w="2647"/>
             <w:tcBorders>
               <w:top w:val="single" w:color="666666" w:sz="6" w:space="0" w:shadow="0" w:frame="0"/>
               <w:left w:val="single" w:color="666666" w:sz="6" w:space="0" w:shadow="0" w:frame="0"/>
@@ -17890,7 +17625,7 @@
         </w:tc>
         <w:tc>
           <w:tcPr>
-            <w:tcW w:type="dxa" w:w="5241"/>
+            <w:tcW w:type="dxa" w:w="5713"/>
             <w:tcBorders>
               <w:top w:val="single" w:color="666666" w:sz="6" w:space="0" w:shadow="0" w:frame="0"/>
               <w:left w:val="single" w:color="666666" w:sz="6" w:space="0" w:shadow="0" w:frame="0"/>
@@ -17923,7 +17658,7 @@
         </w:tc>
         <w:tc>
           <w:tcPr>
-            <w:tcW w:type="dxa" w:w="850"/>
+            <w:tcW w:type="dxa" w:w="1000"/>
             <w:tcBorders>
               <w:top w:val="single" w:color="666666" w:sz="6" w:space="0" w:shadow="0" w:frame="0"/>
               <w:left w:val="single" w:color="666666" w:sz="6" w:space="0" w:shadow="0" w:frame="0"/>
@@ -17965,7 +17700,7 @@
         </w:trPr>
         <w:tc>
           <w:tcPr>
-            <w:tcW w:type="dxa" w:w="2822"/>
+            <w:tcW w:type="dxa" w:w="2647"/>
             <w:tcBorders>
               <w:top w:val="single" w:color="666666" w:sz="6" w:space="0" w:shadow="0" w:frame="0"/>
               <w:left w:val="single" w:color="666666" w:sz="6" w:space="0" w:shadow="0" w:frame="0"/>
@@ -18002,7 +17737,7 @@
         </w:tc>
         <w:tc>
           <w:tcPr>
-            <w:tcW w:type="dxa" w:w="5241"/>
+            <w:tcW w:type="dxa" w:w="5713"/>
             <w:tcBorders>
               <w:top w:val="single" w:color="666666" w:sz="6" w:space="0" w:shadow="0" w:frame="0"/>
               <w:left w:val="single" w:color="666666" w:sz="6" w:space="0" w:shadow="0" w:frame="0"/>
@@ -18022,7 +17757,7 @@
         </w:tc>
         <w:tc>
           <w:tcPr>
-            <w:tcW w:type="dxa" w:w="850"/>
+            <w:tcW w:type="dxa" w:w="1000"/>
             <w:tcBorders>
               <w:top w:val="single" w:color="666666" w:sz="6" w:space="0" w:shadow="0" w:frame="0"/>
               <w:left w:val="single" w:color="666666" w:sz="6" w:space="0" w:shadow="0" w:frame="0"/>
@@ -18050,7 +17785,7 @@
         </w:trPr>
         <w:tc>
           <w:tcPr>
-            <w:tcW w:type="dxa" w:w="2822"/>
+            <w:tcW w:type="dxa" w:w="2647"/>
             <w:tcBorders>
               <w:top w:val="single" w:color="666666" w:sz="6" w:space="0" w:shadow="0" w:frame="0"/>
               <w:left w:val="single" w:color="666666" w:sz="6" w:space="0" w:shadow="0" w:frame="0"/>
@@ -18083,7 +17818,7 @@
         </w:tc>
         <w:tc>
           <w:tcPr>
-            <w:tcW w:type="dxa" w:w="5241"/>
+            <w:tcW w:type="dxa" w:w="5713"/>
             <w:tcBorders>
               <w:top w:val="single" w:color="666666" w:sz="6" w:space="0" w:shadow="0" w:frame="0"/>
               <w:left w:val="single" w:color="666666" w:sz="6" w:space="0" w:shadow="0" w:frame="0"/>
@@ -18116,7 +17851,7 @@
         </w:tc>
         <w:tc>
           <w:tcPr>
-            <w:tcW w:type="dxa" w:w="850"/>
+            <w:tcW w:type="dxa" w:w="1000"/>
             <w:tcBorders>
               <w:top w:val="single" w:color="666666" w:sz="6" w:space="0" w:shadow="0" w:frame="0"/>
               <w:left w:val="single" w:color="666666" w:sz="6" w:space="0" w:shadow="0" w:frame="0"/>
@@ -18158,7 +17893,7 @@
         </w:trPr>
         <w:tc>
           <w:tcPr>
-            <w:tcW w:type="dxa" w:w="2822"/>
+            <w:tcW w:type="dxa" w:w="2647"/>
             <w:tcBorders>
               <w:top w:val="single" w:color="666666" w:sz="6" w:space="0" w:shadow="0" w:frame="0"/>
               <w:left w:val="single" w:color="666666" w:sz="6" w:space="0" w:shadow="0" w:frame="0"/>
@@ -18191,7 +17926,7 @@
         </w:tc>
         <w:tc>
           <w:tcPr>
-            <w:tcW w:type="dxa" w:w="5241"/>
+            <w:tcW w:type="dxa" w:w="5713"/>
             <w:tcBorders>
               <w:top w:val="single" w:color="666666" w:sz="6" w:space="0" w:shadow="0" w:frame="0"/>
               <w:left w:val="single" w:color="666666" w:sz="6" w:space="0" w:shadow="0" w:frame="0"/>
@@ -18224,7 +17959,7 @@
         </w:tc>
         <w:tc>
           <w:tcPr>
-            <w:tcW w:type="dxa" w:w="850"/>
+            <w:tcW w:type="dxa" w:w="1000"/>
             <w:tcBorders>
               <w:top w:val="single" w:color="666666" w:sz="6" w:space="0" w:shadow="0" w:frame="0"/>
               <w:left w:val="single" w:color="666666" w:sz="6" w:space="0" w:shadow="0" w:frame="0"/>
@@ -18266,7 +18001,7 @@
         </w:trPr>
         <w:tc>
           <w:tcPr>
-            <w:tcW w:type="dxa" w:w="2822"/>
+            <w:tcW w:type="dxa" w:w="2647"/>
             <w:tcBorders>
               <w:top w:val="single" w:color="666666" w:sz="6" w:space="0" w:shadow="0" w:frame="0"/>
               <w:left w:val="single" w:color="666666" w:sz="6" w:space="0" w:shadow="0" w:frame="0"/>
@@ -18299,7 +18034,7 @@
         </w:tc>
         <w:tc>
           <w:tcPr>
-            <w:tcW w:type="dxa" w:w="5241"/>
+            <w:tcW w:type="dxa" w:w="5713"/>
             <w:tcBorders>
               <w:top w:val="single" w:color="666666" w:sz="6" w:space="0" w:shadow="0" w:frame="0"/>
               <w:left w:val="single" w:color="666666" w:sz="6" w:space="0" w:shadow="0" w:frame="0"/>
@@ -18332,7 +18067,7 @@
         </w:tc>
         <w:tc>
           <w:tcPr>
-            <w:tcW w:type="dxa" w:w="850"/>
+            <w:tcW w:type="dxa" w:w="1000"/>
             <w:tcBorders>
               <w:top w:val="single" w:color="666666" w:sz="6" w:space="0" w:shadow="0" w:frame="0"/>
               <w:left w:val="single" w:color="666666" w:sz="6" w:space="0" w:shadow="0" w:frame="0"/>
@@ -18374,7 +18109,7 @@
         </w:trPr>
         <w:tc>
           <w:tcPr>
-            <w:tcW w:type="dxa" w:w="2822"/>
+            <w:tcW w:type="dxa" w:w="2647"/>
             <w:tcBorders>
               <w:top w:val="single" w:color="666666" w:sz="6" w:space="0" w:shadow="0" w:frame="0"/>
               <w:left w:val="single" w:color="666666" w:sz="6" w:space="0" w:shadow="0" w:frame="0"/>
@@ -18407,7 +18142,7 @@
         </w:tc>
         <w:tc>
           <w:tcPr>
-            <w:tcW w:type="dxa" w:w="5241"/>
+            <w:tcW w:type="dxa" w:w="5713"/>
             <w:tcBorders>
               <w:top w:val="single" w:color="666666" w:sz="6" w:space="0" w:shadow="0" w:frame="0"/>
               <w:left w:val="single" w:color="666666" w:sz="6" w:space="0" w:shadow="0" w:frame="0"/>
@@ -18440,7 +18175,7 @@
         </w:tc>
         <w:tc>
           <w:tcPr>
-            <w:tcW w:type="dxa" w:w="850"/>
+            <w:tcW w:type="dxa" w:w="1000"/>
             <w:tcBorders>
               <w:top w:val="single" w:color="666666" w:sz="6" w:space="0" w:shadow="0" w:frame="0"/>
               <w:left w:val="single" w:color="666666" w:sz="6" w:space="0" w:shadow="0" w:frame="0"/>
@@ -18482,7 +18217,7 @@
         </w:trPr>
         <w:tc>
           <w:tcPr>
-            <w:tcW w:type="dxa" w:w="2822"/>
+            <w:tcW w:type="dxa" w:w="2647"/>
             <w:tcBorders>
               <w:top w:val="single" w:color="666666" w:sz="6" w:space="0" w:shadow="0" w:frame="0"/>
               <w:left w:val="single" w:color="666666" w:sz="6" w:space="0" w:shadow="0" w:frame="0"/>
@@ -18515,7 +18250,7 @@
         </w:tc>
         <w:tc>
           <w:tcPr>
-            <w:tcW w:type="dxa" w:w="5241"/>
+            <w:tcW w:type="dxa" w:w="5713"/>
             <w:tcBorders>
               <w:top w:val="single" w:color="666666" w:sz="6" w:space="0" w:shadow="0" w:frame="0"/>
               <w:left w:val="single" w:color="666666" w:sz="6" w:space="0" w:shadow="0" w:frame="0"/>
@@ -18548,7 +18283,7 @@
         </w:tc>
         <w:tc>
           <w:tcPr>
-            <w:tcW w:type="dxa" w:w="850"/>
+            <w:tcW w:type="dxa" w:w="1000"/>
             <w:tcBorders>
               <w:top w:val="single" w:color="666666" w:sz="6" w:space="0" w:shadow="0" w:frame="0"/>
               <w:left w:val="single" w:color="666666" w:sz="6" w:space="0" w:shadow="0" w:frame="0"/>
@@ -18590,7 +18325,7 @@
         </w:trPr>
         <w:tc>
           <w:tcPr>
-            <w:tcW w:type="dxa" w:w="2822"/>
+            <w:tcW w:type="dxa" w:w="2647"/>
             <w:tcBorders>
               <w:top w:val="single" w:color="666666" w:sz="6" w:space="0" w:shadow="0" w:frame="0"/>
               <w:left w:val="single" w:color="666666" w:sz="6" w:space="0" w:shadow="0" w:frame="0"/>
@@ -18627,7 +18362,7 @@
         </w:tc>
         <w:tc>
           <w:tcPr>
-            <w:tcW w:type="dxa" w:w="5241"/>
+            <w:tcW w:type="dxa" w:w="5713"/>
             <w:tcBorders>
               <w:top w:val="single" w:color="666666" w:sz="6" w:space="0" w:shadow="0" w:frame="0"/>
               <w:left w:val="single" w:color="666666" w:sz="6" w:space="0" w:shadow="0" w:frame="0"/>
@@ -18647,7 +18382,7 @@
         </w:tc>
         <w:tc>
           <w:tcPr>
-            <w:tcW w:type="dxa" w:w="850"/>
+            <w:tcW w:type="dxa" w:w="1000"/>
             <w:tcBorders>
               <w:top w:val="single" w:color="666666" w:sz="6" w:space="0" w:shadow="0" w:frame="0"/>
               <w:left w:val="single" w:color="666666" w:sz="6" w:space="0" w:shadow="0" w:frame="0"/>
@@ -18675,7 +18410,7 @@
         </w:trPr>
         <w:tc>
           <w:tcPr>
-            <w:tcW w:type="dxa" w:w="2822"/>
+            <w:tcW w:type="dxa" w:w="2647"/>
             <w:tcBorders>
               <w:top w:val="single" w:color="666666" w:sz="6" w:space="0" w:shadow="0" w:frame="0"/>
               <w:left w:val="single" w:color="666666" w:sz="6" w:space="0" w:shadow="0" w:frame="0"/>
@@ -18708,7 +18443,7 @@
         </w:tc>
         <w:tc>
           <w:tcPr>
-            <w:tcW w:type="dxa" w:w="5241"/>
+            <w:tcW w:type="dxa" w:w="5713"/>
             <w:tcBorders>
               <w:top w:val="single" w:color="666666" w:sz="6" w:space="0" w:shadow="0" w:frame="0"/>
               <w:left w:val="single" w:color="666666" w:sz="6" w:space="0" w:shadow="0" w:frame="0"/>
@@ -18741,7 +18476,7 @@
         </w:tc>
         <w:tc>
           <w:tcPr>
-            <w:tcW w:type="dxa" w:w="850"/>
+            <w:tcW w:type="dxa" w:w="1000"/>
             <w:tcBorders>
               <w:top w:val="single" w:color="666666" w:sz="6" w:space="0" w:shadow="0" w:frame="0"/>
               <w:left w:val="single" w:color="666666" w:sz="6" w:space="0" w:shadow="0" w:frame="0"/>
@@ -18783,7 +18518,7 @@
         </w:trPr>
         <w:tc>
           <w:tcPr>
-            <w:tcW w:type="dxa" w:w="2822"/>
+            <w:tcW w:type="dxa" w:w="2647"/>
             <w:tcBorders>
               <w:top w:val="single" w:color="666666" w:sz="6" w:space="0" w:shadow="0" w:frame="0"/>
               <w:left w:val="single" w:color="666666" w:sz="6" w:space="0" w:shadow="0" w:frame="0"/>
@@ -18816,7 +18551,7 @@
         </w:tc>
         <w:tc>
           <w:tcPr>
-            <w:tcW w:type="dxa" w:w="5241"/>
+            <w:tcW w:type="dxa" w:w="5713"/>
             <w:tcBorders>
               <w:top w:val="single" w:color="666666" w:sz="6" w:space="0" w:shadow="0" w:frame="0"/>
               <w:left w:val="single" w:color="666666" w:sz="6" w:space="0" w:shadow="0" w:frame="0"/>
@@ -18849,7 +18584,7 @@
         </w:tc>
         <w:tc>
           <w:tcPr>
-            <w:tcW w:type="dxa" w:w="850"/>
+            <w:tcW w:type="dxa" w:w="1000"/>
             <w:tcBorders>
               <w:top w:val="single" w:color="666666" w:sz="6" w:space="0" w:shadow="0" w:frame="0"/>
               <w:left w:val="single" w:color="666666" w:sz="6" w:space="0" w:shadow="0" w:frame="0"/>
@@ -18891,7 +18626,7 @@
         </w:trPr>
         <w:tc>
           <w:tcPr>
-            <w:tcW w:type="dxa" w:w="2822"/>
+            <w:tcW w:type="dxa" w:w="2647"/>
             <w:tcBorders>
               <w:top w:val="single" w:color="666666" w:sz="6" w:space="0" w:shadow="0" w:frame="0"/>
               <w:left w:val="single" w:color="666666" w:sz="6" w:space="0" w:shadow="0" w:frame="0"/>
@@ -18924,7 +18659,7 @@
         </w:tc>
         <w:tc>
           <w:tcPr>
-            <w:tcW w:type="dxa" w:w="5241"/>
+            <w:tcW w:type="dxa" w:w="5713"/>
             <w:tcBorders>
               <w:top w:val="single" w:color="666666" w:sz="6" w:space="0" w:shadow="0" w:frame="0"/>
               <w:left w:val="single" w:color="666666" w:sz="6" w:space="0" w:shadow="0" w:frame="0"/>
@@ -18957,7 +18692,7 @@
         </w:tc>
         <w:tc>
           <w:tcPr>
-            <w:tcW w:type="dxa" w:w="850"/>
+            <w:tcW w:type="dxa" w:w="1000"/>
             <w:tcBorders>
               <w:top w:val="single" w:color="666666" w:sz="6" w:space="0" w:shadow="0" w:frame="0"/>
               <w:left w:val="single" w:color="666666" w:sz="6" w:space="0" w:shadow="0" w:frame="0"/>
@@ -18999,7 +18734,7 @@
         </w:trPr>
         <w:tc>
           <w:tcPr>
-            <w:tcW w:type="dxa" w:w="2822"/>
+            <w:tcW w:type="dxa" w:w="2647"/>
             <w:tcBorders>
               <w:top w:val="single" w:color="666666" w:sz="6" w:space="0" w:shadow="0" w:frame="0"/>
               <w:left w:val="single" w:color="666666" w:sz="6" w:space="0" w:shadow="0" w:frame="0"/>
@@ -19032,7 +18767,7 @@
         </w:tc>
         <w:tc>
           <w:tcPr>
-            <w:tcW w:type="dxa" w:w="5241"/>
+            <w:tcW w:type="dxa" w:w="5713"/>
             <w:tcBorders>
               <w:top w:val="single" w:color="666666" w:sz="6" w:space="0" w:shadow="0" w:frame="0"/>
               <w:left w:val="single" w:color="666666" w:sz="6" w:space="0" w:shadow="0" w:frame="0"/>
@@ -19065,7 +18800,7 @@
         </w:tc>
         <w:tc>
           <w:tcPr>
-            <w:tcW w:type="dxa" w:w="850"/>
+            <w:tcW w:type="dxa" w:w="1000"/>
             <w:tcBorders>
               <w:top w:val="single" w:color="666666" w:sz="6" w:space="0" w:shadow="0" w:frame="0"/>
               <w:left w:val="single" w:color="666666" w:sz="6" w:space="0" w:shadow="0" w:frame="0"/>
@@ -19107,7 +18842,7 @@
         </w:trPr>
         <w:tc>
           <w:tcPr>
-            <w:tcW w:type="dxa" w:w="2822"/>
+            <w:tcW w:type="dxa" w:w="2647"/>
             <w:tcBorders>
               <w:top w:val="single" w:color="666666" w:sz="6" w:space="0" w:shadow="0" w:frame="0"/>
               <w:left w:val="single" w:color="666666" w:sz="6" w:space="0" w:shadow="0" w:frame="0"/>
@@ -19140,7 +18875,7 @@
         </w:tc>
         <w:tc>
           <w:tcPr>
-            <w:tcW w:type="dxa" w:w="5241"/>
+            <w:tcW w:type="dxa" w:w="5713"/>
             <w:tcBorders>
               <w:top w:val="single" w:color="666666" w:sz="6" w:space="0" w:shadow="0" w:frame="0"/>
               <w:left w:val="single" w:color="666666" w:sz="6" w:space="0" w:shadow="0" w:frame="0"/>
@@ -19173,7 +18908,7 @@
         </w:tc>
         <w:tc>
           <w:tcPr>
-            <w:tcW w:type="dxa" w:w="850"/>
+            <w:tcW w:type="dxa" w:w="1000"/>
             <w:tcBorders>
               <w:top w:val="single" w:color="666666" w:sz="6" w:space="0" w:shadow="0" w:frame="0"/>
               <w:left w:val="single" w:color="666666" w:sz="6" w:space="0" w:shadow="0" w:frame="0"/>
@@ -19215,7 +18950,7 @@
         </w:trPr>
         <w:tc>
           <w:tcPr>
-            <w:tcW w:type="dxa" w:w="2822"/>
+            <w:tcW w:type="dxa" w:w="2647"/>
             <w:tcBorders>
               <w:top w:val="single" w:color="666666" w:sz="6" w:space="0" w:shadow="0" w:frame="0"/>
               <w:left w:val="single" w:color="666666" w:sz="6" w:space="0" w:shadow="0" w:frame="0"/>
@@ -19252,7 +18987,7 @@
         </w:tc>
         <w:tc>
           <w:tcPr>
-            <w:tcW w:type="dxa" w:w="5241"/>
+            <w:tcW w:type="dxa" w:w="5713"/>
             <w:tcBorders>
               <w:top w:val="single" w:color="666666" w:sz="6" w:space="0" w:shadow="0" w:frame="0"/>
               <w:left w:val="single" w:color="666666" w:sz="6" w:space="0" w:shadow="0" w:frame="0"/>
@@ -19289,7 +19024,7 @@
         </w:tc>
         <w:tc>
           <w:tcPr>
-            <w:tcW w:type="dxa" w:w="850"/>
+            <w:tcW w:type="dxa" w:w="1000"/>
             <w:tcBorders>
               <w:top w:val="single" w:color="666666" w:sz="6" w:space="0" w:shadow="0" w:frame="0"/>
               <w:left w:val="single" w:color="666666" w:sz="6" w:space="0" w:shadow="0" w:frame="0"/>
@@ -19496,9 +19231,9 @@
     </w:p>
     <w:tbl>
       <w:tblPr>
-        <w:tblW w:w="9021" w:type="dxa"/>
+        <w:tblW w:w="9360" w:type="dxa"/>
         <w:jc w:val="left"/>
-        <w:tblInd w:w="756" w:type="dxa"/>
+        <w:tblInd w:w="0" w:type="dxa"/>
         <w:tblBorders>
           <w:top w:val="single" w:color="ffffff" w:sz="8" w:space="0" w:shadow="0" w:frame="0"/>
           <w:left w:val="single" w:color="ffffff" w:sz="8" w:space="0" w:shadow="0" w:frame="0"/>
@@ -19511,9 +19246,9 @@
         <w:tblLayout w:type="fixed"/>
       </w:tblPr>
       <w:tblGrid>
-        <w:gridCol w:w="2856"/>
-        <w:gridCol w:w="5315"/>
-        <w:gridCol w:w="850"/>
+        <w:gridCol w:w="2647"/>
+        <w:gridCol w:w="5713"/>
+        <w:gridCol w:w="1000"/>
       </w:tblGrid>
       <w:tr>
         <w:tblPrEx>
@@ -19524,7 +19259,7 @@
         </w:trPr>
         <w:tc>
           <w:tcPr>
-            <w:tcW w:type="dxa" w:w="2856"/>
+            <w:tcW w:type="dxa" w:w="2647"/>
             <w:tcBorders>
               <w:top w:val="single" w:color="666666" w:sz="6" w:space="0" w:shadow="0" w:frame="0"/>
               <w:left w:val="single" w:color="666666" w:sz="6" w:space="0" w:shadow="0" w:frame="0"/>
@@ -19544,7 +19279,7 @@
         </w:tc>
         <w:tc>
           <w:tcPr>
-            <w:tcW w:type="dxa" w:w="5315"/>
+            <w:tcW w:type="dxa" w:w="5713"/>
             <w:tcBorders>
               <w:top w:val="single" w:color="666666" w:sz="6" w:space="0" w:shadow="0" w:frame="0"/>
               <w:left w:val="single" w:color="666666" w:sz="6" w:space="0" w:shadow="0" w:frame="0"/>
@@ -19564,7 +19299,7 @@
         </w:tc>
         <w:tc>
           <w:tcPr>
-            <w:tcW w:type="dxa" w:w="850"/>
+            <w:tcW w:type="dxa" w:w="1000"/>
             <w:tcBorders>
               <w:top w:val="single" w:color="666666" w:sz="6" w:space="0" w:shadow="0" w:frame="0"/>
               <w:left w:val="single" w:color="666666" w:sz="6" w:space="0" w:shadow="0" w:frame="0"/>
@@ -19592,7 +19327,7 @@
         </w:trPr>
         <w:tc>
           <w:tcPr>
-            <w:tcW w:type="dxa" w:w="2856"/>
+            <w:tcW w:type="dxa" w:w="2647"/>
             <w:tcBorders>
               <w:top w:val="single" w:color="666666" w:sz="6" w:space="0" w:shadow="0" w:frame="0"/>
               <w:left w:val="single" w:color="666666" w:sz="6" w:space="0" w:shadow="0" w:frame="0"/>
@@ -19628,7 +19363,7 @@
         </w:tc>
         <w:tc>
           <w:tcPr>
-            <w:tcW w:type="dxa" w:w="5315"/>
+            <w:tcW w:type="dxa" w:w="5713"/>
             <w:tcBorders>
               <w:top w:val="single" w:color="666666" w:sz="6" w:space="0" w:shadow="0" w:frame="0"/>
               <w:left w:val="single" w:color="666666" w:sz="6" w:space="0" w:shadow="0" w:frame="0"/>
@@ -19664,7 +19399,7 @@
         </w:tc>
         <w:tc>
           <w:tcPr>
-            <w:tcW w:type="dxa" w:w="850"/>
+            <w:tcW w:type="dxa" w:w="1000"/>
             <w:tcBorders>
               <w:top w:val="single" w:color="666666" w:sz="6" w:space="0" w:shadow="0" w:frame="0"/>
               <w:left w:val="single" w:color="666666" w:sz="6" w:space="0" w:shadow="0" w:frame="0"/>
@@ -19709,7 +19444,7 @@
         </w:trPr>
         <w:tc>
           <w:tcPr>
-            <w:tcW w:type="dxa" w:w="2856"/>
+            <w:tcW w:type="dxa" w:w="2647"/>
             <w:tcBorders>
               <w:top w:val="single" w:color="666666" w:sz="6" w:space="0" w:shadow="0" w:frame="0"/>
               <w:left w:val="single" w:color="666666" w:sz="6" w:space="0" w:shadow="0" w:frame="0"/>
@@ -19745,7 +19480,7 @@
         </w:tc>
         <w:tc>
           <w:tcPr>
-            <w:tcW w:type="dxa" w:w="5315"/>
+            <w:tcW w:type="dxa" w:w="5713"/>
             <w:tcBorders>
               <w:top w:val="single" w:color="666666" w:sz="6" w:space="0" w:shadow="0" w:frame="0"/>
               <w:left w:val="single" w:color="666666" w:sz="6" w:space="0" w:shadow="0" w:frame="0"/>
@@ -19781,7 +19516,7 @@
         </w:tc>
         <w:tc>
           <w:tcPr>
-            <w:tcW w:type="dxa" w:w="850"/>
+            <w:tcW w:type="dxa" w:w="1000"/>
             <w:tcBorders>
               <w:top w:val="single" w:color="666666" w:sz="6" w:space="0" w:shadow="0" w:frame="0"/>
               <w:left w:val="single" w:color="666666" w:sz="6" w:space="0" w:shadow="0" w:frame="0"/>
@@ -19826,7 +19561,7 @@
         </w:trPr>
         <w:tc>
           <w:tcPr>
-            <w:tcW w:type="dxa" w:w="2856"/>
+            <w:tcW w:type="dxa" w:w="2647"/>
             <w:tcBorders>
               <w:top w:val="single" w:color="666666" w:sz="6" w:space="0" w:shadow="0" w:frame="0"/>
               <w:left w:val="single" w:color="666666" w:sz="6" w:space="0" w:shadow="0" w:frame="0"/>
@@ -19862,7 +19597,7 @@
         </w:tc>
         <w:tc>
           <w:tcPr>
-            <w:tcW w:type="dxa" w:w="5315"/>
+            <w:tcW w:type="dxa" w:w="5713"/>
             <w:tcBorders>
               <w:top w:val="single" w:color="666666" w:sz="6" w:space="0" w:shadow="0" w:frame="0"/>
               <w:left w:val="single" w:color="666666" w:sz="6" w:space="0" w:shadow="0" w:frame="0"/>
@@ -19898,7 +19633,7 @@
         </w:tc>
         <w:tc>
           <w:tcPr>
-            <w:tcW w:type="dxa" w:w="850"/>
+            <w:tcW w:type="dxa" w:w="1000"/>
             <w:tcBorders>
               <w:top w:val="single" w:color="666666" w:sz="6" w:space="0" w:shadow="0" w:frame="0"/>
               <w:left w:val="single" w:color="666666" w:sz="6" w:space="0" w:shadow="0" w:frame="0"/>
@@ -19943,7 +19678,7 @@
         </w:trPr>
         <w:tc>
           <w:tcPr>
-            <w:tcW w:type="dxa" w:w="2856"/>
+            <w:tcW w:type="dxa" w:w="2647"/>
             <w:tcBorders>
               <w:top w:val="single" w:color="666666" w:sz="6" w:space="0" w:shadow="0" w:frame="0"/>
               <w:left w:val="single" w:color="666666" w:sz="6" w:space="0" w:shadow="0" w:frame="0"/>
@@ -19979,7 +19714,7 @@
         </w:tc>
         <w:tc>
           <w:tcPr>
-            <w:tcW w:type="dxa" w:w="5315"/>
+            <w:tcW w:type="dxa" w:w="5713"/>
             <w:tcBorders>
               <w:top w:val="single" w:color="666666" w:sz="6" w:space="0" w:shadow="0" w:frame="0"/>
               <w:left w:val="single" w:color="666666" w:sz="6" w:space="0" w:shadow="0" w:frame="0"/>
@@ -20015,7 +19750,7 @@
         </w:tc>
         <w:tc>
           <w:tcPr>
-            <w:tcW w:type="dxa" w:w="850"/>
+            <w:tcW w:type="dxa" w:w="1000"/>
             <w:tcBorders>
               <w:top w:val="single" w:color="666666" w:sz="6" w:space="0" w:shadow="0" w:frame="0"/>
               <w:left w:val="single" w:color="666666" w:sz="6" w:space="0" w:shadow="0" w:frame="0"/>
@@ -20060,7 +19795,7 @@
         </w:trPr>
         <w:tc>
           <w:tcPr>
-            <w:tcW w:type="dxa" w:w="2856"/>
+            <w:tcW w:type="dxa" w:w="2647"/>
             <w:tcBorders>
               <w:top w:val="single" w:color="666666" w:sz="6" w:space="0" w:shadow="0" w:frame="0"/>
               <w:left w:val="single" w:color="666666" w:sz="6" w:space="0" w:shadow="0" w:frame="0"/>
@@ -20096,7 +19831,7 @@
         </w:tc>
         <w:tc>
           <w:tcPr>
-            <w:tcW w:type="dxa" w:w="5315"/>
+            <w:tcW w:type="dxa" w:w="5713"/>
             <w:tcBorders>
               <w:top w:val="single" w:color="666666" w:sz="6" w:space="0" w:shadow="0" w:frame="0"/>
               <w:left w:val="single" w:color="666666" w:sz="6" w:space="0" w:shadow="0" w:frame="0"/>
@@ -20132,7 +19867,7 @@
         </w:tc>
         <w:tc>
           <w:tcPr>
-            <w:tcW w:type="dxa" w:w="850"/>
+            <w:tcW w:type="dxa" w:w="1000"/>
             <w:tcBorders>
               <w:top w:val="single" w:color="666666" w:sz="6" w:space="0" w:shadow="0" w:frame="0"/>
               <w:left w:val="single" w:color="666666" w:sz="6" w:space="0" w:shadow="0" w:frame="0"/>
@@ -20177,7 +19912,7 @@
         </w:trPr>
         <w:tc>
           <w:tcPr>
-            <w:tcW w:type="dxa" w:w="2856"/>
+            <w:tcW w:type="dxa" w:w="2647"/>
             <w:tcBorders>
               <w:top w:val="single" w:color="666666" w:sz="6" w:space="0" w:shadow="0" w:frame="0"/>
               <w:left w:val="single" w:color="666666" w:sz="6" w:space="0" w:shadow="0" w:frame="0"/>
@@ -20213,7 +19948,7 @@
         </w:tc>
         <w:tc>
           <w:tcPr>
-            <w:tcW w:type="dxa" w:w="5315"/>
+            <w:tcW w:type="dxa" w:w="5713"/>
             <w:tcBorders>
               <w:top w:val="single" w:color="666666" w:sz="6" w:space="0" w:shadow="0" w:frame="0"/>
               <w:left w:val="single" w:color="666666" w:sz="6" w:space="0" w:shadow="0" w:frame="0"/>
@@ -20249,7 +19984,7 @@
         </w:tc>
         <w:tc>
           <w:tcPr>
-            <w:tcW w:type="dxa" w:w="850"/>
+            <w:tcW w:type="dxa" w:w="1000"/>
             <w:tcBorders>
               <w:top w:val="single" w:color="666666" w:sz="6" w:space="0" w:shadow="0" w:frame="0"/>
               <w:left w:val="single" w:color="666666" w:sz="6" w:space="0" w:shadow="0" w:frame="0"/>
@@ -20294,7 +20029,7 @@
         </w:trPr>
         <w:tc>
           <w:tcPr>
-            <w:tcW w:type="dxa" w:w="2856"/>
+            <w:tcW w:type="dxa" w:w="2647"/>
             <w:tcBorders>
               <w:top w:val="single" w:color="666666" w:sz="6" w:space="0" w:shadow="0" w:frame="0"/>
               <w:left w:val="single" w:color="666666" w:sz="6" w:space="0" w:shadow="0" w:frame="0"/>
@@ -20330,7 +20065,7 @@
         </w:tc>
         <w:tc>
           <w:tcPr>
-            <w:tcW w:type="dxa" w:w="5315"/>
+            <w:tcW w:type="dxa" w:w="5713"/>
             <w:tcBorders>
               <w:top w:val="single" w:color="666666" w:sz="6" w:space="0" w:shadow="0" w:frame="0"/>
               <w:left w:val="single" w:color="666666" w:sz="6" w:space="0" w:shadow="0" w:frame="0"/>
@@ -20366,7 +20101,7 @@
         </w:tc>
         <w:tc>
           <w:tcPr>
-            <w:tcW w:type="dxa" w:w="850"/>
+            <w:tcW w:type="dxa" w:w="1000"/>
             <w:tcBorders>
               <w:top w:val="single" w:color="666666" w:sz="6" w:space="0" w:shadow="0" w:frame="0"/>
               <w:left w:val="single" w:color="666666" w:sz="6" w:space="0" w:shadow="0" w:frame="0"/>
@@ -20574,9 +20309,9 @@
     </w:p>
     <w:tbl>
       <w:tblPr>
-        <w:tblW w:w="9345" w:type="dxa"/>
+        <w:tblW w:w="9360" w:type="dxa"/>
         <w:jc w:val="left"/>
-        <w:tblInd w:w="756" w:type="dxa"/>
+        <w:tblInd w:w="0" w:type="dxa"/>
         <w:tblBorders>
           <w:top w:val="single" w:color="ffffff" w:sz="8" w:space="0" w:shadow="0" w:frame="0"/>
           <w:left w:val="single" w:color="ffffff" w:sz="8" w:space="0" w:shadow="0" w:frame="0"/>
@@ -20589,9 +20324,9 @@
         <w:tblLayout w:type="fixed"/>
       </w:tblPr>
       <w:tblGrid>
-        <w:gridCol w:w="2965"/>
-        <w:gridCol w:w="5530"/>
-        <w:gridCol w:w="850"/>
+        <w:gridCol w:w="2652"/>
+        <w:gridCol w:w="5708"/>
+        <w:gridCol w:w="1000"/>
       </w:tblGrid>
       <w:tr>
         <w:tblPrEx>
@@ -20602,7 +20337,7 @@
         </w:trPr>
         <w:tc>
           <w:tcPr>
-            <w:tcW w:type="dxa" w:w="2965"/>
+            <w:tcW w:type="dxa" w:w="2652"/>
             <w:tcBorders>
               <w:top w:val="single" w:color="666666" w:sz="6" w:space="0" w:shadow="0" w:frame="0"/>
               <w:left w:val="single" w:color="666666" w:sz="6" w:space="0" w:shadow="0" w:frame="0"/>
@@ -20622,7 +20357,7 @@
         </w:tc>
         <w:tc>
           <w:tcPr>
-            <w:tcW w:type="dxa" w:w="5530"/>
+            <w:tcW w:type="dxa" w:w="5708"/>
             <w:tcBorders>
               <w:top w:val="single" w:color="666666" w:sz="6" w:space="0" w:shadow="0" w:frame="0"/>
               <w:left w:val="single" w:color="666666" w:sz="6" w:space="0" w:shadow="0" w:frame="0"/>
@@ -20642,7 +20377,7 @@
         </w:tc>
         <w:tc>
           <w:tcPr>
-            <w:tcW w:type="dxa" w:w="850"/>
+            <w:tcW w:type="dxa" w:w="1000"/>
             <w:tcBorders>
               <w:top w:val="single" w:color="666666" w:sz="6" w:space="0" w:shadow="0" w:frame="0"/>
               <w:left w:val="single" w:color="666666" w:sz="6" w:space="0" w:shadow="0" w:frame="0"/>
@@ -20670,7 +20405,7 @@
         </w:trPr>
         <w:tc>
           <w:tcPr>
-            <w:tcW w:type="dxa" w:w="2965"/>
+            <w:tcW w:type="dxa" w:w="2652"/>
             <w:tcBorders>
               <w:top w:val="single" w:color="666666" w:sz="6" w:space="0" w:shadow="0" w:frame="0"/>
               <w:left w:val="single" w:color="666666" w:sz="6" w:space="0" w:shadow="0" w:frame="0"/>
@@ -20702,7 +20437,7 @@
         </w:tc>
         <w:tc>
           <w:tcPr>
-            <w:tcW w:type="dxa" w:w="5530"/>
+            <w:tcW w:type="dxa" w:w="5708"/>
             <w:tcBorders>
               <w:top w:val="single" w:color="666666" w:sz="6" w:space="0" w:shadow="0" w:frame="0"/>
               <w:left w:val="single" w:color="666666" w:sz="6" w:space="0" w:shadow="0" w:frame="0"/>
@@ -20734,7 +20469,7 @@
         </w:tc>
         <w:tc>
           <w:tcPr>
-            <w:tcW w:type="dxa" w:w="850"/>
+            <w:tcW w:type="dxa" w:w="1000"/>
             <w:tcBorders>
               <w:top w:val="single" w:color="666666" w:sz="6" w:space="0" w:shadow="0" w:frame="0"/>
               <w:left w:val="single" w:color="666666" w:sz="6" w:space="0" w:shadow="0" w:frame="0"/>
@@ -20775,7 +20510,7 @@
         </w:trPr>
         <w:tc>
           <w:tcPr>
-            <w:tcW w:type="dxa" w:w="2965"/>
+            <w:tcW w:type="dxa" w:w="2652"/>
             <w:tcBorders>
               <w:top w:val="single" w:color="666666" w:sz="6" w:space="0" w:shadow="0" w:frame="0"/>
               <w:left w:val="single" w:color="666666" w:sz="6" w:space="0" w:shadow="0" w:frame="0"/>
@@ -20807,7 +20542,7 @@
         </w:tc>
         <w:tc>
           <w:tcPr>
-            <w:tcW w:type="dxa" w:w="5530"/>
+            <w:tcW w:type="dxa" w:w="5708"/>
             <w:tcBorders>
               <w:top w:val="single" w:color="666666" w:sz="6" w:space="0" w:shadow="0" w:frame="0"/>
               <w:left w:val="single" w:color="666666" w:sz="6" w:space="0" w:shadow="0" w:frame="0"/>
@@ -20839,7 +20574,7 @@
         </w:tc>
         <w:tc>
           <w:tcPr>
-            <w:tcW w:type="dxa" w:w="850"/>
+            <w:tcW w:type="dxa" w:w="1000"/>
             <w:tcBorders>
               <w:top w:val="single" w:color="666666" w:sz="6" w:space="0" w:shadow="0" w:frame="0"/>
               <w:left w:val="single" w:color="666666" w:sz="6" w:space="0" w:shadow="0" w:frame="0"/>
@@ -20880,7 +20615,7 @@
         </w:trPr>
         <w:tc>
           <w:tcPr>
-            <w:tcW w:type="dxa" w:w="2965"/>
+            <w:tcW w:type="dxa" w:w="2652"/>
             <w:tcBorders>
               <w:top w:val="single" w:color="666666" w:sz="6" w:space="0" w:shadow="0" w:frame="0"/>
               <w:left w:val="single" w:color="666666" w:sz="6" w:space="0" w:shadow="0" w:frame="0"/>
@@ -20912,7 +20647,7 @@
         </w:tc>
         <w:tc>
           <w:tcPr>
-            <w:tcW w:type="dxa" w:w="5530"/>
+            <w:tcW w:type="dxa" w:w="5708"/>
             <w:tcBorders>
               <w:top w:val="single" w:color="666666" w:sz="6" w:space="0" w:shadow="0" w:frame="0"/>
               <w:left w:val="single" w:color="666666" w:sz="6" w:space="0" w:shadow="0" w:frame="0"/>
@@ -20944,7 +20679,7 @@
         </w:tc>
         <w:tc>
           <w:tcPr>
-            <w:tcW w:type="dxa" w:w="850"/>
+            <w:tcW w:type="dxa" w:w="1000"/>
             <w:tcBorders>
               <w:top w:val="single" w:color="666666" w:sz="6" w:space="0" w:shadow="0" w:frame="0"/>
               <w:left w:val="single" w:color="666666" w:sz="6" w:space="0" w:shadow="0" w:frame="0"/>
@@ -20985,7 +20720,7 @@
         </w:trPr>
         <w:tc>
           <w:tcPr>
-            <w:tcW w:type="dxa" w:w="2965"/>
+            <w:tcW w:type="dxa" w:w="2652"/>
             <w:tcBorders>
               <w:top w:val="single" w:color="666666" w:sz="6" w:space="0" w:shadow="0" w:frame="0"/>
               <w:left w:val="single" w:color="666666" w:sz="6" w:space="0" w:shadow="0" w:frame="0"/>
@@ -21017,7 +20752,7 @@
         </w:tc>
         <w:tc>
           <w:tcPr>
-            <w:tcW w:type="dxa" w:w="5530"/>
+            <w:tcW w:type="dxa" w:w="5708"/>
             <w:tcBorders>
               <w:top w:val="single" w:color="666666" w:sz="6" w:space="0" w:shadow="0" w:frame="0"/>
               <w:left w:val="single" w:color="666666" w:sz="6" w:space="0" w:shadow="0" w:frame="0"/>
@@ -21049,7 +20784,7 @@
         </w:tc>
         <w:tc>
           <w:tcPr>
-            <w:tcW w:type="dxa" w:w="850"/>
+            <w:tcW w:type="dxa" w:w="1000"/>
             <w:tcBorders>
               <w:top w:val="single" w:color="666666" w:sz="6" w:space="0" w:shadow="0" w:frame="0"/>
               <w:left w:val="single" w:color="666666" w:sz="6" w:space="0" w:shadow="0" w:frame="0"/>
@@ -21090,7 +20825,7 @@
         </w:trPr>
         <w:tc>
           <w:tcPr>
-            <w:tcW w:type="dxa" w:w="2965"/>
+            <w:tcW w:type="dxa" w:w="2652"/>
             <w:tcBorders>
               <w:top w:val="single" w:color="666666" w:sz="6" w:space="0" w:shadow="0" w:frame="0"/>
               <w:left w:val="single" w:color="666666" w:sz="6" w:space="0" w:shadow="0" w:frame="0"/>
@@ -21122,7 +20857,7 @@
         </w:tc>
         <w:tc>
           <w:tcPr>
-            <w:tcW w:type="dxa" w:w="5530"/>
+            <w:tcW w:type="dxa" w:w="5708"/>
             <w:tcBorders>
               <w:top w:val="single" w:color="666666" w:sz="6" w:space="0" w:shadow="0" w:frame="0"/>
               <w:left w:val="single" w:color="666666" w:sz="6" w:space="0" w:shadow="0" w:frame="0"/>
@@ -21154,7 +20889,7 @@
         </w:tc>
         <w:tc>
           <w:tcPr>
-            <w:tcW w:type="dxa" w:w="850"/>
+            <w:tcW w:type="dxa" w:w="1000"/>
             <w:tcBorders>
               <w:top w:val="single" w:color="666666" w:sz="6" w:space="0" w:shadow="0" w:frame="0"/>
               <w:left w:val="single" w:color="666666" w:sz="6" w:space="0" w:shadow="0" w:frame="0"/>
@@ -21195,7 +20930,7 @@
         </w:trPr>
         <w:tc>
           <w:tcPr>
-            <w:tcW w:type="dxa" w:w="2965"/>
+            <w:tcW w:type="dxa" w:w="2652"/>
             <w:tcBorders>
               <w:top w:val="single" w:color="666666" w:sz="6" w:space="0" w:shadow="0" w:frame="0"/>
               <w:left w:val="single" w:color="666666" w:sz="6" w:space="0" w:shadow="0" w:frame="0"/>
@@ -21227,7 +20962,7 @@
         </w:tc>
         <w:tc>
           <w:tcPr>
-            <w:tcW w:type="dxa" w:w="5530"/>
+            <w:tcW w:type="dxa" w:w="5708"/>
             <w:tcBorders>
               <w:top w:val="single" w:color="666666" w:sz="6" w:space="0" w:shadow="0" w:frame="0"/>
               <w:left w:val="single" w:color="666666" w:sz="6" w:space="0" w:shadow="0" w:frame="0"/>
@@ -21259,7 +20994,7 @@
         </w:tc>
         <w:tc>
           <w:tcPr>
-            <w:tcW w:type="dxa" w:w="850"/>
+            <w:tcW w:type="dxa" w:w="1000"/>
             <w:tcBorders>
               <w:top w:val="single" w:color="666666" w:sz="6" w:space="0" w:shadow="0" w:frame="0"/>
               <w:left w:val="single" w:color="666666" w:sz="6" w:space="0" w:shadow="0" w:frame="0"/>
@@ -21300,7 +21035,7 @@
         </w:trPr>
         <w:tc>
           <w:tcPr>
-            <w:tcW w:type="dxa" w:w="2965"/>
+            <w:tcW w:type="dxa" w:w="2652"/>
             <w:tcBorders>
               <w:top w:val="single" w:color="666666" w:sz="6" w:space="0" w:shadow="0" w:frame="0"/>
               <w:left w:val="single" w:color="666666" w:sz="6" w:space="0" w:shadow="0" w:frame="0"/>
@@ -21332,7 +21067,7 @@
         </w:tc>
         <w:tc>
           <w:tcPr>
-            <w:tcW w:type="dxa" w:w="5530"/>
+            <w:tcW w:type="dxa" w:w="5708"/>
             <w:tcBorders>
               <w:top w:val="single" w:color="666666" w:sz="6" w:space="0" w:shadow="0" w:frame="0"/>
               <w:left w:val="single" w:color="666666" w:sz="6" w:space="0" w:shadow="0" w:frame="0"/>
@@ -21364,7 +21099,7 @@
         </w:tc>
         <w:tc>
           <w:tcPr>
-            <w:tcW w:type="dxa" w:w="850"/>
+            <w:tcW w:type="dxa" w:w="1000"/>
             <w:tcBorders>
               <w:top w:val="single" w:color="666666" w:sz="6" w:space="0" w:shadow="0" w:frame="0"/>
               <w:left w:val="single" w:color="666666" w:sz="6" w:space="0" w:shadow="0" w:frame="0"/>
@@ -21405,7 +21140,7 @@
         </w:trPr>
         <w:tc>
           <w:tcPr>
-            <w:tcW w:type="dxa" w:w="2965"/>
+            <w:tcW w:type="dxa" w:w="2652"/>
             <w:tcBorders>
               <w:top w:val="single" w:color="666666" w:sz="6" w:space="0" w:shadow="0" w:frame="0"/>
               <w:left w:val="single" w:color="666666" w:sz="6" w:space="0" w:shadow="0" w:frame="0"/>
@@ -21437,7 +21172,7 @@
         </w:tc>
         <w:tc>
           <w:tcPr>
-            <w:tcW w:type="dxa" w:w="5530"/>
+            <w:tcW w:type="dxa" w:w="5708"/>
             <w:tcBorders>
               <w:top w:val="single" w:color="666666" w:sz="6" w:space="0" w:shadow="0" w:frame="0"/>
               <w:left w:val="single" w:color="666666" w:sz="6" w:space="0" w:shadow="0" w:frame="0"/>
@@ -21469,7 +21204,7 @@
         </w:tc>
         <w:tc>
           <w:tcPr>
-            <w:tcW w:type="dxa" w:w="850"/>
+            <w:tcW w:type="dxa" w:w="1000"/>
             <w:tcBorders>
               <w:top w:val="single" w:color="666666" w:sz="6" w:space="0" w:shadow="0" w:frame="0"/>
               <w:left w:val="single" w:color="666666" w:sz="6" w:space="0" w:shadow="0" w:frame="0"/>
@@ -21510,7 +21245,7 @@
         </w:trPr>
         <w:tc>
           <w:tcPr>
-            <w:tcW w:type="dxa" w:w="2965"/>
+            <w:tcW w:type="dxa" w:w="2652"/>
             <w:tcBorders>
               <w:top w:val="single" w:color="666666" w:sz="6" w:space="0" w:shadow="0" w:frame="0"/>
               <w:left w:val="single" w:color="666666" w:sz="6" w:space="0" w:shadow="0" w:frame="0"/>
@@ -21542,7 +21277,7 @@
         </w:tc>
         <w:tc>
           <w:tcPr>
-            <w:tcW w:type="dxa" w:w="5530"/>
+            <w:tcW w:type="dxa" w:w="5708"/>
             <w:tcBorders>
               <w:top w:val="single" w:color="666666" w:sz="6" w:space="0" w:shadow="0" w:frame="0"/>
               <w:left w:val="single" w:color="666666" w:sz="6" w:space="0" w:shadow="0" w:frame="0"/>
@@ -21574,7 +21309,7 @@
         </w:tc>
         <w:tc>
           <w:tcPr>
-            <w:tcW w:type="dxa" w:w="850"/>
+            <w:tcW w:type="dxa" w:w="1000"/>
             <w:tcBorders>
               <w:top w:val="single" w:color="666666" w:sz="6" w:space="0" w:shadow="0" w:frame="0"/>
               <w:left w:val="single" w:color="666666" w:sz="6" w:space="0" w:shadow="0" w:frame="0"/>
@@ -21615,7 +21350,7 @@
         </w:trPr>
         <w:tc>
           <w:tcPr>
-            <w:tcW w:type="dxa" w:w="2965"/>
+            <w:tcW w:type="dxa" w:w="2652"/>
             <w:tcBorders>
               <w:top w:val="single" w:color="666666" w:sz="6" w:space="0" w:shadow="0" w:frame="0"/>
               <w:left w:val="single" w:color="666666" w:sz="6" w:space="0" w:shadow="0" w:frame="0"/>
@@ -21647,7 +21382,7 @@
         </w:tc>
         <w:tc>
           <w:tcPr>
-            <w:tcW w:type="dxa" w:w="5530"/>
+            <w:tcW w:type="dxa" w:w="5708"/>
             <w:tcBorders>
               <w:top w:val="single" w:color="666666" w:sz="6" w:space="0" w:shadow="0" w:frame="0"/>
               <w:left w:val="single" w:color="666666" w:sz="6" w:space="0" w:shadow="0" w:frame="0"/>
@@ -21679,7 +21414,7 @@
         </w:tc>
         <w:tc>
           <w:tcPr>
-            <w:tcW w:type="dxa" w:w="850"/>
+            <w:tcW w:type="dxa" w:w="1000"/>
             <w:tcBorders>
               <w:top w:val="single" w:color="666666" w:sz="6" w:space="0" w:shadow="0" w:frame="0"/>
               <w:left w:val="single" w:color="666666" w:sz="6" w:space="0" w:shadow="0" w:frame="0"/>
@@ -21720,7 +21455,7 @@
         </w:trPr>
         <w:tc>
           <w:tcPr>
-            <w:tcW w:type="dxa" w:w="2965"/>
+            <w:tcW w:type="dxa" w:w="2652"/>
             <w:tcBorders>
               <w:top w:val="single" w:color="666666" w:sz="6" w:space="0" w:shadow="0" w:frame="0"/>
               <w:left w:val="single" w:color="666666" w:sz="6" w:space="0" w:shadow="0" w:frame="0"/>
@@ -21752,7 +21487,7 @@
         </w:tc>
         <w:tc>
           <w:tcPr>
-            <w:tcW w:type="dxa" w:w="5530"/>
+            <w:tcW w:type="dxa" w:w="5708"/>
             <w:tcBorders>
               <w:top w:val="single" w:color="666666" w:sz="6" w:space="0" w:shadow="0" w:frame="0"/>
               <w:left w:val="single" w:color="666666" w:sz="6" w:space="0" w:shadow="0" w:frame="0"/>
@@ -21784,7 +21519,7 @@
         </w:tc>
         <w:tc>
           <w:tcPr>
-            <w:tcW w:type="dxa" w:w="850"/>
+            <w:tcW w:type="dxa" w:w="1000"/>
             <w:tcBorders>
               <w:top w:val="single" w:color="666666" w:sz="6" w:space="0" w:shadow="0" w:frame="0"/>
               <w:left w:val="single" w:color="666666" w:sz="6" w:space="0" w:shadow="0" w:frame="0"/>
@@ -21825,7 +21560,7 @@
         </w:trPr>
         <w:tc>
           <w:tcPr>
-            <w:tcW w:type="dxa" w:w="2965"/>
+            <w:tcW w:type="dxa" w:w="2652"/>
             <w:tcBorders>
               <w:top w:val="single" w:color="666666" w:sz="6" w:space="0" w:shadow="0" w:frame="0"/>
               <w:left w:val="single" w:color="666666" w:sz="6" w:space="0" w:shadow="0" w:frame="0"/>
@@ -21857,7 +21592,7 @@
         </w:tc>
         <w:tc>
           <w:tcPr>
-            <w:tcW w:type="dxa" w:w="5530"/>
+            <w:tcW w:type="dxa" w:w="5708"/>
             <w:tcBorders>
               <w:top w:val="single" w:color="666666" w:sz="6" w:space="0" w:shadow="0" w:frame="0"/>
               <w:left w:val="single" w:color="666666" w:sz="6" w:space="0" w:shadow="0" w:frame="0"/>
@@ -21889,7 +21624,7 @@
         </w:tc>
         <w:tc>
           <w:tcPr>
-            <w:tcW w:type="dxa" w:w="850"/>
+            <w:tcW w:type="dxa" w:w="1000"/>
             <w:tcBorders>
               <w:top w:val="single" w:color="666666" w:sz="6" w:space="0" w:shadow="0" w:frame="0"/>
               <w:left w:val="single" w:color="666666" w:sz="6" w:space="0" w:shadow="0" w:frame="0"/>
@@ -21930,7 +21665,7 @@
         </w:trPr>
         <w:tc>
           <w:tcPr>
-            <w:tcW w:type="dxa" w:w="2965"/>
+            <w:tcW w:type="dxa" w:w="2652"/>
             <w:tcBorders>
               <w:top w:val="single" w:color="666666" w:sz="6" w:space="0" w:shadow="0" w:frame="0"/>
               <w:left w:val="single" w:color="666666" w:sz="6" w:space="0" w:shadow="0" w:frame="0"/>
@@ -21962,7 +21697,7 @@
         </w:tc>
         <w:tc>
           <w:tcPr>
-            <w:tcW w:type="dxa" w:w="5530"/>
+            <w:tcW w:type="dxa" w:w="5708"/>
             <w:tcBorders>
               <w:top w:val="single" w:color="666666" w:sz="6" w:space="0" w:shadow="0" w:frame="0"/>
               <w:left w:val="single" w:color="666666" w:sz="6" w:space="0" w:shadow="0" w:frame="0"/>
@@ -21994,7 +21729,7 @@
         </w:tc>
         <w:tc>
           <w:tcPr>
-            <w:tcW w:type="dxa" w:w="850"/>
+            <w:tcW w:type="dxa" w:w="1000"/>
             <w:tcBorders>
               <w:top w:val="single" w:color="666666" w:sz="6" w:space="0" w:shadow="0" w:frame="0"/>
               <w:left w:val="single" w:color="666666" w:sz="6" w:space="0" w:shadow="0" w:frame="0"/>
@@ -22035,7 +21770,7 @@
         </w:trPr>
         <w:tc>
           <w:tcPr>
-            <w:tcW w:type="dxa" w:w="2965"/>
+            <w:tcW w:type="dxa" w:w="2652"/>
             <w:tcBorders>
               <w:top w:val="single" w:color="666666" w:sz="6" w:space="0" w:shadow="0" w:frame="0"/>
               <w:left w:val="single" w:color="666666" w:sz="6" w:space="0" w:shadow="0" w:frame="0"/>
@@ -22067,7 +21802,7 @@
         </w:tc>
         <w:tc>
           <w:tcPr>
-            <w:tcW w:type="dxa" w:w="5530"/>
+            <w:tcW w:type="dxa" w:w="5708"/>
             <w:tcBorders>
               <w:top w:val="single" w:color="666666" w:sz="6" w:space="0" w:shadow="0" w:frame="0"/>
               <w:left w:val="single" w:color="666666" w:sz="6" w:space="0" w:shadow="0" w:frame="0"/>
@@ -22099,7 +21834,7 @@
         </w:tc>
         <w:tc>
           <w:tcPr>
-            <w:tcW w:type="dxa" w:w="850"/>
+            <w:tcW w:type="dxa" w:w="1000"/>
             <w:tcBorders>
               <w:top w:val="single" w:color="666666" w:sz="6" w:space="0" w:shadow="0" w:frame="0"/>
               <w:left w:val="single" w:color="666666" w:sz="6" w:space="0" w:shadow="0" w:frame="0"/>
@@ -22140,7 +21875,7 @@
         </w:trPr>
         <w:tc>
           <w:tcPr>
-            <w:tcW w:type="dxa" w:w="2965"/>
+            <w:tcW w:type="dxa" w:w="2652"/>
             <w:tcBorders>
               <w:top w:val="single" w:color="666666" w:sz="6" w:space="0" w:shadow="0" w:frame="0"/>
               <w:left w:val="single" w:color="666666" w:sz="6" w:space="0" w:shadow="0" w:frame="0"/>
@@ -22172,7 +21907,7 @@
         </w:tc>
         <w:tc>
           <w:tcPr>
-            <w:tcW w:type="dxa" w:w="5530"/>
+            <w:tcW w:type="dxa" w:w="5708"/>
             <w:tcBorders>
               <w:top w:val="single" w:color="666666" w:sz="6" w:space="0" w:shadow="0" w:frame="0"/>
               <w:left w:val="single" w:color="666666" w:sz="6" w:space="0" w:shadow="0" w:frame="0"/>
@@ -22204,7 +21939,7 @@
         </w:tc>
         <w:tc>
           <w:tcPr>
-            <w:tcW w:type="dxa" w:w="850"/>
+            <w:tcW w:type="dxa" w:w="1000"/>
             <w:tcBorders>
               <w:top w:val="single" w:color="666666" w:sz="6" w:space="0" w:shadow="0" w:frame="0"/>
               <w:left w:val="single" w:color="666666" w:sz="6" w:space="0" w:shadow="0" w:frame="0"/>
@@ -22245,7 +21980,7 @@
         </w:trPr>
         <w:tc>
           <w:tcPr>
-            <w:tcW w:type="dxa" w:w="2965"/>
+            <w:tcW w:type="dxa" w:w="2652"/>
             <w:tcBorders>
               <w:top w:val="single" w:color="666666" w:sz="6" w:space="0" w:shadow="0" w:frame="0"/>
               <w:left w:val="single" w:color="666666" w:sz="6" w:space="0" w:shadow="0" w:frame="0"/>
@@ -22277,7 +22012,7 @@
         </w:tc>
         <w:tc>
           <w:tcPr>
-            <w:tcW w:type="dxa" w:w="5530"/>
+            <w:tcW w:type="dxa" w:w="5708"/>
             <w:tcBorders>
               <w:top w:val="single" w:color="666666" w:sz="6" w:space="0" w:shadow="0" w:frame="0"/>
               <w:left w:val="single" w:color="666666" w:sz="6" w:space="0" w:shadow="0" w:frame="0"/>
@@ -22309,7 +22044,7 @@
         </w:tc>
         <w:tc>
           <w:tcPr>
-            <w:tcW w:type="dxa" w:w="850"/>
+            <w:tcW w:type="dxa" w:w="1000"/>
             <w:tcBorders>
               <w:top w:val="single" w:color="666666" w:sz="6" w:space="0" w:shadow="0" w:frame="0"/>
               <w:left w:val="single" w:color="666666" w:sz="6" w:space="0" w:shadow="0" w:frame="0"/>
@@ -22350,7 +22085,7 @@
         </w:trPr>
         <w:tc>
           <w:tcPr>
-            <w:tcW w:type="dxa" w:w="2965"/>
+            <w:tcW w:type="dxa" w:w="2652"/>
             <w:tcBorders>
               <w:top w:val="single" w:color="666666" w:sz="6" w:space="0" w:shadow="0" w:frame="0"/>
               <w:left w:val="single" w:color="666666" w:sz="6" w:space="0" w:shadow="0" w:frame="0"/>
@@ -22382,7 +22117,7 @@
         </w:tc>
         <w:tc>
           <w:tcPr>
-            <w:tcW w:type="dxa" w:w="5530"/>
+            <w:tcW w:type="dxa" w:w="5708"/>
             <w:tcBorders>
               <w:top w:val="single" w:color="666666" w:sz="6" w:space="0" w:shadow="0" w:frame="0"/>
               <w:left w:val="single" w:color="666666" w:sz="6" w:space="0" w:shadow="0" w:frame="0"/>
@@ -22414,7 +22149,7 @@
         </w:tc>
         <w:tc>
           <w:tcPr>
-            <w:tcW w:type="dxa" w:w="850"/>
+            <w:tcW w:type="dxa" w:w="1000"/>
             <w:tcBorders>
               <w:top w:val="single" w:color="666666" w:sz="6" w:space="0" w:shadow="0" w:frame="0"/>
               <w:left w:val="single" w:color="666666" w:sz="6" w:space="0" w:shadow="0" w:frame="0"/>
@@ -22455,7 +22190,7 @@
         </w:trPr>
         <w:tc>
           <w:tcPr>
-            <w:tcW w:type="dxa" w:w="2965"/>
+            <w:tcW w:type="dxa" w:w="2652"/>
             <w:tcBorders>
               <w:top w:val="single" w:color="666666" w:sz="6" w:space="0" w:shadow="0" w:frame="0"/>
               <w:left w:val="single" w:color="666666" w:sz="6" w:space="0" w:shadow="0" w:frame="0"/>
@@ -22487,7 +22222,7 @@
         </w:tc>
         <w:tc>
           <w:tcPr>
-            <w:tcW w:type="dxa" w:w="5530"/>
+            <w:tcW w:type="dxa" w:w="5708"/>
             <w:tcBorders>
               <w:top w:val="single" w:color="666666" w:sz="6" w:space="0" w:shadow="0" w:frame="0"/>
               <w:left w:val="single" w:color="666666" w:sz="6" w:space="0" w:shadow="0" w:frame="0"/>
@@ -22519,7 +22254,7 @@
         </w:tc>
         <w:tc>
           <w:tcPr>
-            <w:tcW w:type="dxa" w:w="850"/>
+            <w:tcW w:type="dxa" w:w="1000"/>
             <w:tcBorders>
               <w:top w:val="single" w:color="666666" w:sz="6" w:space="0" w:shadow="0" w:frame="0"/>
               <w:left w:val="single" w:color="666666" w:sz="6" w:space="0" w:shadow="0" w:frame="0"/>
@@ -22560,7 +22295,7 @@
         </w:trPr>
         <w:tc>
           <w:tcPr>
-            <w:tcW w:type="dxa" w:w="2965"/>
+            <w:tcW w:type="dxa" w:w="2652"/>
             <w:tcBorders>
               <w:top w:val="single" w:color="666666" w:sz="6" w:space="0" w:shadow="0" w:frame="0"/>
               <w:left w:val="single" w:color="666666" w:sz="6" w:space="0" w:shadow="0" w:frame="0"/>
@@ -22592,7 +22327,7 @@
         </w:tc>
         <w:tc>
           <w:tcPr>
-            <w:tcW w:type="dxa" w:w="5530"/>
+            <w:tcW w:type="dxa" w:w="5708"/>
             <w:tcBorders>
               <w:top w:val="single" w:color="666666" w:sz="6" w:space="0" w:shadow="0" w:frame="0"/>
               <w:left w:val="single" w:color="666666" w:sz="6" w:space="0" w:shadow="0" w:frame="0"/>
@@ -22624,7 +22359,7 @@
         </w:tc>
         <w:tc>
           <w:tcPr>
-            <w:tcW w:type="dxa" w:w="850"/>
+            <w:tcW w:type="dxa" w:w="1000"/>
             <w:tcBorders>
               <w:top w:val="single" w:color="666666" w:sz="6" w:space="0" w:shadow="0" w:frame="0"/>
               <w:left w:val="single" w:color="666666" w:sz="6" w:space="0" w:shadow="0" w:frame="0"/>
@@ -22665,7 +22400,7 @@
         </w:trPr>
         <w:tc>
           <w:tcPr>
-            <w:tcW w:type="dxa" w:w="2965"/>
+            <w:tcW w:type="dxa" w:w="2652"/>
             <w:tcBorders>
               <w:top w:val="single" w:color="666666" w:sz="6" w:space="0" w:shadow="0" w:frame="0"/>
               <w:left w:val="single" w:color="666666" w:sz="6" w:space="0" w:shadow="0" w:frame="0"/>
@@ -22697,7 +22432,7 @@
         </w:tc>
         <w:tc>
           <w:tcPr>
-            <w:tcW w:type="dxa" w:w="5530"/>
+            <w:tcW w:type="dxa" w:w="5708"/>
             <w:tcBorders>
               <w:top w:val="single" w:color="666666" w:sz="6" w:space="0" w:shadow="0" w:frame="0"/>
               <w:left w:val="single" w:color="666666" w:sz="6" w:space="0" w:shadow="0" w:frame="0"/>
@@ -22729,7 +22464,7 @@
         </w:tc>
         <w:tc>
           <w:tcPr>
-            <w:tcW w:type="dxa" w:w="850"/>
+            <w:tcW w:type="dxa" w:w="1000"/>
             <w:tcBorders>
               <w:top w:val="single" w:color="666666" w:sz="6" w:space="0" w:shadow="0" w:frame="0"/>
               <w:left w:val="single" w:color="666666" w:sz="6" w:space="0" w:shadow="0" w:frame="0"/>
@@ -22770,7 +22505,7 @@
         </w:trPr>
         <w:tc>
           <w:tcPr>
-            <w:tcW w:type="dxa" w:w="2965"/>
+            <w:tcW w:type="dxa" w:w="2652"/>
             <w:tcBorders>
               <w:top w:val="single" w:color="666666" w:sz="6" w:space="0" w:shadow="0" w:frame="0"/>
               <w:left w:val="single" w:color="666666" w:sz="6" w:space="0" w:shadow="0" w:frame="0"/>
@@ -22802,7 +22537,7 @@
         </w:tc>
         <w:tc>
           <w:tcPr>
-            <w:tcW w:type="dxa" w:w="5530"/>
+            <w:tcW w:type="dxa" w:w="5708"/>
             <w:tcBorders>
               <w:top w:val="single" w:color="666666" w:sz="6" w:space="0" w:shadow="0" w:frame="0"/>
               <w:left w:val="single" w:color="666666" w:sz="6" w:space="0" w:shadow="0" w:frame="0"/>
@@ -22834,7 +22569,7 @@
         </w:tc>
         <w:tc>
           <w:tcPr>
-            <w:tcW w:type="dxa" w:w="850"/>
+            <w:tcW w:type="dxa" w:w="1000"/>
             <w:tcBorders>
               <w:top w:val="single" w:color="666666" w:sz="6" w:space="0" w:shadow="0" w:frame="0"/>
               <w:left w:val="single" w:color="666666" w:sz="6" w:space="0" w:shadow="0" w:frame="0"/>
@@ -23014,9 +22749,9 @@
     </w:p>
     <w:tbl>
       <w:tblPr>
-        <w:tblW w:w="9237" w:type="dxa"/>
+        <w:tblW w:w="9360" w:type="dxa"/>
         <w:jc w:val="left"/>
-        <w:tblInd w:w="756" w:type="dxa"/>
+        <w:tblInd w:w="0" w:type="dxa"/>
         <w:tblBorders>
           <w:top w:val="single" w:color="ffffff" w:sz="8" w:space="0" w:shadow="0" w:frame="0"/>
           <w:left w:val="single" w:color="ffffff" w:sz="8" w:space="0" w:shadow="0" w:frame="0"/>
@@ -23029,9 +22764,9 @@
         <w:tblLayout w:type="fixed"/>
       </w:tblPr>
       <w:tblGrid>
-        <w:gridCol w:w="2925"/>
-        <w:gridCol w:w="5462"/>
-        <w:gridCol w:w="850"/>
+        <w:gridCol w:w="2647"/>
+        <w:gridCol w:w="5713"/>
+        <w:gridCol w:w="1000"/>
       </w:tblGrid>
       <w:tr>
         <w:tblPrEx>
@@ -23042,7 +22777,7 @@
         </w:trPr>
         <w:tc>
           <w:tcPr>
-            <w:tcW w:type="dxa" w:w="2925"/>
+            <w:tcW w:type="dxa" w:w="2647"/>
             <w:tcBorders>
               <w:top w:val="single" w:color="666666" w:sz="6" w:space="0" w:shadow="0" w:frame="0"/>
               <w:left w:val="single" w:color="666666" w:sz="6" w:space="0" w:shadow="0" w:frame="0"/>
@@ -23062,7 +22797,7 @@
         </w:tc>
         <w:tc>
           <w:tcPr>
-            <w:tcW w:type="dxa" w:w="5462"/>
+            <w:tcW w:type="dxa" w:w="5713"/>
             <w:tcBorders>
               <w:top w:val="single" w:color="666666" w:sz="6" w:space="0" w:shadow="0" w:frame="0"/>
               <w:left w:val="single" w:color="666666" w:sz="6" w:space="0" w:shadow="0" w:frame="0"/>
@@ -23082,7 +22817,7 @@
         </w:tc>
         <w:tc>
           <w:tcPr>
-            <w:tcW w:type="dxa" w:w="850"/>
+            <w:tcW w:type="dxa" w:w="1000"/>
             <w:tcBorders>
               <w:top w:val="single" w:color="666666" w:sz="6" w:space="0" w:shadow="0" w:frame="0"/>
               <w:left w:val="single" w:color="666666" w:sz="6" w:space="0" w:shadow="0" w:frame="0"/>
@@ -23110,7 +22845,7 @@
         </w:trPr>
         <w:tc>
           <w:tcPr>
-            <w:tcW w:type="dxa" w:w="2925"/>
+            <w:tcW w:type="dxa" w:w="2647"/>
             <w:tcBorders>
               <w:top w:val="single" w:color="666666" w:sz="6" w:space="0" w:shadow="0" w:frame="0"/>
               <w:left w:val="single" w:color="666666" w:sz="6" w:space="0" w:shadow="0" w:frame="0"/>
@@ -23142,7 +22877,7 @@
         </w:tc>
         <w:tc>
           <w:tcPr>
-            <w:tcW w:type="dxa" w:w="5462"/>
+            <w:tcW w:type="dxa" w:w="5713"/>
             <w:tcBorders>
               <w:top w:val="single" w:color="666666" w:sz="6" w:space="0" w:shadow="0" w:frame="0"/>
               <w:left w:val="single" w:color="666666" w:sz="6" w:space="0" w:shadow="0" w:frame="0"/>
@@ -23174,7 +22909,7 @@
         </w:tc>
         <w:tc>
           <w:tcPr>
-            <w:tcW w:type="dxa" w:w="850"/>
+            <w:tcW w:type="dxa" w:w="1000"/>
             <w:tcBorders>
               <w:top w:val="single" w:color="666666" w:sz="6" w:space="0" w:shadow="0" w:frame="0"/>
               <w:left w:val="single" w:color="666666" w:sz="6" w:space="0" w:shadow="0" w:frame="0"/>
@@ -23215,7 +22950,7 @@
         </w:trPr>
         <w:tc>
           <w:tcPr>
-            <w:tcW w:type="dxa" w:w="2925"/>
+            <w:tcW w:type="dxa" w:w="2647"/>
             <w:tcBorders>
               <w:top w:val="single" w:color="666666" w:sz="6" w:space="0" w:shadow="0" w:frame="0"/>
               <w:left w:val="single" w:color="666666" w:sz="6" w:space="0" w:shadow="0" w:frame="0"/>
@@ -23247,7 +22982,7 @@
         </w:tc>
         <w:tc>
           <w:tcPr>
-            <w:tcW w:type="dxa" w:w="5462"/>
+            <w:tcW w:type="dxa" w:w="5713"/>
             <w:tcBorders>
               <w:top w:val="single" w:color="666666" w:sz="6" w:space="0" w:shadow="0" w:frame="0"/>
               <w:left w:val="single" w:color="666666" w:sz="6" w:space="0" w:shadow="0" w:frame="0"/>
@@ -23279,7 +23014,7 @@
         </w:tc>
         <w:tc>
           <w:tcPr>
-            <w:tcW w:type="dxa" w:w="850"/>
+            <w:tcW w:type="dxa" w:w="1000"/>
             <w:tcBorders>
               <w:top w:val="single" w:color="666666" w:sz="6" w:space="0" w:shadow="0" w:frame="0"/>
               <w:left w:val="single" w:color="666666" w:sz="6" w:space="0" w:shadow="0" w:frame="0"/>
@@ -23320,7 +23055,7 @@
         </w:trPr>
         <w:tc>
           <w:tcPr>
-            <w:tcW w:type="dxa" w:w="2925"/>
+            <w:tcW w:type="dxa" w:w="2647"/>
             <w:tcBorders>
               <w:top w:val="single" w:color="666666" w:sz="6" w:space="0" w:shadow="0" w:frame="0"/>
               <w:left w:val="single" w:color="666666" w:sz="6" w:space="0" w:shadow="0" w:frame="0"/>
@@ -23352,7 +23087,7 @@
         </w:tc>
         <w:tc>
           <w:tcPr>
-            <w:tcW w:type="dxa" w:w="5462"/>
+            <w:tcW w:type="dxa" w:w="5713"/>
             <w:tcBorders>
               <w:top w:val="single" w:color="666666" w:sz="6" w:space="0" w:shadow="0" w:frame="0"/>
               <w:left w:val="single" w:color="666666" w:sz="6" w:space="0" w:shadow="0" w:frame="0"/>
@@ -23384,7 +23119,7 @@
         </w:tc>
         <w:tc>
           <w:tcPr>
-            <w:tcW w:type="dxa" w:w="850"/>
+            <w:tcW w:type="dxa" w:w="1000"/>
             <w:tcBorders>
               <w:top w:val="single" w:color="666666" w:sz="6" w:space="0" w:shadow="0" w:frame="0"/>
               <w:left w:val="single" w:color="666666" w:sz="6" w:space="0" w:shadow="0" w:frame="0"/>
@@ -23425,7 +23160,7 @@
         </w:trPr>
         <w:tc>
           <w:tcPr>
-            <w:tcW w:type="dxa" w:w="2925"/>
+            <w:tcW w:type="dxa" w:w="2647"/>
             <w:tcBorders>
               <w:top w:val="single" w:color="666666" w:sz="6" w:space="0" w:shadow="0" w:frame="0"/>
               <w:left w:val="single" w:color="666666" w:sz="6" w:space="0" w:shadow="0" w:frame="0"/>
@@ -23457,7 +23192,7 @@
         </w:tc>
         <w:tc>
           <w:tcPr>
-            <w:tcW w:type="dxa" w:w="5462"/>
+            <w:tcW w:type="dxa" w:w="5713"/>
             <w:tcBorders>
               <w:top w:val="single" w:color="666666" w:sz="6" w:space="0" w:shadow="0" w:frame="0"/>
               <w:left w:val="single" w:color="666666" w:sz="6" w:space="0" w:shadow="0" w:frame="0"/>
@@ -23489,7 +23224,7 @@
         </w:tc>
         <w:tc>
           <w:tcPr>
-            <w:tcW w:type="dxa" w:w="850"/>
+            <w:tcW w:type="dxa" w:w="1000"/>
             <w:tcBorders>
               <w:top w:val="single" w:color="666666" w:sz="6" w:space="0" w:shadow="0" w:frame="0"/>
               <w:left w:val="single" w:color="666666" w:sz="6" w:space="0" w:shadow="0" w:frame="0"/>
@@ -23530,7 +23265,7 @@
         </w:trPr>
         <w:tc>
           <w:tcPr>
-            <w:tcW w:type="dxa" w:w="2925"/>
+            <w:tcW w:type="dxa" w:w="2647"/>
             <w:tcBorders>
               <w:top w:val="single" w:color="666666" w:sz="6" w:space="0" w:shadow="0" w:frame="0"/>
               <w:left w:val="single" w:color="666666" w:sz="6" w:space="0" w:shadow="0" w:frame="0"/>
@@ -23562,7 +23297,7 @@
         </w:tc>
         <w:tc>
           <w:tcPr>
-            <w:tcW w:type="dxa" w:w="5462"/>
+            <w:tcW w:type="dxa" w:w="5713"/>
             <w:tcBorders>
               <w:top w:val="single" w:color="666666" w:sz="6" w:space="0" w:shadow="0" w:frame="0"/>
               <w:left w:val="single" w:color="666666" w:sz="6" w:space="0" w:shadow="0" w:frame="0"/>
@@ -23594,7 +23329,7 @@
         </w:tc>
         <w:tc>
           <w:tcPr>
-            <w:tcW w:type="dxa" w:w="850"/>
+            <w:tcW w:type="dxa" w:w="1000"/>
             <w:tcBorders>
               <w:top w:val="single" w:color="666666" w:sz="6" w:space="0" w:shadow="0" w:frame="0"/>
               <w:left w:val="single" w:color="666666" w:sz="6" w:space="0" w:shadow="0" w:frame="0"/>
@@ -23688,7 +23423,7 @@
       <w:tblPr>
         <w:tblW w:w="9360" w:type="dxa"/>
         <w:jc w:val="left"/>
-        <w:tblInd w:w="864" w:type="dxa"/>
+        <w:tblInd w:w="0" w:type="dxa"/>
         <w:tblBorders>
           <w:top w:val="single" w:color="ffffff" w:sz="8" w:space="0" w:shadow="0" w:frame="0"/>
           <w:left w:val="single" w:color="ffffff" w:sz="8" w:space="0" w:shadow="0" w:frame="0"/>
@@ -23701,9 +23436,9 @@
         <w:tblLayout w:type="fixed"/>
       </w:tblPr>
       <w:tblGrid>
-        <w:gridCol w:w="2970"/>
-        <w:gridCol w:w="5540"/>
-        <w:gridCol w:w="850"/>
+        <w:gridCol w:w="2653"/>
+        <w:gridCol w:w="5707"/>
+        <w:gridCol w:w="1000"/>
       </w:tblGrid>
       <w:tr>
         <w:tblPrEx>
@@ -23714,7 +23449,7 @@
         </w:trPr>
         <w:tc>
           <w:tcPr>
-            <w:tcW w:type="dxa" w:w="2970"/>
+            <w:tcW w:type="dxa" w:w="2653"/>
             <w:tcBorders>
               <w:top w:val="single" w:color="666666" w:sz="6" w:space="0" w:shadow="0" w:frame="0"/>
               <w:left w:val="single" w:color="666666" w:sz="6" w:space="0" w:shadow="0" w:frame="0"/>
@@ -23734,7 +23469,7 @@
         </w:tc>
         <w:tc>
           <w:tcPr>
-            <w:tcW w:type="dxa" w:w="5540"/>
+            <w:tcW w:type="dxa" w:w="5707"/>
             <w:tcBorders>
               <w:top w:val="single" w:color="666666" w:sz="6" w:space="0" w:shadow="0" w:frame="0"/>
               <w:left w:val="single" w:color="666666" w:sz="6" w:space="0" w:shadow="0" w:frame="0"/>
@@ -23754,7 +23489,7 @@
         </w:tc>
         <w:tc>
           <w:tcPr>
-            <w:tcW w:type="dxa" w:w="850"/>
+            <w:tcW w:type="dxa" w:w="1000"/>
             <w:tcBorders>
               <w:top w:val="single" w:color="666666" w:sz="6" w:space="0" w:shadow="0" w:frame="0"/>
               <w:left w:val="single" w:color="666666" w:sz="6" w:space="0" w:shadow="0" w:frame="0"/>
@@ -23782,7 +23517,7 @@
         </w:trPr>
         <w:tc>
           <w:tcPr>
-            <w:tcW w:type="dxa" w:w="2970"/>
+            <w:tcW w:type="dxa" w:w="2653"/>
             <w:tcBorders>
               <w:top w:val="single" w:color="666666" w:sz="6" w:space="0" w:shadow="0" w:frame="0"/>
               <w:left w:val="single" w:color="666666" w:sz="6" w:space="0" w:shadow="0" w:frame="0"/>
@@ -23814,7 +23549,7 @@
         </w:tc>
         <w:tc>
           <w:tcPr>
-            <w:tcW w:type="dxa" w:w="5540"/>
+            <w:tcW w:type="dxa" w:w="5707"/>
             <w:tcBorders>
               <w:top w:val="single" w:color="666666" w:sz="6" w:space="0" w:shadow="0" w:frame="0"/>
               <w:left w:val="single" w:color="666666" w:sz="6" w:space="0" w:shadow="0" w:frame="0"/>
@@ -23846,7 +23581,7 @@
         </w:tc>
         <w:tc>
           <w:tcPr>
-            <w:tcW w:type="dxa" w:w="850"/>
+            <w:tcW w:type="dxa" w:w="1000"/>
             <w:tcBorders>
               <w:top w:val="single" w:color="666666" w:sz="6" w:space="0" w:shadow="0" w:frame="0"/>
               <w:left w:val="single" w:color="666666" w:sz="6" w:space="0" w:shadow="0" w:frame="0"/>
@@ -23887,7 +23622,7 @@
         </w:trPr>
         <w:tc>
           <w:tcPr>
-            <w:tcW w:type="dxa" w:w="2970"/>
+            <w:tcW w:type="dxa" w:w="2653"/>
             <w:tcBorders>
               <w:top w:val="single" w:color="666666" w:sz="6" w:space="0" w:shadow="0" w:frame="0"/>
               <w:left w:val="single" w:color="666666" w:sz="6" w:space="0" w:shadow="0" w:frame="0"/>
@@ -23919,7 +23654,7 @@
         </w:tc>
         <w:tc>
           <w:tcPr>
-            <w:tcW w:type="dxa" w:w="5540"/>
+            <w:tcW w:type="dxa" w:w="5707"/>
             <w:tcBorders>
               <w:top w:val="single" w:color="666666" w:sz="6" w:space="0" w:shadow="0" w:frame="0"/>
               <w:left w:val="single" w:color="666666" w:sz="6" w:space="0" w:shadow="0" w:frame="0"/>
@@ -23951,7 +23686,7 @@
         </w:tc>
         <w:tc>
           <w:tcPr>
-            <w:tcW w:type="dxa" w:w="850"/>
+            <w:tcW w:type="dxa" w:w="1000"/>
             <w:tcBorders>
               <w:top w:val="single" w:color="666666" w:sz="6" w:space="0" w:shadow="0" w:frame="0"/>
               <w:left w:val="single" w:color="666666" w:sz="6" w:space="0" w:shadow="0" w:frame="0"/>
@@ -23992,7 +23727,7 @@
         </w:trPr>
         <w:tc>
           <w:tcPr>
-            <w:tcW w:type="dxa" w:w="2970"/>
+            <w:tcW w:type="dxa" w:w="2653"/>
             <w:tcBorders>
               <w:top w:val="single" w:color="666666" w:sz="6" w:space="0" w:shadow="0" w:frame="0"/>
               <w:left w:val="single" w:color="666666" w:sz="6" w:space="0" w:shadow="0" w:frame="0"/>
@@ -24024,7 +23759,7 @@
         </w:tc>
         <w:tc>
           <w:tcPr>
-            <w:tcW w:type="dxa" w:w="5540"/>
+            <w:tcW w:type="dxa" w:w="5707"/>
             <w:tcBorders>
               <w:top w:val="single" w:color="666666" w:sz="6" w:space="0" w:shadow="0" w:frame="0"/>
               <w:left w:val="single" w:color="666666" w:sz="6" w:space="0" w:shadow="0" w:frame="0"/>
@@ -24056,7 +23791,7 @@
         </w:tc>
         <w:tc>
           <w:tcPr>
-            <w:tcW w:type="dxa" w:w="850"/>
+            <w:tcW w:type="dxa" w:w="1000"/>
             <w:tcBorders>
               <w:top w:val="single" w:color="666666" w:sz="6" w:space="0" w:shadow="0" w:frame="0"/>
               <w:left w:val="single" w:color="666666" w:sz="6" w:space="0" w:shadow="0" w:frame="0"/>
@@ -24097,7 +23832,7 @@
         </w:trPr>
         <w:tc>
           <w:tcPr>
-            <w:tcW w:type="dxa" w:w="2970"/>
+            <w:tcW w:type="dxa" w:w="2653"/>
             <w:tcBorders>
               <w:top w:val="single" w:color="666666" w:sz="6" w:space="0" w:shadow="0" w:frame="0"/>
               <w:left w:val="single" w:color="666666" w:sz="6" w:space="0" w:shadow="0" w:frame="0"/>
@@ -24129,7 +23864,7 @@
         </w:tc>
         <w:tc>
           <w:tcPr>
-            <w:tcW w:type="dxa" w:w="5540"/>
+            <w:tcW w:type="dxa" w:w="5707"/>
             <w:tcBorders>
               <w:top w:val="single" w:color="666666" w:sz="6" w:space="0" w:shadow="0" w:frame="0"/>
               <w:left w:val="single" w:color="666666" w:sz="6" w:space="0" w:shadow="0" w:frame="0"/>
@@ -24161,7 +23896,7 @@
         </w:tc>
         <w:tc>
           <w:tcPr>
-            <w:tcW w:type="dxa" w:w="850"/>
+            <w:tcW w:type="dxa" w:w="1000"/>
             <w:tcBorders>
               <w:top w:val="single" w:color="666666" w:sz="6" w:space="0" w:shadow="0" w:frame="0"/>
               <w:left w:val="single" w:color="666666" w:sz="6" w:space="0" w:shadow="0" w:frame="0"/>
@@ -24202,7 +23937,7 @@
         </w:trPr>
         <w:tc>
           <w:tcPr>
-            <w:tcW w:type="dxa" w:w="2970"/>
+            <w:tcW w:type="dxa" w:w="2653"/>
             <w:tcBorders>
               <w:top w:val="single" w:color="666666" w:sz="6" w:space="0" w:shadow="0" w:frame="0"/>
               <w:left w:val="single" w:color="666666" w:sz="6" w:space="0" w:shadow="0" w:frame="0"/>
@@ -24234,7 +23969,7 @@
         </w:tc>
         <w:tc>
           <w:tcPr>
-            <w:tcW w:type="dxa" w:w="5540"/>
+            <w:tcW w:type="dxa" w:w="5707"/>
             <w:tcBorders>
               <w:top w:val="single" w:color="666666" w:sz="6" w:space="0" w:shadow="0" w:frame="0"/>
               <w:left w:val="single" w:color="666666" w:sz="6" w:space="0" w:shadow="0" w:frame="0"/>
@@ -24266,7 +24001,7 @@
         </w:tc>
         <w:tc>
           <w:tcPr>
-            <w:tcW w:type="dxa" w:w="850"/>
+            <w:tcW w:type="dxa" w:w="1000"/>
             <w:tcBorders>
               <w:top w:val="single" w:color="666666" w:sz="6" w:space="0" w:shadow="0" w:frame="0"/>
               <w:left w:val="single" w:color="666666" w:sz="6" w:space="0" w:shadow="0" w:frame="0"/>
@@ -24307,7 +24042,7 @@
         </w:trPr>
         <w:tc>
           <w:tcPr>
-            <w:tcW w:type="dxa" w:w="2970"/>
+            <w:tcW w:type="dxa" w:w="2653"/>
             <w:tcBorders>
               <w:top w:val="single" w:color="666666" w:sz="6" w:space="0" w:shadow="0" w:frame="0"/>
               <w:left w:val="single" w:color="666666" w:sz="6" w:space="0" w:shadow="0" w:frame="0"/>
@@ -24339,7 +24074,7 @@
         </w:tc>
         <w:tc>
           <w:tcPr>
-            <w:tcW w:type="dxa" w:w="5540"/>
+            <w:tcW w:type="dxa" w:w="5707"/>
             <w:tcBorders>
               <w:top w:val="single" w:color="666666" w:sz="6" w:space="0" w:shadow="0" w:frame="0"/>
               <w:left w:val="single" w:color="666666" w:sz="6" w:space="0" w:shadow="0" w:frame="0"/>
@@ -24371,7 +24106,7 @@
         </w:tc>
         <w:tc>
           <w:tcPr>
-            <w:tcW w:type="dxa" w:w="850"/>
+            <w:tcW w:type="dxa" w:w="1000"/>
             <w:tcBorders>
               <w:top w:val="single" w:color="666666" w:sz="6" w:space="0" w:shadow="0" w:frame="0"/>
               <w:left w:val="single" w:color="666666" w:sz="6" w:space="0" w:shadow="0" w:frame="0"/>
@@ -24412,7 +24147,7 @@
         </w:trPr>
         <w:tc>
           <w:tcPr>
-            <w:tcW w:type="dxa" w:w="2970"/>
+            <w:tcW w:type="dxa" w:w="2653"/>
             <w:tcBorders>
               <w:top w:val="single" w:color="666666" w:sz="6" w:space="0" w:shadow="0" w:frame="0"/>
               <w:left w:val="single" w:color="666666" w:sz="6" w:space="0" w:shadow="0" w:frame="0"/>
@@ -24452,7 +24187,7 @@
         </w:tc>
         <w:tc>
           <w:tcPr>
-            <w:tcW w:type="dxa" w:w="5540"/>
+            <w:tcW w:type="dxa" w:w="5707"/>
             <w:tcBorders>
               <w:top w:val="single" w:color="666666" w:sz="6" w:space="0" w:shadow="0" w:frame="0"/>
               <w:left w:val="single" w:color="666666" w:sz="6" w:space="0" w:shadow="0" w:frame="0"/>
@@ -24484,7 +24219,7 @@
         </w:tc>
         <w:tc>
           <w:tcPr>
-            <w:tcW w:type="dxa" w:w="850"/>
+            <w:tcW w:type="dxa" w:w="1000"/>
             <w:tcBorders>
               <w:top w:val="single" w:color="666666" w:sz="6" w:space="0" w:shadow="0" w:frame="0"/>
               <w:left w:val="single" w:color="666666" w:sz="6" w:space="0" w:shadow="0" w:frame="0"/>
@@ -24525,7 +24260,7 @@
         </w:trPr>
         <w:tc>
           <w:tcPr>
-            <w:tcW w:type="dxa" w:w="2970"/>
+            <w:tcW w:type="dxa" w:w="2653"/>
             <w:tcBorders>
               <w:top w:val="single" w:color="666666" w:sz="6" w:space="0" w:shadow="0" w:frame="0"/>
               <w:left w:val="single" w:color="666666" w:sz="6" w:space="0" w:shadow="0" w:frame="0"/>
@@ -24565,7 +24300,7 @@
         </w:tc>
         <w:tc>
           <w:tcPr>
-            <w:tcW w:type="dxa" w:w="5540"/>
+            <w:tcW w:type="dxa" w:w="5707"/>
             <w:tcBorders>
               <w:top w:val="single" w:color="666666" w:sz="6" w:space="0" w:shadow="0" w:frame="0"/>
               <w:left w:val="single" w:color="666666" w:sz="6" w:space="0" w:shadow="0" w:frame="0"/>
@@ -24597,7 +24332,7 @@
         </w:tc>
         <w:tc>
           <w:tcPr>
-            <w:tcW w:type="dxa" w:w="850"/>
+            <w:tcW w:type="dxa" w:w="1000"/>
             <w:tcBorders>
               <w:top w:val="single" w:color="666666" w:sz="6" w:space="0" w:shadow="0" w:frame="0"/>
               <w:left w:val="single" w:color="666666" w:sz="6" w:space="0" w:shadow="0" w:frame="0"/>
@@ -24638,7 +24373,7 @@
         </w:trPr>
         <w:tc>
           <w:tcPr>
-            <w:tcW w:type="dxa" w:w="2970"/>
+            <w:tcW w:type="dxa" w:w="2653"/>
             <w:tcBorders>
               <w:top w:val="single" w:color="666666" w:sz="6" w:space="0" w:shadow="0" w:frame="0"/>
               <w:left w:val="single" w:color="666666" w:sz="6" w:space="0" w:shadow="0" w:frame="0"/>
@@ -24678,7 +24413,7 @@
         </w:tc>
         <w:tc>
           <w:tcPr>
-            <w:tcW w:type="dxa" w:w="5540"/>
+            <w:tcW w:type="dxa" w:w="5707"/>
             <w:tcBorders>
               <w:top w:val="single" w:color="666666" w:sz="6" w:space="0" w:shadow="0" w:frame="0"/>
               <w:left w:val="single" w:color="666666" w:sz="6" w:space="0" w:shadow="0" w:frame="0"/>
@@ -24710,7 +24445,7 @@
         </w:tc>
         <w:tc>
           <w:tcPr>
-            <w:tcW w:type="dxa" w:w="850"/>
+            <w:tcW w:type="dxa" w:w="1000"/>
             <w:tcBorders>
               <w:top w:val="single" w:color="666666" w:sz="6" w:space="0" w:shadow="0" w:frame="0"/>
               <w:left w:val="single" w:color="666666" w:sz="6" w:space="0" w:shadow="0" w:frame="0"/>
@@ -24751,7 +24486,7 @@
         </w:trPr>
         <w:tc>
           <w:tcPr>
-            <w:tcW w:type="dxa" w:w="2970"/>
+            <w:tcW w:type="dxa" w:w="2653"/>
             <w:tcBorders>
               <w:top w:val="single" w:color="666666" w:sz="6" w:space="0" w:shadow="0" w:frame="0"/>
               <w:left w:val="single" w:color="666666" w:sz="6" w:space="0" w:shadow="0" w:frame="0"/>
@@ -24783,7 +24518,7 @@
         </w:tc>
         <w:tc>
           <w:tcPr>
-            <w:tcW w:type="dxa" w:w="5540"/>
+            <w:tcW w:type="dxa" w:w="5707"/>
             <w:tcBorders>
               <w:top w:val="single" w:color="666666" w:sz="6" w:space="0" w:shadow="0" w:frame="0"/>
               <w:left w:val="single" w:color="666666" w:sz="6" w:space="0" w:shadow="0" w:frame="0"/>
@@ -24815,7 +24550,7 @@
         </w:tc>
         <w:tc>
           <w:tcPr>
-            <w:tcW w:type="dxa" w:w="850"/>
+            <w:tcW w:type="dxa" w:w="1000"/>
             <w:tcBorders>
               <w:top w:val="single" w:color="666666" w:sz="6" w:space="0" w:shadow="0" w:frame="0"/>
               <w:left w:val="single" w:color="666666" w:sz="6" w:space="0" w:shadow="0" w:frame="0"/>
@@ -24972,9 +24707,9 @@
     </w:p>
     <w:tbl>
       <w:tblPr>
-        <w:tblW w:w="8913" w:type="dxa"/>
+        <w:tblW w:w="9360" w:type="dxa"/>
         <w:jc w:val="left"/>
-        <w:tblInd w:w="864" w:type="dxa"/>
+        <w:tblInd w:w="0" w:type="dxa"/>
         <w:tblBorders>
           <w:top w:val="single" w:color="ffffff" w:sz="8" w:space="0" w:shadow="0" w:frame="0"/>
           <w:left w:val="single" w:color="ffffff" w:sz="8" w:space="0" w:shadow="0" w:frame="0"/>
@@ -24987,9 +24722,9 @@
         <w:tblLayout w:type="fixed"/>
       </w:tblPr>
       <w:tblGrid>
-        <w:gridCol w:w="2913"/>
-        <w:gridCol w:w="5150"/>
-        <w:gridCol w:w="850"/>
+        <w:gridCol w:w="2732"/>
+        <w:gridCol w:w="5628"/>
+        <w:gridCol w:w="1000"/>
       </w:tblGrid>
       <w:tr>
         <w:tblPrEx>
@@ -25000,7 +24735,7 @@
         </w:trPr>
         <w:tc>
           <w:tcPr>
-            <w:tcW w:type="dxa" w:w="2913"/>
+            <w:tcW w:type="dxa" w:w="2732"/>
             <w:tcBorders>
               <w:top w:val="single" w:color="666666" w:sz="6" w:space="0" w:shadow="0" w:frame="0"/>
               <w:left w:val="single" w:color="666666" w:sz="6" w:space="0" w:shadow="0" w:frame="0"/>
@@ -25037,7 +24772,7 @@
         </w:tc>
         <w:tc>
           <w:tcPr>
-            <w:tcW w:type="dxa" w:w="5150"/>
+            <w:tcW w:type="dxa" w:w="5628"/>
             <w:tcBorders>
               <w:top w:val="single" w:color="666666" w:sz="6" w:space="0" w:shadow="0" w:frame="0"/>
               <w:left w:val="single" w:color="666666" w:sz="6" w:space="0" w:shadow="0" w:frame="0"/>
@@ -25057,7 +24792,7 @@
         </w:tc>
         <w:tc>
           <w:tcPr>
-            <w:tcW w:type="dxa" w:w="850"/>
+            <w:tcW w:type="dxa" w:w="1000"/>
             <w:tcBorders>
               <w:top w:val="single" w:color="666666" w:sz="6" w:space="0" w:shadow="0" w:frame="0"/>
               <w:left w:val="single" w:color="666666" w:sz="6" w:space="0" w:shadow="0" w:frame="0"/>
@@ -25085,7 +24820,7 @@
         </w:trPr>
         <w:tc>
           <w:tcPr>
-            <w:tcW w:type="dxa" w:w="2913"/>
+            <w:tcW w:type="dxa" w:w="2732"/>
             <w:tcBorders>
               <w:top w:val="single" w:color="666666" w:sz="6" w:space="0" w:shadow="0" w:frame="0"/>
               <w:left w:val="single" w:color="666666" w:sz="6" w:space="0" w:shadow="0" w:frame="0"/>
@@ -25117,7 +24852,7 @@
         </w:tc>
         <w:tc>
           <w:tcPr>
-            <w:tcW w:type="dxa" w:w="5150"/>
+            <w:tcW w:type="dxa" w:w="5628"/>
             <w:tcBorders>
               <w:top w:val="single" w:color="666666" w:sz="6" w:space="0" w:shadow="0" w:frame="0"/>
               <w:left w:val="single" w:color="666666" w:sz="6" w:space="0" w:shadow="0" w:frame="0"/>
@@ -25149,7 +24884,7 @@
         </w:tc>
         <w:tc>
           <w:tcPr>
-            <w:tcW w:type="dxa" w:w="850"/>
+            <w:tcW w:type="dxa" w:w="1000"/>
             <w:tcBorders>
               <w:top w:val="single" w:color="666666" w:sz="6" w:space="0" w:shadow="0" w:frame="0"/>
               <w:left w:val="single" w:color="666666" w:sz="6" w:space="0" w:shadow="0" w:frame="0"/>
@@ -25190,7 +24925,7 @@
         </w:trPr>
         <w:tc>
           <w:tcPr>
-            <w:tcW w:type="dxa" w:w="2913"/>
+            <w:tcW w:type="dxa" w:w="2732"/>
             <w:tcBorders>
               <w:top w:val="single" w:color="666666" w:sz="6" w:space="0" w:shadow="0" w:frame="0"/>
               <w:left w:val="single" w:color="666666" w:sz="6" w:space="0" w:shadow="0" w:frame="0"/>
@@ -25222,7 +24957,7 @@
         </w:tc>
         <w:tc>
           <w:tcPr>
-            <w:tcW w:type="dxa" w:w="5150"/>
+            <w:tcW w:type="dxa" w:w="5628"/>
             <w:tcBorders>
               <w:top w:val="single" w:color="666666" w:sz="6" w:space="0" w:shadow="0" w:frame="0"/>
               <w:left w:val="single" w:color="666666" w:sz="6" w:space="0" w:shadow="0" w:frame="0"/>
@@ -25254,7 +24989,7 @@
         </w:tc>
         <w:tc>
           <w:tcPr>
-            <w:tcW w:type="dxa" w:w="850"/>
+            <w:tcW w:type="dxa" w:w="1000"/>
             <w:tcBorders>
               <w:top w:val="single" w:color="666666" w:sz="6" w:space="0" w:shadow="0" w:frame="0"/>
               <w:left w:val="single" w:color="666666" w:sz="6" w:space="0" w:shadow="0" w:frame="0"/>
@@ -25295,7 +25030,7 @@
         </w:trPr>
         <w:tc>
           <w:tcPr>
-            <w:tcW w:type="dxa" w:w="2913"/>
+            <w:tcW w:type="dxa" w:w="2732"/>
             <w:tcBorders>
               <w:top w:val="single" w:color="666666" w:sz="6" w:space="0" w:shadow="0" w:frame="0"/>
               <w:left w:val="single" w:color="666666" w:sz="6" w:space="0" w:shadow="0" w:frame="0"/>
@@ -25327,7 +25062,7 @@
         </w:tc>
         <w:tc>
           <w:tcPr>
-            <w:tcW w:type="dxa" w:w="5150"/>
+            <w:tcW w:type="dxa" w:w="5628"/>
             <w:tcBorders>
               <w:top w:val="single" w:color="666666" w:sz="6" w:space="0" w:shadow="0" w:frame="0"/>
               <w:left w:val="single" w:color="666666" w:sz="6" w:space="0" w:shadow="0" w:frame="0"/>
@@ -25359,7 +25094,7 @@
         </w:tc>
         <w:tc>
           <w:tcPr>
-            <w:tcW w:type="dxa" w:w="850"/>
+            <w:tcW w:type="dxa" w:w="1000"/>
             <w:tcBorders>
               <w:top w:val="single" w:color="666666" w:sz="6" w:space="0" w:shadow="0" w:frame="0"/>
               <w:left w:val="single" w:color="666666" w:sz="6" w:space="0" w:shadow="0" w:frame="0"/>
@@ -25400,7 +25135,7 @@
         </w:trPr>
         <w:tc>
           <w:tcPr>
-            <w:tcW w:type="dxa" w:w="2913"/>
+            <w:tcW w:type="dxa" w:w="2732"/>
             <w:tcBorders>
               <w:top w:val="single" w:color="666666" w:sz="6" w:space="0" w:shadow="0" w:frame="0"/>
               <w:left w:val="single" w:color="666666" w:sz="6" w:space="0" w:shadow="0" w:frame="0"/>
@@ -25433,7 +25168,7 @@
         </w:tc>
         <w:tc>
           <w:tcPr>
-            <w:tcW w:type="dxa" w:w="5150"/>
+            <w:tcW w:type="dxa" w:w="5628"/>
             <w:tcBorders>
               <w:top w:val="single" w:color="666666" w:sz="6" w:space="0" w:shadow="0" w:frame="0"/>
               <w:left w:val="single" w:color="666666" w:sz="6" w:space="0" w:shadow="0" w:frame="0"/>
@@ -25465,7 +25200,7 @@
         </w:tc>
         <w:tc>
           <w:tcPr>
-            <w:tcW w:type="dxa" w:w="850"/>
+            <w:tcW w:type="dxa" w:w="1000"/>
             <w:tcBorders>
               <w:top w:val="single" w:color="666666" w:sz="6" w:space="0" w:shadow="0" w:frame="0"/>
               <w:left w:val="single" w:color="666666" w:sz="6" w:space="0" w:shadow="0" w:frame="0"/>
@@ -25506,7 +25241,7 @@
         </w:trPr>
         <w:tc>
           <w:tcPr>
-            <w:tcW w:type="dxa" w:w="2913"/>
+            <w:tcW w:type="dxa" w:w="2732"/>
             <w:tcBorders>
               <w:top w:val="single" w:color="666666" w:sz="6" w:space="0" w:shadow="0" w:frame="0"/>
               <w:left w:val="single" w:color="666666" w:sz="6" w:space="0" w:shadow="0" w:frame="0"/>
@@ -25538,7 +25273,7 @@
         </w:tc>
         <w:tc>
           <w:tcPr>
-            <w:tcW w:type="dxa" w:w="5150"/>
+            <w:tcW w:type="dxa" w:w="5628"/>
             <w:tcBorders>
               <w:top w:val="single" w:color="666666" w:sz="6" w:space="0" w:shadow="0" w:frame="0"/>
               <w:left w:val="single" w:color="666666" w:sz="6" w:space="0" w:shadow="0" w:frame="0"/>
@@ -25570,7 +25305,7 @@
         </w:tc>
         <w:tc>
           <w:tcPr>
-            <w:tcW w:type="dxa" w:w="850"/>
+            <w:tcW w:type="dxa" w:w="1000"/>
             <w:tcBorders>
               <w:top w:val="single" w:color="666666" w:sz="6" w:space="0" w:shadow="0" w:frame="0"/>
               <w:left w:val="single" w:color="666666" w:sz="6" w:space="0" w:shadow="0" w:frame="0"/>
@@ -25611,7 +25346,7 @@
         </w:trPr>
         <w:tc>
           <w:tcPr>
-            <w:tcW w:type="dxa" w:w="2913"/>
+            <w:tcW w:type="dxa" w:w="2732"/>
             <w:tcBorders>
               <w:top w:val="single" w:color="666666" w:sz="6" w:space="0" w:shadow="0" w:frame="0"/>
               <w:left w:val="single" w:color="666666" w:sz="6" w:space="0" w:shadow="0" w:frame="0"/>
@@ -25643,7 +25378,7 @@
         </w:tc>
         <w:tc>
           <w:tcPr>
-            <w:tcW w:type="dxa" w:w="5150"/>
+            <w:tcW w:type="dxa" w:w="5628"/>
             <w:tcBorders>
               <w:top w:val="single" w:color="666666" w:sz="6" w:space="0" w:shadow="0" w:frame="0"/>
               <w:left w:val="single" w:color="666666" w:sz="6" w:space="0" w:shadow="0" w:frame="0"/>
@@ -25675,7 +25410,7 @@
         </w:tc>
         <w:tc>
           <w:tcPr>
-            <w:tcW w:type="dxa" w:w="850"/>
+            <w:tcW w:type="dxa" w:w="1000"/>
             <w:tcBorders>
               <w:top w:val="single" w:color="666666" w:sz="6" w:space="0" w:shadow="0" w:frame="0"/>
               <w:left w:val="single" w:color="666666" w:sz="6" w:space="0" w:shadow="0" w:frame="0"/>
@@ -25716,7 +25451,7 @@
         </w:trPr>
         <w:tc>
           <w:tcPr>
-            <w:tcW w:type="dxa" w:w="2913"/>
+            <w:tcW w:type="dxa" w:w="2732"/>
             <w:tcBorders>
               <w:top w:val="single" w:color="666666" w:sz="6" w:space="0" w:shadow="0" w:frame="0"/>
               <w:left w:val="single" w:color="666666" w:sz="6" w:space="0" w:shadow="0" w:frame="0"/>
@@ -25748,7 +25483,7 @@
         </w:tc>
         <w:tc>
           <w:tcPr>
-            <w:tcW w:type="dxa" w:w="5150"/>
+            <w:tcW w:type="dxa" w:w="5628"/>
             <w:tcBorders>
               <w:top w:val="single" w:color="666666" w:sz="6" w:space="0" w:shadow="0" w:frame="0"/>
               <w:left w:val="single" w:color="666666" w:sz="6" w:space="0" w:shadow="0" w:frame="0"/>
@@ -25780,7 +25515,7 @@
         </w:tc>
         <w:tc>
           <w:tcPr>
-            <w:tcW w:type="dxa" w:w="850"/>
+            <w:tcW w:type="dxa" w:w="1000"/>
             <w:tcBorders>
               <w:top w:val="single" w:color="666666" w:sz="6" w:space="0" w:shadow="0" w:frame="0"/>
               <w:left w:val="single" w:color="666666" w:sz="6" w:space="0" w:shadow="0" w:frame="0"/>
@@ -25821,7 +25556,7 @@
         </w:trPr>
         <w:tc>
           <w:tcPr>
-            <w:tcW w:type="dxa" w:w="2913"/>
+            <w:tcW w:type="dxa" w:w="2732"/>
             <w:tcBorders>
               <w:top w:val="single" w:color="666666" w:sz="6" w:space="0" w:shadow="0" w:frame="0"/>
               <w:left w:val="single" w:color="666666" w:sz="6" w:space="0" w:shadow="0" w:frame="0"/>
@@ -25853,7 +25588,7 @@
         </w:tc>
         <w:tc>
           <w:tcPr>
-            <w:tcW w:type="dxa" w:w="5150"/>
+            <w:tcW w:type="dxa" w:w="5628"/>
             <w:tcBorders>
               <w:top w:val="single" w:color="666666" w:sz="6" w:space="0" w:shadow="0" w:frame="0"/>
               <w:left w:val="single" w:color="666666" w:sz="6" w:space="0" w:shadow="0" w:frame="0"/>
@@ -25885,7 +25620,7 @@
         </w:tc>
         <w:tc>
           <w:tcPr>
-            <w:tcW w:type="dxa" w:w="850"/>
+            <w:tcW w:type="dxa" w:w="1000"/>
             <w:tcBorders>
               <w:top w:val="single" w:color="666666" w:sz="6" w:space="0" w:shadow="0" w:frame="0"/>
               <w:left w:val="single" w:color="666666" w:sz="6" w:space="0" w:shadow="0" w:frame="0"/>
@@ -25926,7 +25661,7 @@
         </w:trPr>
         <w:tc>
           <w:tcPr>
-            <w:tcW w:type="dxa" w:w="2913"/>
+            <w:tcW w:type="dxa" w:w="2732"/>
             <w:tcBorders>
               <w:top w:val="single" w:color="666666" w:sz="6" w:space="0" w:shadow="0" w:frame="0"/>
               <w:left w:val="single" w:color="666666" w:sz="6" w:space="0" w:shadow="0" w:frame="0"/>
@@ -25958,7 +25693,7 @@
         </w:tc>
         <w:tc>
           <w:tcPr>
-            <w:tcW w:type="dxa" w:w="5150"/>
+            <w:tcW w:type="dxa" w:w="5628"/>
             <w:tcBorders>
               <w:top w:val="single" w:color="666666" w:sz="6" w:space="0" w:shadow="0" w:frame="0"/>
               <w:left w:val="single" w:color="666666" w:sz="6" w:space="0" w:shadow="0" w:frame="0"/>
@@ -25990,7 +25725,7 @@
         </w:tc>
         <w:tc>
           <w:tcPr>
-            <w:tcW w:type="dxa" w:w="850"/>
+            <w:tcW w:type="dxa" w:w="1000"/>
             <w:tcBorders>
               <w:top w:val="single" w:color="666666" w:sz="6" w:space="0" w:shadow="0" w:frame="0"/>
               <w:left w:val="single" w:color="666666" w:sz="6" w:space="0" w:shadow="0" w:frame="0"/>
@@ -26031,7 +25766,7 @@
         </w:trPr>
         <w:tc>
           <w:tcPr>
-            <w:tcW w:type="dxa" w:w="2913"/>
+            <w:tcW w:type="dxa" w:w="2732"/>
             <w:tcBorders>
               <w:top w:val="single" w:color="666666" w:sz="6" w:space="0" w:shadow="0" w:frame="0"/>
               <w:left w:val="single" w:color="666666" w:sz="6" w:space="0" w:shadow="0" w:frame="0"/>
@@ -26063,7 +25798,7 @@
         </w:tc>
         <w:tc>
           <w:tcPr>
-            <w:tcW w:type="dxa" w:w="5150"/>
+            <w:tcW w:type="dxa" w:w="5628"/>
             <w:tcBorders>
               <w:top w:val="single" w:color="666666" w:sz="6" w:space="0" w:shadow="0" w:frame="0"/>
               <w:left w:val="single" w:color="666666" w:sz="6" w:space="0" w:shadow="0" w:frame="0"/>
@@ -26095,7 +25830,7 @@
         </w:tc>
         <w:tc>
           <w:tcPr>
-            <w:tcW w:type="dxa" w:w="850"/>
+            <w:tcW w:type="dxa" w:w="1000"/>
             <w:tcBorders>
               <w:top w:val="single" w:color="666666" w:sz="6" w:space="0" w:shadow="0" w:frame="0"/>
               <w:left w:val="single" w:color="666666" w:sz="6" w:space="0" w:shadow="0" w:frame="0"/>
@@ -26136,7 +25871,7 @@
         </w:trPr>
         <w:tc>
           <w:tcPr>
-            <w:tcW w:type="dxa" w:w="2913"/>
+            <w:tcW w:type="dxa" w:w="2732"/>
             <w:tcBorders>
               <w:top w:val="single" w:color="666666" w:sz="6" w:space="0" w:shadow="0" w:frame="0"/>
               <w:left w:val="single" w:color="666666" w:sz="6" w:space="0" w:shadow="0" w:frame="0"/>
@@ -26169,7 +25904,7 @@
         </w:tc>
         <w:tc>
           <w:tcPr>
-            <w:tcW w:type="dxa" w:w="5150"/>
+            <w:tcW w:type="dxa" w:w="5628"/>
             <w:tcBorders>
               <w:top w:val="single" w:color="666666" w:sz="6" w:space="0" w:shadow="0" w:frame="0"/>
               <w:left w:val="single" w:color="666666" w:sz="6" w:space="0" w:shadow="0" w:frame="0"/>
@@ -26189,7 +25924,7 @@
         </w:tc>
         <w:tc>
           <w:tcPr>
-            <w:tcW w:type="dxa" w:w="850"/>
+            <w:tcW w:type="dxa" w:w="1000"/>
             <w:tcBorders>
               <w:top w:val="single" w:color="666666" w:sz="6" w:space="0" w:shadow="0" w:frame="0"/>
               <w:left w:val="single" w:color="666666" w:sz="6" w:space="0" w:shadow="0" w:frame="0"/>
@@ -26217,7 +25952,7 @@
         </w:trPr>
         <w:tc>
           <w:tcPr>
-            <w:tcW w:type="dxa" w:w="2913"/>
+            <w:tcW w:type="dxa" w:w="2732"/>
             <w:tcBorders>
               <w:top w:val="single" w:color="666666" w:sz="6" w:space="0" w:shadow="0" w:frame="0"/>
               <w:left w:val="single" w:color="666666" w:sz="6" w:space="0" w:shadow="0" w:frame="0"/>
@@ -26249,7 +25984,7 @@
         </w:tc>
         <w:tc>
           <w:tcPr>
-            <w:tcW w:type="dxa" w:w="5150"/>
+            <w:tcW w:type="dxa" w:w="5628"/>
             <w:tcBorders>
               <w:top w:val="single" w:color="666666" w:sz="6" w:space="0" w:shadow="0" w:frame="0"/>
               <w:left w:val="single" w:color="666666" w:sz="6" w:space="0" w:shadow="0" w:frame="0"/>
@@ -26281,7 +26016,7 @@
         </w:tc>
         <w:tc>
           <w:tcPr>
-            <w:tcW w:type="dxa" w:w="850"/>
+            <w:tcW w:type="dxa" w:w="1000"/>
             <w:tcBorders>
               <w:top w:val="single" w:color="666666" w:sz="6" w:space="0" w:shadow="0" w:frame="0"/>
               <w:left w:val="single" w:color="666666" w:sz="6" w:space="0" w:shadow="0" w:frame="0"/>
@@ -26322,7 +26057,7 @@
         </w:trPr>
         <w:tc>
           <w:tcPr>
-            <w:tcW w:type="dxa" w:w="2913"/>
+            <w:tcW w:type="dxa" w:w="2732"/>
             <w:tcBorders>
               <w:top w:val="single" w:color="666666" w:sz="6" w:space="0" w:shadow="0" w:frame="0"/>
               <w:left w:val="single" w:color="666666" w:sz="6" w:space="0" w:shadow="0" w:frame="0"/>
@@ -26354,7 +26089,7 @@
         </w:tc>
         <w:tc>
           <w:tcPr>
-            <w:tcW w:type="dxa" w:w="5150"/>
+            <w:tcW w:type="dxa" w:w="5628"/>
             <w:tcBorders>
               <w:top w:val="single" w:color="666666" w:sz="6" w:space="0" w:shadow="0" w:frame="0"/>
               <w:left w:val="single" w:color="666666" w:sz="6" w:space="0" w:shadow="0" w:frame="0"/>
@@ -26386,7 +26121,7 @@
         </w:tc>
         <w:tc>
           <w:tcPr>
-            <w:tcW w:type="dxa" w:w="850"/>
+            <w:tcW w:type="dxa" w:w="1000"/>
             <w:tcBorders>
               <w:top w:val="single" w:color="666666" w:sz="6" w:space="0" w:shadow="0" w:frame="0"/>
               <w:left w:val="single" w:color="666666" w:sz="6" w:space="0" w:shadow="0" w:frame="0"/>
@@ -26427,7 +26162,7 @@
         </w:trPr>
         <w:tc>
           <w:tcPr>
-            <w:tcW w:type="dxa" w:w="2913"/>
+            <w:tcW w:type="dxa" w:w="2732"/>
             <w:tcBorders>
               <w:top w:val="single" w:color="666666" w:sz="6" w:space="0" w:shadow="0" w:frame="0"/>
               <w:left w:val="single" w:color="666666" w:sz="6" w:space="0" w:shadow="0" w:frame="0"/>
@@ -26459,7 +26194,7 @@
         </w:tc>
         <w:tc>
           <w:tcPr>
-            <w:tcW w:type="dxa" w:w="5150"/>
+            <w:tcW w:type="dxa" w:w="5628"/>
             <w:tcBorders>
               <w:top w:val="single" w:color="666666" w:sz="6" w:space="0" w:shadow="0" w:frame="0"/>
               <w:left w:val="single" w:color="666666" w:sz="6" w:space="0" w:shadow="0" w:frame="0"/>
@@ -26491,7 +26226,7 @@
         </w:tc>
         <w:tc>
           <w:tcPr>
-            <w:tcW w:type="dxa" w:w="850"/>
+            <w:tcW w:type="dxa" w:w="1000"/>
             <w:tcBorders>
               <w:top w:val="single" w:color="666666" w:sz="6" w:space="0" w:shadow="0" w:frame="0"/>
               <w:left w:val="single" w:color="666666" w:sz="6" w:space="0" w:shadow="0" w:frame="0"/>
@@ -26532,7 +26267,7 @@
         </w:trPr>
         <w:tc>
           <w:tcPr>
-            <w:tcW w:type="dxa" w:w="2913"/>
+            <w:tcW w:type="dxa" w:w="2732"/>
             <w:tcBorders>
               <w:top w:val="single" w:color="666666" w:sz="6" w:space="0" w:shadow="0" w:frame="0"/>
               <w:left w:val="single" w:color="666666" w:sz="6" w:space="0" w:shadow="0" w:frame="0"/>
@@ -26564,7 +26299,7 @@
         </w:tc>
         <w:tc>
           <w:tcPr>
-            <w:tcW w:type="dxa" w:w="5150"/>
+            <w:tcW w:type="dxa" w:w="5628"/>
             <w:tcBorders>
               <w:top w:val="single" w:color="666666" w:sz="6" w:space="0" w:shadow="0" w:frame="0"/>
               <w:left w:val="single" w:color="666666" w:sz="6" w:space="0" w:shadow="0" w:frame="0"/>
@@ -26596,7 +26331,7 @@
         </w:tc>
         <w:tc>
           <w:tcPr>
-            <w:tcW w:type="dxa" w:w="850"/>
+            <w:tcW w:type="dxa" w:w="1000"/>
             <w:tcBorders>
               <w:top w:val="single" w:color="666666" w:sz="6" w:space="0" w:shadow="0" w:frame="0"/>
               <w:left w:val="single" w:color="666666" w:sz="6" w:space="0" w:shadow="0" w:frame="0"/>
@@ -26637,7 +26372,7 @@
         </w:trPr>
         <w:tc>
           <w:tcPr>
-            <w:tcW w:type="dxa" w:w="2913"/>
+            <w:tcW w:type="dxa" w:w="2732"/>
             <w:tcBorders>
               <w:top w:val="single" w:color="666666" w:sz="6" w:space="0" w:shadow="0" w:frame="0"/>
               <w:left w:val="single" w:color="666666" w:sz="6" w:space="0" w:shadow="0" w:frame="0"/>
@@ -26669,7 +26404,7 @@
         </w:tc>
         <w:tc>
           <w:tcPr>
-            <w:tcW w:type="dxa" w:w="5150"/>
+            <w:tcW w:type="dxa" w:w="5628"/>
             <w:tcBorders>
               <w:top w:val="single" w:color="666666" w:sz="6" w:space="0" w:shadow="0" w:frame="0"/>
               <w:left w:val="single" w:color="666666" w:sz="6" w:space="0" w:shadow="0" w:frame="0"/>
@@ -26701,7 +26436,7 @@
         </w:tc>
         <w:tc>
           <w:tcPr>
-            <w:tcW w:type="dxa" w:w="850"/>
+            <w:tcW w:type="dxa" w:w="1000"/>
             <w:tcBorders>
               <w:top w:val="single" w:color="666666" w:sz="6" w:space="0" w:shadow="0" w:frame="0"/>
               <w:left w:val="single" w:color="666666" w:sz="6" w:space="0" w:shadow="0" w:frame="0"/>
@@ -26742,7 +26477,7 @@
         </w:trPr>
         <w:tc>
           <w:tcPr>
-            <w:tcW w:type="dxa" w:w="2913"/>
+            <w:tcW w:type="dxa" w:w="2732"/>
             <w:tcBorders>
               <w:top w:val="single" w:color="666666" w:sz="6" w:space="0" w:shadow="0" w:frame="0"/>
               <w:left w:val="single" w:color="666666" w:sz="6" w:space="0" w:shadow="0" w:frame="0"/>
@@ -26774,7 +26509,7 @@
         </w:tc>
         <w:tc>
           <w:tcPr>
-            <w:tcW w:type="dxa" w:w="5150"/>
+            <w:tcW w:type="dxa" w:w="5628"/>
             <w:tcBorders>
               <w:top w:val="single" w:color="666666" w:sz="6" w:space="0" w:shadow="0" w:frame="0"/>
               <w:left w:val="single" w:color="666666" w:sz="6" w:space="0" w:shadow="0" w:frame="0"/>
@@ -26806,7 +26541,7 @@
         </w:tc>
         <w:tc>
           <w:tcPr>
-            <w:tcW w:type="dxa" w:w="850"/>
+            <w:tcW w:type="dxa" w:w="1000"/>
             <w:tcBorders>
               <w:top w:val="single" w:color="666666" w:sz="6" w:space="0" w:shadow="0" w:frame="0"/>
               <w:left w:val="single" w:color="666666" w:sz="6" w:space="0" w:shadow="0" w:frame="0"/>
@@ -26847,7 +26582,7 @@
         </w:trPr>
         <w:tc>
           <w:tcPr>
-            <w:tcW w:type="dxa" w:w="2913"/>
+            <w:tcW w:type="dxa" w:w="2732"/>
             <w:tcBorders>
               <w:top w:val="single" w:color="666666" w:sz="6" w:space="0" w:shadow="0" w:frame="0"/>
               <w:left w:val="single" w:color="666666" w:sz="6" w:space="0" w:shadow="0" w:frame="0"/>
@@ -26880,7 +26615,7 @@
         </w:tc>
         <w:tc>
           <w:tcPr>
-            <w:tcW w:type="dxa" w:w="5150"/>
+            <w:tcW w:type="dxa" w:w="5628"/>
             <w:tcBorders>
               <w:top w:val="single" w:color="666666" w:sz="6" w:space="0" w:shadow="0" w:frame="0"/>
               <w:left w:val="single" w:color="666666" w:sz="6" w:space="0" w:shadow="0" w:frame="0"/>
@@ -26900,7 +26635,7 @@
         </w:tc>
         <w:tc>
           <w:tcPr>
-            <w:tcW w:type="dxa" w:w="850"/>
+            <w:tcW w:type="dxa" w:w="1000"/>
             <w:tcBorders>
               <w:top w:val="single" w:color="666666" w:sz="6" w:space="0" w:shadow="0" w:frame="0"/>
               <w:left w:val="single" w:color="666666" w:sz="6" w:space="0" w:shadow="0" w:frame="0"/>
@@ -26928,7 +26663,7 @@
         </w:trPr>
         <w:tc>
           <w:tcPr>
-            <w:tcW w:type="dxa" w:w="2913"/>
+            <w:tcW w:type="dxa" w:w="2732"/>
             <w:tcBorders>
               <w:top w:val="single" w:color="666666" w:sz="6" w:space="0" w:shadow="0" w:frame="0"/>
               <w:left w:val="single" w:color="666666" w:sz="6" w:space="0" w:shadow="0" w:frame="0"/>
@@ -26960,7 +26695,7 @@
         </w:tc>
         <w:tc>
           <w:tcPr>
-            <w:tcW w:type="dxa" w:w="5150"/>
+            <w:tcW w:type="dxa" w:w="5628"/>
             <w:tcBorders>
               <w:top w:val="single" w:color="666666" w:sz="6" w:space="0" w:shadow="0" w:frame="0"/>
               <w:left w:val="single" w:color="666666" w:sz="6" w:space="0" w:shadow="0" w:frame="0"/>
@@ -26992,7 +26727,7 @@
         </w:tc>
         <w:tc>
           <w:tcPr>
-            <w:tcW w:type="dxa" w:w="850"/>
+            <w:tcW w:type="dxa" w:w="1000"/>
             <w:tcBorders>
               <w:top w:val="single" w:color="666666" w:sz="6" w:space="0" w:shadow="0" w:frame="0"/>
               <w:left w:val="single" w:color="666666" w:sz="6" w:space="0" w:shadow="0" w:frame="0"/>
@@ -27033,7 +26768,7 @@
         </w:trPr>
         <w:tc>
           <w:tcPr>
-            <w:tcW w:type="dxa" w:w="2913"/>
+            <w:tcW w:type="dxa" w:w="2732"/>
             <w:tcBorders>
               <w:top w:val="single" w:color="666666" w:sz="6" w:space="0" w:shadow="0" w:frame="0"/>
               <w:left w:val="single" w:color="666666" w:sz="6" w:space="0" w:shadow="0" w:frame="0"/>
@@ -27065,7 +26800,7 @@
         </w:tc>
         <w:tc>
           <w:tcPr>
-            <w:tcW w:type="dxa" w:w="5150"/>
+            <w:tcW w:type="dxa" w:w="5628"/>
             <w:tcBorders>
               <w:top w:val="single" w:color="666666" w:sz="6" w:space="0" w:shadow="0" w:frame="0"/>
               <w:left w:val="single" w:color="666666" w:sz="6" w:space="0" w:shadow="0" w:frame="0"/>
@@ -27097,7 +26832,7 @@
         </w:tc>
         <w:tc>
           <w:tcPr>
-            <w:tcW w:type="dxa" w:w="850"/>
+            <w:tcW w:type="dxa" w:w="1000"/>
             <w:tcBorders>
               <w:top w:val="single" w:color="666666" w:sz="6" w:space="0" w:shadow="0" w:frame="0"/>
               <w:left w:val="single" w:color="666666" w:sz="6" w:space="0" w:shadow="0" w:frame="0"/>
@@ -27138,7 +26873,7 @@
         </w:trPr>
         <w:tc>
           <w:tcPr>
-            <w:tcW w:type="dxa" w:w="2913"/>
+            <w:tcW w:type="dxa" w:w="2732"/>
             <w:tcBorders>
               <w:top w:val="single" w:color="666666" w:sz="6" w:space="0" w:shadow="0" w:frame="0"/>
               <w:left w:val="single" w:color="666666" w:sz="6" w:space="0" w:shadow="0" w:frame="0"/>
@@ -27170,7 +26905,7 @@
         </w:tc>
         <w:tc>
           <w:tcPr>
-            <w:tcW w:type="dxa" w:w="5150"/>
+            <w:tcW w:type="dxa" w:w="5628"/>
             <w:tcBorders>
               <w:top w:val="single" w:color="666666" w:sz="6" w:space="0" w:shadow="0" w:frame="0"/>
               <w:left w:val="single" w:color="666666" w:sz="6" w:space="0" w:shadow="0" w:frame="0"/>
@@ -27202,7 +26937,7 @@
         </w:tc>
         <w:tc>
           <w:tcPr>
-            <w:tcW w:type="dxa" w:w="850"/>
+            <w:tcW w:type="dxa" w:w="1000"/>
             <w:tcBorders>
               <w:top w:val="single" w:color="666666" w:sz="6" w:space="0" w:shadow="0" w:frame="0"/>
               <w:left w:val="single" w:color="666666" w:sz="6" w:space="0" w:shadow="0" w:frame="0"/>
@@ -27243,7 +26978,7 @@
         </w:trPr>
         <w:tc>
           <w:tcPr>
-            <w:tcW w:type="dxa" w:w="2913"/>
+            <w:tcW w:type="dxa" w:w="2732"/>
             <w:tcBorders>
               <w:top w:val="single" w:color="666666" w:sz="6" w:space="0" w:shadow="0" w:frame="0"/>
               <w:left w:val="single" w:color="666666" w:sz="6" w:space="0" w:shadow="0" w:frame="0"/>
@@ -27275,7 +27010,7 @@
         </w:tc>
         <w:tc>
           <w:tcPr>
-            <w:tcW w:type="dxa" w:w="5150"/>
+            <w:tcW w:type="dxa" w:w="5628"/>
             <w:tcBorders>
               <w:top w:val="single" w:color="666666" w:sz="6" w:space="0" w:shadow="0" w:frame="0"/>
               <w:left w:val="single" w:color="666666" w:sz="6" w:space="0" w:shadow="0" w:frame="0"/>
@@ -27307,7 +27042,7 @@
         </w:tc>
         <w:tc>
           <w:tcPr>
-            <w:tcW w:type="dxa" w:w="850"/>
+            <w:tcW w:type="dxa" w:w="1000"/>
             <w:tcBorders>
               <w:top w:val="single" w:color="666666" w:sz="6" w:space="0" w:shadow="0" w:frame="0"/>
               <w:left w:val="single" w:color="666666" w:sz="6" w:space="0" w:shadow="0" w:frame="0"/>
@@ -27348,7 +27083,7 @@
         </w:trPr>
         <w:tc>
           <w:tcPr>
-            <w:tcW w:type="dxa" w:w="2913"/>
+            <w:tcW w:type="dxa" w:w="2732"/>
             <w:tcBorders>
               <w:top w:val="single" w:color="666666" w:sz="6" w:space="0" w:shadow="0" w:frame="0"/>
               <w:left w:val="single" w:color="666666" w:sz="6" w:space="0" w:shadow="0" w:frame="0"/>
@@ -27380,7 +27115,7 @@
         </w:tc>
         <w:tc>
           <w:tcPr>
-            <w:tcW w:type="dxa" w:w="5150"/>
+            <w:tcW w:type="dxa" w:w="5628"/>
             <w:tcBorders>
               <w:top w:val="single" w:color="666666" w:sz="6" w:space="0" w:shadow="0" w:frame="0"/>
               <w:left w:val="single" w:color="666666" w:sz="6" w:space="0" w:shadow="0" w:frame="0"/>
@@ -27412,7 +27147,7 @@
         </w:tc>
         <w:tc>
           <w:tcPr>
-            <w:tcW w:type="dxa" w:w="850"/>
+            <w:tcW w:type="dxa" w:w="1000"/>
             <w:tcBorders>
               <w:top w:val="single" w:color="666666" w:sz="6" w:space="0" w:shadow="0" w:frame="0"/>
               <w:left w:val="single" w:color="666666" w:sz="6" w:space="0" w:shadow="0" w:frame="0"/>
@@ -27571,7 +27306,7 @@
       <w:tblPr>
         <w:tblW w:w="9360" w:type="dxa"/>
         <w:jc w:val="left"/>
-        <w:tblInd w:w="864" w:type="dxa"/>
+        <w:tblInd w:w="0" w:type="dxa"/>
         <w:tblBorders>
           <w:top w:val="single" w:color="ffffff" w:sz="8" w:space="0" w:shadow="0" w:frame="0"/>
           <w:left w:val="single" w:color="ffffff" w:sz="8" w:space="0" w:shadow="0" w:frame="0"/>
@@ -27584,9 +27319,9 @@
         <w:tblLayout w:type="fixed"/>
       </w:tblPr>
       <w:tblGrid>
-        <w:gridCol w:w="3060"/>
-        <w:gridCol w:w="5450"/>
-        <w:gridCol w:w="850"/>
+        <w:gridCol w:w="2733"/>
+        <w:gridCol w:w="5627"/>
+        <w:gridCol w:w="1000"/>
       </w:tblGrid>
       <w:tr>
         <w:tblPrEx>
@@ -27597,7 +27332,7 @@
         </w:trPr>
         <w:tc>
           <w:tcPr>
-            <w:tcW w:type="dxa" w:w="3060"/>
+            <w:tcW w:type="dxa" w:w="2733"/>
             <w:tcBorders>
               <w:top w:val="single" w:color="666666" w:sz="6" w:space="0" w:shadow="0" w:frame="0"/>
               <w:left w:val="single" w:color="666666" w:sz="6" w:space="0" w:shadow="0" w:frame="0"/>
@@ -27617,7 +27352,7 @@
         </w:tc>
         <w:tc>
           <w:tcPr>
-            <w:tcW w:type="dxa" w:w="5450"/>
+            <w:tcW w:type="dxa" w:w="5627"/>
             <w:tcBorders>
               <w:top w:val="single" w:color="666666" w:sz="6" w:space="0" w:shadow="0" w:frame="0"/>
               <w:left w:val="single" w:color="666666" w:sz="6" w:space="0" w:shadow="0" w:frame="0"/>
@@ -27637,7 +27372,7 @@
         </w:tc>
         <w:tc>
           <w:tcPr>
-            <w:tcW w:type="dxa" w:w="850"/>
+            <w:tcW w:type="dxa" w:w="1000"/>
             <w:tcBorders>
               <w:top w:val="single" w:color="666666" w:sz="6" w:space="0" w:shadow="0" w:frame="0"/>
               <w:left w:val="single" w:color="666666" w:sz="6" w:space="0" w:shadow="0" w:frame="0"/>
@@ -27665,7 +27400,7 @@
         </w:trPr>
         <w:tc>
           <w:tcPr>
-            <w:tcW w:type="dxa" w:w="3060"/>
+            <w:tcW w:type="dxa" w:w="2733"/>
             <w:tcBorders>
               <w:top w:val="single" w:color="666666" w:sz="6" w:space="0" w:shadow="0" w:frame="0"/>
               <w:left w:val="single" w:color="666666" w:sz="6" w:space="0" w:shadow="0" w:frame="0"/>
@@ -27697,7 +27432,7 @@
         </w:tc>
         <w:tc>
           <w:tcPr>
-            <w:tcW w:type="dxa" w:w="5450"/>
+            <w:tcW w:type="dxa" w:w="5627"/>
             <w:tcBorders>
               <w:top w:val="single" w:color="666666" w:sz="6" w:space="0" w:shadow="0" w:frame="0"/>
               <w:left w:val="single" w:color="666666" w:sz="6" w:space="0" w:shadow="0" w:frame="0"/>
@@ -27729,7 +27464,7 @@
         </w:tc>
         <w:tc>
           <w:tcPr>
-            <w:tcW w:type="dxa" w:w="850"/>
+            <w:tcW w:type="dxa" w:w="1000"/>
             <w:tcBorders>
               <w:top w:val="single" w:color="666666" w:sz="6" w:space="0" w:shadow="0" w:frame="0"/>
               <w:left w:val="single" w:color="666666" w:sz="6" w:space="0" w:shadow="0" w:frame="0"/>
@@ -27770,7 +27505,7 @@
         </w:trPr>
         <w:tc>
           <w:tcPr>
-            <w:tcW w:type="dxa" w:w="3060"/>
+            <w:tcW w:type="dxa" w:w="2733"/>
             <w:tcBorders>
               <w:top w:val="single" w:color="666666" w:sz="6" w:space="0" w:shadow="0" w:frame="0"/>
               <w:left w:val="single" w:color="666666" w:sz="6" w:space="0" w:shadow="0" w:frame="0"/>
@@ -27802,7 +27537,7 @@
         </w:tc>
         <w:tc>
           <w:tcPr>
-            <w:tcW w:type="dxa" w:w="5450"/>
+            <w:tcW w:type="dxa" w:w="5627"/>
             <w:tcBorders>
               <w:top w:val="single" w:color="666666" w:sz="6" w:space="0" w:shadow="0" w:frame="0"/>
               <w:left w:val="single" w:color="666666" w:sz="6" w:space="0" w:shadow="0" w:frame="0"/>
@@ -27834,7 +27569,7 @@
         </w:tc>
         <w:tc>
           <w:tcPr>
-            <w:tcW w:type="dxa" w:w="850"/>
+            <w:tcW w:type="dxa" w:w="1000"/>
             <w:tcBorders>
               <w:top w:val="single" w:color="666666" w:sz="6" w:space="0" w:shadow="0" w:frame="0"/>
               <w:left w:val="single" w:color="666666" w:sz="6" w:space="0" w:shadow="0" w:frame="0"/>
@@ -27875,7 +27610,7 @@
         </w:trPr>
         <w:tc>
           <w:tcPr>
-            <w:tcW w:type="dxa" w:w="3060"/>
+            <w:tcW w:type="dxa" w:w="2733"/>
             <w:tcBorders>
               <w:top w:val="single" w:color="666666" w:sz="6" w:space="0" w:shadow="0" w:frame="0"/>
               <w:left w:val="single" w:color="666666" w:sz="6" w:space="0" w:shadow="0" w:frame="0"/>
@@ -27907,7 +27642,7 @@
         </w:tc>
         <w:tc>
           <w:tcPr>
-            <w:tcW w:type="dxa" w:w="5450"/>
+            <w:tcW w:type="dxa" w:w="5627"/>
             <w:tcBorders>
               <w:top w:val="single" w:color="666666" w:sz="6" w:space="0" w:shadow="0" w:frame="0"/>
               <w:left w:val="single" w:color="666666" w:sz="6" w:space="0" w:shadow="0" w:frame="0"/>
@@ -27939,7 +27674,7 @@
         </w:tc>
         <w:tc>
           <w:tcPr>
-            <w:tcW w:type="dxa" w:w="850"/>
+            <w:tcW w:type="dxa" w:w="1000"/>
             <w:tcBorders>
               <w:top w:val="single" w:color="666666" w:sz="6" w:space="0" w:shadow="0" w:frame="0"/>
               <w:left w:val="single" w:color="666666" w:sz="6" w:space="0" w:shadow="0" w:frame="0"/>
@@ -27980,7 +27715,7 @@
         </w:trPr>
         <w:tc>
           <w:tcPr>
-            <w:tcW w:type="dxa" w:w="3060"/>
+            <w:tcW w:type="dxa" w:w="2733"/>
             <w:tcBorders>
               <w:top w:val="single" w:color="666666" w:sz="6" w:space="0" w:shadow="0" w:frame="0"/>
               <w:left w:val="single" w:color="666666" w:sz="6" w:space="0" w:shadow="0" w:frame="0"/>
@@ -28012,7 +27747,7 @@
         </w:tc>
         <w:tc>
           <w:tcPr>
-            <w:tcW w:type="dxa" w:w="5450"/>
+            <w:tcW w:type="dxa" w:w="5627"/>
             <w:tcBorders>
               <w:top w:val="single" w:color="666666" w:sz="6" w:space="0" w:shadow="0" w:frame="0"/>
               <w:left w:val="single" w:color="666666" w:sz="6" w:space="0" w:shadow="0" w:frame="0"/>
@@ -28044,7 +27779,7 @@
         </w:tc>
         <w:tc>
           <w:tcPr>
-            <w:tcW w:type="dxa" w:w="850"/>
+            <w:tcW w:type="dxa" w:w="1000"/>
             <w:tcBorders>
               <w:top w:val="single" w:color="666666" w:sz="6" w:space="0" w:shadow="0" w:frame="0"/>
               <w:left w:val="single" w:color="666666" w:sz="6" w:space="0" w:shadow="0" w:frame="0"/>
@@ -28085,7 +27820,7 @@
         </w:trPr>
         <w:tc>
           <w:tcPr>
-            <w:tcW w:type="dxa" w:w="3060"/>
+            <w:tcW w:type="dxa" w:w="2733"/>
             <w:tcBorders>
               <w:top w:val="single" w:color="666666" w:sz="6" w:space="0" w:shadow="0" w:frame="0"/>
               <w:left w:val="single" w:color="666666" w:sz="6" w:space="0" w:shadow="0" w:frame="0"/>
@@ -28117,7 +27852,7 @@
         </w:tc>
         <w:tc>
           <w:tcPr>
-            <w:tcW w:type="dxa" w:w="5450"/>
+            <w:tcW w:type="dxa" w:w="5627"/>
             <w:tcBorders>
               <w:top w:val="single" w:color="666666" w:sz="6" w:space="0" w:shadow="0" w:frame="0"/>
               <w:left w:val="single" w:color="666666" w:sz="6" w:space="0" w:shadow="0" w:frame="0"/>
@@ -28149,7 +27884,7 @@
         </w:tc>
         <w:tc>
           <w:tcPr>
-            <w:tcW w:type="dxa" w:w="850"/>
+            <w:tcW w:type="dxa" w:w="1000"/>
             <w:tcBorders>
               <w:top w:val="single" w:color="666666" w:sz="6" w:space="0" w:shadow="0" w:frame="0"/>
               <w:left w:val="single" w:color="666666" w:sz="6" w:space="0" w:shadow="0" w:frame="0"/>
@@ -28190,7 +27925,7 @@
         </w:trPr>
         <w:tc>
           <w:tcPr>
-            <w:tcW w:type="dxa" w:w="3060"/>
+            <w:tcW w:type="dxa" w:w="2733"/>
             <w:tcBorders>
               <w:top w:val="single" w:color="666666" w:sz="6" w:space="0" w:shadow="0" w:frame="0"/>
               <w:left w:val="single" w:color="666666" w:sz="6" w:space="0" w:shadow="0" w:frame="0"/>
@@ -28222,7 +27957,7 @@
         </w:tc>
         <w:tc>
           <w:tcPr>
-            <w:tcW w:type="dxa" w:w="5450"/>
+            <w:tcW w:type="dxa" w:w="5627"/>
             <w:tcBorders>
               <w:top w:val="single" w:color="666666" w:sz="6" w:space="0" w:shadow="0" w:frame="0"/>
               <w:left w:val="single" w:color="666666" w:sz="6" w:space="0" w:shadow="0" w:frame="0"/>
@@ -28254,7 +27989,7 @@
         </w:tc>
         <w:tc>
           <w:tcPr>
-            <w:tcW w:type="dxa" w:w="850"/>
+            <w:tcW w:type="dxa" w:w="1000"/>
             <w:tcBorders>
               <w:top w:val="single" w:color="666666" w:sz="6" w:space="0" w:shadow="0" w:frame="0"/>
               <w:left w:val="single" w:color="666666" w:sz="6" w:space="0" w:shadow="0" w:frame="0"/>
@@ -28295,7 +28030,7 @@
         </w:trPr>
         <w:tc>
           <w:tcPr>
-            <w:tcW w:type="dxa" w:w="3060"/>
+            <w:tcW w:type="dxa" w:w="2733"/>
             <w:tcBorders>
               <w:top w:val="single" w:color="666666" w:sz="6" w:space="0" w:shadow="0" w:frame="0"/>
               <w:left w:val="single" w:color="666666" w:sz="6" w:space="0" w:shadow="0" w:frame="0"/>
@@ -28327,7 +28062,7 @@
         </w:tc>
         <w:tc>
           <w:tcPr>
-            <w:tcW w:type="dxa" w:w="5450"/>
+            <w:tcW w:type="dxa" w:w="5627"/>
             <w:tcBorders>
               <w:top w:val="single" w:color="666666" w:sz="6" w:space="0" w:shadow="0" w:frame="0"/>
               <w:left w:val="single" w:color="666666" w:sz="6" w:space="0" w:shadow="0" w:frame="0"/>
@@ -28359,7 +28094,7 @@
         </w:tc>
         <w:tc>
           <w:tcPr>
-            <w:tcW w:type="dxa" w:w="850"/>
+            <w:tcW w:type="dxa" w:w="1000"/>
             <w:tcBorders>
               <w:top w:val="single" w:color="666666" w:sz="6" w:space="0" w:shadow="0" w:frame="0"/>
               <w:left w:val="single" w:color="666666" w:sz="6" w:space="0" w:shadow="0" w:frame="0"/>
@@ -28400,7 +28135,7 @@
         </w:trPr>
         <w:tc>
           <w:tcPr>
-            <w:tcW w:type="dxa" w:w="3060"/>
+            <w:tcW w:type="dxa" w:w="2733"/>
             <w:tcBorders>
               <w:top w:val="single" w:color="666666" w:sz="6" w:space="0" w:shadow="0" w:frame="0"/>
               <w:left w:val="single" w:color="666666" w:sz="6" w:space="0" w:shadow="0" w:frame="0"/>
@@ -28436,7 +28171,7 @@
         </w:tc>
         <w:tc>
           <w:tcPr>
-            <w:tcW w:type="dxa" w:w="5450"/>
+            <w:tcW w:type="dxa" w:w="5627"/>
             <w:tcBorders>
               <w:top w:val="single" w:color="666666" w:sz="6" w:space="0" w:shadow="0" w:frame="0"/>
               <w:left w:val="single" w:color="666666" w:sz="6" w:space="0" w:shadow="0" w:frame="0"/>
@@ -28472,7 +28207,7 @@
         </w:tc>
         <w:tc>
           <w:tcPr>
-            <w:tcW w:type="dxa" w:w="850"/>
+            <w:tcW w:type="dxa" w:w="1000"/>
             <w:tcBorders>
               <w:top w:val="single" w:color="666666" w:sz="6" w:space="0" w:shadow="0" w:frame="0"/>
               <w:left w:val="single" w:color="666666" w:sz="6" w:space="0" w:shadow="0" w:frame="0"/>
@@ -28683,9 +28418,9 @@
     </w:p>
     <w:tbl>
       <w:tblPr>
-        <w:tblW w:w="9129" w:type="dxa"/>
+        <w:tblW w:w="9360" w:type="dxa"/>
         <w:jc w:val="left"/>
-        <w:tblInd w:w="648" w:type="dxa"/>
+        <w:tblInd w:w="0" w:type="dxa"/>
         <w:tblBorders>
           <w:top w:val="single" w:color="ffffff" w:sz="8" w:space="0" w:shadow="0" w:frame="0"/>
           <w:left w:val="single" w:color="ffffff" w:sz="8" w:space="0" w:shadow="0" w:frame="0"/>
@@ -28698,9 +28433,9 @@
         <w:tblLayout w:type="fixed"/>
       </w:tblPr>
       <w:tblGrid>
-        <w:gridCol w:w="2988"/>
-        <w:gridCol w:w="5291"/>
-        <w:gridCol w:w="850"/>
+        <w:gridCol w:w="2736"/>
+        <w:gridCol w:w="5624"/>
+        <w:gridCol w:w="1000"/>
       </w:tblGrid>
       <w:tr>
         <w:tblPrEx>
@@ -28711,7 +28446,7 @@
         </w:trPr>
         <w:tc>
           <w:tcPr>
-            <w:tcW w:type="dxa" w:w="2988"/>
+            <w:tcW w:type="dxa" w:w="2736"/>
             <w:tcBorders>
               <w:top w:val="single" w:color="666666" w:sz="6" w:space="0" w:shadow="0" w:frame="0"/>
               <w:left w:val="single" w:color="666666" w:sz="6" w:space="0" w:shadow="0" w:frame="0"/>
@@ -28731,7 +28466,7 @@
         </w:tc>
         <w:tc>
           <w:tcPr>
-            <w:tcW w:type="dxa" w:w="5291"/>
+            <w:tcW w:type="dxa" w:w="5624"/>
             <w:tcBorders>
               <w:top w:val="single" w:color="666666" w:sz="6" w:space="0" w:shadow="0" w:frame="0"/>
               <w:left w:val="single" w:color="666666" w:sz="6" w:space="0" w:shadow="0" w:frame="0"/>
@@ -28751,7 +28486,7 @@
         </w:tc>
         <w:tc>
           <w:tcPr>
-            <w:tcW w:type="dxa" w:w="850"/>
+            <w:tcW w:type="dxa" w:w="1000"/>
             <w:tcBorders>
               <w:top w:val="single" w:color="666666" w:sz="6" w:space="0" w:shadow="0" w:frame="0"/>
               <w:left w:val="single" w:color="666666" w:sz="6" w:space="0" w:shadow="0" w:frame="0"/>
@@ -28779,7 +28514,7 @@
         </w:trPr>
         <w:tc>
           <w:tcPr>
-            <w:tcW w:type="dxa" w:w="2988"/>
+            <w:tcW w:type="dxa" w:w="2736"/>
             <w:tcBorders>
               <w:top w:val="single" w:color="666666" w:sz="6" w:space="0" w:shadow="0" w:frame="0"/>
               <w:left w:val="single" w:color="666666" w:sz="6" w:space="0" w:shadow="0" w:frame="0"/>
@@ -28811,7 +28546,7 @@
         </w:tc>
         <w:tc>
           <w:tcPr>
-            <w:tcW w:type="dxa" w:w="5291"/>
+            <w:tcW w:type="dxa" w:w="5624"/>
             <w:tcBorders>
               <w:top w:val="single" w:color="666666" w:sz="6" w:space="0" w:shadow="0" w:frame="0"/>
               <w:left w:val="single" w:color="666666" w:sz="6" w:space="0" w:shadow="0" w:frame="0"/>
@@ -28847,7 +28582,7 @@
         </w:tc>
         <w:tc>
           <w:tcPr>
-            <w:tcW w:type="dxa" w:w="850"/>
+            <w:tcW w:type="dxa" w:w="1000"/>
             <w:tcBorders>
               <w:top w:val="single" w:color="666666" w:sz="6" w:space="0" w:shadow="0" w:frame="0"/>
               <w:left w:val="single" w:color="666666" w:sz="6" w:space="0" w:shadow="0" w:frame="0"/>
@@ -28892,7 +28627,7 @@
         </w:trPr>
         <w:tc>
           <w:tcPr>
-            <w:tcW w:type="dxa" w:w="2988"/>
+            <w:tcW w:type="dxa" w:w="2736"/>
             <w:tcBorders>
               <w:top w:val="single" w:color="666666" w:sz="6" w:space="0" w:shadow="0" w:frame="0"/>
               <w:left w:val="single" w:color="666666" w:sz="6" w:space="0" w:shadow="0" w:frame="0"/>
@@ -28924,7 +28659,7 @@
         </w:tc>
         <w:tc>
           <w:tcPr>
-            <w:tcW w:type="dxa" w:w="5291"/>
+            <w:tcW w:type="dxa" w:w="5624"/>
             <w:tcBorders>
               <w:top w:val="single" w:color="666666" w:sz="6" w:space="0" w:shadow="0" w:frame="0"/>
               <w:left w:val="single" w:color="666666" w:sz="6" w:space="0" w:shadow="0" w:frame="0"/>
@@ -28960,7 +28695,7 @@
         </w:tc>
         <w:tc>
           <w:tcPr>
-            <w:tcW w:type="dxa" w:w="850"/>
+            <w:tcW w:type="dxa" w:w="1000"/>
             <w:tcBorders>
               <w:top w:val="single" w:color="666666" w:sz="6" w:space="0" w:shadow="0" w:frame="0"/>
               <w:left w:val="single" w:color="666666" w:sz="6" w:space="0" w:shadow="0" w:frame="0"/>
@@ -29005,7 +28740,7 @@
         </w:trPr>
         <w:tc>
           <w:tcPr>
-            <w:tcW w:type="dxa" w:w="2988"/>
+            <w:tcW w:type="dxa" w:w="2736"/>
             <w:tcBorders>
               <w:top w:val="single" w:color="666666" w:sz="6" w:space="0" w:shadow="0" w:frame="0"/>
               <w:left w:val="single" w:color="666666" w:sz="6" w:space="0" w:shadow="0" w:frame="0"/>
@@ -29037,7 +28772,7 @@
         </w:tc>
         <w:tc>
           <w:tcPr>
-            <w:tcW w:type="dxa" w:w="5291"/>
+            <w:tcW w:type="dxa" w:w="5624"/>
             <w:tcBorders>
               <w:top w:val="single" w:color="666666" w:sz="6" w:space="0" w:shadow="0" w:frame="0"/>
               <w:left w:val="single" w:color="666666" w:sz="6" w:space="0" w:shadow="0" w:frame="0"/>
@@ -29073,7 +28808,7 @@
         </w:tc>
         <w:tc>
           <w:tcPr>
-            <w:tcW w:type="dxa" w:w="850"/>
+            <w:tcW w:type="dxa" w:w="1000"/>
             <w:tcBorders>
               <w:top w:val="single" w:color="666666" w:sz="6" w:space="0" w:shadow="0" w:frame="0"/>
               <w:left w:val="single" w:color="666666" w:sz="6" w:space="0" w:shadow="0" w:frame="0"/>
@@ -29118,7 +28853,7 @@
         </w:trPr>
         <w:tc>
           <w:tcPr>
-            <w:tcW w:type="dxa" w:w="2988"/>
+            <w:tcW w:type="dxa" w:w="2736"/>
             <w:tcBorders>
               <w:top w:val="single" w:color="666666" w:sz="6" w:space="0" w:shadow="0" w:frame="0"/>
               <w:left w:val="single" w:color="666666" w:sz="6" w:space="0" w:shadow="0" w:frame="0"/>
@@ -29150,7 +28885,7 @@
         </w:tc>
         <w:tc>
           <w:tcPr>
-            <w:tcW w:type="dxa" w:w="5291"/>
+            <w:tcW w:type="dxa" w:w="5624"/>
             <w:tcBorders>
               <w:top w:val="single" w:color="666666" w:sz="6" w:space="0" w:shadow="0" w:frame="0"/>
               <w:left w:val="single" w:color="666666" w:sz="6" w:space="0" w:shadow="0" w:frame="0"/>
@@ -29186,7 +28921,7 @@
         </w:tc>
         <w:tc>
           <w:tcPr>
-            <w:tcW w:type="dxa" w:w="850"/>
+            <w:tcW w:type="dxa" w:w="1000"/>
             <w:tcBorders>
               <w:top w:val="single" w:color="666666" w:sz="6" w:space="0" w:shadow="0" w:frame="0"/>
               <w:left w:val="single" w:color="666666" w:sz="6" w:space="0" w:shadow="0" w:frame="0"/>
@@ -29231,7 +28966,7 @@
         </w:trPr>
         <w:tc>
           <w:tcPr>
-            <w:tcW w:type="dxa" w:w="2988"/>
+            <w:tcW w:type="dxa" w:w="2736"/>
             <w:tcBorders>
               <w:top w:val="single" w:color="666666" w:sz="6" w:space="0" w:shadow="0" w:frame="0"/>
               <w:left w:val="single" w:color="666666" w:sz="6" w:space="0" w:shadow="0" w:frame="0"/>
@@ -29263,7 +28998,7 @@
         </w:tc>
         <w:tc>
           <w:tcPr>
-            <w:tcW w:type="dxa" w:w="5291"/>
+            <w:tcW w:type="dxa" w:w="5624"/>
             <w:tcBorders>
               <w:top w:val="single" w:color="666666" w:sz="6" w:space="0" w:shadow="0" w:frame="0"/>
               <w:left w:val="single" w:color="666666" w:sz="6" w:space="0" w:shadow="0" w:frame="0"/>
@@ -29299,7 +29034,7 @@
         </w:tc>
         <w:tc>
           <w:tcPr>
-            <w:tcW w:type="dxa" w:w="850"/>
+            <w:tcW w:type="dxa" w:w="1000"/>
             <w:tcBorders>
               <w:top w:val="single" w:color="666666" w:sz="6" w:space="0" w:shadow="0" w:frame="0"/>
               <w:left w:val="single" w:color="666666" w:sz="6" w:space="0" w:shadow="0" w:frame="0"/>
@@ -29344,7 +29079,7 @@
         </w:trPr>
         <w:tc>
           <w:tcPr>
-            <w:tcW w:type="dxa" w:w="2988"/>
+            <w:tcW w:type="dxa" w:w="2736"/>
             <w:tcBorders>
               <w:top w:val="single" w:color="666666" w:sz="6" w:space="0" w:shadow="0" w:frame="0"/>
               <w:left w:val="single" w:color="666666" w:sz="6" w:space="0" w:shadow="0" w:frame="0"/>
@@ -29376,7 +29111,7 @@
         </w:tc>
         <w:tc>
           <w:tcPr>
-            <w:tcW w:type="dxa" w:w="5291"/>
+            <w:tcW w:type="dxa" w:w="5624"/>
             <w:tcBorders>
               <w:top w:val="single" w:color="666666" w:sz="6" w:space="0" w:shadow="0" w:frame="0"/>
               <w:left w:val="single" w:color="666666" w:sz="6" w:space="0" w:shadow="0" w:frame="0"/>
@@ -29412,7 +29147,7 @@
         </w:tc>
         <w:tc>
           <w:tcPr>
-            <w:tcW w:type="dxa" w:w="850"/>
+            <w:tcW w:type="dxa" w:w="1000"/>
             <w:tcBorders>
               <w:top w:val="single" w:color="666666" w:sz="6" w:space="0" w:shadow="0" w:frame="0"/>
               <w:left w:val="single" w:color="666666" w:sz="6" w:space="0" w:shadow="0" w:frame="0"/>
@@ -29457,7 +29192,7 @@
         </w:trPr>
         <w:tc>
           <w:tcPr>
-            <w:tcW w:type="dxa" w:w="2988"/>
+            <w:tcW w:type="dxa" w:w="2736"/>
             <w:tcBorders>
               <w:top w:val="single" w:color="666666" w:sz="6" w:space="0" w:shadow="0" w:frame="0"/>
               <w:left w:val="single" w:color="666666" w:sz="6" w:space="0" w:shadow="0" w:frame="0"/>
@@ -29489,7 +29224,7 @@
         </w:tc>
         <w:tc>
           <w:tcPr>
-            <w:tcW w:type="dxa" w:w="5291"/>
+            <w:tcW w:type="dxa" w:w="5624"/>
             <w:tcBorders>
               <w:top w:val="single" w:color="666666" w:sz="6" w:space="0" w:shadow="0" w:frame="0"/>
               <w:left w:val="single" w:color="666666" w:sz="6" w:space="0" w:shadow="0" w:frame="0"/>
@@ -29525,7 +29260,7 @@
         </w:tc>
         <w:tc>
           <w:tcPr>
-            <w:tcW w:type="dxa" w:w="850"/>
+            <w:tcW w:type="dxa" w:w="1000"/>
             <w:tcBorders>
               <w:top w:val="single" w:color="666666" w:sz="6" w:space="0" w:shadow="0" w:frame="0"/>
               <w:left w:val="single" w:color="666666" w:sz="6" w:space="0" w:shadow="0" w:frame="0"/>
@@ -29570,7 +29305,7 @@
         </w:trPr>
         <w:tc>
           <w:tcPr>
-            <w:tcW w:type="dxa" w:w="2988"/>
+            <w:tcW w:type="dxa" w:w="2736"/>
             <w:tcBorders>
               <w:top w:val="single" w:color="666666" w:sz="6" w:space="0" w:shadow="0" w:frame="0"/>
               <w:left w:val="single" w:color="666666" w:sz="6" w:space="0" w:shadow="0" w:frame="0"/>
@@ -29602,7 +29337,7 @@
         </w:tc>
         <w:tc>
           <w:tcPr>
-            <w:tcW w:type="dxa" w:w="5291"/>
+            <w:tcW w:type="dxa" w:w="5624"/>
             <w:tcBorders>
               <w:top w:val="single" w:color="666666" w:sz="6" w:space="0" w:shadow="0" w:frame="0"/>
               <w:left w:val="single" w:color="666666" w:sz="6" w:space="0" w:shadow="0" w:frame="0"/>
@@ -29638,7 +29373,7 @@
         </w:tc>
         <w:tc>
           <w:tcPr>
-            <w:tcW w:type="dxa" w:w="850"/>
+            <w:tcW w:type="dxa" w:w="1000"/>
             <w:tcBorders>
               <w:top w:val="single" w:color="666666" w:sz="6" w:space="0" w:shadow="0" w:frame="0"/>
               <w:left w:val="single" w:color="666666" w:sz="6" w:space="0" w:shadow="0" w:frame="0"/>
@@ -29683,7 +29418,7 @@
         </w:trPr>
         <w:tc>
           <w:tcPr>
-            <w:tcW w:type="dxa" w:w="2988"/>
+            <w:tcW w:type="dxa" w:w="2736"/>
             <w:tcBorders>
               <w:top w:val="single" w:color="666666" w:sz="6" w:space="0" w:shadow="0" w:frame="0"/>
               <w:left w:val="single" w:color="666666" w:sz="6" w:space="0" w:shadow="0" w:frame="0"/>
@@ -29719,7 +29454,7 @@
         </w:tc>
         <w:tc>
           <w:tcPr>
-            <w:tcW w:type="dxa" w:w="5291"/>
+            <w:tcW w:type="dxa" w:w="5624"/>
             <w:tcBorders>
               <w:top w:val="single" w:color="666666" w:sz="6" w:space="0" w:shadow="0" w:frame="0"/>
               <w:left w:val="single" w:color="666666" w:sz="6" w:space="0" w:shadow="0" w:frame="0"/>
@@ -29755,7 +29490,7 @@
         </w:tc>
         <w:tc>
           <w:tcPr>
-            <w:tcW w:type="dxa" w:w="850"/>
+            <w:tcW w:type="dxa" w:w="1000"/>
             <w:tcBorders>
               <w:top w:val="single" w:color="666666" w:sz="6" w:space="0" w:shadow="0" w:frame="0"/>
               <w:left w:val="single" w:color="666666" w:sz="6" w:space="0" w:shadow="0" w:frame="0"/>
@@ -29984,9 +29719,9 @@
     </w:p>
     <w:tbl>
       <w:tblPr>
-        <w:tblW w:w="8836" w:type="dxa"/>
+        <w:tblW w:w="9360" w:type="dxa"/>
         <w:jc w:val="left"/>
-        <w:tblInd w:w="324" w:type="dxa"/>
+        <w:tblInd w:w="0" w:type="dxa"/>
         <w:tblBorders>
           <w:top w:val="single" w:color="ffffff" w:sz="8" w:space="0" w:shadow="0" w:frame="0"/>
           <w:left w:val="single" w:color="ffffff" w:sz="8" w:space="0" w:shadow="0" w:frame="0"/>
@@ -29999,9 +29734,9 @@
         <w:tblLayout w:type="fixed"/>
       </w:tblPr>
       <w:tblGrid>
-        <w:gridCol w:w="2891"/>
-        <w:gridCol w:w="5095"/>
-        <w:gridCol w:w="850"/>
+        <w:gridCol w:w="2735"/>
+        <w:gridCol w:w="5625"/>
+        <w:gridCol w:w="1000"/>
       </w:tblGrid>
       <w:tr>
         <w:tblPrEx>
@@ -30012,7 +29747,7 @@
         </w:trPr>
         <w:tc>
           <w:tcPr>
-            <w:tcW w:type="dxa" w:w="2891"/>
+            <w:tcW w:type="dxa" w:w="2735"/>
             <w:tcBorders>
               <w:top w:val="single" w:color="666666" w:sz="6" w:space="0" w:shadow="0" w:frame="0"/>
               <w:left w:val="single" w:color="666666" w:sz="6" w:space="0" w:shadow="0" w:frame="0"/>
@@ -30032,7 +29767,7 @@
         </w:tc>
         <w:tc>
           <w:tcPr>
-            <w:tcW w:type="dxa" w:w="5095"/>
+            <w:tcW w:type="dxa" w:w="5625"/>
             <w:tcBorders>
               <w:top w:val="single" w:color="666666" w:sz="6" w:space="0" w:shadow="0" w:frame="0"/>
               <w:left w:val="single" w:color="666666" w:sz="6" w:space="0" w:shadow="0" w:frame="0"/>
@@ -30052,7 +29787,7 @@
         </w:tc>
         <w:tc>
           <w:tcPr>
-            <w:tcW w:type="dxa" w:w="850"/>
+            <w:tcW w:type="dxa" w:w="1000"/>
             <w:tcBorders>
               <w:top w:val="single" w:color="666666" w:sz="6" w:space="0" w:shadow="0" w:frame="0"/>
               <w:left w:val="single" w:color="666666" w:sz="6" w:space="0" w:shadow="0" w:frame="0"/>
@@ -30080,7 +29815,7 @@
         </w:trPr>
         <w:tc>
           <w:tcPr>
-            <w:tcW w:type="dxa" w:w="2891"/>
+            <w:tcW w:type="dxa" w:w="2735"/>
             <w:tcBorders>
               <w:top w:val="single" w:color="666666" w:sz="6" w:space="0" w:shadow="0" w:frame="0"/>
               <w:left w:val="single" w:color="666666" w:sz="6" w:space="0" w:shadow="0" w:frame="0"/>
@@ -30112,7 +29847,7 @@
         </w:tc>
         <w:tc>
           <w:tcPr>
-            <w:tcW w:type="dxa" w:w="5095"/>
+            <w:tcW w:type="dxa" w:w="5625"/>
             <w:tcBorders>
               <w:top w:val="single" w:color="666666" w:sz="6" w:space="0" w:shadow="0" w:frame="0"/>
               <w:left w:val="single" w:color="666666" w:sz="6" w:space="0" w:shadow="0" w:frame="0"/>
@@ -30148,7 +29883,7 @@
         </w:tc>
         <w:tc>
           <w:tcPr>
-            <w:tcW w:type="dxa" w:w="850"/>
+            <w:tcW w:type="dxa" w:w="1000"/>
             <w:tcBorders>
               <w:top w:val="single" w:color="666666" w:sz="6" w:space="0" w:shadow="0" w:frame="0"/>
               <w:left w:val="single" w:color="666666" w:sz="6" w:space="0" w:shadow="0" w:frame="0"/>
@@ -30193,7 +29928,7 @@
         </w:trPr>
         <w:tc>
           <w:tcPr>
-            <w:tcW w:type="dxa" w:w="2891"/>
+            <w:tcW w:type="dxa" w:w="2735"/>
             <w:tcBorders>
               <w:top w:val="single" w:color="666666" w:sz="6" w:space="0" w:shadow="0" w:frame="0"/>
               <w:left w:val="single" w:color="666666" w:sz="6" w:space="0" w:shadow="0" w:frame="0"/>
@@ -30225,7 +29960,7 @@
         </w:tc>
         <w:tc>
           <w:tcPr>
-            <w:tcW w:type="dxa" w:w="5095"/>
+            <w:tcW w:type="dxa" w:w="5625"/>
             <w:tcBorders>
               <w:top w:val="single" w:color="666666" w:sz="6" w:space="0" w:shadow="0" w:frame="0"/>
               <w:left w:val="single" w:color="666666" w:sz="6" w:space="0" w:shadow="0" w:frame="0"/>
@@ -30261,7 +29996,7 @@
         </w:tc>
         <w:tc>
           <w:tcPr>
-            <w:tcW w:type="dxa" w:w="850"/>
+            <w:tcW w:type="dxa" w:w="1000"/>
             <w:tcBorders>
               <w:top w:val="single" w:color="666666" w:sz="6" w:space="0" w:shadow="0" w:frame="0"/>
               <w:left w:val="single" w:color="666666" w:sz="6" w:space="0" w:shadow="0" w:frame="0"/>
@@ -30306,7 +30041,7 @@
         </w:trPr>
         <w:tc>
           <w:tcPr>
-            <w:tcW w:type="dxa" w:w="2891"/>
+            <w:tcW w:type="dxa" w:w="2735"/>
             <w:tcBorders>
               <w:top w:val="single" w:color="666666" w:sz="6" w:space="0" w:shadow="0" w:frame="0"/>
               <w:left w:val="single" w:color="666666" w:sz="6" w:space="0" w:shadow="0" w:frame="0"/>
@@ -30338,7 +30073,7 @@
         </w:tc>
         <w:tc>
           <w:tcPr>
-            <w:tcW w:type="dxa" w:w="5095"/>
+            <w:tcW w:type="dxa" w:w="5625"/>
             <w:tcBorders>
               <w:top w:val="single" w:color="666666" w:sz="6" w:space="0" w:shadow="0" w:frame="0"/>
               <w:left w:val="single" w:color="666666" w:sz="6" w:space="0" w:shadow="0" w:frame="0"/>
@@ -30374,7 +30109,7 @@
         </w:tc>
         <w:tc>
           <w:tcPr>
-            <w:tcW w:type="dxa" w:w="850"/>
+            <w:tcW w:type="dxa" w:w="1000"/>
             <w:tcBorders>
               <w:top w:val="single" w:color="666666" w:sz="6" w:space="0" w:shadow="0" w:frame="0"/>
               <w:left w:val="single" w:color="666666" w:sz="6" w:space="0" w:shadow="0" w:frame="0"/>
@@ -30419,7 +30154,7 @@
         </w:trPr>
         <w:tc>
           <w:tcPr>
-            <w:tcW w:type="dxa" w:w="2891"/>
+            <w:tcW w:type="dxa" w:w="2735"/>
             <w:tcBorders>
               <w:top w:val="single" w:color="666666" w:sz="6" w:space="0" w:shadow="0" w:frame="0"/>
               <w:left w:val="single" w:color="666666" w:sz="6" w:space="0" w:shadow="0" w:frame="0"/>
@@ -30451,7 +30186,7 @@
         </w:tc>
         <w:tc>
           <w:tcPr>
-            <w:tcW w:type="dxa" w:w="5095"/>
+            <w:tcW w:type="dxa" w:w="5625"/>
             <w:tcBorders>
               <w:top w:val="single" w:color="666666" w:sz="6" w:space="0" w:shadow="0" w:frame="0"/>
               <w:left w:val="single" w:color="666666" w:sz="6" w:space="0" w:shadow="0" w:frame="0"/>
@@ -30487,7 +30222,7 @@
         </w:tc>
         <w:tc>
           <w:tcPr>
-            <w:tcW w:type="dxa" w:w="850"/>
+            <w:tcW w:type="dxa" w:w="1000"/>
             <w:tcBorders>
               <w:top w:val="single" w:color="666666" w:sz="6" w:space="0" w:shadow="0" w:frame="0"/>
               <w:left w:val="single" w:color="666666" w:sz="6" w:space="0" w:shadow="0" w:frame="0"/>
@@ -30532,7 +30267,7 @@
         </w:trPr>
         <w:tc>
           <w:tcPr>
-            <w:tcW w:type="dxa" w:w="2891"/>
+            <w:tcW w:type="dxa" w:w="2735"/>
             <w:tcBorders>
               <w:top w:val="single" w:color="666666" w:sz="6" w:space="0" w:shadow="0" w:frame="0"/>
               <w:left w:val="single" w:color="666666" w:sz="6" w:space="0" w:shadow="0" w:frame="0"/>
@@ -30564,7 +30299,7 @@
         </w:tc>
         <w:tc>
           <w:tcPr>
-            <w:tcW w:type="dxa" w:w="5095"/>
+            <w:tcW w:type="dxa" w:w="5625"/>
             <w:tcBorders>
               <w:top w:val="single" w:color="666666" w:sz="6" w:space="0" w:shadow="0" w:frame="0"/>
               <w:left w:val="single" w:color="666666" w:sz="6" w:space="0" w:shadow="0" w:frame="0"/>
@@ -30600,7 +30335,7 @@
         </w:tc>
         <w:tc>
           <w:tcPr>
-            <w:tcW w:type="dxa" w:w="850"/>
+            <w:tcW w:type="dxa" w:w="1000"/>
             <w:tcBorders>
               <w:top w:val="single" w:color="666666" w:sz="6" w:space="0" w:shadow="0" w:frame="0"/>
               <w:left w:val="single" w:color="666666" w:sz="6" w:space="0" w:shadow="0" w:frame="0"/>
@@ -30645,7 +30380,7 @@
         </w:trPr>
         <w:tc>
           <w:tcPr>
-            <w:tcW w:type="dxa" w:w="2891"/>
+            <w:tcW w:type="dxa" w:w="2735"/>
             <w:tcBorders>
               <w:top w:val="single" w:color="666666" w:sz="6" w:space="0" w:shadow="0" w:frame="0"/>
               <w:left w:val="single" w:color="666666" w:sz="6" w:space="0" w:shadow="0" w:frame="0"/>
@@ -30677,7 +30412,7 @@
         </w:tc>
         <w:tc>
           <w:tcPr>
-            <w:tcW w:type="dxa" w:w="5095"/>
+            <w:tcW w:type="dxa" w:w="5625"/>
             <w:tcBorders>
               <w:top w:val="single" w:color="666666" w:sz="6" w:space="0" w:shadow="0" w:frame="0"/>
               <w:left w:val="single" w:color="666666" w:sz="6" w:space="0" w:shadow="0" w:frame="0"/>
@@ -30713,7 +30448,7 @@
         </w:tc>
         <w:tc>
           <w:tcPr>
-            <w:tcW w:type="dxa" w:w="850"/>
+            <w:tcW w:type="dxa" w:w="1000"/>
             <w:tcBorders>
               <w:top w:val="single" w:color="666666" w:sz="6" w:space="0" w:shadow="0" w:frame="0"/>
               <w:left w:val="single" w:color="666666" w:sz="6" w:space="0" w:shadow="0" w:frame="0"/>
@@ -30758,7 +30493,7 @@
         </w:trPr>
         <w:tc>
           <w:tcPr>
-            <w:tcW w:type="dxa" w:w="2891"/>
+            <w:tcW w:type="dxa" w:w="2735"/>
             <w:tcBorders>
               <w:top w:val="single" w:color="666666" w:sz="6" w:space="0" w:shadow="0" w:frame="0"/>
               <w:left w:val="single" w:color="666666" w:sz="6" w:space="0" w:shadow="0" w:frame="0"/>
@@ -30790,7 +30525,7 @@
         </w:tc>
         <w:tc>
           <w:tcPr>
-            <w:tcW w:type="dxa" w:w="5095"/>
+            <w:tcW w:type="dxa" w:w="5625"/>
             <w:tcBorders>
               <w:top w:val="single" w:color="666666" w:sz="6" w:space="0" w:shadow="0" w:frame="0"/>
               <w:left w:val="single" w:color="666666" w:sz="6" w:space="0" w:shadow="0" w:frame="0"/>
@@ -30826,7 +30561,7 @@
         </w:tc>
         <w:tc>
           <w:tcPr>
-            <w:tcW w:type="dxa" w:w="850"/>
+            <w:tcW w:type="dxa" w:w="1000"/>
             <w:tcBorders>
               <w:top w:val="single" w:color="666666" w:sz="6" w:space="0" w:shadow="0" w:frame="0"/>
               <w:left w:val="single" w:color="666666" w:sz="6" w:space="0" w:shadow="0" w:frame="0"/>
@@ -30871,7 +30606,7 @@
         </w:trPr>
         <w:tc>
           <w:tcPr>
-            <w:tcW w:type="dxa" w:w="2891"/>
+            <w:tcW w:type="dxa" w:w="2735"/>
             <w:tcBorders>
               <w:top w:val="single" w:color="666666" w:sz="6" w:space="0" w:shadow="0" w:frame="0"/>
               <w:left w:val="single" w:color="666666" w:sz="6" w:space="0" w:shadow="0" w:frame="0"/>
@@ -30903,7 +30638,7 @@
         </w:tc>
         <w:tc>
           <w:tcPr>
-            <w:tcW w:type="dxa" w:w="5095"/>
+            <w:tcW w:type="dxa" w:w="5625"/>
             <w:tcBorders>
               <w:top w:val="single" w:color="666666" w:sz="6" w:space="0" w:shadow="0" w:frame="0"/>
               <w:left w:val="single" w:color="666666" w:sz="6" w:space="0" w:shadow="0" w:frame="0"/>
@@ -30939,7 +30674,7 @@
         </w:tc>
         <w:tc>
           <w:tcPr>
-            <w:tcW w:type="dxa" w:w="850"/>
+            <w:tcW w:type="dxa" w:w="1000"/>
             <w:tcBorders>
               <w:top w:val="single" w:color="666666" w:sz="6" w:space="0" w:shadow="0" w:frame="0"/>
               <w:left w:val="single" w:color="666666" w:sz="6" w:space="0" w:shadow="0" w:frame="0"/>
@@ -30984,7 +30719,7 @@
         </w:trPr>
         <w:tc>
           <w:tcPr>
-            <w:tcW w:type="dxa" w:w="2891"/>
+            <w:tcW w:type="dxa" w:w="2735"/>
             <w:tcBorders>
               <w:top w:val="single" w:color="666666" w:sz="6" w:space="0" w:shadow="0" w:frame="0"/>
               <w:left w:val="single" w:color="666666" w:sz="6" w:space="0" w:shadow="0" w:frame="0"/>
@@ -31016,7 +30751,7 @@
         </w:tc>
         <w:tc>
           <w:tcPr>
-            <w:tcW w:type="dxa" w:w="5095"/>
+            <w:tcW w:type="dxa" w:w="5625"/>
             <w:tcBorders>
               <w:top w:val="single" w:color="666666" w:sz="6" w:space="0" w:shadow="0" w:frame="0"/>
               <w:left w:val="single" w:color="666666" w:sz="6" w:space="0" w:shadow="0" w:frame="0"/>
@@ -31052,7 +30787,7 @@
         </w:tc>
         <w:tc>
           <w:tcPr>
-            <w:tcW w:type="dxa" w:w="850"/>
+            <w:tcW w:type="dxa" w:w="1000"/>
             <w:tcBorders>
               <w:top w:val="single" w:color="666666" w:sz="6" w:space="0" w:shadow="0" w:frame="0"/>
               <w:left w:val="single" w:color="666666" w:sz="6" w:space="0" w:shadow="0" w:frame="0"/>
@@ -31097,7 +30832,7 @@
         </w:trPr>
         <w:tc>
           <w:tcPr>
-            <w:tcW w:type="dxa" w:w="2891"/>
+            <w:tcW w:type="dxa" w:w="2735"/>
             <w:tcBorders>
               <w:top w:val="single" w:color="666666" w:sz="6" w:space="0" w:shadow="0" w:frame="0"/>
               <w:left w:val="single" w:color="666666" w:sz="6" w:space="0" w:shadow="0" w:frame="0"/>
@@ -31129,7 +30864,7 @@
         </w:tc>
         <w:tc>
           <w:tcPr>
-            <w:tcW w:type="dxa" w:w="5095"/>
+            <w:tcW w:type="dxa" w:w="5625"/>
             <w:tcBorders>
               <w:top w:val="single" w:color="666666" w:sz="6" w:space="0" w:shadow="0" w:frame="0"/>
               <w:left w:val="single" w:color="666666" w:sz="6" w:space="0" w:shadow="0" w:frame="0"/>
@@ -31165,7 +30900,7 @@
         </w:tc>
         <w:tc>
           <w:tcPr>
-            <w:tcW w:type="dxa" w:w="850"/>
+            <w:tcW w:type="dxa" w:w="1000"/>
             <w:tcBorders>
               <w:top w:val="single" w:color="666666" w:sz="6" w:space="0" w:shadow="0" w:frame="0"/>
               <w:left w:val="single" w:color="666666" w:sz="6" w:space="0" w:shadow="0" w:frame="0"/>
@@ -31210,7 +30945,7 @@
         </w:trPr>
         <w:tc>
           <w:tcPr>
-            <w:tcW w:type="dxa" w:w="2891"/>
+            <w:tcW w:type="dxa" w:w="2735"/>
             <w:tcBorders>
               <w:top w:val="single" w:color="666666" w:sz="6" w:space="0" w:shadow="0" w:frame="0"/>
               <w:left w:val="single" w:color="666666" w:sz="6" w:space="0" w:shadow="0" w:frame="0"/>
@@ -31242,7 +30977,7 @@
         </w:tc>
         <w:tc>
           <w:tcPr>
-            <w:tcW w:type="dxa" w:w="5095"/>
+            <w:tcW w:type="dxa" w:w="5625"/>
             <w:tcBorders>
               <w:top w:val="single" w:color="666666" w:sz="6" w:space="0" w:shadow="0" w:frame="0"/>
               <w:left w:val="single" w:color="666666" w:sz="6" w:space="0" w:shadow="0" w:frame="0"/>
@@ -31278,7 +31013,7 @@
         </w:tc>
         <w:tc>
           <w:tcPr>
-            <w:tcW w:type="dxa" w:w="850"/>
+            <w:tcW w:type="dxa" w:w="1000"/>
             <w:tcBorders>
               <w:top w:val="single" w:color="666666" w:sz="6" w:space="0" w:shadow="0" w:frame="0"/>
               <w:left w:val="single" w:color="666666" w:sz="6" w:space="0" w:shadow="0" w:frame="0"/>
@@ -31323,7 +31058,7 @@
         </w:trPr>
         <w:tc>
           <w:tcPr>
-            <w:tcW w:type="dxa" w:w="2891"/>
+            <w:tcW w:type="dxa" w:w="2735"/>
             <w:tcBorders>
               <w:top w:val="single" w:color="666666" w:sz="6" w:space="0" w:shadow="0" w:frame="0"/>
               <w:left w:val="single" w:color="666666" w:sz="6" w:space="0" w:shadow="0" w:frame="0"/>
@@ -31355,7 +31090,7 @@
         </w:tc>
         <w:tc>
           <w:tcPr>
-            <w:tcW w:type="dxa" w:w="5095"/>
+            <w:tcW w:type="dxa" w:w="5625"/>
             <w:tcBorders>
               <w:top w:val="single" w:color="666666" w:sz="6" w:space="0" w:shadow="0" w:frame="0"/>
               <w:left w:val="single" w:color="666666" w:sz="6" w:space="0" w:shadow="0" w:frame="0"/>
@@ -31391,7 +31126,7 @@
         </w:tc>
         <w:tc>
           <w:tcPr>
-            <w:tcW w:type="dxa" w:w="850"/>
+            <w:tcW w:type="dxa" w:w="1000"/>
             <w:tcBorders>
               <w:top w:val="single" w:color="666666" w:sz="6" w:space="0" w:shadow="0" w:frame="0"/>
               <w:left w:val="single" w:color="666666" w:sz="6" w:space="0" w:shadow="0" w:frame="0"/>
@@ -31436,7 +31171,7 @@
         </w:trPr>
         <w:tc>
           <w:tcPr>
-            <w:tcW w:type="dxa" w:w="2891"/>
+            <w:tcW w:type="dxa" w:w="2735"/>
             <w:tcBorders>
               <w:top w:val="single" w:color="666666" w:sz="6" w:space="0" w:shadow="0" w:frame="0"/>
               <w:left w:val="single" w:color="666666" w:sz="6" w:space="0" w:shadow="0" w:frame="0"/>
@@ -31468,7 +31203,7 @@
         </w:tc>
         <w:tc>
           <w:tcPr>
-            <w:tcW w:type="dxa" w:w="5095"/>
+            <w:tcW w:type="dxa" w:w="5625"/>
             <w:tcBorders>
               <w:top w:val="single" w:color="666666" w:sz="6" w:space="0" w:shadow="0" w:frame="0"/>
               <w:left w:val="single" w:color="666666" w:sz="6" w:space="0" w:shadow="0" w:frame="0"/>
@@ -31504,7 +31239,7 @@
         </w:tc>
         <w:tc>
           <w:tcPr>
-            <w:tcW w:type="dxa" w:w="850"/>
+            <w:tcW w:type="dxa" w:w="1000"/>
             <w:tcBorders>
               <w:top w:val="single" w:color="666666" w:sz="6" w:space="0" w:shadow="0" w:frame="0"/>
               <w:left w:val="single" w:color="666666" w:sz="6" w:space="0" w:shadow="0" w:frame="0"/>
@@ -31645,9 +31380,9 @@
     </w:p>
     <w:tbl>
       <w:tblPr>
-        <w:tblW w:w="8821" w:type="dxa"/>
+        <w:tblW w:w="9360" w:type="dxa"/>
         <w:jc w:val="left"/>
-        <w:tblInd w:w="324" w:type="dxa"/>
+        <w:tblInd w:w="0" w:type="dxa"/>
         <w:tblBorders>
           <w:top w:val="single" w:color="ffffff" w:sz="8" w:space="0" w:shadow="0" w:frame="0"/>
           <w:left w:val="single" w:color="ffffff" w:sz="8" w:space="0" w:shadow="0" w:frame="0"/>
@@ -31660,9 +31395,9 @@
         <w:tblLayout w:type="fixed"/>
       </w:tblPr>
       <w:tblGrid>
-        <w:gridCol w:w="2798"/>
-        <w:gridCol w:w="5173"/>
-        <w:gridCol w:w="850"/>
+        <w:gridCol w:w="2652"/>
+        <w:gridCol w:w="5708"/>
+        <w:gridCol w:w="1000"/>
       </w:tblGrid>
       <w:tr>
         <w:tblPrEx>
@@ -31673,7 +31408,7 @@
         </w:trPr>
         <w:tc>
           <w:tcPr>
-            <w:tcW w:type="dxa" w:w="2798"/>
+            <w:tcW w:type="dxa" w:w="2652"/>
             <w:tcBorders>
               <w:top w:val="single" w:color="666666" w:sz="6" w:space="0" w:shadow="0" w:frame="0"/>
               <w:left w:val="single" w:color="666666" w:sz="6" w:space="0" w:shadow="0" w:frame="0"/>
@@ -31693,7 +31428,7 @@
         </w:tc>
         <w:tc>
           <w:tcPr>
-            <w:tcW w:type="dxa" w:w="5173"/>
+            <w:tcW w:type="dxa" w:w="5708"/>
             <w:tcBorders>
               <w:top w:val="single" w:color="666666" w:sz="6" w:space="0" w:shadow="0" w:frame="0"/>
               <w:left w:val="single" w:color="666666" w:sz="6" w:space="0" w:shadow="0" w:frame="0"/>
@@ -31713,7 +31448,7 @@
         </w:tc>
         <w:tc>
           <w:tcPr>
-            <w:tcW w:type="dxa" w:w="850"/>
+            <w:tcW w:type="dxa" w:w="1000"/>
             <w:tcBorders>
               <w:top w:val="single" w:color="666666" w:sz="6" w:space="0" w:shadow="0" w:frame="0"/>
               <w:left w:val="single" w:color="666666" w:sz="6" w:space="0" w:shadow="0" w:frame="0"/>
@@ -31741,7 +31476,7 @@
         </w:trPr>
         <w:tc>
           <w:tcPr>
-            <w:tcW w:type="dxa" w:w="2798"/>
+            <w:tcW w:type="dxa" w:w="2652"/>
             <w:tcBorders>
               <w:top w:val="single" w:color="666666" w:sz="6" w:space="0" w:shadow="0" w:frame="0"/>
               <w:left w:val="single" w:color="666666" w:sz="6" w:space="0" w:shadow="0" w:frame="0"/>
@@ -31773,7 +31508,7 @@
         </w:tc>
         <w:tc>
           <w:tcPr>
-            <w:tcW w:type="dxa" w:w="5173"/>
+            <w:tcW w:type="dxa" w:w="5708"/>
             <w:tcBorders>
               <w:top w:val="single" w:color="666666" w:sz="6" w:space="0" w:shadow="0" w:frame="0"/>
               <w:left w:val="single" w:color="666666" w:sz="6" w:space="0" w:shadow="0" w:frame="0"/>
@@ -31809,7 +31544,7 @@
         </w:tc>
         <w:tc>
           <w:tcPr>
-            <w:tcW w:type="dxa" w:w="850"/>
+            <w:tcW w:type="dxa" w:w="1000"/>
             <w:tcBorders>
               <w:top w:val="single" w:color="666666" w:sz="6" w:space="0" w:shadow="0" w:frame="0"/>
               <w:left w:val="single" w:color="666666" w:sz="6" w:space="0" w:shadow="0" w:frame="0"/>
@@ -31854,7 +31589,7 @@
         </w:trPr>
         <w:tc>
           <w:tcPr>
-            <w:tcW w:type="dxa" w:w="2798"/>
+            <w:tcW w:type="dxa" w:w="2652"/>
             <w:tcBorders>
               <w:top w:val="single" w:color="666666" w:sz="6" w:space="0" w:shadow="0" w:frame="0"/>
               <w:left w:val="single" w:color="666666" w:sz="6" w:space="0" w:shadow="0" w:frame="0"/>
@@ -31886,7 +31621,7 @@
         </w:tc>
         <w:tc>
           <w:tcPr>
-            <w:tcW w:type="dxa" w:w="5173"/>
+            <w:tcW w:type="dxa" w:w="5708"/>
             <w:tcBorders>
               <w:top w:val="single" w:color="666666" w:sz="6" w:space="0" w:shadow="0" w:frame="0"/>
               <w:left w:val="single" w:color="666666" w:sz="6" w:space="0" w:shadow="0" w:frame="0"/>
@@ -31918,7 +31653,7 @@
         </w:tc>
         <w:tc>
           <w:tcPr>
-            <w:tcW w:type="dxa" w:w="850"/>
+            <w:tcW w:type="dxa" w:w="1000"/>
             <w:tcBorders>
               <w:top w:val="single" w:color="666666" w:sz="6" w:space="0" w:shadow="0" w:frame="0"/>
               <w:left w:val="single" w:color="666666" w:sz="6" w:space="0" w:shadow="0" w:frame="0"/>
@@ -31959,7 +31694,7 @@
         </w:trPr>
         <w:tc>
           <w:tcPr>
-            <w:tcW w:type="dxa" w:w="2798"/>
+            <w:tcW w:type="dxa" w:w="2652"/>
             <w:tcBorders>
               <w:top w:val="single" w:color="666666" w:sz="6" w:space="0" w:shadow="0" w:frame="0"/>
               <w:left w:val="single" w:color="666666" w:sz="6" w:space="0" w:shadow="0" w:frame="0"/>
@@ -31991,7 +31726,7 @@
         </w:tc>
         <w:tc>
           <w:tcPr>
-            <w:tcW w:type="dxa" w:w="5173"/>
+            <w:tcW w:type="dxa" w:w="5708"/>
             <w:tcBorders>
               <w:top w:val="single" w:color="666666" w:sz="6" w:space="0" w:shadow="0" w:frame="0"/>
               <w:left w:val="single" w:color="666666" w:sz="6" w:space="0" w:shadow="0" w:frame="0"/>
@@ -32023,7 +31758,7 @@
         </w:tc>
         <w:tc>
           <w:tcPr>
-            <w:tcW w:type="dxa" w:w="850"/>
+            <w:tcW w:type="dxa" w:w="1000"/>
             <w:tcBorders>
               <w:top w:val="single" w:color="666666" w:sz="6" w:space="0" w:shadow="0" w:frame="0"/>
               <w:left w:val="single" w:color="666666" w:sz="6" w:space="0" w:shadow="0" w:frame="0"/>
@@ -32064,7 +31799,7 @@
         </w:trPr>
         <w:tc>
           <w:tcPr>
-            <w:tcW w:type="dxa" w:w="2798"/>
+            <w:tcW w:type="dxa" w:w="2652"/>
             <w:tcBorders>
               <w:top w:val="single" w:color="666666" w:sz="6" w:space="0" w:shadow="0" w:frame="0"/>
               <w:left w:val="single" w:color="666666" w:sz="6" w:space="0" w:shadow="0" w:frame="0"/>
@@ -32096,7 +31831,7 @@
         </w:tc>
         <w:tc>
           <w:tcPr>
-            <w:tcW w:type="dxa" w:w="5173"/>
+            <w:tcW w:type="dxa" w:w="5708"/>
             <w:tcBorders>
               <w:top w:val="single" w:color="666666" w:sz="6" w:space="0" w:shadow="0" w:frame="0"/>
               <w:left w:val="single" w:color="666666" w:sz="6" w:space="0" w:shadow="0" w:frame="0"/>
@@ -32128,7 +31863,7 @@
         </w:tc>
         <w:tc>
           <w:tcPr>
-            <w:tcW w:type="dxa" w:w="850"/>
+            <w:tcW w:type="dxa" w:w="1000"/>
             <w:tcBorders>
               <w:top w:val="single" w:color="666666" w:sz="6" w:space="0" w:shadow="0" w:frame="0"/>
               <w:left w:val="single" w:color="666666" w:sz="6" w:space="0" w:shadow="0" w:frame="0"/>
@@ -32169,7 +31904,7 @@
         </w:trPr>
         <w:tc>
           <w:tcPr>
-            <w:tcW w:type="dxa" w:w="2798"/>
+            <w:tcW w:type="dxa" w:w="2652"/>
             <w:tcBorders>
               <w:top w:val="single" w:color="666666" w:sz="6" w:space="0" w:shadow="0" w:frame="0"/>
               <w:left w:val="single" w:color="666666" w:sz="6" w:space="0" w:shadow="0" w:frame="0"/>
@@ -32201,7 +31936,7 @@
         </w:tc>
         <w:tc>
           <w:tcPr>
-            <w:tcW w:type="dxa" w:w="5173"/>
+            <w:tcW w:type="dxa" w:w="5708"/>
             <w:tcBorders>
               <w:top w:val="single" w:color="666666" w:sz="6" w:space="0" w:shadow="0" w:frame="0"/>
               <w:left w:val="single" w:color="666666" w:sz="6" w:space="0" w:shadow="0" w:frame="0"/>
@@ -32233,7 +31968,7 @@
         </w:tc>
         <w:tc>
           <w:tcPr>
-            <w:tcW w:type="dxa" w:w="850"/>
+            <w:tcW w:type="dxa" w:w="1000"/>
             <w:tcBorders>
               <w:top w:val="single" w:color="666666" w:sz="6" w:space="0" w:shadow="0" w:frame="0"/>
               <w:left w:val="single" w:color="666666" w:sz="6" w:space="0" w:shadow="0" w:frame="0"/>
@@ -32473,9 +32208,9 @@
     </w:p>
     <w:tbl>
       <w:tblPr>
-        <w:tblW w:w="9129" w:type="dxa"/>
+        <w:tblW w:w="9360" w:type="dxa"/>
         <w:jc w:val="left"/>
-        <w:tblInd w:w="864" w:type="dxa"/>
+        <w:tblInd w:w="0" w:type="dxa"/>
         <w:tblBorders>
           <w:top w:val="single" w:color="ffffff" w:sz="8" w:space="0" w:shadow="0" w:frame="0"/>
           <w:left w:val="single" w:color="ffffff" w:sz="8" w:space="0" w:shadow="0" w:frame="0"/>
@@ -32488,9 +32223,9 @@
         <w:tblLayout w:type="fixed"/>
       </w:tblPr>
       <w:tblGrid>
-        <w:gridCol w:w="2989"/>
-        <w:gridCol w:w="5290"/>
-        <w:gridCol w:w="850"/>
+        <w:gridCol w:w="2737"/>
+        <w:gridCol w:w="5623"/>
+        <w:gridCol w:w="1000"/>
       </w:tblGrid>
       <w:tr>
         <w:tblPrEx>
@@ -32501,7 +32236,7 @@
         </w:trPr>
         <w:tc>
           <w:tcPr>
-            <w:tcW w:type="dxa" w:w="2989"/>
+            <w:tcW w:type="dxa" w:w="2737"/>
             <w:tcBorders>
               <w:top w:val="single" w:color="666666" w:sz="6" w:space="0" w:shadow="0" w:frame="0"/>
               <w:left w:val="single" w:color="666666" w:sz="6" w:space="0" w:shadow="0" w:frame="0"/>
@@ -32521,7 +32256,7 @@
         </w:tc>
         <w:tc>
           <w:tcPr>
-            <w:tcW w:type="dxa" w:w="5290"/>
+            <w:tcW w:type="dxa" w:w="5623"/>
             <w:tcBorders>
               <w:top w:val="single" w:color="666666" w:sz="6" w:space="0" w:shadow="0" w:frame="0"/>
               <w:left w:val="single" w:color="666666" w:sz="6" w:space="0" w:shadow="0" w:frame="0"/>
@@ -32541,7 +32276,7 @@
         </w:tc>
         <w:tc>
           <w:tcPr>
-            <w:tcW w:type="dxa" w:w="850"/>
+            <w:tcW w:type="dxa" w:w="1000"/>
             <w:tcBorders>
               <w:top w:val="single" w:color="666666" w:sz="6" w:space="0" w:shadow="0" w:frame="0"/>
               <w:left w:val="single" w:color="666666" w:sz="6" w:space="0" w:shadow="0" w:frame="0"/>
@@ -32569,7 +32304,7 @@
         </w:trPr>
         <w:tc>
           <w:tcPr>
-            <w:tcW w:type="dxa" w:w="2989"/>
+            <w:tcW w:type="dxa" w:w="2737"/>
             <w:tcBorders>
               <w:top w:val="single" w:color="666666" w:sz="6" w:space="0" w:shadow="0" w:frame="0"/>
               <w:left w:val="single" w:color="666666" w:sz="6" w:space="0" w:shadow="0" w:frame="0"/>
@@ -32601,7 +32336,7 @@
         </w:tc>
         <w:tc>
           <w:tcPr>
-            <w:tcW w:type="dxa" w:w="5290"/>
+            <w:tcW w:type="dxa" w:w="5623"/>
             <w:tcBorders>
               <w:top w:val="single" w:color="666666" w:sz="6" w:space="0" w:shadow="0" w:frame="0"/>
               <w:left w:val="single" w:color="666666" w:sz="6" w:space="0" w:shadow="0" w:frame="0"/>
@@ -32633,7 +32368,7 @@
         </w:tc>
         <w:tc>
           <w:tcPr>
-            <w:tcW w:type="dxa" w:w="850"/>
+            <w:tcW w:type="dxa" w:w="1000"/>
             <w:tcBorders>
               <w:top w:val="single" w:color="666666" w:sz="6" w:space="0" w:shadow="0" w:frame="0"/>
               <w:left w:val="single" w:color="666666" w:sz="6" w:space="0" w:shadow="0" w:frame="0"/>
@@ -32674,7 +32409,7 @@
         </w:trPr>
         <w:tc>
           <w:tcPr>
-            <w:tcW w:type="dxa" w:w="2989"/>
+            <w:tcW w:type="dxa" w:w="2737"/>
             <w:tcBorders>
               <w:top w:val="single" w:color="666666" w:sz="6" w:space="0" w:shadow="0" w:frame="0"/>
               <w:left w:val="single" w:color="666666" w:sz="6" w:space="0" w:shadow="0" w:frame="0"/>
@@ -32706,7 +32441,7 @@
         </w:tc>
         <w:tc>
           <w:tcPr>
-            <w:tcW w:type="dxa" w:w="5290"/>
+            <w:tcW w:type="dxa" w:w="5623"/>
             <w:tcBorders>
               <w:top w:val="single" w:color="666666" w:sz="6" w:space="0" w:shadow="0" w:frame="0"/>
               <w:left w:val="single" w:color="666666" w:sz="6" w:space="0" w:shadow="0" w:frame="0"/>
@@ -32738,7 +32473,7 @@
         </w:tc>
         <w:tc>
           <w:tcPr>
-            <w:tcW w:type="dxa" w:w="850"/>
+            <w:tcW w:type="dxa" w:w="1000"/>
             <w:tcBorders>
               <w:top w:val="single" w:color="666666" w:sz="6" w:space="0" w:shadow="0" w:frame="0"/>
               <w:left w:val="single" w:color="666666" w:sz="6" w:space="0" w:shadow="0" w:frame="0"/>
@@ -32779,7 +32514,7 @@
         </w:trPr>
         <w:tc>
           <w:tcPr>
-            <w:tcW w:type="dxa" w:w="2989"/>
+            <w:tcW w:type="dxa" w:w="2737"/>
             <w:tcBorders>
               <w:top w:val="single" w:color="666666" w:sz="6" w:space="0" w:shadow="0" w:frame="0"/>
               <w:left w:val="single" w:color="666666" w:sz="6" w:space="0" w:shadow="0" w:frame="0"/>
@@ -32811,7 +32546,7 @@
         </w:tc>
         <w:tc>
           <w:tcPr>
-            <w:tcW w:type="dxa" w:w="5290"/>
+            <w:tcW w:type="dxa" w:w="5623"/>
             <w:tcBorders>
               <w:top w:val="single" w:color="666666" w:sz="6" w:space="0" w:shadow="0" w:frame="0"/>
               <w:left w:val="single" w:color="666666" w:sz="6" w:space="0" w:shadow="0" w:frame="0"/>
@@ -32843,7 +32578,7 @@
         </w:tc>
         <w:tc>
           <w:tcPr>
-            <w:tcW w:type="dxa" w:w="850"/>
+            <w:tcW w:type="dxa" w:w="1000"/>
             <w:tcBorders>
               <w:top w:val="single" w:color="666666" w:sz="6" w:space="0" w:shadow="0" w:frame="0"/>
               <w:left w:val="single" w:color="666666" w:sz="6" w:space="0" w:shadow="0" w:frame="0"/>
@@ -32884,7 +32619,7 @@
         </w:trPr>
         <w:tc>
           <w:tcPr>
-            <w:tcW w:type="dxa" w:w="2989"/>
+            <w:tcW w:type="dxa" w:w="2737"/>
             <w:tcBorders>
               <w:top w:val="single" w:color="666666" w:sz="6" w:space="0" w:shadow="0" w:frame="0"/>
               <w:left w:val="single" w:color="666666" w:sz="6" w:space="0" w:shadow="0" w:frame="0"/>
@@ -32916,7 +32651,7 @@
         </w:tc>
         <w:tc>
           <w:tcPr>
-            <w:tcW w:type="dxa" w:w="5290"/>
+            <w:tcW w:type="dxa" w:w="5623"/>
             <w:tcBorders>
               <w:top w:val="single" w:color="666666" w:sz="6" w:space="0" w:shadow="0" w:frame="0"/>
               <w:left w:val="single" w:color="666666" w:sz="6" w:space="0" w:shadow="0" w:frame="0"/>
@@ -32948,7 +32683,7 @@
         </w:tc>
         <w:tc>
           <w:tcPr>
-            <w:tcW w:type="dxa" w:w="850"/>
+            <w:tcW w:type="dxa" w:w="1000"/>
             <w:tcBorders>
               <w:top w:val="single" w:color="666666" w:sz="6" w:space="0" w:shadow="0" w:frame="0"/>
               <w:left w:val="single" w:color="666666" w:sz="6" w:space="0" w:shadow="0" w:frame="0"/>
@@ -32989,7 +32724,7 @@
         </w:trPr>
         <w:tc>
           <w:tcPr>
-            <w:tcW w:type="dxa" w:w="2989"/>
+            <w:tcW w:type="dxa" w:w="2737"/>
             <w:tcBorders>
               <w:top w:val="single" w:color="666666" w:sz="6" w:space="0" w:shadow="0" w:frame="0"/>
               <w:left w:val="single" w:color="666666" w:sz="6" w:space="0" w:shadow="0" w:frame="0"/>
@@ -33021,7 +32756,7 @@
         </w:tc>
         <w:tc>
           <w:tcPr>
-            <w:tcW w:type="dxa" w:w="5290"/>
+            <w:tcW w:type="dxa" w:w="5623"/>
             <w:tcBorders>
               <w:top w:val="single" w:color="666666" w:sz="6" w:space="0" w:shadow="0" w:frame="0"/>
               <w:left w:val="single" w:color="666666" w:sz="6" w:space="0" w:shadow="0" w:frame="0"/>
@@ -33053,7 +32788,7 @@
         </w:tc>
         <w:tc>
           <w:tcPr>
-            <w:tcW w:type="dxa" w:w="850"/>
+            <w:tcW w:type="dxa" w:w="1000"/>
             <w:tcBorders>
               <w:top w:val="single" w:color="666666" w:sz="6" w:space="0" w:shadow="0" w:frame="0"/>
               <w:left w:val="single" w:color="666666" w:sz="6" w:space="0" w:shadow="0" w:frame="0"/>
@@ -33094,7 +32829,7 @@
         </w:trPr>
         <w:tc>
           <w:tcPr>
-            <w:tcW w:type="dxa" w:w="2989"/>
+            <w:tcW w:type="dxa" w:w="2737"/>
             <w:tcBorders>
               <w:top w:val="single" w:color="666666" w:sz="6" w:space="0" w:shadow="0" w:frame="0"/>
               <w:left w:val="single" w:color="666666" w:sz="6" w:space="0" w:shadow="0" w:frame="0"/>
@@ -33126,7 +32861,7 @@
         </w:tc>
         <w:tc>
           <w:tcPr>
-            <w:tcW w:type="dxa" w:w="5290"/>
+            <w:tcW w:type="dxa" w:w="5623"/>
             <w:tcBorders>
               <w:top w:val="single" w:color="666666" w:sz="6" w:space="0" w:shadow="0" w:frame="0"/>
               <w:left w:val="single" w:color="666666" w:sz="6" w:space="0" w:shadow="0" w:frame="0"/>
@@ -33158,7 +32893,7 @@
         </w:tc>
         <w:tc>
           <w:tcPr>
-            <w:tcW w:type="dxa" w:w="850"/>
+            <w:tcW w:type="dxa" w:w="1000"/>
             <w:tcBorders>
               <w:top w:val="single" w:color="666666" w:sz="6" w:space="0" w:shadow="0" w:frame="0"/>
               <w:left w:val="single" w:color="666666" w:sz="6" w:space="0" w:shadow="0" w:frame="0"/>
@@ -33199,7 +32934,7 @@
         </w:trPr>
         <w:tc>
           <w:tcPr>
-            <w:tcW w:type="dxa" w:w="2989"/>
+            <w:tcW w:type="dxa" w:w="2737"/>
             <w:tcBorders>
               <w:top w:val="single" w:color="666666" w:sz="6" w:space="0" w:shadow="0" w:frame="0"/>
               <w:left w:val="single" w:color="666666" w:sz="6" w:space="0" w:shadow="0" w:frame="0"/>
@@ -33231,7 +32966,7 @@
         </w:tc>
         <w:tc>
           <w:tcPr>
-            <w:tcW w:type="dxa" w:w="5290"/>
+            <w:tcW w:type="dxa" w:w="5623"/>
             <w:tcBorders>
               <w:top w:val="single" w:color="666666" w:sz="6" w:space="0" w:shadow="0" w:frame="0"/>
               <w:left w:val="single" w:color="666666" w:sz="6" w:space="0" w:shadow="0" w:frame="0"/>
@@ -33263,7 +32998,7 @@
         </w:tc>
         <w:tc>
           <w:tcPr>
-            <w:tcW w:type="dxa" w:w="850"/>
+            <w:tcW w:type="dxa" w:w="1000"/>
             <w:tcBorders>
               <w:top w:val="single" w:color="666666" w:sz="6" w:space="0" w:shadow="0" w:frame="0"/>
               <w:left w:val="single" w:color="666666" w:sz="6" w:space="0" w:shadow="0" w:frame="0"/>
@@ -33304,7 +33039,7 @@
         </w:trPr>
         <w:tc>
           <w:tcPr>
-            <w:tcW w:type="dxa" w:w="2989"/>
+            <w:tcW w:type="dxa" w:w="2737"/>
             <w:tcBorders>
               <w:top w:val="single" w:color="666666" w:sz="6" w:space="0" w:shadow="0" w:frame="0"/>
               <w:left w:val="single" w:color="666666" w:sz="6" w:space="0" w:shadow="0" w:frame="0"/>
@@ -33336,7 +33071,7 @@
         </w:tc>
         <w:tc>
           <w:tcPr>
-            <w:tcW w:type="dxa" w:w="5290"/>
+            <w:tcW w:type="dxa" w:w="5623"/>
             <w:tcBorders>
               <w:top w:val="single" w:color="666666" w:sz="6" w:space="0" w:shadow="0" w:frame="0"/>
               <w:left w:val="single" w:color="666666" w:sz="6" w:space="0" w:shadow="0" w:frame="0"/>
@@ -33368,7 +33103,7 @@
         </w:tc>
         <w:tc>
           <w:tcPr>
-            <w:tcW w:type="dxa" w:w="850"/>
+            <w:tcW w:type="dxa" w:w="1000"/>
             <w:tcBorders>
               <w:top w:val="single" w:color="666666" w:sz="6" w:space="0" w:shadow="0" w:frame="0"/>
               <w:left w:val="single" w:color="666666" w:sz="6" w:space="0" w:shadow="0" w:frame="0"/>
@@ -33409,7 +33144,7 @@
         </w:trPr>
         <w:tc>
           <w:tcPr>
-            <w:tcW w:type="dxa" w:w="2989"/>
+            <w:tcW w:type="dxa" w:w="2737"/>
             <w:tcBorders>
               <w:top w:val="single" w:color="666666" w:sz="6" w:space="0" w:shadow="0" w:frame="0"/>
               <w:left w:val="single" w:color="666666" w:sz="6" w:space="0" w:shadow="0" w:frame="0"/>
@@ -33441,7 +33176,7 @@
         </w:tc>
         <w:tc>
           <w:tcPr>
-            <w:tcW w:type="dxa" w:w="5290"/>
+            <w:tcW w:type="dxa" w:w="5623"/>
             <w:tcBorders>
               <w:top w:val="single" w:color="666666" w:sz="6" w:space="0" w:shadow="0" w:frame="0"/>
               <w:left w:val="single" w:color="666666" w:sz="6" w:space="0" w:shadow="0" w:frame="0"/>
@@ -33473,7 +33208,7 @@
         </w:tc>
         <w:tc>
           <w:tcPr>
-            <w:tcW w:type="dxa" w:w="850"/>
+            <w:tcW w:type="dxa" w:w="1000"/>
             <w:tcBorders>
               <w:top w:val="single" w:color="666666" w:sz="6" w:space="0" w:shadow="0" w:frame="0"/>
               <w:left w:val="single" w:color="666666" w:sz="6" w:space="0" w:shadow="0" w:frame="0"/>
@@ -33514,7 +33249,7 @@
         </w:trPr>
         <w:tc>
           <w:tcPr>
-            <w:tcW w:type="dxa" w:w="2989"/>
+            <w:tcW w:type="dxa" w:w="2737"/>
             <w:tcBorders>
               <w:top w:val="single" w:color="666666" w:sz="6" w:space="0" w:shadow="0" w:frame="0"/>
               <w:left w:val="single" w:color="666666" w:sz="6" w:space="0" w:shadow="0" w:frame="0"/>
@@ -33546,7 +33281,7 @@
         </w:tc>
         <w:tc>
           <w:tcPr>
-            <w:tcW w:type="dxa" w:w="5290"/>
+            <w:tcW w:type="dxa" w:w="5623"/>
             <w:tcBorders>
               <w:top w:val="single" w:color="666666" w:sz="6" w:space="0" w:shadow="0" w:frame="0"/>
               <w:left w:val="single" w:color="666666" w:sz="6" w:space="0" w:shadow="0" w:frame="0"/>
@@ -33578,7 +33313,7 @@
         </w:tc>
         <w:tc>
           <w:tcPr>
-            <w:tcW w:type="dxa" w:w="850"/>
+            <w:tcW w:type="dxa" w:w="1000"/>
             <w:tcBorders>
               <w:top w:val="single" w:color="666666" w:sz="6" w:space="0" w:shadow="0" w:frame="0"/>
               <w:left w:val="single" w:color="666666" w:sz="6" w:space="0" w:shadow="0" w:frame="0"/>
@@ -33619,7 +33354,7 @@
         </w:trPr>
         <w:tc>
           <w:tcPr>
-            <w:tcW w:type="dxa" w:w="2989"/>
+            <w:tcW w:type="dxa" w:w="2737"/>
             <w:tcBorders>
               <w:top w:val="single" w:color="666666" w:sz="6" w:space="0" w:shadow="0" w:frame="0"/>
               <w:left w:val="single" w:color="666666" w:sz="6" w:space="0" w:shadow="0" w:frame="0"/>
@@ -33651,7 +33386,7 @@
         </w:tc>
         <w:tc>
           <w:tcPr>
-            <w:tcW w:type="dxa" w:w="5290"/>
+            <w:tcW w:type="dxa" w:w="5623"/>
             <w:tcBorders>
               <w:top w:val="single" w:color="666666" w:sz="6" w:space="0" w:shadow="0" w:frame="0"/>
               <w:left w:val="single" w:color="666666" w:sz="6" w:space="0" w:shadow="0" w:frame="0"/>
@@ -33683,7 +33418,7 @@
         </w:tc>
         <w:tc>
           <w:tcPr>
-            <w:tcW w:type="dxa" w:w="850"/>
+            <w:tcW w:type="dxa" w:w="1000"/>
             <w:tcBorders>
               <w:top w:val="single" w:color="666666" w:sz="6" w:space="0" w:shadow="0" w:frame="0"/>
               <w:left w:val="single" w:color="666666" w:sz="6" w:space="0" w:shadow="0" w:frame="0"/>
@@ -33724,7 +33459,7 @@
         </w:trPr>
         <w:tc>
           <w:tcPr>
-            <w:tcW w:type="dxa" w:w="2989"/>
+            <w:tcW w:type="dxa" w:w="2737"/>
             <w:tcBorders>
               <w:top w:val="single" w:color="666666" w:sz="6" w:space="0" w:shadow="0" w:frame="0"/>
               <w:left w:val="single" w:color="666666" w:sz="6" w:space="0" w:shadow="0" w:frame="0"/>
@@ -33756,7 +33491,7 @@
         </w:tc>
         <w:tc>
           <w:tcPr>
-            <w:tcW w:type="dxa" w:w="5290"/>
+            <w:tcW w:type="dxa" w:w="5623"/>
             <w:tcBorders>
               <w:top w:val="single" w:color="666666" w:sz="6" w:space="0" w:shadow="0" w:frame="0"/>
               <w:left w:val="single" w:color="666666" w:sz="6" w:space="0" w:shadow="0" w:frame="0"/>
@@ -33788,7 +33523,7 @@
         </w:tc>
         <w:tc>
           <w:tcPr>
-            <w:tcW w:type="dxa" w:w="850"/>
+            <w:tcW w:type="dxa" w:w="1000"/>
             <w:tcBorders>
               <w:top w:val="single" w:color="666666" w:sz="6" w:space="0" w:shadow="0" w:frame="0"/>
               <w:left w:val="single" w:color="666666" w:sz="6" w:space="0" w:shadow="0" w:frame="0"/>
@@ -33945,9 +33680,9 @@
     </w:p>
     <w:tbl>
       <w:tblPr>
-        <w:tblW w:w="8805" w:type="dxa"/>
+        <w:tblW w:w="9360" w:type="dxa"/>
         <w:jc w:val="left"/>
-        <w:tblInd w:w="864" w:type="dxa"/>
+        <w:tblInd w:w="0" w:type="dxa"/>
         <w:tblBorders>
           <w:top w:val="single" w:color="ffffff" w:sz="8" w:space="0" w:shadow="0" w:frame="0"/>
           <w:left w:val="single" w:color="ffffff" w:sz="8" w:space="0" w:shadow="0" w:frame="0"/>
@@ -33960,9 +33695,9 @@
         <w:tblLayout w:type="fixed"/>
       </w:tblPr>
       <w:tblGrid>
-        <w:gridCol w:w="2877"/>
-        <w:gridCol w:w="5078"/>
-        <w:gridCol w:w="850"/>
+        <w:gridCol w:w="2732"/>
+        <w:gridCol w:w="5628"/>
+        <w:gridCol w:w="1000"/>
       </w:tblGrid>
       <w:tr>
         <w:tblPrEx>
@@ -33973,7 +33708,7 @@
         </w:trPr>
         <w:tc>
           <w:tcPr>
-            <w:tcW w:type="dxa" w:w="2877"/>
+            <w:tcW w:type="dxa" w:w="2732"/>
             <w:tcBorders>
               <w:top w:val="single" w:color="666666" w:sz="6" w:space="0" w:shadow="0" w:frame="0"/>
               <w:left w:val="single" w:color="666666" w:sz="6" w:space="0" w:shadow="0" w:frame="0"/>
@@ -33993,7 +33728,7 @@
         </w:tc>
         <w:tc>
           <w:tcPr>
-            <w:tcW w:type="dxa" w:w="5078"/>
+            <w:tcW w:type="dxa" w:w="5628"/>
             <w:tcBorders>
               <w:top w:val="single" w:color="666666" w:sz="6" w:space="0" w:shadow="0" w:frame="0"/>
               <w:left w:val="single" w:color="666666" w:sz="6" w:space="0" w:shadow="0" w:frame="0"/>
@@ -34013,7 +33748,7 @@
         </w:tc>
         <w:tc>
           <w:tcPr>
-            <w:tcW w:type="dxa" w:w="850"/>
+            <w:tcW w:type="dxa" w:w="1000"/>
             <w:tcBorders>
               <w:top w:val="single" w:color="666666" w:sz="6" w:space="0" w:shadow="0" w:frame="0"/>
               <w:left w:val="single" w:color="666666" w:sz="6" w:space="0" w:shadow="0" w:frame="0"/>
@@ -34041,7 +33776,7 @@
         </w:trPr>
         <w:tc>
           <w:tcPr>
-            <w:tcW w:type="dxa" w:w="2877"/>
+            <w:tcW w:type="dxa" w:w="2732"/>
             <w:tcBorders>
               <w:top w:val="single" w:color="666666" w:sz="6" w:space="0" w:shadow="0" w:frame="0"/>
               <w:left w:val="single" w:color="666666" w:sz="6" w:space="0" w:shadow="0" w:frame="0"/>
@@ -34073,7 +33808,7 @@
         </w:tc>
         <w:tc>
           <w:tcPr>
-            <w:tcW w:type="dxa" w:w="5078"/>
+            <w:tcW w:type="dxa" w:w="5628"/>
             <w:tcBorders>
               <w:top w:val="single" w:color="666666" w:sz="6" w:space="0" w:shadow="0" w:frame="0"/>
               <w:left w:val="single" w:color="666666" w:sz="6" w:space="0" w:shadow="0" w:frame="0"/>
@@ -34105,7 +33840,7 @@
         </w:tc>
         <w:tc>
           <w:tcPr>
-            <w:tcW w:type="dxa" w:w="850"/>
+            <w:tcW w:type="dxa" w:w="1000"/>
             <w:tcBorders>
               <w:top w:val="single" w:color="666666" w:sz="6" w:space="0" w:shadow="0" w:frame="0"/>
               <w:left w:val="single" w:color="666666" w:sz="6" w:space="0" w:shadow="0" w:frame="0"/>
@@ -34146,7 +33881,7 @@
         </w:trPr>
         <w:tc>
           <w:tcPr>
-            <w:tcW w:type="dxa" w:w="2877"/>
+            <w:tcW w:type="dxa" w:w="2732"/>
             <w:tcBorders>
               <w:top w:val="single" w:color="666666" w:sz="6" w:space="0" w:shadow="0" w:frame="0"/>
               <w:left w:val="single" w:color="666666" w:sz="6" w:space="0" w:shadow="0" w:frame="0"/>
@@ -34178,7 +33913,7 @@
         </w:tc>
         <w:tc>
           <w:tcPr>
-            <w:tcW w:type="dxa" w:w="5078"/>
+            <w:tcW w:type="dxa" w:w="5628"/>
             <w:tcBorders>
               <w:top w:val="single" w:color="000000" w:sz="6" w:space="0" w:shadow="0" w:frame="0"/>
               <w:left w:val="single" w:color="000000" w:sz="6" w:space="0" w:shadow="0" w:frame="0"/>
@@ -34210,7 +33945,7 @@
         </w:tc>
         <w:tc>
           <w:tcPr>
-            <w:tcW w:type="dxa" w:w="850"/>
+            <w:tcW w:type="dxa" w:w="1000"/>
             <w:tcBorders>
               <w:top w:val="single" w:color="000000" w:sz="6" w:space="0" w:shadow="0" w:frame="0"/>
               <w:left w:val="single" w:color="000000" w:sz="6" w:space="0" w:shadow="0" w:frame="0"/>
@@ -34251,7 +33986,7 @@
         </w:trPr>
         <w:tc>
           <w:tcPr>
-            <w:tcW w:type="dxa" w:w="2877"/>
+            <w:tcW w:type="dxa" w:w="2732"/>
             <w:tcBorders>
               <w:top w:val="single" w:color="666666" w:sz="6" w:space="0" w:shadow="0" w:frame="0"/>
               <w:left w:val="single" w:color="666666" w:sz="6" w:space="0" w:shadow="0" w:frame="0"/>
@@ -34283,7 +34018,7 @@
         </w:tc>
         <w:tc>
           <w:tcPr>
-            <w:tcW w:type="dxa" w:w="5078"/>
+            <w:tcW w:type="dxa" w:w="5628"/>
             <w:tcBorders>
               <w:top w:val="single" w:color="000000" w:sz="6" w:space="0" w:shadow="0" w:frame="0"/>
               <w:left w:val="single" w:color="666666" w:sz="6" w:space="0" w:shadow="0" w:frame="0"/>
@@ -34315,7 +34050,7 @@
         </w:tc>
         <w:tc>
           <w:tcPr>
-            <w:tcW w:type="dxa" w:w="850"/>
+            <w:tcW w:type="dxa" w:w="1000"/>
             <w:tcBorders>
               <w:top w:val="single" w:color="000000" w:sz="6" w:space="0" w:shadow="0" w:frame="0"/>
               <w:left w:val="single" w:color="666666" w:sz="6" w:space="0" w:shadow="0" w:frame="0"/>
@@ -34356,7 +34091,7 @@
         </w:trPr>
         <w:tc>
           <w:tcPr>
-            <w:tcW w:type="dxa" w:w="2877"/>
+            <w:tcW w:type="dxa" w:w="2732"/>
             <w:tcBorders>
               <w:top w:val="single" w:color="666666" w:sz="6" w:space="0" w:shadow="0" w:frame="0"/>
               <w:left w:val="single" w:color="666666" w:sz="6" w:space="0" w:shadow="0" w:frame="0"/>
@@ -34388,7 +34123,7 @@
         </w:tc>
         <w:tc>
           <w:tcPr>
-            <w:tcW w:type="dxa" w:w="5078"/>
+            <w:tcW w:type="dxa" w:w="5628"/>
             <w:tcBorders>
               <w:top w:val="single" w:color="666666" w:sz="6" w:space="0" w:shadow="0" w:frame="0"/>
               <w:left w:val="single" w:color="666666" w:sz="6" w:space="0" w:shadow="0" w:frame="0"/>
@@ -34420,7 +34155,7 @@
         </w:tc>
         <w:tc>
           <w:tcPr>
-            <w:tcW w:type="dxa" w:w="850"/>
+            <w:tcW w:type="dxa" w:w="1000"/>
             <w:tcBorders>
               <w:top w:val="single" w:color="666666" w:sz="6" w:space="0" w:shadow="0" w:frame="0"/>
               <w:left w:val="single" w:color="666666" w:sz="6" w:space="0" w:shadow="0" w:frame="0"/>
@@ -34461,7 +34196,7 @@
         </w:trPr>
         <w:tc>
           <w:tcPr>
-            <w:tcW w:type="dxa" w:w="2877"/>
+            <w:tcW w:type="dxa" w:w="2732"/>
             <w:tcBorders>
               <w:top w:val="single" w:color="666666" w:sz="6" w:space="0" w:shadow="0" w:frame="0"/>
               <w:left w:val="single" w:color="666666" w:sz="6" w:space="0" w:shadow="0" w:frame="0"/>
@@ -34493,7 +34228,7 @@
         </w:tc>
         <w:tc>
           <w:tcPr>
-            <w:tcW w:type="dxa" w:w="5078"/>
+            <w:tcW w:type="dxa" w:w="5628"/>
             <w:tcBorders>
               <w:top w:val="single" w:color="666666" w:sz="6" w:space="0" w:shadow="0" w:frame="0"/>
               <w:left w:val="single" w:color="666666" w:sz="6" w:space="0" w:shadow="0" w:frame="0"/>
@@ -34525,7 +34260,7 @@
         </w:tc>
         <w:tc>
           <w:tcPr>
-            <w:tcW w:type="dxa" w:w="850"/>
+            <w:tcW w:type="dxa" w:w="1000"/>
             <w:tcBorders>
               <w:top w:val="single" w:color="666666" w:sz="6" w:space="0" w:shadow="0" w:frame="0"/>
               <w:left w:val="single" w:color="666666" w:sz="6" w:space="0" w:shadow="0" w:frame="0"/>
@@ -34566,7 +34301,7 @@
         </w:trPr>
         <w:tc>
           <w:tcPr>
-            <w:tcW w:type="dxa" w:w="2877"/>
+            <w:tcW w:type="dxa" w:w="2732"/>
             <w:tcBorders>
               <w:top w:val="single" w:color="666666" w:sz="6" w:space="0" w:shadow="0" w:frame="0"/>
               <w:left w:val="single" w:color="666666" w:sz="6" w:space="0" w:shadow="0" w:frame="0"/>
@@ -34598,7 +34333,7 @@
         </w:tc>
         <w:tc>
           <w:tcPr>
-            <w:tcW w:type="dxa" w:w="5078"/>
+            <w:tcW w:type="dxa" w:w="5628"/>
             <w:tcBorders>
               <w:top w:val="single" w:color="666666" w:sz="6" w:space="0" w:shadow="0" w:frame="0"/>
               <w:left w:val="single" w:color="666666" w:sz="6" w:space="0" w:shadow="0" w:frame="0"/>
@@ -34630,7 +34365,7 @@
         </w:tc>
         <w:tc>
           <w:tcPr>
-            <w:tcW w:type="dxa" w:w="850"/>
+            <w:tcW w:type="dxa" w:w="1000"/>
             <w:tcBorders>
               <w:top w:val="single" w:color="666666" w:sz="6" w:space="0" w:shadow="0" w:frame="0"/>
               <w:left w:val="single" w:color="666666" w:sz="6" w:space="0" w:shadow="0" w:frame="0"/>
@@ -34671,7 +34406,7 @@
         </w:trPr>
         <w:tc>
           <w:tcPr>
-            <w:tcW w:type="dxa" w:w="2877"/>
+            <w:tcW w:type="dxa" w:w="2732"/>
             <w:tcBorders>
               <w:top w:val="single" w:color="666666" w:sz="6" w:space="0" w:shadow="0" w:frame="0"/>
               <w:left w:val="single" w:color="666666" w:sz="6" w:space="0" w:shadow="0" w:frame="0"/>
@@ -34703,7 +34438,7 @@
         </w:tc>
         <w:tc>
           <w:tcPr>
-            <w:tcW w:type="dxa" w:w="5078"/>
+            <w:tcW w:type="dxa" w:w="5628"/>
             <w:tcBorders>
               <w:top w:val="single" w:color="666666" w:sz="6" w:space="0" w:shadow="0" w:frame="0"/>
               <w:left w:val="single" w:color="666666" w:sz="6" w:space="0" w:shadow="0" w:frame="0"/>
@@ -34735,7 +34470,7 @@
         </w:tc>
         <w:tc>
           <w:tcPr>
-            <w:tcW w:type="dxa" w:w="850"/>
+            <w:tcW w:type="dxa" w:w="1000"/>
             <w:tcBorders>
               <w:top w:val="single" w:color="666666" w:sz="6" w:space="0" w:shadow="0" w:frame="0"/>
               <w:left w:val="single" w:color="666666" w:sz="6" w:space="0" w:shadow="0" w:frame="0"/>
@@ -34776,7 +34511,7 @@
         </w:trPr>
         <w:tc>
           <w:tcPr>
-            <w:tcW w:type="dxa" w:w="2877"/>
+            <w:tcW w:type="dxa" w:w="2732"/>
             <w:tcBorders>
               <w:top w:val="single" w:color="666666" w:sz="6" w:space="0" w:shadow="0" w:frame="0"/>
               <w:left w:val="single" w:color="666666" w:sz="6" w:space="0" w:shadow="0" w:frame="0"/>
@@ -34808,7 +34543,7 @@
         </w:tc>
         <w:tc>
           <w:tcPr>
-            <w:tcW w:type="dxa" w:w="5078"/>
+            <w:tcW w:type="dxa" w:w="5628"/>
             <w:tcBorders>
               <w:top w:val="single" w:color="666666" w:sz="6" w:space="0" w:shadow="0" w:frame="0"/>
               <w:left w:val="single" w:color="666666" w:sz="6" w:space="0" w:shadow="0" w:frame="0"/>
@@ -34840,7 +34575,7 @@
         </w:tc>
         <w:tc>
           <w:tcPr>
-            <w:tcW w:type="dxa" w:w="850"/>
+            <w:tcW w:type="dxa" w:w="1000"/>
             <w:tcBorders>
               <w:top w:val="single" w:color="666666" w:sz="6" w:space="0" w:shadow="0" w:frame="0"/>
               <w:left w:val="single" w:color="666666" w:sz="6" w:space="0" w:shadow="0" w:frame="0"/>
@@ -34881,7 +34616,7 @@
         </w:trPr>
         <w:tc>
           <w:tcPr>
-            <w:tcW w:type="dxa" w:w="2877"/>
+            <w:tcW w:type="dxa" w:w="2732"/>
             <w:tcBorders>
               <w:top w:val="single" w:color="666666" w:sz="6" w:space="0" w:shadow="0" w:frame="0"/>
               <w:left w:val="single" w:color="666666" w:sz="6" w:space="0" w:shadow="0" w:frame="0"/>
@@ -34913,7 +34648,7 @@
         </w:tc>
         <w:tc>
           <w:tcPr>
-            <w:tcW w:type="dxa" w:w="5078"/>
+            <w:tcW w:type="dxa" w:w="5628"/>
             <w:tcBorders>
               <w:top w:val="single" w:color="666666" w:sz="6" w:space="0" w:shadow="0" w:frame="0"/>
               <w:left w:val="single" w:color="666666" w:sz="6" w:space="0" w:shadow="0" w:frame="0"/>
@@ -34945,7 +34680,7 @@
         </w:tc>
         <w:tc>
           <w:tcPr>
-            <w:tcW w:type="dxa" w:w="850"/>
+            <w:tcW w:type="dxa" w:w="1000"/>
             <w:tcBorders>
               <w:top w:val="single" w:color="666666" w:sz="6" w:space="0" w:shadow="0" w:frame="0"/>
               <w:left w:val="single" w:color="666666" w:sz="6" w:space="0" w:shadow="0" w:frame="0"/>
@@ -34986,7 +34721,7 @@
         </w:trPr>
         <w:tc>
           <w:tcPr>
-            <w:tcW w:type="dxa" w:w="2877"/>
+            <w:tcW w:type="dxa" w:w="2732"/>
             <w:tcBorders>
               <w:top w:val="single" w:color="666666" w:sz="6" w:space="0" w:shadow="0" w:frame="0"/>
               <w:left w:val="single" w:color="666666" w:sz="6" w:space="0" w:shadow="0" w:frame="0"/>
@@ -35018,7 +34753,7 @@
         </w:tc>
         <w:tc>
           <w:tcPr>
-            <w:tcW w:type="dxa" w:w="5078"/>
+            <w:tcW w:type="dxa" w:w="5628"/>
             <w:tcBorders>
               <w:top w:val="single" w:color="666666" w:sz="6" w:space="0" w:shadow="0" w:frame="0"/>
               <w:left w:val="single" w:color="666666" w:sz="6" w:space="0" w:shadow="0" w:frame="0"/>
@@ -35050,7 +34785,7 @@
         </w:tc>
         <w:tc>
           <w:tcPr>
-            <w:tcW w:type="dxa" w:w="850"/>
+            <w:tcW w:type="dxa" w:w="1000"/>
             <w:tcBorders>
               <w:top w:val="single" w:color="666666" w:sz="6" w:space="0" w:shadow="0" w:frame="0"/>
               <w:left w:val="single" w:color="666666" w:sz="6" w:space="0" w:shadow="0" w:frame="0"/>
@@ -35091,7 +34826,7 @@
         </w:trPr>
         <w:tc>
           <w:tcPr>
-            <w:tcW w:type="dxa" w:w="2877"/>
+            <w:tcW w:type="dxa" w:w="2732"/>
             <w:tcBorders>
               <w:top w:val="single" w:color="666666" w:sz="6" w:space="0" w:shadow="0" w:frame="0"/>
               <w:left w:val="single" w:color="666666" w:sz="6" w:space="0" w:shadow="0" w:frame="0"/>
@@ -35123,7 +34858,7 @@
         </w:tc>
         <w:tc>
           <w:tcPr>
-            <w:tcW w:type="dxa" w:w="5078"/>
+            <w:tcW w:type="dxa" w:w="5628"/>
             <w:tcBorders>
               <w:top w:val="single" w:color="666666" w:sz="6" w:space="0" w:shadow="0" w:frame="0"/>
               <w:left w:val="single" w:color="666666" w:sz="6" w:space="0" w:shadow="0" w:frame="0"/>
@@ -35155,7 +34890,7 @@
         </w:tc>
         <w:tc>
           <w:tcPr>
-            <w:tcW w:type="dxa" w:w="850"/>
+            <w:tcW w:type="dxa" w:w="1000"/>
             <w:tcBorders>
               <w:top w:val="single" w:color="666666" w:sz="6" w:space="0" w:shadow="0" w:frame="0"/>
               <w:left w:val="single" w:color="666666" w:sz="6" w:space="0" w:shadow="0" w:frame="0"/>
@@ -35196,7 +34931,7 @@
         </w:trPr>
         <w:tc>
           <w:tcPr>
-            <w:tcW w:type="dxa" w:w="2877"/>
+            <w:tcW w:type="dxa" w:w="2732"/>
             <w:tcBorders>
               <w:top w:val="single" w:color="666666" w:sz="6" w:space="0" w:shadow="0" w:frame="0"/>
               <w:left w:val="single" w:color="666666" w:sz="6" w:space="0" w:shadow="0" w:frame="0"/>
@@ -35228,7 +34963,7 @@
         </w:tc>
         <w:tc>
           <w:tcPr>
-            <w:tcW w:type="dxa" w:w="5078"/>
+            <w:tcW w:type="dxa" w:w="5628"/>
             <w:tcBorders>
               <w:top w:val="single" w:color="666666" w:sz="6" w:space="0" w:shadow="0" w:frame="0"/>
               <w:left w:val="single" w:color="666666" w:sz="6" w:space="0" w:shadow="0" w:frame="0"/>
@@ -35260,7 +34995,7 @@
         </w:tc>
         <w:tc>
           <w:tcPr>
-            <w:tcW w:type="dxa" w:w="850"/>
+            <w:tcW w:type="dxa" w:w="1000"/>
             <w:tcBorders>
               <w:top w:val="single" w:color="666666" w:sz="6" w:space="0" w:shadow="0" w:frame="0"/>
               <w:left w:val="single" w:color="666666" w:sz="6" w:space="0" w:shadow="0" w:frame="0"/>
@@ -35301,7 +35036,7 @@
         </w:trPr>
         <w:tc>
           <w:tcPr>
-            <w:tcW w:type="dxa" w:w="2877"/>
+            <w:tcW w:type="dxa" w:w="2732"/>
             <w:tcBorders>
               <w:top w:val="single" w:color="666666" w:sz="6" w:space="0" w:shadow="0" w:frame="0"/>
               <w:left w:val="single" w:color="666666" w:sz="6" w:space="0" w:shadow="0" w:frame="0"/>
@@ -35333,7 +35068,7 @@
         </w:tc>
         <w:tc>
           <w:tcPr>
-            <w:tcW w:type="dxa" w:w="5078"/>
+            <w:tcW w:type="dxa" w:w="5628"/>
             <w:tcBorders>
               <w:top w:val="single" w:color="666666" w:sz="6" w:space="0" w:shadow="0" w:frame="0"/>
               <w:left w:val="single" w:color="666666" w:sz="6" w:space="0" w:shadow="0" w:frame="0"/>
@@ -35365,7 +35100,7 @@
         </w:tc>
         <w:tc>
           <w:tcPr>
-            <w:tcW w:type="dxa" w:w="850"/>
+            <w:tcW w:type="dxa" w:w="1000"/>
             <w:tcBorders>
               <w:top w:val="single" w:color="666666" w:sz="6" w:space="0" w:shadow="0" w:frame="0"/>
               <w:left w:val="single" w:color="666666" w:sz="6" w:space="0" w:shadow="0" w:frame="0"/>
@@ -35406,7 +35141,7 @@
         </w:trPr>
         <w:tc>
           <w:tcPr>
-            <w:tcW w:type="dxa" w:w="2877"/>
+            <w:tcW w:type="dxa" w:w="2732"/>
             <w:tcBorders>
               <w:top w:val="single" w:color="666666" w:sz="6" w:space="0" w:shadow="0" w:frame="0"/>
               <w:left w:val="single" w:color="666666" w:sz="6" w:space="0" w:shadow="0" w:frame="0"/>
@@ -35438,7 +35173,7 @@
         </w:tc>
         <w:tc>
           <w:tcPr>
-            <w:tcW w:type="dxa" w:w="5078"/>
+            <w:tcW w:type="dxa" w:w="5628"/>
             <w:tcBorders>
               <w:top w:val="single" w:color="666666" w:sz="6" w:space="0" w:shadow="0" w:frame="0"/>
               <w:left w:val="single" w:color="666666" w:sz="6" w:space="0" w:shadow="0" w:frame="0"/>
@@ -35470,7 +35205,7 @@
         </w:tc>
         <w:tc>
           <w:tcPr>
-            <w:tcW w:type="dxa" w:w="850"/>
+            <w:tcW w:type="dxa" w:w="1000"/>
             <w:tcBorders>
               <w:top w:val="single" w:color="666666" w:sz="6" w:space="0" w:shadow="0" w:frame="0"/>
               <w:left w:val="single" w:color="666666" w:sz="6" w:space="0" w:shadow="0" w:frame="0"/>
@@ -35511,7 +35246,7 @@
         </w:trPr>
         <w:tc>
           <w:tcPr>
-            <w:tcW w:type="dxa" w:w="2877"/>
+            <w:tcW w:type="dxa" w:w="2732"/>
             <w:tcBorders>
               <w:top w:val="single" w:color="666666" w:sz="6" w:space="0" w:shadow="0" w:frame="0"/>
               <w:left w:val="single" w:color="666666" w:sz="6" w:space="0" w:shadow="0" w:frame="0"/>
@@ -35543,7 +35278,7 @@
         </w:tc>
         <w:tc>
           <w:tcPr>
-            <w:tcW w:type="dxa" w:w="5078"/>
+            <w:tcW w:type="dxa" w:w="5628"/>
             <w:tcBorders>
               <w:top w:val="single" w:color="666666" w:sz="6" w:space="0" w:shadow="0" w:frame="0"/>
               <w:left w:val="single" w:color="666666" w:sz="6" w:space="0" w:shadow="0" w:frame="0"/>
@@ -35575,7 +35310,7 @@
         </w:tc>
         <w:tc>
           <w:tcPr>
-            <w:tcW w:type="dxa" w:w="850"/>
+            <w:tcW w:type="dxa" w:w="1000"/>
             <w:tcBorders>
               <w:top w:val="single" w:color="666666" w:sz="6" w:space="0" w:shadow="0" w:frame="0"/>
               <w:left w:val="single" w:color="666666" w:sz="6" w:space="0" w:shadow="0" w:frame="0"/>
@@ -35616,7 +35351,7 @@
         </w:trPr>
         <w:tc>
           <w:tcPr>
-            <w:tcW w:type="dxa" w:w="2877"/>
+            <w:tcW w:type="dxa" w:w="2732"/>
             <w:tcBorders>
               <w:top w:val="single" w:color="666666" w:sz="6" w:space="0" w:shadow="0" w:frame="0"/>
               <w:left w:val="single" w:color="666666" w:sz="6" w:space="0" w:shadow="0" w:frame="0"/>
@@ -35648,7 +35383,7 @@
         </w:tc>
         <w:tc>
           <w:tcPr>
-            <w:tcW w:type="dxa" w:w="5078"/>
+            <w:tcW w:type="dxa" w:w="5628"/>
             <w:tcBorders>
               <w:top w:val="single" w:color="666666" w:sz="6" w:space="0" w:shadow="0" w:frame="0"/>
               <w:left w:val="single" w:color="666666" w:sz="6" w:space="0" w:shadow="0" w:frame="0"/>
@@ -35680,7 +35415,7 @@
         </w:tc>
         <w:tc>
           <w:tcPr>
-            <w:tcW w:type="dxa" w:w="850"/>
+            <w:tcW w:type="dxa" w:w="1000"/>
             <w:tcBorders>
               <w:top w:val="single" w:color="666666" w:sz="6" w:space="0" w:shadow="0" w:frame="0"/>
               <w:left w:val="single" w:color="666666" w:sz="6" w:space="0" w:shadow="0" w:frame="0"/>
@@ -35721,7 +35456,7 @@
         </w:trPr>
         <w:tc>
           <w:tcPr>
-            <w:tcW w:type="dxa" w:w="2877"/>
+            <w:tcW w:type="dxa" w:w="2732"/>
             <w:tcBorders>
               <w:top w:val="single" w:color="666666" w:sz="6" w:space="0" w:shadow="0" w:frame="0"/>
               <w:left w:val="single" w:color="666666" w:sz="6" w:space="0" w:shadow="0" w:frame="0"/>
@@ -35753,7 +35488,7 @@
         </w:tc>
         <w:tc>
           <w:tcPr>
-            <w:tcW w:type="dxa" w:w="5078"/>
+            <w:tcW w:type="dxa" w:w="5628"/>
             <w:tcBorders>
               <w:top w:val="single" w:color="666666" w:sz="6" w:space="0" w:shadow="0" w:frame="0"/>
               <w:left w:val="single" w:color="666666" w:sz="6" w:space="0" w:shadow="0" w:frame="0"/>
@@ -35785,7 +35520,7 @@
         </w:tc>
         <w:tc>
           <w:tcPr>
-            <w:tcW w:type="dxa" w:w="850"/>
+            <w:tcW w:type="dxa" w:w="1000"/>
             <w:tcBorders>
               <w:top w:val="single" w:color="666666" w:sz="6" w:space="0" w:shadow="0" w:frame="0"/>
               <w:left w:val="single" w:color="666666" w:sz="6" w:space="0" w:shadow="0" w:frame="0"/>
@@ -35826,7 +35561,7 @@
         </w:trPr>
         <w:tc>
           <w:tcPr>
-            <w:tcW w:type="dxa" w:w="2877"/>
+            <w:tcW w:type="dxa" w:w="2732"/>
             <w:tcBorders>
               <w:top w:val="single" w:color="666666" w:sz="6" w:space="0" w:shadow="0" w:frame="0"/>
               <w:left w:val="single" w:color="666666" w:sz="6" w:space="0" w:shadow="0" w:frame="0"/>
@@ -35858,7 +35593,7 @@
         </w:tc>
         <w:tc>
           <w:tcPr>
-            <w:tcW w:type="dxa" w:w="5078"/>
+            <w:tcW w:type="dxa" w:w="5628"/>
             <w:tcBorders>
               <w:top w:val="single" w:color="666666" w:sz="6" w:space="0" w:shadow="0" w:frame="0"/>
               <w:left w:val="single" w:color="666666" w:sz="6" w:space="0" w:shadow="0" w:frame="0"/>
@@ -35890,7 +35625,7 @@
         </w:tc>
         <w:tc>
           <w:tcPr>
-            <w:tcW w:type="dxa" w:w="850"/>
+            <w:tcW w:type="dxa" w:w="1000"/>
             <w:tcBorders>
               <w:top w:val="single" w:color="666666" w:sz="6" w:space="0" w:shadow="0" w:frame="0"/>
               <w:left w:val="single" w:color="666666" w:sz="6" w:space="0" w:shadow="0" w:frame="0"/>
@@ -35931,7 +35666,7 @@
         </w:trPr>
         <w:tc>
           <w:tcPr>
-            <w:tcW w:type="dxa" w:w="2877"/>
+            <w:tcW w:type="dxa" w:w="2732"/>
             <w:tcBorders>
               <w:top w:val="single" w:color="666666" w:sz="6" w:space="0" w:shadow="0" w:frame="0"/>
               <w:left w:val="single" w:color="666666" w:sz="6" w:space="0" w:shadow="0" w:frame="0"/>
@@ -35963,7 +35698,7 @@
         </w:tc>
         <w:tc>
           <w:tcPr>
-            <w:tcW w:type="dxa" w:w="5078"/>
+            <w:tcW w:type="dxa" w:w="5628"/>
             <w:tcBorders>
               <w:top w:val="single" w:color="666666" w:sz="6" w:space="0" w:shadow="0" w:frame="0"/>
               <w:left w:val="single" w:color="666666" w:sz="6" w:space="0" w:shadow="0" w:frame="0"/>
@@ -35995,7 +35730,7 @@
         </w:tc>
         <w:tc>
           <w:tcPr>
-            <w:tcW w:type="dxa" w:w="850"/>
+            <w:tcW w:type="dxa" w:w="1000"/>
             <w:tcBorders>
               <w:top w:val="single" w:color="666666" w:sz="6" w:space="0" w:shadow="0" w:frame="0"/>
               <w:left w:val="single" w:color="666666" w:sz="6" w:space="0" w:shadow="0" w:frame="0"/>

--- a/survey_template_owner.docx
+++ b/survey_template_owner.docx
@@ -2295,8 +2295,8 @@
         <w:tblLayout w:type="fixed"/>
       </w:tblPr>
       <w:tblGrid>
-        <w:gridCol w:w="2573"/>
-        <w:gridCol w:w="5787"/>
+        <w:gridCol w:w="2740"/>
+        <w:gridCol w:w="5620"/>
         <w:gridCol w:w="1000"/>
       </w:tblGrid>
       <w:tr>
@@ -2308,7 +2308,7 @@
         </w:trPr>
         <w:tc>
           <w:tcPr>
-            <w:tcW w:type="dxa" w:w="2573"/>
+            <w:tcW w:type="dxa" w:w="2740"/>
             <w:tcBorders>
               <w:top w:val="single" w:color="666666" w:sz="6" w:space="0" w:shadow="0" w:frame="0"/>
               <w:left w:val="single" w:color="666666" w:sz="6" w:space="0" w:shadow="0" w:frame="0"/>
@@ -2342,7 +2342,7 @@
         </w:tc>
         <w:tc>
           <w:tcPr>
-            <w:tcW w:type="dxa" w:w="5787"/>
+            <w:tcW w:type="dxa" w:w="5620"/>
             <w:tcBorders>
               <w:top w:val="single" w:color="666666" w:sz="6" w:space="0" w:shadow="0" w:frame="0"/>
               <w:left w:val="single" w:color="666666" w:sz="6" w:space="0" w:shadow="0" w:frame="0"/>
@@ -2419,7 +2419,7 @@
         </w:trPr>
         <w:tc>
           <w:tcPr>
-            <w:tcW w:type="dxa" w:w="2573"/>
+            <w:tcW w:type="dxa" w:w="2740"/>
             <w:tcBorders>
               <w:top w:val="single" w:color="666666" w:sz="6" w:space="0" w:shadow="0" w:frame="0"/>
               <w:left w:val="single" w:color="666666" w:sz="6" w:space="0" w:shadow="0" w:frame="0"/>
@@ -2451,7 +2451,7 @@
         </w:tc>
         <w:tc>
           <w:tcPr>
-            <w:tcW w:type="dxa" w:w="5787"/>
+            <w:tcW w:type="dxa" w:w="5620"/>
             <w:tcBorders>
               <w:top w:val="single" w:color="666666" w:sz="6" w:space="0" w:shadow="0" w:frame="0"/>
               <w:left w:val="single" w:color="666666" w:sz="6" w:space="0" w:shadow="0" w:frame="0"/>
@@ -2524,7 +2524,7 @@
         </w:trPr>
         <w:tc>
           <w:tcPr>
-            <w:tcW w:type="dxa" w:w="2573"/>
+            <w:tcW w:type="dxa" w:w="2740"/>
             <w:tcBorders>
               <w:top w:val="single" w:color="666666" w:sz="6" w:space="0" w:shadow="0" w:frame="0"/>
               <w:left w:val="single" w:color="666666" w:sz="6" w:space="0" w:shadow="0" w:frame="0"/>
@@ -2556,7 +2556,7 @@
         </w:tc>
         <w:tc>
           <w:tcPr>
-            <w:tcW w:type="dxa" w:w="5787"/>
+            <w:tcW w:type="dxa" w:w="5620"/>
             <w:tcBorders>
               <w:top w:val="single" w:color="666666" w:sz="6" w:space="0" w:shadow="0" w:frame="0"/>
               <w:left w:val="single" w:color="666666" w:sz="6" w:space="0" w:shadow="0" w:frame="0"/>
@@ -2629,7 +2629,7 @@
         </w:trPr>
         <w:tc>
           <w:tcPr>
-            <w:tcW w:type="dxa" w:w="2573"/>
+            <w:tcW w:type="dxa" w:w="2740"/>
             <w:tcBorders>
               <w:top w:val="single" w:color="666666" w:sz="6" w:space="0" w:shadow="0" w:frame="0"/>
               <w:left w:val="single" w:color="666666" w:sz="6" w:space="0" w:shadow="0" w:frame="0"/>
@@ -2661,7 +2661,7 @@
         </w:tc>
         <w:tc>
           <w:tcPr>
-            <w:tcW w:type="dxa" w:w="5787"/>
+            <w:tcW w:type="dxa" w:w="5620"/>
             <w:tcBorders>
               <w:top w:val="single" w:color="666666" w:sz="6" w:space="0" w:shadow="0" w:frame="0"/>
               <w:left w:val="single" w:color="666666" w:sz="6" w:space="0" w:shadow="0" w:frame="0"/>
@@ -2734,7 +2734,7 @@
         </w:trPr>
         <w:tc>
           <w:tcPr>
-            <w:tcW w:type="dxa" w:w="2573"/>
+            <w:tcW w:type="dxa" w:w="2740"/>
             <w:tcBorders>
               <w:top w:val="single" w:color="666666" w:sz="6" w:space="0" w:shadow="0" w:frame="0"/>
               <w:left w:val="single" w:color="666666" w:sz="6" w:space="0" w:shadow="0" w:frame="0"/>
@@ -2766,7 +2766,7 @@
         </w:tc>
         <w:tc>
           <w:tcPr>
-            <w:tcW w:type="dxa" w:w="5787"/>
+            <w:tcW w:type="dxa" w:w="5620"/>
             <w:tcBorders>
               <w:top w:val="single" w:color="666666" w:sz="6" w:space="0" w:shadow="0" w:frame="0"/>
               <w:left w:val="single" w:color="666666" w:sz="6" w:space="0" w:shadow="0" w:frame="0"/>
@@ -2839,7 +2839,7 @@
         </w:trPr>
         <w:tc>
           <w:tcPr>
-            <w:tcW w:type="dxa" w:w="2573"/>
+            <w:tcW w:type="dxa" w:w="2740"/>
             <w:tcBorders>
               <w:top w:val="single" w:color="666666" w:sz="6" w:space="0" w:shadow="0" w:frame="0"/>
               <w:left w:val="single" w:color="666666" w:sz="6" w:space="0" w:shadow="0" w:frame="0"/>
@@ -2872,7 +2872,7 @@
         </w:tc>
         <w:tc>
           <w:tcPr>
-            <w:tcW w:type="dxa" w:w="5787"/>
+            <w:tcW w:type="dxa" w:w="5620"/>
             <w:tcBorders>
               <w:top w:val="single" w:color="666666" w:sz="6" w:space="0" w:shadow="0" w:frame="0"/>
               <w:left w:val="single" w:color="666666" w:sz="6" w:space="0" w:shadow="0" w:frame="0"/>
@@ -2945,7 +2945,7 @@
         </w:trPr>
         <w:tc>
           <w:tcPr>
-            <w:tcW w:type="dxa" w:w="2573"/>
+            <w:tcW w:type="dxa" w:w="2740"/>
             <w:tcBorders>
               <w:top w:val="single" w:color="666666" w:sz="6" w:space="0" w:shadow="0" w:frame="0"/>
               <w:left w:val="single" w:color="666666" w:sz="6" w:space="0" w:shadow="0" w:frame="0"/>
@@ -2977,7 +2977,7 @@
         </w:tc>
         <w:tc>
           <w:tcPr>
-            <w:tcW w:type="dxa" w:w="5787"/>
+            <w:tcW w:type="dxa" w:w="5620"/>
             <w:tcBorders>
               <w:top w:val="single" w:color="666666" w:sz="6" w:space="0" w:shadow="0" w:frame="0"/>
               <w:left w:val="single" w:color="666666" w:sz="6" w:space="0" w:shadow="0" w:frame="0"/>
@@ -3050,7 +3050,7 @@
         </w:trPr>
         <w:tc>
           <w:tcPr>
-            <w:tcW w:type="dxa" w:w="2573"/>
+            <w:tcW w:type="dxa" w:w="2740"/>
             <w:tcBorders>
               <w:top w:val="single" w:color="666666" w:sz="6" w:space="0" w:shadow="0" w:frame="0"/>
               <w:left w:val="single" w:color="666666" w:sz="6" w:space="0" w:shadow="0" w:frame="0"/>
@@ -3082,7 +3082,7 @@
         </w:tc>
         <w:tc>
           <w:tcPr>
-            <w:tcW w:type="dxa" w:w="5787"/>
+            <w:tcW w:type="dxa" w:w="5620"/>
             <w:tcBorders>
               <w:top w:val="single" w:color="666666" w:sz="6" w:space="0" w:shadow="0" w:frame="0"/>
               <w:left w:val="single" w:color="666666" w:sz="6" w:space="0" w:shadow="0" w:frame="0"/>
@@ -3155,7 +3155,7 @@
         </w:trPr>
         <w:tc>
           <w:tcPr>
-            <w:tcW w:type="dxa" w:w="2573"/>
+            <w:tcW w:type="dxa" w:w="2740"/>
             <w:tcBorders>
               <w:top w:val="single" w:color="666666" w:sz="6" w:space="0" w:shadow="0" w:frame="0"/>
               <w:left w:val="single" w:color="666666" w:sz="6" w:space="0" w:shadow="0" w:frame="0"/>
@@ -3187,7 +3187,7 @@
         </w:tc>
         <w:tc>
           <w:tcPr>
-            <w:tcW w:type="dxa" w:w="5787"/>
+            <w:tcW w:type="dxa" w:w="5620"/>
             <w:tcBorders>
               <w:top w:val="single" w:color="666666" w:sz="6" w:space="0" w:shadow="0" w:frame="0"/>
               <w:left w:val="single" w:color="666666" w:sz="6" w:space="0" w:shadow="0" w:frame="0"/>
@@ -3260,7 +3260,7 @@
         </w:trPr>
         <w:tc>
           <w:tcPr>
-            <w:tcW w:type="dxa" w:w="2573"/>
+            <w:tcW w:type="dxa" w:w="2740"/>
             <w:tcBorders>
               <w:top w:val="single" w:color="666666" w:sz="6" w:space="0" w:shadow="0" w:frame="0"/>
               <w:left w:val="single" w:color="666666" w:sz="6" w:space="0" w:shadow="0" w:frame="0"/>
@@ -3292,7 +3292,7 @@
         </w:tc>
         <w:tc>
           <w:tcPr>
-            <w:tcW w:type="dxa" w:w="5787"/>
+            <w:tcW w:type="dxa" w:w="5620"/>
             <w:tcBorders>
               <w:top w:val="single" w:color="666666" w:sz="6" w:space="0" w:shadow="0" w:frame="0"/>
               <w:left w:val="single" w:color="666666" w:sz="6" w:space="0" w:shadow="0" w:frame="0"/>
@@ -3365,7 +3365,7 @@
         </w:trPr>
         <w:tc>
           <w:tcPr>
-            <w:tcW w:type="dxa" w:w="2573"/>
+            <w:tcW w:type="dxa" w:w="2740"/>
             <w:tcBorders>
               <w:top w:val="single" w:color="666666" w:sz="6" w:space="0" w:shadow="0" w:frame="0"/>
               <w:left w:val="single" w:color="666666" w:sz="6" w:space="0" w:shadow="0" w:frame="0"/>
@@ -3397,7 +3397,7 @@
         </w:tc>
         <w:tc>
           <w:tcPr>
-            <w:tcW w:type="dxa" w:w="5787"/>
+            <w:tcW w:type="dxa" w:w="5620"/>
             <w:tcBorders>
               <w:top w:val="single" w:color="666666" w:sz="6" w:space="0" w:shadow="0" w:frame="0"/>
               <w:left w:val="single" w:color="666666" w:sz="6" w:space="0" w:shadow="0" w:frame="0"/>
@@ -3470,7 +3470,7 @@
         </w:trPr>
         <w:tc>
           <w:tcPr>
-            <w:tcW w:type="dxa" w:w="2573"/>
+            <w:tcW w:type="dxa" w:w="2740"/>
             <w:tcBorders>
               <w:top w:val="single" w:color="666666" w:sz="6" w:space="0" w:shadow="0" w:frame="0"/>
               <w:left w:val="single" w:color="666666" w:sz="6" w:space="0" w:shadow="0" w:frame="0"/>
@@ -3502,7 +3502,7 @@
         </w:tc>
         <w:tc>
           <w:tcPr>
-            <w:tcW w:type="dxa" w:w="5787"/>
+            <w:tcW w:type="dxa" w:w="5620"/>
             <w:tcBorders>
               <w:top w:val="single" w:color="666666" w:sz="6" w:space="0" w:shadow="0" w:frame="0"/>
               <w:left w:val="single" w:color="666666" w:sz="6" w:space="0" w:shadow="0" w:frame="0"/>
@@ -3575,7 +3575,7 @@
         </w:trPr>
         <w:tc>
           <w:tcPr>
-            <w:tcW w:type="dxa" w:w="2573"/>
+            <w:tcW w:type="dxa" w:w="2740"/>
             <w:tcBorders>
               <w:top w:val="single" w:color="666666" w:sz="6" w:space="0" w:shadow="0" w:frame="0"/>
               <w:left w:val="single" w:color="666666" w:sz="6" w:space="0" w:shadow="0" w:frame="0"/>
@@ -3607,7 +3607,7 @@
         </w:tc>
         <w:tc>
           <w:tcPr>
-            <w:tcW w:type="dxa" w:w="5787"/>
+            <w:tcW w:type="dxa" w:w="5620"/>
             <w:tcBorders>
               <w:top w:val="single" w:color="666666" w:sz="6" w:space="0" w:shadow="0" w:frame="0"/>
               <w:left w:val="single" w:color="666666" w:sz="6" w:space="0" w:shadow="0" w:frame="0"/>
@@ -3680,7 +3680,7 @@
         </w:trPr>
         <w:tc>
           <w:tcPr>
-            <w:tcW w:type="dxa" w:w="2573"/>
+            <w:tcW w:type="dxa" w:w="2740"/>
             <w:tcBorders>
               <w:top w:val="single" w:color="666666" w:sz="6" w:space="0" w:shadow="0" w:frame="0"/>
               <w:left w:val="single" w:color="666666" w:sz="6" w:space="0" w:shadow="0" w:frame="0"/>
@@ -3712,7 +3712,7 @@
         </w:tc>
         <w:tc>
           <w:tcPr>
-            <w:tcW w:type="dxa" w:w="5787"/>
+            <w:tcW w:type="dxa" w:w="5620"/>
             <w:tcBorders>
               <w:top w:val="single" w:color="666666" w:sz="6" w:space="0" w:shadow="0" w:frame="0"/>
               <w:left w:val="single" w:color="666666" w:sz="6" w:space="0" w:shadow="0" w:frame="0"/>
@@ -3785,7 +3785,7 @@
         </w:trPr>
         <w:tc>
           <w:tcPr>
-            <w:tcW w:type="dxa" w:w="2573"/>
+            <w:tcW w:type="dxa" w:w="2740"/>
             <w:tcBorders>
               <w:top w:val="single" w:color="666666" w:sz="6" w:space="0" w:shadow="0" w:frame="0"/>
               <w:left w:val="single" w:color="666666" w:sz="6" w:space="0" w:shadow="0" w:frame="0"/>
@@ -3817,7 +3817,7 @@
         </w:tc>
         <w:tc>
           <w:tcPr>
-            <w:tcW w:type="dxa" w:w="5787"/>
+            <w:tcW w:type="dxa" w:w="5620"/>
             <w:tcBorders>
               <w:top w:val="single" w:color="666666" w:sz="6" w:space="0" w:shadow="0" w:frame="0"/>
               <w:left w:val="single" w:color="666666" w:sz="6" w:space="0" w:shadow="0" w:frame="0"/>
@@ -3890,7 +3890,7 @@
         </w:trPr>
         <w:tc>
           <w:tcPr>
-            <w:tcW w:type="dxa" w:w="2573"/>
+            <w:tcW w:type="dxa" w:w="2740"/>
             <w:tcBorders>
               <w:top w:val="single" w:color="666666" w:sz="6" w:space="0" w:shadow="0" w:frame="0"/>
               <w:left w:val="single" w:color="666666" w:sz="6" w:space="0" w:shadow="0" w:frame="0"/>
@@ -3922,7 +3922,7 @@
         </w:tc>
         <w:tc>
           <w:tcPr>
-            <w:tcW w:type="dxa" w:w="5787"/>
+            <w:tcW w:type="dxa" w:w="5620"/>
             <w:tcBorders>
               <w:top w:val="single" w:color="666666" w:sz="6" w:space="0" w:shadow="0" w:frame="0"/>
               <w:left w:val="single" w:color="666666" w:sz="6" w:space="0" w:shadow="0" w:frame="0"/>
@@ -3995,7 +3995,7 @@
         </w:trPr>
         <w:tc>
           <w:tcPr>
-            <w:tcW w:type="dxa" w:w="2573"/>
+            <w:tcW w:type="dxa" w:w="2740"/>
             <w:tcBorders>
               <w:top w:val="single" w:color="666666" w:sz="6" w:space="0" w:shadow="0" w:frame="0"/>
               <w:left w:val="single" w:color="666666" w:sz="6" w:space="0" w:shadow="0" w:frame="0"/>
@@ -4027,7 +4027,7 @@
         </w:tc>
         <w:tc>
           <w:tcPr>
-            <w:tcW w:type="dxa" w:w="5787"/>
+            <w:tcW w:type="dxa" w:w="5620"/>
             <w:tcBorders>
               <w:top w:val="single" w:color="666666" w:sz="6" w:space="0" w:shadow="0" w:frame="0"/>
               <w:left w:val="single" w:color="666666" w:sz="6" w:space="0" w:shadow="0" w:frame="0"/>
@@ -4349,8 +4349,8 @@
         <w:tblLayout w:type="fixed"/>
       </w:tblPr>
       <w:tblGrid>
-        <w:gridCol w:w="2644"/>
-        <w:gridCol w:w="5716"/>
+        <w:gridCol w:w="2740"/>
+        <w:gridCol w:w="5620"/>
         <w:gridCol w:w="1000"/>
       </w:tblGrid>
       <w:tr>
@@ -4362,7 +4362,7 @@
         </w:trPr>
         <w:tc>
           <w:tcPr>
-            <w:tcW w:type="dxa" w:w="2644"/>
+            <w:tcW w:type="dxa" w:w="2740"/>
             <w:tcBorders>
               <w:top w:val="single" w:color="666666" w:sz="6" w:space="0" w:shadow="0" w:frame="0"/>
               <w:left w:val="single" w:color="666666" w:sz="6" w:space="0" w:shadow="0" w:frame="0"/>
@@ -4382,7 +4382,7 @@
         </w:tc>
         <w:tc>
           <w:tcPr>
-            <w:tcW w:type="dxa" w:w="5716"/>
+            <w:tcW w:type="dxa" w:w="5620"/>
             <w:tcBorders>
               <w:top w:val="single" w:color="666666" w:sz="6" w:space="0" w:shadow="0" w:frame="0"/>
               <w:left w:val="single" w:color="666666" w:sz="6" w:space="0" w:shadow="0" w:frame="0"/>
@@ -4430,7 +4430,7 @@
         </w:trPr>
         <w:tc>
           <w:tcPr>
-            <w:tcW w:type="dxa" w:w="2644"/>
+            <w:tcW w:type="dxa" w:w="2740"/>
             <w:tcBorders>
               <w:top w:val="single" w:color="666666" w:sz="6" w:space="0" w:shadow="0" w:frame="0"/>
               <w:left w:val="single" w:color="666666" w:sz="6" w:space="0" w:shadow="0" w:frame="0"/>
@@ -4465,7 +4465,7 @@
         </w:tc>
         <w:tc>
           <w:tcPr>
-            <w:tcW w:type="dxa" w:w="5716"/>
+            <w:tcW w:type="dxa" w:w="5620"/>
             <w:tcBorders>
               <w:top w:val="single" w:color="666666" w:sz="6" w:space="0" w:shadow="0" w:frame="0"/>
               <w:left w:val="single" w:color="666666" w:sz="6" w:space="0" w:shadow="0" w:frame="0"/>
@@ -4538,7 +4538,7 @@
         </w:trPr>
         <w:tc>
           <w:tcPr>
-            <w:tcW w:type="dxa" w:w="2644"/>
+            <w:tcW w:type="dxa" w:w="2740"/>
             <w:tcBorders>
               <w:top w:val="single" w:color="666666" w:sz="6" w:space="0" w:shadow="0" w:frame="0"/>
               <w:left w:val="single" w:color="666666" w:sz="6" w:space="0" w:shadow="0" w:frame="0"/>
@@ -4573,7 +4573,7 @@
         </w:tc>
         <w:tc>
           <w:tcPr>
-            <w:tcW w:type="dxa" w:w="5716"/>
+            <w:tcW w:type="dxa" w:w="5620"/>
             <w:tcBorders>
               <w:top w:val="single" w:color="666666" w:sz="6" w:space="0" w:shadow="0" w:frame="0"/>
               <w:left w:val="single" w:color="666666" w:sz="6" w:space="0" w:shadow="0" w:frame="0"/>
@@ -4646,7 +4646,7 @@
         </w:trPr>
         <w:tc>
           <w:tcPr>
-            <w:tcW w:type="dxa" w:w="2644"/>
+            <w:tcW w:type="dxa" w:w="2740"/>
             <w:tcBorders>
               <w:top w:val="single" w:color="666666" w:sz="6" w:space="0" w:shadow="0" w:frame="0"/>
               <w:left w:val="single" w:color="666666" w:sz="6" w:space="0" w:shadow="0" w:frame="0"/>
@@ -4681,7 +4681,7 @@
         </w:tc>
         <w:tc>
           <w:tcPr>
-            <w:tcW w:type="dxa" w:w="5716"/>
+            <w:tcW w:type="dxa" w:w="5620"/>
             <w:tcBorders>
               <w:top w:val="single" w:color="666666" w:sz="6" w:space="0" w:shadow="0" w:frame="0"/>
               <w:left w:val="single" w:color="666666" w:sz="6" w:space="0" w:shadow="0" w:frame="0"/>
@@ -4754,7 +4754,7 @@
         </w:trPr>
         <w:tc>
           <w:tcPr>
-            <w:tcW w:type="dxa" w:w="2644"/>
+            <w:tcW w:type="dxa" w:w="2740"/>
             <w:tcBorders>
               <w:top w:val="single" w:color="666666" w:sz="6" w:space="0" w:shadow="0" w:frame="0"/>
               <w:left w:val="single" w:color="666666" w:sz="6" w:space="0" w:shadow="0" w:frame="0"/>
@@ -4789,7 +4789,7 @@
         </w:tc>
         <w:tc>
           <w:tcPr>
-            <w:tcW w:type="dxa" w:w="5716"/>
+            <w:tcW w:type="dxa" w:w="5620"/>
             <w:tcBorders>
               <w:top w:val="single" w:color="666666" w:sz="6" w:space="0" w:shadow="0" w:frame="0"/>
               <w:left w:val="single" w:color="666666" w:sz="6" w:space="0" w:shadow="0" w:frame="0"/>
@@ -4862,7 +4862,7 @@
         </w:trPr>
         <w:tc>
           <w:tcPr>
-            <w:tcW w:type="dxa" w:w="2644"/>
+            <w:tcW w:type="dxa" w:w="2740"/>
             <w:tcBorders>
               <w:top w:val="single" w:color="666666" w:sz="6" w:space="0" w:shadow="0" w:frame="0"/>
               <w:left w:val="single" w:color="666666" w:sz="6" w:space="0" w:shadow="0" w:frame="0"/>
@@ -4897,7 +4897,7 @@
         </w:tc>
         <w:tc>
           <w:tcPr>
-            <w:tcW w:type="dxa" w:w="5716"/>
+            <w:tcW w:type="dxa" w:w="5620"/>
             <w:tcBorders>
               <w:top w:val="single" w:color="666666" w:sz="6" w:space="0" w:shadow="0" w:frame="0"/>
               <w:left w:val="single" w:color="666666" w:sz="6" w:space="0" w:shadow="0" w:frame="0"/>
@@ -4970,7 +4970,7 @@
         </w:trPr>
         <w:tc>
           <w:tcPr>
-            <w:tcW w:type="dxa" w:w="2644"/>
+            <w:tcW w:type="dxa" w:w="2740"/>
             <w:tcBorders>
               <w:top w:val="single" w:color="666666" w:sz="6" w:space="0" w:shadow="0" w:frame="0"/>
               <w:left w:val="single" w:color="666666" w:sz="6" w:space="0" w:shadow="0" w:frame="0"/>
@@ -5005,7 +5005,7 @@
         </w:tc>
         <w:tc>
           <w:tcPr>
-            <w:tcW w:type="dxa" w:w="5716"/>
+            <w:tcW w:type="dxa" w:w="5620"/>
             <w:tcBorders>
               <w:top w:val="single" w:color="666666" w:sz="6" w:space="0" w:shadow="0" w:frame="0"/>
               <w:left w:val="single" w:color="666666" w:sz="6" w:space="0" w:shadow="0" w:frame="0"/>
@@ -5078,7 +5078,7 @@
         </w:trPr>
         <w:tc>
           <w:tcPr>
-            <w:tcW w:type="dxa" w:w="2644"/>
+            <w:tcW w:type="dxa" w:w="2740"/>
             <w:tcBorders>
               <w:top w:val="single" w:color="666666" w:sz="6" w:space="0" w:shadow="0" w:frame="0"/>
               <w:left w:val="single" w:color="666666" w:sz="6" w:space="0" w:shadow="0" w:frame="0"/>
@@ -5113,7 +5113,7 @@
         </w:tc>
         <w:tc>
           <w:tcPr>
-            <w:tcW w:type="dxa" w:w="5716"/>
+            <w:tcW w:type="dxa" w:w="5620"/>
             <w:tcBorders>
               <w:top w:val="single" w:color="666666" w:sz="6" w:space="0" w:shadow="0" w:frame="0"/>
               <w:left w:val="single" w:color="666666" w:sz="6" w:space="0" w:shadow="0" w:frame="0"/>
@@ -5186,7 +5186,7 @@
         </w:trPr>
         <w:tc>
           <w:tcPr>
-            <w:tcW w:type="dxa" w:w="2644"/>
+            <w:tcW w:type="dxa" w:w="2740"/>
             <w:tcBorders>
               <w:top w:val="single" w:color="666666" w:sz="6" w:space="0" w:shadow="0" w:frame="0"/>
               <w:left w:val="single" w:color="666666" w:sz="6" w:space="0" w:shadow="0" w:frame="0"/>
@@ -5221,7 +5221,7 @@
         </w:tc>
         <w:tc>
           <w:tcPr>
-            <w:tcW w:type="dxa" w:w="5716"/>
+            <w:tcW w:type="dxa" w:w="5620"/>
             <w:tcBorders>
               <w:top w:val="single" w:color="666666" w:sz="6" w:space="0" w:shadow="0" w:frame="0"/>
               <w:left w:val="single" w:color="666666" w:sz="6" w:space="0" w:shadow="0" w:frame="0"/>
@@ -5294,7 +5294,7 @@
         </w:trPr>
         <w:tc>
           <w:tcPr>
-            <w:tcW w:type="dxa" w:w="2644"/>
+            <w:tcW w:type="dxa" w:w="2740"/>
             <w:tcBorders>
               <w:top w:val="single" w:color="666666" w:sz="6" w:space="0" w:shadow="0" w:frame="0"/>
               <w:left w:val="single" w:color="666666" w:sz="6" w:space="0" w:shadow="0" w:frame="0"/>
@@ -5329,7 +5329,7 @@
         </w:tc>
         <w:tc>
           <w:tcPr>
-            <w:tcW w:type="dxa" w:w="5716"/>
+            <w:tcW w:type="dxa" w:w="5620"/>
             <w:tcBorders>
               <w:top w:val="single" w:color="666666" w:sz="6" w:space="0" w:shadow="0" w:frame="0"/>
               <w:left w:val="single" w:color="666666" w:sz="6" w:space="0" w:shadow="0" w:frame="0"/>
@@ -5402,7 +5402,7 @@
         </w:trPr>
         <w:tc>
           <w:tcPr>
-            <w:tcW w:type="dxa" w:w="2644"/>
+            <w:tcW w:type="dxa" w:w="2740"/>
             <w:tcBorders>
               <w:top w:val="single" w:color="666666" w:sz="6" w:space="0" w:shadow="0" w:frame="0"/>
               <w:left w:val="single" w:color="666666" w:sz="6" w:space="0" w:shadow="0" w:frame="0"/>
@@ -5437,7 +5437,7 @@
         </w:tc>
         <w:tc>
           <w:tcPr>
-            <w:tcW w:type="dxa" w:w="5716"/>
+            <w:tcW w:type="dxa" w:w="5620"/>
             <w:tcBorders>
               <w:top w:val="single" w:color="666666" w:sz="6" w:space="0" w:shadow="0" w:frame="0"/>
               <w:left w:val="single" w:color="666666" w:sz="6" w:space="0" w:shadow="0" w:frame="0"/>
@@ -5510,7 +5510,7 @@
         </w:trPr>
         <w:tc>
           <w:tcPr>
-            <w:tcW w:type="dxa" w:w="2644"/>
+            <w:tcW w:type="dxa" w:w="2740"/>
             <w:tcBorders>
               <w:top w:val="single" w:color="666666" w:sz="6" w:space="0" w:shadow="0" w:frame="0"/>
               <w:left w:val="single" w:color="666666" w:sz="6" w:space="0" w:shadow="0" w:frame="0"/>
@@ -5545,7 +5545,7 @@
         </w:tc>
         <w:tc>
           <w:tcPr>
-            <w:tcW w:type="dxa" w:w="5716"/>
+            <w:tcW w:type="dxa" w:w="5620"/>
             <w:tcBorders>
               <w:top w:val="single" w:color="666666" w:sz="6" w:space="0" w:shadow="0" w:frame="0"/>
               <w:left w:val="single" w:color="666666" w:sz="6" w:space="0" w:shadow="0" w:frame="0"/>
@@ -5618,7 +5618,7 @@
         </w:trPr>
         <w:tc>
           <w:tcPr>
-            <w:tcW w:type="dxa" w:w="2644"/>
+            <w:tcW w:type="dxa" w:w="2740"/>
             <w:tcBorders>
               <w:top w:val="single" w:color="666666" w:sz="6" w:space="0" w:shadow="0" w:frame="0"/>
               <w:left w:val="single" w:color="666666" w:sz="6" w:space="0" w:shadow="0" w:frame="0"/>
@@ -5653,7 +5653,7 @@
         </w:tc>
         <w:tc>
           <w:tcPr>
-            <w:tcW w:type="dxa" w:w="5716"/>
+            <w:tcW w:type="dxa" w:w="5620"/>
             <w:tcBorders>
               <w:top w:val="single" w:color="666666" w:sz="6" w:space="0" w:shadow="0" w:frame="0"/>
               <w:left w:val="single" w:color="666666" w:sz="6" w:space="0" w:shadow="0" w:frame="0"/>
@@ -5726,7 +5726,7 @@
         </w:trPr>
         <w:tc>
           <w:tcPr>
-            <w:tcW w:type="dxa" w:w="2644"/>
+            <w:tcW w:type="dxa" w:w="2740"/>
             <w:tcBorders>
               <w:top w:val="single" w:color="666666" w:sz="6" w:space="0" w:shadow="0" w:frame="0"/>
               <w:left w:val="single" w:color="666666" w:sz="6" w:space="0" w:shadow="0" w:frame="0"/>
@@ -5761,7 +5761,7 @@
         </w:tc>
         <w:tc>
           <w:tcPr>
-            <w:tcW w:type="dxa" w:w="5716"/>
+            <w:tcW w:type="dxa" w:w="5620"/>
             <w:tcBorders>
               <w:top w:val="single" w:color="666666" w:sz="6" w:space="0" w:shadow="0" w:frame="0"/>
               <w:left w:val="single" w:color="666666" w:sz="6" w:space="0" w:shadow="0" w:frame="0"/>
@@ -5834,7 +5834,7 @@
         </w:trPr>
         <w:tc>
           <w:tcPr>
-            <w:tcW w:type="dxa" w:w="2644"/>
+            <w:tcW w:type="dxa" w:w="2740"/>
             <w:tcBorders>
               <w:top w:val="single" w:color="666666" w:sz="6" w:space="0" w:shadow="0" w:frame="0"/>
               <w:left w:val="single" w:color="666666" w:sz="6" w:space="0" w:shadow="0" w:frame="0"/>
@@ -5866,7 +5866,7 @@
         </w:tc>
         <w:tc>
           <w:tcPr>
-            <w:tcW w:type="dxa" w:w="5716"/>
+            <w:tcW w:type="dxa" w:w="5620"/>
             <w:tcBorders>
               <w:top w:val="single" w:color="666666" w:sz="6" w:space="0" w:shadow="0" w:frame="0"/>
               <w:left w:val="single" w:color="666666" w:sz="6" w:space="0" w:shadow="0" w:frame="0"/>
@@ -5939,7 +5939,7 @@
         </w:trPr>
         <w:tc>
           <w:tcPr>
-            <w:tcW w:type="dxa" w:w="2644"/>
+            <w:tcW w:type="dxa" w:w="2740"/>
             <w:tcBorders>
               <w:top w:val="single" w:color="666666" w:sz="6" w:space="0" w:shadow="0" w:frame="0"/>
               <w:left w:val="single" w:color="666666" w:sz="6" w:space="0" w:shadow="0" w:frame="0"/>
@@ -5974,7 +5974,7 @@
         </w:tc>
         <w:tc>
           <w:tcPr>
-            <w:tcW w:type="dxa" w:w="5716"/>
+            <w:tcW w:type="dxa" w:w="5620"/>
             <w:tcBorders>
               <w:top w:val="single" w:color="666666" w:sz="6" w:space="0" w:shadow="0" w:frame="0"/>
               <w:left w:val="single" w:color="666666" w:sz="6" w:space="0" w:shadow="0" w:frame="0"/>
@@ -6047,7 +6047,7 @@
         </w:trPr>
         <w:tc>
           <w:tcPr>
-            <w:tcW w:type="dxa" w:w="2644"/>
+            <w:tcW w:type="dxa" w:w="2740"/>
             <w:tcBorders>
               <w:top w:val="single" w:color="666666" w:sz="6" w:space="0" w:shadow="0" w:frame="0"/>
               <w:left w:val="single" w:color="666666" w:sz="6" w:space="0" w:shadow="0" w:frame="0"/>
@@ -6082,7 +6082,7 @@
         </w:tc>
         <w:tc>
           <w:tcPr>
-            <w:tcW w:type="dxa" w:w="5716"/>
+            <w:tcW w:type="dxa" w:w="5620"/>
             <w:tcBorders>
               <w:top w:val="single" w:color="666666" w:sz="6" w:space="0" w:shadow="0" w:frame="0"/>
               <w:left w:val="single" w:color="666666" w:sz="6" w:space="0" w:shadow="0" w:frame="0"/>
@@ -6155,7 +6155,7 @@
         </w:trPr>
         <w:tc>
           <w:tcPr>
-            <w:tcW w:type="dxa" w:w="2644"/>
+            <w:tcW w:type="dxa" w:w="2740"/>
             <w:tcBorders>
               <w:top w:val="single" w:color="666666" w:sz="6" w:space="0" w:shadow="0" w:frame="0"/>
               <w:left w:val="single" w:color="666666" w:sz="6" w:space="0" w:shadow="0" w:frame="0"/>
@@ -6190,7 +6190,7 @@
         </w:tc>
         <w:tc>
           <w:tcPr>
-            <w:tcW w:type="dxa" w:w="5716"/>
+            <w:tcW w:type="dxa" w:w="5620"/>
             <w:tcBorders>
               <w:top w:val="single" w:color="666666" w:sz="6" w:space="0" w:shadow="0" w:frame="0"/>
               <w:left w:val="single" w:color="666666" w:sz="6" w:space="0" w:shadow="0" w:frame="0"/>
@@ -6263,7 +6263,7 @@
         </w:trPr>
         <w:tc>
           <w:tcPr>
-            <w:tcW w:type="dxa" w:w="2644"/>
+            <w:tcW w:type="dxa" w:w="2740"/>
             <w:tcBorders>
               <w:top w:val="single" w:color="666666" w:sz="6" w:space="0" w:shadow="0" w:frame="0"/>
               <w:left w:val="single" w:color="666666" w:sz="6" w:space="0" w:shadow="0" w:frame="0"/>
@@ -6298,7 +6298,7 @@
         </w:tc>
         <w:tc>
           <w:tcPr>
-            <w:tcW w:type="dxa" w:w="5716"/>
+            <w:tcW w:type="dxa" w:w="5620"/>
             <w:tcBorders>
               <w:top w:val="single" w:color="666666" w:sz="6" w:space="0" w:shadow="0" w:frame="0"/>
               <w:left w:val="single" w:color="666666" w:sz="6" w:space="0" w:shadow="0" w:frame="0"/>
@@ -6371,7 +6371,7 @@
         </w:trPr>
         <w:tc>
           <w:tcPr>
-            <w:tcW w:type="dxa" w:w="2644"/>
+            <w:tcW w:type="dxa" w:w="2740"/>
             <w:tcBorders>
               <w:top w:val="single" w:color="666666" w:sz="6" w:space="0" w:shadow="0" w:frame="0"/>
               <w:left w:val="single" w:color="666666" w:sz="6" w:space="0" w:shadow="0" w:frame="0"/>
@@ -6403,7 +6403,7 @@
         </w:tc>
         <w:tc>
           <w:tcPr>
-            <w:tcW w:type="dxa" w:w="5716"/>
+            <w:tcW w:type="dxa" w:w="5620"/>
             <w:tcBorders>
               <w:top w:val="single" w:color="666666" w:sz="6" w:space="0" w:shadow="0" w:frame="0"/>
               <w:left w:val="single" w:color="666666" w:sz="6" w:space="0" w:shadow="0" w:frame="0"/>
@@ -6605,8 +6605,8 @@
         <w:tblLayout w:type="fixed"/>
       </w:tblPr>
       <w:tblGrid>
-        <w:gridCol w:w="2732"/>
-        <w:gridCol w:w="5628"/>
+        <w:gridCol w:w="2740"/>
+        <w:gridCol w:w="5620"/>
         <w:gridCol w:w="1000"/>
       </w:tblGrid>
       <w:tr>
@@ -6618,7 +6618,7 @@
         </w:trPr>
         <w:tc>
           <w:tcPr>
-            <w:tcW w:type="dxa" w:w="2732"/>
+            <w:tcW w:type="dxa" w:w="2740"/>
             <w:tcBorders>
               <w:top w:val="single" w:color="666666" w:sz="6" w:space="0" w:shadow="0" w:frame="0"/>
               <w:left w:val="single" w:color="666666" w:sz="6" w:space="0" w:shadow="0" w:frame="0"/>
@@ -6638,7 +6638,7 @@
         </w:tc>
         <w:tc>
           <w:tcPr>
-            <w:tcW w:type="dxa" w:w="5628"/>
+            <w:tcW w:type="dxa" w:w="5620"/>
             <w:tcBorders>
               <w:top w:val="single" w:color="666666" w:sz="6" w:space="0" w:shadow="0" w:frame="0"/>
               <w:left w:val="single" w:color="666666" w:sz="6" w:space="0" w:shadow="0" w:frame="0"/>
@@ -6686,7 +6686,7 @@
         </w:trPr>
         <w:tc>
           <w:tcPr>
-            <w:tcW w:type="dxa" w:w="2732"/>
+            <w:tcW w:type="dxa" w:w="2740"/>
             <w:tcBorders>
               <w:top w:val="single" w:color="666666" w:sz="6" w:space="0" w:shadow="0" w:frame="0"/>
               <w:left w:val="single" w:color="666666" w:sz="6" w:space="0" w:shadow="0" w:frame="0"/>
@@ -6718,7 +6718,7 @@
         </w:tc>
         <w:tc>
           <w:tcPr>
-            <w:tcW w:type="dxa" w:w="5628"/>
+            <w:tcW w:type="dxa" w:w="5620"/>
             <w:tcBorders>
               <w:top w:val="single" w:color="666666" w:sz="6" w:space="0" w:shadow="0" w:frame="0"/>
               <w:left w:val="single" w:color="666666" w:sz="6" w:space="0" w:shadow="0" w:frame="0"/>
@@ -6791,7 +6791,7 @@
         </w:trPr>
         <w:tc>
           <w:tcPr>
-            <w:tcW w:type="dxa" w:w="2732"/>
+            <w:tcW w:type="dxa" w:w="2740"/>
             <w:tcBorders>
               <w:top w:val="single" w:color="666666" w:sz="6" w:space="0" w:shadow="0" w:frame="0"/>
               <w:left w:val="single" w:color="666666" w:sz="6" w:space="0" w:shadow="0" w:frame="0"/>
@@ -6827,7 +6827,7 @@
         </w:tc>
         <w:tc>
           <w:tcPr>
-            <w:tcW w:type="dxa" w:w="5628"/>
+            <w:tcW w:type="dxa" w:w="5620"/>
             <w:tcBorders>
               <w:top w:val="single" w:color="666666" w:sz="6" w:space="0" w:shadow="0" w:frame="0"/>
               <w:left w:val="single" w:color="666666" w:sz="6" w:space="0" w:shadow="0" w:frame="0"/>
@@ -6900,7 +6900,7 @@
         </w:trPr>
         <w:tc>
           <w:tcPr>
-            <w:tcW w:type="dxa" w:w="2732"/>
+            <w:tcW w:type="dxa" w:w="2740"/>
             <w:tcBorders>
               <w:top w:val="single" w:color="666666" w:sz="6" w:space="0" w:shadow="0" w:frame="0"/>
               <w:left w:val="single" w:color="666666" w:sz="6" w:space="0" w:shadow="0" w:frame="0"/>
@@ -6936,7 +6936,7 @@
         </w:tc>
         <w:tc>
           <w:tcPr>
-            <w:tcW w:type="dxa" w:w="5628"/>
+            <w:tcW w:type="dxa" w:w="5620"/>
             <w:tcBorders>
               <w:top w:val="single" w:color="666666" w:sz="6" w:space="0" w:shadow="0" w:frame="0"/>
               <w:left w:val="single" w:color="666666" w:sz="6" w:space="0" w:shadow="0" w:frame="0"/>
@@ -7039,7 +7039,7 @@
         </w:trPr>
         <w:tc>
           <w:tcPr>
-            <w:tcW w:type="dxa" w:w="2732"/>
+            <w:tcW w:type="dxa" w:w="2740"/>
             <w:tcBorders>
               <w:top w:val="single" w:color="666666" w:sz="6" w:space="0" w:shadow="0" w:frame="0"/>
               <w:left w:val="single" w:color="666666" w:sz="6" w:space="0" w:shadow="0" w:frame="0"/>
@@ -7075,7 +7075,7 @@
         </w:tc>
         <w:tc>
           <w:tcPr>
-            <w:tcW w:type="dxa" w:w="5628"/>
+            <w:tcW w:type="dxa" w:w="5620"/>
             <w:tcBorders>
               <w:top w:val="single" w:color="666666" w:sz="6" w:space="0" w:shadow="0" w:frame="0"/>
               <w:left w:val="single" w:color="666666" w:sz="6" w:space="0" w:shadow="0" w:frame="0"/>
@@ -7178,7 +7178,7 @@
         </w:trPr>
         <w:tc>
           <w:tcPr>
-            <w:tcW w:type="dxa" w:w="2732"/>
+            <w:tcW w:type="dxa" w:w="2740"/>
             <w:tcBorders>
               <w:top w:val="single" w:color="666666" w:sz="6" w:space="0" w:shadow="0" w:frame="0"/>
               <w:left w:val="single" w:color="666666" w:sz="6" w:space="0" w:shadow="0" w:frame="0"/>
@@ -7214,7 +7214,7 @@
         </w:tc>
         <w:tc>
           <w:tcPr>
-            <w:tcW w:type="dxa" w:w="5628"/>
+            <w:tcW w:type="dxa" w:w="5620"/>
             <w:tcBorders>
               <w:top w:val="single" w:color="666666" w:sz="6" w:space="0" w:shadow="0" w:frame="0"/>
               <w:left w:val="single" w:color="666666" w:sz="6" w:space="0" w:shadow="0" w:frame="0"/>
@@ -7295,7 +7295,7 @@
         </w:trPr>
         <w:tc>
           <w:tcPr>
-            <w:tcW w:type="dxa" w:w="2732"/>
+            <w:tcW w:type="dxa" w:w="2740"/>
             <w:tcBorders>
               <w:top w:val="single" w:color="666666" w:sz="6" w:space="0" w:shadow="0" w:frame="0"/>
               <w:left w:val="single" w:color="666666" w:sz="6" w:space="0" w:shadow="0" w:frame="0"/>
@@ -7331,7 +7331,7 @@
         </w:tc>
         <w:tc>
           <w:tcPr>
-            <w:tcW w:type="dxa" w:w="5628"/>
+            <w:tcW w:type="dxa" w:w="5620"/>
             <w:tcBorders>
               <w:top w:val="single" w:color="666666" w:sz="6" w:space="0" w:shadow="0" w:frame="0"/>
               <w:left w:val="single" w:color="666666" w:sz="6" w:space="0" w:shadow="0" w:frame="0"/>
@@ -7434,7 +7434,7 @@
         </w:trPr>
         <w:tc>
           <w:tcPr>
-            <w:tcW w:type="dxa" w:w="2732"/>
+            <w:tcW w:type="dxa" w:w="2740"/>
             <w:tcBorders>
               <w:top w:val="single" w:color="666666" w:sz="6" w:space="0" w:shadow="0" w:frame="0"/>
               <w:left w:val="single" w:color="666666" w:sz="6" w:space="0" w:shadow="0" w:frame="0"/>
@@ -7470,7 +7470,7 @@
         </w:tc>
         <w:tc>
           <w:tcPr>
-            <w:tcW w:type="dxa" w:w="5628"/>
+            <w:tcW w:type="dxa" w:w="5620"/>
             <w:tcBorders>
               <w:top w:val="single" w:color="666666" w:sz="6" w:space="0" w:shadow="0" w:frame="0"/>
               <w:left w:val="single" w:color="666666" w:sz="6" w:space="0" w:shadow="0" w:frame="0"/>
@@ -7551,7 +7551,7 @@
         </w:trPr>
         <w:tc>
           <w:tcPr>
-            <w:tcW w:type="dxa" w:w="2732"/>
+            <w:tcW w:type="dxa" w:w="2740"/>
             <w:tcBorders>
               <w:top w:val="single" w:color="666666" w:sz="6" w:space="0" w:shadow="0" w:frame="0"/>
               <w:left w:val="single" w:color="666666" w:sz="6" w:space="0" w:shadow="0" w:frame="0"/>
@@ -7587,7 +7587,7 @@
         </w:tc>
         <w:tc>
           <w:tcPr>
-            <w:tcW w:type="dxa" w:w="5628"/>
+            <w:tcW w:type="dxa" w:w="5620"/>
             <w:tcBorders>
               <w:top w:val="single" w:color="666666" w:sz="6" w:space="0" w:shadow="0" w:frame="0"/>
               <w:left w:val="single" w:color="666666" w:sz="6" w:space="0" w:shadow="0" w:frame="0"/>
@@ -7690,7 +7690,7 @@
         </w:trPr>
         <w:tc>
           <w:tcPr>
-            <w:tcW w:type="dxa" w:w="2732"/>
+            <w:tcW w:type="dxa" w:w="2740"/>
             <w:tcBorders>
               <w:top w:val="single" w:color="666666" w:sz="6" w:space="0" w:shadow="0" w:frame="0"/>
               <w:left w:val="single" w:color="666666" w:sz="6" w:space="0" w:shadow="0" w:frame="0"/>
@@ -7726,7 +7726,7 @@
         </w:tc>
         <w:tc>
           <w:tcPr>
-            <w:tcW w:type="dxa" w:w="5628"/>
+            <w:tcW w:type="dxa" w:w="5620"/>
             <w:tcBorders>
               <w:top w:val="single" w:color="666666" w:sz="6" w:space="0" w:shadow="0" w:frame="0"/>
               <w:left w:val="single" w:color="666666" w:sz="6" w:space="0" w:shadow="0" w:frame="0"/>
@@ -7807,7 +7807,7 @@
         </w:trPr>
         <w:tc>
           <w:tcPr>
-            <w:tcW w:type="dxa" w:w="2732"/>
+            <w:tcW w:type="dxa" w:w="2740"/>
             <w:tcBorders>
               <w:top w:val="single" w:color="666666" w:sz="6" w:space="0" w:shadow="0" w:frame="0"/>
               <w:left w:val="single" w:color="666666" w:sz="6" w:space="0" w:shadow="0" w:frame="0"/>
@@ -7843,7 +7843,7 @@
         </w:tc>
         <w:tc>
           <w:tcPr>
-            <w:tcW w:type="dxa" w:w="5628"/>
+            <w:tcW w:type="dxa" w:w="5620"/>
             <w:tcBorders>
               <w:top w:val="single" w:color="666666" w:sz="6" w:space="0" w:shadow="0" w:frame="0"/>
               <w:left w:val="single" w:color="666666" w:sz="6" w:space="0" w:shadow="0" w:frame="0"/>
@@ -7924,7 +7924,7 @@
         </w:trPr>
         <w:tc>
           <w:tcPr>
-            <w:tcW w:type="dxa" w:w="2732"/>
+            <w:tcW w:type="dxa" w:w="2740"/>
             <w:tcBorders>
               <w:top w:val="single" w:color="666666" w:sz="6" w:space="0" w:shadow="0" w:frame="0"/>
               <w:left w:val="single" w:color="666666" w:sz="6" w:space="0" w:shadow="0" w:frame="0"/>
@@ -7960,7 +7960,7 @@
         </w:tc>
         <w:tc>
           <w:tcPr>
-            <w:tcW w:type="dxa" w:w="5628"/>
+            <w:tcW w:type="dxa" w:w="5620"/>
             <w:tcBorders>
               <w:top w:val="single" w:color="666666" w:sz="6" w:space="0" w:shadow="0" w:frame="0"/>
               <w:left w:val="single" w:color="666666" w:sz="6" w:space="0" w:shadow="0" w:frame="0"/>
@@ -8041,7 +8041,7 @@
         </w:trPr>
         <w:tc>
           <w:tcPr>
-            <w:tcW w:type="dxa" w:w="2732"/>
+            <w:tcW w:type="dxa" w:w="2740"/>
             <w:tcBorders>
               <w:top w:val="single" w:color="666666" w:sz="6" w:space="0" w:shadow="0" w:frame="0"/>
               <w:left w:val="single" w:color="666666" w:sz="6" w:space="0" w:shadow="0" w:frame="0"/>
@@ -8077,7 +8077,7 @@
         </w:tc>
         <w:tc>
           <w:tcPr>
-            <w:tcW w:type="dxa" w:w="5628"/>
+            <w:tcW w:type="dxa" w:w="5620"/>
             <w:tcBorders>
               <w:top w:val="single" w:color="666666" w:sz="6" w:space="0" w:shadow="0" w:frame="0"/>
               <w:left w:val="single" w:color="666666" w:sz="6" w:space="0" w:shadow="0" w:frame="0"/>
@@ -8158,7 +8158,7 @@
         </w:trPr>
         <w:tc>
           <w:tcPr>
-            <w:tcW w:type="dxa" w:w="2732"/>
+            <w:tcW w:type="dxa" w:w="2740"/>
             <w:tcBorders>
               <w:top w:val="single" w:color="666666" w:sz="6" w:space="0" w:shadow="0" w:frame="0"/>
               <w:left w:val="single" w:color="666666" w:sz="6" w:space="0" w:shadow="0" w:frame="0"/>
@@ -8194,7 +8194,7 @@
         </w:tc>
         <w:tc>
           <w:tcPr>
-            <w:tcW w:type="dxa" w:w="5628"/>
+            <w:tcW w:type="dxa" w:w="5620"/>
             <w:tcBorders>
               <w:top w:val="single" w:color="666666" w:sz="6" w:space="0" w:shadow="0" w:frame="0"/>
               <w:left w:val="single" w:color="666666" w:sz="6" w:space="0" w:shadow="0" w:frame="0"/>
@@ -8275,7 +8275,7 @@
         </w:trPr>
         <w:tc>
           <w:tcPr>
-            <w:tcW w:type="dxa" w:w="2732"/>
+            <w:tcW w:type="dxa" w:w="2740"/>
             <w:tcBorders>
               <w:top w:val="single" w:color="666666" w:sz="6" w:space="0" w:shadow="0" w:frame="0"/>
               <w:left w:val="single" w:color="666666" w:sz="6" w:space="0" w:shadow="0" w:frame="0"/>
@@ -8311,7 +8311,7 @@
         </w:tc>
         <w:tc>
           <w:tcPr>
-            <w:tcW w:type="dxa" w:w="5628"/>
+            <w:tcW w:type="dxa" w:w="5620"/>
             <w:tcBorders>
               <w:top w:val="single" w:color="666666" w:sz="6" w:space="0" w:shadow="0" w:frame="0"/>
               <w:left w:val="single" w:color="666666" w:sz="6" w:space="0" w:shadow="0" w:frame="0"/>
@@ -8392,7 +8392,7 @@
         </w:trPr>
         <w:tc>
           <w:tcPr>
-            <w:tcW w:type="dxa" w:w="2732"/>
+            <w:tcW w:type="dxa" w:w="2740"/>
             <w:tcBorders>
               <w:top w:val="single" w:color="666666" w:sz="6" w:space="0" w:shadow="0" w:frame="0"/>
               <w:left w:val="single" w:color="666666" w:sz="6" w:space="0" w:shadow="0" w:frame="0"/>
@@ -8428,7 +8428,7 @@
         </w:tc>
         <w:tc>
           <w:tcPr>
-            <w:tcW w:type="dxa" w:w="5628"/>
+            <w:tcW w:type="dxa" w:w="5620"/>
             <w:tcBorders>
               <w:top w:val="single" w:color="666666" w:sz="6" w:space="0" w:shadow="0" w:frame="0"/>
               <w:left w:val="single" w:color="666666" w:sz="6" w:space="0" w:shadow="0" w:frame="0"/>
@@ -8531,7 +8531,7 @@
         </w:trPr>
         <w:tc>
           <w:tcPr>
-            <w:tcW w:type="dxa" w:w="2732"/>
+            <w:tcW w:type="dxa" w:w="2740"/>
             <w:tcBorders>
               <w:top w:val="single" w:color="666666" w:sz="6" w:space="0" w:shadow="0" w:frame="0"/>
               <w:left w:val="single" w:color="666666" w:sz="6" w:space="0" w:shadow="0" w:frame="0"/>
@@ -8567,7 +8567,7 @@
         </w:tc>
         <w:tc>
           <w:tcPr>
-            <w:tcW w:type="dxa" w:w="5628"/>
+            <w:tcW w:type="dxa" w:w="5620"/>
             <w:tcBorders>
               <w:top w:val="single" w:color="666666" w:sz="6" w:space="0" w:shadow="0" w:frame="0"/>
               <w:left w:val="single" w:color="666666" w:sz="6" w:space="0" w:shadow="0" w:frame="0"/>
@@ -8648,7 +8648,7 @@
         </w:trPr>
         <w:tc>
           <w:tcPr>
-            <w:tcW w:type="dxa" w:w="2732"/>
+            <w:tcW w:type="dxa" w:w="2740"/>
             <w:tcBorders>
               <w:top w:val="single" w:color="666666" w:sz="6" w:space="0" w:shadow="0" w:frame="0"/>
               <w:left w:val="single" w:color="666666" w:sz="6" w:space="0" w:shadow="0" w:frame="0"/>
@@ -8684,7 +8684,7 @@
         </w:tc>
         <w:tc>
           <w:tcPr>
-            <w:tcW w:type="dxa" w:w="5628"/>
+            <w:tcW w:type="dxa" w:w="5620"/>
             <w:tcBorders>
               <w:top w:val="single" w:color="666666" w:sz="6" w:space="0" w:shadow="0" w:frame="0"/>
               <w:left w:val="single" w:color="666666" w:sz="6" w:space="0" w:shadow="0" w:frame="0"/>
@@ -8765,7 +8765,7 @@
         </w:trPr>
         <w:tc>
           <w:tcPr>
-            <w:tcW w:type="dxa" w:w="2732"/>
+            <w:tcW w:type="dxa" w:w="2740"/>
             <w:tcBorders>
               <w:top w:val="single" w:color="666666" w:sz="6" w:space="0" w:shadow="0" w:frame="0"/>
               <w:left w:val="single" w:color="666666" w:sz="6" w:space="0" w:shadow="0" w:frame="0"/>
@@ -8801,7 +8801,7 @@
         </w:tc>
         <w:tc>
           <w:tcPr>
-            <w:tcW w:type="dxa" w:w="5628"/>
+            <w:tcW w:type="dxa" w:w="5620"/>
             <w:tcBorders>
               <w:top w:val="single" w:color="666666" w:sz="6" w:space="0" w:shadow="0" w:frame="0"/>
               <w:left w:val="single" w:color="666666" w:sz="6" w:space="0" w:shadow="0" w:frame="0"/>
@@ -8904,7 +8904,7 @@
         </w:trPr>
         <w:tc>
           <w:tcPr>
-            <w:tcW w:type="dxa" w:w="2732"/>
+            <w:tcW w:type="dxa" w:w="2740"/>
             <w:tcBorders>
               <w:top w:val="single" w:color="666666" w:sz="6" w:space="0" w:shadow="0" w:frame="0"/>
               <w:left w:val="single" w:color="666666" w:sz="6" w:space="0" w:shadow="0" w:frame="0"/>
@@ -8940,7 +8940,7 @@
         </w:tc>
         <w:tc>
           <w:tcPr>
-            <w:tcW w:type="dxa" w:w="5628"/>
+            <w:tcW w:type="dxa" w:w="5620"/>
             <w:tcBorders>
               <w:top w:val="single" w:color="666666" w:sz="6" w:space="0" w:shadow="0" w:frame="0"/>
               <w:left w:val="single" w:color="666666" w:sz="6" w:space="0" w:shadow="0" w:frame="0"/>
@@ -9182,8 +9182,8 @@
         <w:tblLayout w:type="fixed"/>
       </w:tblPr>
       <w:tblGrid>
-        <w:gridCol w:w="2647"/>
-        <w:gridCol w:w="5713"/>
+        <w:gridCol w:w="2740"/>
+        <w:gridCol w:w="5620"/>
         <w:gridCol w:w="1000"/>
       </w:tblGrid>
       <w:tr>
@@ -9195,7 +9195,7 @@
         </w:trPr>
         <w:tc>
           <w:tcPr>
-            <w:tcW w:type="dxa" w:w="2647"/>
+            <w:tcW w:type="dxa" w:w="2740"/>
             <w:tcBorders>
               <w:top w:val="single" w:color="666666" w:sz="6" w:space="0" w:shadow="0" w:frame="0"/>
               <w:left w:val="single" w:color="666666" w:sz="6" w:space="0" w:shadow="0" w:frame="0"/>
@@ -9215,7 +9215,7 @@
         </w:tc>
         <w:tc>
           <w:tcPr>
-            <w:tcW w:type="dxa" w:w="5713"/>
+            <w:tcW w:type="dxa" w:w="5620"/>
             <w:tcBorders>
               <w:top w:val="single" w:color="666666" w:sz="6" w:space="0" w:shadow="0" w:frame="0"/>
               <w:left w:val="single" w:color="666666" w:sz="6" w:space="0" w:shadow="0" w:frame="0"/>
@@ -9263,7 +9263,7 @@
         </w:trPr>
         <w:tc>
           <w:tcPr>
-            <w:tcW w:type="dxa" w:w="2647"/>
+            <w:tcW w:type="dxa" w:w="2740"/>
             <w:tcBorders>
               <w:top w:val="single" w:color="666666" w:sz="6" w:space="0" w:shadow="0" w:frame="0"/>
               <w:left w:val="single" w:color="666666" w:sz="6" w:space="0" w:shadow="0" w:frame="0"/>
@@ -9299,7 +9299,7 @@
         </w:tc>
         <w:tc>
           <w:tcPr>
-            <w:tcW w:type="dxa" w:w="5713"/>
+            <w:tcW w:type="dxa" w:w="5620"/>
             <w:tcBorders>
               <w:top w:val="single" w:color="666666" w:sz="6" w:space="0" w:shadow="0" w:frame="0"/>
               <w:left w:val="single" w:color="666666" w:sz="6" w:space="0" w:shadow="0" w:frame="0"/>
@@ -9380,7 +9380,7 @@
         </w:trPr>
         <w:tc>
           <w:tcPr>
-            <w:tcW w:type="dxa" w:w="2647"/>
+            <w:tcW w:type="dxa" w:w="2740"/>
             <w:tcBorders>
               <w:top w:val="single" w:color="666666" w:sz="6" w:space="0" w:shadow="0" w:frame="0"/>
               <w:left w:val="single" w:color="666666" w:sz="6" w:space="0" w:shadow="0" w:frame="0"/>
@@ -9416,7 +9416,7 @@
         </w:tc>
         <w:tc>
           <w:tcPr>
-            <w:tcW w:type="dxa" w:w="5713"/>
+            <w:tcW w:type="dxa" w:w="5620"/>
             <w:tcBorders>
               <w:top w:val="single" w:color="666666" w:sz="6" w:space="0" w:shadow="0" w:frame="0"/>
               <w:left w:val="single" w:color="666666" w:sz="6" w:space="0" w:shadow="0" w:frame="0"/>
@@ -9497,7 +9497,7 @@
         </w:trPr>
         <w:tc>
           <w:tcPr>
-            <w:tcW w:type="dxa" w:w="2647"/>
+            <w:tcW w:type="dxa" w:w="2740"/>
             <w:tcBorders>
               <w:top w:val="single" w:color="666666" w:sz="6" w:space="0" w:shadow="0" w:frame="0"/>
               <w:left w:val="single" w:color="666666" w:sz="6" w:space="0" w:shadow="0" w:frame="0"/>
@@ -9533,7 +9533,7 @@
         </w:tc>
         <w:tc>
           <w:tcPr>
-            <w:tcW w:type="dxa" w:w="5713"/>
+            <w:tcW w:type="dxa" w:w="5620"/>
             <w:tcBorders>
               <w:top w:val="single" w:color="666666" w:sz="6" w:space="0" w:shadow="0" w:frame="0"/>
               <w:left w:val="single" w:color="666666" w:sz="6" w:space="0" w:shadow="0" w:frame="0"/>
@@ -9614,7 +9614,7 @@
         </w:trPr>
         <w:tc>
           <w:tcPr>
-            <w:tcW w:type="dxa" w:w="2647"/>
+            <w:tcW w:type="dxa" w:w="2740"/>
             <w:tcBorders>
               <w:top w:val="single" w:color="666666" w:sz="6" w:space="0" w:shadow="0" w:frame="0"/>
               <w:left w:val="single" w:color="666666" w:sz="6" w:space="0" w:shadow="0" w:frame="0"/>
@@ -9650,7 +9650,7 @@
         </w:tc>
         <w:tc>
           <w:tcPr>
-            <w:tcW w:type="dxa" w:w="5713"/>
+            <w:tcW w:type="dxa" w:w="5620"/>
             <w:tcBorders>
               <w:top w:val="single" w:color="666666" w:sz="6" w:space="0" w:shadow="0" w:frame="0"/>
               <w:left w:val="single" w:color="666666" w:sz="6" w:space="0" w:shadow="0" w:frame="0"/>
@@ -9731,7 +9731,7 @@
         </w:trPr>
         <w:tc>
           <w:tcPr>
-            <w:tcW w:type="dxa" w:w="2647"/>
+            <w:tcW w:type="dxa" w:w="2740"/>
             <w:tcBorders>
               <w:top w:val="single" w:color="666666" w:sz="6" w:space="0" w:shadow="0" w:frame="0"/>
               <w:left w:val="single" w:color="666666" w:sz="6" w:space="0" w:shadow="0" w:frame="0"/>
@@ -9767,7 +9767,7 @@
         </w:tc>
         <w:tc>
           <w:tcPr>
-            <w:tcW w:type="dxa" w:w="5713"/>
+            <w:tcW w:type="dxa" w:w="5620"/>
             <w:tcBorders>
               <w:top w:val="single" w:color="666666" w:sz="6" w:space="0" w:shadow="0" w:frame="0"/>
               <w:left w:val="single" w:color="666666" w:sz="6" w:space="0" w:shadow="0" w:frame="0"/>
@@ -9848,7 +9848,7 @@
         </w:trPr>
         <w:tc>
           <w:tcPr>
-            <w:tcW w:type="dxa" w:w="2647"/>
+            <w:tcW w:type="dxa" w:w="2740"/>
             <w:tcBorders>
               <w:top w:val="single" w:color="666666" w:sz="6" w:space="0" w:shadow="0" w:frame="0"/>
               <w:left w:val="single" w:color="666666" w:sz="6" w:space="0" w:shadow="0" w:frame="0"/>
@@ -9884,7 +9884,7 @@
         </w:tc>
         <w:tc>
           <w:tcPr>
-            <w:tcW w:type="dxa" w:w="5713"/>
+            <w:tcW w:type="dxa" w:w="5620"/>
             <w:tcBorders>
               <w:top w:val="single" w:color="666666" w:sz="6" w:space="0" w:shadow="0" w:frame="0"/>
               <w:left w:val="single" w:color="666666" w:sz="6" w:space="0" w:shadow="0" w:frame="0"/>
@@ -9965,7 +9965,7 @@
         </w:trPr>
         <w:tc>
           <w:tcPr>
-            <w:tcW w:type="dxa" w:w="2647"/>
+            <w:tcW w:type="dxa" w:w="2740"/>
             <w:tcBorders>
               <w:top w:val="single" w:color="666666" w:sz="6" w:space="0" w:shadow="0" w:frame="0"/>
               <w:left w:val="single" w:color="666666" w:sz="6" w:space="0" w:shadow="0" w:frame="0"/>
@@ -10001,7 +10001,7 @@
         </w:tc>
         <w:tc>
           <w:tcPr>
-            <w:tcW w:type="dxa" w:w="5713"/>
+            <w:tcW w:type="dxa" w:w="5620"/>
             <w:tcBorders>
               <w:top w:val="single" w:color="666666" w:sz="6" w:space="0" w:shadow="0" w:frame="0"/>
               <w:left w:val="single" w:color="666666" w:sz="6" w:space="0" w:shadow="0" w:frame="0"/>
@@ -10082,7 +10082,7 @@
         </w:trPr>
         <w:tc>
           <w:tcPr>
-            <w:tcW w:type="dxa" w:w="2647"/>
+            <w:tcW w:type="dxa" w:w="2740"/>
             <w:tcBorders>
               <w:top w:val="single" w:color="666666" w:sz="6" w:space="0" w:shadow="0" w:frame="0"/>
               <w:left w:val="single" w:color="666666" w:sz="6" w:space="0" w:shadow="0" w:frame="0"/>
@@ -10118,7 +10118,7 @@
         </w:tc>
         <w:tc>
           <w:tcPr>
-            <w:tcW w:type="dxa" w:w="5713"/>
+            <w:tcW w:type="dxa" w:w="5620"/>
             <w:tcBorders>
               <w:top w:val="single" w:color="666666" w:sz="6" w:space="0" w:shadow="0" w:frame="0"/>
               <w:left w:val="single" w:color="666666" w:sz="6" w:space="0" w:shadow="0" w:frame="0"/>
@@ -10199,7 +10199,7 @@
         </w:trPr>
         <w:tc>
           <w:tcPr>
-            <w:tcW w:type="dxa" w:w="2647"/>
+            <w:tcW w:type="dxa" w:w="2740"/>
             <w:tcBorders>
               <w:top w:val="single" w:color="666666" w:sz="6" w:space="0" w:shadow="0" w:frame="0"/>
               <w:left w:val="single" w:color="666666" w:sz="6" w:space="0" w:shadow="0" w:frame="0"/>
@@ -10235,7 +10235,7 @@
         </w:tc>
         <w:tc>
           <w:tcPr>
-            <w:tcW w:type="dxa" w:w="5713"/>
+            <w:tcW w:type="dxa" w:w="5620"/>
             <w:tcBorders>
               <w:top w:val="single" w:color="666666" w:sz="6" w:space="0" w:shadow="0" w:frame="0"/>
               <w:left w:val="single" w:color="666666" w:sz="6" w:space="0" w:shadow="0" w:frame="0"/>
@@ -10316,7 +10316,7 @@
         </w:trPr>
         <w:tc>
           <w:tcPr>
-            <w:tcW w:type="dxa" w:w="2647"/>
+            <w:tcW w:type="dxa" w:w="2740"/>
             <w:tcBorders>
               <w:top w:val="single" w:color="666666" w:sz="6" w:space="0" w:shadow="0" w:frame="0"/>
               <w:left w:val="single" w:color="666666" w:sz="6" w:space="0" w:shadow="0" w:frame="0"/>
@@ -10352,7 +10352,7 @@
         </w:tc>
         <w:tc>
           <w:tcPr>
-            <w:tcW w:type="dxa" w:w="5713"/>
+            <w:tcW w:type="dxa" w:w="5620"/>
             <w:tcBorders>
               <w:top w:val="single" w:color="666666" w:sz="6" w:space="0" w:shadow="0" w:frame="0"/>
               <w:left w:val="single" w:color="666666" w:sz="6" w:space="0" w:shadow="0" w:frame="0"/>
@@ -10433,7 +10433,7 @@
         </w:trPr>
         <w:tc>
           <w:tcPr>
-            <w:tcW w:type="dxa" w:w="2647"/>
+            <w:tcW w:type="dxa" w:w="2740"/>
             <w:tcBorders>
               <w:top w:val="single" w:color="666666" w:sz="6" w:space="0" w:shadow="0" w:frame="0"/>
               <w:left w:val="single" w:color="666666" w:sz="6" w:space="0" w:shadow="0" w:frame="0"/>
@@ -10469,7 +10469,7 @@
         </w:tc>
         <w:tc>
           <w:tcPr>
-            <w:tcW w:type="dxa" w:w="5713"/>
+            <w:tcW w:type="dxa" w:w="5620"/>
             <w:tcBorders>
               <w:top w:val="single" w:color="666666" w:sz="6" w:space="0" w:shadow="0" w:frame="0"/>
               <w:left w:val="single" w:color="666666" w:sz="6" w:space="0" w:shadow="0" w:frame="0"/>
@@ -10550,7 +10550,7 @@
         </w:trPr>
         <w:tc>
           <w:tcPr>
-            <w:tcW w:type="dxa" w:w="2647"/>
+            <w:tcW w:type="dxa" w:w="2740"/>
             <w:tcBorders>
               <w:top w:val="single" w:color="666666" w:sz="6" w:space="0" w:shadow="0" w:frame="0"/>
               <w:left w:val="single" w:color="666666" w:sz="6" w:space="0" w:shadow="0" w:frame="0"/>
@@ -10586,7 +10586,7 @@
         </w:tc>
         <w:tc>
           <w:tcPr>
-            <w:tcW w:type="dxa" w:w="5713"/>
+            <w:tcW w:type="dxa" w:w="5620"/>
             <w:tcBorders>
               <w:top w:val="single" w:color="666666" w:sz="6" w:space="0" w:shadow="0" w:frame="0"/>
               <w:left w:val="single" w:color="666666" w:sz="6" w:space="0" w:shadow="0" w:frame="0"/>
@@ -10667,7 +10667,7 @@
         </w:trPr>
         <w:tc>
           <w:tcPr>
-            <w:tcW w:type="dxa" w:w="2647"/>
+            <w:tcW w:type="dxa" w:w="2740"/>
             <w:tcBorders>
               <w:top w:val="single" w:color="666666" w:sz="6" w:space="0" w:shadow="0" w:frame="0"/>
               <w:left w:val="single" w:color="666666" w:sz="6" w:space="0" w:shadow="0" w:frame="0"/>
@@ -10703,7 +10703,7 @@
         </w:tc>
         <w:tc>
           <w:tcPr>
-            <w:tcW w:type="dxa" w:w="5713"/>
+            <w:tcW w:type="dxa" w:w="5620"/>
             <w:tcBorders>
               <w:top w:val="single" w:color="666666" w:sz="6" w:space="0" w:shadow="0" w:frame="0"/>
               <w:left w:val="single" w:color="666666" w:sz="6" w:space="0" w:shadow="0" w:frame="0"/>
@@ -10950,8 +10950,8 @@
         <w:tblLayout w:type="fixed"/>
       </w:tblPr>
       <w:tblGrid>
-        <w:gridCol w:w="2647"/>
-        <w:gridCol w:w="5713"/>
+        <w:gridCol w:w="2740"/>
+        <w:gridCol w:w="5620"/>
         <w:gridCol w:w="1000"/>
       </w:tblGrid>
       <w:tr>
@@ -10963,7 +10963,7 @@
         </w:trPr>
         <w:tc>
           <w:tcPr>
-            <w:tcW w:type="dxa" w:w="2647"/>
+            <w:tcW w:type="dxa" w:w="2740"/>
             <w:tcBorders>
               <w:top w:val="single" w:color="666666" w:sz="6" w:space="0" w:shadow="0" w:frame="0"/>
               <w:left w:val="single" w:color="666666" w:sz="6" w:space="0" w:shadow="0" w:frame="0"/>
@@ -10983,7 +10983,7 @@
         </w:tc>
         <w:tc>
           <w:tcPr>
-            <w:tcW w:type="dxa" w:w="5713"/>
+            <w:tcW w:type="dxa" w:w="5620"/>
             <w:tcBorders>
               <w:top w:val="single" w:color="666666" w:sz="6" w:space="0" w:shadow="0" w:frame="0"/>
               <w:left w:val="single" w:color="666666" w:sz="6" w:space="0" w:shadow="0" w:frame="0"/>
@@ -11031,7 +11031,7 @@
         </w:trPr>
         <w:tc>
           <w:tcPr>
-            <w:tcW w:type="dxa" w:w="2647"/>
+            <w:tcW w:type="dxa" w:w="2740"/>
             <w:tcBorders>
               <w:top w:val="single" w:color="666666" w:sz="6" w:space="0" w:shadow="0" w:frame="0"/>
               <w:left w:val="single" w:color="666666" w:sz="6" w:space="0" w:shadow="0" w:frame="0"/>
@@ -11067,7 +11067,7 @@
         </w:tc>
         <w:tc>
           <w:tcPr>
-            <w:tcW w:type="dxa" w:w="5713"/>
+            <w:tcW w:type="dxa" w:w="5620"/>
             <w:tcBorders>
               <w:top w:val="single" w:color="666666" w:sz="6" w:space="0" w:shadow="0" w:frame="0"/>
               <w:left w:val="single" w:color="666666" w:sz="6" w:space="0" w:shadow="0" w:frame="0"/>
@@ -11148,7 +11148,7 @@
         </w:trPr>
         <w:tc>
           <w:tcPr>
-            <w:tcW w:type="dxa" w:w="2647"/>
+            <w:tcW w:type="dxa" w:w="2740"/>
             <w:tcBorders>
               <w:top w:val="single" w:color="666666" w:sz="6" w:space="0" w:shadow="0" w:frame="0"/>
               <w:left w:val="single" w:color="666666" w:sz="6" w:space="0" w:shadow="0" w:frame="0"/>
@@ -11184,7 +11184,7 @@
         </w:tc>
         <w:tc>
           <w:tcPr>
-            <w:tcW w:type="dxa" w:w="5713"/>
+            <w:tcW w:type="dxa" w:w="5620"/>
             <w:tcBorders>
               <w:top w:val="single" w:color="666666" w:sz="6" w:space="0" w:shadow="0" w:frame="0"/>
               <w:left w:val="single" w:color="666666" w:sz="6" w:space="0" w:shadow="0" w:frame="0"/>
@@ -11265,7 +11265,7 @@
         </w:trPr>
         <w:tc>
           <w:tcPr>
-            <w:tcW w:type="dxa" w:w="2647"/>
+            <w:tcW w:type="dxa" w:w="2740"/>
             <w:tcBorders>
               <w:top w:val="single" w:color="666666" w:sz="6" w:space="0" w:shadow="0" w:frame="0"/>
               <w:left w:val="single" w:color="666666" w:sz="6" w:space="0" w:shadow="0" w:frame="0"/>
@@ -11301,7 +11301,7 @@
         </w:tc>
         <w:tc>
           <w:tcPr>
-            <w:tcW w:type="dxa" w:w="5713"/>
+            <w:tcW w:type="dxa" w:w="5620"/>
             <w:tcBorders>
               <w:top w:val="single" w:color="666666" w:sz="6" w:space="0" w:shadow="0" w:frame="0"/>
               <w:left w:val="single" w:color="666666" w:sz="6" w:space="0" w:shadow="0" w:frame="0"/>
@@ -11382,7 +11382,7 @@
         </w:trPr>
         <w:tc>
           <w:tcPr>
-            <w:tcW w:type="dxa" w:w="2647"/>
+            <w:tcW w:type="dxa" w:w="2740"/>
             <w:tcBorders>
               <w:top w:val="single" w:color="666666" w:sz="6" w:space="0" w:shadow="0" w:frame="0"/>
               <w:left w:val="single" w:color="666666" w:sz="6" w:space="0" w:shadow="0" w:frame="0"/>
@@ -11414,7 +11414,7 @@
         </w:tc>
         <w:tc>
           <w:tcPr>
-            <w:tcW w:type="dxa" w:w="5713"/>
+            <w:tcW w:type="dxa" w:w="5620"/>
             <w:tcBorders>
               <w:top w:val="single" w:color="666666" w:sz="6" w:space="0" w:shadow="0" w:frame="0"/>
               <w:left w:val="single" w:color="666666" w:sz="6" w:space="0" w:shadow="0" w:frame="0"/>
@@ -11495,7 +11495,7 @@
         </w:trPr>
         <w:tc>
           <w:tcPr>
-            <w:tcW w:type="dxa" w:w="2647"/>
+            <w:tcW w:type="dxa" w:w="2740"/>
             <w:tcBorders>
               <w:top w:val="single" w:color="666666" w:sz="6" w:space="0" w:shadow="0" w:frame="0"/>
               <w:left w:val="single" w:color="666666" w:sz="6" w:space="0" w:shadow="0" w:frame="0"/>
@@ -11531,7 +11531,7 @@
         </w:tc>
         <w:tc>
           <w:tcPr>
-            <w:tcW w:type="dxa" w:w="5713"/>
+            <w:tcW w:type="dxa" w:w="5620"/>
             <w:tcBorders>
               <w:top w:val="single" w:color="666666" w:sz="6" w:space="0" w:shadow="0" w:frame="0"/>
               <w:left w:val="single" w:color="666666" w:sz="6" w:space="0" w:shadow="0" w:frame="0"/>
@@ -11612,7 +11612,7 @@
         </w:trPr>
         <w:tc>
           <w:tcPr>
-            <w:tcW w:type="dxa" w:w="2647"/>
+            <w:tcW w:type="dxa" w:w="2740"/>
             <w:tcBorders>
               <w:top w:val="single" w:color="666666" w:sz="6" w:space="0" w:shadow="0" w:frame="0"/>
               <w:left w:val="single" w:color="666666" w:sz="6" w:space="0" w:shadow="0" w:frame="0"/>
@@ -11648,7 +11648,7 @@
         </w:tc>
         <w:tc>
           <w:tcPr>
-            <w:tcW w:type="dxa" w:w="5713"/>
+            <w:tcW w:type="dxa" w:w="5620"/>
             <w:tcBorders>
               <w:top w:val="single" w:color="666666" w:sz="6" w:space="0" w:shadow="0" w:frame="0"/>
               <w:left w:val="single" w:color="666666" w:sz="6" w:space="0" w:shadow="0" w:frame="0"/>
@@ -11729,7 +11729,7 @@
         </w:trPr>
         <w:tc>
           <w:tcPr>
-            <w:tcW w:type="dxa" w:w="2647"/>
+            <w:tcW w:type="dxa" w:w="2740"/>
             <w:tcBorders>
               <w:top w:val="single" w:color="666666" w:sz="6" w:space="0" w:shadow="0" w:frame="0"/>
               <w:left w:val="single" w:color="666666" w:sz="6" w:space="0" w:shadow="0" w:frame="0"/>
@@ -11765,7 +11765,7 @@
         </w:tc>
         <w:tc>
           <w:tcPr>
-            <w:tcW w:type="dxa" w:w="5713"/>
+            <w:tcW w:type="dxa" w:w="5620"/>
             <w:tcBorders>
               <w:top w:val="single" w:color="666666" w:sz="6" w:space="0" w:shadow="0" w:frame="0"/>
               <w:left w:val="single" w:color="666666" w:sz="6" w:space="0" w:shadow="0" w:frame="0"/>
@@ -11846,7 +11846,7 @@
         </w:trPr>
         <w:tc>
           <w:tcPr>
-            <w:tcW w:type="dxa" w:w="2647"/>
+            <w:tcW w:type="dxa" w:w="2740"/>
             <w:tcBorders>
               <w:top w:val="single" w:color="666666" w:sz="6" w:space="0" w:shadow="0" w:frame="0"/>
               <w:left w:val="single" w:color="666666" w:sz="6" w:space="0" w:shadow="0" w:frame="0"/>
@@ -11882,7 +11882,7 @@
         </w:tc>
         <w:tc>
           <w:tcPr>
-            <w:tcW w:type="dxa" w:w="5713"/>
+            <w:tcW w:type="dxa" w:w="5620"/>
             <w:tcBorders>
               <w:top w:val="single" w:color="666666" w:sz="6" w:space="0" w:shadow="0" w:frame="0"/>
               <w:left w:val="single" w:color="666666" w:sz="6" w:space="0" w:shadow="0" w:frame="0"/>
@@ -11963,7 +11963,7 @@
         </w:trPr>
         <w:tc>
           <w:tcPr>
-            <w:tcW w:type="dxa" w:w="2647"/>
+            <w:tcW w:type="dxa" w:w="2740"/>
             <w:tcBorders>
               <w:top w:val="single" w:color="666666" w:sz="6" w:space="0" w:shadow="0" w:frame="0"/>
               <w:left w:val="single" w:color="666666" w:sz="6" w:space="0" w:shadow="0" w:frame="0"/>
@@ -11999,7 +11999,7 @@
         </w:tc>
         <w:tc>
           <w:tcPr>
-            <w:tcW w:type="dxa" w:w="5713"/>
+            <w:tcW w:type="dxa" w:w="5620"/>
             <w:tcBorders>
               <w:top w:val="single" w:color="666666" w:sz="6" w:space="0" w:shadow="0" w:frame="0"/>
               <w:left w:val="single" w:color="666666" w:sz="6" w:space="0" w:shadow="0" w:frame="0"/>
@@ -12080,7 +12080,7 @@
         </w:trPr>
         <w:tc>
           <w:tcPr>
-            <w:tcW w:type="dxa" w:w="2647"/>
+            <w:tcW w:type="dxa" w:w="2740"/>
             <w:tcBorders>
               <w:top w:val="single" w:color="666666" w:sz="6" w:space="0" w:shadow="0" w:frame="0"/>
               <w:left w:val="single" w:color="666666" w:sz="6" w:space="0" w:shadow="0" w:frame="0"/>
@@ -12116,7 +12116,7 @@
         </w:tc>
         <w:tc>
           <w:tcPr>
-            <w:tcW w:type="dxa" w:w="5713"/>
+            <w:tcW w:type="dxa" w:w="5620"/>
             <w:tcBorders>
               <w:top w:val="single" w:color="666666" w:sz="6" w:space="0" w:shadow="0" w:frame="0"/>
               <w:left w:val="single" w:color="666666" w:sz="6" w:space="0" w:shadow="0" w:frame="0"/>
@@ -12197,7 +12197,7 @@
         </w:trPr>
         <w:tc>
           <w:tcPr>
-            <w:tcW w:type="dxa" w:w="2647"/>
+            <w:tcW w:type="dxa" w:w="2740"/>
             <w:tcBorders>
               <w:top w:val="single" w:color="666666" w:sz="6" w:space="0" w:shadow="0" w:frame="0"/>
               <w:left w:val="single" w:color="666666" w:sz="6" w:space="0" w:shadow="0" w:frame="0"/>
@@ -12233,7 +12233,7 @@
         </w:tc>
         <w:tc>
           <w:tcPr>
-            <w:tcW w:type="dxa" w:w="5713"/>
+            <w:tcW w:type="dxa" w:w="5620"/>
             <w:tcBorders>
               <w:top w:val="single" w:color="666666" w:sz="6" w:space="0" w:shadow="0" w:frame="0"/>
               <w:left w:val="single" w:color="666666" w:sz="6" w:space="0" w:shadow="0" w:frame="0"/>
@@ -12314,7 +12314,7 @@
         </w:trPr>
         <w:tc>
           <w:tcPr>
-            <w:tcW w:type="dxa" w:w="2647"/>
+            <w:tcW w:type="dxa" w:w="2740"/>
             <w:tcBorders>
               <w:top w:val="single" w:color="666666" w:sz="6" w:space="0" w:shadow="0" w:frame="0"/>
               <w:left w:val="single" w:color="666666" w:sz="6" w:space="0" w:shadow="0" w:frame="0"/>
@@ -12350,7 +12350,7 @@
         </w:tc>
         <w:tc>
           <w:tcPr>
-            <w:tcW w:type="dxa" w:w="5713"/>
+            <w:tcW w:type="dxa" w:w="5620"/>
             <w:tcBorders>
               <w:top w:val="single" w:color="666666" w:sz="6" w:space="0" w:shadow="0" w:frame="0"/>
               <w:left w:val="single" w:color="666666" w:sz="6" w:space="0" w:shadow="0" w:frame="0"/>
@@ -12602,8 +12602,8 @@
         <w:tblLayout w:type="fixed"/>
       </w:tblPr>
       <w:tblGrid>
-        <w:gridCol w:w="2651"/>
-        <w:gridCol w:w="5709"/>
+        <w:gridCol w:w="2740"/>
+        <w:gridCol w:w="5620"/>
         <w:gridCol w:w="1000"/>
       </w:tblGrid>
       <w:tr>
@@ -12615,7 +12615,7 @@
         </w:trPr>
         <w:tc>
           <w:tcPr>
-            <w:tcW w:type="dxa" w:w="2651"/>
+            <w:tcW w:type="dxa" w:w="2740"/>
             <w:tcBorders>
               <w:top w:val="single" w:color="666666" w:sz="6" w:space="0" w:shadow="0" w:frame="0"/>
               <w:left w:val="single" w:color="666666" w:sz="6" w:space="0" w:shadow="0" w:frame="0"/>
@@ -12635,7 +12635,7 @@
         </w:tc>
         <w:tc>
           <w:tcPr>
-            <w:tcW w:type="dxa" w:w="5709"/>
+            <w:tcW w:type="dxa" w:w="5620"/>
             <w:tcBorders>
               <w:top w:val="single" w:color="666666" w:sz="6" w:space="0" w:shadow="0" w:frame="0"/>
               <w:left w:val="single" w:color="666666" w:sz="6" w:space="0" w:shadow="0" w:frame="0"/>
@@ -12683,7 +12683,7 @@
         </w:trPr>
         <w:tc>
           <w:tcPr>
-            <w:tcW w:type="dxa" w:w="2651"/>
+            <w:tcW w:type="dxa" w:w="2740"/>
             <w:tcBorders>
               <w:top w:val="single" w:color="666666" w:sz="6" w:space="0" w:shadow="0" w:frame="0"/>
               <w:left w:val="single" w:color="666666" w:sz="6" w:space="0" w:shadow="0" w:frame="0"/>
@@ -12719,7 +12719,7 @@
         </w:tc>
         <w:tc>
           <w:tcPr>
-            <w:tcW w:type="dxa" w:w="5709"/>
+            <w:tcW w:type="dxa" w:w="5620"/>
             <w:tcBorders>
               <w:top w:val="single" w:color="666666" w:sz="6" w:space="0" w:shadow="0" w:frame="0"/>
               <w:left w:val="single" w:color="666666" w:sz="6" w:space="0" w:shadow="0" w:frame="0"/>
@@ -12800,7 +12800,7 @@
         </w:trPr>
         <w:tc>
           <w:tcPr>
-            <w:tcW w:type="dxa" w:w="2651"/>
+            <w:tcW w:type="dxa" w:w="2740"/>
             <w:tcBorders>
               <w:top w:val="single" w:color="666666" w:sz="6" w:space="0" w:shadow="0" w:frame="0"/>
               <w:left w:val="single" w:color="666666" w:sz="6" w:space="0" w:shadow="0" w:frame="0"/>
@@ -12836,7 +12836,7 @@
         </w:tc>
         <w:tc>
           <w:tcPr>
-            <w:tcW w:type="dxa" w:w="5709"/>
+            <w:tcW w:type="dxa" w:w="5620"/>
             <w:tcBorders>
               <w:top w:val="single" w:color="666666" w:sz="6" w:space="0" w:shadow="0" w:frame="0"/>
               <w:left w:val="single" w:color="666666" w:sz="6" w:space="0" w:shadow="0" w:frame="0"/>
@@ -12917,7 +12917,7 @@
         </w:trPr>
         <w:tc>
           <w:tcPr>
-            <w:tcW w:type="dxa" w:w="2651"/>
+            <w:tcW w:type="dxa" w:w="2740"/>
             <w:tcBorders>
               <w:top w:val="single" w:color="666666" w:sz="6" w:space="0" w:shadow="0" w:frame="0"/>
               <w:left w:val="single" w:color="666666" w:sz="6" w:space="0" w:shadow="0" w:frame="0"/>
@@ -12953,7 +12953,7 @@
         </w:tc>
         <w:tc>
           <w:tcPr>
-            <w:tcW w:type="dxa" w:w="5709"/>
+            <w:tcW w:type="dxa" w:w="5620"/>
             <w:tcBorders>
               <w:top w:val="single" w:color="666666" w:sz="6" w:space="0" w:shadow="0" w:frame="0"/>
               <w:left w:val="single" w:color="666666" w:sz="6" w:space="0" w:shadow="0" w:frame="0"/>
@@ -13034,7 +13034,7 @@
         </w:trPr>
         <w:tc>
           <w:tcPr>
-            <w:tcW w:type="dxa" w:w="2651"/>
+            <w:tcW w:type="dxa" w:w="2740"/>
             <w:tcBorders>
               <w:top w:val="single" w:color="666666" w:sz="6" w:space="0" w:shadow="0" w:frame="0"/>
               <w:left w:val="single" w:color="666666" w:sz="6" w:space="0" w:shadow="0" w:frame="0"/>
@@ -13066,7 +13066,7 @@
         </w:tc>
         <w:tc>
           <w:tcPr>
-            <w:tcW w:type="dxa" w:w="5709"/>
+            <w:tcW w:type="dxa" w:w="5620"/>
             <w:tcBorders>
               <w:top w:val="single" w:color="666666" w:sz="6" w:space="0" w:shadow="0" w:frame="0"/>
               <w:left w:val="single" w:color="666666" w:sz="6" w:space="0" w:shadow="0" w:frame="0"/>
@@ -13147,7 +13147,7 @@
         </w:trPr>
         <w:tc>
           <w:tcPr>
-            <w:tcW w:type="dxa" w:w="2651"/>
+            <w:tcW w:type="dxa" w:w="2740"/>
             <w:tcBorders>
               <w:top w:val="single" w:color="666666" w:sz="6" w:space="0" w:shadow="0" w:frame="0"/>
               <w:left w:val="single" w:color="666666" w:sz="6" w:space="0" w:shadow="0" w:frame="0"/>
@@ -13183,7 +13183,7 @@
         </w:tc>
         <w:tc>
           <w:tcPr>
-            <w:tcW w:type="dxa" w:w="5709"/>
+            <w:tcW w:type="dxa" w:w="5620"/>
             <w:tcBorders>
               <w:top w:val="single" w:color="666666" w:sz="6" w:space="0" w:shadow="0" w:frame="0"/>
               <w:left w:val="single" w:color="666666" w:sz="6" w:space="0" w:shadow="0" w:frame="0"/>
@@ -13264,7 +13264,7 @@
         </w:trPr>
         <w:tc>
           <w:tcPr>
-            <w:tcW w:type="dxa" w:w="2651"/>
+            <w:tcW w:type="dxa" w:w="2740"/>
             <w:tcBorders>
               <w:top w:val="single" w:color="666666" w:sz="6" w:space="0" w:shadow="0" w:frame="0"/>
               <w:left w:val="single" w:color="666666" w:sz="6" w:space="0" w:shadow="0" w:frame="0"/>
@@ -13300,7 +13300,7 @@
         </w:tc>
         <w:tc>
           <w:tcPr>
-            <w:tcW w:type="dxa" w:w="5709"/>
+            <w:tcW w:type="dxa" w:w="5620"/>
             <w:tcBorders>
               <w:top w:val="single" w:color="666666" w:sz="6" w:space="0" w:shadow="0" w:frame="0"/>
               <w:left w:val="single" w:color="666666" w:sz="6" w:space="0" w:shadow="0" w:frame="0"/>
@@ -13381,7 +13381,7 @@
         </w:trPr>
         <w:tc>
           <w:tcPr>
-            <w:tcW w:type="dxa" w:w="2651"/>
+            <w:tcW w:type="dxa" w:w="2740"/>
             <w:tcBorders>
               <w:top w:val="single" w:color="666666" w:sz="6" w:space="0" w:shadow="0" w:frame="0"/>
               <w:left w:val="single" w:color="666666" w:sz="6" w:space="0" w:shadow="0" w:frame="0"/>
@@ -13417,7 +13417,7 @@
         </w:tc>
         <w:tc>
           <w:tcPr>
-            <w:tcW w:type="dxa" w:w="5709"/>
+            <w:tcW w:type="dxa" w:w="5620"/>
             <w:tcBorders>
               <w:top w:val="single" w:color="666666" w:sz="6" w:space="0" w:shadow="0" w:frame="0"/>
               <w:left w:val="single" w:color="666666" w:sz="6" w:space="0" w:shadow="0" w:frame="0"/>
@@ -13498,7 +13498,7 @@
         </w:trPr>
         <w:tc>
           <w:tcPr>
-            <w:tcW w:type="dxa" w:w="2651"/>
+            <w:tcW w:type="dxa" w:w="2740"/>
             <w:tcBorders>
               <w:top w:val="single" w:color="666666" w:sz="6" w:space="0" w:shadow="0" w:frame="0"/>
               <w:left w:val="single" w:color="666666" w:sz="6" w:space="0" w:shadow="0" w:frame="0"/>
@@ -13530,7 +13530,7 @@
         </w:tc>
         <w:tc>
           <w:tcPr>
-            <w:tcW w:type="dxa" w:w="5709"/>
+            <w:tcW w:type="dxa" w:w="5620"/>
             <w:tcBorders>
               <w:top w:val="single" w:color="666666" w:sz="6" w:space="0" w:shadow="0" w:frame="0"/>
               <w:left w:val="single" w:color="666666" w:sz="6" w:space="0" w:shadow="0" w:frame="0"/>
@@ -13603,7 +13603,7 @@
         </w:trPr>
         <w:tc>
           <w:tcPr>
-            <w:tcW w:type="dxa" w:w="2651"/>
+            <w:tcW w:type="dxa" w:w="2740"/>
             <w:tcBorders>
               <w:top w:val="single" w:color="666666" w:sz="6" w:space="0" w:shadow="0" w:frame="0"/>
               <w:left w:val="single" w:color="666666" w:sz="6" w:space="0" w:shadow="0" w:frame="0"/>
@@ -13639,7 +13639,7 @@
         </w:tc>
         <w:tc>
           <w:tcPr>
-            <w:tcW w:type="dxa" w:w="5709"/>
+            <w:tcW w:type="dxa" w:w="5620"/>
             <w:tcBorders>
               <w:top w:val="single" w:color="666666" w:sz="6" w:space="0" w:shadow="0" w:frame="0"/>
               <w:left w:val="single" w:color="666666" w:sz="6" w:space="0" w:shadow="0" w:frame="0"/>
@@ -13720,7 +13720,7 @@
         </w:trPr>
         <w:tc>
           <w:tcPr>
-            <w:tcW w:type="dxa" w:w="2651"/>
+            <w:tcW w:type="dxa" w:w="2740"/>
             <w:tcBorders>
               <w:top w:val="single" w:color="666666" w:sz="6" w:space="0" w:shadow="0" w:frame="0"/>
               <w:left w:val="single" w:color="666666" w:sz="6" w:space="0" w:shadow="0" w:frame="0"/>
@@ -13756,7 +13756,7 @@
         </w:tc>
         <w:tc>
           <w:tcPr>
-            <w:tcW w:type="dxa" w:w="5709"/>
+            <w:tcW w:type="dxa" w:w="5620"/>
             <w:tcBorders>
               <w:top w:val="single" w:color="666666" w:sz="6" w:space="0" w:shadow="0" w:frame="0"/>
               <w:left w:val="single" w:color="666666" w:sz="6" w:space="0" w:shadow="0" w:frame="0"/>
@@ -13837,7 +13837,7 @@
         </w:trPr>
         <w:tc>
           <w:tcPr>
-            <w:tcW w:type="dxa" w:w="2651"/>
+            <w:tcW w:type="dxa" w:w="2740"/>
             <w:tcBorders>
               <w:top w:val="single" w:color="666666" w:sz="6" w:space="0" w:shadow="0" w:frame="0"/>
               <w:left w:val="single" w:color="666666" w:sz="6" w:space="0" w:shadow="0" w:frame="0"/>
@@ -13873,7 +13873,7 @@
         </w:tc>
         <w:tc>
           <w:tcPr>
-            <w:tcW w:type="dxa" w:w="5709"/>
+            <w:tcW w:type="dxa" w:w="5620"/>
             <w:tcBorders>
               <w:top w:val="single" w:color="666666" w:sz="6" w:space="0" w:shadow="0" w:frame="0"/>
               <w:left w:val="single" w:color="666666" w:sz="6" w:space="0" w:shadow="0" w:frame="0"/>
@@ -13954,7 +13954,7 @@
         </w:trPr>
         <w:tc>
           <w:tcPr>
-            <w:tcW w:type="dxa" w:w="2651"/>
+            <w:tcW w:type="dxa" w:w="2740"/>
             <w:tcBorders>
               <w:top w:val="single" w:color="666666" w:sz="6" w:space="0" w:shadow="0" w:frame="0"/>
               <w:left w:val="single" w:color="666666" w:sz="6" w:space="0" w:shadow="0" w:frame="0"/>
@@ -13986,7 +13986,7 @@
         </w:tc>
         <w:tc>
           <w:tcPr>
-            <w:tcW w:type="dxa" w:w="5709"/>
+            <w:tcW w:type="dxa" w:w="5620"/>
             <w:tcBorders>
               <w:top w:val="single" w:color="666666" w:sz="6" w:space="0" w:shadow="0" w:frame="0"/>
               <w:left w:val="single" w:color="666666" w:sz="6" w:space="0" w:shadow="0" w:frame="0"/>
@@ -14067,7 +14067,7 @@
         </w:trPr>
         <w:tc>
           <w:tcPr>
-            <w:tcW w:type="dxa" w:w="2651"/>
+            <w:tcW w:type="dxa" w:w="2740"/>
             <w:tcBorders>
               <w:top w:val="single" w:color="666666" w:sz="6" w:space="0" w:shadow="0" w:frame="0"/>
               <w:left w:val="single" w:color="666666" w:sz="6" w:space="0" w:shadow="0" w:frame="0"/>
@@ -14103,7 +14103,7 @@
         </w:tc>
         <w:tc>
           <w:tcPr>
-            <w:tcW w:type="dxa" w:w="5709"/>
+            <w:tcW w:type="dxa" w:w="5620"/>
             <w:tcBorders>
               <w:top w:val="single" w:color="666666" w:sz="6" w:space="0" w:shadow="0" w:frame="0"/>
               <w:left w:val="single" w:color="666666" w:sz="6" w:space="0" w:shadow="0" w:frame="0"/>
@@ -14184,7 +14184,7 @@
         </w:trPr>
         <w:tc>
           <w:tcPr>
-            <w:tcW w:type="dxa" w:w="2651"/>
+            <w:tcW w:type="dxa" w:w="2740"/>
             <w:tcBorders>
               <w:top w:val="single" w:color="666666" w:sz="6" w:space="0" w:shadow="0" w:frame="0"/>
               <w:left w:val="single" w:color="666666" w:sz="6" w:space="0" w:shadow="0" w:frame="0"/>
@@ -14220,7 +14220,7 @@
         </w:tc>
         <w:tc>
           <w:tcPr>
-            <w:tcW w:type="dxa" w:w="5709"/>
+            <w:tcW w:type="dxa" w:w="5620"/>
             <w:tcBorders>
               <w:top w:val="single" w:color="666666" w:sz="6" w:space="0" w:shadow="0" w:frame="0"/>
               <w:left w:val="single" w:color="666666" w:sz="6" w:space="0" w:shadow="0" w:frame="0"/>
@@ -14301,7 +14301,7 @@
         </w:trPr>
         <w:tc>
           <w:tcPr>
-            <w:tcW w:type="dxa" w:w="2651"/>
+            <w:tcW w:type="dxa" w:w="2740"/>
             <w:tcBorders>
               <w:top w:val="single" w:color="666666" w:sz="6" w:space="0" w:shadow="0" w:frame="0"/>
               <w:left w:val="single" w:color="666666" w:sz="6" w:space="0" w:shadow="0" w:frame="0"/>
@@ -14337,7 +14337,7 @@
         </w:tc>
         <w:tc>
           <w:tcPr>
-            <w:tcW w:type="dxa" w:w="5709"/>
+            <w:tcW w:type="dxa" w:w="5620"/>
             <w:tcBorders>
               <w:top w:val="single" w:color="666666" w:sz="6" w:space="0" w:shadow="0" w:frame="0"/>
               <w:left w:val="single" w:color="666666" w:sz="6" w:space="0" w:shadow="0" w:frame="0"/>
@@ -14418,7 +14418,7 @@
         </w:trPr>
         <w:tc>
           <w:tcPr>
-            <w:tcW w:type="dxa" w:w="2651"/>
+            <w:tcW w:type="dxa" w:w="2740"/>
             <w:tcBorders>
               <w:top w:val="single" w:color="666666" w:sz="6" w:space="0" w:shadow="0" w:frame="0"/>
               <w:left w:val="single" w:color="666666" w:sz="6" w:space="0" w:shadow="0" w:frame="0"/>
@@ -14454,7 +14454,7 @@
         </w:tc>
         <w:tc>
           <w:tcPr>
-            <w:tcW w:type="dxa" w:w="5709"/>
+            <w:tcW w:type="dxa" w:w="5620"/>
             <w:tcBorders>
               <w:top w:val="single" w:color="666666" w:sz="6" w:space="0" w:shadow="0" w:frame="0"/>
               <w:left w:val="single" w:color="666666" w:sz="6" w:space="0" w:shadow="0" w:frame="0"/>
@@ -14535,7 +14535,7 @@
         </w:trPr>
         <w:tc>
           <w:tcPr>
-            <w:tcW w:type="dxa" w:w="2651"/>
+            <w:tcW w:type="dxa" w:w="2740"/>
             <w:tcBorders>
               <w:top w:val="single" w:color="666666" w:sz="6" w:space="0" w:shadow="0" w:frame="0"/>
               <w:left w:val="single" w:color="666666" w:sz="6" w:space="0" w:shadow="0" w:frame="0"/>
@@ -14571,7 +14571,7 @@
         </w:tc>
         <w:tc>
           <w:tcPr>
-            <w:tcW w:type="dxa" w:w="5709"/>
+            <w:tcW w:type="dxa" w:w="5620"/>
             <w:tcBorders>
               <w:top w:val="single" w:color="666666" w:sz="6" w:space="0" w:shadow="0" w:frame="0"/>
               <w:left w:val="single" w:color="666666" w:sz="6" w:space="0" w:shadow="0" w:frame="0"/>
@@ -14652,7 +14652,7 @@
         </w:trPr>
         <w:tc>
           <w:tcPr>
-            <w:tcW w:type="dxa" w:w="2651"/>
+            <w:tcW w:type="dxa" w:w="2740"/>
             <w:tcBorders>
               <w:top w:val="single" w:color="666666" w:sz="6" w:space="0" w:shadow="0" w:frame="0"/>
               <w:left w:val="single" w:color="666666" w:sz="6" w:space="0" w:shadow="0" w:frame="0"/>
@@ -14688,7 +14688,7 @@
         </w:tc>
         <w:tc>
           <w:tcPr>
-            <w:tcW w:type="dxa" w:w="5709"/>
+            <w:tcW w:type="dxa" w:w="5620"/>
             <w:tcBorders>
               <w:top w:val="single" w:color="666666" w:sz="6" w:space="0" w:shadow="0" w:frame="0"/>
               <w:left w:val="single" w:color="666666" w:sz="6" w:space="0" w:shadow="0" w:frame="0"/>
@@ -14769,7 +14769,7 @@
         </w:trPr>
         <w:tc>
           <w:tcPr>
-            <w:tcW w:type="dxa" w:w="2651"/>
+            <w:tcW w:type="dxa" w:w="2740"/>
             <w:tcBorders>
               <w:top w:val="single" w:color="666666" w:sz="6" w:space="0" w:shadow="0" w:frame="0"/>
               <w:left w:val="single" w:color="666666" w:sz="6" w:space="0" w:shadow="0" w:frame="0"/>
@@ -14805,7 +14805,7 @@
         </w:tc>
         <w:tc>
           <w:tcPr>
-            <w:tcW w:type="dxa" w:w="5709"/>
+            <w:tcW w:type="dxa" w:w="5620"/>
             <w:tcBorders>
               <w:top w:val="single" w:color="666666" w:sz="6" w:space="0" w:shadow="0" w:frame="0"/>
               <w:left w:val="single" w:color="666666" w:sz="6" w:space="0" w:shadow="0" w:frame="0"/>
@@ -14886,7 +14886,7 @@
         </w:trPr>
         <w:tc>
           <w:tcPr>
-            <w:tcW w:type="dxa" w:w="2651"/>
+            <w:tcW w:type="dxa" w:w="2740"/>
             <w:tcBorders>
               <w:top w:val="single" w:color="666666" w:sz="6" w:space="0" w:shadow="0" w:frame="0"/>
               <w:left w:val="single" w:color="666666" w:sz="6" w:space="0" w:shadow="0" w:frame="0"/>
@@ -14922,7 +14922,7 @@
         </w:tc>
         <w:tc>
           <w:tcPr>
-            <w:tcW w:type="dxa" w:w="5709"/>
+            <w:tcW w:type="dxa" w:w="5620"/>
             <w:tcBorders>
               <w:top w:val="single" w:color="666666" w:sz="6" w:space="0" w:shadow="0" w:frame="0"/>
               <w:left w:val="single" w:color="666666" w:sz="6" w:space="0" w:shadow="0" w:frame="0"/>
@@ -15003,7 +15003,7 @@
         </w:trPr>
         <w:tc>
           <w:tcPr>
-            <w:tcW w:type="dxa" w:w="2651"/>
+            <w:tcW w:type="dxa" w:w="2740"/>
             <w:tcBorders>
               <w:top w:val="single" w:color="666666" w:sz="6" w:space="0" w:shadow="0" w:frame="0"/>
               <w:left w:val="single" w:color="666666" w:sz="6" w:space="0" w:shadow="0" w:frame="0"/>
@@ -15039,7 +15039,7 @@
         </w:tc>
         <w:tc>
           <w:tcPr>
-            <w:tcW w:type="dxa" w:w="5709"/>
+            <w:tcW w:type="dxa" w:w="5620"/>
             <w:tcBorders>
               <w:top w:val="single" w:color="666666" w:sz="6" w:space="0" w:shadow="0" w:frame="0"/>
               <w:left w:val="single" w:color="666666" w:sz="6" w:space="0" w:shadow="0" w:frame="0"/>
@@ -15273,8 +15273,8 @@
         <w:tblLayout w:type="fixed"/>
       </w:tblPr>
       <w:tblGrid>
-        <w:gridCol w:w="2652"/>
-        <w:gridCol w:w="5708"/>
+        <w:gridCol w:w="2740"/>
+        <w:gridCol w:w="5620"/>
         <w:gridCol w:w="1000"/>
       </w:tblGrid>
       <w:tr>
@@ -15286,7 +15286,7 @@
         </w:trPr>
         <w:tc>
           <w:tcPr>
-            <w:tcW w:type="dxa" w:w="2652"/>
+            <w:tcW w:type="dxa" w:w="2740"/>
             <w:tcBorders>
               <w:top w:val="single" w:color="666666" w:sz="6" w:space="0" w:shadow="0" w:frame="0"/>
               <w:left w:val="single" w:color="666666" w:sz="6" w:space="0" w:shadow="0" w:frame="0"/>
@@ -15306,7 +15306,7 @@
         </w:tc>
         <w:tc>
           <w:tcPr>
-            <w:tcW w:type="dxa" w:w="5708"/>
+            <w:tcW w:type="dxa" w:w="5620"/>
             <w:tcBorders>
               <w:top w:val="single" w:color="666666" w:sz="6" w:space="0" w:shadow="0" w:frame="0"/>
               <w:left w:val="single" w:color="666666" w:sz="6" w:space="0" w:shadow="0" w:frame="0"/>
@@ -15354,7 +15354,7 @@
         </w:trPr>
         <w:tc>
           <w:tcPr>
-            <w:tcW w:type="dxa" w:w="2652"/>
+            <w:tcW w:type="dxa" w:w="2740"/>
             <w:tcBorders>
               <w:top w:val="single" w:color="666666" w:sz="6" w:space="0" w:shadow="0" w:frame="0"/>
               <w:left w:val="single" w:color="666666" w:sz="6" w:space="0" w:shadow="0" w:frame="0"/>
@@ -15390,7 +15390,7 @@
         </w:tc>
         <w:tc>
           <w:tcPr>
-            <w:tcW w:type="dxa" w:w="5708"/>
+            <w:tcW w:type="dxa" w:w="5620"/>
             <w:tcBorders>
               <w:top w:val="single" w:color="666666" w:sz="6" w:space="0" w:shadow="0" w:frame="0"/>
               <w:left w:val="single" w:color="666666" w:sz="6" w:space="0" w:shadow="0" w:frame="0"/>
@@ -15471,7 +15471,7 @@
         </w:trPr>
         <w:tc>
           <w:tcPr>
-            <w:tcW w:type="dxa" w:w="2652"/>
+            <w:tcW w:type="dxa" w:w="2740"/>
             <w:tcBorders>
               <w:top w:val="single" w:color="666666" w:sz="6" w:space="0" w:shadow="0" w:frame="0"/>
               <w:left w:val="single" w:color="666666" w:sz="6" w:space="0" w:shadow="0" w:frame="0"/>
@@ -15507,7 +15507,7 @@
         </w:tc>
         <w:tc>
           <w:tcPr>
-            <w:tcW w:type="dxa" w:w="5708"/>
+            <w:tcW w:type="dxa" w:w="5620"/>
             <w:tcBorders>
               <w:top w:val="single" w:color="666666" w:sz="6" w:space="0" w:shadow="0" w:frame="0"/>
               <w:left w:val="single" w:color="666666" w:sz="6" w:space="0" w:shadow="0" w:frame="0"/>
@@ -15588,7 +15588,7 @@
         </w:trPr>
         <w:tc>
           <w:tcPr>
-            <w:tcW w:type="dxa" w:w="2652"/>
+            <w:tcW w:type="dxa" w:w="2740"/>
             <w:tcBorders>
               <w:top w:val="single" w:color="666666" w:sz="6" w:space="0" w:shadow="0" w:frame="0"/>
               <w:left w:val="single" w:color="666666" w:sz="6" w:space="0" w:shadow="0" w:frame="0"/>
@@ -15624,7 +15624,7 @@
         </w:tc>
         <w:tc>
           <w:tcPr>
-            <w:tcW w:type="dxa" w:w="5708"/>
+            <w:tcW w:type="dxa" w:w="5620"/>
             <w:tcBorders>
               <w:top w:val="single" w:color="666666" w:sz="6" w:space="0" w:shadow="0" w:frame="0"/>
               <w:left w:val="single" w:color="666666" w:sz="6" w:space="0" w:shadow="0" w:frame="0"/>
@@ -15705,7 +15705,7 @@
         </w:trPr>
         <w:tc>
           <w:tcPr>
-            <w:tcW w:type="dxa" w:w="2652"/>
+            <w:tcW w:type="dxa" w:w="2740"/>
             <w:tcBorders>
               <w:top w:val="single" w:color="666666" w:sz="6" w:space="0" w:shadow="0" w:frame="0"/>
               <w:left w:val="single" w:color="666666" w:sz="6" w:space="0" w:shadow="0" w:frame="0"/>
@@ -15741,7 +15741,7 @@
         </w:tc>
         <w:tc>
           <w:tcPr>
-            <w:tcW w:type="dxa" w:w="5708"/>
+            <w:tcW w:type="dxa" w:w="5620"/>
             <w:tcBorders>
               <w:top w:val="single" w:color="666666" w:sz="6" w:space="0" w:shadow="0" w:frame="0"/>
               <w:left w:val="single" w:color="666666" w:sz="6" w:space="0" w:shadow="0" w:frame="0"/>
@@ -15822,7 +15822,7 @@
         </w:trPr>
         <w:tc>
           <w:tcPr>
-            <w:tcW w:type="dxa" w:w="2652"/>
+            <w:tcW w:type="dxa" w:w="2740"/>
             <w:tcBorders>
               <w:top w:val="single" w:color="666666" w:sz="6" w:space="0" w:shadow="0" w:frame="0"/>
               <w:left w:val="single" w:color="666666" w:sz="6" w:space="0" w:shadow="0" w:frame="0"/>
@@ -15858,7 +15858,7 @@
         </w:tc>
         <w:tc>
           <w:tcPr>
-            <w:tcW w:type="dxa" w:w="5708"/>
+            <w:tcW w:type="dxa" w:w="5620"/>
             <w:tcBorders>
               <w:top w:val="single" w:color="666666" w:sz="6" w:space="0" w:shadow="0" w:frame="0"/>
               <w:left w:val="single" w:color="666666" w:sz="6" w:space="0" w:shadow="0" w:frame="0"/>
@@ -15939,7 +15939,7 @@
         </w:trPr>
         <w:tc>
           <w:tcPr>
-            <w:tcW w:type="dxa" w:w="2652"/>
+            <w:tcW w:type="dxa" w:w="2740"/>
             <w:tcBorders>
               <w:top w:val="single" w:color="666666" w:sz="6" w:space="0" w:shadow="0" w:frame="0"/>
               <w:left w:val="single" w:color="666666" w:sz="6" w:space="0" w:shadow="0" w:frame="0"/>
@@ -15975,7 +15975,7 @@
         </w:tc>
         <w:tc>
           <w:tcPr>
-            <w:tcW w:type="dxa" w:w="5708"/>
+            <w:tcW w:type="dxa" w:w="5620"/>
             <w:tcBorders>
               <w:top w:val="single" w:color="666666" w:sz="6" w:space="0" w:shadow="0" w:frame="0"/>
               <w:left w:val="single" w:color="666666" w:sz="6" w:space="0" w:shadow="0" w:frame="0"/>
@@ -16056,7 +16056,7 @@
         </w:trPr>
         <w:tc>
           <w:tcPr>
-            <w:tcW w:type="dxa" w:w="2652"/>
+            <w:tcW w:type="dxa" w:w="2740"/>
             <w:tcBorders>
               <w:top w:val="single" w:color="666666" w:sz="6" w:space="0" w:shadow="0" w:frame="0"/>
               <w:left w:val="single" w:color="666666" w:sz="6" w:space="0" w:shadow="0" w:frame="0"/>
@@ -16092,7 +16092,7 @@
         </w:tc>
         <w:tc>
           <w:tcPr>
-            <w:tcW w:type="dxa" w:w="5708"/>
+            <w:tcW w:type="dxa" w:w="5620"/>
             <w:tcBorders>
               <w:top w:val="single" w:color="666666" w:sz="6" w:space="0" w:shadow="0" w:frame="0"/>
               <w:left w:val="single" w:color="666666" w:sz="6" w:space="0" w:shadow="0" w:frame="0"/>
@@ -16173,7 +16173,7 @@
         </w:trPr>
         <w:tc>
           <w:tcPr>
-            <w:tcW w:type="dxa" w:w="2652"/>
+            <w:tcW w:type="dxa" w:w="2740"/>
             <w:tcBorders>
               <w:top w:val="single" w:color="666666" w:sz="6" w:space="0" w:shadow="0" w:frame="0"/>
               <w:left w:val="single" w:color="666666" w:sz="6" w:space="0" w:shadow="0" w:frame="0"/>
@@ -16209,7 +16209,7 @@
         </w:tc>
         <w:tc>
           <w:tcPr>
-            <w:tcW w:type="dxa" w:w="5708"/>
+            <w:tcW w:type="dxa" w:w="5620"/>
             <w:tcBorders>
               <w:top w:val="single" w:color="666666" w:sz="6" w:space="0" w:shadow="0" w:frame="0"/>
               <w:left w:val="single" w:color="666666" w:sz="6" w:space="0" w:shadow="0" w:frame="0"/>
@@ -16290,7 +16290,7 @@
         </w:trPr>
         <w:tc>
           <w:tcPr>
-            <w:tcW w:type="dxa" w:w="2652"/>
+            <w:tcW w:type="dxa" w:w="2740"/>
             <w:tcBorders>
               <w:top w:val="single" w:color="666666" w:sz="6" w:space="0" w:shadow="0" w:frame="0"/>
               <w:left w:val="single" w:color="666666" w:sz="6" w:space="0" w:shadow="0" w:frame="0"/>
@@ -16326,7 +16326,7 @@
         </w:tc>
         <w:tc>
           <w:tcPr>
-            <w:tcW w:type="dxa" w:w="5708"/>
+            <w:tcW w:type="dxa" w:w="5620"/>
             <w:tcBorders>
               <w:top w:val="single" w:color="666666" w:sz="6" w:space="0" w:shadow="0" w:frame="0"/>
               <w:left w:val="single" w:color="666666" w:sz="6" w:space="0" w:shadow="0" w:frame="0"/>
@@ -16407,7 +16407,7 @@
         </w:trPr>
         <w:tc>
           <w:tcPr>
-            <w:tcW w:type="dxa" w:w="2652"/>
+            <w:tcW w:type="dxa" w:w="2740"/>
             <w:tcBorders>
               <w:top w:val="single" w:color="666666" w:sz="6" w:space="0" w:shadow="0" w:frame="0"/>
               <w:left w:val="single" w:color="666666" w:sz="6" w:space="0" w:shadow="0" w:frame="0"/>
@@ -16443,7 +16443,7 @@
         </w:tc>
         <w:tc>
           <w:tcPr>
-            <w:tcW w:type="dxa" w:w="5708"/>
+            <w:tcW w:type="dxa" w:w="5620"/>
             <w:tcBorders>
               <w:top w:val="single" w:color="666666" w:sz="6" w:space="0" w:shadow="0" w:frame="0"/>
               <w:left w:val="single" w:color="666666" w:sz="6" w:space="0" w:shadow="0" w:frame="0"/>
@@ -16524,7 +16524,7 @@
         </w:trPr>
         <w:tc>
           <w:tcPr>
-            <w:tcW w:type="dxa" w:w="2652"/>
+            <w:tcW w:type="dxa" w:w="2740"/>
             <w:tcBorders>
               <w:top w:val="single" w:color="666666" w:sz="6" w:space="0" w:shadow="0" w:frame="0"/>
               <w:left w:val="single" w:color="666666" w:sz="6" w:space="0" w:shadow="0" w:frame="0"/>
@@ -16560,7 +16560,7 @@
         </w:tc>
         <w:tc>
           <w:tcPr>
-            <w:tcW w:type="dxa" w:w="5708"/>
+            <w:tcW w:type="dxa" w:w="5620"/>
             <w:tcBorders>
               <w:top w:val="single" w:color="666666" w:sz="6" w:space="0" w:shadow="0" w:frame="0"/>
               <w:left w:val="single" w:color="666666" w:sz="6" w:space="0" w:shadow="0" w:frame="0"/>
@@ -16652,7 +16652,7 @@
         </w:trPr>
         <w:tc>
           <w:tcPr>
-            <w:tcW w:type="dxa" w:w="2652"/>
+            <w:tcW w:type="dxa" w:w="2740"/>
             <w:tcBorders>
               <w:top w:val="single" w:color="666666" w:sz="6" w:space="0" w:shadow="0" w:frame="0"/>
               <w:left w:val="single" w:color="666666" w:sz="6" w:space="0" w:shadow="0" w:frame="0"/>
@@ -16688,7 +16688,7 @@
         </w:tc>
         <w:tc>
           <w:tcPr>
-            <w:tcW w:type="dxa" w:w="5708"/>
+            <w:tcW w:type="dxa" w:w="5620"/>
             <w:tcBorders>
               <w:top w:val="single" w:color="666666" w:sz="6" w:space="0" w:shadow="0" w:frame="0"/>
               <w:left w:val="single" w:color="666666" w:sz="6" w:space="0" w:shadow="0" w:frame="0"/>
@@ -16769,7 +16769,7 @@
         </w:trPr>
         <w:tc>
           <w:tcPr>
-            <w:tcW w:type="dxa" w:w="2652"/>
+            <w:tcW w:type="dxa" w:w="2740"/>
             <w:tcBorders>
               <w:top w:val="single" w:color="666666" w:sz="6" w:space="0" w:shadow="0" w:frame="0"/>
               <w:left w:val="single" w:color="666666" w:sz="6" w:space="0" w:shadow="0" w:frame="0"/>
@@ -16805,7 +16805,7 @@
         </w:tc>
         <w:tc>
           <w:tcPr>
-            <w:tcW w:type="dxa" w:w="5708"/>
+            <w:tcW w:type="dxa" w:w="5620"/>
             <w:tcBorders>
               <w:top w:val="single" w:color="666666" w:sz="6" w:space="0" w:shadow="0" w:frame="0"/>
               <w:left w:val="single" w:color="666666" w:sz="6" w:space="0" w:shadow="0" w:frame="0"/>
@@ -17062,8 +17062,8 @@
         <w:tblLayout w:type="fixed"/>
       </w:tblPr>
       <w:tblGrid>
-        <w:gridCol w:w="2647"/>
-        <w:gridCol w:w="5713"/>
+        <w:gridCol w:w="2740"/>
+        <w:gridCol w:w="5620"/>
         <w:gridCol w:w="1000"/>
       </w:tblGrid>
       <w:tr>
@@ -17075,7 +17075,7 @@
         </w:trPr>
         <w:tc>
           <w:tcPr>
-            <w:tcW w:type="dxa" w:w="2647"/>
+            <w:tcW w:type="dxa" w:w="2740"/>
             <w:tcBorders>
               <w:top w:val="single" w:color="666666" w:sz="6" w:space="0" w:shadow="0" w:frame="0"/>
               <w:left w:val="single" w:color="666666" w:sz="6" w:space="0" w:shadow="0" w:frame="0"/>
@@ -17112,7 +17112,7 @@
         </w:tc>
         <w:tc>
           <w:tcPr>
-            <w:tcW w:type="dxa" w:w="5713"/>
+            <w:tcW w:type="dxa" w:w="5620"/>
             <w:tcBorders>
               <w:top w:val="single" w:color="666666" w:sz="6" w:space="0" w:shadow="0" w:frame="0"/>
               <w:left w:val="single" w:color="666666" w:sz="6" w:space="0" w:shadow="0" w:frame="0"/>
@@ -17160,7 +17160,7 @@
         </w:trPr>
         <w:tc>
           <w:tcPr>
-            <w:tcW w:type="dxa" w:w="2647"/>
+            <w:tcW w:type="dxa" w:w="2740"/>
             <w:tcBorders>
               <w:top w:val="single" w:color="666666" w:sz="6" w:space="0" w:shadow="0" w:frame="0"/>
               <w:left w:val="single" w:color="666666" w:sz="6" w:space="0" w:shadow="0" w:frame="0"/>
@@ -17193,7 +17193,7 @@
         </w:tc>
         <w:tc>
           <w:tcPr>
-            <w:tcW w:type="dxa" w:w="5713"/>
+            <w:tcW w:type="dxa" w:w="5620"/>
             <w:tcBorders>
               <w:top w:val="single" w:color="666666" w:sz="6" w:space="0" w:shadow="0" w:frame="0"/>
               <w:left w:val="single" w:color="666666" w:sz="6" w:space="0" w:shadow="0" w:frame="0"/>
@@ -17268,7 +17268,7 @@
         </w:trPr>
         <w:tc>
           <w:tcPr>
-            <w:tcW w:type="dxa" w:w="2647"/>
+            <w:tcW w:type="dxa" w:w="2740"/>
             <w:tcBorders>
               <w:top w:val="single" w:color="666666" w:sz="6" w:space="0" w:shadow="0" w:frame="0"/>
               <w:left w:val="single" w:color="666666" w:sz="6" w:space="0" w:shadow="0" w:frame="0"/>
@@ -17301,7 +17301,7 @@
         </w:tc>
         <w:tc>
           <w:tcPr>
-            <w:tcW w:type="dxa" w:w="5713"/>
+            <w:tcW w:type="dxa" w:w="5620"/>
             <w:tcBorders>
               <w:top w:val="single" w:color="666666" w:sz="6" w:space="0" w:shadow="0" w:frame="0"/>
               <w:left w:val="single" w:color="666666" w:sz="6" w:space="0" w:shadow="0" w:frame="0"/>
@@ -17376,7 +17376,7 @@
         </w:trPr>
         <w:tc>
           <w:tcPr>
-            <w:tcW w:type="dxa" w:w="2647"/>
+            <w:tcW w:type="dxa" w:w="2740"/>
             <w:tcBorders>
               <w:top w:val="single" w:color="666666" w:sz="6" w:space="0" w:shadow="0" w:frame="0"/>
               <w:left w:val="single" w:color="666666" w:sz="6" w:space="0" w:shadow="0" w:frame="0"/>
@@ -17409,7 +17409,7 @@
         </w:tc>
         <w:tc>
           <w:tcPr>
-            <w:tcW w:type="dxa" w:w="5713"/>
+            <w:tcW w:type="dxa" w:w="5620"/>
             <w:tcBorders>
               <w:top w:val="single" w:color="666666" w:sz="6" w:space="0" w:shadow="0" w:frame="0"/>
               <w:left w:val="single" w:color="666666" w:sz="6" w:space="0" w:shadow="0" w:frame="0"/>
@@ -17484,7 +17484,7 @@
         </w:trPr>
         <w:tc>
           <w:tcPr>
-            <w:tcW w:type="dxa" w:w="2647"/>
+            <w:tcW w:type="dxa" w:w="2740"/>
             <w:tcBorders>
               <w:top w:val="single" w:color="666666" w:sz="6" w:space="0" w:shadow="0" w:frame="0"/>
               <w:left w:val="single" w:color="666666" w:sz="6" w:space="0" w:shadow="0" w:frame="0"/>
@@ -17517,7 +17517,7 @@
         </w:tc>
         <w:tc>
           <w:tcPr>
-            <w:tcW w:type="dxa" w:w="5713"/>
+            <w:tcW w:type="dxa" w:w="5620"/>
             <w:tcBorders>
               <w:top w:val="single" w:color="666666" w:sz="6" w:space="0" w:shadow="0" w:frame="0"/>
               <w:left w:val="single" w:color="666666" w:sz="6" w:space="0" w:shadow="0" w:frame="0"/>
@@ -17592,7 +17592,7 @@
         </w:trPr>
         <w:tc>
           <w:tcPr>
-            <w:tcW w:type="dxa" w:w="2647"/>
+            <w:tcW w:type="dxa" w:w="2740"/>
             <w:tcBorders>
               <w:top w:val="single" w:color="666666" w:sz="6" w:space="0" w:shadow="0" w:frame="0"/>
               <w:left w:val="single" w:color="666666" w:sz="6" w:space="0" w:shadow="0" w:frame="0"/>
@@ -17625,7 +17625,7 @@
         </w:tc>
         <w:tc>
           <w:tcPr>
-            <w:tcW w:type="dxa" w:w="5713"/>
+            <w:tcW w:type="dxa" w:w="5620"/>
             <w:tcBorders>
               <w:top w:val="single" w:color="666666" w:sz="6" w:space="0" w:shadow="0" w:frame="0"/>
               <w:left w:val="single" w:color="666666" w:sz="6" w:space="0" w:shadow="0" w:frame="0"/>
@@ -17700,7 +17700,7 @@
         </w:trPr>
         <w:tc>
           <w:tcPr>
-            <w:tcW w:type="dxa" w:w="2647"/>
+            <w:tcW w:type="dxa" w:w="2740"/>
             <w:tcBorders>
               <w:top w:val="single" w:color="666666" w:sz="6" w:space="0" w:shadow="0" w:frame="0"/>
               <w:left w:val="single" w:color="666666" w:sz="6" w:space="0" w:shadow="0" w:frame="0"/>
@@ -17737,7 +17737,7 @@
         </w:tc>
         <w:tc>
           <w:tcPr>
-            <w:tcW w:type="dxa" w:w="5713"/>
+            <w:tcW w:type="dxa" w:w="5620"/>
             <w:tcBorders>
               <w:top w:val="single" w:color="666666" w:sz="6" w:space="0" w:shadow="0" w:frame="0"/>
               <w:left w:val="single" w:color="666666" w:sz="6" w:space="0" w:shadow="0" w:frame="0"/>
@@ -17785,7 +17785,7 @@
         </w:trPr>
         <w:tc>
           <w:tcPr>
-            <w:tcW w:type="dxa" w:w="2647"/>
+            <w:tcW w:type="dxa" w:w="2740"/>
             <w:tcBorders>
               <w:top w:val="single" w:color="666666" w:sz="6" w:space="0" w:shadow="0" w:frame="0"/>
               <w:left w:val="single" w:color="666666" w:sz="6" w:space="0" w:shadow="0" w:frame="0"/>
@@ -17818,7 +17818,7 @@
         </w:tc>
         <w:tc>
           <w:tcPr>
-            <w:tcW w:type="dxa" w:w="5713"/>
+            <w:tcW w:type="dxa" w:w="5620"/>
             <w:tcBorders>
               <w:top w:val="single" w:color="666666" w:sz="6" w:space="0" w:shadow="0" w:frame="0"/>
               <w:left w:val="single" w:color="666666" w:sz="6" w:space="0" w:shadow="0" w:frame="0"/>
@@ -17893,7 +17893,7 @@
         </w:trPr>
         <w:tc>
           <w:tcPr>
-            <w:tcW w:type="dxa" w:w="2647"/>
+            <w:tcW w:type="dxa" w:w="2740"/>
             <w:tcBorders>
               <w:top w:val="single" w:color="666666" w:sz="6" w:space="0" w:shadow="0" w:frame="0"/>
               <w:left w:val="single" w:color="666666" w:sz="6" w:space="0" w:shadow="0" w:frame="0"/>
@@ -17926,7 +17926,7 @@
         </w:tc>
         <w:tc>
           <w:tcPr>
-            <w:tcW w:type="dxa" w:w="5713"/>
+            <w:tcW w:type="dxa" w:w="5620"/>
             <w:tcBorders>
               <w:top w:val="single" w:color="666666" w:sz="6" w:space="0" w:shadow="0" w:frame="0"/>
               <w:left w:val="single" w:color="666666" w:sz="6" w:space="0" w:shadow="0" w:frame="0"/>
@@ -18001,7 +18001,7 @@
         </w:trPr>
         <w:tc>
           <w:tcPr>
-            <w:tcW w:type="dxa" w:w="2647"/>
+            <w:tcW w:type="dxa" w:w="2740"/>
             <w:tcBorders>
               <w:top w:val="single" w:color="666666" w:sz="6" w:space="0" w:shadow="0" w:frame="0"/>
               <w:left w:val="single" w:color="666666" w:sz="6" w:space="0" w:shadow="0" w:frame="0"/>
@@ -18034,7 +18034,7 @@
         </w:tc>
         <w:tc>
           <w:tcPr>
-            <w:tcW w:type="dxa" w:w="5713"/>
+            <w:tcW w:type="dxa" w:w="5620"/>
             <w:tcBorders>
               <w:top w:val="single" w:color="666666" w:sz="6" w:space="0" w:shadow="0" w:frame="0"/>
               <w:left w:val="single" w:color="666666" w:sz="6" w:space="0" w:shadow="0" w:frame="0"/>
@@ -18109,7 +18109,7 @@
         </w:trPr>
         <w:tc>
           <w:tcPr>
-            <w:tcW w:type="dxa" w:w="2647"/>
+            <w:tcW w:type="dxa" w:w="2740"/>
             <w:tcBorders>
               <w:top w:val="single" w:color="666666" w:sz="6" w:space="0" w:shadow="0" w:frame="0"/>
               <w:left w:val="single" w:color="666666" w:sz="6" w:space="0" w:shadow="0" w:frame="0"/>
@@ -18142,7 +18142,7 @@
         </w:tc>
         <w:tc>
           <w:tcPr>
-            <w:tcW w:type="dxa" w:w="5713"/>
+            <w:tcW w:type="dxa" w:w="5620"/>
             <w:tcBorders>
               <w:top w:val="single" w:color="666666" w:sz="6" w:space="0" w:shadow="0" w:frame="0"/>
               <w:left w:val="single" w:color="666666" w:sz="6" w:space="0" w:shadow="0" w:frame="0"/>
@@ -18217,7 +18217,7 @@
         </w:trPr>
         <w:tc>
           <w:tcPr>
-            <w:tcW w:type="dxa" w:w="2647"/>
+            <w:tcW w:type="dxa" w:w="2740"/>
             <w:tcBorders>
               <w:top w:val="single" w:color="666666" w:sz="6" w:space="0" w:shadow="0" w:frame="0"/>
               <w:left w:val="single" w:color="666666" w:sz="6" w:space="0" w:shadow="0" w:frame="0"/>
@@ -18250,7 +18250,7 @@
         </w:tc>
         <w:tc>
           <w:tcPr>
-            <w:tcW w:type="dxa" w:w="5713"/>
+            <w:tcW w:type="dxa" w:w="5620"/>
             <w:tcBorders>
               <w:top w:val="single" w:color="666666" w:sz="6" w:space="0" w:shadow="0" w:frame="0"/>
               <w:left w:val="single" w:color="666666" w:sz="6" w:space="0" w:shadow="0" w:frame="0"/>
@@ -18325,7 +18325,7 @@
         </w:trPr>
         <w:tc>
           <w:tcPr>
-            <w:tcW w:type="dxa" w:w="2647"/>
+            <w:tcW w:type="dxa" w:w="2740"/>
             <w:tcBorders>
               <w:top w:val="single" w:color="666666" w:sz="6" w:space="0" w:shadow="0" w:frame="0"/>
               <w:left w:val="single" w:color="666666" w:sz="6" w:space="0" w:shadow="0" w:frame="0"/>
@@ -18362,7 +18362,7 @@
         </w:tc>
         <w:tc>
           <w:tcPr>
-            <w:tcW w:type="dxa" w:w="5713"/>
+            <w:tcW w:type="dxa" w:w="5620"/>
             <w:tcBorders>
               <w:top w:val="single" w:color="666666" w:sz="6" w:space="0" w:shadow="0" w:frame="0"/>
               <w:left w:val="single" w:color="666666" w:sz="6" w:space="0" w:shadow="0" w:frame="0"/>
@@ -18410,7 +18410,7 @@
         </w:trPr>
         <w:tc>
           <w:tcPr>
-            <w:tcW w:type="dxa" w:w="2647"/>
+            <w:tcW w:type="dxa" w:w="2740"/>
             <w:tcBorders>
               <w:top w:val="single" w:color="666666" w:sz="6" w:space="0" w:shadow="0" w:frame="0"/>
               <w:left w:val="single" w:color="666666" w:sz="6" w:space="0" w:shadow="0" w:frame="0"/>
@@ -18443,7 +18443,7 @@
         </w:tc>
         <w:tc>
           <w:tcPr>
-            <w:tcW w:type="dxa" w:w="5713"/>
+            <w:tcW w:type="dxa" w:w="5620"/>
             <w:tcBorders>
               <w:top w:val="single" w:color="666666" w:sz="6" w:space="0" w:shadow="0" w:frame="0"/>
               <w:left w:val="single" w:color="666666" w:sz="6" w:space="0" w:shadow="0" w:frame="0"/>
@@ -18518,7 +18518,7 @@
         </w:trPr>
         <w:tc>
           <w:tcPr>
-            <w:tcW w:type="dxa" w:w="2647"/>
+            <w:tcW w:type="dxa" w:w="2740"/>
             <w:tcBorders>
               <w:top w:val="single" w:color="666666" w:sz="6" w:space="0" w:shadow="0" w:frame="0"/>
               <w:left w:val="single" w:color="666666" w:sz="6" w:space="0" w:shadow="0" w:frame="0"/>
@@ -18551,7 +18551,7 @@
         </w:tc>
         <w:tc>
           <w:tcPr>
-            <w:tcW w:type="dxa" w:w="5713"/>
+            <w:tcW w:type="dxa" w:w="5620"/>
             <w:tcBorders>
               <w:top w:val="single" w:color="666666" w:sz="6" w:space="0" w:shadow="0" w:frame="0"/>
               <w:left w:val="single" w:color="666666" w:sz="6" w:space="0" w:shadow="0" w:frame="0"/>
@@ -18626,7 +18626,7 @@
         </w:trPr>
         <w:tc>
           <w:tcPr>
-            <w:tcW w:type="dxa" w:w="2647"/>
+            <w:tcW w:type="dxa" w:w="2740"/>
             <w:tcBorders>
               <w:top w:val="single" w:color="666666" w:sz="6" w:space="0" w:shadow="0" w:frame="0"/>
               <w:left w:val="single" w:color="666666" w:sz="6" w:space="0" w:shadow="0" w:frame="0"/>
@@ -18659,7 +18659,7 @@
         </w:tc>
         <w:tc>
           <w:tcPr>
-            <w:tcW w:type="dxa" w:w="5713"/>
+            <w:tcW w:type="dxa" w:w="5620"/>
             <w:tcBorders>
               <w:top w:val="single" w:color="666666" w:sz="6" w:space="0" w:shadow="0" w:frame="0"/>
               <w:left w:val="single" w:color="666666" w:sz="6" w:space="0" w:shadow="0" w:frame="0"/>
@@ -18734,7 +18734,7 @@
         </w:trPr>
         <w:tc>
           <w:tcPr>
-            <w:tcW w:type="dxa" w:w="2647"/>
+            <w:tcW w:type="dxa" w:w="2740"/>
             <w:tcBorders>
               <w:top w:val="single" w:color="666666" w:sz="6" w:space="0" w:shadow="0" w:frame="0"/>
               <w:left w:val="single" w:color="666666" w:sz="6" w:space="0" w:shadow="0" w:frame="0"/>
@@ -18767,7 +18767,7 @@
         </w:tc>
         <w:tc>
           <w:tcPr>
-            <w:tcW w:type="dxa" w:w="5713"/>
+            <w:tcW w:type="dxa" w:w="5620"/>
             <w:tcBorders>
               <w:top w:val="single" w:color="666666" w:sz="6" w:space="0" w:shadow="0" w:frame="0"/>
               <w:left w:val="single" w:color="666666" w:sz="6" w:space="0" w:shadow="0" w:frame="0"/>
@@ -18842,7 +18842,7 @@
         </w:trPr>
         <w:tc>
           <w:tcPr>
-            <w:tcW w:type="dxa" w:w="2647"/>
+            <w:tcW w:type="dxa" w:w="2740"/>
             <w:tcBorders>
               <w:top w:val="single" w:color="666666" w:sz="6" w:space="0" w:shadow="0" w:frame="0"/>
               <w:left w:val="single" w:color="666666" w:sz="6" w:space="0" w:shadow="0" w:frame="0"/>
@@ -18875,7 +18875,7 @@
         </w:tc>
         <w:tc>
           <w:tcPr>
-            <w:tcW w:type="dxa" w:w="5713"/>
+            <w:tcW w:type="dxa" w:w="5620"/>
             <w:tcBorders>
               <w:top w:val="single" w:color="666666" w:sz="6" w:space="0" w:shadow="0" w:frame="0"/>
               <w:left w:val="single" w:color="666666" w:sz="6" w:space="0" w:shadow="0" w:frame="0"/>
@@ -18950,7 +18950,7 @@
         </w:trPr>
         <w:tc>
           <w:tcPr>
-            <w:tcW w:type="dxa" w:w="2647"/>
+            <w:tcW w:type="dxa" w:w="2740"/>
             <w:tcBorders>
               <w:top w:val="single" w:color="666666" w:sz="6" w:space="0" w:shadow="0" w:frame="0"/>
               <w:left w:val="single" w:color="666666" w:sz="6" w:space="0" w:shadow="0" w:frame="0"/>
@@ -18987,7 +18987,7 @@
         </w:tc>
         <w:tc>
           <w:tcPr>
-            <w:tcW w:type="dxa" w:w="5713"/>
+            <w:tcW w:type="dxa" w:w="5620"/>
             <w:tcBorders>
               <w:top w:val="single" w:color="666666" w:sz="6" w:space="0" w:shadow="0" w:frame="0"/>
               <w:left w:val="single" w:color="666666" w:sz="6" w:space="0" w:shadow="0" w:frame="0"/>
@@ -19246,8 +19246,8 @@
         <w:tblLayout w:type="fixed"/>
       </w:tblPr>
       <w:tblGrid>
-        <w:gridCol w:w="2647"/>
-        <w:gridCol w:w="5713"/>
+        <w:gridCol w:w="2740"/>
+        <w:gridCol w:w="5620"/>
         <w:gridCol w:w="1000"/>
       </w:tblGrid>
       <w:tr>
@@ -19259,7 +19259,7 @@
         </w:trPr>
         <w:tc>
           <w:tcPr>
-            <w:tcW w:type="dxa" w:w="2647"/>
+            <w:tcW w:type="dxa" w:w="2740"/>
             <w:tcBorders>
               <w:top w:val="single" w:color="666666" w:sz="6" w:space="0" w:shadow="0" w:frame="0"/>
               <w:left w:val="single" w:color="666666" w:sz="6" w:space="0" w:shadow="0" w:frame="0"/>
@@ -19279,7 +19279,7 @@
         </w:tc>
         <w:tc>
           <w:tcPr>
-            <w:tcW w:type="dxa" w:w="5713"/>
+            <w:tcW w:type="dxa" w:w="5620"/>
             <w:tcBorders>
               <w:top w:val="single" w:color="666666" w:sz="6" w:space="0" w:shadow="0" w:frame="0"/>
               <w:left w:val="single" w:color="666666" w:sz="6" w:space="0" w:shadow="0" w:frame="0"/>
@@ -19327,7 +19327,7 @@
         </w:trPr>
         <w:tc>
           <w:tcPr>
-            <w:tcW w:type="dxa" w:w="2647"/>
+            <w:tcW w:type="dxa" w:w="2740"/>
             <w:tcBorders>
               <w:top w:val="single" w:color="666666" w:sz="6" w:space="0" w:shadow="0" w:frame="0"/>
               <w:left w:val="single" w:color="666666" w:sz="6" w:space="0" w:shadow="0" w:frame="0"/>
@@ -19363,7 +19363,7 @@
         </w:tc>
         <w:tc>
           <w:tcPr>
-            <w:tcW w:type="dxa" w:w="5713"/>
+            <w:tcW w:type="dxa" w:w="5620"/>
             <w:tcBorders>
               <w:top w:val="single" w:color="666666" w:sz="6" w:space="0" w:shadow="0" w:frame="0"/>
               <w:left w:val="single" w:color="666666" w:sz="6" w:space="0" w:shadow="0" w:frame="0"/>
@@ -19444,7 +19444,7 @@
         </w:trPr>
         <w:tc>
           <w:tcPr>
-            <w:tcW w:type="dxa" w:w="2647"/>
+            <w:tcW w:type="dxa" w:w="2740"/>
             <w:tcBorders>
               <w:top w:val="single" w:color="666666" w:sz="6" w:space="0" w:shadow="0" w:frame="0"/>
               <w:left w:val="single" w:color="666666" w:sz="6" w:space="0" w:shadow="0" w:frame="0"/>
@@ -19480,7 +19480,7 @@
         </w:tc>
         <w:tc>
           <w:tcPr>
-            <w:tcW w:type="dxa" w:w="5713"/>
+            <w:tcW w:type="dxa" w:w="5620"/>
             <w:tcBorders>
               <w:top w:val="single" w:color="666666" w:sz="6" w:space="0" w:shadow="0" w:frame="0"/>
               <w:left w:val="single" w:color="666666" w:sz="6" w:space="0" w:shadow="0" w:frame="0"/>
@@ -19561,7 +19561,7 @@
         </w:trPr>
         <w:tc>
           <w:tcPr>
-            <w:tcW w:type="dxa" w:w="2647"/>
+            <w:tcW w:type="dxa" w:w="2740"/>
             <w:tcBorders>
               <w:top w:val="single" w:color="666666" w:sz="6" w:space="0" w:shadow="0" w:frame="0"/>
               <w:left w:val="single" w:color="666666" w:sz="6" w:space="0" w:shadow="0" w:frame="0"/>
@@ -19597,7 +19597,7 @@
         </w:tc>
         <w:tc>
           <w:tcPr>
-            <w:tcW w:type="dxa" w:w="5713"/>
+            <w:tcW w:type="dxa" w:w="5620"/>
             <w:tcBorders>
               <w:top w:val="single" w:color="666666" w:sz="6" w:space="0" w:shadow="0" w:frame="0"/>
               <w:left w:val="single" w:color="666666" w:sz="6" w:space="0" w:shadow="0" w:frame="0"/>
@@ -19678,7 +19678,7 @@
         </w:trPr>
         <w:tc>
           <w:tcPr>
-            <w:tcW w:type="dxa" w:w="2647"/>
+            <w:tcW w:type="dxa" w:w="2740"/>
             <w:tcBorders>
               <w:top w:val="single" w:color="666666" w:sz="6" w:space="0" w:shadow="0" w:frame="0"/>
               <w:left w:val="single" w:color="666666" w:sz="6" w:space="0" w:shadow="0" w:frame="0"/>
@@ -19714,7 +19714,7 @@
         </w:tc>
         <w:tc>
           <w:tcPr>
-            <w:tcW w:type="dxa" w:w="5713"/>
+            <w:tcW w:type="dxa" w:w="5620"/>
             <w:tcBorders>
               <w:top w:val="single" w:color="666666" w:sz="6" w:space="0" w:shadow="0" w:frame="0"/>
               <w:left w:val="single" w:color="666666" w:sz="6" w:space="0" w:shadow="0" w:frame="0"/>
@@ -19795,7 +19795,7 @@
         </w:trPr>
         <w:tc>
           <w:tcPr>
-            <w:tcW w:type="dxa" w:w="2647"/>
+            <w:tcW w:type="dxa" w:w="2740"/>
             <w:tcBorders>
               <w:top w:val="single" w:color="666666" w:sz="6" w:space="0" w:shadow="0" w:frame="0"/>
               <w:left w:val="single" w:color="666666" w:sz="6" w:space="0" w:shadow="0" w:frame="0"/>
@@ -19831,7 +19831,7 @@
         </w:tc>
         <w:tc>
           <w:tcPr>
-            <w:tcW w:type="dxa" w:w="5713"/>
+            <w:tcW w:type="dxa" w:w="5620"/>
             <w:tcBorders>
               <w:top w:val="single" w:color="666666" w:sz="6" w:space="0" w:shadow="0" w:frame="0"/>
               <w:left w:val="single" w:color="666666" w:sz="6" w:space="0" w:shadow="0" w:frame="0"/>
@@ -19912,7 +19912,7 @@
         </w:trPr>
         <w:tc>
           <w:tcPr>
-            <w:tcW w:type="dxa" w:w="2647"/>
+            <w:tcW w:type="dxa" w:w="2740"/>
             <w:tcBorders>
               <w:top w:val="single" w:color="666666" w:sz="6" w:space="0" w:shadow="0" w:frame="0"/>
               <w:left w:val="single" w:color="666666" w:sz="6" w:space="0" w:shadow="0" w:frame="0"/>
@@ -19948,7 +19948,7 @@
         </w:tc>
         <w:tc>
           <w:tcPr>
-            <w:tcW w:type="dxa" w:w="5713"/>
+            <w:tcW w:type="dxa" w:w="5620"/>
             <w:tcBorders>
               <w:top w:val="single" w:color="666666" w:sz="6" w:space="0" w:shadow="0" w:frame="0"/>
               <w:left w:val="single" w:color="666666" w:sz="6" w:space="0" w:shadow="0" w:frame="0"/>
@@ -20029,7 +20029,7 @@
         </w:trPr>
         <w:tc>
           <w:tcPr>
-            <w:tcW w:type="dxa" w:w="2647"/>
+            <w:tcW w:type="dxa" w:w="2740"/>
             <w:tcBorders>
               <w:top w:val="single" w:color="666666" w:sz="6" w:space="0" w:shadow="0" w:frame="0"/>
               <w:left w:val="single" w:color="666666" w:sz="6" w:space="0" w:shadow="0" w:frame="0"/>
@@ -20065,7 +20065,7 @@
         </w:tc>
         <w:tc>
           <w:tcPr>
-            <w:tcW w:type="dxa" w:w="5713"/>
+            <w:tcW w:type="dxa" w:w="5620"/>
             <w:tcBorders>
               <w:top w:val="single" w:color="666666" w:sz="6" w:space="0" w:shadow="0" w:frame="0"/>
               <w:left w:val="single" w:color="666666" w:sz="6" w:space="0" w:shadow="0" w:frame="0"/>
@@ -20324,8 +20324,8 @@
         <w:tblLayout w:type="fixed"/>
       </w:tblPr>
       <w:tblGrid>
-        <w:gridCol w:w="2652"/>
-        <w:gridCol w:w="5708"/>
+        <w:gridCol w:w="2740"/>
+        <w:gridCol w:w="5620"/>
         <w:gridCol w:w="1000"/>
       </w:tblGrid>
       <w:tr>
@@ -20337,7 +20337,7 @@
         </w:trPr>
         <w:tc>
           <w:tcPr>
-            <w:tcW w:type="dxa" w:w="2652"/>
+            <w:tcW w:type="dxa" w:w="2740"/>
             <w:tcBorders>
               <w:top w:val="single" w:color="666666" w:sz="6" w:space="0" w:shadow="0" w:frame="0"/>
               <w:left w:val="single" w:color="666666" w:sz="6" w:space="0" w:shadow="0" w:frame="0"/>
@@ -20357,7 +20357,7 @@
         </w:tc>
         <w:tc>
           <w:tcPr>
-            <w:tcW w:type="dxa" w:w="5708"/>
+            <w:tcW w:type="dxa" w:w="5620"/>
             <w:tcBorders>
               <w:top w:val="single" w:color="666666" w:sz="6" w:space="0" w:shadow="0" w:frame="0"/>
               <w:left w:val="single" w:color="666666" w:sz="6" w:space="0" w:shadow="0" w:frame="0"/>
@@ -20405,7 +20405,7 @@
         </w:trPr>
         <w:tc>
           <w:tcPr>
-            <w:tcW w:type="dxa" w:w="2652"/>
+            <w:tcW w:type="dxa" w:w="2740"/>
             <w:tcBorders>
               <w:top w:val="single" w:color="666666" w:sz="6" w:space="0" w:shadow="0" w:frame="0"/>
               <w:left w:val="single" w:color="666666" w:sz="6" w:space="0" w:shadow="0" w:frame="0"/>
@@ -20437,7 +20437,7 @@
         </w:tc>
         <w:tc>
           <w:tcPr>
-            <w:tcW w:type="dxa" w:w="5708"/>
+            <w:tcW w:type="dxa" w:w="5620"/>
             <w:tcBorders>
               <w:top w:val="single" w:color="666666" w:sz="6" w:space="0" w:shadow="0" w:frame="0"/>
               <w:left w:val="single" w:color="666666" w:sz="6" w:space="0" w:shadow="0" w:frame="0"/>
@@ -20510,7 +20510,7 @@
         </w:trPr>
         <w:tc>
           <w:tcPr>
-            <w:tcW w:type="dxa" w:w="2652"/>
+            <w:tcW w:type="dxa" w:w="2740"/>
             <w:tcBorders>
               <w:top w:val="single" w:color="666666" w:sz="6" w:space="0" w:shadow="0" w:frame="0"/>
               <w:left w:val="single" w:color="666666" w:sz="6" w:space="0" w:shadow="0" w:frame="0"/>
@@ -20542,7 +20542,7 @@
         </w:tc>
         <w:tc>
           <w:tcPr>
-            <w:tcW w:type="dxa" w:w="5708"/>
+            <w:tcW w:type="dxa" w:w="5620"/>
             <w:tcBorders>
               <w:top w:val="single" w:color="666666" w:sz="6" w:space="0" w:shadow="0" w:frame="0"/>
               <w:left w:val="single" w:color="666666" w:sz="6" w:space="0" w:shadow="0" w:frame="0"/>
@@ -20615,7 +20615,7 @@
         </w:trPr>
         <w:tc>
           <w:tcPr>
-            <w:tcW w:type="dxa" w:w="2652"/>
+            <w:tcW w:type="dxa" w:w="2740"/>
             <w:tcBorders>
               <w:top w:val="single" w:color="666666" w:sz="6" w:space="0" w:shadow="0" w:frame="0"/>
               <w:left w:val="single" w:color="666666" w:sz="6" w:space="0" w:shadow="0" w:frame="0"/>
@@ -20647,7 +20647,7 @@
         </w:tc>
         <w:tc>
           <w:tcPr>
-            <w:tcW w:type="dxa" w:w="5708"/>
+            <w:tcW w:type="dxa" w:w="5620"/>
             <w:tcBorders>
               <w:top w:val="single" w:color="666666" w:sz="6" w:space="0" w:shadow="0" w:frame="0"/>
               <w:left w:val="single" w:color="666666" w:sz="6" w:space="0" w:shadow="0" w:frame="0"/>
@@ -20720,7 +20720,7 @@
         </w:trPr>
         <w:tc>
           <w:tcPr>
-            <w:tcW w:type="dxa" w:w="2652"/>
+            <w:tcW w:type="dxa" w:w="2740"/>
             <w:tcBorders>
               <w:top w:val="single" w:color="666666" w:sz="6" w:space="0" w:shadow="0" w:frame="0"/>
               <w:left w:val="single" w:color="666666" w:sz="6" w:space="0" w:shadow="0" w:frame="0"/>
@@ -20752,7 +20752,7 @@
         </w:tc>
         <w:tc>
           <w:tcPr>
-            <w:tcW w:type="dxa" w:w="5708"/>
+            <w:tcW w:type="dxa" w:w="5620"/>
             <w:tcBorders>
               <w:top w:val="single" w:color="666666" w:sz="6" w:space="0" w:shadow="0" w:frame="0"/>
               <w:left w:val="single" w:color="666666" w:sz="6" w:space="0" w:shadow="0" w:frame="0"/>
@@ -20825,7 +20825,7 @@
         </w:trPr>
         <w:tc>
           <w:tcPr>
-            <w:tcW w:type="dxa" w:w="2652"/>
+            <w:tcW w:type="dxa" w:w="2740"/>
             <w:tcBorders>
               <w:top w:val="single" w:color="666666" w:sz="6" w:space="0" w:shadow="0" w:frame="0"/>
               <w:left w:val="single" w:color="666666" w:sz="6" w:space="0" w:shadow="0" w:frame="0"/>
@@ -20857,7 +20857,7 @@
         </w:tc>
         <w:tc>
           <w:tcPr>
-            <w:tcW w:type="dxa" w:w="5708"/>
+            <w:tcW w:type="dxa" w:w="5620"/>
             <w:tcBorders>
               <w:top w:val="single" w:color="666666" w:sz="6" w:space="0" w:shadow="0" w:frame="0"/>
               <w:left w:val="single" w:color="666666" w:sz="6" w:space="0" w:shadow="0" w:frame="0"/>
@@ -20930,7 +20930,7 @@
         </w:trPr>
         <w:tc>
           <w:tcPr>
-            <w:tcW w:type="dxa" w:w="2652"/>
+            <w:tcW w:type="dxa" w:w="2740"/>
             <w:tcBorders>
               <w:top w:val="single" w:color="666666" w:sz="6" w:space="0" w:shadow="0" w:frame="0"/>
               <w:left w:val="single" w:color="666666" w:sz="6" w:space="0" w:shadow="0" w:frame="0"/>
@@ -20962,7 +20962,7 @@
         </w:tc>
         <w:tc>
           <w:tcPr>
-            <w:tcW w:type="dxa" w:w="5708"/>
+            <w:tcW w:type="dxa" w:w="5620"/>
             <w:tcBorders>
               <w:top w:val="single" w:color="666666" w:sz="6" w:space="0" w:shadow="0" w:frame="0"/>
               <w:left w:val="single" w:color="666666" w:sz="6" w:space="0" w:shadow="0" w:frame="0"/>
@@ -21035,7 +21035,7 @@
         </w:trPr>
         <w:tc>
           <w:tcPr>
-            <w:tcW w:type="dxa" w:w="2652"/>
+            <w:tcW w:type="dxa" w:w="2740"/>
             <w:tcBorders>
               <w:top w:val="single" w:color="666666" w:sz="6" w:space="0" w:shadow="0" w:frame="0"/>
               <w:left w:val="single" w:color="666666" w:sz="6" w:space="0" w:shadow="0" w:frame="0"/>
@@ -21067,7 +21067,7 @@
         </w:tc>
         <w:tc>
           <w:tcPr>
-            <w:tcW w:type="dxa" w:w="5708"/>
+            <w:tcW w:type="dxa" w:w="5620"/>
             <w:tcBorders>
               <w:top w:val="single" w:color="666666" w:sz="6" w:space="0" w:shadow="0" w:frame="0"/>
               <w:left w:val="single" w:color="666666" w:sz="6" w:space="0" w:shadow="0" w:frame="0"/>
@@ -21140,7 +21140,7 @@
         </w:trPr>
         <w:tc>
           <w:tcPr>
-            <w:tcW w:type="dxa" w:w="2652"/>
+            <w:tcW w:type="dxa" w:w="2740"/>
             <w:tcBorders>
               <w:top w:val="single" w:color="666666" w:sz="6" w:space="0" w:shadow="0" w:frame="0"/>
               <w:left w:val="single" w:color="666666" w:sz="6" w:space="0" w:shadow="0" w:frame="0"/>
@@ -21172,7 +21172,7 @@
         </w:tc>
         <w:tc>
           <w:tcPr>
-            <w:tcW w:type="dxa" w:w="5708"/>
+            <w:tcW w:type="dxa" w:w="5620"/>
             <w:tcBorders>
               <w:top w:val="single" w:color="666666" w:sz="6" w:space="0" w:shadow="0" w:frame="0"/>
               <w:left w:val="single" w:color="666666" w:sz="6" w:space="0" w:shadow="0" w:frame="0"/>
@@ -21245,7 +21245,7 @@
         </w:trPr>
         <w:tc>
           <w:tcPr>
-            <w:tcW w:type="dxa" w:w="2652"/>
+            <w:tcW w:type="dxa" w:w="2740"/>
             <w:tcBorders>
               <w:top w:val="single" w:color="666666" w:sz="6" w:space="0" w:shadow="0" w:frame="0"/>
               <w:left w:val="single" w:color="666666" w:sz="6" w:space="0" w:shadow="0" w:frame="0"/>
@@ -21277,7 +21277,7 @@
         </w:tc>
         <w:tc>
           <w:tcPr>
-            <w:tcW w:type="dxa" w:w="5708"/>
+            <w:tcW w:type="dxa" w:w="5620"/>
             <w:tcBorders>
               <w:top w:val="single" w:color="666666" w:sz="6" w:space="0" w:shadow="0" w:frame="0"/>
               <w:left w:val="single" w:color="666666" w:sz="6" w:space="0" w:shadow="0" w:frame="0"/>
@@ -21350,7 +21350,7 @@
         </w:trPr>
         <w:tc>
           <w:tcPr>
-            <w:tcW w:type="dxa" w:w="2652"/>
+            <w:tcW w:type="dxa" w:w="2740"/>
             <w:tcBorders>
               <w:top w:val="single" w:color="666666" w:sz="6" w:space="0" w:shadow="0" w:frame="0"/>
               <w:left w:val="single" w:color="666666" w:sz="6" w:space="0" w:shadow="0" w:frame="0"/>
@@ -21382,7 +21382,7 @@
         </w:tc>
         <w:tc>
           <w:tcPr>
-            <w:tcW w:type="dxa" w:w="5708"/>
+            <w:tcW w:type="dxa" w:w="5620"/>
             <w:tcBorders>
               <w:top w:val="single" w:color="666666" w:sz="6" w:space="0" w:shadow="0" w:frame="0"/>
               <w:left w:val="single" w:color="666666" w:sz="6" w:space="0" w:shadow="0" w:frame="0"/>
@@ -21455,7 +21455,7 @@
         </w:trPr>
         <w:tc>
           <w:tcPr>
-            <w:tcW w:type="dxa" w:w="2652"/>
+            <w:tcW w:type="dxa" w:w="2740"/>
             <w:tcBorders>
               <w:top w:val="single" w:color="666666" w:sz="6" w:space="0" w:shadow="0" w:frame="0"/>
               <w:left w:val="single" w:color="666666" w:sz="6" w:space="0" w:shadow="0" w:frame="0"/>
@@ -21487,7 +21487,7 @@
         </w:tc>
         <w:tc>
           <w:tcPr>
-            <w:tcW w:type="dxa" w:w="5708"/>
+            <w:tcW w:type="dxa" w:w="5620"/>
             <w:tcBorders>
               <w:top w:val="single" w:color="666666" w:sz="6" w:space="0" w:shadow="0" w:frame="0"/>
               <w:left w:val="single" w:color="666666" w:sz="6" w:space="0" w:shadow="0" w:frame="0"/>
@@ -21560,7 +21560,7 @@
         </w:trPr>
         <w:tc>
           <w:tcPr>
-            <w:tcW w:type="dxa" w:w="2652"/>
+            <w:tcW w:type="dxa" w:w="2740"/>
             <w:tcBorders>
               <w:top w:val="single" w:color="666666" w:sz="6" w:space="0" w:shadow="0" w:frame="0"/>
               <w:left w:val="single" w:color="666666" w:sz="6" w:space="0" w:shadow="0" w:frame="0"/>
@@ -21592,7 +21592,7 @@
         </w:tc>
         <w:tc>
           <w:tcPr>
-            <w:tcW w:type="dxa" w:w="5708"/>
+            <w:tcW w:type="dxa" w:w="5620"/>
             <w:tcBorders>
               <w:top w:val="single" w:color="666666" w:sz="6" w:space="0" w:shadow="0" w:frame="0"/>
               <w:left w:val="single" w:color="666666" w:sz="6" w:space="0" w:shadow="0" w:frame="0"/>
@@ -21665,7 +21665,7 @@
         </w:trPr>
         <w:tc>
           <w:tcPr>
-            <w:tcW w:type="dxa" w:w="2652"/>
+            <w:tcW w:type="dxa" w:w="2740"/>
             <w:tcBorders>
               <w:top w:val="single" w:color="666666" w:sz="6" w:space="0" w:shadow="0" w:frame="0"/>
               <w:left w:val="single" w:color="666666" w:sz="6" w:space="0" w:shadow="0" w:frame="0"/>
@@ -21697,7 +21697,7 @@
         </w:tc>
         <w:tc>
           <w:tcPr>
-            <w:tcW w:type="dxa" w:w="5708"/>
+            <w:tcW w:type="dxa" w:w="5620"/>
             <w:tcBorders>
               <w:top w:val="single" w:color="666666" w:sz="6" w:space="0" w:shadow="0" w:frame="0"/>
               <w:left w:val="single" w:color="666666" w:sz="6" w:space="0" w:shadow="0" w:frame="0"/>
@@ -21770,7 +21770,7 @@
         </w:trPr>
         <w:tc>
           <w:tcPr>
-            <w:tcW w:type="dxa" w:w="2652"/>
+            <w:tcW w:type="dxa" w:w="2740"/>
             <w:tcBorders>
               <w:top w:val="single" w:color="666666" w:sz="6" w:space="0" w:shadow="0" w:frame="0"/>
               <w:left w:val="single" w:color="666666" w:sz="6" w:space="0" w:shadow="0" w:frame="0"/>
@@ -21802,7 +21802,7 @@
         </w:tc>
         <w:tc>
           <w:tcPr>
-            <w:tcW w:type="dxa" w:w="5708"/>
+            <w:tcW w:type="dxa" w:w="5620"/>
             <w:tcBorders>
               <w:top w:val="single" w:color="666666" w:sz="6" w:space="0" w:shadow="0" w:frame="0"/>
               <w:left w:val="single" w:color="666666" w:sz="6" w:space="0" w:shadow="0" w:frame="0"/>
@@ -21875,7 +21875,7 @@
         </w:trPr>
         <w:tc>
           <w:tcPr>
-            <w:tcW w:type="dxa" w:w="2652"/>
+            <w:tcW w:type="dxa" w:w="2740"/>
             <w:tcBorders>
               <w:top w:val="single" w:color="666666" w:sz="6" w:space="0" w:shadow="0" w:frame="0"/>
               <w:left w:val="single" w:color="666666" w:sz="6" w:space="0" w:shadow="0" w:frame="0"/>
@@ -21907,7 +21907,7 @@
         </w:tc>
         <w:tc>
           <w:tcPr>
-            <w:tcW w:type="dxa" w:w="5708"/>
+            <w:tcW w:type="dxa" w:w="5620"/>
             <w:tcBorders>
               <w:top w:val="single" w:color="666666" w:sz="6" w:space="0" w:shadow="0" w:frame="0"/>
               <w:left w:val="single" w:color="666666" w:sz="6" w:space="0" w:shadow="0" w:frame="0"/>
@@ -21980,7 +21980,7 @@
         </w:trPr>
         <w:tc>
           <w:tcPr>
-            <w:tcW w:type="dxa" w:w="2652"/>
+            <w:tcW w:type="dxa" w:w="2740"/>
             <w:tcBorders>
               <w:top w:val="single" w:color="666666" w:sz="6" w:space="0" w:shadow="0" w:frame="0"/>
               <w:left w:val="single" w:color="666666" w:sz="6" w:space="0" w:shadow="0" w:frame="0"/>
@@ -22012,7 +22012,7 @@
         </w:tc>
         <w:tc>
           <w:tcPr>
-            <w:tcW w:type="dxa" w:w="5708"/>
+            <w:tcW w:type="dxa" w:w="5620"/>
             <w:tcBorders>
               <w:top w:val="single" w:color="666666" w:sz="6" w:space="0" w:shadow="0" w:frame="0"/>
               <w:left w:val="single" w:color="666666" w:sz="6" w:space="0" w:shadow="0" w:frame="0"/>
@@ -22085,7 +22085,7 @@
         </w:trPr>
         <w:tc>
           <w:tcPr>
-            <w:tcW w:type="dxa" w:w="2652"/>
+            <w:tcW w:type="dxa" w:w="2740"/>
             <w:tcBorders>
               <w:top w:val="single" w:color="666666" w:sz="6" w:space="0" w:shadow="0" w:frame="0"/>
               <w:left w:val="single" w:color="666666" w:sz="6" w:space="0" w:shadow="0" w:frame="0"/>
@@ -22117,7 +22117,7 @@
         </w:tc>
         <w:tc>
           <w:tcPr>
-            <w:tcW w:type="dxa" w:w="5708"/>
+            <w:tcW w:type="dxa" w:w="5620"/>
             <w:tcBorders>
               <w:top w:val="single" w:color="666666" w:sz="6" w:space="0" w:shadow="0" w:frame="0"/>
               <w:left w:val="single" w:color="666666" w:sz="6" w:space="0" w:shadow="0" w:frame="0"/>
@@ -22190,7 +22190,7 @@
         </w:trPr>
         <w:tc>
           <w:tcPr>
-            <w:tcW w:type="dxa" w:w="2652"/>
+            <w:tcW w:type="dxa" w:w="2740"/>
             <w:tcBorders>
               <w:top w:val="single" w:color="666666" w:sz="6" w:space="0" w:shadow="0" w:frame="0"/>
               <w:left w:val="single" w:color="666666" w:sz="6" w:space="0" w:shadow="0" w:frame="0"/>
@@ -22222,7 +22222,7 @@
         </w:tc>
         <w:tc>
           <w:tcPr>
-            <w:tcW w:type="dxa" w:w="5708"/>
+            <w:tcW w:type="dxa" w:w="5620"/>
             <w:tcBorders>
               <w:top w:val="single" w:color="666666" w:sz="6" w:space="0" w:shadow="0" w:frame="0"/>
               <w:left w:val="single" w:color="666666" w:sz="6" w:space="0" w:shadow="0" w:frame="0"/>
@@ -22295,7 +22295,7 @@
         </w:trPr>
         <w:tc>
           <w:tcPr>
-            <w:tcW w:type="dxa" w:w="2652"/>
+            <w:tcW w:type="dxa" w:w="2740"/>
             <w:tcBorders>
               <w:top w:val="single" w:color="666666" w:sz="6" w:space="0" w:shadow="0" w:frame="0"/>
               <w:left w:val="single" w:color="666666" w:sz="6" w:space="0" w:shadow="0" w:frame="0"/>
@@ -22327,7 +22327,7 @@
         </w:tc>
         <w:tc>
           <w:tcPr>
-            <w:tcW w:type="dxa" w:w="5708"/>
+            <w:tcW w:type="dxa" w:w="5620"/>
             <w:tcBorders>
               <w:top w:val="single" w:color="666666" w:sz="6" w:space="0" w:shadow="0" w:frame="0"/>
               <w:left w:val="single" w:color="666666" w:sz="6" w:space="0" w:shadow="0" w:frame="0"/>
@@ -22400,7 +22400,7 @@
         </w:trPr>
         <w:tc>
           <w:tcPr>
-            <w:tcW w:type="dxa" w:w="2652"/>
+            <w:tcW w:type="dxa" w:w="2740"/>
             <w:tcBorders>
               <w:top w:val="single" w:color="666666" w:sz="6" w:space="0" w:shadow="0" w:frame="0"/>
               <w:left w:val="single" w:color="666666" w:sz="6" w:space="0" w:shadow="0" w:frame="0"/>
@@ -22432,7 +22432,7 @@
         </w:tc>
         <w:tc>
           <w:tcPr>
-            <w:tcW w:type="dxa" w:w="5708"/>
+            <w:tcW w:type="dxa" w:w="5620"/>
             <w:tcBorders>
               <w:top w:val="single" w:color="666666" w:sz="6" w:space="0" w:shadow="0" w:frame="0"/>
               <w:left w:val="single" w:color="666666" w:sz="6" w:space="0" w:shadow="0" w:frame="0"/>
@@ -22505,7 +22505,7 @@
         </w:trPr>
         <w:tc>
           <w:tcPr>
-            <w:tcW w:type="dxa" w:w="2652"/>
+            <w:tcW w:type="dxa" w:w="2740"/>
             <w:tcBorders>
               <w:top w:val="single" w:color="666666" w:sz="6" w:space="0" w:shadow="0" w:frame="0"/>
               <w:left w:val="single" w:color="666666" w:sz="6" w:space="0" w:shadow="0" w:frame="0"/>
@@ -22537,7 +22537,7 @@
         </w:tc>
         <w:tc>
           <w:tcPr>
-            <w:tcW w:type="dxa" w:w="5708"/>
+            <w:tcW w:type="dxa" w:w="5620"/>
             <w:tcBorders>
               <w:top w:val="single" w:color="666666" w:sz="6" w:space="0" w:shadow="0" w:frame="0"/>
               <w:left w:val="single" w:color="666666" w:sz="6" w:space="0" w:shadow="0" w:frame="0"/>
@@ -22764,8 +22764,8 @@
         <w:tblLayout w:type="fixed"/>
       </w:tblPr>
       <w:tblGrid>
-        <w:gridCol w:w="2647"/>
-        <w:gridCol w:w="5713"/>
+        <w:gridCol w:w="2740"/>
+        <w:gridCol w:w="5620"/>
         <w:gridCol w:w="1000"/>
       </w:tblGrid>
       <w:tr>
@@ -22777,7 +22777,7 @@
         </w:trPr>
         <w:tc>
           <w:tcPr>
-            <w:tcW w:type="dxa" w:w="2647"/>
+            <w:tcW w:type="dxa" w:w="2740"/>
             <w:tcBorders>
               <w:top w:val="single" w:color="666666" w:sz="6" w:space="0" w:shadow="0" w:frame="0"/>
               <w:left w:val="single" w:color="666666" w:sz="6" w:space="0" w:shadow="0" w:frame="0"/>
@@ -22797,7 +22797,7 @@
         </w:tc>
         <w:tc>
           <w:tcPr>
-            <w:tcW w:type="dxa" w:w="5713"/>
+            <w:tcW w:type="dxa" w:w="5620"/>
             <w:tcBorders>
               <w:top w:val="single" w:color="666666" w:sz="6" w:space="0" w:shadow="0" w:frame="0"/>
               <w:left w:val="single" w:color="666666" w:sz="6" w:space="0" w:shadow="0" w:frame="0"/>
@@ -22845,7 +22845,7 @@
         </w:trPr>
         <w:tc>
           <w:tcPr>
-            <w:tcW w:type="dxa" w:w="2647"/>
+            <w:tcW w:type="dxa" w:w="2740"/>
             <w:tcBorders>
               <w:top w:val="single" w:color="666666" w:sz="6" w:space="0" w:shadow="0" w:frame="0"/>
               <w:left w:val="single" w:color="666666" w:sz="6" w:space="0" w:shadow="0" w:frame="0"/>
@@ -22877,7 +22877,7 @@
         </w:tc>
         <w:tc>
           <w:tcPr>
-            <w:tcW w:type="dxa" w:w="5713"/>
+            <w:tcW w:type="dxa" w:w="5620"/>
             <w:tcBorders>
               <w:top w:val="single" w:color="666666" w:sz="6" w:space="0" w:shadow="0" w:frame="0"/>
               <w:left w:val="single" w:color="666666" w:sz="6" w:space="0" w:shadow="0" w:frame="0"/>
@@ -22950,7 +22950,7 @@
         </w:trPr>
         <w:tc>
           <w:tcPr>
-            <w:tcW w:type="dxa" w:w="2647"/>
+            <w:tcW w:type="dxa" w:w="2740"/>
             <w:tcBorders>
               <w:top w:val="single" w:color="666666" w:sz="6" w:space="0" w:shadow="0" w:frame="0"/>
               <w:left w:val="single" w:color="666666" w:sz="6" w:space="0" w:shadow="0" w:frame="0"/>
@@ -22982,7 +22982,7 @@
         </w:tc>
         <w:tc>
           <w:tcPr>
-            <w:tcW w:type="dxa" w:w="5713"/>
+            <w:tcW w:type="dxa" w:w="5620"/>
             <w:tcBorders>
               <w:top w:val="single" w:color="666666" w:sz="6" w:space="0" w:shadow="0" w:frame="0"/>
               <w:left w:val="single" w:color="666666" w:sz="6" w:space="0" w:shadow="0" w:frame="0"/>
@@ -23055,7 +23055,7 @@
         </w:trPr>
         <w:tc>
           <w:tcPr>
-            <w:tcW w:type="dxa" w:w="2647"/>
+            <w:tcW w:type="dxa" w:w="2740"/>
             <w:tcBorders>
               <w:top w:val="single" w:color="666666" w:sz="6" w:space="0" w:shadow="0" w:frame="0"/>
               <w:left w:val="single" w:color="666666" w:sz="6" w:space="0" w:shadow="0" w:frame="0"/>
@@ -23087,7 +23087,7 @@
         </w:tc>
         <w:tc>
           <w:tcPr>
-            <w:tcW w:type="dxa" w:w="5713"/>
+            <w:tcW w:type="dxa" w:w="5620"/>
             <w:tcBorders>
               <w:top w:val="single" w:color="666666" w:sz="6" w:space="0" w:shadow="0" w:frame="0"/>
               <w:left w:val="single" w:color="666666" w:sz="6" w:space="0" w:shadow="0" w:frame="0"/>
@@ -23160,7 +23160,7 @@
         </w:trPr>
         <w:tc>
           <w:tcPr>
-            <w:tcW w:type="dxa" w:w="2647"/>
+            <w:tcW w:type="dxa" w:w="2740"/>
             <w:tcBorders>
               <w:top w:val="single" w:color="666666" w:sz="6" w:space="0" w:shadow="0" w:frame="0"/>
               <w:left w:val="single" w:color="666666" w:sz="6" w:space="0" w:shadow="0" w:frame="0"/>
@@ -23192,7 +23192,7 @@
         </w:tc>
         <w:tc>
           <w:tcPr>
-            <w:tcW w:type="dxa" w:w="5713"/>
+            <w:tcW w:type="dxa" w:w="5620"/>
             <w:tcBorders>
               <w:top w:val="single" w:color="666666" w:sz="6" w:space="0" w:shadow="0" w:frame="0"/>
               <w:left w:val="single" w:color="666666" w:sz="6" w:space="0" w:shadow="0" w:frame="0"/>
@@ -23265,7 +23265,7 @@
         </w:trPr>
         <w:tc>
           <w:tcPr>
-            <w:tcW w:type="dxa" w:w="2647"/>
+            <w:tcW w:type="dxa" w:w="2740"/>
             <w:tcBorders>
               <w:top w:val="single" w:color="666666" w:sz="6" w:space="0" w:shadow="0" w:frame="0"/>
               <w:left w:val="single" w:color="666666" w:sz="6" w:space="0" w:shadow="0" w:frame="0"/>
@@ -23297,7 +23297,7 @@
         </w:tc>
         <w:tc>
           <w:tcPr>
-            <w:tcW w:type="dxa" w:w="5713"/>
+            <w:tcW w:type="dxa" w:w="5620"/>
             <w:tcBorders>
               <w:top w:val="single" w:color="666666" w:sz="6" w:space="0" w:shadow="0" w:frame="0"/>
               <w:left w:val="single" w:color="666666" w:sz="6" w:space="0" w:shadow="0" w:frame="0"/>
@@ -23436,8 +23436,8 @@
         <w:tblLayout w:type="fixed"/>
       </w:tblPr>
       <w:tblGrid>
-        <w:gridCol w:w="2653"/>
-        <w:gridCol w:w="5707"/>
+        <w:gridCol w:w="2740"/>
+        <w:gridCol w:w="5620"/>
         <w:gridCol w:w="1000"/>
       </w:tblGrid>
       <w:tr>
@@ -23449,7 +23449,7 @@
         </w:trPr>
         <w:tc>
           <w:tcPr>
-            <w:tcW w:type="dxa" w:w="2653"/>
+            <w:tcW w:type="dxa" w:w="2740"/>
             <w:tcBorders>
               <w:top w:val="single" w:color="666666" w:sz="6" w:space="0" w:shadow="0" w:frame="0"/>
               <w:left w:val="single" w:color="666666" w:sz="6" w:space="0" w:shadow="0" w:frame="0"/>
@@ -23469,7 +23469,7 @@
         </w:tc>
         <w:tc>
           <w:tcPr>
-            <w:tcW w:type="dxa" w:w="5707"/>
+            <w:tcW w:type="dxa" w:w="5620"/>
             <w:tcBorders>
               <w:top w:val="single" w:color="666666" w:sz="6" w:space="0" w:shadow="0" w:frame="0"/>
               <w:left w:val="single" w:color="666666" w:sz="6" w:space="0" w:shadow="0" w:frame="0"/>
@@ -23517,7 +23517,7 @@
         </w:trPr>
         <w:tc>
           <w:tcPr>
-            <w:tcW w:type="dxa" w:w="2653"/>
+            <w:tcW w:type="dxa" w:w="2740"/>
             <w:tcBorders>
               <w:top w:val="single" w:color="666666" w:sz="6" w:space="0" w:shadow="0" w:frame="0"/>
               <w:left w:val="single" w:color="666666" w:sz="6" w:space="0" w:shadow="0" w:frame="0"/>
@@ -23549,7 +23549,7 @@
         </w:tc>
         <w:tc>
           <w:tcPr>
-            <w:tcW w:type="dxa" w:w="5707"/>
+            <w:tcW w:type="dxa" w:w="5620"/>
             <w:tcBorders>
               <w:top w:val="single" w:color="666666" w:sz="6" w:space="0" w:shadow="0" w:frame="0"/>
               <w:left w:val="single" w:color="666666" w:sz="6" w:space="0" w:shadow="0" w:frame="0"/>
@@ -23622,7 +23622,7 @@
         </w:trPr>
         <w:tc>
           <w:tcPr>
-            <w:tcW w:type="dxa" w:w="2653"/>
+            <w:tcW w:type="dxa" w:w="2740"/>
             <w:tcBorders>
               <w:top w:val="single" w:color="666666" w:sz="6" w:space="0" w:shadow="0" w:frame="0"/>
               <w:left w:val="single" w:color="666666" w:sz="6" w:space="0" w:shadow="0" w:frame="0"/>
@@ -23654,7 +23654,7 @@
         </w:tc>
         <w:tc>
           <w:tcPr>
-            <w:tcW w:type="dxa" w:w="5707"/>
+            <w:tcW w:type="dxa" w:w="5620"/>
             <w:tcBorders>
               <w:top w:val="single" w:color="666666" w:sz="6" w:space="0" w:shadow="0" w:frame="0"/>
               <w:left w:val="single" w:color="666666" w:sz="6" w:space="0" w:shadow="0" w:frame="0"/>
@@ -23727,7 +23727,7 @@
         </w:trPr>
         <w:tc>
           <w:tcPr>
-            <w:tcW w:type="dxa" w:w="2653"/>
+            <w:tcW w:type="dxa" w:w="2740"/>
             <w:tcBorders>
               <w:top w:val="single" w:color="666666" w:sz="6" w:space="0" w:shadow="0" w:frame="0"/>
               <w:left w:val="single" w:color="666666" w:sz="6" w:space="0" w:shadow="0" w:frame="0"/>
@@ -23759,7 +23759,7 @@
         </w:tc>
         <w:tc>
           <w:tcPr>
-            <w:tcW w:type="dxa" w:w="5707"/>
+            <w:tcW w:type="dxa" w:w="5620"/>
             <w:tcBorders>
               <w:top w:val="single" w:color="666666" w:sz="6" w:space="0" w:shadow="0" w:frame="0"/>
               <w:left w:val="single" w:color="666666" w:sz="6" w:space="0" w:shadow="0" w:frame="0"/>
@@ -23832,7 +23832,7 @@
         </w:trPr>
         <w:tc>
           <w:tcPr>
-            <w:tcW w:type="dxa" w:w="2653"/>
+            <w:tcW w:type="dxa" w:w="2740"/>
             <w:tcBorders>
               <w:top w:val="single" w:color="666666" w:sz="6" w:space="0" w:shadow="0" w:frame="0"/>
               <w:left w:val="single" w:color="666666" w:sz="6" w:space="0" w:shadow="0" w:frame="0"/>
@@ -23864,7 +23864,7 @@
         </w:tc>
         <w:tc>
           <w:tcPr>
-            <w:tcW w:type="dxa" w:w="5707"/>
+            <w:tcW w:type="dxa" w:w="5620"/>
             <w:tcBorders>
               <w:top w:val="single" w:color="666666" w:sz="6" w:space="0" w:shadow="0" w:frame="0"/>
               <w:left w:val="single" w:color="666666" w:sz="6" w:space="0" w:shadow="0" w:frame="0"/>
@@ -23937,7 +23937,7 @@
         </w:trPr>
         <w:tc>
           <w:tcPr>
-            <w:tcW w:type="dxa" w:w="2653"/>
+            <w:tcW w:type="dxa" w:w="2740"/>
             <w:tcBorders>
               <w:top w:val="single" w:color="666666" w:sz="6" w:space="0" w:shadow="0" w:frame="0"/>
               <w:left w:val="single" w:color="666666" w:sz="6" w:space="0" w:shadow="0" w:frame="0"/>
@@ -23969,7 +23969,7 @@
         </w:tc>
         <w:tc>
           <w:tcPr>
-            <w:tcW w:type="dxa" w:w="5707"/>
+            <w:tcW w:type="dxa" w:w="5620"/>
             <w:tcBorders>
               <w:top w:val="single" w:color="666666" w:sz="6" w:space="0" w:shadow="0" w:frame="0"/>
               <w:left w:val="single" w:color="666666" w:sz="6" w:space="0" w:shadow="0" w:frame="0"/>
@@ -24042,7 +24042,7 @@
         </w:trPr>
         <w:tc>
           <w:tcPr>
-            <w:tcW w:type="dxa" w:w="2653"/>
+            <w:tcW w:type="dxa" w:w="2740"/>
             <w:tcBorders>
               <w:top w:val="single" w:color="666666" w:sz="6" w:space="0" w:shadow="0" w:frame="0"/>
               <w:left w:val="single" w:color="666666" w:sz="6" w:space="0" w:shadow="0" w:frame="0"/>
@@ -24074,7 +24074,7 @@
         </w:tc>
         <w:tc>
           <w:tcPr>
-            <w:tcW w:type="dxa" w:w="5707"/>
+            <w:tcW w:type="dxa" w:w="5620"/>
             <w:tcBorders>
               <w:top w:val="single" w:color="666666" w:sz="6" w:space="0" w:shadow="0" w:frame="0"/>
               <w:left w:val="single" w:color="666666" w:sz="6" w:space="0" w:shadow="0" w:frame="0"/>
@@ -24147,7 +24147,7 @@
         </w:trPr>
         <w:tc>
           <w:tcPr>
-            <w:tcW w:type="dxa" w:w="2653"/>
+            <w:tcW w:type="dxa" w:w="2740"/>
             <w:tcBorders>
               <w:top w:val="single" w:color="666666" w:sz="6" w:space="0" w:shadow="0" w:frame="0"/>
               <w:left w:val="single" w:color="666666" w:sz="6" w:space="0" w:shadow="0" w:frame="0"/>
@@ -24187,7 +24187,7 @@
         </w:tc>
         <w:tc>
           <w:tcPr>
-            <w:tcW w:type="dxa" w:w="5707"/>
+            <w:tcW w:type="dxa" w:w="5620"/>
             <w:tcBorders>
               <w:top w:val="single" w:color="666666" w:sz="6" w:space="0" w:shadow="0" w:frame="0"/>
               <w:left w:val="single" w:color="666666" w:sz="6" w:space="0" w:shadow="0" w:frame="0"/>
@@ -24260,7 +24260,7 @@
         </w:trPr>
         <w:tc>
           <w:tcPr>
-            <w:tcW w:type="dxa" w:w="2653"/>
+            <w:tcW w:type="dxa" w:w="2740"/>
             <w:tcBorders>
               <w:top w:val="single" w:color="666666" w:sz="6" w:space="0" w:shadow="0" w:frame="0"/>
               <w:left w:val="single" w:color="666666" w:sz="6" w:space="0" w:shadow="0" w:frame="0"/>
@@ -24300,7 +24300,7 @@
         </w:tc>
         <w:tc>
           <w:tcPr>
-            <w:tcW w:type="dxa" w:w="5707"/>
+            <w:tcW w:type="dxa" w:w="5620"/>
             <w:tcBorders>
               <w:top w:val="single" w:color="666666" w:sz="6" w:space="0" w:shadow="0" w:frame="0"/>
               <w:left w:val="single" w:color="666666" w:sz="6" w:space="0" w:shadow="0" w:frame="0"/>
@@ -24373,7 +24373,7 @@
         </w:trPr>
         <w:tc>
           <w:tcPr>
-            <w:tcW w:type="dxa" w:w="2653"/>
+            <w:tcW w:type="dxa" w:w="2740"/>
             <w:tcBorders>
               <w:top w:val="single" w:color="666666" w:sz="6" w:space="0" w:shadow="0" w:frame="0"/>
               <w:left w:val="single" w:color="666666" w:sz="6" w:space="0" w:shadow="0" w:frame="0"/>
@@ -24413,7 +24413,7 @@
         </w:tc>
         <w:tc>
           <w:tcPr>
-            <w:tcW w:type="dxa" w:w="5707"/>
+            <w:tcW w:type="dxa" w:w="5620"/>
             <w:tcBorders>
               <w:top w:val="single" w:color="666666" w:sz="6" w:space="0" w:shadow="0" w:frame="0"/>
               <w:left w:val="single" w:color="666666" w:sz="6" w:space="0" w:shadow="0" w:frame="0"/>
@@ -24486,7 +24486,7 @@
         </w:trPr>
         <w:tc>
           <w:tcPr>
-            <w:tcW w:type="dxa" w:w="2653"/>
+            <w:tcW w:type="dxa" w:w="2740"/>
             <w:tcBorders>
               <w:top w:val="single" w:color="666666" w:sz="6" w:space="0" w:shadow="0" w:frame="0"/>
               <w:left w:val="single" w:color="666666" w:sz="6" w:space="0" w:shadow="0" w:frame="0"/>
@@ -24518,7 +24518,7 @@
         </w:tc>
         <w:tc>
           <w:tcPr>
-            <w:tcW w:type="dxa" w:w="5707"/>
+            <w:tcW w:type="dxa" w:w="5620"/>
             <w:tcBorders>
               <w:top w:val="single" w:color="666666" w:sz="6" w:space="0" w:shadow="0" w:frame="0"/>
               <w:left w:val="single" w:color="666666" w:sz="6" w:space="0" w:shadow="0" w:frame="0"/>
@@ -24722,8 +24722,8 @@
         <w:tblLayout w:type="fixed"/>
       </w:tblPr>
       <w:tblGrid>
-        <w:gridCol w:w="2732"/>
-        <w:gridCol w:w="5628"/>
+        <w:gridCol w:w="2740"/>
+        <w:gridCol w:w="5620"/>
         <w:gridCol w:w="1000"/>
       </w:tblGrid>
       <w:tr>
@@ -24735,7 +24735,7 @@
         </w:trPr>
         <w:tc>
           <w:tcPr>
-            <w:tcW w:type="dxa" w:w="2732"/>
+            <w:tcW w:type="dxa" w:w="2740"/>
             <w:tcBorders>
               <w:top w:val="single" w:color="666666" w:sz="6" w:space="0" w:shadow="0" w:frame="0"/>
               <w:left w:val="single" w:color="666666" w:sz="6" w:space="0" w:shadow="0" w:frame="0"/>
@@ -24772,7 +24772,7 @@
         </w:tc>
         <w:tc>
           <w:tcPr>
-            <w:tcW w:type="dxa" w:w="5628"/>
+            <w:tcW w:type="dxa" w:w="5620"/>
             <w:tcBorders>
               <w:top w:val="single" w:color="666666" w:sz="6" w:space="0" w:shadow="0" w:frame="0"/>
               <w:left w:val="single" w:color="666666" w:sz="6" w:space="0" w:shadow="0" w:frame="0"/>
@@ -24820,7 +24820,7 @@
         </w:trPr>
         <w:tc>
           <w:tcPr>
-            <w:tcW w:type="dxa" w:w="2732"/>
+            <w:tcW w:type="dxa" w:w="2740"/>
             <w:tcBorders>
               <w:top w:val="single" w:color="666666" w:sz="6" w:space="0" w:shadow="0" w:frame="0"/>
               <w:left w:val="single" w:color="666666" w:sz="6" w:space="0" w:shadow="0" w:frame="0"/>
@@ -24852,7 +24852,7 @@
         </w:tc>
         <w:tc>
           <w:tcPr>
-            <w:tcW w:type="dxa" w:w="5628"/>
+            <w:tcW w:type="dxa" w:w="5620"/>
             <w:tcBorders>
               <w:top w:val="single" w:color="666666" w:sz="6" w:space="0" w:shadow="0" w:frame="0"/>
               <w:left w:val="single" w:color="666666" w:sz="6" w:space="0" w:shadow="0" w:frame="0"/>
@@ -24925,7 +24925,7 @@
         </w:trPr>
         <w:tc>
           <w:tcPr>
-            <w:tcW w:type="dxa" w:w="2732"/>
+            <w:tcW w:type="dxa" w:w="2740"/>
             <w:tcBorders>
               <w:top w:val="single" w:color="666666" w:sz="6" w:space="0" w:shadow="0" w:frame="0"/>
               <w:left w:val="single" w:color="666666" w:sz="6" w:space="0" w:shadow="0" w:frame="0"/>
@@ -24957,7 +24957,7 @@
         </w:tc>
         <w:tc>
           <w:tcPr>
-            <w:tcW w:type="dxa" w:w="5628"/>
+            <w:tcW w:type="dxa" w:w="5620"/>
             <w:tcBorders>
               <w:top w:val="single" w:color="666666" w:sz="6" w:space="0" w:shadow="0" w:frame="0"/>
               <w:left w:val="single" w:color="666666" w:sz="6" w:space="0" w:shadow="0" w:frame="0"/>
@@ -25030,7 +25030,7 @@
         </w:trPr>
         <w:tc>
           <w:tcPr>
-            <w:tcW w:type="dxa" w:w="2732"/>
+            <w:tcW w:type="dxa" w:w="2740"/>
             <w:tcBorders>
               <w:top w:val="single" w:color="666666" w:sz="6" w:space="0" w:shadow="0" w:frame="0"/>
               <w:left w:val="single" w:color="666666" w:sz="6" w:space="0" w:shadow="0" w:frame="0"/>
@@ -25062,7 +25062,7 @@
         </w:tc>
         <w:tc>
           <w:tcPr>
-            <w:tcW w:type="dxa" w:w="5628"/>
+            <w:tcW w:type="dxa" w:w="5620"/>
             <w:tcBorders>
               <w:top w:val="single" w:color="666666" w:sz="6" w:space="0" w:shadow="0" w:frame="0"/>
               <w:left w:val="single" w:color="666666" w:sz="6" w:space="0" w:shadow="0" w:frame="0"/>
@@ -25135,7 +25135,7 @@
         </w:trPr>
         <w:tc>
           <w:tcPr>
-            <w:tcW w:type="dxa" w:w="2732"/>
+            <w:tcW w:type="dxa" w:w="2740"/>
             <w:tcBorders>
               <w:top w:val="single" w:color="666666" w:sz="6" w:space="0" w:shadow="0" w:frame="0"/>
               <w:left w:val="single" w:color="666666" w:sz="6" w:space="0" w:shadow="0" w:frame="0"/>
@@ -25168,7 +25168,7 @@
         </w:tc>
         <w:tc>
           <w:tcPr>
-            <w:tcW w:type="dxa" w:w="5628"/>
+            <w:tcW w:type="dxa" w:w="5620"/>
             <w:tcBorders>
               <w:top w:val="single" w:color="666666" w:sz="6" w:space="0" w:shadow="0" w:frame="0"/>
               <w:left w:val="single" w:color="666666" w:sz="6" w:space="0" w:shadow="0" w:frame="0"/>
@@ -25241,7 +25241,7 @@
         </w:trPr>
         <w:tc>
           <w:tcPr>
-            <w:tcW w:type="dxa" w:w="2732"/>
+            <w:tcW w:type="dxa" w:w="2740"/>
             <w:tcBorders>
               <w:top w:val="single" w:color="666666" w:sz="6" w:space="0" w:shadow="0" w:frame="0"/>
               <w:left w:val="single" w:color="666666" w:sz="6" w:space="0" w:shadow="0" w:frame="0"/>
@@ -25273,7 +25273,7 @@
         </w:tc>
         <w:tc>
           <w:tcPr>
-            <w:tcW w:type="dxa" w:w="5628"/>
+            <w:tcW w:type="dxa" w:w="5620"/>
             <w:tcBorders>
               <w:top w:val="single" w:color="666666" w:sz="6" w:space="0" w:shadow="0" w:frame="0"/>
               <w:left w:val="single" w:color="666666" w:sz="6" w:space="0" w:shadow="0" w:frame="0"/>
@@ -25346,7 +25346,7 @@
         </w:trPr>
         <w:tc>
           <w:tcPr>
-            <w:tcW w:type="dxa" w:w="2732"/>
+            <w:tcW w:type="dxa" w:w="2740"/>
             <w:tcBorders>
               <w:top w:val="single" w:color="666666" w:sz="6" w:space="0" w:shadow="0" w:frame="0"/>
               <w:left w:val="single" w:color="666666" w:sz="6" w:space="0" w:shadow="0" w:frame="0"/>
@@ -25378,7 +25378,7 @@
         </w:tc>
         <w:tc>
           <w:tcPr>
-            <w:tcW w:type="dxa" w:w="5628"/>
+            <w:tcW w:type="dxa" w:w="5620"/>
             <w:tcBorders>
               <w:top w:val="single" w:color="666666" w:sz="6" w:space="0" w:shadow="0" w:frame="0"/>
               <w:left w:val="single" w:color="666666" w:sz="6" w:space="0" w:shadow="0" w:frame="0"/>
@@ -25451,7 +25451,7 @@
         </w:trPr>
         <w:tc>
           <w:tcPr>
-            <w:tcW w:type="dxa" w:w="2732"/>
+            <w:tcW w:type="dxa" w:w="2740"/>
             <w:tcBorders>
               <w:top w:val="single" w:color="666666" w:sz="6" w:space="0" w:shadow="0" w:frame="0"/>
               <w:left w:val="single" w:color="666666" w:sz="6" w:space="0" w:shadow="0" w:frame="0"/>
@@ -25483,7 +25483,7 @@
         </w:tc>
         <w:tc>
           <w:tcPr>
-            <w:tcW w:type="dxa" w:w="5628"/>
+            <w:tcW w:type="dxa" w:w="5620"/>
             <w:tcBorders>
               <w:top w:val="single" w:color="666666" w:sz="6" w:space="0" w:shadow="0" w:frame="0"/>
               <w:left w:val="single" w:color="666666" w:sz="6" w:space="0" w:shadow="0" w:frame="0"/>
@@ -25556,7 +25556,7 @@
         </w:trPr>
         <w:tc>
           <w:tcPr>
-            <w:tcW w:type="dxa" w:w="2732"/>
+            <w:tcW w:type="dxa" w:w="2740"/>
             <w:tcBorders>
               <w:top w:val="single" w:color="666666" w:sz="6" w:space="0" w:shadow="0" w:frame="0"/>
               <w:left w:val="single" w:color="666666" w:sz="6" w:space="0" w:shadow="0" w:frame="0"/>
@@ -25588,7 +25588,7 @@
         </w:tc>
         <w:tc>
           <w:tcPr>
-            <w:tcW w:type="dxa" w:w="5628"/>
+            <w:tcW w:type="dxa" w:w="5620"/>
             <w:tcBorders>
               <w:top w:val="single" w:color="666666" w:sz="6" w:space="0" w:shadow="0" w:frame="0"/>
               <w:left w:val="single" w:color="666666" w:sz="6" w:space="0" w:shadow="0" w:frame="0"/>
@@ -25661,7 +25661,7 @@
         </w:trPr>
         <w:tc>
           <w:tcPr>
-            <w:tcW w:type="dxa" w:w="2732"/>
+            <w:tcW w:type="dxa" w:w="2740"/>
             <w:tcBorders>
               <w:top w:val="single" w:color="666666" w:sz="6" w:space="0" w:shadow="0" w:frame="0"/>
               <w:left w:val="single" w:color="666666" w:sz="6" w:space="0" w:shadow="0" w:frame="0"/>
@@ -25693,7 +25693,7 @@
         </w:tc>
         <w:tc>
           <w:tcPr>
-            <w:tcW w:type="dxa" w:w="5628"/>
+            <w:tcW w:type="dxa" w:w="5620"/>
             <w:tcBorders>
               <w:top w:val="single" w:color="666666" w:sz="6" w:space="0" w:shadow="0" w:frame="0"/>
               <w:left w:val="single" w:color="666666" w:sz="6" w:space="0" w:shadow="0" w:frame="0"/>
@@ -25766,7 +25766,7 @@
         </w:trPr>
         <w:tc>
           <w:tcPr>
-            <w:tcW w:type="dxa" w:w="2732"/>
+            <w:tcW w:type="dxa" w:w="2740"/>
             <w:tcBorders>
               <w:top w:val="single" w:color="666666" w:sz="6" w:space="0" w:shadow="0" w:frame="0"/>
               <w:left w:val="single" w:color="666666" w:sz="6" w:space="0" w:shadow="0" w:frame="0"/>
@@ -25798,7 +25798,7 @@
         </w:tc>
         <w:tc>
           <w:tcPr>
-            <w:tcW w:type="dxa" w:w="5628"/>
+            <w:tcW w:type="dxa" w:w="5620"/>
             <w:tcBorders>
               <w:top w:val="single" w:color="666666" w:sz="6" w:space="0" w:shadow="0" w:frame="0"/>
               <w:left w:val="single" w:color="666666" w:sz="6" w:space="0" w:shadow="0" w:frame="0"/>
@@ -25871,7 +25871,7 @@
         </w:trPr>
         <w:tc>
           <w:tcPr>
-            <w:tcW w:type="dxa" w:w="2732"/>
+            <w:tcW w:type="dxa" w:w="2740"/>
             <w:tcBorders>
               <w:top w:val="single" w:color="666666" w:sz="6" w:space="0" w:shadow="0" w:frame="0"/>
               <w:left w:val="single" w:color="666666" w:sz="6" w:space="0" w:shadow="0" w:frame="0"/>
@@ -25904,7 +25904,7 @@
         </w:tc>
         <w:tc>
           <w:tcPr>
-            <w:tcW w:type="dxa" w:w="5628"/>
+            <w:tcW w:type="dxa" w:w="5620"/>
             <w:tcBorders>
               <w:top w:val="single" w:color="666666" w:sz="6" w:space="0" w:shadow="0" w:frame="0"/>
               <w:left w:val="single" w:color="666666" w:sz="6" w:space="0" w:shadow="0" w:frame="0"/>
@@ -25952,7 +25952,7 @@
         </w:trPr>
         <w:tc>
           <w:tcPr>
-            <w:tcW w:type="dxa" w:w="2732"/>
+            <w:tcW w:type="dxa" w:w="2740"/>
             <w:tcBorders>
               <w:top w:val="single" w:color="666666" w:sz="6" w:space="0" w:shadow="0" w:frame="0"/>
               <w:left w:val="single" w:color="666666" w:sz="6" w:space="0" w:shadow="0" w:frame="0"/>
@@ -25984,7 +25984,7 @@
         </w:tc>
         <w:tc>
           <w:tcPr>
-            <w:tcW w:type="dxa" w:w="5628"/>
+            <w:tcW w:type="dxa" w:w="5620"/>
             <w:tcBorders>
               <w:top w:val="single" w:color="666666" w:sz="6" w:space="0" w:shadow="0" w:frame="0"/>
               <w:left w:val="single" w:color="666666" w:sz="6" w:space="0" w:shadow="0" w:frame="0"/>
@@ -26057,7 +26057,7 @@
         </w:trPr>
         <w:tc>
           <w:tcPr>
-            <w:tcW w:type="dxa" w:w="2732"/>
+            <w:tcW w:type="dxa" w:w="2740"/>
             <w:tcBorders>
               <w:top w:val="single" w:color="666666" w:sz="6" w:space="0" w:shadow="0" w:frame="0"/>
               <w:left w:val="single" w:color="666666" w:sz="6" w:space="0" w:shadow="0" w:frame="0"/>
@@ -26089,7 +26089,7 @@
         </w:tc>
         <w:tc>
           <w:tcPr>
-            <w:tcW w:type="dxa" w:w="5628"/>
+            <w:tcW w:type="dxa" w:w="5620"/>
             <w:tcBorders>
               <w:top w:val="single" w:color="666666" w:sz="6" w:space="0" w:shadow="0" w:frame="0"/>
               <w:left w:val="single" w:color="666666" w:sz="6" w:space="0" w:shadow="0" w:frame="0"/>
@@ -26162,7 +26162,7 @@
         </w:trPr>
         <w:tc>
           <w:tcPr>
-            <w:tcW w:type="dxa" w:w="2732"/>
+            <w:tcW w:type="dxa" w:w="2740"/>
             <w:tcBorders>
               <w:top w:val="single" w:color="666666" w:sz="6" w:space="0" w:shadow="0" w:frame="0"/>
               <w:left w:val="single" w:color="666666" w:sz="6" w:space="0" w:shadow="0" w:frame="0"/>
@@ -26194,7 +26194,7 @@
         </w:tc>
         <w:tc>
           <w:tcPr>
-            <w:tcW w:type="dxa" w:w="5628"/>
+            <w:tcW w:type="dxa" w:w="5620"/>
             <w:tcBorders>
               <w:top w:val="single" w:color="666666" w:sz="6" w:space="0" w:shadow="0" w:frame="0"/>
               <w:left w:val="single" w:color="666666" w:sz="6" w:space="0" w:shadow="0" w:frame="0"/>
@@ -26267,7 +26267,7 @@
         </w:trPr>
         <w:tc>
           <w:tcPr>
-            <w:tcW w:type="dxa" w:w="2732"/>
+            <w:tcW w:type="dxa" w:w="2740"/>
             <w:tcBorders>
               <w:top w:val="single" w:color="666666" w:sz="6" w:space="0" w:shadow="0" w:frame="0"/>
               <w:left w:val="single" w:color="666666" w:sz="6" w:space="0" w:shadow="0" w:frame="0"/>
@@ -26299,7 +26299,7 @@
         </w:tc>
         <w:tc>
           <w:tcPr>
-            <w:tcW w:type="dxa" w:w="5628"/>
+            <w:tcW w:type="dxa" w:w="5620"/>
             <w:tcBorders>
               <w:top w:val="single" w:color="666666" w:sz="6" w:space="0" w:shadow="0" w:frame="0"/>
               <w:left w:val="single" w:color="666666" w:sz="6" w:space="0" w:shadow="0" w:frame="0"/>
@@ -26372,7 +26372,7 @@
         </w:trPr>
         <w:tc>
           <w:tcPr>
-            <w:tcW w:type="dxa" w:w="2732"/>
+            <w:tcW w:type="dxa" w:w="2740"/>
             <w:tcBorders>
               <w:top w:val="single" w:color="666666" w:sz="6" w:space="0" w:shadow="0" w:frame="0"/>
               <w:left w:val="single" w:color="666666" w:sz="6" w:space="0" w:shadow="0" w:frame="0"/>
@@ -26404,7 +26404,7 @@
         </w:tc>
         <w:tc>
           <w:tcPr>
-            <w:tcW w:type="dxa" w:w="5628"/>
+            <w:tcW w:type="dxa" w:w="5620"/>
             <w:tcBorders>
               <w:top w:val="single" w:color="666666" w:sz="6" w:space="0" w:shadow="0" w:frame="0"/>
               <w:left w:val="single" w:color="666666" w:sz="6" w:space="0" w:shadow="0" w:frame="0"/>
@@ -26477,7 +26477,7 @@
         </w:trPr>
         <w:tc>
           <w:tcPr>
-            <w:tcW w:type="dxa" w:w="2732"/>
+            <w:tcW w:type="dxa" w:w="2740"/>
             <w:tcBorders>
               <w:top w:val="single" w:color="666666" w:sz="6" w:space="0" w:shadow="0" w:frame="0"/>
               <w:left w:val="single" w:color="666666" w:sz="6" w:space="0" w:shadow="0" w:frame="0"/>
@@ -26509,7 +26509,7 @@
         </w:tc>
         <w:tc>
           <w:tcPr>
-            <w:tcW w:type="dxa" w:w="5628"/>
+            <w:tcW w:type="dxa" w:w="5620"/>
             <w:tcBorders>
               <w:top w:val="single" w:color="666666" w:sz="6" w:space="0" w:shadow="0" w:frame="0"/>
               <w:left w:val="single" w:color="666666" w:sz="6" w:space="0" w:shadow="0" w:frame="0"/>
@@ -26582,7 +26582,7 @@
         </w:trPr>
         <w:tc>
           <w:tcPr>
-            <w:tcW w:type="dxa" w:w="2732"/>
+            <w:tcW w:type="dxa" w:w="2740"/>
             <w:tcBorders>
               <w:top w:val="single" w:color="666666" w:sz="6" w:space="0" w:shadow="0" w:frame="0"/>
               <w:left w:val="single" w:color="666666" w:sz="6" w:space="0" w:shadow="0" w:frame="0"/>
@@ -26615,7 +26615,7 @@
         </w:tc>
         <w:tc>
           <w:tcPr>
-            <w:tcW w:type="dxa" w:w="5628"/>
+            <w:tcW w:type="dxa" w:w="5620"/>
             <w:tcBorders>
               <w:top w:val="single" w:color="666666" w:sz="6" w:space="0" w:shadow="0" w:frame="0"/>
               <w:left w:val="single" w:color="666666" w:sz="6" w:space="0" w:shadow="0" w:frame="0"/>
@@ -26663,7 +26663,7 @@
         </w:trPr>
         <w:tc>
           <w:tcPr>
-            <w:tcW w:type="dxa" w:w="2732"/>
+            <w:tcW w:type="dxa" w:w="2740"/>
             <w:tcBorders>
               <w:top w:val="single" w:color="666666" w:sz="6" w:space="0" w:shadow="0" w:frame="0"/>
               <w:left w:val="single" w:color="666666" w:sz="6" w:space="0" w:shadow="0" w:frame="0"/>
@@ -26695,7 +26695,7 @@
         </w:tc>
         <w:tc>
           <w:tcPr>
-            <w:tcW w:type="dxa" w:w="5628"/>
+            <w:tcW w:type="dxa" w:w="5620"/>
             <w:tcBorders>
               <w:top w:val="single" w:color="666666" w:sz="6" w:space="0" w:shadow="0" w:frame="0"/>
               <w:left w:val="single" w:color="666666" w:sz="6" w:space="0" w:shadow="0" w:frame="0"/>
@@ -26768,7 +26768,7 @@
         </w:trPr>
         <w:tc>
           <w:tcPr>
-            <w:tcW w:type="dxa" w:w="2732"/>
+            <w:tcW w:type="dxa" w:w="2740"/>
             <w:tcBorders>
               <w:top w:val="single" w:color="666666" w:sz="6" w:space="0" w:shadow="0" w:frame="0"/>
               <w:left w:val="single" w:color="666666" w:sz="6" w:space="0" w:shadow="0" w:frame="0"/>
@@ -26800,7 +26800,7 @@
         </w:tc>
         <w:tc>
           <w:tcPr>
-            <w:tcW w:type="dxa" w:w="5628"/>
+            <w:tcW w:type="dxa" w:w="5620"/>
             <w:tcBorders>
               <w:top w:val="single" w:color="666666" w:sz="6" w:space="0" w:shadow="0" w:frame="0"/>
               <w:left w:val="single" w:color="666666" w:sz="6" w:space="0" w:shadow="0" w:frame="0"/>
@@ -26873,7 +26873,7 @@
         </w:trPr>
         <w:tc>
           <w:tcPr>
-            <w:tcW w:type="dxa" w:w="2732"/>
+            <w:tcW w:type="dxa" w:w="2740"/>
             <w:tcBorders>
               <w:top w:val="single" w:color="666666" w:sz="6" w:space="0" w:shadow="0" w:frame="0"/>
               <w:left w:val="single" w:color="666666" w:sz="6" w:space="0" w:shadow="0" w:frame="0"/>
@@ -26905,7 +26905,7 @@
         </w:tc>
         <w:tc>
           <w:tcPr>
-            <w:tcW w:type="dxa" w:w="5628"/>
+            <w:tcW w:type="dxa" w:w="5620"/>
             <w:tcBorders>
               <w:top w:val="single" w:color="666666" w:sz="6" w:space="0" w:shadow="0" w:frame="0"/>
               <w:left w:val="single" w:color="666666" w:sz="6" w:space="0" w:shadow="0" w:frame="0"/>
@@ -26978,7 +26978,7 @@
         </w:trPr>
         <w:tc>
           <w:tcPr>
-            <w:tcW w:type="dxa" w:w="2732"/>
+            <w:tcW w:type="dxa" w:w="2740"/>
             <w:tcBorders>
               <w:top w:val="single" w:color="666666" w:sz="6" w:space="0" w:shadow="0" w:frame="0"/>
               <w:left w:val="single" w:color="666666" w:sz="6" w:space="0" w:shadow="0" w:frame="0"/>
@@ -27010,7 +27010,7 @@
         </w:tc>
         <w:tc>
           <w:tcPr>
-            <w:tcW w:type="dxa" w:w="5628"/>
+            <w:tcW w:type="dxa" w:w="5620"/>
             <w:tcBorders>
               <w:top w:val="single" w:color="666666" w:sz="6" w:space="0" w:shadow="0" w:frame="0"/>
               <w:left w:val="single" w:color="666666" w:sz="6" w:space="0" w:shadow="0" w:frame="0"/>
@@ -27083,7 +27083,7 @@
         </w:trPr>
         <w:tc>
           <w:tcPr>
-            <w:tcW w:type="dxa" w:w="2732"/>
+            <w:tcW w:type="dxa" w:w="2740"/>
             <w:tcBorders>
               <w:top w:val="single" w:color="666666" w:sz="6" w:space="0" w:shadow="0" w:frame="0"/>
               <w:left w:val="single" w:color="666666" w:sz="6" w:space="0" w:shadow="0" w:frame="0"/>
@@ -27115,7 +27115,7 @@
         </w:tc>
         <w:tc>
           <w:tcPr>
-            <w:tcW w:type="dxa" w:w="5628"/>
+            <w:tcW w:type="dxa" w:w="5620"/>
             <w:tcBorders>
               <w:top w:val="single" w:color="666666" w:sz="6" w:space="0" w:shadow="0" w:frame="0"/>
               <w:left w:val="single" w:color="666666" w:sz="6" w:space="0" w:shadow="0" w:frame="0"/>
@@ -27319,8 +27319,8 @@
         <w:tblLayout w:type="fixed"/>
       </w:tblPr>
       <w:tblGrid>
-        <w:gridCol w:w="2733"/>
-        <w:gridCol w:w="5627"/>
+        <w:gridCol w:w="2740"/>
+        <w:gridCol w:w="5620"/>
         <w:gridCol w:w="1000"/>
       </w:tblGrid>
       <w:tr>
@@ -27332,7 +27332,7 @@
         </w:trPr>
         <w:tc>
           <w:tcPr>
-            <w:tcW w:type="dxa" w:w="2733"/>
+            <w:tcW w:type="dxa" w:w="2740"/>
             <w:tcBorders>
               <w:top w:val="single" w:color="666666" w:sz="6" w:space="0" w:shadow="0" w:frame="0"/>
               <w:left w:val="single" w:color="666666" w:sz="6" w:space="0" w:shadow="0" w:frame="0"/>
@@ -27352,7 +27352,7 @@
         </w:tc>
         <w:tc>
           <w:tcPr>
-            <w:tcW w:type="dxa" w:w="5627"/>
+            <w:tcW w:type="dxa" w:w="5620"/>
             <w:tcBorders>
               <w:top w:val="single" w:color="666666" w:sz="6" w:space="0" w:shadow="0" w:frame="0"/>
               <w:left w:val="single" w:color="666666" w:sz="6" w:space="0" w:shadow="0" w:frame="0"/>
@@ -27400,7 +27400,7 @@
         </w:trPr>
         <w:tc>
           <w:tcPr>
-            <w:tcW w:type="dxa" w:w="2733"/>
+            <w:tcW w:type="dxa" w:w="2740"/>
             <w:tcBorders>
               <w:top w:val="single" w:color="666666" w:sz="6" w:space="0" w:shadow="0" w:frame="0"/>
               <w:left w:val="single" w:color="666666" w:sz="6" w:space="0" w:shadow="0" w:frame="0"/>
@@ -27432,7 +27432,7 @@
         </w:tc>
         <w:tc>
           <w:tcPr>
-            <w:tcW w:type="dxa" w:w="5627"/>
+            <w:tcW w:type="dxa" w:w="5620"/>
             <w:tcBorders>
               <w:top w:val="single" w:color="666666" w:sz="6" w:space="0" w:shadow="0" w:frame="0"/>
               <w:left w:val="single" w:color="666666" w:sz="6" w:space="0" w:shadow="0" w:frame="0"/>
@@ -27505,7 +27505,7 @@
         </w:trPr>
         <w:tc>
           <w:tcPr>
-            <w:tcW w:type="dxa" w:w="2733"/>
+            <w:tcW w:type="dxa" w:w="2740"/>
             <w:tcBorders>
               <w:top w:val="single" w:color="666666" w:sz="6" w:space="0" w:shadow="0" w:frame="0"/>
               <w:left w:val="single" w:color="666666" w:sz="6" w:space="0" w:shadow="0" w:frame="0"/>
@@ -27537,7 +27537,7 @@
         </w:tc>
         <w:tc>
           <w:tcPr>
-            <w:tcW w:type="dxa" w:w="5627"/>
+            <w:tcW w:type="dxa" w:w="5620"/>
             <w:tcBorders>
               <w:top w:val="single" w:color="666666" w:sz="6" w:space="0" w:shadow="0" w:frame="0"/>
               <w:left w:val="single" w:color="666666" w:sz="6" w:space="0" w:shadow="0" w:frame="0"/>
@@ -27610,7 +27610,7 @@
         </w:trPr>
         <w:tc>
           <w:tcPr>
-            <w:tcW w:type="dxa" w:w="2733"/>
+            <w:tcW w:type="dxa" w:w="2740"/>
             <w:tcBorders>
               <w:top w:val="single" w:color="666666" w:sz="6" w:space="0" w:shadow="0" w:frame="0"/>
               <w:left w:val="single" w:color="666666" w:sz="6" w:space="0" w:shadow="0" w:frame="0"/>
@@ -27642,7 +27642,7 @@
         </w:tc>
         <w:tc>
           <w:tcPr>
-            <w:tcW w:type="dxa" w:w="5627"/>
+            <w:tcW w:type="dxa" w:w="5620"/>
             <w:tcBorders>
               <w:top w:val="single" w:color="666666" w:sz="6" w:space="0" w:shadow="0" w:frame="0"/>
               <w:left w:val="single" w:color="666666" w:sz="6" w:space="0" w:shadow="0" w:frame="0"/>
@@ -27715,7 +27715,7 @@
         </w:trPr>
         <w:tc>
           <w:tcPr>
-            <w:tcW w:type="dxa" w:w="2733"/>
+            <w:tcW w:type="dxa" w:w="2740"/>
             <w:tcBorders>
               <w:top w:val="single" w:color="666666" w:sz="6" w:space="0" w:shadow="0" w:frame="0"/>
               <w:left w:val="single" w:color="666666" w:sz="6" w:space="0" w:shadow="0" w:frame="0"/>
@@ -27747,7 +27747,7 @@
         </w:tc>
         <w:tc>
           <w:tcPr>
-            <w:tcW w:type="dxa" w:w="5627"/>
+            <w:tcW w:type="dxa" w:w="5620"/>
             <w:tcBorders>
               <w:top w:val="single" w:color="666666" w:sz="6" w:space="0" w:shadow="0" w:frame="0"/>
               <w:left w:val="single" w:color="666666" w:sz="6" w:space="0" w:shadow="0" w:frame="0"/>
@@ -27820,7 +27820,7 @@
         </w:trPr>
         <w:tc>
           <w:tcPr>
-            <w:tcW w:type="dxa" w:w="2733"/>
+            <w:tcW w:type="dxa" w:w="2740"/>
             <w:tcBorders>
               <w:top w:val="single" w:color="666666" w:sz="6" w:space="0" w:shadow="0" w:frame="0"/>
               <w:left w:val="single" w:color="666666" w:sz="6" w:space="0" w:shadow="0" w:frame="0"/>
@@ -27852,7 +27852,7 @@
         </w:tc>
         <w:tc>
           <w:tcPr>
-            <w:tcW w:type="dxa" w:w="5627"/>
+            <w:tcW w:type="dxa" w:w="5620"/>
             <w:tcBorders>
               <w:top w:val="single" w:color="666666" w:sz="6" w:space="0" w:shadow="0" w:frame="0"/>
               <w:left w:val="single" w:color="666666" w:sz="6" w:space="0" w:shadow="0" w:frame="0"/>
@@ -27925,7 +27925,7 @@
         </w:trPr>
         <w:tc>
           <w:tcPr>
-            <w:tcW w:type="dxa" w:w="2733"/>
+            <w:tcW w:type="dxa" w:w="2740"/>
             <w:tcBorders>
               <w:top w:val="single" w:color="666666" w:sz="6" w:space="0" w:shadow="0" w:frame="0"/>
               <w:left w:val="single" w:color="666666" w:sz="6" w:space="0" w:shadow="0" w:frame="0"/>
@@ -27957,7 +27957,7 @@
         </w:tc>
         <w:tc>
           <w:tcPr>
-            <w:tcW w:type="dxa" w:w="5627"/>
+            <w:tcW w:type="dxa" w:w="5620"/>
             <w:tcBorders>
               <w:top w:val="single" w:color="666666" w:sz="6" w:space="0" w:shadow="0" w:frame="0"/>
               <w:left w:val="single" w:color="666666" w:sz="6" w:space="0" w:shadow="0" w:frame="0"/>
@@ -28030,7 +28030,7 @@
         </w:trPr>
         <w:tc>
           <w:tcPr>
-            <w:tcW w:type="dxa" w:w="2733"/>
+            <w:tcW w:type="dxa" w:w="2740"/>
             <w:tcBorders>
               <w:top w:val="single" w:color="666666" w:sz="6" w:space="0" w:shadow="0" w:frame="0"/>
               <w:left w:val="single" w:color="666666" w:sz="6" w:space="0" w:shadow="0" w:frame="0"/>
@@ -28062,7 +28062,7 @@
         </w:tc>
         <w:tc>
           <w:tcPr>
-            <w:tcW w:type="dxa" w:w="5627"/>
+            <w:tcW w:type="dxa" w:w="5620"/>
             <w:tcBorders>
               <w:top w:val="single" w:color="666666" w:sz="6" w:space="0" w:shadow="0" w:frame="0"/>
               <w:left w:val="single" w:color="666666" w:sz="6" w:space="0" w:shadow="0" w:frame="0"/>
@@ -28135,7 +28135,7 @@
         </w:trPr>
         <w:tc>
           <w:tcPr>
-            <w:tcW w:type="dxa" w:w="2733"/>
+            <w:tcW w:type="dxa" w:w="2740"/>
             <w:tcBorders>
               <w:top w:val="single" w:color="666666" w:sz="6" w:space="0" w:shadow="0" w:frame="0"/>
               <w:left w:val="single" w:color="666666" w:sz="6" w:space="0" w:shadow="0" w:frame="0"/>
@@ -28171,7 +28171,7 @@
         </w:tc>
         <w:tc>
           <w:tcPr>
-            <w:tcW w:type="dxa" w:w="5627"/>
+            <w:tcW w:type="dxa" w:w="5620"/>
             <w:tcBorders>
               <w:top w:val="single" w:color="666666" w:sz="6" w:space="0" w:shadow="0" w:frame="0"/>
               <w:left w:val="single" w:color="666666" w:sz="6" w:space="0" w:shadow="0" w:frame="0"/>
@@ -28433,8 +28433,8 @@
         <w:tblLayout w:type="fixed"/>
       </w:tblPr>
       <w:tblGrid>
-        <w:gridCol w:w="2736"/>
-        <w:gridCol w:w="5624"/>
+        <w:gridCol w:w="2740"/>
+        <w:gridCol w:w="5620"/>
         <w:gridCol w:w="1000"/>
       </w:tblGrid>
       <w:tr>
@@ -28446,7 +28446,7 @@
         </w:trPr>
         <w:tc>
           <w:tcPr>
-            <w:tcW w:type="dxa" w:w="2736"/>
+            <w:tcW w:type="dxa" w:w="2740"/>
             <w:tcBorders>
               <w:top w:val="single" w:color="666666" w:sz="6" w:space="0" w:shadow="0" w:frame="0"/>
               <w:left w:val="single" w:color="666666" w:sz="6" w:space="0" w:shadow="0" w:frame="0"/>
@@ -28466,7 +28466,7 @@
         </w:tc>
         <w:tc>
           <w:tcPr>
-            <w:tcW w:type="dxa" w:w="5624"/>
+            <w:tcW w:type="dxa" w:w="5620"/>
             <w:tcBorders>
               <w:top w:val="single" w:color="666666" w:sz="6" w:space="0" w:shadow="0" w:frame="0"/>
               <w:left w:val="single" w:color="666666" w:sz="6" w:space="0" w:shadow="0" w:frame="0"/>
@@ -28514,7 +28514,7 @@
         </w:trPr>
         <w:tc>
           <w:tcPr>
-            <w:tcW w:type="dxa" w:w="2736"/>
+            <w:tcW w:type="dxa" w:w="2740"/>
             <w:tcBorders>
               <w:top w:val="single" w:color="666666" w:sz="6" w:space="0" w:shadow="0" w:frame="0"/>
               <w:left w:val="single" w:color="666666" w:sz="6" w:space="0" w:shadow="0" w:frame="0"/>
@@ -28546,7 +28546,7 @@
         </w:tc>
         <w:tc>
           <w:tcPr>
-            <w:tcW w:type="dxa" w:w="5624"/>
+            <w:tcW w:type="dxa" w:w="5620"/>
             <w:tcBorders>
               <w:top w:val="single" w:color="666666" w:sz="6" w:space="0" w:shadow="0" w:frame="0"/>
               <w:left w:val="single" w:color="666666" w:sz="6" w:space="0" w:shadow="0" w:frame="0"/>
@@ -28627,7 +28627,7 @@
         </w:trPr>
         <w:tc>
           <w:tcPr>
-            <w:tcW w:type="dxa" w:w="2736"/>
+            <w:tcW w:type="dxa" w:w="2740"/>
             <w:tcBorders>
               <w:top w:val="single" w:color="666666" w:sz="6" w:space="0" w:shadow="0" w:frame="0"/>
               <w:left w:val="single" w:color="666666" w:sz="6" w:space="0" w:shadow="0" w:frame="0"/>
@@ -28659,7 +28659,7 @@
         </w:tc>
         <w:tc>
           <w:tcPr>
-            <w:tcW w:type="dxa" w:w="5624"/>
+            <w:tcW w:type="dxa" w:w="5620"/>
             <w:tcBorders>
               <w:top w:val="single" w:color="666666" w:sz="6" w:space="0" w:shadow="0" w:frame="0"/>
               <w:left w:val="single" w:color="666666" w:sz="6" w:space="0" w:shadow="0" w:frame="0"/>
@@ -28740,7 +28740,7 @@
         </w:trPr>
         <w:tc>
           <w:tcPr>
-            <w:tcW w:type="dxa" w:w="2736"/>
+            <w:tcW w:type="dxa" w:w="2740"/>
             <w:tcBorders>
               <w:top w:val="single" w:color="666666" w:sz="6" w:space="0" w:shadow="0" w:frame="0"/>
               <w:left w:val="single" w:color="666666" w:sz="6" w:space="0" w:shadow="0" w:frame="0"/>
@@ -28772,7 +28772,7 @@
         </w:tc>
         <w:tc>
           <w:tcPr>
-            <w:tcW w:type="dxa" w:w="5624"/>
+            <w:tcW w:type="dxa" w:w="5620"/>
             <w:tcBorders>
               <w:top w:val="single" w:color="666666" w:sz="6" w:space="0" w:shadow="0" w:frame="0"/>
               <w:left w:val="single" w:color="666666" w:sz="6" w:space="0" w:shadow="0" w:frame="0"/>
@@ -28853,7 +28853,7 @@
         </w:trPr>
         <w:tc>
           <w:tcPr>
-            <w:tcW w:type="dxa" w:w="2736"/>
+            <w:tcW w:type="dxa" w:w="2740"/>
             <w:tcBorders>
               <w:top w:val="single" w:color="666666" w:sz="6" w:space="0" w:shadow="0" w:frame="0"/>
               <w:left w:val="single" w:color="666666" w:sz="6" w:space="0" w:shadow="0" w:frame="0"/>
@@ -28885,7 +28885,7 @@
         </w:tc>
         <w:tc>
           <w:tcPr>
-            <w:tcW w:type="dxa" w:w="5624"/>
+            <w:tcW w:type="dxa" w:w="5620"/>
             <w:tcBorders>
               <w:top w:val="single" w:color="666666" w:sz="6" w:space="0" w:shadow="0" w:frame="0"/>
               <w:left w:val="single" w:color="666666" w:sz="6" w:space="0" w:shadow="0" w:frame="0"/>
@@ -28966,7 +28966,7 @@
         </w:trPr>
         <w:tc>
           <w:tcPr>
-            <w:tcW w:type="dxa" w:w="2736"/>
+            <w:tcW w:type="dxa" w:w="2740"/>
             <w:tcBorders>
               <w:top w:val="single" w:color="666666" w:sz="6" w:space="0" w:shadow="0" w:frame="0"/>
               <w:left w:val="single" w:color="666666" w:sz="6" w:space="0" w:shadow="0" w:frame="0"/>
@@ -28998,7 +28998,7 @@
         </w:tc>
         <w:tc>
           <w:tcPr>
-            <w:tcW w:type="dxa" w:w="5624"/>
+            <w:tcW w:type="dxa" w:w="5620"/>
             <w:tcBorders>
               <w:top w:val="single" w:color="666666" w:sz="6" w:space="0" w:shadow="0" w:frame="0"/>
               <w:left w:val="single" w:color="666666" w:sz="6" w:space="0" w:shadow="0" w:frame="0"/>
@@ -29079,7 +29079,7 @@
         </w:trPr>
         <w:tc>
           <w:tcPr>
-            <w:tcW w:type="dxa" w:w="2736"/>
+            <w:tcW w:type="dxa" w:w="2740"/>
             <w:tcBorders>
               <w:top w:val="single" w:color="666666" w:sz="6" w:space="0" w:shadow="0" w:frame="0"/>
               <w:left w:val="single" w:color="666666" w:sz="6" w:space="0" w:shadow="0" w:frame="0"/>
@@ -29111,7 +29111,7 @@
         </w:tc>
         <w:tc>
           <w:tcPr>
-            <w:tcW w:type="dxa" w:w="5624"/>
+            <w:tcW w:type="dxa" w:w="5620"/>
             <w:tcBorders>
               <w:top w:val="single" w:color="666666" w:sz="6" w:space="0" w:shadow="0" w:frame="0"/>
               <w:left w:val="single" w:color="666666" w:sz="6" w:space="0" w:shadow="0" w:frame="0"/>
@@ -29192,7 +29192,7 @@
         </w:trPr>
         <w:tc>
           <w:tcPr>
-            <w:tcW w:type="dxa" w:w="2736"/>
+            <w:tcW w:type="dxa" w:w="2740"/>
             <w:tcBorders>
               <w:top w:val="single" w:color="666666" w:sz="6" w:space="0" w:shadow="0" w:frame="0"/>
               <w:left w:val="single" w:color="666666" w:sz="6" w:space="0" w:shadow="0" w:frame="0"/>
@@ -29224,7 +29224,7 @@
         </w:tc>
         <w:tc>
           <w:tcPr>
-            <w:tcW w:type="dxa" w:w="5624"/>
+            <w:tcW w:type="dxa" w:w="5620"/>
             <w:tcBorders>
               <w:top w:val="single" w:color="666666" w:sz="6" w:space="0" w:shadow="0" w:frame="0"/>
               <w:left w:val="single" w:color="666666" w:sz="6" w:space="0" w:shadow="0" w:frame="0"/>
@@ -29305,7 +29305,7 @@
         </w:trPr>
         <w:tc>
           <w:tcPr>
-            <w:tcW w:type="dxa" w:w="2736"/>
+            <w:tcW w:type="dxa" w:w="2740"/>
             <w:tcBorders>
               <w:top w:val="single" w:color="666666" w:sz="6" w:space="0" w:shadow="0" w:frame="0"/>
               <w:left w:val="single" w:color="666666" w:sz="6" w:space="0" w:shadow="0" w:frame="0"/>
@@ -29337,7 +29337,7 @@
         </w:tc>
         <w:tc>
           <w:tcPr>
-            <w:tcW w:type="dxa" w:w="5624"/>
+            <w:tcW w:type="dxa" w:w="5620"/>
             <w:tcBorders>
               <w:top w:val="single" w:color="666666" w:sz="6" w:space="0" w:shadow="0" w:frame="0"/>
               <w:left w:val="single" w:color="666666" w:sz="6" w:space="0" w:shadow="0" w:frame="0"/>
@@ -29418,7 +29418,7 @@
         </w:trPr>
         <w:tc>
           <w:tcPr>
-            <w:tcW w:type="dxa" w:w="2736"/>
+            <w:tcW w:type="dxa" w:w="2740"/>
             <w:tcBorders>
               <w:top w:val="single" w:color="666666" w:sz="6" w:space="0" w:shadow="0" w:frame="0"/>
               <w:left w:val="single" w:color="666666" w:sz="6" w:space="0" w:shadow="0" w:frame="0"/>
@@ -29454,7 +29454,7 @@
         </w:tc>
         <w:tc>
           <w:tcPr>
-            <w:tcW w:type="dxa" w:w="5624"/>
+            <w:tcW w:type="dxa" w:w="5620"/>
             <w:tcBorders>
               <w:top w:val="single" w:color="666666" w:sz="6" w:space="0" w:shadow="0" w:frame="0"/>
               <w:left w:val="single" w:color="666666" w:sz="6" w:space="0" w:shadow="0" w:frame="0"/>
@@ -29734,8 +29734,8 @@
         <w:tblLayout w:type="fixed"/>
       </w:tblPr>
       <w:tblGrid>
-        <w:gridCol w:w="2735"/>
-        <w:gridCol w:w="5625"/>
+        <w:gridCol w:w="2740"/>
+        <w:gridCol w:w="5620"/>
         <w:gridCol w:w="1000"/>
       </w:tblGrid>
       <w:tr>
@@ -29747,7 +29747,7 @@
         </w:trPr>
         <w:tc>
           <w:tcPr>
-            <w:tcW w:type="dxa" w:w="2735"/>
+            <w:tcW w:type="dxa" w:w="2740"/>
             <w:tcBorders>
               <w:top w:val="single" w:color="666666" w:sz="6" w:space="0" w:shadow="0" w:frame="0"/>
               <w:left w:val="single" w:color="666666" w:sz="6" w:space="0" w:shadow="0" w:frame="0"/>
@@ -29767,7 +29767,7 @@
         </w:tc>
         <w:tc>
           <w:tcPr>
-            <w:tcW w:type="dxa" w:w="5625"/>
+            <w:tcW w:type="dxa" w:w="5620"/>
             <w:tcBorders>
               <w:top w:val="single" w:color="666666" w:sz="6" w:space="0" w:shadow="0" w:frame="0"/>
               <w:left w:val="single" w:color="666666" w:sz="6" w:space="0" w:shadow="0" w:frame="0"/>
@@ -29815,7 +29815,7 @@
         </w:trPr>
         <w:tc>
           <w:tcPr>
-            <w:tcW w:type="dxa" w:w="2735"/>
+            <w:tcW w:type="dxa" w:w="2740"/>
             <w:tcBorders>
               <w:top w:val="single" w:color="666666" w:sz="6" w:space="0" w:shadow="0" w:frame="0"/>
               <w:left w:val="single" w:color="666666" w:sz="6" w:space="0" w:shadow="0" w:frame="0"/>
@@ -29847,7 +29847,7 @@
         </w:tc>
         <w:tc>
           <w:tcPr>
-            <w:tcW w:type="dxa" w:w="5625"/>
+            <w:tcW w:type="dxa" w:w="5620"/>
             <w:tcBorders>
               <w:top w:val="single" w:color="666666" w:sz="6" w:space="0" w:shadow="0" w:frame="0"/>
               <w:left w:val="single" w:color="666666" w:sz="6" w:space="0" w:shadow="0" w:frame="0"/>
@@ -29928,7 +29928,7 @@
         </w:trPr>
         <w:tc>
           <w:tcPr>
-            <w:tcW w:type="dxa" w:w="2735"/>
+            <w:tcW w:type="dxa" w:w="2740"/>
             <w:tcBorders>
               <w:top w:val="single" w:color="666666" w:sz="6" w:space="0" w:shadow="0" w:frame="0"/>
               <w:left w:val="single" w:color="666666" w:sz="6" w:space="0" w:shadow="0" w:frame="0"/>
@@ -29960,7 +29960,7 @@
         </w:tc>
         <w:tc>
           <w:tcPr>
-            <w:tcW w:type="dxa" w:w="5625"/>
+            <w:tcW w:type="dxa" w:w="5620"/>
             <w:tcBorders>
               <w:top w:val="single" w:color="666666" w:sz="6" w:space="0" w:shadow="0" w:frame="0"/>
               <w:left w:val="single" w:color="666666" w:sz="6" w:space="0" w:shadow="0" w:frame="0"/>
@@ -30041,7 +30041,7 @@
         </w:trPr>
         <w:tc>
           <w:tcPr>
-            <w:tcW w:type="dxa" w:w="2735"/>
+            <w:tcW w:type="dxa" w:w="2740"/>
             <w:tcBorders>
               <w:top w:val="single" w:color="666666" w:sz="6" w:space="0" w:shadow="0" w:frame="0"/>
               <w:left w:val="single" w:color="666666" w:sz="6" w:space="0" w:shadow="0" w:frame="0"/>
@@ -30073,7 +30073,7 @@
         </w:tc>
         <w:tc>
           <w:tcPr>
-            <w:tcW w:type="dxa" w:w="5625"/>
+            <w:tcW w:type="dxa" w:w="5620"/>
             <w:tcBorders>
               <w:top w:val="single" w:color="666666" w:sz="6" w:space="0" w:shadow="0" w:frame="0"/>
               <w:left w:val="single" w:color="666666" w:sz="6" w:space="0" w:shadow="0" w:frame="0"/>
@@ -30154,7 +30154,7 @@
         </w:trPr>
         <w:tc>
           <w:tcPr>
-            <w:tcW w:type="dxa" w:w="2735"/>
+            <w:tcW w:type="dxa" w:w="2740"/>
             <w:tcBorders>
               <w:top w:val="single" w:color="666666" w:sz="6" w:space="0" w:shadow="0" w:frame="0"/>
               <w:left w:val="single" w:color="666666" w:sz="6" w:space="0" w:shadow="0" w:frame="0"/>
@@ -30186,7 +30186,7 @@
         </w:tc>
         <w:tc>
           <w:tcPr>
-            <w:tcW w:type="dxa" w:w="5625"/>
+            <w:tcW w:type="dxa" w:w="5620"/>
             <w:tcBorders>
               <w:top w:val="single" w:color="666666" w:sz="6" w:space="0" w:shadow="0" w:frame="0"/>
               <w:left w:val="single" w:color="666666" w:sz="6" w:space="0" w:shadow="0" w:frame="0"/>
@@ -30267,7 +30267,7 @@
         </w:trPr>
         <w:tc>
           <w:tcPr>
-            <w:tcW w:type="dxa" w:w="2735"/>
+            <w:tcW w:type="dxa" w:w="2740"/>
             <w:tcBorders>
               <w:top w:val="single" w:color="666666" w:sz="6" w:space="0" w:shadow="0" w:frame="0"/>
               <w:left w:val="single" w:color="666666" w:sz="6" w:space="0" w:shadow="0" w:frame="0"/>
@@ -30299,7 +30299,7 @@
         </w:tc>
         <w:tc>
           <w:tcPr>
-            <w:tcW w:type="dxa" w:w="5625"/>
+            <w:tcW w:type="dxa" w:w="5620"/>
             <w:tcBorders>
               <w:top w:val="single" w:color="666666" w:sz="6" w:space="0" w:shadow="0" w:frame="0"/>
               <w:left w:val="single" w:color="666666" w:sz="6" w:space="0" w:shadow="0" w:frame="0"/>
@@ -30380,7 +30380,7 @@
         </w:trPr>
         <w:tc>
           <w:tcPr>
-            <w:tcW w:type="dxa" w:w="2735"/>
+            <w:tcW w:type="dxa" w:w="2740"/>
             <w:tcBorders>
               <w:top w:val="single" w:color="666666" w:sz="6" w:space="0" w:shadow="0" w:frame="0"/>
               <w:left w:val="single" w:color="666666" w:sz="6" w:space="0" w:shadow="0" w:frame="0"/>
@@ -30412,7 +30412,7 @@
         </w:tc>
         <w:tc>
           <w:tcPr>
-            <w:tcW w:type="dxa" w:w="5625"/>
+            <w:tcW w:type="dxa" w:w="5620"/>
             <w:tcBorders>
               <w:top w:val="single" w:color="666666" w:sz="6" w:space="0" w:shadow="0" w:frame="0"/>
               <w:left w:val="single" w:color="666666" w:sz="6" w:space="0" w:shadow="0" w:frame="0"/>
@@ -30493,7 +30493,7 @@
         </w:trPr>
         <w:tc>
           <w:tcPr>
-            <w:tcW w:type="dxa" w:w="2735"/>
+            <w:tcW w:type="dxa" w:w="2740"/>
             <w:tcBorders>
               <w:top w:val="single" w:color="666666" w:sz="6" w:space="0" w:shadow="0" w:frame="0"/>
               <w:left w:val="single" w:color="666666" w:sz="6" w:space="0" w:shadow="0" w:frame="0"/>
@@ -30525,7 +30525,7 @@
         </w:tc>
         <w:tc>
           <w:tcPr>
-            <w:tcW w:type="dxa" w:w="5625"/>
+            <w:tcW w:type="dxa" w:w="5620"/>
             <w:tcBorders>
               <w:top w:val="single" w:color="666666" w:sz="6" w:space="0" w:shadow="0" w:frame="0"/>
               <w:left w:val="single" w:color="666666" w:sz="6" w:space="0" w:shadow="0" w:frame="0"/>
@@ -30606,7 +30606,7 @@
         </w:trPr>
         <w:tc>
           <w:tcPr>
-            <w:tcW w:type="dxa" w:w="2735"/>
+            <w:tcW w:type="dxa" w:w="2740"/>
             <w:tcBorders>
               <w:top w:val="single" w:color="666666" w:sz="6" w:space="0" w:shadow="0" w:frame="0"/>
               <w:left w:val="single" w:color="666666" w:sz="6" w:space="0" w:shadow="0" w:frame="0"/>
@@ -30638,7 +30638,7 @@
         </w:tc>
         <w:tc>
           <w:tcPr>
-            <w:tcW w:type="dxa" w:w="5625"/>
+            <w:tcW w:type="dxa" w:w="5620"/>
             <w:tcBorders>
               <w:top w:val="single" w:color="666666" w:sz="6" w:space="0" w:shadow="0" w:frame="0"/>
               <w:left w:val="single" w:color="666666" w:sz="6" w:space="0" w:shadow="0" w:frame="0"/>
@@ -30719,7 +30719,7 @@
         </w:trPr>
         <w:tc>
           <w:tcPr>
-            <w:tcW w:type="dxa" w:w="2735"/>
+            <w:tcW w:type="dxa" w:w="2740"/>
             <w:tcBorders>
               <w:top w:val="single" w:color="666666" w:sz="6" w:space="0" w:shadow="0" w:frame="0"/>
               <w:left w:val="single" w:color="666666" w:sz="6" w:space="0" w:shadow="0" w:frame="0"/>
@@ -30751,7 +30751,7 @@
         </w:tc>
         <w:tc>
           <w:tcPr>
-            <w:tcW w:type="dxa" w:w="5625"/>
+            <w:tcW w:type="dxa" w:w="5620"/>
             <w:tcBorders>
               <w:top w:val="single" w:color="666666" w:sz="6" w:space="0" w:shadow="0" w:frame="0"/>
               <w:left w:val="single" w:color="666666" w:sz="6" w:space="0" w:shadow="0" w:frame="0"/>
@@ -30832,7 +30832,7 @@
         </w:trPr>
         <w:tc>
           <w:tcPr>
-            <w:tcW w:type="dxa" w:w="2735"/>
+            <w:tcW w:type="dxa" w:w="2740"/>
             <w:tcBorders>
               <w:top w:val="single" w:color="666666" w:sz="6" w:space="0" w:shadow="0" w:frame="0"/>
               <w:left w:val="single" w:color="666666" w:sz="6" w:space="0" w:shadow="0" w:frame="0"/>
@@ -30864,7 +30864,7 @@
         </w:tc>
         <w:tc>
           <w:tcPr>
-            <w:tcW w:type="dxa" w:w="5625"/>
+            <w:tcW w:type="dxa" w:w="5620"/>
             <w:tcBorders>
               <w:top w:val="single" w:color="666666" w:sz="6" w:space="0" w:shadow="0" w:frame="0"/>
               <w:left w:val="single" w:color="666666" w:sz="6" w:space="0" w:shadow="0" w:frame="0"/>
@@ -30945,7 +30945,7 @@
         </w:trPr>
         <w:tc>
           <w:tcPr>
-            <w:tcW w:type="dxa" w:w="2735"/>
+            <w:tcW w:type="dxa" w:w="2740"/>
             <w:tcBorders>
               <w:top w:val="single" w:color="666666" w:sz="6" w:space="0" w:shadow="0" w:frame="0"/>
               <w:left w:val="single" w:color="666666" w:sz="6" w:space="0" w:shadow="0" w:frame="0"/>
@@ -30977,7 +30977,7 @@
         </w:tc>
         <w:tc>
           <w:tcPr>
-            <w:tcW w:type="dxa" w:w="5625"/>
+            <w:tcW w:type="dxa" w:w="5620"/>
             <w:tcBorders>
               <w:top w:val="single" w:color="666666" w:sz="6" w:space="0" w:shadow="0" w:frame="0"/>
               <w:left w:val="single" w:color="666666" w:sz="6" w:space="0" w:shadow="0" w:frame="0"/>
@@ -31058,7 +31058,7 @@
         </w:trPr>
         <w:tc>
           <w:tcPr>
-            <w:tcW w:type="dxa" w:w="2735"/>
+            <w:tcW w:type="dxa" w:w="2740"/>
             <w:tcBorders>
               <w:top w:val="single" w:color="666666" w:sz="6" w:space="0" w:shadow="0" w:frame="0"/>
               <w:left w:val="single" w:color="666666" w:sz="6" w:space="0" w:shadow="0" w:frame="0"/>
@@ -31090,7 +31090,7 @@
         </w:tc>
         <w:tc>
           <w:tcPr>
-            <w:tcW w:type="dxa" w:w="5625"/>
+            <w:tcW w:type="dxa" w:w="5620"/>
             <w:tcBorders>
               <w:top w:val="single" w:color="666666" w:sz="6" w:space="0" w:shadow="0" w:frame="0"/>
               <w:left w:val="single" w:color="666666" w:sz="6" w:space="0" w:shadow="0" w:frame="0"/>
@@ -31171,7 +31171,7 @@
         </w:trPr>
         <w:tc>
           <w:tcPr>
-            <w:tcW w:type="dxa" w:w="2735"/>
+            <w:tcW w:type="dxa" w:w="2740"/>
             <w:tcBorders>
               <w:top w:val="single" w:color="666666" w:sz="6" w:space="0" w:shadow="0" w:frame="0"/>
               <w:left w:val="single" w:color="666666" w:sz="6" w:space="0" w:shadow="0" w:frame="0"/>
@@ -31203,7 +31203,7 @@
         </w:tc>
         <w:tc>
           <w:tcPr>
-            <w:tcW w:type="dxa" w:w="5625"/>
+            <w:tcW w:type="dxa" w:w="5620"/>
             <w:tcBorders>
               <w:top w:val="single" w:color="666666" w:sz="6" w:space="0" w:shadow="0" w:frame="0"/>
               <w:left w:val="single" w:color="666666" w:sz="6" w:space="0" w:shadow="0" w:frame="0"/>
@@ -31395,8 +31395,8 @@
         <w:tblLayout w:type="fixed"/>
       </w:tblPr>
       <w:tblGrid>
-        <w:gridCol w:w="2652"/>
-        <w:gridCol w:w="5708"/>
+        <w:gridCol w:w="2740"/>
+        <w:gridCol w:w="5620"/>
         <w:gridCol w:w="1000"/>
       </w:tblGrid>
       <w:tr>
@@ -31408,7 +31408,7 @@
         </w:trPr>
         <w:tc>
           <w:tcPr>
-            <w:tcW w:type="dxa" w:w="2652"/>
+            <w:tcW w:type="dxa" w:w="2740"/>
             <w:tcBorders>
               <w:top w:val="single" w:color="666666" w:sz="6" w:space="0" w:shadow="0" w:frame="0"/>
               <w:left w:val="single" w:color="666666" w:sz="6" w:space="0" w:shadow="0" w:frame="0"/>
@@ -31428,7 +31428,7 @@
         </w:tc>
         <w:tc>
           <w:tcPr>
-            <w:tcW w:type="dxa" w:w="5708"/>
+            <w:tcW w:type="dxa" w:w="5620"/>
             <w:tcBorders>
               <w:top w:val="single" w:color="666666" w:sz="6" w:space="0" w:shadow="0" w:frame="0"/>
               <w:left w:val="single" w:color="666666" w:sz="6" w:space="0" w:shadow="0" w:frame="0"/>
@@ -31476,7 +31476,7 @@
         </w:trPr>
         <w:tc>
           <w:tcPr>
-            <w:tcW w:type="dxa" w:w="2652"/>
+            <w:tcW w:type="dxa" w:w="2740"/>
             <w:tcBorders>
               <w:top w:val="single" w:color="666666" w:sz="6" w:space="0" w:shadow="0" w:frame="0"/>
               <w:left w:val="single" w:color="666666" w:sz="6" w:space="0" w:shadow="0" w:frame="0"/>
@@ -31508,7 +31508,7 @@
         </w:tc>
         <w:tc>
           <w:tcPr>
-            <w:tcW w:type="dxa" w:w="5708"/>
+            <w:tcW w:type="dxa" w:w="5620"/>
             <w:tcBorders>
               <w:top w:val="single" w:color="666666" w:sz="6" w:space="0" w:shadow="0" w:frame="0"/>
               <w:left w:val="single" w:color="666666" w:sz="6" w:space="0" w:shadow="0" w:frame="0"/>
@@ -31589,7 +31589,7 @@
         </w:trPr>
         <w:tc>
           <w:tcPr>
-            <w:tcW w:type="dxa" w:w="2652"/>
+            <w:tcW w:type="dxa" w:w="2740"/>
             <w:tcBorders>
               <w:top w:val="single" w:color="666666" w:sz="6" w:space="0" w:shadow="0" w:frame="0"/>
               <w:left w:val="single" w:color="666666" w:sz="6" w:space="0" w:shadow="0" w:frame="0"/>
@@ -31621,7 +31621,7 @@
         </w:tc>
         <w:tc>
           <w:tcPr>
-            <w:tcW w:type="dxa" w:w="5708"/>
+            <w:tcW w:type="dxa" w:w="5620"/>
             <w:tcBorders>
               <w:top w:val="single" w:color="666666" w:sz="6" w:space="0" w:shadow="0" w:frame="0"/>
               <w:left w:val="single" w:color="666666" w:sz="6" w:space="0" w:shadow="0" w:frame="0"/>
@@ -31694,7 +31694,7 @@
         </w:trPr>
         <w:tc>
           <w:tcPr>
-            <w:tcW w:type="dxa" w:w="2652"/>
+            <w:tcW w:type="dxa" w:w="2740"/>
             <w:tcBorders>
               <w:top w:val="single" w:color="666666" w:sz="6" w:space="0" w:shadow="0" w:frame="0"/>
               <w:left w:val="single" w:color="666666" w:sz="6" w:space="0" w:shadow="0" w:frame="0"/>
@@ -31726,7 +31726,7 @@
         </w:tc>
         <w:tc>
           <w:tcPr>
-            <w:tcW w:type="dxa" w:w="5708"/>
+            <w:tcW w:type="dxa" w:w="5620"/>
             <w:tcBorders>
               <w:top w:val="single" w:color="666666" w:sz="6" w:space="0" w:shadow="0" w:frame="0"/>
               <w:left w:val="single" w:color="666666" w:sz="6" w:space="0" w:shadow="0" w:frame="0"/>
@@ -31799,7 +31799,7 @@
         </w:trPr>
         <w:tc>
           <w:tcPr>
-            <w:tcW w:type="dxa" w:w="2652"/>
+            <w:tcW w:type="dxa" w:w="2740"/>
             <w:tcBorders>
               <w:top w:val="single" w:color="666666" w:sz="6" w:space="0" w:shadow="0" w:frame="0"/>
               <w:left w:val="single" w:color="666666" w:sz="6" w:space="0" w:shadow="0" w:frame="0"/>
@@ -31831,7 +31831,7 @@
         </w:tc>
         <w:tc>
           <w:tcPr>
-            <w:tcW w:type="dxa" w:w="5708"/>
+            <w:tcW w:type="dxa" w:w="5620"/>
             <w:tcBorders>
               <w:top w:val="single" w:color="666666" w:sz="6" w:space="0" w:shadow="0" w:frame="0"/>
               <w:left w:val="single" w:color="666666" w:sz="6" w:space="0" w:shadow="0" w:frame="0"/>
@@ -31904,7 +31904,7 @@
         </w:trPr>
         <w:tc>
           <w:tcPr>
-            <w:tcW w:type="dxa" w:w="2652"/>
+            <w:tcW w:type="dxa" w:w="2740"/>
             <w:tcBorders>
               <w:top w:val="single" w:color="666666" w:sz="6" w:space="0" w:shadow="0" w:frame="0"/>
               <w:left w:val="single" w:color="666666" w:sz="6" w:space="0" w:shadow="0" w:frame="0"/>
@@ -31936,7 +31936,7 @@
         </w:tc>
         <w:tc>
           <w:tcPr>
-            <w:tcW w:type="dxa" w:w="5708"/>
+            <w:tcW w:type="dxa" w:w="5620"/>
             <w:tcBorders>
               <w:top w:val="single" w:color="666666" w:sz="6" w:space="0" w:shadow="0" w:frame="0"/>
               <w:left w:val="single" w:color="666666" w:sz="6" w:space="0" w:shadow="0" w:frame="0"/>
@@ -32223,8 +32223,8 @@
         <w:tblLayout w:type="fixed"/>
       </w:tblPr>
       <w:tblGrid>
-        <w:gridCol w:w="2737"/>
-        <w:gridCol w:w="5623"/>
+        <w:gridCol w:w="2740"/>
+        <w:gridCol w:w="5620"/>
         <w:gridCol w:w="1000"/>
       </w:tblGrid>
       <w:tr>
@@ -32236,7 +32236,7 @@
         </w:trPr>
         <w:tc>
           <w:tcPr>
-            <w:tcW w:type="dxa" w:w="2737"/>
+            <w:tcW w:type="dxa" w:w="2740"/>
             <w:tcBorders>
               <w:top w:val="single" w:color="666666" w:sz="6" w:space="0" w:shadow="0" w:frame="0"/>
               <w:left w:val="single" w:color="666666" w:sz="6" w:space="0" w:shadow="0" w:frame="0"/>
@@ -32256,7 +32256,7 @@
         </w:tc>
         <w:tc>
           <w:tcPr>
-            <w:tcW w:type="dxa" w:w="5623"/>
+            <w:tcW w:type="dxa" w:w="5620"/>
             <w:tcBorders>
               <w:top w:val="single" w:color="666666" w:sz="6" w:space="0" w:shadow="0" w:frame="0"/>
               <w:left w:val="single" w:color="666666" w:sz="6" w:space="0" w:shadow="0" w:frame="0"/>
@@ -32304,7 +32304,7 @@
         </w:trPr>
         <w:tc>
           <w:tcPr>
-            <w:tcW w:type="dxa" w:w="2737"/>
+            <w:tcW w:type="dxa" w:w="2740"/>
             <w:tcBorders>
               <w:top w:val="single" w:color="666666" w:sz="6" w:space="0" w:shadow="0" w:frame="0"/>
               <w:left w:val="single" w:color="666666" w:sz="6" w:space="0" w:shadow="0" w:frame="0"/>
@@ -32336,7 +32336,7 @@
         </w:tc>
         <w:tc>
           <w:tcPr>
-            <w:tcW w:type="dxa" w:w="5623"/>
+            <w:tcW w:type="dxa" w:w="5620"/>
             <w:tcBorders>
               <w:top w:val="single" w:color="666666" w:sz="6" w:space="0" w:shadow="0" w:frame="0"/>
               <w:left w:val="single" w:color="666666" w:sz="6" w:space="0" w:shadow="0" w:frame="0"/>
@@ -32409,7 +32409,7 @@
         </w:trPr>
         <w:tc>
           <w:tcPr>
-            <w:tcW w:type="dxa" w:w="2737"/>
+            <w:tcW w:type="dxa" w:w="2740"/>
             <w:tcBorders>
               <w:top w:val="single" w:color="666666" w:sz="6" w:space="0" w:shadow="0" w:frame="0"/>
               <w:left w:val="single" w:color="666666" w:sz="6" w:space="0" w:shadow="0" w:frame="0"/>
@@ -32441,7 +32441,7 @@
         </w:tc>
         <w:tc>
           <w:tcPr>
-            <w:tcW w:type="dxa" w:w="5623"/>
+            <w:tcW w:type="dxa" w:w="5620"/>
             <w:tcBorders>
               <w:top w:val="single" w:color="666666" w:sz="6" w:space="0" w:shadow="0" w:frame="0"/>
               <w:left w:val="single" w:color="666666" w:sz="6" w:space="0" w:shadow="0" w:frame="0"/>
@@ -32514,7 +32514,7 @@
         </w:trPr>
         <w:tc>
           <w:tcPr>
-            <w:tcW w:type="dxa" w:w="2737"/>
+            <w:tcW w:type="dxa" w:w="2740"/>
             <w:tcBorders>
               <w:top w:val="single" w:color="666666" w:sz="6" w:space="0" w:shadow="0" w:frame="0"/>
               <w:left w:val="single" w:color="666666" w:sz="6" w:space="0" w:shadow="0" w:frame="0"/>
@@ -32546,7 +32546,7 @@
         </w:tc>
         <w:tc>
           <w:tcPr>
-            <w:tcW w:type="dxa" w:w="5623"/>
+            <w:tcW w:type="dxa" w:w="5620"/>
             <w:tcBorders>
               <w:top w:val="single" w:color="666666" w:sz="6" w:space="0" w:shadow="0" w:frame="0"/>
               <w:left w:val="single" w:color="666666" w:sz="6" w:space="0" w:shadow="0" w:frame="0"/>
@@ -32619,7 +32619,7 @@
         </w:trPr>
         <w:tc>
           <w:tcPr>
-            <w:tcW w:type="dxa" w:w="2737"/>
+            <w:tcW w:type="dxa" w:w="2740"/>
             <w:tcBorders>
               <w:top w:val="single" w:color="666666" w:sz="6" w:space="0" w:shadow="0" w:frame="0"/>
               <w:left w:val="single" w:color="666666" w:sz="6" w:space="0" w:shadow="0" w:frame="0"/>
@@ -32651,7 +32651,7 @@
         </w:tc>
         <w:tc>
           <w:tcPr>
-            <w:tcW w:type="dxa" w:w="5623"/>
+            <w:tcW w:type="dxa" w:w="5620"/>
             <w:tcBorders>
               <w:top w:val="single" w:color="666666" w:sz="6" w:space="0" w:shadow="0" w:frame="0"/>
               <w:left w:val="single" w:color="666666" w:sz="6" w:space="0" w:shadow="0" w:frame="0"/>
@@ -32724,7 +32724,7 @@
         </w:trPr>
         <w:tc>
           <w:tcPr>
-            <w:tcW w:type="dxa" w:w="2737"/>
+            <w:tcW w:type="dxa" w:w="2740"/>
             <w:tcBorders>
               <w:top w:val="single" w:color="666666" w:sz="6" w:space="0" w:shadow="0" w:frame="0"/>
               <w:left w:val="single" w:color="666666" w:sz="6" w:space="0" w:shadow="0" w:frame="0"/>
@@ -32756,7 +32756,7 @@
         </w:tc>
         <w:tc>
           <w:tcPr>
-            <w:tcW w:type="dxa" w:w="5623"/>
+            <w:tcW w:type="dxa" w:w="5620"/>
             <w:tcBorders>
               <w:top w:val="single" w:color="666666" w:sz="6" w:space="0" w:shadow="0" w:frame="0"/>
               <w:left w:val="single" w:color="666666" w:sz="6" w:space="0" w:shadow="0" w:frame="0"/>
@@ -32829,7 +32829,7 @@
         </w:trPr>
         <w:tc>
           <w:tcPr>
-            <w:tcW w:type="dxa" w:w="2737"/>
+            <w:tcW w:type="dxa" w:w="2740"/>
             <w:tcBorders>
               <w:top w:val="single" w:color="666666" w:sz="6" w:space="0" w:shadow="0" w:frame="0"/>
               <w:left w:val="single" w:color="666666" w:sz="6" w:space="0" w:shadow="0" w:frame="0"/>
@@ -32861,7 +32861,7 @@
         </w:tc>
         <w:tc>
           <w:tcPr>
-            <w:tcW w:type="dxa" w:w="5623"/>
+            <w:tcW w:type="dxa" w:w="5620"/>
             <w:tcBorders>
               <w:top w:val="single" w:color="666666" w:sz="6" w:space="0" w:shadow="0" w:frame="0"/>
               <w:left w:val="single" w:color="666666" w:sz="6" w:space="0" w:shadow="0" w:frame="0"/>
@@ -32934,7 +32934,7 @@
         </w:trPr>
         <w:tc>
           <w:tcPr>
-            <w:tcW w:type="dxa" w:w="2737"/>
+            <w:tcW w:type="dxa" w:w="2740"/>
             <w:tcBorders>
               <w:top w:val="single" w:color="666666" w:sz="6" w:space="0" w:shadow="0" w:frame="0"/>
               <w:left w:val="single" w:color="666666" w:sz="6" w:space="0" w:shadow="0" w:frame="0"/>
@@ -32966,7 +32966,7 @@
         </w:tc>
         <w:tc>
           <w:tcPr>
-            <w:tcW w:type="dxa" w:w="5623"/>
+            <w:tcW w:type="dxa" w:w="5620"/>
             <w:tcBorders>
               <w:top w:val="single" w:color="666666" w:sz="6" w:space="0" w:shadow="0" w:frame="0"/>
               <w:left w:val="single" w:color="666666" w:sz="6" w:space="0" w:shadow="0" w:frame="0"/>
@@ -33039,7 +33039,7 @@
         </w:trPr>
         <w:tc>
           <w:tcPr>
-            <w:tcW w:type="dxa" w:w="2737"/>
+            <w:tcW w:type="dxa" w:w="2740"/>
             <w:tcBorders>
               <w:top w:val="single" w:color="666666" w:sz="6" w:space="0" w:shadow="0" w:frame="0"/>
               <w:left w:val="single" w:color="666666" w:sz="6" w:space="0" w:shadow="0" w:frame="0"/>
@@ -33071,7 +33071,7 @@
         </w:tc>
         <w:tc>
           <w:tcPr>
-            <w:tcW w:type="dxa" w:w="5623"/>
+            <w:tcW w:type="dxa" w:w="5620"/>
             <w:tcBorders>
               <w:top w:val="single" w:color="666666" w:sz="6" w:space="0" w:shadow="0" w:frame="0"/>
               <w:left w:val="single" w:color="666666" w:sz="6" w:space="0" w:shadow="0" w:frame="0"/>
@@ -33144,7 +33144,7 @@
         </w:trPr>
         <w:tc>
           <w:tcPr>
-            <w:tcW w:type="dxa" w:w="2737"/>
+            <w:tcW w:type="dxa" w:w="2740"/>
             <w:tcBorders>
               <w:top w:val="single" w:color="666666" w:sz="6" w:space="0" w:shadow="0" w:frame="0"/>
               <w:left w:val="single" w:color="666666" w:sz="6" w:space="0" w:shadow="0" w:frame="0"/>
@@ -33176,7 +33176,7 @@
         </w:tc>
         <w:tc>
           <w:tcPr>
-            <w:tcW w:type="dxa" w:w="5623"/>
+            <w:tcW w:type="dxa" w:w="5620"/>
             <w:tcBorders>
               <w:top w:val="single" w:color="666666" w:sz="6" w:space="0" w:shadow="0" w:frame="0"/>
               <w:left w:val="single" w:color="666666" w:sz="6" w:space="0" w:shadow="0" w:frame="0"/>
@@ -33249,7 +33249,7 @@
         </w:trPr>
         <w:tc>
           <w:tcPr>
-            <w:tcW w:type="dxa" w:w="2737"/>
+            <w:tcW w:type="dxa" w:w="2740"/>
             <w:tcBorders>
               <w:top w:val="single" w:color="666666" w:sz="6" w:space="0" w:shadow="0" w:frame="0"/>
               <w:left w:val="single" w:color="666666" w:sz="6" w:space="0" w:shadow="0" w:frame="0"/>
@@ -33281,7 +33281,7 @@
         </w:tc>
         <w:tc>
           <w:tcPr>
-            <w:tcW w:type="dxa" w:w="5623"/>
+            <w:tcW w:type="dxa" w:w="5620"/>
             <w:tcBorders>
               <w:top w:val="single" w:color="666666" w:sz="6" w:space="0" w:shadow="0" w:frame="0"/>
               <w:left w:val="single" w:color="666666" w:sz="6" w:space="0" w:shadow="0" w:frame="0"/>
@@ -33354,7 +33354,7 @@
         </w:trPr>
         <w:tc>
           <w:tcPr>
-            <w:tcW w:type="dxa" w:w="2737"/>
+            <w:tcW w:type="dxa" w:w="2740"/>
             <w:tcBorders>
               <w:top w:val="single" w:color="666666" w:sz="6" w:space="0" w:shadow="0" w:frame="0"/>
               <w:left w:val="single" w:color="666666" w:sz="6" w:space="0" w:shadow="0" w:frame="0"/>
@@ -33386,7 +33386,7 @@
         </w:tc>
         <w:tc>
           <w:tcPr>
-            <w:tcW w:type="dxa" w:w="5623"/>
+            <w:tcW w:type="dxa" w:w="5620"/>
             <w:tcBorders>
               <w:top w:val="single" w:color="666666" w:sz="6" w:space="0" w:shadow="0" w:frame="0"/>
               <w:left w:val="single" w:color="666666" w:sz="6" w:space="0" w:shadow="0" w:frame="0"/>
@@ -33459,7 +33459,7 @@
         </w:trPr>
         <w:tc>
           <w:tcPr>
-            <w:tcW w:type="dxa" w:w="2737"/>
+            <w:tcW w:type="dxa" w:w="2740"/>
             <w:tcBorders>
               <w:top w:val="single" w:color="666666" w:sz="6" w:space="0" w:shadow="0" w:frame="0"/>
               <w:left w:val="single" w:color="666666" w:sz="6" w:space="0" w:shadow="0" w:frame="0"/>
@@ -33491,7 +33491,7 @@
         </w:tc>
         <w:tc>
           <w:tcPr>
-            <w:tcW w:type="dxa" w:w="5623"/>
+            <w:tcW w:type="dxa" w:w="5620"/>
             <w:tcBorders>
               <w:top w:val="single" w:color="666666" w:sz="6" w:space="0" w:shadow="0" w:frame="0"/>
               <w:left w:val="single" w:color="666666" w:sz="6" w:space="0" w:shadow="0" w:frame="0"/>
@@ -33695,8 +33695,8 @@
         <w:tblLayout w:type="fixed"/>
       </w:tblPr>
       <w:tblGrid>
-        <w:gridCol w:w="2732"/>
-        <w:gridCol w:w="5628"/>
+        <w:gridCol w:w="2740"/>
+        <w:gridCol w:w="5620"/>
         <w:gridCol w:w="1000"/>
       </w:tblGrid>
       <w:tr>
@@ -33708,7 +33708,7 @@
         </w:trPr>
         <w:tc>
           <w:tcPr>
-            <w:tcW w:type="dxa" w:w="2732"/>
+            <w:tcW w:type="dxa" w:w="2740"/>
             <w:tcBorders>
               <w:top w:val="single" w:color="666666" w:sz="6" w:space="0" w:shadow="0" w:frame="0"/>
               <w:left w:val="single" w:color="666666" w:sz="6" w:space="0" w:shadow="0" w:frame="0"/>
@@ -33728,7 +33728,7 @@
         </w:tc>
         <w:tc>
           <w:tcPr>
-            <w:tcW w:type="dxa" w:w="5628"/>
+            <w:tcW w:type="dxa" w:w="5620"/>
             <w:tcBorders>
               <w:top w:val="single" w:color="666666" w:sz="6" w:space="0" w:shadow="0" w:frame="0"/>
               <w:left w:val="single" w:color="666666" w:sz="6" w:space="0" w:shadow="0" w:frame="0"/>
@@ -33776,7 +33776,7 @@
         </w:trPr>
         <w:tc>
           <w:tcPr>
-            <w:tcW w:type="dxa" w:w="2732"/>
+            <w:tcW w:type="dxa" w:w="2740"/>
             <w:tcBorders>
               <w:top w:val="single" w:color="666666" w:sz="6" w:space="0" w:shadow="0" w:frame="0"/>
               <w:left w:val="single" w:color="666666" w:sz="6" w:space="0" w:shadow="0" w:frame="0"/>
@@ -33808,7 +33808,7 @@
         </w:tc>
         <w:tc>
           <w:tcPr>
-            <w:tcW w:type="dxa" w:w="5628"/>
+            <w:tcW w:type="dxa" w:w="5620"/>
             <w:tcBorders>
               <w:top w:val="single" w:color="666666" w:sz="6" w:space="0" w:shadow="0" w:frame="0"/>
               <w:left w:val="single" w:color="666666" w:sz="6" w:space="0" w:shadow="0" w:frame="0"/>
@@ -33881,7 +33881,7 @@
         </w:trPr>
         <w:tc>
           <w:tcPr>
-            <w:tcW w:type="dxa" w:w="2732"/>
+            <w:tcW w:type="dxa" w:w="2740"/>
             <w:tcBorders>
               <w:top w:val="single" w:color="666666" w:sz="6" w:space="0" w:shadow="0" w:frame="0"/>
               <w:left w:val="single" w:color="666666" w:sz="6" w:space="0" w:shadow="0" w:frame="0"/>
@@ -33913,7 +33913,7 @@
         </w:tc>
         <w:tc>
           <w:tcPr>
-            <w:tcW w:type="dxa" w:w="5628"/>
+            <w:tcW w:type="dxa" w:w="5620"/>
             <w:tcBorders>
               <w:top w:val="single" w:color="000000" w:sz="6" w:space="0" w:shadow="0" w:frame="0"/>
               <w:left w:val="single" w:color="000000" w:sz="6" w:space="0" w:shadow="0" w:frame="0"/>
@@ -33986,7 +33986,7 @@
         </w:trPr>
         <w:tc>
           <w:tcPr>
-            <w:tcW w:type="dxa" w:w="2732"/>
+            <w:tcW w:type="dxa" w:w="2740"/>
             <w:tcBorders>
               <w:top w:val="single" w:color="666666" w:sz="6" w:space="0" w:shadow="0" w:frame="0"/>
               <w:left w:val="single" w:color="666666" w:sz="6" w:space="0" w:shadow="0" w:frame="0"/>
@@ -34018,7 +34018,7 @@
         </w:tc>
         <w:tc>
           <w:tcPr>
-            <w:tcW w:type="dxa" w:w="5628"/>
+            <w:tcW w:type="dxa" w:w="5620"/>
             <w:tcBorders>
               <w:top w:val="single" w:color="000000" w:sz="6" w:space="0" w:shadow="0" w:frame="0"/>
               <w:left w:val="single" w:color="666666" w:sz="6" w:space="0" w:shadow="0" w:frame="0"/>
@@ -34091,7 +34091,7 @@
         </w:trPr>
         <w:tc>
           <w:tcPr>
-            <w:tcW w:type="dxa" w:w="2732"/>
+            <w:tcW w:type="dxa" w:w="2740"/>
             <w:tcBorders>
               <w:top w:val="single" w:color="666666" w:sz="6" w:space="0" w:shadow="0" w:frame="0"/>
               <w:left w:val="single" w:color="666666" w:sz="6" w:space="0" w:shadow="0" w:frame="0"/>
@@ -34123,7 +34123,7 @@
         </w:tc>
         <w:tc>
           <w:tcPr>
-            <w:tcW w:type="dxa" w:w="5628"/>
+            <w:tcW w:type="dxa" w:w="5620"/>
             <w:tcBorders>
               <w:top w:val="single" w:color="666666" w:sz="6" w:space="0" w:shadow="0" w:frame="0"/>
               <w:left w:val="single" w:color="666666" w:sz="6" w:space="0" w:shadow="0" w:frame="0"/>
@@ -34196,7 +34196,7 @@
         </w:trPr>
         <w:tc>
           <w:tcPr>
-            <w:tcW w:type="dxa" w:w="2732"/>
+            <w:tcW w:type="dxa" w:w="2740"/>
             <w:tcBorders>
               <w:top w:val="single" w:color="666666" w:sz="6" w:space="0" w:shadow="0" w:frame="0"/>
               <w:left w:val="single" w:color="666666" w:sz="6" w:space="0" w:shadow="0" w:frame="0"/>
@@ -34228,7 +34228,7 @@
         </w:tc>
         <w:tc>
           <w:tcPr>
-            <w:tcW w:type="dxa" w:w="5628"/>
+            <w:tcW w:type="dxa" w:w="5620"/>
             <w:tcBorders>
               <w:top w:val="single" w:color="666666" w:sz="6" w:space="0" w:shadow="0" w:frame="0"/>
               <w:left w:val="single" w:color="666666" w:sz="6" w:space="0" w:shadow="0" w:frame="0"/>
@@ -34301,7 +34301,7 @@
         </w:trPr>
         <w:tc>
           <w:tcPr>
-            <w:tcW w:type="dxa" w:w="2732"/>
+            <w:tcW w:type="dxa" w:w="2740"/>
             <w:tcBorders>
               <w:top w:val="single" w:color="666666" w:sz="6" w:space="0" w:shadow="0" w:frame="0"/>
               <w:left w:val="single" w:color="666666" w:sz="6" w:space="0" w:shadow="0" w:frame="0"/>
@@ -34333,7 +34333,7 @@
         </w:tc>
         <w:tc>
           <w:tcPr>
-            <w:tcW w:type="dxa" w:w="5628"/>
+            <w:tcW w:type="dxa" w:w="5620"/>
             <w:tcBorders>
               <w:top w:val="single" w:color="666666" w:sz="6" w:space="0" w:shadow="0" w:frame="0"/>
               <w:left w:val="single" w:color="666666" w:sz="6" w:space="0" w:shadow="0" w:frame="0"/>
@@ -34406,7 +34406,7 @@
         </w:trPr>
         <w:tc>
           <w:tcPr>
-            <w:tcW w:type="dxa" w:w="2732"/>
+            <w:tcW w:type="dxa" w:w="2740"/>
             <w:tcBorders>
               <w:top w:val="single" w:color="666666" w:sz="6" w:space="0" w:shadow="0" w:frame="0"/>
               <w:left w:val="single" w:color="666666" w:sz="6" w:space="0" w:shadow="0" w:frame="0"/>
@@ -34438,7 +34438,7 @@
         </w:tc>
         <w:tc>
           <w:tcPr>
-            <w:tcW w:type="dxa" w:w="5628"/>
+            <w:tcW w:type="dxa" w:w="5620"/>
             <w:tcBorders>
               <w:top w:val="single" w:color="666666" w:sz="6" w:space="0" w:shadow="0" w:frame="0"/>
               <w:left w:val="single" w:color="666666" w:sz="6" w:space="0" w:shadow="0" w:frame="0"/>
@@ -34511,7 +34511,7 @@
         </w:trPr>
         <w:tc>
           <w:tcPr>
-            <w:tcW w:type="dxa" w:w="2732"/>
+            <w:tcW w:type="dxa" w:w="2740"/>
             <w:tcBorders>
               <w:top w:val="single" w:color="666666" w:sz="6" w:space="0" w:shadow="0" w:frame="0"/>
               <w:left w:val="single" w:color="666666" w:sz="6" w:space="0" w:shadow="0" w:frame="0"/>
@@ -34543,7 +34543,7 @@
         </w:tc>
         <w:tc>
           <w:tcPr>
-            <w:tcW w:type="dxa" w:w="5628"/>
+            <w:tcW w:type="dxa" w:w="5620"/>
             <w:tcBorders>
               <w:top w:val="single" w:color="666666" w:sz="6" w:space="0" w:shadow="0" w:frame="0"/>
               <w:left w:val="single" w:color="666666" w:sz="6" w:space="0" w:shadow="0" w:frame="0"/>
@@ -34616,7 +34616,7 @@
         </w:trPr>
         <w:tc>
           <w:tcPr>
-            <w:tcW w:type="dxa" w:w="2732"/>
+            <w:tcW w:type="dxa" w:w="2740"/>
             <w:tcBorders>
               <w:top w:val="single" w:color="666666" w:sz="6" w:space="0" w:shadow="0" w:frame="0"/>
               <w:left w:val="single" w:color="666666" w:sz="6" w:space="0" w:shadow="0" w:frame="0"/>
@@ -34648,7 +34648,7 @@
         </w:tc>
         <w:tc>
           <w:tcPr>
-            <w:tcW w:type="dxa" w:w="5628"/>
+            <w:tcW w:type="dxa" w:w="5620"/>
             <w:tcBorders>
               <w:top w:val="single" w:color="666666" w:sz="6" w:space="0" w:shadow="0" w:frame="0"/>
               <w:left w:val="single" w:color="666666" w:sz="6" w:space="0" w:shadow="0" w:frame="0"/>
@@ -34721,7 +34721,7 @@
         </w:trPr>
         <w:tc>
           <w:tcPr>
-            <w:tcW w:type="dxa" w:w="2732"/>
+            <w:tcW w:type="dxa" w:w="2740"/>
             <w:tcBorders>
               <w:top w:val="single" w:color="666666" w:sz="6" w:space="0" w:shadow="0" w:frame="0"/>
               <w:left w:val="single" w:color="666666" w:sz="6" w:space="0" w:shadow="0" w:frame="0"/>
@@ -34753,7 +34753,7 @@
         </w:tc>
         <w:tc>
           <w:tcPr>
-            <w:tcW w:type="dxa" w:w="5628"/>
+            <w:tcW w:type="dxa" w:w="5620"/>
             <w:tcBorders>
               <w:top w:val="single" w:color="666666" w:sz="6" w:space="0" w:shadow="0" w:frame="0"/>
               <w:left w:val="single" w:color="666666" w:sz="6" w:space="0" w:shadow="0" w:frame="0"/>
@@ -34826,7 +34826,7 @@
         </w:trPr>
         <w:tc>
           <w:tcPr>
-            <w:tcW w:type="dxa" w:w="2732"/>
+            <w:tcW w:type="dxa" w:w="2740"/>
             <w:tcBorders>
               <w:top w:val="single" w:color="666666" w:sz="6" w:space="0" w:shadow="0" w:frame="0"/>
               <w:left w:val="single" w:color="666666" w:sz="6" w:space="0" w:shadow="0" w:frame="0"/>
@@ -34858,7 +34858,7 @@
         </w:tc>
         <w:tc>
           <w:tcPr>
-            <w:tcW w:type="dxa" w:w="5628"/>
+            <w:tcW w:type="dxa" w:w="5620"/>
             <w:tcBorders>
               <w:top w:val="single" w:color="666666" w:sz="6" w:space="0" w:shadow="0" w:frame="0"/>
               <w:left w:val="single" w:color="666666" w:sz="6" w:space="0" w:shadow="0" w:frame="0"/>
@@ -34931,7 +34931,7 @@
         </w:trPr>
         <w:tc>
           <w:tcPr>
-            <w:tcW w:type="dxa" w:w="2732"/>
+            <w:tcW w:type="dxa" w:w="2740"/>
             <w:tcBorders>
               <w:top w:val="single" w:color="666666" w:sz="6" w:space="0" w:shadow="0" w:frame="0"/>
               <w:left w:val="single" w:color="666666" w:sz="6" w:space="0" w:shadow="0" w:frame="0"/>
@@ -34963,7 +34963,7 @@
         </w:tc>
         <w:tc>
           <w:tcPr>
-            <w:tcW w:type="dxa" w:w="5628"/>
+            <w:tcW w:type="dxa" w:w="5620"/>
             <w:tcBorders>
               <w:top w:val="single" w:color="666666" w:sz="6" w:space="0" w:shadow="0" w:frame="0"/>
               <w:left w:val="single" w:color="666666" w:sz="6" w:space="0" w:shadow="0" w:frame="0"/>
@@ -35036,7 +35036,7 @@
         </w:trPr>
         <w:tc>
           <w:tcPr>
-            <w:tcW w:type="dxa" w:w="2732"/>
+            <w:tcW w:type="dxa" w:w="2740"/>
             <w:tcBorders>
               <w:top w:val="single" w:color="666666" w:sz="6" w:space="0" w:shadow="0" w:frame="0"/>
               <w:left w:val="single" w:color="666666" w:sz="6" w:space="0" w:shadow="0" w:frame="0"/>
@@ -35068,7 +35068,7 @@
         </w:tc>
         <w:tc>
           <w:tcPr>
-            <w:tcW w:type="dxa" w:w="5628"/>
+            <w:tcW w:type="dxa" w:w="5620"/>
             <w:tcBorders>
               <w:top w:val="single" w:color="666666" w:sz="6" w:space="0" w:shadow="0" w:frame="0"/>
               <w:left w:val="single" w:color="666666" w:sz="6" w:space="0" w:shadow="0" w:frame="0"/>
@@ -35141,7 +35141,7 @@
         </w:trPr>
         <w:tc>
           <w:tcPr>
-            <w:tcW w:type="dxa" w:w="2732"/>
+            <w:tcW w:type="dxa" w:w="2740"/>
             <w:tcBorders>
               <w:top w:val="single" w:color="666666" w:sz="6" w:space="0" w:shadow="0" w:frame="0"/>
               <w:left w:val="single" w:color="666666" w:sz="6" w:space="0" w:shadow="0" w:frame="0"/>
@@ -35173,7 +35173,7 @@
         </w:tc>
         <w:tc>
           <w:tcPr>
-            <w:tcW w:type="dxa" w:w="5628"/>
+            <w:tcW w:type="dxa" w:w="5620"/>
             <w:tcBorders>
               <w:top w:val="single" w:color="666666" w:sz="6" w:space="0" w:shadow="0" w:frame="0"/>
               <w:left w:val="single" w:color="666666" w:sz="6" w:space="0" w:shadow="0" w:frame="0"/>
@@ -35246,7 +35246,7 @@
         </w:trPr>
         <w:tc>
           <w:tcPr>
-            <w:tcW w:type="dxa" w:w="2732"/>
+            <w:tcW w:type="dxa" w:w="2740"/>
             <w:tcBorders>
               <w:top w:val="single" w:color="666666" w:sz="6" w:space="0" w:shadow="0" w:frame="0"/>
               <w:left w:val="single" w:color="666666" w:sz="6" w:space="0" w:shadow="0" w:frame="0"/>
@@ -35278,7 +35278,7 @@
         </w:tc>
         <w:tc>
           <w:tcPr>
-            <w:tcW w:type="dxa" w:w="5628"/>
+            <w:tcW w:type="dxa" w:w="5620"/>
             <w:tcBorders>
               <w:top w:val="single" w:color="666666" w:sz="6" w:space="0" w:shadow="0" w:frame="0"/>
               <w:left w:val="single" w:color="666666" w:sz="6" w:space="0" w:shadow="0" w:frame="0"/>
@@ -35351,7 +35351,7 @@
         </w:trPr>
         <w:tc>
           <w:tcPr>
-            <w:tcW w:type="dxa" w:w="2732"/>
+            <w:tcW w:type="dxa" w:w="2740"/>
             <w:tcBorders>
               <w:top w:val="single" w:color="666666" w:sz="6" w:space="0" w:shadow="0" w:frame="0"/>
               <w:left w:val="single" w:color="666666" w:sz="6" w:space="0" w:shadow="0" w:frame="0"/>
@@ -35383,7 +35383,7 @@
         </w:tc>
         <w:tc>
           <w:tcPr>
-            <w:tcW w:type="dxa" w:w="5628"/>
+            <w:tcW w:type="dxa" w:w="5620"/>
             <w:tcBorders>
               <w:top w:val="single" w:color="666666" w:sz="6" w:space="0" w:shadow="0" w:frame="0"/>
               <w:left w:val="single" w:color="666666" w:sz="6" w:space="0" w:shadow="0" w:frame="0"/>
@@ -35456,7 +35456,7 @@
         </w:trPr>
         <w:tc>
           <w:tcPr>
-            <w:tcW w:type="dxa" w:w="2732"/>
+            <w:tcW w:type="dxa" w:w="2740"/>
             <w:tcBorders>
               <w:top w:val="single" w:color="666666" w:sz="6" w:space="0" w:shadow="0" w:frame="0"/>
               <w:left w:val="single" w:color="666666" w:sz="6" w:space="0" w:shadow="0" w:frame="0"/>
@@ -35488,7 +35488,7 @@
         </w:tc>
         <w:tc>
           <w:tcPr>
-            <w:tcW w:type="dxa" w:w="5628"/>
+            <w:tcW w:type="dxa" w:w="5620"/>
             <w:tcBorders>
               <w:top w:val="single" w:color="666666" w:sz="6" w:space="0" w:shadow="0" w:frame="0"/>
               <w:left w:val="single" w:color="666666" w:sz="6" w:space="0" w:shadow="0" w:frame="0"/>
@@ -35561,7 +35561,7 @@
         </w:trPr>
         <w:tc>
           <w:tcPr>
-            <w:tcW w:type="dxa" w:w="2732"/>
+            <w:tcW w:type="dxa" w:w="2740"/>
             <w:tcBorders>
               <w:top w:val="single" w:color="666666" w:sz="6" w:space="0" w:shadow="0" w:frame="0"/>
               <w:left w:val="single" w:color="666666" w:sz="6" w:space="0" w:shadow="0" w:frame="0"/>
@@ -35593,7 +35593,7 @@
         </w:tc>
         <w:tc>
           <w:tcPr>
-            <w:tcW w:type="dxa" w:w="5628"/>
+            <w:tcW w:type="dxa" w:w="5620"/>
             <w:tcBorders>
               <w:top w:val="single" w:color="666666" w:sz="6" w:space="0" w:shadow="0" w:frame="0"/>
               <w:left w:val="single" w:color="666666" w:sz="6" w:space="0" w:shadow="0" w:frame="0"/>
@@ -35666,7 +35666,7 @@
         </w:trPr>
         <w:tc>
           <w:tcPr>
-            <w:tcW w:type="dxa" w:w="2732"/>
+            <w:tcW w:type="dxa" w:w="2740"/>
             <w:tcBorders>
               <w:top w:val="single" w:color="666666" w:sz="6" w:space="0" w:shadow="0" w:frame="0"/>
               <w:left w:val="single" w:color="666666" w:sz="6" w:space="0" w:shadow="0" w:frame="0"/>
@@ -35698,7 +35698,7 @@
         </w:tc>
         <w:tc>
           <w:tcPr>
-            <w:tcW w:type="dxa" w:w="5628"/>
+            <w:tcW w:type="dxa" w:w="5620"/>
             <w:tcBorders>
               <w:top w:val="single" w:color="666666" w:sz="6" w:space="0" w:shadow="0" w:frame="0"/>
               <w:left w:val="single" w:color="666666" w:sz="6" w:space="0" w:shadow="0" w:frame="0"/>

--- a/survey_template_owner.docx
+++ b/survey_template_owner.docx
@@ -704,7 +704,7 @@
       <w:tblPr>
         <w:tblW w:w="9360" w:type="dxa"/>
         <w:jc w:val="left"/>
-        <w:tblInd w:w="1080" w:type="dxa"/>
+        <w:tblInd w:w="0" w:type="dxa"/>
         <w:tblBorders>
           <w:top w:val="single" w:color="ffffff" w:sz="8" w:space="0" w:shadow="0" w:frame="0"/>
           <w:left w:val="single" w:color="ffffff" w:sz="8" w:space="0" w:shadow="0" w:frame="0"/>
@@ -717,8 +717,8 @@
         <w:tblLayout w:type="fixed"/>
       </w:tblPr>
       <w:tblGrid>
-        <w:gridCol w:w="3060"/>
-        <w:gridCol w:w="6300"/>
+        <w:gridCol w:w="2740"/>
+        <w:gridCol w:w="6620"/>
       </w:tblGrid>
       <w:tr>
         <w:tblPrEx>
@@ -758,7 +758,7 @@
         </w:trPr>
         <w:tc>
           <w:tcPr>
-            <w:tcW w:type="dxa" w:w="3060"/>
+            <w:tcW w:type="dxa" w:w="2740"/>
             <w:tcBorders>
               <w:top w:val="single" w:color="666666" w:sz="6" w:space="0" w:shadow="0" w:frame="0"/>
               <w:left w:val="single" w:color="666666" w:sz="6" w:space="0" w:shadow="0" w:frame="0"/>
@@ -790,7 +790,7 @@
         </w:tc>
         <w:tc>
           <w:tcPr>
-            <w:tcW w:type="dxa" w:w="6300"/>
+            <w:tcW w:type="dxa" w:w="6620"/>
             <w:tcBorders>
               <w:top w:val="single" w:color="666666" w:sz="6" w:space="0" w:shadow="0" w:frame="0"/>
               <w:left w:val="single" w:color="666666" w:sz="6" w:space="0" w:shadow="0" w:frame="0"/>
@@ -830,7 +830,7 @@
         </w:trPr>
         <w:tc>
           <w:tcPr>
-            <w:tcW w:type="dxa" w:w="3060"/>
+            <w:tcW w:type="dxa" w:w="2740"/>
             <w:tcBorders>
               <w:top w:val="single" w:color="666666" w:sz="6" w:space="0" w:shadow="0" w:frame="0"/>
               <w:left w:val="single" w:color="666666" w:sz="6" w:space="0" w:shadow="0" w:frame="0"/>
@@ -862,7 +862,7 @@
         </w:tc>
         <w:tc>
           <w:tcPr>
-            <w:tcW w:type="dxa" w:w="6300"/>
+            <w:tcW w:type="dxa" w:w="6620"/>
             <w:tcBorders>
               <w:top w:val="single" w:color="666666" w:sz="6" w:space="0" w:shadow="0" w:frame="0"/>
               <w:left w:val="single" w:color="666666" w:sz="6" w:space="0" w:shadow="0" w:frame="0"/>
@@ -902,7 +902,7 @@
         </w:trPr>
         <w:tc>
           <w:tcPr>
-            <w:tcW w:type="dxa" w:w="3060"/>
+            <w:tcW w:type="dxa" w:w="2740"/>
             <w:tcBorders>
               <w:top w:val="single" w:color="666666" w:sz="6" w:space="0" w:shadow="0" w:frame="0"/>
               <w:left w:val="single" w:color="666666" w:sz="6" w:space="0" w:shadow="0" w:frame="0"/>
@@ -934,7 +934,7 @@
         </w:tc>
         <w:tc>
           <w:tcPr>
-            <w:tcW w:type="dxa" w:w="6300"/>
+            <w:tcW w:type="dxa" w:w="6620"/>
             <w:tcBorders>
               <w:top w:val="single" w:color="666666" w:sz="6" w:space="0" w:shadow="0" w:frame="0"/>
               <w:left w:val="single" w:color="666666" w:sz="6" w:space="0" w:shadow="0" w:frame="0"/>
@@ -974,7 +974,7 @@
         </w:trPr>
         <w:tc>
           <w:tcPr>
-            <w:tcW w:type="dxa" w:w="3060"/>
+            <w:tcW w:type="dxa" w:w="2740"/>
             <w:tcBorders>
               <w:top w:val="single" w:color="666666" w:sz="6" w:space="0" w:shadow="0" w:frame="0"/>
               <w:left w:val="single" w:color="666666" w:sz="6" w:space="0" w:shadow="0" w:frame="0"/>
@@ -1006,7 +1006,7 @@
         </w:tc>
         <w:tc>
           <w:tcPr>
-            <w:tcW w:type="dxa" w:w="6300"/>
+            <w:tcW w:type="dxa" w:w="6620"/>
             <w:tcBorders>
               <w:top w:val="single" w:color="666666" w:sz="6" w:space="0" w:shadow="0" w:frame="0"/>
               <w:left w:val="single" w:color="666666" w:sz="6" w:space="0" w:shadow="0" w:frame="0"/>
@@ -1046,7 +1046,7 @@
         </w:trPr>
         <w:tc>
           <w:tcPr>
-            <w:tcW w:type="dxa" w:w="3060"/>
+            <w:tcW w:type="dxa" w:w="2740"/>
             <w:tcBorders>
               <w:top w:val="single" w:color="666666" w:sz="6" w:space="0" w:shadow="0" w:frame="0"/>
               <w:left w:val="single" w:color="666666" w:sz="6" w:space="0" w:shadow="0" w:frame="0"/>
@@ -1078,7 +1078,7 @@
         </w:tc>
         <w:tc>
           <w:tcPr>
-            <w:tcW w:type="dxa" w:w="6300"/>
+            <w:tcW w:type="dxa" w:w="6620"/>
             <w:tcBorders>
               <w:top w:val="single" w:color="666666" w:sz="6" w:space="0" w:shadow="0" w:frame="0"/>
               <w:left w:val="single" w:color="666666" w:sz="6" w:space="0" w:shadow="0" w:frame="0"/>
@@ -1118,7 +1118,7 @@
         </w:trPr>
         <w:tc>
           <w:tcPr>
-            <w:tcW w:type="dxa" w:w="3060"/>
+            <w:tcW w:type="dxa" w:w="2740"/>
             <w:tcBorders>
               <w:top w:val="single" w:color="666666" w:sz="6" w:space="0" w:shadow="0" w:frame="0"/>
               <w:left w:val="single" w:color="666666" w:sz="6" w:space="0" w:shadow="0" w:frame="0"/>
@@ -1150,7 +1150,7 @@
         </w:tc>
         <w:tc>
           <w:tcPr>
-            <w:tcW w:type="dxa" w:w="6300"/>
+            <w:tcW w:type="dxa" w:w="6620"/>
             <w:tcBorders>
               <w:top w:val="single" w:color="666666" w:sz="6" w:space="0" w:shadow="0" w:frame="0"/>
               <w:left w:val="single" w:color="666666" w:sz="6" w:space="0" w:shadow="0" w:frame="0"/>
@@ -1190,7 +1190,7 @@
         </w:trPr>
         <w:tc>
           <w:tcPr>
-            <w:tcW w:type="dxa" w:w="3060"/>
+            <w:tcW w:type="dxa" w:w="2740"/>
             <w:tcBorders>
               <w:top w:val="single" w:color="666666" w:sz="6" w:space="0" w:shadow="0" w:frame="0"/>
               <w:left w:val="single" w:color="666666" w:sz="6" w:space="0" w:shadow="0" w:frame="0"/>
@@ -1222,7 +1222,7 @@
         </w:tc>
         <w:tc>
           <w:tcPr>
-            <w:tcW w:type="dxa" w:w="6300"/>
+            <w:tcW w:type="dxa" w:w="6620"/>
             <w:tcBorders>
               <w:top w:val="single" w:color="666666" w:sz="6" w:space="0" w:shadow="0" w:frame="0"/>
               <w:left w:val="single" w:color="666666" w:sz="6" w:space="0" w:shadow="0" w:frame="0"/>
@@ -1262,7 +1262,7 @@
         </w:trPr>
         <w:tc>
           <w:tcPr>
-            <w:tcW w:type="dxa" w:w="3060"/>
+            <w:tcW w:type="dxa" w:w="2740"/>
             <w:tcBorders>
               <w:top w:val="single" w:color="666666" w:sz="6" w:space="0" w:shadow="0" w:frame="0"/>
               <w:left w:val="single" w:color="666666" w:sz="6" w:space="0" w:shadow="0" w:frame="0"/>
@@ -1294,7 +1294,7 @@
         </w:tc>
         <w:tc>
           <w:tcPr>
-            <w:tcW w:type="dxa" w:w="6300"/>
+            <w:tcW w:type="dxa" w:w="6620"/>
             <w:tcBorders>
               <w:top w:val="single" w:color="666666" w:sz="6" w:space="0" w:shadow="0" w:frame="0"/>
               <w:left w:val="single" w:color="666666" w:sz="6" w:space="0" w:shadow="0" w:frame="0"/>
@@ -2296,8 +2296,7 @@
       </w:tblPr>
       <w:tblGrid>
         <w:gridCol w:w="2740"/>
-        <w:gridCol w:w="5620"/>
-        <w:gridCol w:w="1000"/>
+        <w:gridCol w:w="6620"/>
       </w:tblGrid>
       <w:tr>
         <w:tblPrEx>
@@ -2342,7 +2341,7 @@
         </w:tc>
         <w:tc>
           <w:tcPr>
-            <w:tcW w:type="dxa" w:w="5620"/>
+            <w:tcW w:type="dxa" w:w="6620"/>
             <w:tcBorders>
               <w:top w:val="single" w:color="666666" w:sz="6" w:space="0" w:shadow="0" w:frame="0"/>
               <w:left w:val="single" w:color="666666" w:sz="6" w:space="0" w:shadow="0" w:frame="0"/>
@@ -2371,41 +2370,6 @@
                 <w:lang w:val="en-US"/>
               </w:rPr>
               <w:t>{{vessel_name}}</w:t>
-            </w:r>
-          </w:p>
-        </w:tc>
-        <w:tc>
-          <w:tcPr>
-            <w:tcW w:type="dxa" w:w="1000"/>
-            <w:tcBorders>
-              <w:top w:val="single" w:color="666666" w:sz="6" w:space="0" w:shadow="0" w:frame="0"/>
-              <w:left w:val="single" w:color="666666" w:sz="6" w:space="0" w:shadow="0" w:frame="0"/>
-              <w:bottom w:val="single" w:color="666666" w:sz="6" w:space="0" w:shadow="0" w:frame="0"/>
-              <w:right w:val="single" w:color="666666" w:sz="6" w:space="0" w:shadow="0" w:frame="0"/>
-            </w:tcBorders>
-            <w:shd w:val="clear" w:color="auto" w:fill="b2b2b2"/>
-            <w:tcMar>
-              <w:top w:type="dxa" w:w="80"/>
-              <w:left w:type="dxa" w:w="80"/>
-              <w:bottom w:type="dxa" w:w="80"/>
-              <w:right w:type="dxa" w:w="80"/>
-            </w:tcMar>
-            <w:vAlign w:val="top"/>
-          </w:tcPr>
-          <w:p>
-            <w:pPr>
-              <w:jc w:val="right"/>
-              <w:pStyle w:val="Body A"/>
-            </w:pPr>
-            <w:r>
-              <w:rPr>
-                <w:b w:val="1"/>
-                <w:bCs w:val="1"/>
-                <w:shd w:val="nil" w:color="auto" w:fill="auto"/>
-                <w:rtl w:val="0"/>
-                <w:lang w:val="en-US"/>
-              </w:rPr>
-              <w:t>{{vessel_name_date}}</w:t>
             </w:r>
           </w:p>
         </w:tc>
@@ -2451,7 +2415,7 @@
         </w:tc>
         <w:tc>
           <w:tcPr>
-            <w:tcW w:type="dxa" w:w="5620"/>
+            <w:tcW w:type="dxa" w:w="6620"/>
             <w:tcBorders>
               <w:top w:val="single" w:color="666666" w:sz="6" w:space="0" w:shadow="0" w:frame="0"/>
               <w:left w:val="single" w:color="666666" w:sz="6" w:space="0" w:shadow="0" w:frame="0"/>
@@ -2478,39 +2442,6 @@
                 <w:lang w:val="en-US"/>
               </w:rPr>
               <w:t xml:space="preserve"> {{vessel_type}}</w:t>
-            </w:r>
-          </w:p>
-        </w:tc>
-        <w:tc>
-          <w:tcPr>
-            <w:tcW w:type="dxa" w:w="1000"/>
-            <w:tcBorders>
-              <w:top w:val="single" w:color="666666" w:sz="6" w:space="0" w:shadow="0" w:frame="0"/>
-              <w:left w:val="single" w:color="666666" w:sz="6" w:space="0" w:shadow="0" w:frame="0"/>
-              <w:bottom w:val="single" w:color="666666" w:sz="6" w:space="0" w:shadow="0" w:frame="0"/>
-              <w:right w:val="single" w:color="666666" w:sz="6" w:space="0" w:shadow="0" w:frame="0"/>
-            </w:tcBorders>
-            <w:shd w:val="clear" w:color="auto" w:fill="auto"/>
-            <w:tcMar>
-              <w:top w:type="dxa" w:w="80"/>
-              <w:left w:type="dxa" w:w="80"/>
-              <w:bottom w:type="dxa" w:w="80"/>
-              <w:right w:type="dxa" w:w="80"/>
-            </w:tcMar>
-            <w:vAlign w:val="top"/>
-          </w:tcPr>
-          <w:p>
-            <w:pPr>
-              <w:jc w:val="right"/>
-              <w:pStyle w:val="Body A"/>
-            </w:pPr>
-            <w:r>
-              <w:rPr>
-                <w:shd w:val="nil" w:color="auto" w:fill="auto"/>
-                <w:rtl w:val="0"/>
-                <w:lang w:val="en-US"/>
-              </w:rPr>
-              <w:t>{{vessel_type_date}}</w:t>
             </w:r>
           </w:p>
         </w:tc>
@@ -2556,7 +2487,7 @@
         </w:tc>
         <w:tc>
           <w:tcPr>
-            <w:tcW w:type="dxa" w:w="5620"/>
+            <w:tcW w:type="dxa" w:w="6620"/>
             <w:tcBorders>
               <w:top w:val="single" w:color="666666" w:sz="6" w:space="0" w:shadow="0" w:frame="0"/>
               <w:left w:val="single" w:color="666666" w:sz="6" w:space="0" w:shadow="0" w:frame="0"/>
@@ -2583,39 +2514,6 @@
                 <w:lang w:val="en-US"/>
               </w:rPr>
               <w:t xml:space="preserve"> {{vessel_manufacturer}}</w:t>
-            </w:r>
-          </w:p>
-        </w:tc>
-        <w:tc>
-          <w:tcPr>
-            <w:tcW w:type="dxa" w:w="1000"/>
-            <w:tcBorders>
-              <w:top w:val="single" w:color="666666" w:sz="6" w:space="0" w:shadow="0" w:frame="0"/>
-              <w:left w:val="single" w:color="666666" w:sz="6" w:space="0" w:shadow="0" w:frame="0"/>
-              <w:bottom w:val="single" w:color="666666" w:sz="6" w:space="0" w:shadow="0" w:frame="0"/>
-              <w:right w:val="single" w:color="666666" w:sz="6" w:space="0" w:shadow="0" w:frame="0"/>
-            </w:tcBorders>
-            <w:shd w:val="clear" w:color="auto" w:fill="eeeeee"/>
-            <w:tcMar>
-              <w:top w:type="dxa" w:w="80"/>
-              <w:left w:type="dxa" w:w="80"/>
-              <w:bottom w:type="dxa" w:w="80"/>
-              <w:right w:type="dxa" w:w="80"/>
-            </w:tcMar>
-            <w:vAlign w:val="top"/>
-          </w:tcPr>
-          <w:p>
-            <w:pPr>
-              <w:jc w:val="right"/>
-              <w:pStyle w:val="Body A"/>
-            </w:pPr>
-            <w:r>
-              <w:rPr>
-                <w:shd w:val="nil" w:color="auto" w:fill="auto"/>
-                <w:rtl w:val="0"/>
-                <w:lang w:val="en-US"/>
-              </w:rPr>
-              <w:t>{{vessel_manufacturer_date}}</w:t>
             </w:r>
           </w:p>
         </w:tc>
@@ -2661,7 +2559,7 @@
         </w:tc>
         <w:tc>
           <w:tcPr>
-            <w:tcW w:type="dxa" w:w="5620"/>
+            <w:tcW w:type="dxa" w:w="6620"/>
             <w:tcBorders>
               <w:top w:val="single" w:color="666666" w:sz="6" w:space="0" w:shadow="0" w:frame="0"/>
               <w:left w:val="single" w:color="666666" w:sz="6" w:space="0" w:shadow="0" w:frame="0"/>
@@ -2688,39 +2586,6 @@
                 <w:lang w:val="en-US"/>
               </w:rPr>
               <w:t xml:space="preserve"> {{vessel_designer}}</w:t>
-            </w:r>
-          </w:p>
-        </w:tc>
-        <w:tc>
-          <w:tcPr>
-            <w:tcW w:type="dxa" w:w="1000"/>
-            <w:tcBorders>
-              <w:top w:val="single" w:color="666666" w:sz="6" w:space="0" w:shadow="0" w:frame="0"/>
-              <w:left w:val="single" w:color="666666" w:sz="6" w:space="0" w:shadow="0" w:frame="0"/>
-              <w:bottom w:val="single" w:color="666666" w:sz="6" w:space="0" w:shadow="0" w:frame="0"/>
-              <w:right w:val="single" w:color="666666" w:sz="6" w:space="0" w:shadow="0" w:frame="0"/>
-            </w:tcBorders>
-            <w:shd w:val="clear" w:color="auto" w:fill="auto"/>
-            <w:tcMar>
-              <w:top w:type="dxa" w:w="80"/>
-              <w:left w:type="dxa" w:w="80"/>
-              <w:bottom w:type="dxa" w:w="80"/>
-              <w:right w:type="dxa" w:w="80"/>
-            </w:tcMar>
-            <w:vAlign w:val="top"/>
-          </w:tcPr>
-          <w:p>
-            <w:pPr>
-              <w:jc w:val="right"/>
-              <w:pStyle w:val="Body A"/>
-            </w:pPr>
-            <w:r>
-              <w:rPr>
-                <w:shd w:val="nil" w:color="auto" w:fill="auto"/>
-                <w:rtl w:val="0"/>
-                <w:lang w:val="en-US"/>
-              </w:rPr>
-              <w:t>{{vessel_designer_date}}</w:t>
             </w:r>
           </w:p>
         </w:tc>
@@ -2766,7 +2631,7 @@
         </w:tc>
         <w:tc>
           <w:tcPr>
-            <w:tcW w:type="dxa" w:w="5620"/>
+            <w:tcW w:type="dxa" w:w="6620"/>
             <w:tcBorders>
               <w:top w:val="single" w:color="666666" w:sz="6" w:space="0" w:shadow="0" w:frame="0"/>
               <w:left w:val="single" w:color="666666" w:sz="6" w:space="0" w:shadow="0" w:frame="0"/>
@@ -2793,39 +2658,6 @@
                 <w:lang w:val="en-US"/>
               </w:rPr>
               <w:t xml:space="preserve"> {{vessel_make}}</w:t>
-            </w:r>
-          </w:p>
-        </w:tc>
-        <w:tc>
-          <w:tcPr>
-            <w:tcW w:type="dxa" w:w="1000"/>
-            <w:tcBorders>
-              <w:top w:val="single" w:color="666666" w:sz="6" w:space="0" w:shadow="0" w:frame="0"/>
-              <w:left w:val="single" w:color="666666" w:sz="6" w:space="0" w:shadow="0" w:frame="0"/>
-              <w:bottom w:val="single" w:color="666666" w:sz="6" w:space="0" w:shadow="0" w:frame="0"/>
-              <w:right w:val="single" w:color="666666" w:sz="6" w:space="0" w:shadow="0" w:frame="0"/>
-            </w:tcBorders>
-            <w:shd w:val="clear" w:color="auto" w:fill="eeeeee"/>
-            <w:tcMar>
-              <w:top w:type="dxa" w:w="80"/>
-              <w:left w:type="dxa" w:w="80"/>
-              <w:bottom w:type="dxa" w:w="80"/>
-              <w:right w:type="dxa" w:w="80"/>
-            </w:tcMar>
-            <w:vAlign w:val="top"/>
-          </w:tcPr>
-          <w:p>
-            <w:pPr>
-              <w:jc w:val="right"/>
-              <w:pStyle w:val="Body A"/>
-            </w:pPr>
-            <w:r>
-              <w:rPr>
-                <w:shd w:val="nil" w:color="auto" w:fill="auto"/>
-                <w:rtl w:val="0"/>
-                <w:lang w:val="en-US"/>
-              </w:rPr>
-              <w:t>{{vessel_make_date}}</w:t>
             </w:r>
           </w:p>
         </w:tc>
@@ -2872,7 +2704,7 @@
         </w:tc>
         <w:tc>
           <w:tcPr>
-            <w:tcW w:type="dxa" w:w="5620"/>
+            <w:tcW w:type="dxa" w:w="6620"/>
             <w:tcBorders>
               <w:top w:val="single" w:color="666666" w:sz="6" w:space="0" w:shadow="0" w:frame="0"/>
               <w:left w:val="single" w:color="666666" w:sz="6" w:space="0" w:shadow="0" w:frame="0"/>
@@ -2899,39 +2731,6 @@
                 <w:lang w:val="en-US"/>
               </w:rPr>
               <w:t xml:space="preserve"> {{vessel_model}}</w:t>
-            </w:r>
-          </w:p>
-        </w:tc>
-        <w:tc>
-          <w:tcPr>
-            <w:tcW w:type="dxa" w:w="1000"/>
-            <w:tcBorders>
-              <w:top w:val="single" w:color="666666" w:sz="6" w:space="0" w:shadow="0" w:frame="0"/>
-              <w:left w:val="single" w:color="666666" w:sz="6" w:space="0" w:shadow="0" w:frame="0"/>
-              <w:bottom w:val="single" w:color="666666" w:sz="6" w:space="0" w:shadow="0" w:frame="0"/>
-              <w:right w:val="single" w:color="666666" w:sz="6" w:space="0" w:shadow="0" w:frame="0"/>
-            </w:tcBorders>
-            <w:shd w:val="clear" w:color="auto" w:fill="auto"/>
-            <w:tcMar>
-              <w:top w:type="dxa" w:w="80"/>
-              <w:left w:type="dxa" w:w="80"/>
-              <w:bottom w:type="dxa" w:w="80"/>
-              <w:right w:type="dxa" w:w="80"/>
-            </w:tcMar>
-            <w:vAlign w:val="top"/>
-          </w:tcPr>
-          <w:p>
-            <w:pPr>
-              <w:jc w:val="right"/>
-              <w:pStyle w:val="Body A"/>
-            </w:pPr>
-            <w:r>
-              <w:rPr>
-                <w:shd w:val="nil" w:color="auto" w:fill="auto"/>
-                <w:rtl w:val="0"/>
-                <w:lang w:val="en-US"/>
-              </w:rPr>
-              <w:t>{{vessel_model_date}}</w:t>
             </w:r>
           </w:p>
         </w:tc>
@@ -2977,7 +2776,7 @@
         </w:tc>
         <w:tc>
           <w:tcPr>
-            <w:tcW w:type="dxa" w:w="5620"/>
+            <w:tcW w:type="dxa" w:w="6620"/>
             <w:tcBorders>
               <w:top w:val="single" w:color="666666" w:sz="6" w:space="0" w:shadow="0" w:frame="0"/>
               <w:left w:val="single" w:color="666666" w:sz="6" w:space="0" w:shadow="0" w:frame="0"/>
@@ -3004,39 +2803,6 @@
                 <w:lang w:val="en-US"/>
               </w:rPr>
               <w:t xml:space="preserve"> {{vessel_hin}}</w:t>
-            </w:r>
-          </w:p>
-        </w:tc>
-        <w:tc>
-          <w:tcPr>
-            <w:tcW w:type="dxa" w:w="1000"/>
-            <w:tcBorders>
-              <w:top w:val="single" w:color="666666" w:sz="6" w:space="0" w:shadow="0" w:frame="0"/>
-              <w:left w:val="single" w:color="666666" w:sz="6" w:space="0" w:shadow="0" w:frame="0"/>
-              <w:bottom w:val="single" w:color="666666" w:sz="6" w:space="0" w:shadow="0" w:frame="0"/>
-              <w:right w:val="single" w:color="666666" w:sz="6" w:space="0" w:shadow="0" w:frame="0"/>
-            </w:tcBorders>
-            <w:shd w:val="clear" w:color="auto" w:fill="auto"/>
-            <w:tcMar>
-              <w:top w:type="dxa" w:w="80"/>
-              <w:left w:type="dxa" w:w="80"/>
-              <w:bottom w:type="dxa" w:w="80"/>
-              <w:right w:type="dxa" w:w="80"/>
-            </w:tcMar>
-            <w:vAlign w:val="top"/>
-          </w:tcPr>
-          <w:p>
-            <w:pPr>
-              <w:jc w:val="right"/>
-              <w:pStyle w:val="Body A"/>
-            </w:pPr>
-            <w:r>
-              <w:rPr>
-                <w:shd w:val="nil" w:color="auto" w:fill="auto"/>
-                <w:rtl w:val="0"/>
-                <w:lang w:val="en-US"/>
-              </w:rPr>
-              <w:t>{{vessel_hin_date}}</w:t>
             </w:r>
           </w:p>
         </w:tc>
@@ -3082,7 +2848,7 @@
         </w:tc>
         <w:tc>
           <w:tcPr>
-            <w:tcW w:type="dxa" w:w="5620"/>
+            <w:tcW w:type="dxa" w:w="6620"/>
             <w:tcBorders>
               <w:top w:val="single" w:color="666666" w:sz="6" w:space="0" w:shadow="0" w:frame="0"/>
               <w:left w:val="single" w:color="666666" w:sz="6" w:space="0" w:shadow="0" w:frame="0"/>
@@ -3109,39 +2875,6 @@
                 <w:lang w:val="en-US"/>
               </w:rPr>
               <w:t xml:space="preserve"> {{vessel_uscg_number}}</w:t>
-            </w:r>
-          </w:p>
-        </w:tc>
-        <w:tc>
-          <w:tcPr>
-            <w:tcW w:type="dxa" w:w="1000"/>
-            <w:tcBorders>
-              <w:top w:val="single" w:color="666666" w:sz="6" w:space="0" w:shadow="0" w:frame="0"/>
-              <w:left w:val="single" w:color="666666" w:sz="6" w:space="0" w:shadow="0" w:frame="0"/>
-              <w:bottom w:val="single" w:color="666666" w:sz="6" w:space="0" w:shadow="0" w:frame="0"/>
-              <w:right w:val="single" w:color="666666" w:sz="6" w:space="0" w:shadow="0" w:frame="0"/>
-            </w:tcBorders>
-            <w:shd w:val="clear" w:color="auto" w:fill="eeeeee"/>
-            <w:tcMar>
-              <w:top w:type="dxa" w:w="80"/>
-              <w:left w:type="dxa" w:w="80"/>
-              <w:bottom w:type="dxa" w:w="80"/>
-              <w:right w:type="dxa" w:w="80"/>
-            </w:tcMar>
-            <w:vAlign w:val="top"/>
-          </w:tcPr>
-          <w:p>
-            <w:pPr>
-              <w:jc w:val="right"/>
-              <w:pStyle w:val="Body A"/>
-            </w:pPr>
-            <w:r>
-              <w:rPr>
-                <w:shd w:val="nil" w:color="auto" w:fill="auto"/>
-                <w:rtl w:val="0"/>
-                <w:lang w:val="en-US"/>
-              </w:rPr>
-              <w:t>{{vessel_uscg_number_date}}</w:t>
             </w:r>
           </w:p>
         </w:tc>
@@ -3187,7 +2920,7 @@
         </w:tc>
         <w:tc>
           <w:tcPr>
-            <w:tcW w:type="dxa" w:w="5620"/>
+            <w:tcW w:type="dxa" w:w="6620"/>
             <w:tcBorders>
               <w:top w:val="single" w:color="666666" w:sz="6" w:space="0" w:shadow="0" w:frame="0"/>
               <w:left w:val="single" w:color="666666" w:sz="6" w:space="0" w:shadow="0" w:frame="0"/>
@@ -3214,39 +2947,6 @@
                 <w:lang w:val="en-US"/>
               </w:rPr>
               <w:t xml:space="preserve"> {{vessel_uscg_expiry}}</w:t>
-            </w:r>
-          </w:p>
-        </w:tc>
-        <w:tc>
-          <w:tcPr>
-            <w:tcW w:type="dxa" w:w="1000"/>
-            <w:tcBorders>
-              <w:top w:val="single" w:color="666666" w:sz="6" w:space="0" w:shadow="0" w:frame="0"/>
-              <w:left w:val="single" w:color="666666" w:sz="6" w:space="0" w:shadow="0" w:frame="0"/>
-              <w:bottom w:val="single" w:color="666666" w:sz="6" w:space="0" w:shadow="0" w:frame="0"/>
-              <w:right w:val="single" w:color="666666" w:sz="6" w:space="0" w:shadow="0" w:frame="0"/>
-            </w:tcBorders>
-            <w:shd w:val="clear" w:color="auto" w:fill="auto"/>
-            <w:tcMar>
-              <w:top w:type="dxa" w:w="80"/>
-              <w:left w:type="dxa" w:w="80"/>
-              <w:bottom w:type="dxa" w:w="80"/>
-              <w:right w:type="dxa" w:w="80"/>
-            </w:tcMar>
-            <w:vAlign w:val="top"/>
-          </w:tcPr>
-          <w:p>
-            <w:pPr>
-              <w:jc w:val="right"/>
-              <w:pStyle w:val="Body A"/>
-            </w:pPr>
-            <w:r>
-              <w:rPr>
-                <w:shd w:val="nil" w:color="auto" w:fill="auto"/>
-                <w:rtl w:val="0"/>
-                <w:lang w:val="en-US"/>
-              </w:rPr>
-              <w:t>{{vessel_uscg_expiry_date}}</w:t>
             </w:r>
           </w:p>
         </w:tc>
@@ -3292,7 +2992,7 @@
         </w:tc>
         <w:tc>
           <w:tcPr>
-            <w:tcW w:type="dxa" w:w="5620"/>
+            <w:tcW w:type="dxa" w:w="6620"/>
             <w:tcBorders>
               <w:top w:val="single" w:color="666666" w:sz="6" w:space="0" w:shadow="0" w:frame="0"/>
               <w:left w:val="single" w:color="666666" w:sz="6" w:space="0" w:shadow="0" w:frame="0"/>
@@ -3319,39 +3019,6 @@
                 <w:lang w:val="en-US"/>
               </w:rPr>
               <w:t xml:space="preserve"> {{vessel_hailing_port}}</w:t>
-            </w:r>
-          </w:p>
-        </w:tc>
-        <w:tc>
-          <w:tcPr>
-            <w:tcW w:type="dxa" w:w="1000"/>
-            <w:tcBorders>
-              <w:top w:val="single" w:color="666666" w:sz="6" w:space="0" w:shadow="0" w:frame="0"/>
-              <w:left w:val="single" w:color="666666" w:sz="6" w:space="0" w:shadow="0" w:frame="0"/>
-              <w:bottom w:val="single" w:color="666666" w:sz="6" w:space="0" w:shadow="0" w:frame="0"/>
-              <w:right w:val="single" w:color="666666" w:sz="6" w:space="0" w:shadow="0" w:frame="0"/>
-            </w:tcBorders>
-            <w:shd w:val="clear" w:color="auto" w:fill="eeeeee"/>
-            <w:tcMar>
-              <w:top w:type="dxa" w:w="80"/>
-              <w:left w:type="dxa" w:w="80"/>
-              <w:bottom w:type="dxa" w:w="80"/>
-              <w:right w:type="dxa" w:w="80"/>
-            </w:tcMar>
-            <w:vAlign w:val="top"/>
-          </w:tcPr>
-          <w:p>
-            <w:pPr>
-              <w:jc w:val="right"/>
-              <w:pStyle w:val="Body A"/>
-            </w:pPr>
-            <w:r>
-              <w:rPr>
-                <w:shd w:val="nil" w:color="auto" w:fill="auto"/>
-                <w:rtl w:val="0"/>
-                <w:lang w:val="en-US"/>
-              </w:rPr>
-              <w:t>{{vessel_hailing_port_date}}</w:t>
             </w:r>
           </w:p>
         </w:tc>
@@ -3397,7 +3064,7 @@
         </w:tc>
         <w:tc>
           <w:tcPr>
-            <w:tcW w:type="dxa" w:w="5620"/>
+            <w:tcW w:type="dxa" w:w="6620"/>
             <w:tcBorders>
               <w:top w:val="single" w:color="666666" w:sz="6" w:space="0" w:shadow="0" w:frame="0"/>
               <w:left w:val="single" w:color="666666" w:sz="6" w:space="0" w:shadow="0" w:frame="0"/>
@@ -3424,39 +3091,6 @@
                 <w:lang w:val="en-US"/>
               </w:rPr>
               <w:t xml:space="preserve"> {{vessel_year}}</w:t>
-            </w:r>
-          </w:p>
-        </w:tc>
-        <w:tc>
-          <w:tcPr>
-            <w:tcW w:type="dxa" w:w="1000"/>
-            <w:tcBorders>
-              <w:top w:val="single" w:color="666666" w:sz="6" w:space="0" w:shadow="0" w:frame="0"/>
-              <w:left w:val="single" w:color="666666" w:sz="6" w:space="0" w:shadow="0" w:frame="0"/>
-              <w:bottom w:val="single" w:color="666666" w:sz="6" w:space="0" w:shadow="0" w:frame="0"/>
-              <w:right w:val="single" w:color="666666" w:sz="6" w:space="0" w:shadow="0" w:frame="0"/>
-            </w:tcBorders>
-            <w:shd w:val="clear" w:color="auto" w:fill="auto"/>
-            <w:tcMar>
-              <w:top w:type="dxa" w:w="80"/>
-              <w:left w:type="dxa" w:w="80"/>
-              <w:bottom w:type="dxa" w:w="80"/>
-              <w:right w:type="dxa" w:w="80"/>
-            </w:tcMar>
-            <w:vAlign w:val="top"/>
-          </w:tcPr>
-          <w:p>
-            <w:pPr>
-              <w:jc w:val="right"/>
-              <w:pStyle w:val="Body A"/>
-            </w:pPr>
-            <w:r>
-              <w:rPr>
-                <w:shd w:val="nil" w:color="auto" w:fill="auto"/>
-                <w:rtl w:val="0"/>
-                <w:lang w:val="en-US"/>
-              </w:rPr>
-              <w:t>{{vessel_year_date}}</w:t>
             </w:r>
           </w:p>
         </w:tc>
@@ -3502,7 +3136,7 @@
         </w:tc>
         <w:tc>
           <w:tcPr>
-            <w:tcW w:type="dxa" w:w="5620"/>
+            <w:tcW w:type="dxa" w:w="6620"/>
             <w:tcBorders>
               <w:top w:val="single" w:color="666666" w:sz="6" w:space="0" w:shadow="0" w:frame="0"/>
               <w:left w:val="single" w:color="666666" w:sz="6" w:space="0" w:shadow="0" w:frame="0"/>
@@ -3529,39 +3163,6 @@
                 <w:lang w:val="en-US"/>
               </w:rPr>
               <w:t xml:space="preserve"> {{vessel_service_area}}</w:t>
-            </w:r>
-          </w:p>
-        </w:tc>
-        <w:tc>
-          <w:tcPr>
-            <w:tcW w:type="dxa" w:w="1000"/>
-            <w:tcBorders>
-              <w:top w:val="single" w:color="666666" w:sz="6" w:space="0" w:shadow="0" w:frame="0"/>
-              <w:left w:val="single" w:color="666666" w:sz="6" w:space="0" w:shadow="0" w:frame="0"/>
-              <w:bottom w:val="single" w:color="666666" w:sz="6" w:space="0" w:shadow="0" w:frame="0"/>
-              <w:right w:val="single" w:color="666666" w:sz="6" w:space="0" w:shadow="0" w:frame="0"/>
-            </w:tcBorders>
-            <w:shd w:val="clear" w:color="auto" w:fill="eeeeee"/>
-            <w:tcMar>
-              <w:top w:type="dxa" w:w="80"/>
-              <w:left w:type="dxa" w:w="80"/>
-              <w:bottom w:type="dxa" w:w="80"/>
-              <w:right w:type="dxa" w:w="80"/>
-            </w:tcMar>
-            <w:vAlign w:val="top"/>
-          </w:tcPr>
-          <w:p>
-            <w:pPr>
-              <w:jc w:val="right"/>
-              <w:pStyle w:val="Body A"/>
-            </w:pPr>
-            <w:r>
-              <w:rPr>
-                <w:shd w:val="nil" w:color="auto" w:fill="auto"/>
-                <w:rtl w:val="0"/>
-                <w:lang w:val="en-US"/>
-              </w:rPr>
-              <w:t>{{vessel_service_area_date}}</w:t>
             </w:r>
           </w:p>
         </w:tc>
@@ -3607,7 +3208,7 @@
         </w:tc>
         <w:tc>
           <w:tcPr>
-            <w:tcW w:type="dxa" w:w="5620"/>
+            <w:tcW w:type="dxa" w:w="6620"/>
             <w:tcBorders>
               <w:top w:val="single" w:color="666666" w:sz="6" w:space="0" w:shadow="0" w:frame="0"/>
               <w:left w:val="single" w:color="666666" w:sz="6" w:space="0" w:shadow="0" w:frame="0"/>
@@ -3634,39 +3235,6 @@
                 <w:lang w:val="en-US"/>
               </w:rPr>
               <w:t xml:space="preserve"> {{vessel_loa}}</w:t>
-            </w:r>
-          </w:p>
-        </w:tc>
-        <w:tc>
-          <w:tcPr>
-            <w:tcW w:type="dxa" w:w="1000"/>
-            <w:tcBorders>
-              <w:top w:val="single" w:color="666666" w:sz="6" w:space="0" w:shadow="0" w:frame="0"/>
-              <w:left w:val="single" w:color="666666" w:sz="6" w:space="0" w:shadow="0" w:frame="0"/>
-              <w:bottom w:val="single" w:color="666666" w:sz="6" w:space="0" w:shadow="0" w:frame="0"/>
-              <w:right w:val="single" w:color="666666" w:sz="6" w:space="0" w:shadow="0" w:frame="0"/>
-            </w:tcBorders>
-            <w:shd w:val="clear" w:color="auto" w:fill="auto"/>
-            <w:tcMar>
-              <w:top w:type="dxa" w:w="80"/>
-              <w:left w:type="dxa" w:w="80"/>
-              <w:bottom w:type="dxa" w:w="80"/>
-              <w:right w:type="dxa" w:w="80"/>
-            </w:tcMar>
-            <w:vAlign w:val="top"/>
-          </w:tcPr>
-          <w:p>
-            <w:pPr>
-              <w:jc w:val="right"/>
-              <w:pStyle w:val="Body A"/>
-            </w:pPr>
-            <w:r>
-              <w:rPr>
-                <w:shd w:val="nil" w:color="auto" w:fill="auto"/>
-                <w:rtl w:val="0"/>
-                <w:lang w:val="en-US"/>
-              </w:rPr>
-              <w:t>{{vessel_loa_date}}</w:t>
             </w:r>
           </w:p>
         </w:tc>
@@ -3712,7 +3280,7 @@
         </w:tc>
         <w:tc>
           <w:tcPr>
-            <w:tcW w:type="dxa" w:w="5620"/>
+            <w:tcW w:type="dxa" w:w="6620"/>
             <w:tcBorders>
               <w:top w:val="single" w:color="666666" w:sz="6" w:space="0" w:shadow="0" w:frame="0"/>
               <w:left w:val="single" w:color="666666" w:sz="6" w:space="0" w:shadow="0" w:frame="0"/>
@@ -3739,39 +3307,6 @@
                 <w:lang w:val="en-US"/>
               </w:rPr>
               <w:t xml:space="preserve"> {{vessel_beam}}</w:t>
-            </w:r>
-          </w:p>
-        </w:tc>
-        <w:tc>
-          <w:tcPr>
-            <w:tcW w:type="dxa" w:w="1000"/>
-            <w:tcBorders>
-              <w:top w:val="single" w:color="666666" w:sz="6" w:space="0" w:shadow="0" w:frame="0"/>
-              <w:left w:val="single" w:color="666666" w:sz="6" w:space="0" w:shadow="0" w:frame="0"/>
-              <w:bottom w:val="single" w:color="666666" w:sz="6" w:space="0" w:shadow="0" w:frame="0"/>
-              <w:right w:val="single" w:color="666666" w:sz="6" w:space="0" w:shadow="0" w:frame="0"/>
-            </w:tcBorders>
-            <w:shd w:val="clear" w:color="auto" w:fill="eeeeee"/>
-            <w:tcMar>
-              <w:top w:type="dxa" w:w="80"/>
-              <w:left w:type="dxa" w:w="80"/>
-              <w:bottom w:type="dxa" w:w="80"/>
-              <w:right w:type="dxa" w:w="80"/>
-            </w:tcMar>
-            <w:vAlign w:val="top"/>
-          </w:tcPr>
-          <w:p>
-            <w:pPr>
-              <w:jc w:val="right"/>
-              <w:pStyle w:val="Body A"/>
-            </w:pPr>
-            <w:r>
-              <w:rPr>
-                <w:shd w:val="nil" w:color="auto" w:fill="auto"/>
-                <w:rtl w:val="0"/>
-                <w:lang w:val="en-US"/>
-              </w:rPr>
-              <w:t>{{vessel_beam_date}}</w:t>
             </w:r>
           </w:p>
         </w:tc>
@@ -3817,7 +3352,7 @@
         </w:tc>
         <w:tc>
           <w:tcPr>
-            <w:tcW w:type="dxa" w:w="5620"/>
+            <w:tcW w:type="dxa" w:w="6620"/>
             <w:tcBorders>
               <w:top w:val="single" w:color="666666" w:sz="6" w:space="0" w:shadow="0" w:frame="0"/>
               <w:left w:val="single" w:color="666666" w:sz="6" w:space="0" w:shadow="0" w:frame="0"/>
@@ -3844,39 +3379,6 @@
                 <w:lang w:val="en-US"/>
               </w:rPr>
               <w:t xml:space="preserve"> {{vessel_draft}}</w:t>
-            </w:r>
-          </w:p>
-        </w:tc>
-        <w:tc>
-          <w:tcPr>
-            <w:tcW w:type="dxa" w:w="1000"/>
-            <w:tcBorders>
-              <w:top w:val="single" w:color="666666" w:sz="6" w:space="0" w:shadow="0" w:frame="0"/>
-              <w:left w:val="single" w:color="666666" w:sz="6" w:space="0" w:shadow="0" w:frame="0"/>
-              <w:bottom w:val="single" w:color="666666" w:sz="6" w:space="0" w:shadow="0" w:frame="0"/>
-              <w:right w:val="single" w:color="666666" w:sz="6" w:space="0" w:shadow="0" w:frame="0"/>
-            </w:tcBorders>
-            <w:shd w:val="clear" w:color="auto" w:fill="auto"/>
-            <w:tcMar>
-              <w:top w:type="dxa" w:w="80"/>
-              <w:left w:type="dxa" w:w="80"/>
-              <w:bottom w:type="dxa" w:w="80"/>
-              <w:right w:type="dxa" w:w="80"/>
-            </w:tcMar>
-            <w:vAlign w:val="top"/>
-          </w:tcPr>
-          <w:p>
-            <w:pPr>
-              <w:jc w:val="right"/>
-              <w:pStyle w:val="Body A"/>
-            </w:pPr>
-            <w:r>
-              <w:rPr>
-                <w:shd w:val="nil" w:color="auto" w:fill="auto"/>
-                <w:rtl w:val="0"/>
-                <w:lang w:val="en-US"/>
-              </w:rPr>
-              <w:t>{{vessel_draft_date}}</w:t>
             </w:r>
           </w:p>
         </w:tc>
@@ -3922,7 +3424,7 @@
         </w:tc>
         <w:tc>
           <w:tcPr>
-            <w:tcW w:type="dxa" w:w="5620"/>
+            <w:tcW w:type="dxa" w:w="6620"/>
             <w:tcBorders>
               <w:top w:val="single" w:color="666666" w:sz="6" w:space="0" w:shadow="0" w:frame="0"/>
               <w:left w:val="single" w:color="666666" w:sz="6" w:space="0" w:shadow="0" w:frame="0"/>
@@ -3949,39 +3451,6 @@
                 <w:lang w:val="en-US"/>
               </w:rPr>
               <w:t xml:space="preserve"> {{vessel_displacement}}</w:t>
-            </w:r>
-          </w:p>
-        </w:tc>
-        <w:tc>
-          <w:tcPr>
-            <w:tcW w:type="dxa" w:w="1000"/>
-            <w:tcBorders>
-              <w:top w:val="single" w:color="666666" w:sz="6" w:space="0" w:shadow="0" w:frame="0"/>
-              <w:left w:val="single" w:color="666666" w:sz="6" w:space="0" w:shadow="0" w:frame="0"/>
-              <w:bottom w:val="single" w:color="666666" w:sz="6" w:space="0" w:shadow="0" w:frame="0"/>
-              <w:right w:val="single" w:color="666666" w:sz="6" w:space="0" w:shadow="0" w:frame="0"/>
-            </w:tcBorders>
-            <w:shd w:val="clear" w:color="auto" w:fill="eeeeee"/>
-            <w:tcMar>
-              <w:top w:type="dxa" w:w="80"/>
-              <w:left w:type="dxa" w:w="80"/>
-              <w:bottom w:type="dxa" w:w="80"/>
-              <w:right w:type="dxa" w:w="80"/>
-            </w:tcMar>
-            <w:vAlign w:val="top"/>
-          </w:tcPr>
-          <w:p>
-            <w:pPr>
-              <w:jc w:val="right"/>
-              <w:pStyle w:val="Body A"/>
-            </w:pPr>
-            <w:r>
-              <w:rPr>
-                <w:shd w:val="nil" w:color="auto" w:fill="auto"/>
-                <w:rtl w:val="0"/>
-                <w:lang w:val="en-US"/>
-              </w:rPr>
-              <w:t>{{vessel_displacement_date}}</w:t>
             </w:r>
           </w:p>
         </w:tc>
@@ -4027,7 +3496,7 @@
         </w:tc>
         <w:tc>
           <w:tcPr>
-            <w:tcW w:type="dxa" w:w="5620"/>
+            <w:tcW w:type="dxa" w:w="6620"/>
             <w:tcBorders>
               <w:top w:val="single" w:color="666666" w:sz="6" w:space="0" w:shadow="0" w:frame="0"/>
               <w:left w:val="single" w:color="666666" w:sz="6" w:space="0" w:shadow="0" w:frame="0"/>
@@ -4054,39 +3523,6 @@
                 <w:lang w:val="en-US"/>
               </w:rPr>
               <w:t xml:space="preserve"> {{vessel_ballast}}</w:t>
-            </w:r>
-          </w:p>
-        </w:tc>
-        <w:tc>
-          <w:tcPr>
-            <w:tcW w:type="dxa" w:w="1000"/>
-            <w:tcBorders>
-              <w:top w:val="single" w:color="666666" w:sz="6" w:space="0" w:shadow="0" w:frame="0"/>
-              <w:left w:val="single" w:color="666666" w:sz="6" w:space="0" w:shadow="0" w:frame="0"/>
-              <w:bottom w:val="single" w:color="666666" w:sz="6" w:space="0" w:shadow="0" w:frame="0"/>
-              <w:right w:val="single" w:color="666666" w:sz="6" w:space="0" w:shadow="0" w:frame="0"/>
-            </w:tcBorders>
-            <w:shd w:val="clear" w:color="auto" w:fill="eeeeee"/>
-            <w:tcMar>
-              <w:top w:type="dxa" w:w="80"/>
-              <w:left w:type="dxa" w:w="80"/>
-              <w:bottom w:type="dxa" w:w="80"/>
-              <w:right w:type="dxa" w:w="80"/>
-            </w:tcMar>
-            <w:vAlign w:val="top"/>
-          </w:tcPr>
-          <w:p>
-            <w:pPr>
-              <w:jc w:val="right"/>
-              <w:pStyle w:val="Body A"/>
-            </w:pPr>
-            <w:r>
-              <w:rPr>
-                <w:shd w:val="nil" w:color="auto" w:fill="auto"/>
-                <w:rtl w:val="0"/>
-                <w:lang w:val="en-US"/>
-              </w:rPr>
-              <w:t>{{vessel_ballast_date}}</w:t>
             </w:r>
           </w:p>
         </w:tc>
@@ -36292,7 +35728,7 @@
           <w:rtl w:val="0"/>
           <w:lang w:val="en-US"/>
         </w:rPr>
-        <w:t>{% for line in aa_findings_list %}</w:t>
+        <w:t xml:space="preserve">{%p for f in aa_findings_items %}</w:t>
       </w:r>
     </w:p>
     <w:p>
@@ -36309,7 +35745,7 @@
           <w:rtl w:val="0"/>
           <w:lang w:val="en-US"/>
         </w:rPr>
-        <w:t>{{ line }}</w:t>
+        <w:t xml:space="preserve">{{ f.text }}</w:t>
       </w:r>
     </w:p>
     <w:p>
@@ -36326,7 +35762,59 @@
           <w:rtl w:val="0"/>
           <w:lang w:val="en-US"/>
         </w:rPr>
-        <w:t>{% endfor %}</w:t>
+        <w:t xml:space="preserve">{%p if f.photo %}</w:t>
+      </w:r>
+    </w:p>
+    <w:p>
+      <w:pPr>
+        <w:pStyle w:val="Default"/>
+        <w:spacing w:before="0" w:line="240" w:lineRule="auto"/>
+        <w:jc w:val="center"/>
+        <w:rPr>
+          <w:rFonts w:ascii="Arial" w:cs="Arial" w:hAnsi="Arial" w:eastAsia="Arial"/>
+        </w:rPr>
+      </w:pPr>
+      <w:r>
+        <w:rPr>
+          <w:rFonts w:ascii="Arial" w:hAnsi="Arial"/>
+          <w:rtl w:val="0"/>
+          <w:lang w:val="en-US"/>
+        </w:rPr>
+        <w:t xml:space="preserve">{{ f.photo }}</w:t>
+      </w:r>
+    </w:p>
+    <w:p>
+      <w:pPr>
+        <w:pStyle w:val="Default"/>
+        <w:spacing w:before="0" w:line="240" w:lineRule="auto"/>
+        <w:rPr>
+          <w:rFonts w:ascii="Arial" w:cs="Arial" w:hAnsi="Arial" w:eastAsia="Arial"/>
+        </w:rPr>
+      </w:pPr>
+      <w:r>
+        <w:rPr>
+          <w:rFonts w:ascii="Arial" w:hAnsi="Arial"/>
+          <w:rtl w:val="0"/>
+          <w:lang w:val="en-US"/>
+        </w:rPr>
+        <w:t xml:space="preserve">{%p endif %}</w:t>
+      </w:r>
+    </w:p>
+    <w:p>
+      <w:pPr>
+        <w:pStyle w:val="Default"/>
+        <w:spacing w:before="0" w:line="240" w:lineRule="auto"/>
+        <w:rPr>
+          <w:rFonts w:ascii="Arial" w:cs="Arial" w:hAnsi="Arial" w:eastAsia="Arial"/>
+        </w:rPr>
+      </w:pPr>
+      <w:r>
+        <w:rPr>
+          <w:rFonts w:ascii="Arial" w:hAnsi="Arial"/>
+          <w:rtl w:val="0"/>
+          <w:lang w:val="en-US"/>
+        </w:rPr>
+        <w:t xml:space="preserve">{%p endfor %}</w:t>
       </w:r>
     </w:p>
     <w:p>
@@ -36377,19 +35865,15 @@
         <w:spacing w:before="0" w:line="240" w:lineRule="auto"/>
         <w:rPr>
           <w:rFonts w:ascii="Arial" w:cs="Arial" w:hAnsi="Arial" w:eastAsia="Arial"/>
-          <w:sz w:val="22"/>
-          <w:szCs w:val="22"/>
         </w:rPr>
       </w:pPr>
       <w:r>
         <w:rPr>
           <w:rFonts w:ascii="Arial" w:hAnsi="Arial"/>
-          <w:sz w:val="22"/>
-          <w:szCs w:val="22"/>
           <w:rtl w:val="0"/>
           <w:lang w:val="en-US"/>
         </w:rPr>
-        <w:t>{% for line in a_findings_list %}</w:t>
+        <w:t xml:space="preserve">{%p for f in a_findings_items %}</w:t>
       </w:r>
     </w:p>
     <w:p>
@@ -36398,19 +35882,15 @@
         <w:spacing w:before="0" w:line="240" w:lineRule="auto"/>
         <w:rPr>
           <w:rFonts w:ascii="Arial" w:cs="Arial" w:hAnsi="Arial" w:eastAsia="Arial"/>
-          <w:sz w:val="22"/>
-          <w:szCs w:val="22"/>
         </w:rPr>
       </w:pPr>
       <w:r>
         <w:rPr>
           <w:rFonts w:ascii="Arial" w:hAnsi="Arial"/>
-          <w:sz w:val="22"/>
-          <w:szCs w:val="22"/>
           <w:rtl w:val="0"/>
           <w:lang w:val="en-US"/>
         </w:rPr>
-        <w:t>{{ line }}</w:t>
+        <w:t xml:space="preserve">{{ f.text }}</w:t>
       </w:r>
     </w:p>
     <w:p>
@@ -36419,19 +35899,67 @@
         <w:spacing w:before="0" w:line="240" w:lineRule="auto"/>
         <w:rPr>
           <w:rFonts w:ascii="Arial" w:cs="Arial" w:hAnsi="Arial" w:eastAsia="Arial"/>
-          <w:sz w:val="22"/>
-          <w:szCs w:val="22"/>
         </w:rPr>
       </w:pPr>
       <w:r>
         <w:rPr>
           <w:rFonts w:ascii="Arial" w:hAnsi="Arial"/>
-          <w:sz w:val="22"/>
-          <w:szCs w:val="22"/>
           <w:rtl w:val="0"/>
           <w:lang w:val="en-US"/>
         </w:rPr>
-        <w:t>{% endfor %}</w:t>
+        <w:t xml:space="preserve">{%p if f.photo %}</w:t>
+      </w:r>
+    </w:p>
+    <w:p>
+      <w:pPr>
+        <w:pStyle w:val="Default"/>
+        <w:spacing w:before="0" w:line="240" w:lineRule="auto"/>
+        <w:jc w:val="center"/>
+        <w:rPr>
+          <w:rFonts w:ascii="Arial" w:cs="Arial" w:hAnsi="Arial" w:eastAsia="Arial"/>
+        </w:rPr>
+      </w:pPr>
+      <w:r>
+        <w:rPr>
+          <w:rFonts w:ascii="Arial" w:hAnsi="Arial"/>
+          <w:rtl w:val="0"/>
+          <w:lang w:val="en-US"/>
+        </w:rPr>
+        <w:t xml:space="preserve">{{ f.photo }}</w:t>
+      </w:r>
+    </w:p>
+    <w:p>
+      <w:pPr>
+        <w:pStyle w:val="Default"/>
+        <w:spacing w:before="0" w:line="240" w:lineRule="auto"/>
+        <w:rPr>
+          <w:rFonts w:ascii="Arial" w:cs="Arial" w:hAnsi="Arial" w:eastAsia="Arial"/>
+        </w:rPr>
+      </w:pPr>
+      <w:r>
+        <w:rPr>
+          <w:rFonts w:ascii="Arial" w:hAnsi="Arial"/>
+          <w:rtl w:val="0"/>
+          <w:lang w:val="en-US"/>
+        </w:rPr>
+        <w:t xml:space="preserve">{%p endif %}</w:t>
+      </w:r>
+    </w:p>
+    <w:p>
+      <w:pPr>
+        <w:pStyle w:val="Default"/>
+        <w:spacing w:before="0" w:line="240" w:lineRule="auto"/>
+        <w:rPr>
+          <w:rFonts w:ascii="Arial" w:cs="Arial" w:hAnsi="Arial" w:eastAsia="Arial"/>
+        </w:rPr>
+      </w:pPr>
+      <w:r>
+        <w:rPr>
+          <w:rFonts w:ascii="Arial" w:hAnsi="Arial"/>
+          <w:rtl w:val="0"/>
+          <w:lang w:val="en-US"/>
+        </w:rPr>
+        <w:t xml:space="preserve">{%p endfor %}</w:t>
       </w:r>
     </w:p>
     <w:p>
@@ -36472,19 +36000,15 @@
         <w:spacing w:before="0" w:line="240" w:lineRule="auto"/>
         <w:rPr>
           <w:rFonts w:ascii="Arial" w:cs="Arial" w:hAnsi="Arial" w:eastAsia="Arial"/>
-          <w:sz w:val="22"/>
-          <w:szCs w:val="22"/>
         </w:rPr>
       </w:pPr>
       <w:r>
         <w:rPr>
           <w:rFonts w:ascii="Arial" w:hAnsi="Arial"/>
-          <w:sz w:val="22"/>
-          <w:szCs w:val="22"/>
           <w:rtl w:val="0"/>
           <w:lang w:val="en-US"/>
         </w:rPr>
-        <w:t>{% for line in b_findings_list %}</w:t>
+        <w:t xml:space="preserve">{%p for f in b_findings_items %}</w:t>
       </w:r>
     </w:p>
     <w:p>
@@ -36493,19 +36017,15 @@
         <w:spacing w:before="0" w:line="240" w:lineRule="auto"/>
         <w:rPr>
           <w:rFonts w:ascii="Arial" w:cs="Arial" w:hAnsi="Arial" w:eastAsia="Arial"/>
-          <w:sz w:val="22"/>
-          <w:szCs w:val="22"/>
         </w:rPr>
       </w:pPr>
       <w:r>
         <w:rPr>
           <w:rFonts w:ascii="Arial" w:hAnsi="Arial"/>
-          <w:sz w:val="22"/>
-          <w:szCs w:val="22"/>
           <w:rtl w:val="0"/>
           <w:lang w:val="en-US"/>
         </w:rPr>
-        <w:t>{{ line }}</w:t>
+        <w:t xml:space="preserve">{{ f.text }}</w:t>
       </w:r>
     </w:p>
     <w:p>
@@ -36514,19 +36034,67 @@
         <w:spacing w:before="0" w:line="240" w:lineRule="auto"/>
         <w:rPr>
           <w:rFonts w:ascii="Arial" w:cs="Arial" w:hAnsi="Arial" w:eastAsia="Arial"/>
-          <w:sz w:val="22"/>
-          <w:szCs w:val="22"/>
         </w:rPr>
       </w:pPr>
       <w:r>
         <w:rPr>
           <w:rFonts w:ascii="Arial" w:hAnsi="Arial"/>
-          <w:sz w:val="22"/>
-          <w:szCs w:val="22"/>
           <w:rtl w:val="0"/>
           <w:lang w:val="en-US"/>
         </w:rPr>
-        <w:t>{% endfor %}</w:t>
+        <w:t xml:space="preserve">{%p if f.photo %}</w:t>
+      </w:r>
+    </w:p>
+    <w:p>
+      <w:pPr>
+        <w:pStyle w:val="Default"/>
+        <w:spacing w:before="0" w:line="240" w:lineRule="auto"/>
+        <w:jc w:val="center"/>
+        <w:rPr>
+          <w:rFonts w:ascii="Arial" w:cs="Arial" w:hAnsi="Arial" w:eastAsia="Arial"/>
+        </w:rPr>
+      </w:pPr>
+      <w:r>
+        <w:rPr>
+          <w:rFonts w:ascii="Arial" w:hAnsi="Arial"/>
+          <w:rtl w:val="0"/>
+          <w:lang w:val="en-US"/>
+        </w:rPr>
+        <w:t xml:space="preserve">{{ f.photo }}</w:t>
+      </w:r>
+    </w:p>
+    <w:p>
+      <w:pPr>
+        <w:pStyle w:val="Default"/>
+        <w:spacing w:before="0" w:line="240" w:lineRule="auto"/>
+        <w:rPr>
+          <w:rFonts w:ascii="Arial" w:cs="Arial" w:hAnsi="Arial" w:eastAsia="Arial"/>
+        </w:rPr>
+      </w:pPr>
+      <w:r>
+        <w:rPr>
+          <w:rFonts w:ascii="Arial" w:hAnsi="Arial"/>
+          <w:rtl w:val="0"/>
+          <w:lang w:val="en-US"/>
+        </w:rPr>
+        <w:t xml:space="preserve">{%p endif %}</w:t>
+      </w:r>
+    </w:p>
+    <w:p>
+      <w:pPr>
+        <w:pStyle w:val="Default"/>
+        <w:spacing w:before="0" w:line="240" w:lineRule="auto"/>
+        <w:rPr>
+          <w:rFonts w:ascii="Arial" w:cs="Arial" w:hAnsi="Arial" w:eastAsia="Arial"/>
+        </w:rPr>
+      </w:pPr>
+      <w:r>
+        <w:rPr>
+          <w:rFonts w:ascii="Arial" w:hAnsi="Arial"/>
+          <w:rtl w:val="0"/>
+          <w:lang w:val="en-US"/>
+        </w:rPr>
+        <w:t xml:space="preserve">{%p endfor %}</w:t>
       </w:r>
     </w:p>
     <w:p>
@@ -36567,19 +36135,15 @@
         <w:spacing w:before="0" w:line="240" w:lineRule="auto"/>
         <w:rPr>
           <w:rFonts w:ascii="Arial" w:cs="Arial" w:hAnsi="Arial" w:eastAsia="Arial"/>
-          <w:sz w:val="22"/>
-          <w:szCs w:val="22"/>
         </w:rPr>
       </w:pPr>
       <w:r>
         <w:rPr>
           <w:rFonts w:ascii="Arial" w:hAnsi="Arial"/>
-          <w:sz w:val="22"/>
-          <w:szCs w:val="22"/>
           <w:rtl w:val="0"/>
           <w:lang w:val="en-US"/>
         </w:rPr>
-        <w:t>{% for line in c_findings_list %}</w:t>
+        <w:t xml:space="preserve">{%p for f in c_findings_items %}</w:t>
       </w:r>
     </w:p>
     <w:p>
@@ -36588,19 +36152,15 @@
         <w:spacing w:before="0" w:line="240" w:lineRule="auto"/>
         <w:rPr>
           <w:rFonts w:ascii="Arial" w:cs="Arial" w:hAnsi="Arial" w:eastAsia="Arial"/>
-          <w:sz w:val="22"/>
-          <w:szCs w:val="22"/>
         </w:rPr>
       </w:pPr>
       <w:r>
         <w:rPr>
           <w:rFonts w:ascii="Arial" w:hAnsi="Arial"/>
-          <w:sz w:val="22"/>
-          <w:szCs w:val="22"/>
           <w:rtl w:val="0"/>
           <w:lang w:val="en-US"/>
         </w:rPr>
-        <w:t>{{ line }}</w:t>
+        <w:t xml:space="preserve">{{ f.text }}</w:t>
       </w:r>
     </w:p>
     <w:p>
@@ -36609,19 +36169,67 @@
         <w:spacing w:before="0" w:line="240" w:lineRule="auto"/>
         <w:rPr>
           <w:rFonts w:ascii="Arial" w:cs="Arial" w:hAnsi="Arial" w:eastAsia="Arial"/>
-          <w:sz w:val="22"/>
-          <w:szCs w:val="22"/>
         </w:rPr>
       </w:pPr>
       <w:r>
         <w:rPr>
           <w:rFonts w:ascii="Arial" w:hAnsi="Arial"/>
-          <w:sz w:val="22"/>
-          <w:szCs w:val="22"/>
           <w:rtl w:val="0"/>
           <w:lang w:val="en-US"/>
         </w:rPr>
-        <w:t>{% endfor %}</w:t>
+        <w:t xml:space="preserve">{%p if f.photo %}</w:t>
+      </w:r>
+    </w:p>
+    <w:p>
+      <w:pPr>
+        <w:pStyle w:val="Default"/>
+        <w:spacing w:before="0" w:line="240" w:lineRule="auto"/>
+        <w:jc w:val="center"/>
+        <w:rPr>
+          <w:rFonts w:ascii="Arial" w:cs="Arial" w:hAnsi="Arial" w:eastAsia="Arial"/>
+        </w:rPr>
+      </w:pPr>
+      <w:r>
+        <w:rPr>
+          <w:rFonts w:ascii="Arial" w:hAnsi="Arial"/>
+          <w:rtl w:val="0"/>
+          <w:lang w:val="en-US"/>
+        </w:rPr>
+        <w:t xml:space="preserve">{{ f.photo }}</w:t>
+      </w:r>
+    </w:p>
+    <w:p>
+      <w:pPr>
+        <w:pStyle w:val="Default"/>
+        <w:spacing w:before="0" w:line="240" w:lineRule="auto"/>
+        <w:rPr>
+          <w:rFonts w:ascii="Arial" w:cs="Arial" w:hAnsi="Arial" w:eastAsia="Arial"/>
+        </w:rPr>
+      </w:pPr>
+      <w:r>
+        <w:rPr>
+          <w:rFonts w:ascii="Arial" w:hAnsi="Arial"/>
+          <w:rtl w:val="0"/>
+          <w:lang w:val="en-US"/>
+        </w:rPr>
+        <w:t xml:space="preserve">{%p endif %}</w:t>
+      </w:r>
+    </w:p>
+    <w:p>
+      <w:pPr>
+        <w:pStyle w:val="Default"/>
+        <w:spacing w:before="0" w:line="240" w:lineRule="auto"/>
+        <w:rPr>
+          <w:rFonts w:ascii="Arial" w:cs="Arial" w:hAnsi="Arial" w:eastAsia="Arial"/>
+        </w:rPr>
+      </w:pPr>
+      <w:r>
+        <w:rPr>
+          <w:rFonts w:ascii="Arial" w:hAnsi="Arial"/>
+          <w:rtl w:val="0"/>
+          <w:lang w:val="en-US"/>
+        </w:rPr>
+        <w:t xml:space="preserve">{%p endfor %}</w:t>
       </w:r>
     </w:p>
     <w:p>
@@ -36660,19 +36268,15 @@
         <w:spacing w:before="0" w:line="240" w:lineRule="auto"/>
         <w:rPr>
           <w:rFonts w:ascii="Arial" w:cs="Arial" w:hAnsi="Arial" w:eastAsia="Arial"/>
-          <w:sz w:val="22"/>
-          <w:szCs w:val="22"/>
         </w:rPr>
       </w:pPr>
       <w:r>
         <w:rPr>
           <w:rFonts w:ascii="Arial" w:hAnsi="Arial"/>
-          <w:sz w:val="22"/>
-          <w:szCs w:val="22"/>
           <w:rtl w:val="0"/>
           <w:lang w:val="en-US"/>
         </w:rPr>
-        <w:t>{% for line in monitor_findings_list %}</w:t>
+        <w:t xml:space="preserve">{%p for f in monitor_findings_items %}</w:t>
       </w:r>
     </w:p>
     <w:p>
@@ -36681,19 +36285,15 @@
         <w:spacing w:before="0" w:line="240" w:lineRule="auto"/>
         <w:rPr>
           <w:rFonts w:ascii="Arial" w:cs="Arial" w:hAnsi="Arial" w:eastAsia="Arial"/>
-          <w:sz w:val="22"/>
-          <w:szCs w:val="22"/>
         </w:rPr>
       </w:pPr>
       <w:r>
         <w:rPr>
           <w:rFonts w:ascii="Arial" w:hAnsi="Arial"/>
-          <w:sz w:val="22"/>
-          <w:szCs w:val="22"/>
           <w:rtl w:val="0"/>
           <w:lang w:val="en-US"/>
         </w:rPr>
-        <w:t>{{ line }}</w:t>
+        <w:t xml:space="preserve">{{ f.text }}</w:t>
       </w:r>
     </w:p>
     <w:p>
@@ -36702,19 +36302,67 @@
         <w:spacing w:before="0" w:line="240" w:lineRule="auto"/>
         <w:rPr>
           <w:rFonts w:ascii="Arial" w:cs="Arial" w:hAnsi="Arial" w:eastAsia="Arial"/>
-          <w:sz w:val="22"/>
-          <w:szCs w:val="22"/>
         </w:rPr>
       </w:pPr>
       <w:r>
         <w:rPr>
           <w:rFonts w:ascii="Arial" w:hAnsi="Arial"/>
-          <w:sz w:val="22"/>
-          <w:szCs w:val="22"/>
           <w:rtl w:val="0"/>
           <w:lang w:val="en-US"/>
         </w:rPr>
-        <w:t>{% endfor %}</w:t>
+        <w:t xml:space="preserve">{%p if f.photo %}</w:t>
+      </w:r>
+    </w:p>
+    <w:p>
+      <w:pPr>
+        <w:pStyle w:val="Default"/>
+        <w:spacing w:before="0" w:line="240" w:lineRule="auto"/>
+        <w:jc w:val="center"/>
+        <w:rPr>
+          <w:rFonts w:ascii="Arial" w:cs="Arial" w:hAnsi="Arial" w:eastAsia="Arial"/>
+        </w:rPr>
+      </w:pPr>
+      <w:r>
+        <w:rPr>
+          <w:rFonts w:ascii="Arial" w:hAnsi="Arial"/>
+          <w:rtl w:val="0"/>
+          <w:lang w:val="en-US"/>
+        </w:rPr>
+        <w:t xml:space="preserve">{{ f.photo }}</w:t>
+      </w:r>
+    </w:p>
+    <w:p>
+      <w:pPr>
+        <w:pStyle w:val="Default"/>
+        <w:spacing w:before="0" w:line="240" w:lineRule="auto"/>
+        <w:rPr>
+          <w:rFonts w:ascii="Arial" w:cs="Arial" w:hAnsi="Arial" w:eastAsia="Arial"/>
+        </w:rPr>
+      </w:pPr>
+      <w:r>
+        <w:rPr>
+          <w:rFonts w:ascii="Arial" w:hAnsi="Arial"/>
+          <w:rtl w:val="0"/>
+          <w:lang w:val="en-US"/>
+        </w:rPr>
+        <w:t xml:space="preserve">{%p endif %}</w:t>
+      </w:r>
+    </w:p>
+    <w:p>
+      <w:pPr>
+        <w:pStyle w:val="Default"/>
+        <w:spacing w:before="0" w:line="240" w:lineRule="auto"/>
+        <w:rPr>
+          <w:rFonts w:ascii="Arial" w:cs="Arial" w:hAnsi="Arial" w:eastAsia="Arial"/>
+        </w:rPr>
+      </w:pPr>
+      <w:r>
+        <w:rPr>
+          <w:rFonts w:ascii="Arial" w:hAnsi="Arial"/>
+          <w:rtl w:val="0"/>
+          <w:lang w:val="en-US"/>
+        </w:rPr>
+        <w:t xml:space="preserve">{%p endfor %}</w:t>
       </w:r>
     </w:p>
     <w:p>
@@ -36753,19 +36401,15 @@
         <w:spacing w:before="0" w:line="240" w:lineRule="auto"/>
         <w:rPr>
           <w:rFonts w:ascii="Arial" w:cs="Arial" w:hAnsi="Arial" w:eastAsia="Arial"/>
-          <w:sz w:val="22"/>
-          <w:szCs w:val="22"/>
         </w:rPr>
       </w:pPr>
       <w:r>
         <w:rPr>
           <w:rFonts w:ascii="Arial" w:hAnsi="Arial"/>
-          <w:sz w:val="22"/>
-          <w:szCs w:val="22"/>
           <w:rtl w:val="0"/>
           <w:lang w:val="en-US"/>
         </w:rPr>
-        <w:t>{% for line in ftr_findings_list %}</w:t>
+        <w:t xml:space="preserve">{%p for f in ftr_findings_items %}</w:t>
       </w:r>
     </w:p>
     <w:p>
@@ -36774,19 +36418,15 @@
         <w:spacing w:before="0" w:line="240" w:lineRule="auto"/>
         <w:rPr>
           <w:rFonts w:ascii="Arial" w:cs="Arial" w:hAnsi="Arial" w:eastAsia="Arial"/>
-          <w:sz w:val="22"/>
-          <w:szCs w:val="22"/>
         </w:rPr>
       </w:pPr>
       <w:r>
         <w:rPr>
           <w:rFonts w:ascii="Arial" w:hAnsi="Arial"/>
-          <w:sz w:val="22"/>
-          <w:szCs w:val="22"/>
           <w:rtl w:val="0"/>
           <w:lang w:val="en-US"/>
         </w:rPr>
-        <w:t>{{ line }}</w:t>
+        <w:t xml:space="preserve">{{ f.text }}</w:t>
       </w:r>
     </w:p>
     <w:p>
@@ -36795,19 +36435,67 @@
         <w:spacing w:before="0" w:line="240" w:lineRule="auto"/>
         <w:rPr>
           <w:rFonts w:ascii="Arial" w:cs="Arial" w:hAnsi="Arial" w:eastAsia="Arial"/>
-          <w:sz w:val="22"/>
-          <w:szCs w:val="22"/>
         </w:rPr>
       </w:pPr>
       <w:r>
         <w:rPr>
           <w:rFonts w:ascii="Arial" w:hAnsi="Arial"/>
-          <w:sz w:val="22"/>
-          <w:szCs w:val="22"/>
           <w:rtl w:val="0"/>
           <w:lang w:val="en-US"/>
         </w:rPr>
-        <w:t>{% endfor %}</w:t>
+        <w:t xml:space="preserve">{%p if f.photo %}</w:t>
+      </w:r>
+    </w:p>
+    <w:p>
+      <w:pPr>
+        <w:pStyle w:val="Default"/>
+        <w:spacing w:before="0" w:line="240" w:lineRule="auto"/>
+        <w:jc w:val="center"/>
+        <w:rPr>
+          <w:rFonts w:ascii="Arial" w:cs="Arial" w:hAnsi="Arial" w:eastAsia="Arial"/>
+        </w:rPr>
+      </w:pPr>
+      <w:r>
+        <w:rPr>
+          <w:rFonts w:ascii="Arial" w:hAnsi="Arial"/>
+          <w:rtl w:val="0"/>
+          <w:lang w:val="en-US"/>
+        </w:rPr>
+        <w:t xml:space="preserve">{{ f.photo }}</w:t>
+      </w:r>
+    </w:p>
+    <w:p>
+      <w:pPr>
+        <w:pStyle w:val="Default"/>
+        <w:spacing w:before="0" w:line="240" w:lineRule="auto"/>
+        <w:rPr>
+          <w:rFonts w:ascii="Arial" w:cs="Arial" w:hAnsi="Arial" w:eastAsia="Arial"/>
+        </w:rPr>
+      </w:pPr>
+      <w:r>
+        <w:rPr>
+          <w:rFonts w:ascii="Arial" w:hAnsi="Arial"/>
+          <w:rtl w:val="0"/>
+          <w:lang w:val="en-US"/>
+        </w:rPr>
+        <w:t xml:space="preserve">{%p endif %}</w:t>
+      </w:r>
+    </w:p>
+    <w:p>
+      <w:pPr>
+        <w:pStyle w:val="Default"/>
+        <w:spacing w:before="0" w:line="240" w:lineRule="auto"/>
+        <w:rPr>
+          <w:rFonts w:ascii="Arial" w:cs="Arial" w:hAnsi="Arial" w:eastAsia="Arial"/>
+        </w:rPr>
+      </w:pPr>
+      <w:r>
+        <w:rPr>
+          <w:rFonts w:ascii="Arial" w:hAnsi="Arial"/>
+          <w:rtl w:val="0"/>
+          <w:lang w:val="en-US"/>
+        </w:rPr>
+        <w:t xml:space="preserve">{%p endfor %}</w:t>
       </w:r>
     </w:p>
     <w:p>
